--- a/plantillas_maestras/01_seguro_vehicular/clausula_abusiva/2_o_mas_ddos_varios/varon/TPL_0798_2026_SEGURO_VEHICULAR_CLAUSULA_ABUSIVA_ASEGURADORA_VARON_R2.docx
+++ b/plantillas_maestras/01_seguro_vehicular/clausula_abusiva/2_o_mas_ddos_varios/varon/TPL_0798_2026_SEGURO_VEHICULAR_CLAUSULA_ABUSIVA_ASEGURADORA_VARON_R2.docx
@@ -256,7 +256,7 @@
           <w14:ligatures w14:val="none"/>
         </w:rPr>
         <w:tab/>
-        <w:t xml:space="preserve">:       </w:t>
+        <w:t xml:space="preserve">: </w:t>
       </w:r>
       <w:r>
         <w:rPr>
@@ -654,7 +654,7 @@
           <w:lang w:val="es-ES" w:eastAsia="es-ES"/>
           <w14:ligatures w14:val="none"/>
         </w:rPr>
-        <w:t>enunció a Rímac por presuntas infracciones a la Ley N°29571, Código de Protección y Defensa del Consumidor (en adelante, Código)</w:t>
+        <w:t>enunció a Rímac por presuntas infracciones a la Ley 29571, Código de Protección y Defensa del Consumidor (en adelante, Código)</w:t>
       </w:r>
       <w:r>
         <w:rPr>
@@ -761,7 +761,7 @@
           <w:lang w:eastAsia="es-ES"/>
           <w14:ligatures w14:val="none"/>
         </w:rPr>
-        <w:t xml:space="preserve">el Seguro vehicular todo riesgo – Póliza N°2101-952890 (en adelante, Seguro vehicular), </w:t>
+        <w:t xml:space="preserve">el Seguro vehicular todo riesgo – Póliza 2101-952890 (en adelante, Seguro vehicular), </w:t>
       </w:r>
       <w:r>
         <w:rPr>
@@ -791,7 +791,7 @@
           <w:lang w:eastAsia="es-ES"/>
           <w14:ligatures w14:val="none"/>
         </w:rPr>
-        <w:t>vehículo con Placa de Rodaje N°CPK019</w:t>
+        <w:t>vehículo con Placa de Rodaje CPK019</w:t>
       </w:r>
       <w:r>
         <w:rPr>
@@ -1195,7 +1195,7 @@
           <w:lang w:eastAsia="es-ES"/>
           <w14:ligatures w14:val="none"/>
         </w:rPr>
-        <w:t xml:space="preserve">, se formalizó la aceptación de la denuncia policial en la Comisaría de La Victoria, con N° de orden 34446205, diligencia en la cual estuvieron presentes la procuradora y un supervisor de </w:t>
+        <w:t xml:space="preserve">, se formalizó la aceptación de la denuncia policial en la Comisaría de La Victoria, con número de orden 34446205, diligencia en la cual estuvieron presentes la procuradora y un supervisor de </w:t>
       </w:r>
       <w:r>
         <w:rPr>
@@ -1332,7 +1332,7 @@
           <w:lang w:eastAsia="es-ES"/>
           <w14:ligatures w14:val="none"/>
         </w:rPr>
-        <w:t>, a las 18:23, se sometió al Dosaje Etílico N°0011-074541, cuyo resultado fue 0,00 g/l.</w:t>
+        <w:t>, a las 18:23, se sometió al Dosaje Etílico 0011-074541, cuyo resultado fue 0,00 g/l.</w:t>
       </w:r>
     </w:p>
     <w:p>
@@ -1411,7 +1411,7 @@
           <w:lang w:eastAsia="es-ES"/>
           <w14:ligatures w14:val="none"/>
         </w:rPr>
-        <w:t xml:space="preserve">S.A., emitió el Presupuesto N°465756 dirigido a </w:t>
+        <w:t xml:space="preserve">S.A., emitió el Presupuesto 465756 dirigido a </w:t>
       </w:r>
       <w:r>
         <w:rPr>
@@ -1628,7 +1628,7 @@
           <w:lang w:eastAsia="es-ES"/>
           <w14:ligatures w14:val="none"/>
         </w:rPr>
-        <w:t xml:space="preserve"> realizado fuera del plazo de cuatro (4) horas establecido en el artículo 7°, literales B y C del Condicionado VEG001 del Seguro Vehicular</w:t>
+        <w:t xml:space="preserve"> realizado fuera del plazo de cuatro (4) horas establecido en el artículo 7, literales B y C del Condicionado VEG001 del Seguro Vehicular</w:t>
       </w:r>
       <w:r>
         <w:rPr>
@@ -1736,7 +1736,7 @@
           <w:lang w:eastAsia="es-ES"/>
           <w14:ligatures w14:val="none"/>
         </w:rPr>
-        <w:t>remitió la carta de respuesta al reclamo N°26-SBS021815, mediante la cual declaró infundado el</w:t>
+        <w:t>remitió la carta de respuesta al reclamo 26-SBS021815, mediante la cual declaró infundado el</w:t>
       </w:r>
       <w:r>
         <w:rPr>
@@ -2215,7 +2215,7 @@
           <w:lang w:val="es-ES" w:eastAsia="es-ES"/>
           <w14:ligatures w14:val="none"/>
         </w:rPr>
-        <w:t>La Secretaría Técnica de la Comisión de Protección al Consumidor N°1 (en adelante, la Secretaría</w:t>
+        <w:t>La Secretaría Técnica de la Comisión de Protección al Consumidor 1 (en adelante, la Secretaría</w:t>
       </w:r>
       <w:r>
         <w:rPr>
@@ -2317,7 +2317,7 @@
           <w:lang w:val="es-ES" w:eastAsia="es-ES"/>
           <w14:ligatures w14:val="none"/>
         </w:rPr>
-        <w:t>Póliza N°2008953935 del Seguro vehicular</w:t>
+        <w:t>Póliza 2008953935 del Seguro vehicular</w:t>
       </w:r>
       <w:r>
         <w:rPr>
@@ -2363,7 +2363,7 @@
           <w:lang w:eastAsia="es-PE"/>
           <w14:ligatures w14:val="none"/>
         </w:rPr>
-        <w:t>°</w:t>
+        <w:t/>
       </w:r>
       <w:r>
         <w:rPr>
@@ -2381,7 +2381,7 @@
           <w:lang w:eastAsia="es-PE"/>
           <w14:ligatures w14:val="none"/>
         </w:rPr>
-        <w:t>°</w:t>
+        <w:t/>
       </w:r>
       <w:r>
         <w:rPr>
@@ -2472,15 +2472,15 @@
           <w:lang w:eastAsia="es-PE"/>
           <w14:ligatures w14:val="none"/>
         </w:rPr>
-        <w:t>habría brindado una respuesta inadecuada al reclamo N°26-SBS021815 presentado por el denunciante</w:t>
-      </w:r>
-      <w:r>
-        <w:rPr>
-          <w:rFonts w:ascii="Arial Narrow" w:eastAsia="Arial Narrow" w:hAnsi="Arial Narrow" w:cs="Arial"/>
-          <w:kern w:val="0"/>
-          <w14:ligatures w14:val="none"/>
-        </w:rPr>
-        <w:t>. Por consiguiente, corresponde calificar el hecho materia de denuncia como una presunta infracción al numeral 88.1° del artículo 88° del Código</w:t>
+        <w:t>habría brindado una respuesta inadecuada al reclamo 26-SBS021815 presentado por el denunciante</w:t>
+      </w:r>
+      <w:r>
+        <w:rPr>
+          <w:rFonts w:ascii="Arial Narrow" w:eastAsia="Arial Narrow" w:hAnsi="Arial Narrow" w:cs="Arial"/>
+          <w:kern w:val="0"/>
+          <w14:ligatures w14:val="none"/>
+        </w:rPr>
+        <w:t>. Por consiguiente, corresponde calificar el hecho materia de denuncia como una presunta infracción al numeral 88.1 del artículo 88 del Código</w:t>
       </w:r>
       <w:bookmarkEnd w:id="11"/>
       <w:r>
@@ -2570,7 +2570,7 @@
           <w:lang w:eastAsia="es-PE"/>
           <w14:ligatures w14:val="none"/>
         </w:rPr>
-        <w:t>la compañía aseguradora habría incluido una cláusula establecida en el artículo 7°, literales B y C del Condicionado VEG001 en la Póliza N°2008953935 del Seguro vehicular que exige que la denuncia policial y el dosaje etílico deben realizarse dentro del plazo de cuatro (4) horas de ocurrido un siniestro</w:t>
+        <w:t>la compañía aseguradora habría incluido una cláusula establecida en el artículo 7, literales B y C del Condicionado VEG001 en la Póliza 2008953935 del Seguro vehicular que exige que la denuncia policial y el dosaje etílico deben realizarse dentro del plazo de cuatro (4) horas de ocurrido un siniestro</w:t>
       </w:r>
       <w:r>
         <w:rPr>
@@ -2874,7 +2874,7 @@
           <w:lang w:val="es-ES" w:eastAsia="es-ES"/>
           <w14:ligatures w14:val="none"/>
         </w:rPr>
-        <w:t>Póliza N°2101-952890 del Seguro vehicular</w:t>
+        <w:t>Póliza 2101-952890 del Seguro vehicular</w:t>
       </w:r>
       <w:r>
         <w:rPr>
@@ -3091,7 +3091,7 @@
           <w:lang w:eastAsia="es-PE"/>
           <w14:ligatures w14:val="none"/>
         </w:rPr>
-        <w:t xml:space="preserve">RESOLUCIÓN DE LA SECRETARÍA TÉCNICA  </w:t>
+        <w:t xml:space="preserve">RESOLUCIÓN DE LA SECRETARÍA TÉCNICA </w:t>
       </w:r>
     </w:p>
     <w:p>
@@ -3273,7 +3273,7 @@
           <w:lang w:eastAsia="es-PE"/>
           <w14:ligatures w14:val="none"/>
         </w:rPr>
-        <w:t xml:space="preserve"> infracción a los artículos 18° y 19°</w:t>
+        <w:t xml:space="preserve"> infracción a los artículos 18 y 19</w:t>
       </w:r>
       <w:r>
         <w:rPr>
@@ -3302,7 +3302,7 @@
           <w:lang w:eastAsia="es-PE"/>
           <w14:ligatures w14:val="none"/>
         </w:rPr>
-        <w:t xml:space="preserve"> N°</w:t>
+        <w:t xml:space="preserve"> </w:t>
       </w:r>
       <w:r>
         <w:rPr>
@@ -3362,7 +3362,7 @@
           <w:lang w:val="es-ES" w:eastAsia="es-ES"/>
           <w14:ligatures w14:val="none"/>
         </w:rPr>
-        <w:t>Póliza N°2008953935 del Seguro vehicular</w:t>
+        <w:t>Póliza 2008953935 del Seguro vehicular</w:t>
       </w:r>
       <w:r>
         <w:rPr>
@@ -3469,7 +3469,7 @@
           <w:lang w:eastAsia="es-PE"/>
           <w14:ligatures w14:val="none"/>
         </w:rPr>
-        <w:t xml:space="preserve">infracción al numeral 88.1° del artículo 88° de la Ley N° 29571, Código de Protección y Defensa del Consumidor, en tanto </w:t>
+        <w:t xml:space="preserve">infracción al numeral 88.1 del artículo 88 de la Ley 29571, Código de Protección y Defensa del Consumidor, en tanto </w:t>
       </w:r>
       <w:r>
         <w:rPr>
@@ -3499,7 +3499,7 @@
           <w:lang w:eastAsia="es-PE"/>
           <w14:ligatures w14:val="none"/>
         </w:rPr>
-        <w:t xml:space="preserve">reclamo N°26-SBS021815 </w:t>
+        <w:t xml:space="preserve">reclamo 26-SBS021815 </w:t>
       </w:r>
       <w:r>
         <w:rPr>
@@ -3551,7 +3551,7 @@
         <w:rPr>
           <w:rFonts w:ascii="Arial Narrow" w:eastAsia="Arial Narrow" w:hAnsi="Arial Narrow" w:cs="Arial Narrow"/>
         </w:rPr>
-        <w:t xml:space="preserve">Presunta infracción al literal a) del artículo 50° y al artículo 49° de la Ley N° 29571, Código de Protección y Defensa del Consumidor, en tanto </w:t>
+        <w:t xml:space="preserve">Presunta infracción al literal a) del artículo 50 y al artículo 49 de la Ley 29571, Código de Protección y Defensa del Consumidor, en tanto </w:t>
       </w:r>
       <w:r>
         <w:rPr>
@@ -3561,7 +3561,7 @@
           <w:lang w:eastAsia="es-PE"/>
           <w14:ligatures w14:val="none"/>
         </w:rPr>
-        <w:t xml:space="preserve">la compañía aseguradora habría incluido una cláusula establecida en el artículo 7°, literales B y C del Condicionado VEG001 en la Póliza N°2008953935 del Seguro vehicular que exige que la denuncia policial y el dosaje etílico deben realizarse dentro del plazo de cuatro (4) horas de ocurrido un siniestro, cuya </w:t>
+        <w:t xml:space="preserve">la compañía aseguradora habría incluido una cláusula establecida en el artículo 7, literales B y C del Condicionado VEG001 en la Póliza 2008953935 del Seguro vehicular que exige que la denuncia policial y el dosaje etílico deben realizarse dentro del plazo de cuatro (4) horas de ocurrido un siniestro, cuya </w:t>
       </w:r>
       <w:r>
         <w:rPr>
@@ -3878,7 +3878,7 @@
           <w:lang w:eastAsia="es-PE"/>
           <w14:ligatures w14:val="none"/>
         </w:rPr>
-        <w:t>°</w:t>
+        <w:t/>
       </w:r>
       <w:r>
         <w:rPr>
@@ -3983,7 +3983,7 @@
           <w:lang w:eastAsia="es-PE"/>
           <w14:ligatures w14:val="none"/>
         </w:rPr>
-        <w:t>°</w:t>
+        <w:t/>
       </w:r>
       <w:r>
         <w:rPr>
@@ -4147,7 +4147,7 @@
           <w:lang w:eastAsia="es-PE"/>
           <w14:ligatures w14:val="none"/>
         </w:rPr>
-        <w:t>°</w:t>
+        <w:t/>
       </w:r>
       <w:r>
         <w:rPr>
@@ -4279,7 +4279,7 @@
           <w:lang w:val="es-ES" w:eastAsia="es-ES"/>
           <w14:ligatures w14:val="none"/>
         </w:rPr>
-        <w:t>(i) presentar una copia completa, legible y debidamente suscrita de la Póliza N°2101-952890 del Seguro vehicular, así como el cargo de remisión de la póliza; (</w:t>
+        <w:t>(i) presentar una copia completa, legible y debidamente suscrita de la Póliza 2101-952890 del Seguro vehicular, así como el cargo de remisión de la póliza; (</w:t>
       </w:r>
       <w:proofErr w:type="spellStart"/>
       <w:r>
@@ -4914,7 +4914,7 @@
           <w:lang w:eastAsia="es-PE"/>
           <w14:ligatures w14:val="none"/>
         </w:rPr>
-        <w:t>°</w:t>
+        <w:t/>
       </w:r>
       <w:r>
         <w:rPr>
@@ -4934,7 +4934,7 @@
           <w:lang w:eastAsia="es-PE"/>
           <w14:ligatures w14:val="none"/>
         </w:rPr>
-        <w:t xml:space="preserve">N° </w:t>
+        <w:t xml:space="preserve"/>
       </w:r>
       <w:r>
         <w:rPr>
@@ -4975,7 +4975,7 @@
           <w:lang w:eastAsia="es-PE"/>
           <w14:ligatures w14:val="none"/>
         </w:rPr>
-        <w:t>°</w:t>
+        <w:t/>
       </w:r>
       <w:r>
         <w:rPr>
@@ -4995,7 +4995,7 @@
           <w:lang w:eastAsia="es-PE"/>
           <w14:ligatures w14:val="none"/>
         </w:rPr>
-        <w:t>°</w:t>
+        <w:t/>
       </w:r>
       <w:r>
         <w:rPr>
@@ -5015,7 +5015,7 @@
           <w:lang w:eastAsia="es-PE"/>
           <w14:ligatures w14:val="none"/>
         </w:rPr>
-        <w:t>°</w:t>
+        <w:t/>
       </w:r>
       <w:r>
         <w:rPr>
@@ -5078,7 +5078,7 @@
           <w:lang w:eastAsia="es-PE"/>
           <w14:ligatures w14:val="none"/>
         </w:rPr>
-        <w:t>°</w:t>
+        <w:t/>
       </w:r>
       <w:r>
         <w:rPr>
@@ -5180,7 +5180,7 @@
           <w:lang w:eastAsia="es-PE"/>
           <w14:ligatures w14:val="none"/>
         </w:rPr>
-        <w:t>°</w:t>
+        <w:t/>
       </w:r>
       <w:r>
         <w:rPr>
@@ -5273,7 +5273,7 @@
           <w:lang w:eastAsia="es-PE"/>
           <w14:ligatures w14:val="none"/>
         </w:rPr>
-        <w:t>°</w:t>
+        <w:t/>
       </w:r>
       <w:r>
         <w:rPr>
@@ -5281,7 +5281,7 @@
           <w:kern w:val="0"/>
           <w14:ligatures w14:val="none"/>
         </w:rPr>
-        <w:t xml:space="preserve"> del Decreto Legislativo N° 807</w:t>
+        <w:t xml:space="preserve"> del Decreto Legislativo 807</w:t>
       </w:r>
       <w:r>
         <w:rPr>
@@ -5502,7 +5502,7 @@
           <w:lang w:eastAsia="es-PE"/>
           <w14:ligatures w14:val="none"/>
         </w:rPr>
-        <w:t>°</w:t>
+        <w:t/>
       </w:r>
       <w:r>
         <w:rPr>
@@ -5519,7 +5519,7 @@
           <w:lang w:eastAsia="es-PE"/>
           <w14:ligatures w14:val="none"/>
         </w:rPr>
-        <w:t>°</w:t>
+        <w:t/>
       </w:r>
       <w:r>
         <w:rPr>
@@ -5666,7 +5666,7 @@
           <w:color w:val="000000"/>
           <w:lang w:eastAsia="es-PE"/>
         </w:rPr>
-        <w:t>Comisión de Protección al Consumidor N°1</w:t>
+        <w:t>Comisión de Protección al Consumidor 1</w:t>
       </w:r>
     </w:p>
     <w:p>
@@ -5950,7 +5950,7 @@
           <w:sz w:val="15"/>
           <w:szCs w:val="15"/>
         </w:rPr>
-        <w:t xml:space="preserve">  </w:t>
+        <w:t xml:space="preserve"> </w:t>
       </w:r>
       <w:r>
         <w:rPr>
@@ -5968,7 +5968,7 @@
           <w:sz w:val="15"/>
           <w:szCs w:val="15"/>
         </w:rPr>
-        <w:t xml:space="preserve">LEY N° 29571, CÓDIGO DE PROTECCIÓN Y DEFENSA DEL CONSUMIDOR, publicado el 2 de setiembre de 2010 y modificado por Decreto Legislativo N° 1308 </w:t>
+        <w:t xml:space="preserve">LEY 29571, CÓDIGO DE PROTECCIÓN Y DEFENSA DEL CONSUMIDOR, publicado el 2 de setiembre de 2010 y modificado por Decreto Legislativo 1308 </w:t>
       </w:r>
     </w:p>
     <w:p>
@@ -6020,7 +6020,7 @@
           <w:szCs w:val="15"/>
         </w:rPr>
         <w:tab/>
-        <w:t xml:space="preserve">El Instituto Nacional de Defensa de la Competencia y de la Protección de la Propiedad Intelectual (Indecopi) es la autoridad con competencia primaria y de alcance nacional para conocer las presuntas infracciones a las disposiciones contenidas en el presente Código, así como para imponer las sanciones y medidas correctivas establecidas en el presente capítulo, conforme al Decreto Legislativo N° 1033, Ley de Organización y Funciones del Indecopi. Dicha competencia solo puede ser negada cuando ella haya sido asignada o se asigne a favor de otro organismo por norma expresa con rango de ley. </w:t>
+        <w:t xml:space="preserve">El Instituto Nacional de Defensa de la Competencia y de la Protección de la Propiedad Intelectual (Indecopi) es la autoridad con competencia primaria y de alcance nacional para conocer las presuntas infracciones a las disposiciones contenidas en el presente Código, así como para imponer las sanciones y medidas correctivas establecidas en el presente capítulo, conforme al Decreto Legislativo 1033, Ley de Organización y Funciones del Indecopi. Dicha competencia solo puede ser negada cuando ella haya sido asignada o se asigne a favor de otro organismo por norma expresa con rango de ley. </w:t>
       </w:r>
     </w:p>
     <w:p>
@@ -6094,7 +6094,7 @@
           <w:sz w:val="15"/>
           <w:szCs w:val="15"/>
         </w:rPr>
-        <w:t xml:space="preserve">LEY DE ORGANIZACIÓN Y FUNCIONES DEL INDECOPI, APROBADA POR DECRETO LEGISLATIVO N° 1033 </w:t>
+        <w:t xml:space="preserve">LEY DE ORGANIZACIÓN Y FUNCIONES DEL INDECOPI, APROBADA POR DECRETO LEGISLATIVO 1033 </w:t>
       </w:r>
     </w:p>
     <w:p>
@@ -6203,7 +6203,7 @@
           <w:sz w:val="15"/>
           <w:szCs w:val="15"/>
         </w:rPr>
-        <w:t xml:space="preserve">           </w:t>
+        <w:t xml:space="preserve"> </w:t>
       </w:r>
       <w:r>
         <w:rPr>
@@ -6221,7 +6221,7 @@
           <w:sz w:val="15"/>
           <w:szCs w:val="15"/>
         </w:rPr>
-        <w:t xml:space="preserve">LEY N° 29571, CÓDIGO DE PROTECCIÓN Y DEFENSA DEL CONSUMIDOR, publicado el 2 de setiembre de 2010 y modificado por Decreto Legislativo N° 1308   </w:t>
+        <w:t xml:space="preserve">LEY 29571, CÓDIGO DE PROTECCIÓN Y DEFENSA DEL CONSUMIDOR, publicado el 2 de setiembre de 2010 y modificado por Decreto Legislativo 1308 </w:t>
       </w:r>
     </w:p>
     <w:p>
@@ -6245,7 +6245,7 @@
           <w:sz w:val="15"/>
           <w:szCs w:val="15"/>
         </w:rPr>
-        <w:t xml:space="preserve">Artículo 18.- Idoneidad   </w:t>
+        <w:t xml:space="preserve">Artículo 18.- Idoneidad </w:t>
       </w:r>
     </w:p>
     <w:p>
@@ -6265,7 +6265,7 @@
           <w:sz w:val="15"/>
           <w:szCs w:val="15"/>
         </w:rPr>
-        <w:t xml:space="preserve">Se entiende por idoneidad la correspondencia entre lo que un consumidor espera y lo que efectivamente recibe, en función a lo que se le hubiera ofrecido, la publicidad e información transmitida, las condiciones y circunstancias de la transacción, las características y naturaleza del producto o servicio, el precio, entre otros factores, atendiendo a las circunstancias del caso.    </w:t>
+        <w:t xml:space="preserve">Se entiende por idoneidad la correspondencia entre lo que un consumidor espera y lo que efectivamente recibe, en función a lo que se le hubiera ofrecido, la publicidad e información transmitida, las condiciones y circunstancias de la transacción, las características y naturaleza del producto o servicio, el precio, entre otros factores, atendiendo a las circunstancias del caso. </w:t>
       </w:r>
     </w:p>
     <w:p>
@@ -6404,7 +6404,7 @@
           <w:sz w:val="15"/>
           <w:szCs w:val="15"/>
         </w:rPr>
-        <w:t xml:space="preserve">LEY N° 29571, CÓDIGO DE PROTECCIÓN Y DEFENSA DEL CONSUMIDOR, publicado el 2 de setiembre de 2010 y modificado por Decreto Legislativo N° 1308 </w:t>
+        <w:t xml:space="preserve">LEY 29571, CÓDIGO DE PROTECCIÓN Y DEFENSA DEL CONSUMIDOR, publicado el 2 de setiembre de 2010 y modificado por Decreto Legislativo 1308 </w:t>
       </w:r>
     </w:p>
     <w:p>
@@ -6504,7 +6504,7 @@
           <w:sz w:val="15"/>
           <w:szCs w:val="15"/>
         </w:rPr>
-        <w:t xml:space="preserve">           </w:t>
+        <w:t xml:space="preserve"> </w:t>
       </w:r>
       <w:r>
         <w:rPr>
@@ -6522,7 +6522,7 @@
           <w:sz w:val="15"/>
           <w:szCs w:val="15"/>
         </w:rPr>
-        <w:t xml:space="preserve">LEY N° 29571, CÓDIGO DE PROTECCIÓN Y DEFENSA DEL CONSUMIDOR, publicado el 2 de setiembre de 2010 y modificado por Decreto Legislativo N° 1308   </w:t>
+        <w:t xml:space="preserve">LEY 29571, CÓDIGO DE PROTECCIÓN Y DEFENSA DEL CONSUMIDOR, publicado el 2 de setiembre de 2010 y modificado por Decreto Legislativo 1308 </w:t>
       </w:r>
     </w:p>
     <w:p>
@@ -6546,7 +6546,7 @@
           <w:sz w:val="15"/>
           <w:szCs w:val="15"/>
         </w:rPr>
-        <w:t xml:space="preserve">Artículo 50.- Cláusulas abusivas de ineficacia absoluta        </w:t>
+        <w:t xml:space="preserve">Artículo 50.- Cláusulas abusivas de ineficacia absoluta </w:t>
       </w:r>
     </w:p>
     <w:p>
@@ -6566,7 +6566,7 @@
           <w:sz w:val="15"/>
           <w:szCs w:val="15"/>
         </w:rPr>
-        <w:t xml:space="preserve">Son cláusulas abusivas de ineficacia absoluta las siguientes:       </w:t>
+        <w:t xml:space="preserve">Son cláusulas abusivas de ineficacia absoluta las siguientes: </w:t>
       </w:r>
     </w:p>
     <w:p>
@@ -6651,7 +6651,7 @@
           <w:sz w:val="15"/>
           <w:szCs w:val="15"/>
         </w:rPr>
-        <w:t xml:space="preserve">  </w:t>
+        <w:t xml:space="preserve"> </w:t>
       </w:r>
       <w:r>
         <w:rPr>
@@ -6669,7 +6669,7 @@
           <w:sz w:val="15"/>
           <w:szCs w:val="15"/>
         </w:rPr>
-        <w:t>LEY SOBRE FACULTADES, NORMAS Y ORGANIZACIÓN DEL INDECOPI, APROBADA POR DECRETO LEGISLATIVO N° 807 Artículo 24.-</w:t>
+        <w:t>LEY SOBRE FACULTADES, NORMAS Y ORGANIZACIÓN DEL INDECOPI, APROBADA POR DECRETO LEGISLATIVO 807 Artículo 24.-</w:t>
       </w:r>
       <w:r>
         <w:rPr>
@@ -6836,7 +6836,7 @@
           <w:sz w:val="15"/>
           <w:szCs w:val="15"/>
         </w:rPr>
-        <w:t>Nº</w:t>
+        <w:t/>
       </w:r>
       <w:proofErr w:type="spellEnd"/>
       <w:r>
@@ -6942,7 +6942,7 @@
           <w:sz w:val="15"/>
           <w:szCs w:val="15"/>
         </w:rPr>
-        <w:t>publicado el 2 de setiembre de 2010 y modificado por Decreto Legislativo N° 1308</w:t>
+        <w:t>publicado el 2 de setiembre de 2010 y modificado por Decreto Legislativo 1308</w:t>
       </w:r>
     </w:p>
     <w:p>
@@ -7190,7 +7190,7 @@
           <w:sz w:val="15"/>
           <w:szCs w:val="15"/>
         </w:rPr>
-        <w:t xml:space="preserve">  </w:t>
+        <w:t xml:space="preserve"> </w:t>
       </w:r>
       <w:r>
         <w:rPr>
@@ -7208,7 +7208,7 @@
           <w:sz w:val="15"/>
           <w:szCs w:val="15"/>
         </w:rPr>
-        <w:t>TEXTO ÚNICO ORDENADO DE LA LEY N° 27444, LEY DEL PROCEDIMIENTO ADMINISTRATIVO GENERAL, APROBADO POR Decreto Supremo 006-2026-JUS</w:t>
+        <w:t>TEXTO ÚNICO ORDENADO DE LA LEY 27444, LEY DEL PROCEDIMIENTO ADMINISTRATIVO GENERAL, APROBADO POR Decreto Supremo 006-2026-JUS</w:t>
       </w:r>
     </w:p>
     <w:p>
@@ -7394,7 +7394,7 @@
           <w:sz w:val="15"/>
           <w:szCs w:val="15"/>
         </w:rPr>
-        <w:t>TEXTO ÚNICO ORDENADO DEL CÓDIGO PROCESAL CIVIL, APROBADO POR RESOLUCIÓN MINISTERIAL N° 010-93-JUS</w:t>
+        <w:t>TEXTO ÚNICO ORDENADO DEL CÓDIGO PROCESAL CIVIL, APROBADO POR RESOLUCIÓN MINISTERIAL 010-93-JUS</w:t>
       </w:r>
     </w:p>
     <w:p>
@@ -7595,7 +7595,7 @@
           <w:szCs w:val="15"/>
           <w:vertAlign w:val="superscript"/>
         </w:rPr>
-        <w:t xml:space="preserve">  </w:t>
+        <w:t xml:space="preserve"> </w:t>
       </w:r>
       <w:r>
         <w:rPr>
@@ -7603,7 +7603,7 @@
           <w:sz w:val="15"/>
           <w:szCs w:val="15"/>
         </w:rPr>
-        <w:t xml:space="preserve">     </w:t>
+        <w:t xml:space="preserve"> </w:t>
       </w:r>
       <w:r>
         <w:rPr>
@@ -7639,7 +7639,7 @@
           <w:sz w:val="15"/>
           <w:szCs w:val="15"/>
         </w:rPr>
-        <w:t>publicado el 2 de setiembre de 2010 y modificado por Decreto Legislativo N° 1308</w:t>
+        <w:t>publicado el 2 de setiembre de 2010 y modificado por Decreto Legislativo 1308</w:t>
       </w:r>
     </w:p>
     <w:p>
@@ -7682,7 +7682,7 @@
           <w:sz w:val="15"/>
           <w:szCs w:val="15"/>
         </w:rPr>
-        <w:t>El órgano resolutivo puede sancionar las infracciones administrativas a que se refiere el artículo 108º con amonestación y multas de hasta cuatrocientos cincuenta (450) Unidades Impositivas Tributarias (UIT), las cuales son calificadas de la siguiente manera:</w:t>
+        <w:t>El órgano resolutivo puede sancionar las infracciones administrativas a que se refiere el artículo 108 con amonestación y multas de hasta cuatrocientos cincuenta (450) Unidades Impositivas Tributarias (UIT), las cuales son calificadas de la siguiente manera:</w:t>
       </w:r>
     </w:p>
     <w:p>
@@ -7805,7 +7805,7 @@
           <w:sz w:val="15"/>
           <w:szCs w:val="15"/>
         </w:rPr>
-        <w:t xml:space="preserve">        </w:t>
+        <w:t xml:space="preserve"> </w:t>
       </w:r>
       <w:r>
         <w:rPr>
@@ -8622,7 +8622,7 @@
           <w:sz w:val="15"/>
           <w:szCs w:val="15"/>
         </w:rPr>
-        <w:t xml:space="preserve">         </w:t>
+        <w:t xml:space="preserve"> </w:t>
       </w:r>
       <w:r>
         <w:rPr>
@@ -8658,7 +8658,7 @@
           <w:sz w:val="15"/>
           <w:szCs w:val="15"/>
         </w:rPr>
-        <w:t>publicado el 2 de setiembre de 2010 y modificado por Decreto Legislativo N° 1308</w:t>
+        <w:t>publicado el 2 de setiembre de 2010 y modificado por Decreto Legislativo 1308</w:t>
       </w:r>
     </w:p>
     <w:p>
@@ -8866,7 +8866,7 @@
           <w:sz w:val="15"/>
           <w:szCs w:val="15"/>
         </w:rPr>
-        <w:t>Nº</w:t>
+        <w:t/>
       </w:r>
       <w:proofErr w:type="spellEnd"/>
       <w:r>
@@ -9332,7 +9332,7 @@
               <w:sz w:val="16"/>
               <w:szCs w:val="16"/>
             </w:rPr>
-            <w:t xml:space="preserve">CNICA DE LA    </w:t>
+            <w:t xml:space="preserve">CNICA DE LA </w:t>
           </w:r>
         </w:p>
         <w:p>

--- a/plantillas_maestras/01_seguro_vehicular/clausula_abusiva/2_o_mas_ddos_varios/varon/TPL_0798_2026_SEGURO_VEHICULAR_CLAUSULA_ABUSIVA_ASEGURADORA_VARON_R2.docx
+++ b/plantillas_maestras/01_seguro_vehicular/clausula_abusiva/2_o_mas_ddos_varios/varon/TPL_0798_2026_SEGURO_VEHICULAR_CLAUSULA_ABUSIVA_ASEGURADORA_VARON_R2.docx
@@ -93,7 +93,7 @@
           <w:lang w:eastAsia="es-PE"/>
           <w14:ligatures w14:val="none"/>
         </w:rPr>
-        <w:t>DENUNCIANTE</w:t>
+        <w:t xml:space="preserve">DENUNCIANTE:[DENUNCIANTE] (SEÑOR [APELLIDO])</w:t>
       </w:r>
       <w:r>
         <w:rPr>
@@ -105,7 +105,7 @@
           <w14:ligatures w14:val="none"/>
         </w:rPr>
         <w:tab/>
-        <w:t>:</w:t>
+        <w:t/>
       </w:r>
       <w:r>
         <w:rPr>
@@ -127,40 +127,40 @@
           <w:lang w:eastAsia="es-PE"/>
           <w14:ligatures w14:val="none"/>
         </w:rPr>
-        <w:t xml:space="preserve">CÉSAR ALBERTO ALCÁNTARA VILLAVICENCIO </w:t>
-      </w:r>
-      <w:r>
-        <w:rPr>
-          <w:rFonts w:ascii="Arial Narrow" w:eastAsia="Arial Narrow" w:hAnsi="Arial Narrow" w:cs="Arial Narrow"/>
-          <w:b/>
-          <w:color w:val="000000"/>
-          <w:kern w:val="0"/>
-          <w:lang w:eastAsia="es-PE"/>
-          <w14:ligatures w14:val="none"/>
-        </w:rPr>
-        <w:t xml:space="preserve">(SEÑOR </w:t>
-      </w:r>
-      <w:r>
-        <w:rPr>
-          <w:rFonts w:ascii="Arial Narrow" w:eastAsia="Arial Narrow" w:hAnsi="Arial Narrow" w:cs="Arial Narrow"/>
-          <w:b/>
-          <w:color w:val="000000"/>
-          <w:kern w:val="0"/>
-          <w:lang w:eastAsia="es-PE"/>
-          <w14:ligatures w14:val="none"/>
-        </w:rPr>
-        <w:t>ALCÁNTARA</w:t>
-      </w:r>
-      <w:r>
-        <w:rPr>
-          <w:rFonts w:ascii="Arial Narrow" w:eastAsia="Arial Narrow" w:hAnsi="Arial Narrow" w:cs="Arial Narrow"/>
-          <w:b/>
-          <w:color w:val="000000"/>
-          <w:kern w:val="0"/>
-          <w:lang w:eastAsia="es-PE"/>
-          <w14:ligatures w14:val="none"/>
-        </w:rPr>
-        <w:t>)</w:t>
+        <w:t xml:space="preserve"/>
+      </w:r>
+      <w:r>
+        <w:rPr>
+          <w:rFonts w:ascii="Arial Narrow" w:eastAsia="Arial Narrow" w:hAnsi="Arial Narrow" w:cs="Arial Narrow"/>
+          <w:b/>
+          <w:color w:val="000000"/>
+          <w:kern w:val="0"/>
+          <w:lang w:eastAsia="es-PE"/>
+          <w14:ligatures w14:val="none"/>
+        </w:rPr>
+        <w:t xml:space="preserve"/>
+      </w:r>
+      <w:r>
+        <w:rPr>
+          <w:rFonts w:ascii="Arial Narrow" w:eastAsia="Arial Narrow" w:hAnsi="Arial Narrow" w:cs="Arial Narrow"/>
+          <w:b/>
+          <w:color w:val="000000"/>
+          <w:kern w:val="0"/>
+          <w:lang w:eastAsia="es-PE"/>
+          <w14:ligatures w14:val="none"/>
+        </w:rPr>
+        <w:t/>
+      </w:r>
+      <w:r>
+        <w:rPr>
+          <w:rFonts w:ascii="Arial Narrow" w:eastAsia="Arial Narrow" w:hAnsi="Arial Narrow" w:cs="Arial Narrow"/>
+          <w:b/>
+          <w:color w:val="000000"/>
+          <w:kern w:val="0"/>
+          <w:lang w:eastAsia="es-PE"/>
+          <w14:ligatures w14:val="none"/>
+        </w:rPr>
+        <w:t/>
       </w:r>
     </w:p>
     <w:p>
@@ -526,7 +526,7 @@
           <w:lang w:val="es-ES" w:eastAsia="es-ES"/>
           <w14:ligatures w14:val="none"/>
         </w:rPr>
-        <w:t xml:space="preserve">Mediante el escrito del </w:t>
+        <w:t xml:space="preserve">Mediante el escrito del 9 de marzo de 2026, complementado mediante escrito del 24 de marzo de 2026, el señor [APELLIDO] denunció a Rímac por presuntas infracciones a la Ley 29571, Código de Protección y Defensa del Consumidor (en adelante, Código), señalando lo siguiente:</w:t>
       </w:r>
       <w:r>
         <w:rPr>
@@ -536,7 +536,7 @@
           <w:lang w:val="es-ES" w:eastAsia="es-ES"/>
           <w14:ligatures w14:val="none"/>
         </w:rPr>
-        <w:t>9 de marzo de 2026</w:t>
+        <w:t/>
       </w:r>
       <w:r>
         <w:rPr>
@@ -546,7 +546,7 @@
           <w:lang w:val="es-ES" w:eastAsia="es-ES"/>
           <w14:ligatures w14:val="none"/>
         </w:rPr>
-        <w:t xml:space="preserve">, </w:t>
+        <w:t xml:space="preserve"/>
       </w:r>
       <w:r>
         <w:rPr>
@@ -556,7 +556,7 @@
           <w:lang w:val="es-ES" w:eastAsia="es-ES"/>
           <w14:ligatures w14:val="none"/>
         </w:rPr>
-        <w:t>complementado</w:t>
+        <w:t/>
       </w:r>
       <w:r>
         <w:rPr>
@@ -566,7 +566,7 @@
           <w:lang w:val="es-ES" w:eastAsia="es-ES"/>
           <w14:ligatures w14:val="none"/>
         </w:rPr>
-        <w:t xml:space="preserve"> mediante escrito del </w:t>
+        <w:t xml:space="preserve"/>
       </w:r>
       <w:r>
         <w:rPr>
@@ -576,7 +576,7 @@
           <w:lang w:val="es-ES" w:eastAsia="es-ES"/>
           <w14:ligatures w14:val="none"/>
         </w:rPr>
-        <w:t>24</w:t>
+        <w:t/>
       </w:r>
       <w:r>
         <w:rPr>
@@ -586,7 +586,7 @@
           <w:lang w:val="es-ES" w:eastAsia="es-ES"/>
           <w14:ligatures w14:val="none"/>
         </w:rPr>
-        <w:t xml:space="preserve"> de marzo de </w:t>
+        <w:t xml:space="preserve"/>
       </w:r>
       <w:r>
         <w:rPr>
@@ -596,7 +596,7 @@
           <w:lang w:val="es-ES" w:eastAsia="es-ES"/>
           <w14:ligatures w14:val="none"/>
         </w:rPr>
-        <w:t>2026</w:t>
+        <w:t/>
       </w:r>
       <w:r>
         <w:rPr>
@@ -604,7 +604,7 @@
           <w:kern w:val="0"/>
           <w14:ligatures w14:val="none"/>
         </w:rPr>
-        <w:t>,</w:t>
+        <w:t/>
       </w:r>
       <w:r>
         <w:rPr>
@@ -612,7 +612,7 @@
           <w:kern w:val="0"/>
           <w14:ligatures w14:val="none"/>
         </w:rPr>
-        <w:t xml:space="preserve"> </w:t>
+        <w:t xml:space="preserve"/>
       </w:r>
       <w:r>
         <w:rPr>
@@ -620,7 +620,7 @@
           <w:kern w:val="0"/>
           <w14:ligatures w14:val="none"/>
         </w:rPr>
-        <w:t>el</w:t>
+        <w:t/>
       </w:r>
       <w:r>
         <w:rPr>
@@ -628,7 +628,7 @@
           <w:kern w:val="0"/>
           <w14:ligatures w14:val="none"/>
         </w:rPr>
-        <w:t xml:space="preserve"> señor </w:t>
+        <w:t xml:space="preserve"/>
       </w:r>
       <w:r>
         <w:rPr>
@@ -636,7 +636,7 @@
           <w:kern w:val="0"/>
           <w14:ligatures w14:val="none"/>
         </w:rPr>
-        <w:t xml:space="preserve">Alcántara </w:t>
+        <w:t xml:space="preserve"/>
       </w:r>
       <w:r>
         <w:rPr>
@@ -644,7 +644,7 @@
           <w:kern w:val="0"/>
           <w14:ligatures w14:val="none"/>
         </w:rPr>
-        <w:t>d</w:t>
+        <w:t/>
       </w:r>
       <w:r>
         <w:rPr>
@@ -654,7 +654,7 @@
           <w:lang w:val="es-ES" w:eastAsia="es-ES"/>
           <w14:ligatures w14:val="none"/>
         </w:rPr>
-        <w:t>enunció a Rímac por presuntas infracciones a la Ley 29571, Código de Protección y Defensa del Consumidor (en adelante, Código)</w:t>
+        <w:t/>
       </w:r>
       <w:r>
         <w:rPr>
@@ -675,7 +675,7 @@
           <w:lang w:val="es-ES" w:eastAsia="es-ES"/>
           <w14:ligatures w14:val="none"/>
         </w:rPr>
-        <w:t xml:space="preserve">, señalando </w:t>
+        <w:t xml:space="preserve"/>
       </w:r>
       <w:r>
         <w:rPr>
@@ -686,7 +686,7 @@
           <w:lang w:val="es-ES" w:eastAsia="es-ES"/>
           <w14:ligatures w14:val="none"/>
         </w:rPr>
-        <w:t>lo siguiente:</w:t>
+        <w:t/>
       </w:r>
     </w:p>
     <w:p>
@@ -1934,7 +1934,7 @@
           <w:lang w:val="es-ES" w:eastAsia="es-ES"/>
           <w14:ligatures w14:val="none"/>
         </w:rPr>
-        <w:t>El</w:t>
+        <w:t xml:space="preserve">El señor [APELLIDO] solicitó, en calidad de medida correctiva, que Rímac cumpla con otorgar la cobertura del Seguro Vehicular por el siniestro ocurrido el 9 de febrero de 2026; por un monto no menor a S/ 32 766,01, o el que resulte del peritaje oficial, cubriendo la totalidad de los trabajos de repuestos, mano de obra, pintura, mecánica y servicios indicados en dicho presupuesto. Asimismo, requirió el reembolso de costos y costas del presente procedimiento.</w:t>
       </w:r>
       <w:r>
         <w:rPr>
@@ -1944,7 +1944,7 @@
           <w:lang w:val="es-ES" w:eastAsia="es-ES"/>
           <w14:ligatures w14:val="none"/>
         </w:rPr>
-        <w:t xml:space="preserve"> </w:t>
+        <w:t xml:space="preserve"/>
       </w:r>
       <w:r>
         <w:rPr>
@@ -1952,7 +1952,7 @@
           <w:kern w:val="0"/>
           <w14:ligatures w14:val="none"/>
         </w:rPr>
-        <w:t xml:space="preserve">señor Alcántara </w:t>
+        <w:t xml:space="preserve"/>
       </w:r>
       <w:r>
         <w:rPr>
@@ -1962,7 +1962,7 @@
           <w:lang w:val="es-ES" w:eastAsia="es-ES"/>
           <w14:ligatures w14:val="none"/>
         </w:rPr>
-        <w:t xml:space="preserve">solicitó, en calidad de medida correctiva, que </w:t>
+        <w:t xml:space="preserve"/>
       </w:r>
       <w:r>
         <w:rPr>
@@ -1972,7 +1972,7 @@
           <w:lang w:val="es-ES" w:eastAsia="es-ES"/>
           <w14:ligatures w14:val="none"/>
         </w:rPr>
-        <w:t xml:space="preserve">Rímac </w:t>
+        <w:t xml:space="preserve"/>
       </w:r>
       <w:r>
         <w:rPr>
@@ -1982,7 +1982,7 @@
           <w:lang w:val="es-ES" w:eastAsia="es-ES"/>
           <w14:ligatures w14:val="none"/>
         </w:rPr>
-        <w:t xml:space="preserve">cumpla con </w:t>
+        <w:t xml:space="preserve"/>
       </w:r>
       <w:r>
         <w:rPr>
@@ -1992,7 +1992,7 @@
           <w:lang w:val="es-ES" w:eastAsia="es-ES"/>
           <w14:ligatures w14:val="none"/>
         </w:rPr>
-        <w:t xml:space="preserve">otorgar la cobertura </w:t>
+        <w:t xml:space="preserve"/>
       </w:r>
       <w:r>
         <w:rPr>
@@ -2002,7 +2002,7 @@
           <w:lang w:val="es-ES" w:eastAsia="es-ES"/>
           <w14:ligatures w14:val="none"/>
         </w:rPr>
-        <w:t xml:space="preserve">del Seguro Vehicular por el siniestro </w:t>
+        <w:t xml:space="preserve"/>
       </w:r>
       <w:r>
         <w:rPr>
@@ -2012,7 +2012,7 @@
           <w:lang w:val="es-ES" w:eastAsia="es-ES"/>
           <w14:ligatures w14:val="none"/>
         </w:rPr>
-        <w:t>ocurrido el 9 de febrero de 2026; por un monto no menor a S/ 32</w:t>
+        <w:t/>
       </w:r>
       <w:r>
         <w:rPr>
@@ -2022,7 +2022,7 @@
           <w:lang w:val="es-ES" w:eastAsia="es-ES"/>
           <w14:ligatures w14:val="none"/>
         </w:rPr>
-        <w:t xml:space="preserve"> </w:t>
+        <w:t xml:space="preserve"/>
       </w:r>
       <w:r>
         <w:rPr>
@@ -2032,7 +2032,7 @@
           <w:lang w:val="es-ES" w:eastAsia="es-ES"/>
           <w14:ligatures w14:val="none"/>
         </w:rPr>
-        <w:t>766</w:t>
+        <w:t/>
       </w:r>
       <w:r>
         <w:rPr>
@@ -2042,7 +2042,7 @@
           <w:lang w:val="es-ES" w:eastAsia="es-ES"/>
           <w14:ligatures w14:val="none"/>
         </w:rPr>
-        <w:t>,</w:t>
+        <w:t/>
       </w:r>
       <w:r>
         <w:rPr>
@@ -2052,7 +2052,7 @@
           <w:lang w:val="es-ES" w:eastAsia="es-ES"/>
           <w14:ligatures w14:val="none"/>
         </w:rPr>
-        <w:t>01, o el que resulte del peritaje oficial, cubriendo la totalidad de los trabajos de repuestos, mano de obra, pintura, mecánica y servicios indicados en dicho presupuesto</w:t>
+        <w:t/>
       </w:r>
       <w:r>
         <w:rPr>
@@ -2062,7 +2062,7 @@
           <w:lang w:val="es-ES" w:eastAsia="es-ES"/>
           <w14:ligatures w14:val="none"/>
         </w:rPr>
-        <w:t>. Asimismo, requirió el reembolso de costos y costas del presente procedimiento.</w:t>
+        <w:t/>
       </w:r>
     </w:p>
     <w:p>
@@ -3129,7 +3129,7 @@
           <w:lang w:eastAsia="es-PE"/>
           <w14:ligatures w14:val="none"/>
         </w:rPr>
-        <w:t xml:space="preserve">PRIMERO: </w:t>
+        <w:t xml:space="preserve">PRIMERO: admitir a trámite la denuncia del 9 de marzo de 2026, complementado mediante escrito del 24 de marzo de 2026 interpuesta por el señor [DENUNCIANTE] contra Rímac Seguros y Reaseguros S.A., por lo siguiente:</w:t>
       </w:r>
       <w:r>
         <w:rPr>
@@ -3140,7 +3140,7 @@
           <w:lang w:eastAsia="es-PE"/>
           <w14:ligatures w14:val="none"/>
         </w:rPr>
-        <w:t xml:space="preserve">admitir a trámite la denuncia del </w:t>
+        <w:t xml:space="preserve"/>
       </w:r>
       <w:r>
         <w:rPr>
@@ -3151,7 +3151,7 @@
           <w:lang w:eastAsia="es-PE"/>
           <w14:ligatures w14:val="none"/>
         </w:rPr>
-        <w:t xml:space="preserve">9 de marzo de 2026, complementado mediante escrito del 24 de marzo de 2026 </w:t>
+        <w:t xml:space="preserve"/>
       </w:r>
       <w:r>
         <w:rPr>
@@ -3162,7 +3162,7 @@
           <w:lang w:eastAsia="es-PE"/>
           <w14:ligatures w14:val="none"/>
         </w:rPr>
-        <w:t xml:space="preserve">interpuesta por </w:t>
+        <w:t xml:space="preserve"/>
       </w:r>
       <w:r>
         <w:rPr>
@@ -3173,7 +3173,7 @@
           <w:lang w:eastAsia="es-PE"/>
           <w14:ligatures w14:val="none"/>
         </w:rPr>
-        <w:t>el señor César Alberto Alcántara Villavicencio</w:t>
+        <w:t/>
       </w:r>
       <w:r>
         <w:rPr>
@@ -3184,7 +3184,7 @@
           <w:lang w:eastAsia="es-PE"/>
           <w14:ligatures w14:val="none"/>
         </w:rPr>
-        <w:t xml:space="preserve"> contra </w:t>
+        <w:t xml:space="preserve"/>
       </w:r>
       <w:r>
         <w:rPr>
@@ -3195,7 +3195,7 @@
           <w:lang w:eastAsia="es-PE"/>
           <w14:ligatures w14:val="none"/>
         </w:rPr>
-        <w:t>Rímac Seguros y Reaseguros S.A.</w:t>
+        <w:t/>
       </w:r>
       <w:r>
         <w:rPr>
@@ -3206,7 +3206,7 @@
           <w:lang w:eastAsia="es-PE"/>
           <w14:ligatures w14:val="none"/>
         </w:rPr>
-        <w:t xml:space="preserve">, </w:t>
+        <w:t xml:space="preserve"/>
       </w:r>
       <w:bookmarkStart w:id="18" w:name="_Hlk215062067"/>
       <w:r>
@@ -3218,7 +3218,7 @@
           <w:lang w:eastAsia="es-PE"/>
           <w14:ligatures w14:val="none"/>
         </w:rPr>
-        <w:t>por lo siguiente:</w:t>
+        <w:t/>
       </w:r>
     </w:p>
     <w:p>
@@ -5425,7 +5425,7 @@
           <w:b/>
           <w:bCs/>
         </w:rPr>
-        <w:t>DÉCIMO</w:t>
+        <w:t xml:space="preserve">DÉCIMO PRIMERO: requerir al señor [DENUNCIANTE] y Rímac Seguros y Reaseguros S.A.  para que, dentro del plazo de dos (2) días hábiles siguientes a la fecha en que reciba la notificación en su bandeja de correo electrónico, efectúe la confirmación de recepción de la notificación remitida por este despacho a su correo electrónico, de conformidad con el segundo párrafo del numeral 4 del artículo 20 del Texto Único Ordenado de la Ley del Procedimiento Administrativo General, aprobado mediante Decreto Supremo 006-2026-JUS, bajo apercibimiento de rehacer el acto de notificación y notificarle conforme al numeral 1 del artículo 20 del citado cuerpo normativo.</w:t>
       </w:r>
       <w:r>
         <w:rPr>
@@ -5433,7 +5433,7 @@
           <w:b/>
           <w:bCs/>
         </w:rPr>
-        <w:t xml:space="preserve"> PRIMERO</w:t>
+        <w:t xml:space="preserve"/>
       </w:r>
       <w:r>
         <w:rPr>
@@ -5443,7 +5443,7 @@
           <w:kern w:val="0"/>
           <w14:ligatures w14:val="none"/>
         </w:rPr>
-        <w:t>:</w:t>
+        <w:t/>
       </w:r>
       <w:r>
         <w:rPr>
@@ -5453,7 +5453,7 @@
           <w:kern w:val="0"/>
           <w14:ligatures w14:val="none"/>
         </w:rPr>
-        <w:t xml:space="preserve"> requerir a</w:t>
+        <w:t xml:space="preserve"/>
       </w:r>
       <w:r>
         <w:rPr>
@@ -5463,7 +5463,7 @@
           <w:kern w:val="0"/>
           <w14:ligatures w14:val="none"/>
         </w:rPr>
-        <w:t xml:space="preserve">l </w:t>
+        <w:t xml:space="preserve"/>
       </w:r>
       <w:r>
         <w:rPr>
@@ -5474,7 +5474,7 @@
           <w:lang w:eastAsia="es-PE"/>
           <w14:ligatures w14:val="none"/>
         </w:rPr>
-        <w:t xml:space="preserve">señor César Alberto Alcántara Villavicencio y Rímac Seguros y Reaseguros S.A. </w:t>
+        <w:t xml:space="preserve"/>
       </w:r>
       <w:r>
         <w:rPr>
@@ -5485,14 +5485,14 @@
           <w:lang w:eastAsia="es-PE"/>
           <w14:ligatures w14:val="none"/>
         </w:rPr>
-        <w:t xml:space="preserve"> </w:t>
+        <w:t xml:space="preserve"/>
       </w:r>
       <w:r>
         <w:rPr>
           <w:rFonts w:ascii="Arial Narrow" w:hAnsi="Arial Narrow"/>
           <w:color w:val="000000"/>
         </w:rPr>
-        <w:t>para que, dentro del plazo de dos (2) días hábiles siguientes a la fecha en que reciba la notificación en su bandeja de correo electrónico, efectúe la confirmación de recepción de la notificación remitida por este despacho a su correo electrónico, de conformidad con el segundo párrafo del numeral 4 del artículo 20</w:t>
+        <w:t/>
       </w:r>
       <w:r>
         <w:rPr>
@@ -5509,7 +5509,7 @@
           <w:rFonts w:ascii="Arial Narrow" w:hAnsi="Arial Narrow"/>
           <w:color w:val="000000"/>
         </w:rPr>
-        <w:t xml:space="preserve"> del Texto Único Ordenado de la Ley del Procedimiento Administrativo General, aprobado mediante Decreto Supremo 006-2026-JUS, bajo apercibimiento de rehacer el acto de notificación y notificarle conforme al numeral 1 del artículo 20</w:t>
+        <w:t xml:space="preserve"/>
       </w:r>
       <w:r>
         <w:rPr>
@@ -5526,7 +5526,7 @@
           <w:rFonts w:ascii="Arial Narrow" w:hAnsi="Arial Narrow"/>
           <w:color w:val="000000"/>
         </w:rPr>
-        <w:t xml:space="preserve"> del citado cuerpo </w:t>
+        <w:t xml:space="preserve"/>
       </w:r>
       <w:bookmarkStart w:id="24" w:name="_Hlk214964186"/>
       <w:r>
@@ -5534,7 +5534,7 @@
           <w:rFonts w:ascii="Arial Narrow" w:hAnsi="Arial Narrow"/>
           <w:color w:val="000000"/>
         </w:rPr>
-        <w:t>normativo</w:t>
+        <w:t/>
       </w:r>
       <w:r>
         <w:rPr>
@@ -5547,7 +5547,7 @@
         <w:rPr>
           <w:rFonts w:ascii="Arial Narrow" w:hAnsi="Arial Narrow" w:cs="Arial"/>
         </w:rPr>
-        <w:t>.</w:t>
+        <w:t/>
       </w:r>
     </w:p>
     <w:bookmarkEnd w:id="24"/>

--- a/plantillas_maestras/01_seguro_vehicular/clausula_abusiva/2_o_mas_ddos_varios/varon/TPL_0798_2026_SEGURO_VEHICULAR_CLAUSULA_ABUSIVA_ASEGURADORA_VARON_R2.docx
+++ b/plantillas_maestras/01_seguro_vehicular/clausula_abusiva/2_o_mas_ddos_varios/varon/TPL_0798_2026_SEGURO_VEHICULAR_CLAUSULA_ABUSIVA_ASEGURADORA_VARON_R2.docx
@@ -5425,7 +5425,7 @@
           <w:b/>
           <w:bCs/>
         </w:rPr>
-        <w:t xml:space="preserve">DÉCIMO PRIMERO: requerir al señor [DENUNCIANTE] y Rímac Seguros y Reaseguros S.A.  para que, dentro del plazo de dos (2) días hábiles siguientes a la fecha en que reciba la notificación en su bandeja de correo electrónico, efectúe la confirmación de recepción de la notificación remitida por este despacho a su correo electrónico, de conformidad con el segundo párrafo del numeral 4 del artículo 20 del Texto Único Ordenado de la Ley del Procedimiento Administrativo General, aprobado mediante Decreto Supremo 006-2026-JUS, bajo apercibimiento de rehacer el acto de notificación y notificarle conforme al numeral 1 del artículo 20 del citado cuerpo normativo.</w:t>
+        <w:t xml:space="preserve">DÉCIMO PRIMERO: requerir al señor [DENUNCIANTE] y Rímac Seguros y Reaseguros S.A. para que, dentro del plazo de dos (2) días hábiles siguientes a la fecha en que reciba la notificación en su bandeja de correo electrónico, efectúe la confirmación de recepción de la notificación remitida por este despacho a su correo electrónico, de conformidad con el segundo párrafo del numeral 4 del artículo 20 del Texto Único Ordenado de la Ley del Procedimiento Administrativo General, aprobado mediante Decreto Supremo 006-2026-JUS, bajo apercibimiento de rehacer el acto de notificación y notificarle conforme al numeral 1 del artículo 20 del citado cuerpo normativo.</w:t>
       </w:r>
       <w:r>
         <w:rPr>

--- a/plantillas_maestras/01_seguro_vehicular/clausula_abusiva/2_o_mas_ddos_varios/varon/TPL_0798_2026_SEGURO_VEHICULAR_CLAUSULA_ABUSIVA_ASEGURADORA_VARON_R2.docx
+++ b/plantillas_maestras/01_seguro_vehicular/clausula_abusiva/2_o_mas_ddos_varios/varon/TPL_0798_2026_SEGURO_VEHICULAR_CLAUSULA_ABUSIVA_ASEGURADORA_VARON_R2.docx
@@ -658,6 +658,7 @@
       </w:r>
       <w:r>
         <w:rPr>
+          <w:rStyle w:val="Refdenotaalpie"/>
           <w:rFonts w:ascii="Arial Narrow" w:eastAsia="Times New Roman" w:hAnsi="Arial Narrow" w:cs="Times New Roman"/>
           <w:color w:val="000000"/>
           <w:kern w:val="0"/>
@@ -2232,6 +2233,7 @@
       <w:bookmarkEnd w:id="5"/>
       <w:r>
         <w:rPr>
+          <w:rStyle w:val="Refdenotaalpie"/>
           <w:rFonts w:ascii="Arial Narrow" w:eastAsia="Arial Narrow" w:hAnsi="Arial Narrow" w:cs="Arial Narrow"/>
           <w:kern w:val="0"/>
           <w:vertAlign w:val="superscript"/>
@@ -2395,6 +2397,7 @@
       <w:bookmarkEnd w:id="7"/>
       <w:r>
         <w:rPr>
+          <w:rStyle w:val="Refdenotaalpie"/>
           <w:rFonts w:ascii="Arial Narrow" w:eastAsia="Arial Narrow" w:hAnsi="Arial Narrow" w:cs="Arial"/>
           <w:kern w:val="0"/>
           <w:vertAlign w:val="superscript"/>
@@ -2485,6 +2488,7 @@
       <w:bookmarkEnd w:id="11"/>
       <w:r>
         <w:rPr>
+          <w:rStyle w:val="Refdenotaalpie"/>
           <w:rFonts w:ascii="Arial Narrow" w:eastAsia="Arial Narrow" w:hAnsi="Arial Narrow" w:cs="Arial"/>
           <w:bCs/>
           <w:color w:val="000000"/>
@@ -2668,6 +2672,7 @@
       </w:r>
       <w:r>
         <w:rPr>
+          <w:rStyle w:val="Refdenotaalpie"/>
           <w:rFonts w:ascii="Arial Narrow" w:eastAsia="Arial Narrow" w:hAnsi="Arial Narrow" w:cs="Arial"/>
           <w:kern w:val="0"/>
           <w:vertAlign w:val="superscript"/>
@@ -2728,6 +2733,7 @@
       </w:r>
       <w:r>
         <w:rPr>
+          <w:rStyle w:val="Refdenotaalpie"/>
           <w:rFonts w:ascii="Arial Narrow" w:eastAsia="Arial Narrow" w:hAnsi="Arial Narrow" w:cs="Arial Narrow"/>
           <w:kern w:val="0"/>
           <w:vertAlign w:val="superscript"/>
@@ -3960,6 +3966,7 @@
       </w:r>
       <w:r>
         <w:rPr>
+          <w:rStyle w:val="Refdenotaalpie"/>
           <w:rFonts w:ascii="Arial Narrow" w:eastAsia="Calibri" w:hAnsi="Arial Narrow" w:cs="Arial"/>
           <w:kern w:val="0"/>
           <w:vertAlign w:val="superscript"/>
@@ -4004,6 +4011,7 @@
       </w:r>
       <w:r>
         <w:rPr>
+          <w:rStyle w:val="Refdenotaalpie"/>
           <w:rFonts w:ascii="Arial Narrow" w:eastAsia="Calibri" w:hAnsi="Arial Narrow" w:cs="Arial"/>
           <w:spacing w:val="-2"/>
           <w:kern w:val="0"/>
@@ -4529,6 +4537,7 @@
       </w:r>
       <w:r>
         <w:rPr>
+          <w:rStyle w:val="Refdenotaalpie"/>
           <w:rFonts w:ascii="Arial Narrow" w:eastAsia="Times New Roman" w:hAnsi="Arial Narrow" w:cs="Arial"/>
           <w:color w:val="000000"/>
           <w:kern w:val="0"/>
@@ -4647,6 +4656,7 @@
       </w:r>
       <w:r>
         <w:rPr>
+          <w:rStyle w:val="Refdenotaalpie"/>
           <w:rFonts w:ascii="Arial Narrow" w:eastAsia="Times New Roman" w:hAnsi="Arial Narrow" w:cs="Arial"/>
           <w:color w:val="000000"/>
           <w:kern w:val="0"/>
@@ -4679,6 +4689,7 @@
       </w:r>
       <w:r>
         <w:rPr>
+          <w:rStyle w:val="Refdenotaalpie"/>
           <w:rFonts w:ascii="Arial Narrow" w:eastAsia="Times New Roman" w:hAnsi="Arial Narrow" w:cs="Arial"/>
           <w:color w:val="000000"/>
           <w:kern w:val="0"/>
@@ -4948,6 +4959,7 @@
       </w:r>
       <w:r>
         <w:rPr>
+          <w:rStyle w:val="Refdenotaalpie"/>
           <w:rFonts w:ascii="Arial Narrow" w:eastAsia="Arial Narrow" w:hAnsi="Arial Narrow" w:cs="Times New Roman"/>
           <w:color w:val="000000"/>
           <w:kern w:val="0"/>
@@ -5029,6 +5041,7 @@
       </w:r>
       <w:r>
         <w:rPr>
+          <w:rStyle w:val="Refdenotaalpie"/>
           <w:rFonts w:ascii="Arial Narrow" w:eastAsia="Arial Narrow" w:hAnsi="Arial Narrow" w:cs="Times New Roman"/>
           <w:color w:val="000000"/>
           <w:kern w:val="0"/>
@@ -5092,6 +5105,7 @@
       </w:r>
       <w:r>
         <w:rPr>
+          <w:rStyle w:val="Refdenotaalpie"/>
           <w:rFonts w:ascii="Arial Narrow" w:eastAsia="Arial Narrow" w:hAnsi="Arial Narrow" w:cs="Times New Roman"/>
           <w:color w:val="000000"/>
           <w:kern w:val="0"/>
@@ -5285,6 +5299,7 @@
       </w:r>
       <w:r>
         <w:rPr>
+          <w:rStyle w:val="Refdenotaalpie"/>
           <w:rFonts w:ascii="Arial Narrow" w:eastAsia="Calibri" w:hAnsi="Arial Narrow" w:cs="Arial"/>
           <w:kern w:val="0"/>
           <w:vertAlign w:val="superscript"/>
@@ -5538,6 +5553,7 @@
       </w:r>
       <w:r>
         <w:rPr>
+          <w:rStyle w:val="Refdenotaalpie"/>
           <w:rFonts w:ascii="Arial Narrow" w:hAnsi="Arial Narrow"/>
           <w:vertAlign w:val="superscript"/>
         </w:rPr>
@@ -5575,7 +5591,6 @@
           <w:b/>
           <w:color w:val="000000"/>
           <w:kern w:val="0"/>
-          <w:highlight w:val="magenta"/>
           <w:lang w:val="es-ES" w:eastAsia="es-PE"/>
           <w14:ligatures w14:val="none"/>
         </w:rPr>
@@ -5754,14 +5769,14 @@
         <w:tab w:val="right" w:pos="8838"/>
       </w:tabs>
       <w:rPr>
-        <w:rFonts w:ascii="Arial" w:eastAsia="Arial" w:hAnsi="Arial" w:cs="Arial"/>
+        <w:rFonts w:ascii="Arial Narrow" w:eastAsia="Arial" w:hAnsi="Arial Narrow" w:cs="Arial"/>
         <w:sz w:val="16"/>
         <w:szCs w:val="16"/>
       </w:rPr>
     </w:pPr>
     <w:r>
       <w:rPr>
-        <w:rFonts w:ascii="Arial" w:eastAsia="Arial" w:hAnsi="Arial" w:cs="Arial"/>
+        <w:rFonts w:ascii="Arial Narrow" w:eastAsia="Arial" w:hAnsi="Arial Narrow" w:cs="Arial"/>
         <w:sz w:val="16"/>
         <w:szCs w:val="16"/>
       </w:rPr>
@@ -5775,7 +5790,7 @@
     </w:pPr>
     <w:r>
       <w:rPr>
-        <w:rFonts w:ascii="Arial" w:eastAsia="Arial" w:hAnsi="Arial" w:cs="Arial"/>
+        <w:rFonts w:ascii="Arial Narrow" w:eastAsia="Arial" w:hAnsi="Arial Narrow" w:cs="Arial"/>
         <w:sz w:val="16"/>
         <w:szCs w:val="16"/>
       </w:rPr>
@@ -5783,7 +5798,7 @@
     </w:r>
     <w:r>
       <w:rPr>
-        <w:rFonts w:ascii="Arial" w:eastAsia="Arial" w:hAnsi="Arial" w:cs="Arial"/>
+        <w:rFonts w:ascii="Arial Narrow" w:eastAsia="Arial" w:hAnsi="Arial Narrow" w:cs="Arial"/>
         <w:sz w:val="16"/>
         <w:szCs w:val="16"/>
       </w:rPr>
@@ -5791,7 +5806,7 @@
     </w:r>
     <w:r>
       <w:rPr>
-        <w:rFonts w:ascii="Arial" w:eastAsia="Arial" w:hAnsi="Arial" w:cs="Arial"/>
+        <w:rFonts w:ascii="Arial Narrow" w:eastAsia="Arial" w:hAnsi="Arial Narrow" w:cs="Arial"/>
         <w:sz w:val="16"/>
         <w:szCs w:val="16"/>
       </w:rPr>
@@ -5799,7 +5814,7 @@
     </w:r>
     <w:r>
       <w:rPr>
-        <w:rFonts w:ascii="Arial" w:eastAsia="Arial" w:hAnsi="Arial" w:cs="Arial"/>
+        <w:rFonts w:ascii="Arial Narrow" w:eastAsia="Arial" w:hAnsi="Arial Narrow" w:cs="Arial"/>
         <w:sz w:val="16"/>
         <w:szCs w:val="16"/>
       </w:rPr>
@@ -5807,7 +5822,7 @@
     </w:r>
     <w:r>
       <w:rPr>
-        <w:rFonts w:ascii="Arial" w:eastAsia="Arial" w:hAnsi="Arial" w:cs="Arial"/>
+        <w:rFonts w:ascii="Arial Narrow" w:eastAsia="Arial" w:hAnsi="Arial Narrow" w:cs="Arial"/>
         <w:sz w:val="16"/>
         <w:szCs w:val="16"/>
       </w:rPr>
@@ -5865,8 +5880,9 @@
         <w:rPr>
           <w:rStyle w:val="Refdenotaalpie"/>
           <w:rFonts w:ascii="Arial Narrow" w:hAnsi="Arial Narrow" w:cs="Arial"/>
-          <w:sz w:val="15"/>
-          <w:szCs w:val="15"/>
+          <w:sz w:val="16"/>
+          <w:szCs w:val="15"/>
+          <w:vertAlign w:val="superscript"/>
         </w:rPr>
         <w:footnoteRef/>
       </w:r>
@@ -5939,8 +5955,9 @@
         <w:rPr>
           <w:rStyle w:val="Refdenotaalpie"/>
           <w:rFonts w:ascii="Arial Narrow" w:hAnsi="Arial Narrow" w:cs="Arial"/>
-          <w:sz w:val="15"/>
-          <w:szCs w:val="15"/>
+          <w:sz w:val="16"/>
+          <w:szCs w:val="15"/>
+          <w:vertAlign w:val="superscript"/>
         </w:rPr>
         <w:footnoteRef/>
       </w:r>
@@ -6192,8 +6209,9 @@
         <w:rPr>
           <w:rStyle w:val="Refdenotaalpie"/>
           <w:rFonts w:ascii="Arial Narrow" w:hAnsi="Arial Narrow"/>
-          <w:sz w:val="15"/>
-          <w:szCs w:val="15"/>
+          <w:sz w:val="16"/>
+          <w:szCs w:val="15"/>
+          <w:vertAlign w:val="superscript"/>
         </w:rPr>
         <w:footnoteRef/>
       </w:r>
@@ -6375,8 +6393,9 @@
         <w:rPr>
           <w:rStyle w:val="Refdenotaalpie"/>
           <w:rFonts w:ascii="Arial Narrow" w:hAnsi="Arial Narrow"/>
-          <w:sz w:val="15"/>
-          <w:szCs w:val="15"/>
+          <w:sz w:val="16"/>
+          <w:szCs w:val="15"/>
+          <w:vertAlign w:val="superscript"/>
         </w:rPr>
         <w:footnoteRef/>
       </w:r>
@@ -6493,8 +6512,9 @@
         <w:rPr>
           <w:rStyle w:val="Refdenotaalpie"/>
           <w:rFonts w:ascii="Arial Narrow" w:hAnsi="Arial Narrow"/>
-          <w:sz w:val="15"/>
-          <w:szCs w:val="15"/>
+          <w:sz w:val="16"/>
+          <w:szCs w:val="15"/>
+          <w:vertAlign w:val="superscript"/>
         </w:rPr>
         <w:footnoteRef/>
       </w:r>
@@ -6640,8 +6660,9 @@
         <w:rPr>
           <w:rStyle w:val="Refdenotaalpie"/>
           <w:rFonts w:ascii="Arial Narrow" w:hAnsi="Arial Narrow" w:cs="Arial"/>
-          <w:sz w:val="15"/>
-          <w:szCs w:val="15"/>
+          <w:sz w:val="16"/>
+          <w:szCs w:val="15"/>
+          <w:vertAlign w:val="superscript"/>
         </w:rPr>
         <w:footnoteRef/>
       </w:r>
@@ -6807,8 +6828,9 @@
         <w:rPr>
           <w:rStyle w:val="Refdenotaalpie"/>
           <w:rFonts w:ascii="Arial Narrow" w:hAnsi="Arial Narrow" w:cs="Arial"/>
-          <w:sz w:val="15"/>
-          <w:szCs w:val="15"/>
+          <w:sz w:val="16"/>
+          <w:szCs w:val="15"/>
+          <w:vertAlign w:val="superscript"/>
         </w:rPr>
         <w:footnoteRef/>
       </w:r>
@@ -6895,8 +6917,9 @@
         <w:rPr>
           <w:rStyle w:val="Refdenotaalpie"/>
           <w:rFonts w:ascii="Arial Narrow" w:hAnsi="Arial Narrow" w:cs="Arial"/>
-          <w:sz w:val="15"/>
-          <w:szCs w:val="15"/>
+          <w:sz w:val="16"/>
+          <w:szCs w:val="15"/>
+          <w:vertAlign w:val="superscript"/>
         </w:rPr>
         <w:footnoteRef/>
       </w:r>
@@ -7088,9 +7111,11 @@
       </w:pPr>
       <w:r>
         <w:rPr>
+          <w:rStyle w:val="Refdenotaalpie"/>
           <w:rFonts w:ascii="Arial Narrow" w:hAnsi="Arial Narrow" w:cs="Arial"/>
-          <w:sz w:val="15"/>
-          <w:szCs w:val="15"/>
+          <w:sz w:val="16"/>
+          <w:szCs w:val="15"/>
+          <w:vertAlign w:val="superscript"/>
         </w:rPr>
         <w:footnoteRef/>
       </w:r>
@@ -7178,9 +7203,11 @@
       </w:pPr>
       <w:r>
         <w:rPr>
-          <w:rFonts w:ascii="Arial Narrow" w:eastAsia="Arial Narrow" w:hAnsi="Arial Narrow" w:cs="Arial Narrow"/>
-          <w:sz w:val="15"/>
-          <w:szCs w:val="15"/>
+          <w:rStyle w:val="Refdenotaalpie"/>
+          <w:rFonts w:ascii="Arial Narrow" w:eastAsia="Arial Narrow" w:hAnsi="Arial Narrow" w:cs="Arial Narrow"/>
+          <w:sz w:val="16"/>
+          <w:szCs w:val="15"/>
+          <w:vertAlign w:val="superscript"/>
         </w:rPr>
         <w:footnoteRef/>
       </w:r>
@@ -7364,9 +7391,11 @@
       </w:pPr>
       <w:r>
         <w:rPr>
-          <w:rFonts w:ascii="Arial Narrow" w:eastAsia="Arial Narrow" w:hAnsi="Arial Narrow" w:cs="Arial Narrow"/>
-          <w:sz w:val="15"/>
-          <w:szCs w:val="15"/>
+          <w:rStyle w:val="Refdenotaalpie"/>
+          <w:rFonts w:ascii="Arial Narrow" w:eastAsia="Arial Narrow" w:hAnsi="Arial Narrow" w:cs="Arial Narrow"/>
+          <w:sz w:val="16"/>
+          <w:szCs w:val="15"/>
+          <w:vertAlign w:val="superscript"/>
         </w:rPr>
         <w:footnoteRef/>
       </w:r>
@@ -7580,9 +7609,9 @@
       </w:pPr>
       <w:r>
         <w:rPr>
-          <w:rStyle w:val="TextonotapieCar"/>
+          <w:rStyle w:val="Refdenotaalpie"/>
           <w:rFonts w:ascii="Arial Narrow" w:hAnsi="Arial Narrow" w:cs="Arial"/>
-          <w:sz w:val="15"/>
+          <w:sz w:val="16"/>
           <w:szCs w:val="15"/>
           <w:vertAlign w:val="superscript"/>
         </w:rPr>
@@ -7794,8 +7823,9 @@
         <w:rPr>
           <w:rStyle w:val="Refdenotaalpie"/>
           <w:rFonts w:ascii="Arial Narrow" w:hAnsi="Arial Narrow" w:cs="Arial"/>
-          <w:sz w:val="15"/>
-          <w:szCs w:val="15"/>
+          <w:sz w:val="16"/>
+          <w:szCs w:val="15"/>
+          <w:vertAlign w:val="superscript"/>
         </w:rPr>
         <w:footnoteRef/>
       </w:r>
@@ -8611,8 +8641,9 @@
         <w:rPr>
           <w:rStyle w:val="Refdenotaalpie"/>
           <w:rFonts w:ascii="Arial Narrow" w:hAnsi="Arial Narrow" w:cs="Arial"/>
-          <w:sz w:val="15"/>
-          <w:szCs w:val="15"/>
+          <w:sz w:val="16"/>
+          <w:szCs w:val="15"/>
+          <w:vertAlign w:val="superscript"/>
         </w:rPr>
         <w:footnoteRef/>
       </w:r>
@@ -8831,8 +8862,9 @@
           <w:rFonts w:ascii="Arial Narrow" w:hAnsi="Arial Narrow" w:cs="Arial"/>
           <w:b/>
           <w:bCs/>
-          <w:sz w:val="15"/>
-          <w:szCs w:val="15"/>
+          <w:sz w:val="16"/>
+          <w:szCs w:val="15"/>
+          <w:vertAlign w:val="superscript"/>
         </w:rPr>
         <w:footnoteRef/>
       </w:r>
@@ -8942,8 +8974,9 @@
         <w:rPr>
           <w:rStyle w:val="Refdenotaalpie"/>
           <w:rFonts w:ascii="Arial Narrow" w:hAnsi="Arial Narrow" w:cs="Arial"/>
-          <w:sz w:val="15"/>
-          <w:szCs w:val="15"/>
+          <w:sz w:val="16"/>
+          <w:szCs w:val="15"/>
+          <w:vertAlign w:val="superscript"/>
         </w:rPr>
         <w:footnoteRef/>
       </w:r>
@@ -11547,6 +11580,17 @@
       <w:szCs w:val="20"/>
     </w:rPr>
   </w:style>
+  <w:style w:type="character" w:styleId="FootnoteReference">
+    <w:name w:val="footnote reference"/>
+    <w:basedOn w:val="Fuentedeprrafopredeter"/>
+    <w:uiPriority w:val="99"/>
+    <w:semiHidden/>
+    <w:unhideWhenUsed/>
+    <w:rPr>
+      <w:rFonts w:ascii="Arial Narrow" w:hAnsi="Arial Narrow"/>
+      <w:vertAlign w:val="superscript"/>
+    </w:rPr>
+  </w:style>
 </w:styles>
 </file>
 

--- a/plantillas_maestras/01_seguro_vehicular/clausula_abusiva/2_o_mas_ddos_varios/varon/TPL_0798_2026_SEGURO_VEHICULAR_CLAUSULA_ABUSIVA_ASEGURADORA_VARON_R2.docx
+++ b/plantillas_maestras/01_seguro_vehicular/clausula_abusiva/2_o_mas_ddos_varios/varon/TPL_0798_2026_SEGURO_VEHICULAR_CLAUSULA_ABUSIVA_ASEGURADORA_VARON_R2.docx
@@ -1,8 +1,8 @@
 
 <file path=word/document.xml><?xml version="1.0" encoding="utf-8"?>
-<w:document xmlns:wpc="http://schemas.microsoft.com/office/word/2010/wordprocessingCanvas" xmlns:cx="http://schemas.microsoft.com/office/drawing/2014/chartex" xmlns:cx1="http://schemas.microsoft.com/office/drawing/2015/9/8/chartex" xmlns:cx2="http://schemas.microsoft.com/office/drawing/2015/10/21/chartex" xmlns:cx3="http://schemas.microsoft.com/office/drawing/2016/5/9/chartex" xmlns:cx4="http://schemas.microsoft.com/office/drawing/2016/5/10/chartex" xmlns:cx5="http://schemas.microsoft.com/office/drawing/2016/5/11/chartex" xmlns:cx6="http://schemas.microsoft.com/office/drawing/2016/5/12/chartex" xmlns:cx7="http://schemas.microsoft.com/office/drawing/2016/5/13/chartex" xmlns:cx8="http://schemas.microsoft.com/office/drawing/2016/5/14/chartex" xmlns:mc="http://schemas.openxmlformats.org/markup-compatibility/2006" xmlns:aink="http://schemas.microsoft.com/office/drawing/2016/ink" xmlns:am3d="http://schemas.microsoft.com/office/drawing/2017/model3d" xmlns:o="urn:schemas-microsoft-com:office:office" xmlns:oel="http://schemas.microsoft.com/office/2019/extlst" xmlns:r="http://schemas.openxmlformats.org/officeDocument/2006/relationships" xmlns:m="http://schemas.openxmlformats.org/officeDocument/2006/math" xmlns:v="urn:schemas-microsoft-com:vml" xmlns:wp14="http://schemas.microsoft.com/office/word/2010/wordprocessingDrawing" xmlns:wp="http://schemas.openxmlformats.org/drawingml/2006/wordprocessingDrawing" xmlns:w10="urn:schemas-microsoft-com:office:word" xmlns:w="http://schemas.openxmlformats.org/wordprocessingml/2006/main" xmlns:w14="http://schemas.microsoft.com/office/word/2010/wordml" xmlns:w15="http://schemas.microsoft.com/office/word/2012/wordml" xmlns:w16cex="http://schemas.microsoft.com/office/word/2018/wordml/cex" xmlns:w16cid="http://schemas.microsoft.com/office/word/2016/wordml/cid" xmlns:w16="http://schemas.microsoft.com/office/word/2018/wordml" xmlns:w16du="http://schemas.microsoft.com/office/word/2023/wordml/word16du" xmlns:w16sdtdh="http://schemas.microsoft.com/office/word/2020/wordml/sdtdatahash" xmlns:w16sdtfl="http://schemas.microsoft.com/office/word/2024/wordml/sdtformatlock" xmlns:w16se="http://schemas.microsoft.com/office/word/2015/wordml/symex" xmlns:wpg="http://schemas.microsoft.com/office/word/2010/wordprocessingGroup" xmlns:wpi="http://schemas.microsoft.com/office/word/2010/wordprocessingInk" xmlns:wne="http://schemas.microsoft.com/office/word/2006/wordml" xmlns:wps="http://schemas.microsoft.com/office/word/2010/wordprocessingShape" mc:Ignorable="w14 w15 w16se w16cid w16 w16cex w16sdtdh w16sdtfl w16du wp14">
+<w:document xmlns:ns1="http://schemas.openxmlformats.org/markup-compatibility/2006" xmlns:ns2="http://schemas.microsoft.com/office/word/2010/wordml" xmlns:ns3="http://schemas.openxmlformats.org/officeDocument/2006/relationships" xmlns:w="http://schemas.openxmlformats.org/wordprocessingml/2006/main" ns1:Ignorable="w14 w15 w16se w16cid w16 w16cex w16sdtdh w16sdtfl w16du wp14">
   <w:body>
-    <w:p>
+    <w:p ns2:paraId="1B509B2D" ns2:textId="53F8CC71">
       <w:pPr>
         <w:tabs>
           <w:tab w:val="left" w:pos="1701"/>
@@ -14,7 +14,7 @@
           <w:color w:val="000000"/>
           <w:kern w:val="0"/>
           <w:lang w:eastAsia="es-PE"/>
-          <w14:ligatures w14:val="none"/>
+          <ns2:ligatures ns2:val="none"/>
         </w:rPr>
       </w:pPr>
       <w:bookmarkStart w:id="0" w:name="_Hlk80343540"/>
@@ -25,7 +25,7 @@
           <w:color w:val="000000"/>
           <w:kern w:val="0"/>
           <w:lang w:eastAsia="es-PE"/>
-          <w14:ligatures w14:val="none"/>
+          <ns2:ligatures ns2:val="none"/>
         </w:rPr>
         <w:t xml:space="preserve">EXPEDIENTE </w:t>
       </w:r>
@@ -36,7 +36,7 @@
           <w:color w:val="000000"/>
           <w:kern w:val="0"/>
           <w:lang w:eastAsia="es-PE"/>
-          <w14:ligatures w14:val="none"/>
+          <ns2:ligatures ns2:val="none"/>
         </w:rPr>
         <w:tab/>
         <w:t>:</w:t>
@@ -48,7 +48,7 @@
           <w:color w:val="000000"/>
           <w:kern w:val="0"/>
           <w:lang w:eastAsia="es-PE"/>
-          <w14:ligatures w14:val="none"/>
+          <ns2:ligatures ns2:val="none"/>
         </w:rPr>
         <w:tab/>
       </w:r>
@@ -61,12 +61,12 @@
           <w:kern w:val="0"/>
           <w:shd w:val="clear" w:color="auto" w:fill="FFFFFF"/>
           <w:lang w:eastAsia="es-PE"/>
-          <w14:ligatures w14:val="none"/>
+          <ns2:ligatures ns2:val="none"/>
         </w:rPr>
         <w:t>0798-2026/CC1</w:t>
       </w:r>
     </w:p>
-    <w:p>
+    <w:p ns2:paraId="7E5DC22B" ns2:textId="365A94B9">
       <w:pPr>
         <w:tabs>
           <w:tab w:val="left" w:pos="1701"/>
@@ -81,17 +81,17 @@
           <w:color w:val="000000"/>
           <w:kern w:val="0"/>
           <w:lang w:eastAsia="es-PE"/>
-          <w14:ligatures w14:val="none"/>
-        </w:rPr>
-      </w:pPr>
-      <w:r>
-        <w:rPr>
-          <w:rFonts w:ascii="Arial Narrow" w:eastAsia="Arial Narrow" w:hAnsi="Arial Narrow" w:cs="Arial Narrow"/>
-          <w:b/>
-          <w:color w:val="000000"/>
-          <w:kern w:val="0"/>
-          <w:lang w:eastAsia="es-PE"/>
-          <w14:ligatures w14:val="none"/>
+          <ns2:ligatures ns2:val="none"/>
+        </w:rPr>
+      </w:pPr>
+      <w:r>
+        <w:rPr>
+          <w:rFonts w:ascii="Arial Narrow" w:eastAsia="Arial Narrow" w:hAnsi="Arial Narrow" w:cs="Arial Narrow"/>
+          <w:b/>
+          <w:color w:val="000000"/>
+          <w:kern w:val="0"/>
+          <w:lang w:eastAsia="es-PE"/>
+          <ns2:ligatures ns2:val="none"/>
         </w:rPr>
         <w:t xml:space="preserve">DENUNCIANTE:[DENUNCIANTE] (SEÑOR [APELLIDO])</w:t>
       </w:r>
@@ -102,7 +102,7 @@
           <w:color w:val="000000"/>
           <w:kern w:val="0"/>
           <w:lang w:eastAsia="es-PE"/>
-          <w14:ligatures w14:val="none"/>
+          <ns2:ligatures ns2:val="none"/>
         </w:rPr>
         <w:tab/>
         <w:t/>
@@ -114,7 +114,7 @@
           <w:color w:val="000000"/>
           <w:kern w:val="0"/>
           <w:lang w:eastAsia="es-PE"/>
-          <w14:ligatures w14:val="none"/>
+          <ns2:ligatures ns2:val="none"/>
         </w:rPr>
         <w:tab/>
       </w:r>
@@ -125,7 +125,7 @@
           <w:color w:val="000000"/>
           <w:kern w:val="0"/>
           <w:lang w:eastAsia="es-PE"/>
-          <w14:ligatures w14:val="none"/>
+          <ns2:ligatures ns2:val="none"/>
         </w:rPr>
         <w:t xml:space="preserve"/>
       </w:r>
@@ -136,7 +136,7 @@
           <w:color w:val="000000"/>
           <w:kern w:val="0"/>
           <w:lang w:eastAsia="es-PE"/>
-          <w14:ligatures w14:val="none"/>
+          <ns2:ligatures ns2:val="none"/>
         </w:rPr>
         <w:t xml:space="preserve"/>
       </w:r>
@@ -147,7 +147,7 @@
           <w:color w:val="000000"/>
           <w:kern w:val="0"/>
           <w:lang w:eastAsia="es-PE"/>
-          <w14:ligatures w14:val="none"/>
+          <ns2:ligatures ns2:val="none"/>
         </w:rPr>
         <w:t/>
       </w:r>
@@ -158,12 +158,12 @@
           <w:color w:val="000000"/>
           <w:kern w:val="0"/>
           <w:lang w:eastAsia="es-PE"/>
-          <w14:ligatures w14:val="none"/>
+          <ns2:ligatures ns2:val="none"/>
         </w:rPr>
         <w:t/>
       </w:r>
     </w:p>
-    <w:p>
+    <w:p ns2:paraId="6DEEEDFE" ns2:textId="77777777">
       <w:pPr>
         <w:tabs>
           <w:tab w:val="left" w:pos="1701"/>
@@ -178,17 +178,17 @@
           <w:color w:val="000000"/>
           <w:kern w:val="0"/>
           <w:lang w:eastAsia="es-PE"/>
-          <w14:ligatures w14:val="none"/>
-        </w:rPr>
-      </w:pPr>
-      <w:r>
-        <w:rPr>
-          <w:rFonts w:ascii="Arial Narrow" w:eastAsia="Arial Narrow" w:hAnsi="Arial Narrow" w:cs="Arial Narrow"/>
-          <w:b/>
-          <w:color w:val="000000"/>
-          <w:kern w:val="0"/>
-          <w:lang w:eastAsia="es-PE"/>
-          <w14:ligatures w14:val="none"/>
+          <ns2:ligatures ns2:val="none"/>
+        </w:rPr>
+      </w:pPr>
+      <w:r>
+        <w:rPr>
+          <w:rFonts w:ascii="Arial Narrow" w:eastAsia="Arial Narrow" w:hAnsi="Arial Narrow" w:cs="Arial Narrow"/>
+          <w:b/>
+          <w:color w:val="000000"/>
+          <w:kern w:val="0"/>
+          <w:lang w:eastAsia="es-PE"/>
+          <ns2:ligatures ns2:val="none"/>
         </w:rPr>
         <w:t>DENUNCIADO</w:t>
       </w:r>
@@ -199,7 +199,7 @@
           <w:color w:val="000000"/>
           <w:kern w:val="0"/>
           <w:lang w:eastAsia="es-PE"/>
-          <w14:ligatures w14:val="none"/>
+          <ns2:ligatures ns2:val="none"/>
         </w:rPr>
         <w:tab/>
         <w:t>:</w:t>
@@ -211,13 +211,13 @@
           <w:color w:val="000000"/>
           <w:kern w:val="0"/>
           <w:lang w:eastAsia="es-PE"/>
-          <w14:ligatures w14:val="none"/>
+          <ns2:ligatures ns2:val="none"/>
         </w:rPr>
         <w:tab/>
         <w:t>RÍMAC SEGUROS Y REASEGUROS S.A. (RÍMAC)</w:t>
       </w:r>
     </w:p>
-    <w:p>
+    <w:p ns2:paraId="022D2B94" ns2:textId="77777777">
       <w:pPr>
         <w:tabs>
           <w:tab w:val="left" w:pos="1701"/>
@@ -232,17 +232,17 @@
           <w:color w:val="000000"/>
           <w:kern w:val="0"/>
           <w:lang w:eastAsia="es-PE"/>
-          <w14:ligatures w14:val="none"/>
-        </w:rPr>
-      </w:pPr>
-      <w:r>
-        <w:rPr>
-          <w:rFonts w:ascii="Arial Narrow" w:eastAsia="Arial Narrow" w:hAnsi="Arial Narrow" w:cs="Arial Narrow"/>
-          <w:b/>
-          <w:color w:val="000000"/>
-          <w:kern w:val="0"/>
-          <w:lang w:eastAsia="es-PE"/>
-          <w14:ligatures w14:val="none"/>
+          <ns2:ligatures ns2:val="none"/>
+        </w:rPr>
+      </w:pPr>
+      <w:r>
+        <w:rPr>
+          <w:rFonts w:ascii="Arial Narrow" w:eastAsia="Arial Narrow" w:hAnsi="Arial Narrow" w:cs="Arial Narrow"/>
+          <w:b/>
+          <w:color w:val="000000"/>
+          <w:kern w:val="0"/>
+          <w:lang w:eastAsia="es-PE"/>
+          <ns2:ligatures ns2:val="none"/>
         </w:rPr>
         <w:t>MATERIAS</w:t>
       </w:r>
@@ -253,7 +253,7 @@
           <w:color w:val="000000"/>
           <w:kern w:val="0"/>
           <w:lang w:eastAsia="es-PE"/>
-          <w14:ligatures w14:val="none"/>
+          <ns2:ligatures ns2:val="none"/>
         </w:rPr>
         <w:tab/>
         <w:t xml:space="preserve">: </w:t>
@@ -265,13 +265,13 @@
           <w:color w:val="000000"/>
           <w:kern w:val="0"/>
           <w:lang w:eastAsia="es-PE"/>
-          <w14:ligatures w14:val="none"/>
+          <ns2:ligatures ns2:val="none"/>
         </w:rPr>
         <w:tab/>
         <w:t>ADMISIÓN A TRÁMITE</w:t>
       </w:r>
     </w:p>
-    <w:p>
+    <w:p ns2:paraId="19ED7B73" ns2:textId="02AB7541">
       <w:pPr>
         <w:tabs>
           <w:tab w:val="left" w:pos="1701"/>
@@ -286,22 +286,22 @@
           <w:color w:val="000000"/>
           <w:kern w:val="0"/>
           <w:lang w:eastAsia="es-PE"/>
-          <w14:ligatures w14:val="none"/>
-        </w:rPr>
-      </w:pPr>
-      <w:r>
-        <w:rPr>
-          <w:rFonts w:ascii="Arial Narrow" w:eastAsia="Arial Narrow" w:hAnsi="Arial Narrow" w:cs="Arial Narrow"/>
-          <w:b/>
-          <w:color w:val="000000"/>
-          <w:kern w:val="0"/>
-          <w:lang w:eastAsia="es-PE"/>
-          <w14:ligatures w14:val="none"/>
+          <ns2:ligatures ns2:val="none"/>
+        </w:rPr>
+      </w:pPr>
+      <w:r>
+        <w:rPr>
+          <w:rFonts w:ascii="Arial Narrow" w:eastAsia="Arial Narrow" w:hAnsi="Arial Narrow" w:cs="Arial Narrow"/>
+          <w:b/>
+          <w:color w:val="000000"/>
+          <w:kern w:val="0"/>
+          <w:lang w:eastAsia="es-PE"/>
+          <ns2:ligatures ns2:val="none"/>
         </w:rPr>
         <w:t>REQUERIMIENTO DE INFORMACIÓN</w:t>
       </w:r>
     </w:p>
-    <w:p>
+    <w:p ns2:paraId="46A5A479" ns2:textId="77777777">
       <w:pPr>
         <w:tabs>
           <w:tab w:val="left" w:pos="1701"/>
@@ -315,17 +315,17 @@
           <w:color w:val="000000"/>
           <w:kern w:val="0"/>
           <w:lang w:eastAsia="es-PE"/>
-          <w14:ligatures w14:val="none"/>
-        </w:rPr>
-      </w:pPr>
-      <w:r>
-        <w:rPr>
-          <w:rFonts w:ascii="Arial Narrow" w:eastAsia="Arial Narrow" w:hAnsi="Arial Narrow" w:cs="Arial Narrow"/>
-          <w:b/>
-          <w:color w:val="000000"/>
-          <w:kern w:val="0"/>
-          <w:lang w:eastAsia="es-PE"/>
-          <w14:ligatures w14:val="none"/>
+          <ns2:ligatures ns2:val="none"/>
+        </w:rPr>
+      </w:pPr>
+      <w:r>
+        <w:rPr>
+          <w:rFonts w:ascii="Arial Narrow" w:eastAsia="Arial Narrow" w:hAnsi="Arial Narrow" w:cs="Arial Narrow"/>
+          <w:b/>
+          <w:color w:val="000000"/>
+          <w:kern w:val="0"/>
+          <w:lang w:eastAsia="es-PE"/>
+          <ns2:ligatures ns2:val="none"/>
         </w:rPr>
         <w:t xml:space="preserve">RESOLUCIÓN </w:t>
       </w:r>
@@ -336,7 +336,7 @@
           <w:color w:val="000000"/>
           <w:kern w:val="0"/>
           <w:lang w:eastAsia="es-PE"/>
-          <w14:ligatures w14:val="none"/>
+          <ns2:ligatures ns2:val="none"/>
         </w:rPr>
         <w:tab/>
         <w:t>:</w:t>
@@ -348,13 +348,13 @@
           <w:color w:val="000000"/>
           <w:kern w:val="0"/>
           <w:lang w:eastAsia="es-PE"/>
-          <w14:ligatures w14:val="none"/>
+          <ns2:ligatures ns2:val="none"/>
         </w:rPr>
         <w:tab/>
         <w:t>2</w:t>
       </w:r>
     </w:p>
-    <w:p>
+    <w:p ns2:paraId="5BA3A18D" ns2:textId="77777777">
       <w:pPr>
         <w:tabs>
           <w:tab w:val="left" w:pos="1014"/>
@@ -367,11 +367,11 @@
           <w:kern w:val="0"/>
           <w:shd w:val="clear" w:color="auto" w:fill="FFFFFF"/>
           <w:lang w:eastAsia="es-PE"/>
-          <w14:ligatures w14:val="none"/>
-        </w:rPr>
-      </w:pPr>
-    </w:p>
-    <w:p>
+          <ns2:ligatures ns2:val="none"/>
+        </w:rPr>
+      </w:pPr>
+    </w:p>
+    <w:p ns2:paraId="2F799822" ns2:textId="16EAABF9">
       <w:pPr>
         <w:tabs>
           <w:tab w:val="left" w:pos="1014"/>
@@ -384,7 +384,7 @@
           <w:kern w:val="0"/>
           <w:shd w:val="clear" w:color="auto" w:fill="FFFFFF"/>
           <w:lang w:eastAsia="es-PE"/>
-          <w14:ligatures w14:val="none"/>
+          <ns2:ligatures ns2:val="none"/>
         </w:rPr>
       </w:pPr>
       <w:r>
@@ -394,7 +394,7 @@
           <w:kern w:val="0"/>
           <w:shd w:val="clear" w:color="auto" w:fill="FFFFFF"/>
           <w:lang w:eastAsia="es-PE"/>
-          <w14:ligatures w14:val="none"/>
+          <ns2:ligatures ns2:val="none"/>
         </w:rPr>
         <w:t xml:space="preserve">Lima, </w:t>
       </w:r>
@@ -405,7 +405,7 @@
           <w:kern w:val="0"/>
           <w:shd w:val="clear" w:color="auto" w:fill="FFFFFF"/>
           <w:lang w:eastAsia="es-PE"/>
-          <w14:ligatures w14:val="none"/>
+          <ns2:ligatures ns2:val="none"/>
         </w:rPr>
         <w:t>8</w:t>
       </w:r>
@@ -416,7 +416,7 @@
           <w:kern w:val="0"/>
           <w:shd w:val="clear" w:color="auto" w:fill="FFFFFF"/>
           <w:lang w:eastAsia="es-PE"/>
-          <w14:ligatures w14:val="none"/>
+          <ns2:ligatures ns2:val="none"/>
         </w:rPr>
         <w:t xml:space="preserve"> de </w:t>
       </w:r>
@@ -427,7 +427,7 @@
           <w:kern w:val="0"/>
           <w:shd w:val="clear" w:color="auto" w:fill="FFFFFF"/>
           <w:lang w:eastAsia="es-PE"/>
-          <w14:ligatures w14:val="none"/>
+          <ns2:ligatures ns2:val="none"/>
         </w:rPr>
         <w:t>abril</w:t>
       </w:r>
@@ -438,12 +438,12 @@
           <w:kern w:val="0"/>
           <w:shd w:val="clear" w:color="auto" w:fill="FFFFFF"/>
           <w:lang w:eastAsia="es-PE"/>
-          <w14:ligatures w14:val="none"/>
+          <ns2:ligatures ns2:val="none"/>
         </w:rPr>
         <w:t xml:space="preserve"> de 2026</w:t>
       </w:r>
     </w:p>
-    <w:p>
+    <w:p ns2:paraId="66CE1821" ns2:textId="77777777">
       <w:pPr>
         <w:tabs>
           <w:tab w:val="left" w:pos="1014"/>
@@ -455,11 +455,11 @@
           <w:color w:val="000000"/>
           <w:kern w:val="0"/>
           <w:lang w:eastAsia="es-PE"/>
-          <w14:ligatures w14:val="none"/>
-        </w:rPr>
-      </w:pPr>
-    </w:p>
-    <w:p>
+          <ns2:ligatures ns2:val="none"/>
+        </w:rPr>
+      </w:pPr>
+    </w:p>
+    <w:p ns2:paraId="0B80AAA5" ns2:textId="77777777">
       <w:pPr>
         <w:numPr>
           <w:ilvl w:val="0"/>
@@ -473,22 +473,22 @@
           <w:color w:val="000000"/>
           <w:kern w:val="0"/>
           <w:lang w:eastAsia="es-PE"/>
-          <w14:ligatures w14:val="none"/>
-        </w:rPr>
-      </w:pPr>
-      <w:r>
-        <w:rPr>
-          <w:rFonts w:ascii="Arial Narrow" w:eastAsia="Arial Narrow" w:hAnsi="Arial Narrow" w:cs="Arial Narrow"/>
-          <w:b/>
-          <w:color w:val="000000"/>
-          <w:kern w:val="0"/>
-          <w:lang w:eastAsia="es-PE"/>
-          <w14:ligatures w14:val="none"/>
+          <ns2:ligatures ns2:val="none"/>
+        </w:rPr>
+      </w:pPr>
+      <w:r>
+        <w:rPr>
+          <w:rFonts w:ascii="Arial Narrow" w:eastAsia="Arial Narrow" w:hAnsi="Arial Narrow" w:cs="Arial Narrow"/>
+          <w:b/>
+          <w:color w:val="000000"/>
+          <w:kern w:val="0"/>
+          <w:lang w:eastAsia="es-PE"/>
+          <ns2:ligatures ns2:val="none"/>
         </w:rPr>
         <w:t xml:space="preserve">HECHOS </w:t>
       </w:r>
     </w:p>
-    <w:p>
+    <w:p ns2:paraId="621F2AB2" ns2:textId="77777777">
       <w:pPr>
         <w:spacing w:after="0" w:line="240" w:lineRule="auto"/>
         <w:jc w:val="both"/>
@@ -497,11 +497,11 @@
           <w:color w:val="000000"/>
           <w:kern w:val="0"/>
           <w:lang w:eastAsia="es-PE"/>
-          <w14:ligatures w14:val="none"/>
-        </w:rPr>
-      </w:pPr>
-    </w:p>
-    <w:p>
+          <ns2:ligatures ns2:val="none"/>
+        </w:rPr>
+      </w:pPr>
+    </w:p>
+    <w:p ns2:paraId="60B5D5B0" ns2:textId="3D4D5165">
       <w:pPr>
         <w:numPr>
           <w:ilvl w:val="1"/>
@@ -515,7 +515,7 @@
           <w:color w:val="000000"/>
           <w:kern w:val="0"/>
           <w:lang w:val="es-ES" w:eastAsia="es-ES"/>
-          <w14:ligatures w14:val="none"/>
+          <ns2:ligatures ns2:val="none"/>
         </w:rPr>
       </w:pPr>
       <w:r>
@@ -524,7 +524,7 @@
           <w:color w:val="000000"/>
           <w:kern w:val="0"/>
           <w:lang w:val="es-ES" w:eastAsia="es-ES"/>
-          <w14:ligatures w14:val="none"/>
+          <ns2:ligatures ns2:val="none"/>
         </w:rPr>
         <w:t xml:space="preserve">Mediante el escrito del 9 de marzo de 2026, complementado mediante escrito del 24 de marzo de 2026, el señor [APELLIDO] denunció a Rímac por presuntas infracciones a la Ley 29571, Código de Protección y Defensa del Consumidor (en adelante, Código), señalando lo siguiente:</w:t>
       </w:r>
@@ -534,7 +534,7 @@
           <w:color w:val="000000"/>
           <w:kern w:val="0"/>
           <w:lang w:val="es-ES" w:eastAsia="es-ES"/>
-          <w14:ligatures w14:val="none"/>
+          <ns2:ligatures ns2:val="none"/>
         </w:rPr>
         <w:t/>
       </w:r>
@@ -544,7 +544,7 @@
           <w:color w:val="000000"/>
           <w:kern w:val="0"/>
           <w:lang w:val="es-ES" w:eastAsia="es-ES"/>
-          <w14:ligatures w14:val="none"/>
+          <ns2:ligatures ns2:val="none"/>
         </w:rPr>
         <w:t xml:space="preserve"/>
       </w:r>
@@ -554,7 +554,7 @@
           <w:color w:val="000000"/>
           <w:kern w:val="0"/>
           <w:lang w:val="es-ES" w:eastAsia="es-ES"/>
-          <w14:ligatures w14:val="none"/>
+          <ns2:ligatures ns2:val="none"/>
         </w:rPr>
         <w:t/>
       </w:r>
@@ -564,7 +564,7 @@
           <w:color w:val="000000"/>
           <w:kern w:val="0"/>
           <w:lang w:val="es-ES" w:eastAsia="es-ES"/>
-          <w14:ligatures w14:val="none"/>
+          <ns2:ligatures ns2:val="none"/>
         </w:rPr>
         <w:t xml:space="preserve"/>
       </w:r>
@@ -574,7 +574,7 @@
           <w:color w:val="000000"/>
           <w:kern w:val="0"/>
           <w:lang w:val="es-ES" w:eastAsia="es-ES"/>
-          <w14:ligatures w14:val="none"/>
+          <ns2:ligatures ns2:val="none"/>
         </w:rPr>
         <w:t/>
       </w:r>
@@ -584,7 +584,7 @@
           <w:color w:val="000000"/>
           <w:kern w:val="0"/>
           <w:lang w:val="es-ES" w:eastAsia="es-ES"/>
-          <w14:ligatures w14:val="none"/>
+          <ns2:ligatures ns2:val="none"/>
         </w:rPr>
         <w:t xml:space="preserve"/>
       </w:r>
@@ -594,7 +594,7 @@
           <w:color w:val="000000"/>
           <w:kern w:val="0"/>
           <w:lang w:val="es-ES" w:eastAsia="es-ES"/>
-          <w14:ligatures w14:val="none"/>
+          <ns2:ligatures ns2:val="none"/>
         </w:rPr>
         <w:t/>
       </w:r>
@@ -602,7 +602,7 @@
         <w:rPr>
           <w:rFonts w:ascii="Arial Narrow" w:eastAsia="Calibri" w:hAnsi="Arial Narrow" w:cs="Arial"/>
           <w:kern w:val="0"/>
-          <w14:ligatures w14:val="none"/>
+          <ns2:ligatures ns2:val="none"/>
         </w:rPr>
         <w:t/>
       </w:r>
@@ -610,7 +610,7 @@
         <w:rPr>
           <w:rFonts w:ascii="Arial Narrow" w:eastAsia="Calibri" w:hAnsi="Arial Narrow" w:cs="Arial"/>
           <w:kern w:val="0"/>
-          <w14:ligatures w14:val="none"/>
+          <ns2:ligatures ns2:val="none"/>
         </w:rPr>
         <w:t xml:space="preserve"/>
       </w:r>
@@ -618,7 +618,7 @@
         <w:rPr>
           <w:rFonts w:ascii="Arial Narrow" w:eastAsia="Calibri" w:hAnsi="Arial Narrow" w:cs="Arial"/>
           <w:kern w:val="0"/>
-          <w14:ligatures w14:val="none"/>
+          <ns2:ligatures ns2:val="none"/>
         </w:rPr>
         <w:t/>
       </w:r>
@@ -626,7 +626,7 @@
         <w:rPr>
           <w:rFonts w:ascii="Arial Narrow" w:eastAsia="Calibri" w:hAnsi="Arial Narrow" w:cs="Arial"/>
           <w:kern w:val="0"/>
-          <w14:ligatures w14:val="none"/>
+          <ns2:ligatures ns2:val="none"/>
         </w:rPr>
         <w:t xml:space="preserve"/>
       </w:r>
@@ -634,7 +634,7 @@
         <w:rPr>
           <w:rFonts w:ascii="Arial Narrow" w:eastAsia="Calibri" w:hAnsi="Arial Narrow" w:cs="Arial"/>
           <w:kern w:val="0"/>
-          <w14:ligatures w14:val="none"/>
+          <ns2:ligatures ns2:val="none"/>
         </w:rPr>
         <w:t xml:space="preserve"/>
       </w:r>
@@ -642,7 +642,7 @@
         <w:rPr>
           <w:rFonts w:ascii="Arial Narrow" w:eastAsia="Calibri" w:hAnsi="Arial Narrow" w:cs="Arial"/>
           <w:kern w:val="0"/>
-          <w14:ligatures w14:val="none"/>
+          <ns2:ligatures ns2:val="none"/>
         </w:rPr>
         <w:t/>
       </w:r>
@@ -652,7 +652,7 @@
           <w:color w:val="000000"/>
           <w:kern w:val="0"/>
           <w:lang w:val="es-ES" w:eastAsia="es-ES"/>
-          <w14:ligatures w14:val="none"/>
+          <ns2:ligatures ns2:val="none"/>
         </w:rPr>
         <w:t/>
       </w:r>
@@ -664,7 +664,7 @@
           <w:kern w:val="0"/>
           <w:vertAlign w:val="superscript"/>
           <w:lang w:val="es-ES" w:eastAsia="es-ES"/>
-          <w14:ligatures w14:val="none"/>
+          <ns2:ligatures ns2:val="none"/>
         </w:rPr>
         <w:footnoteReference w:id="1"/>
       </w:r>
@@ -674,7 +674,7 @@
           <w:color w:val="000000"/>
           <w:kern w:val="0"/>
           <w:lang w:val="es-ES" w:eastAsia="es-ES"/>
-          <w14:ligatures w14:val="none"/>
+          <ns2:ligatures ns2:val="none"/>
         </w:rPr>
         <w:t xml:space="preserve"/>
       </w:r>
@@ -685,25 +685,25 @@
           <w:color w:val="000000"/>
           <w:kern w:val="0"/>
           <w:lang w:val="es-ES" w:eastAsia="es-ES"/>
-          <w14:ligatures w14:val="none"/>
+          <ns2:ligatures ns2:val="none"/>
         </w:rPr>
         <w:t/>
       </w:r>
     </w:p>
-    <w:p>
-      <w:pPr>
-        <w:spacing w:after="0" w:line="240" w:lineRule="auto"/>
-        <w:jc w:val="both"/>
-        <w:rPr>
-          <w:rFonts w:ascii="Arial Narrow" w:eastAsia="Times New Roman" w:hAnsi="Arial Narrow" w:cs="Arial"/>
-          <w:color w:val="000000"/>
-          <w:kern w:val="0"/>
-          <w:lang w:eastAsia="es-ES"/>
-          <w14:ligatures w14:val="none"/>
-        </w:rPr>
-      </w:pPr>
-    </w:p>
-    <w:p>
+    <w:p ns2:paraId="512911CE" ns2:textId="77777777">
+      <w:pPr>
+        <w:spacing w:after="0" w:line="240" w:lineRule="auto"/>
+        <w:jc w:val="both"/>
+        <w:rPr>
+          <w:rFonts w:ascii="Arial Narrow" w:eastAsia="Times New Roman" w:hAnsi="Arial Narrow" w:cs="Arial"/>
+          <w:color w:val="000000"/>
+          <w:kern w:val="0"/>
+          <w:lang w:eastAsia="es-ES"/>
+          <ns2:ligatures ns2:val="none"/>
+        </w:rPr>
+      </w:pPr>
+    </w:p>
+    <w:p ns2:paraId="469B8644" ns2:textId="5D591457">
       <w:pPr>
         <w:pStyle w:val="Prrafodelista"/>
         <w:numPr>
@@ -721,16 +721,16 @@
           <w:color w:val="000000"/>
           <w:kern w:val="0"/>
           <w:lang w:eastAsia="es-ES"/>
-          <w14:ligatures w14:val="none"/>
-        </w:rPr>
-      </w:pPr>
-      <w:r>
-        <w:rPr>
-          <w:rFonts w:ascii="Arial Narrow" w:eastAsia="Times New Roman" w:hAnsi="Arial Narrow" w:cs="Arial"/>
-          <w:color w:val="000000"/>
-          <w:kern w:val="0"/>
-          <w:lang w:eastAsia="es-ES"/>
-          <w14:ligatures w14:val="none"/>
+          <ns2:ligatures ns2:val="none"/>
+        </w:rPr>
+      </w:pPr>
+      <w:r>
+        <w:rPr>
+          <w:rFonts w:ascii="Arial Narrow" w:eastAsia="Times New Roman" w:hAnsi="Arial Narrow" w:cs="Arial"/>
+          <w:color w:val="000000"/>
+          <w:kern w:val="0"/>
+          <w:lang w:eastAsia="es-ES"/>
+          <ns2:ligatures ns2:val="none"/>
         </w:rPr>
         <w:t>El 30 de noviembre de 2024</w:t>
       </w:r>
@@ -740,7 +740,7 @@
           <w:color w:val="000000"/>
           <w:kern w:val="0"/>
           <w:lang w:eastAsia="es-ES"/>
-          <w14:ligatures w14:val="none"/>
+          <ns2:ligatures ns2:val="none"/>
         </w:rPr>
         <w:t xml:space="preserve">, </w:t>
       </w:r>
@@ -750,7 +750,7 @@
           <w:color w:val="000000"/>
           <w:kern w:val="0"/>
           <w:lang w:eastAsia="es-ES"/>
-          <w14:ligatures w14:val="none"/>
+          <ns2:ligatures ns2:val="none"/>
         </w:rPr>
         <w:t>inició la vigencia d</w:t>
       </w:r>
@@ -760,7 +760,7 @@
           <w:color w:val="000000"/>
           <w:kern w:val="0"/>
           <w:lang w:eastAsia="es-ES"/>
-          <w14:ligatures w14:val="none"/>
+          <ns2:ligatures ns2:val="none"/>
         </w:rPr>
         <w:t xml:space="preserve">el Seguro vehicular todo riesgo – Póliza 2101-952890 (en adelante, Seguro vehicular), </w:t>
       </w:r>
@@ -770,7 +770,7 @@
           <w:color w:val="000000"/>
           <w:kern w:val="0"/>
           <w:lang w:eastAsia="es-ES"/>
-          <w14:ligatures w14:val="none"/>
+          <ns2:ligatures ns2:val="none"/>
         </w:rPr>
         <w:t xml:space="preserve">emitido por </w:t>
       </w:r>
@@ -780,7 +780,7 @@
           <w:color w:val="000000"/>
           <w:kern w:val="0"/>
           <w:lang w:val="es-ES" w:eastAsia="es-ES"/>
-          <w14:ligatures w14:val="none"/>
+          <ns2:ligatures ns2:val="none"/>
         </w:rPr>
         <w:t xml:space="preserve">Rímac para asegurar el </w:t>
       </w:r>
@@ -790,7 +790,7 @@
           <w:color w:val="000000"/>
           <w:kern w:val="0"/>
           <w:lang w:eastAsia="es-ES"/>
-          <w14:ligatures w14:val="none"/>
+          <ns2:ligatures ns2:val="none"/>
         </w:rPr>
         <w:t>vehículo con Placa de Rodaje CPK019</w:t>
       </w:r>
@@ -800,7 +800,7 @@
           <w:color w:val="000000"/>
           <w:kern w:val="0"/>
           <w:lang w:eastAsia="es-ES"/>
-          <w14:ligatures w14:val="none"/>
+          <ns2:ligatures ns2:val="none"/>
         </w:rPr>
         <w:t xml:space="preserve"> (en adelante, vehículo asegurado)</w:t>
       </w:r>
@@ -810,7 +810,7 @@
           <w:color w:val="000000"/>
           <w:kern w:val="0"/>
           <w:lang w:eastAsia="es-ES"/>
-          <w14:ligatures w14:val="none"/>
+          <ns2:ligatures ns2:val="none"/>
         </w:rPr>
         <w:t xml:space="preserve">, </w:t>
       </w:r>
@@ -820,7 +820,7 @@
           <w:color w:val="000000"/>
           <w:kern w:val="0"/>
           <w:lang w:eastAsia="es-ES"/>
-          <w14:ligatures w14:val="none"/>
+          <ns2:ligatures ns2:val="none"/>
         </w:rPr>
         <w:t>cuya vigencia se extendía hasta</w:t>
       </w:r>
@@ -830,12 +830,12 @@
           <w:color w:val="000000"/>
           <w:kern w:val="0"/>
           <w:lang w:eastAsia="es-ES"/>
-          <w14:ligatures w14:val="none"/>
+          <ns2:ligatures ns2:val="none"/>
         </w:rPr>
         <w:t xml:space="preserve"> el 30 de noviembre de 2027.</w:t>
       </w:r>
     </w:p>
-    <w:p>
+    <w:p ns2:paraId="577AB4F2" ns2:textId="77777777">
       <w:pPr>
         <w:pStyle w:val="Prrafodelista"/>
         <w:spacing w:after="0" w:line="240" w:lineRule="auto"/>
@@ -846,11 +846,11 @@
           <w:color w:val="000000"/>
           <w:kern w:val="0"/>
           <w:lang w:eastAsia="es-ES"/>
-          <w14:ligatures w14:val="none"/>
-        </w:rPr>
-      </w:pPr>
-    </w:p>
-    <w:p>
+          <ns2:ligatures ns2:val="none"/>
+        </w:rPr>
+      </w:pPr>
+    </w:p>
+    <w:p ns2:paraId="197C8461" ns2:textId="219431A5">
       <w:pPr>
         <w:pStyle w:val="Prrafodelista"/>
         <w:numPr>
@@ -868,16 +868,16 @@
           <w:color w:val="000000"/>
           <w:kern w:val="0"/>
           <w:lang w:eastAsia="es-ES"/>
-          <w14:ligatures w14:val="none"/>
-        </w:rPr>
-      </w:pPr>
-      <w:r>
-        <w:rPr>
-          <w:rFonts w:ascii="Arial Narrow" w:eastAsia="Times New Roman" w:hAnsi="Arial Narrow" w:cs="Arial"/>
-          <w:color w:val="000000"/>
-          <w:kern w:val="0"/>
-          <w:lang w:eastAsia="es-ES"/>
-          <w14:ligatures w14:val="none"/>
+          <ns2:ligatures ns2:val="none"/>
+        </w:rPr>
+      </w:pPr>
+      <w:r>
+        <w:rPr>
+          <w:rFonts w:ascii="Arial Narrow" w:eastAsia="Times New Roman" w:hAnsi="Arial Narrow" w:cs="Arial"/>
+          <w:color w:val="000000"/>
+          <w:kern w:val="0"/>
+          <w:lang w:eastAsia="es-ES"/>
+          <ns2:ligatures ns2:val="none"/>
         </w:rPr>
         <w:t>El 9 de febrero de 2026, ocurrió un accidente de tránsito a las 06:30</w:t>
       </w:r>
@@ -887,7 +887,7 @@
           <w:color w:val="000000"/>
           <w:kern w:val="0"/>
           <w:lang w:eastAsia="es-ES"/>
-          <w14:ligatures w14:val="none"/>
+          <ns2:ligatures ns2:val="none"/>
         </w:rPr>
         <w:t xml:space="preserve"> horas</w:t>
       </w:r>
@@ -897,7 +897,7 @@
           <w:color w:val="000000"/>
           <w:kern w:val="0"/>
           <w:lang w:eastAsia="es-ES"/>
-          <w14:ligatures w14:val="none"/>
+          <ns2:ligatures ns2:val="none"/>
         </w:rPr>
         <w:t xml:space="preserve">, mientras conducía el </w:t>
       </w:r>
@@ -907,7 +907,7 @@
           <w:color w:val="000000"/>
           <w:kern w:val="0"/>
           <w:lang w:eastAsia="es-ES"/>
-          <w14:ligatures w14:val="none"/>
+          <ns2:ligatures ns2:val="none"/>
         </w:rPr>
         <w:t xml:space="preserve">vehículo asegurado </w:t>
       </w:r>
@@ -917,7 +917,7 @@
           <w:color w:val="000000"/>
           <w:kern w:val="0"/>
           <w:lang w:eastAsia="es-ES"/>
-          <w14:ligatures w14:val="none"/>
+          <ns2:ligatures ns2:val="none"/>
         </w:rPr>
         <w:t>por el distrito de La Victoria</w:t>
       </w:r>
@@ -927,7 +927,7 @@
           <w:color w:val="000000"/>
           <w:kern w:val="0"/>
           <w:lang w:eastAsia="es-ES"/>
-          <w14:ligatures w14:val="none"/>
+          <ns2:ligatures ns2:val="none"/>
         </w:rPr>
         <w:t>, provincia y departamento de Lima</w:t>
       </w:r>
@@ -937,7 +937,7 @@
           <w:color w:val="000000"/>
           <w:kern w:val="0"/>
           <w:lang w:eastAsia="es-ES"/>
-          <w14:ligatures w14:val="none"/>
+          <ns2:ligatures ns2:val="none"/>
         </w:rPr>
         <w:t xml:space="preserve"> (en adelante, La Victoria)</w:t>
       </w:r>
@@ -947,7 +947,7 @@
           <w:color w:val="000000"/>
           <w:kern w:val="0"/>
           <w:lang w:eastAsia="es-ES"/>
-          <w14:ligatures w14:val="none"/>
+          <ns2:ligatures ns2:val="none"/>
         </w:rPr>
         <w:t>, al impactar contra un montículo de tierra existente en la vía pública sin señalización, lo que ocasionó un despiste y colisión; luego de ello, retrocedió el vehículo y se dirigió a su domicilio, al no advertir inicialmente la magnitud de los daños</w:t>
       </w:r>
@@ -957,12 +957,12 @@
           <w:color w:val="000000"/>
           <w:kern w:val="0"/>
           <w:lang w:eastAsia="es-ES"/>
-          <w14:ligatures w14:val="none"/>
+          <ns2:ligatures ns2:val="none"/>
         </w:rPr>
         <w:t>.</w:t>
       </w:r>
     </w:p>
-    <w:p>
+    <w:p ns2:paraId="58EF3642" ns2:textId="77777777">
       <w:pPr>
         <w:pStyle w:val="Prrafodelista"/>
         <w:spacing w:after="0" w:line="240" w:lineRule="auto"/>
@@ -973,11 +973,11 @@
           <w:color w:val="000000"/>
           <w:kern w:val="0"/>
           <w:lang w:eastAsia="es-ES"/>
-          <w14:ligatures w14:val="none"/>
-        </w:rPr>
-      </w:pPr>
-    </w:p>
-    <w:p>
+          <ns2:ligatures ns2:val="none"/>
+        </w:rPr>
+      </w:pPr>
+    </w:p>
+    <w:p ns2:paraId="6C016494" ns2:textId="35877CDE">
       <w:pPr>
         <w:pStyle w:val="Prrafodelista"/>
         <w:numPr>
@@ -995,16 +995,16 @@
           <w:color w:val="000000"/>
           <w:kern w:val="0"/>
           <w:lang w:eastAsia="es-ES"/>
-          <w14:ligatures w14:val="none"/>
-        </w:rPr>
-      </w:pPr>
-      <w:r>
-        <w:rPr>
-          <w:rFonts w:ascii="Arial Narrow" w:eastAsia="Times New Roman" w:hAnsi="Arial Narrow" w:cs="Arial"/>
-          <w:color w:val="000000"/>
-          <w:kern w:val="0"/>
-          <w:lang w:eastAsia="es-ES"/>
-          <w14:ligatures w14:val="none"/>
+          <ns2:ligatures ns2:val="none"/>
+        </w:rPr>
+      </w:pPr>
+      <w:r>
+        <w:rPr>
+          <w:rFonts w:ascii="Arial Narrow" w:eastAsia="Times New Roman" w:hAnsi="Arial Narrow" w:cs="Arial"/>
+          <w:color w:val="000000"/>
+          <w:kern w:val="0"/>
+          <w:lang w:eastAsia="es-ES"/>
+          <ns2:ligatures ns2:val="none"/>
         </w:rPr>
         <w:t>El 9 de febrero de 2026, a las 07:55</w:t>
       </w:r>
@@ -1014,7 +1014,7 @@
           <w:color w:val="000000"/>
           <w:kern w:val="0"/>
           <w:lang w:eastAsia="es-ES"/>
-          <w14:ligatures w14:val="none"/>
+          <ns2:ligatures ns2:val="none"/>
         </w:rPr>
         <w:t xml:space="preserve"> horas</w:t>
       </w:r>
@@ -1024,7 +1024,7 @@
           <w:color w:val="000000"/>
           <w:kern w:val="0"/>
           <w:lang w:eastAsia="es-ES"/>
-          <w14:ligatures w14:val="none"/>
+          <ns2:ligatures ns2:val="none"/>
         </w:rPr>
         <w:t xml:space="preserve">, efectuó una llamada al centro de atención de </w:t>
       </w:r>
@@ -1034,7 +1034,7 @@
           <w:color w:val="000000"/>
           <w:kern w:val="0"/>
           <w:lang w:val="es-ES" w:eastAsia="es-ES"/>
-          <w14:ligatures w14:val="none"/>
+          <ns2:ligatures ns2:val="none"/>
         </w:rPr>
         <w:t xml:space="preserve">Rímac </w:t>
       </w:r>
@@ -1044,25 +1044,25 @@
           <w:color w:val="000000"/>
           <w:kern w:val="0"/>
           <w:lang w:eastAsia="es-ES"/>
-          <w14:ligatures w14:val="none"/>
+          <ns2:ligatures ns2:val="none"/>
         </w:rPr>
         <w:t>para reportar el siniestro, aproximadamente 85 minutos después de ocurrido el accidente, en la cual recibió instrucciones de realizar la denuncia policial y el dosaje etílico, así como la comunicación de que se enviaría personal de apoyo y una grúa para la asistencia correspondiente.</w:t>
       </w:r>
     </w:p>
-    <w:p>
-      <w:pPr>
-        <w:spacing w:after="0" w:line="240" w:lineRule="auto"/>
-        <w:jc w:val="both"/>
-        <w:rPr>
-          <w:rFonts w:ascii="Arial Narrow" w:eastAsia="Times New Roman" w:hAnsi="Arial Narrow" w:cs="Arial"/>
-          <w:color w:val="000000"/>
-          <w:kern w:val="0"/>
-          <w:lang w:eastAsia="es-ES"/>
-          <w14:ligatures w14:val="none"/>
-        </w:rPr>
-      </w:pPr>
-    </w:p>
-    <w:p>
+    <w:p ns2:paraId="6D2255D2" ns2:textId="77777777">
+      <w:pPr>
+        <w:spacing w:after="0" w:line="240" w:lineRule="auto"/>
+        <w:jc w:val="both"/>
+        <w:rPr>
+          <w:rFonts w:ascii="Arial Narrow" w:eastAsia="Times New Roman" w:hAnsi="Arial Narrow" w:cs="Arial"/>
+          <w:color w:val="000000"/>
+          <w:kern w:val="0"/>
+          <w:lang w:eastAsia="es-ES"/>
+          <ns2:ligatures ns2:val="none"/>
+        </w:rPr>
+      </w:pPr>
+    </w:p>
+    <w:p ns2:paraId="07B8E95B" ns2:textId="485487E7">
       <w:pPr>
         <w:pStyle w:val="Prrafodelista"/>
         <w:numPr>
@@ -1080,16 +1080,16 @@
           <w:color w:val="000000"/>
           <w:kern w:val="0"/>
           <w:lang w:eastAsia="es-ES"/>
-          <w14:ligatures w14:val="none"/>
-        </w:rPr>
-      </w:pPr>
-      <w:r>
-        <w:rPr>
-          <w:rFonts w:ascii="Arial Narrow" w:eastAsia="Times New Roman" w:hAnsi="Arial Narrow" w:cs="Arial"/>
-          <w:color w:val="000000"/>
-          <w:kern w:val="0"/>
-          <w:lang w:eastAsia="es-ES"/>
-          <w14:ligatures w14:val="none"/>
+          <ns2:ligatures ns2:val="none"/>
+        </w:rPr>
+      </w:pPr>
+      <w:r>
+        <w:rPr>
+          <w:rFonts w:ascii="Arial Narrow" w:eastAsia="Times New Roman" w:hAnsi="Arial Narrow" w:cs="Arial"/>
+          <w:color w:val="000000"/>
+          <w:kern w:val="0"/>
+          <w:lang w:eastAsia="es-ES"/>
+          <ns2:ligatures ns2:val="none"/>
         </w:rPr>
         <w:t>El 9 de febrero de 2026, aproximadamente a las 11:45</w:t>
       </w:r>
@@ -1099,7 +1099,7 @@
           <w:color w:val="000000"/>
           <w:kern w:val="0"/>
           <w:lang w:eastAsia="es-ES"/>
-          <w14:ligatures w14:val="none"/>
+          <ns2:ligatures ns2:val="none"/>
         </w:rPr>
         <w:t xml:space="preserve"> horas</w:t>
       </w:r>
@@ -1109,7 +1109,7 @@
           <w:color w:val="000000"/>
           <w:kern w:val="0"/>
           <w:lang w:eastAsia="es-ES"/>
-          <w14:ligatures w14:val="none"/>
+          <ns2:ligatures ns2:val="none"/>
         </w:rPr>
         <w:t xml:space="preserve">, se apersonó a la </w:t>
       </w:r>
@@ -1119,7 +1119,7 @@
           <w:color w:val="000000"/>
           <w:kern w:val="0"/>
           <w:lang w:eastAsia="es-ES"/>
-          <w14:ligatures w14:val="none"/>
+          <ns2:ligatures ns2:val="none"/>
         </w:rPr>
         <w:t xml:space="preserve">comisaría </w:t>
       </w:r>
@@ -1129,25 +1129,25 @@
           <w:color w:val="000000"/>
           <w:kern w:val="0"/>
           <w:lang w:eastAsia="es-ES"/>
-          <w14:ligatures w14:val="none"/>
+          <ns2:ligatures ns2:val="none"/>
         </w:rPr>
         <w:t>de La Victoria, donde el efectivo policial a cargo le indicó que debía esperar la disponibilidad de un patrullero para el traslado al lugar del accidente, efectuándose posteriormente dicho traslado.</w:t>
       </w:r>
     </w:p>
-    <w:p>
-      <w:pPr>
-        <w:spacing w:after="0" w:line="240" w:lineRule="auto"/>
-        <w:jc w:val="both"/>
-        <w:rPr>
-          <w:rFonts w:ascii="Arial Narrow" w:eastAsia="Times New Roman" w:hAnsi="Arial Narrow" w:cs="Arial"/>
-          <w:color w:val="000000"/>
-          <w:kern w:val="0"/>
-          <w:lang w:eastAsia="es-ES"/>
-          <w14:ligatures w14:val="none"/>
-        </w:rPr>
-      </w:pPr>
-    </w:p>
-    <w:p>
+    <w:p ns2:paraId="2AE58FB0" ns2:textId="77777777">
+      <w:pPr>
+        <w:spacing w:after="0" w:line="240" w:lineRule="auto"/>
+        <w:jc w:val="both"/>
+        <w:rPr>
+          <w:rFonts w:ascii="Arial Narrow" w:eastAsia="Times New Roman" w:hAnsi="Arial Narrow" w:cs="Arial"/>
+          <w:color w:val="000000"/>
+          <w:kern w:val="0"/>
+          <w:lang w:eastAsia="es-ES"/>
+          <ns2:ligatures ns2:val="none"/>
+        </w:rPr>
+      </w:pPr>
+    </w:p>
+    <w:p ns2:paraId="5BDCF191" ns2:textId="5623C2D3">
       <w:pPr>
         <w:pStyle w:val="Prrafodelista"/>
         <w:numPr>
@@ -1165,16 +1165,16 @@
           <w:color w:val="000000"/>
           <w:kern w:val="0"/>
           <w:lang w:eastAsia="es-ES"/>
-          <w14:ligatures w14:val="none"/>
-        </w:rPr>
-      </w:pPr>
-      <w:r>
-        <w:rPr>
-          <w:rFonts w:ascii="Arial Narrow" w:eastAsia="Times New Roman" w:hAnsi="Arial Narrow" w:cs="Arial"/>
-          <w:color w:val="000000"/>
-          <w:kern w:val="0"/>
-          <w:lang w:eastAsia="es-ES"/>
-          <w14:ligatures w14:val="none"/>
+          <ns2:ligatures ns2:val="none"/>
+        </w:rPr>
+      </w:pPr>
+      <w:r>
+        <w:rPr>
+          <w:rFonts w:ascii="Arial Narrow" w:eastAsia="Times New Roman" w:hAnsi="Arial Narrow" w:cs="Arial"/>
+          <w:color w:val="000000"/>
+          <w:kern w:val="0"/>
+          <w:lang w:eastAsia="es-ES"/>
+          <ns2:ligatures ns2:val="none"/>
         </w:rPr>
         <w:t>El 9 de febrero de 2026, a las 13:01</w:t>
       </w:r>
@@ -1184,7 +1184,7 @@
           <w:color w:val="000000"/>
           <w:kern w:val="0"/>
           <w:lang w:eastAsia="es-ES"/>
-          <w14:ligatures w14:val="none"/>
+          <ns2:ligatures ns2:val="none"/>
         </w:rPr>
         <w:t xml:space="preserve"> horas</w:t>
       </w:r>
@@ -1194,7 +1194,7 @@
           <w:color w:val="000000"/>
           <w:kern w:val="0"/>
           <w:lang w:eastAsia="es-ES"/>
-          <w14:ligatures w14:val="none"/>
+          <ns2:ligatures ns2:val="none"/>
         </w:rPr>
         <w:t xml:space="preserve">, se formalizó la aceptación de la denuncia policial en la Comisaría de La Victoria, con número de orden 34446205, diligencia en la cual estuvieron presentes la procuradora y un supervisor de </w:t>
       </w:r>
@@ -1204,7 +1204,7 @@
           <w:color w:val="000000"/>
           <w:kern w:val="0"/>
           <w:lang w:val="es-ES" w:eastAsia="es-ES"/>
-          <w14:ligatures w14:val="none"/>
+          <ns2:ligatures ns2:val="none"/>
         </w:rPr>
         <w:t>Rímac</w:t>
       </w:r>
@@ -1214,7 +1214,7 @@
           <w:color w:val="000000"/>
           <w:kern w:val="0"/>
           <w:lang w:eastAsia="es-ES"/>
-          <w14:ligatures w14:val="none"/>
+          <ns2:ligatures ns2:val="none"/>
         </w:rPr>
         <w:t>, quienes se retiraron una vez culminado dicho acto, indicándose que no existían más acciones inmediatas a realizar.</w:t>
       </w:r>
@@ -1224,12 +1224,12 @@
           <w:color w:val="000000"/>
           <w:kern w:val="0"/>
           <w:lang w:eastAsia="es-ES"/>
-          <w14:ligatures w14:val="none"/>
+          <ns2:ligatures ns2:val="none"/>
         </w:rPr>
         <w:t xml:space="preserve"> </w:t>
       </w:r>
     </w:p>
-    <w:p>
+    <w:p ns2:paraId="462C39A4" ns2:textId="77777777">
       <w:pPr>
         <w:pStyle w:val="Prrafodelista"/>
         <w:spacing w:after="0" w:line="240" w:lineRule="auto"/>
@@ -1240,11 +1240,11 @@
           <w:color w:val="000000"/>
           <w:kern w:val="0"/>
           <w:lang w:eastAsia="es-ES"/>
-          <w14:ligatures w14:val="none"/>
-        </w:rPr>
-      </w:pPr>
-    </w:p>
-    <w:p>
+          <ns2:ligatures ns2:val="none"/>
+        </w:rPr>
+      </w:pPr>
+    </w:p>
+    <w:p ns2:paraId="192C1416" ns2:textId="4F35F31C">
       <w:pPr>
         <w:pStyle w:val="Prrafodelista"/>
         <w:numPr>
@@ -1262,16 +1262,16 @@
           <w:color w:val="000000"/>
           <w:kern w:val="0"/>
           <w:lang w:eastAsia="es-ES"/>
-          <w14:ligatures w14:val="none"/>
-        </w:rPr>
-      </w:pPr>
-      <w:r>
-        <w:rPr>
-          <w:rFonts w:ascii="Arial Narrow" w:eastAsia="Times New Roman" w:hAnsi="Arial Narrow" w:cs="Arial"/>
-          <w:color w:val="000000"/>
-          <w:kern w:val="0"/>
-          <w:lang w:eastAsia="es-ES"/>
-          <w14:ligatures w14:val="none"/>
+          <ns2:ligatures ns2:val="none"/>
+        </w:rPr>
+      </w:pPr>
+      <w:r>
+        <w:rPr>
+          <w:rFonts w:ascii="Arial Narrow" w:eastAsia="Times New Roman" w:hAnsi="Arial Narrow" w:cs="Arial"/>
+          <w:color w:val="000000"/>
+          <w:kern w:val="0"/>
+          <w:lang w:eastAsia="es-ES"/>
+          <ns2:ligatures ns2:val="none"/>
         </w:rPr>
         <w:t>El 9 de febrero de 2026, a partir de las 14:00</w:t>
       </w:r>
@@ -1281,7 +1281,7 @@
           <w:color w:val="000000"/>
           <w:kern w:val="0"/>
           <w:lang w:eastAsia="es-ES"/>
-          <w14:ligatures w14:val="none"/>
+          <ns2:ligatures ns2:val="none"/>
         </w:rPr>
         <w:t xml:space="preserve"> horas</w:t>
       </w:r>
@@ -1291,7 +1291,7 @@
           <w:color w:val="000000"/>
           <w:kern w:val="0"/>
           <w:lang w:eastAsia="es-ES"/>
-          <w14:ligatures w14:val="none"/>
+          <ns2:ligatures ns2:val="none"/>
         </w:rPr>
         <w:t>, permaneció en la Comisaría de La Victoria a la espera de la disponibilidad de un patrullero para el traslado a fin de realizar</w:t>
       </w:r>
@@ -1301,7 +1301,7 @@
           <w:color w:val="000000"/>
           <w:kern w:val="0"/>
           <w:lang w:eastAsia="es-ES"/>
-          <w14:ligatures w14:val="none"/>
+          <ns2:ligatures ns2:val="none"/>
         </w:rPr>
         <w:t>se</w:t>
       </w:r>
@@ -1311,7 +1311,7 @@
           <w:color w:val="000000"/>
           <w:kern w:val="0"/>
           <w:lang w:eastAsia="es-ES"/>
-          <w14:ligatures w14:val="none"/>
+          <ns2:ligatures ns2:val="none"/>
         </w:rPr>
         <w:t xml:space="preserve"> el dosaje etílico, conforme a lo indicado por el personal policial.</w:t>
       </w:r>
@@ -1321,7 +1321,7 @@
           <w:color w:val="000000"/>
           <w:kern w:val="0"/>
           <w:lang w:eastAsia="es-ES"/>
-          <w14:ligatures w14:val="none"/>
+          <ns2:ligatures ns2:val="none"/>
         </w:rPr>
         <w:t xml:space="preserve"> El mismo día</w:t>
       </w:r>
@@ -1331,12 +1331,12 @@
           <w:color w:val="000000"/>
           <w:kern w:val="0"/>
           <w:lang w:eastAsia="es-ES"/>
-          <w14:ligatures w14:val="none"/>
+          <ns2:ligatures ns2:val="none"/>
         </w:rPr>
         <w:t>, a las 18:23, se sometió al Dosaje Etílico 0011-074541, cuyo resultado fue 0,00 g/l.</w:t>
       </w:r>
     </w:p>
-    <w:p>
+    <w:p ns2:paraId="4B0B3FDF" ns2:textId="77777777">
       <w:pPr>
         <w:pStyle w:val="Prrafodelista"/>
         <w:spacing w:after="0" w:line="240" w:lineRule="auto"/>
@@ -1347,11 +1347,11 @@
           <w:color w:val="000000"/>
           <w:kern w:val="0"/>
           <w:lang w:eastAsia="es-ES"/>
-          <w14:ligatures w14:val="none"/>
-        </w:rPr>
-      </w:pPr>
-    </w:p>
-    <w:p>
+          <ns2:ligatures ns2:val="none"/>
+        </w:rPr>
+      </w:pPr>
+    </w:p>
+    <w:p ns2:paraId="099E2A7A" ns2:textId="64663D7F">
       <w:pPr>
         <w:pStyle w:val="Prrafodelista"/>
         <w:numPr>
@@ -1369,16 +1369,16 @@
           <w:color w:val="000000"/>
           <w:kern w:val="0"/>
           <w:lang w:eastAsia="es-ES"/>
-          <w14:ligatures w14:val="none"/>
-        </w:rPr>
-      </w:pPr>
-      <w:r>
-        <w:rPr>
-          <w:rFonts w:ascii="Arial Narrow" w:eastAsia="Times New Roman" w:hAnsi="Arial Narrow" w:cs="Arial"/>
-          <w:color w:val="000000"/>
-          <w:kern w:val="0"/>
-          <w:lang w:eastAsia="es-ES"/>
-          <w14:ligatures w14:val="none"/>
+          <ns2:ligatures ns2:val="none"/>
+        </w:rPr>
+      </w:pPr>
+      <w:r>
+        <w:rPr>
+          <w:rFonts w:ascii="Arial Narrow" w:eastAsia="Times New Roman" w:hAnsi="Arial Narrow" w:cs="Arial"/>
+          <w:color w:val="000000"/>
+          <w:kern w:val="0"/>
+          <w:lang w:eastAsia="es-ES"/>
+          <ns2:ligatures ns2:val="none"/>
         </w:rPr>
         <w:t xml:space="preserve">El 13 de febrero de 2026, el taller </w:t>
       </w:r>
@@ -1389,7 +1389,7 @@
           <w:color w:val="000000"/>
           <w:kern w:val="0"/>
           <w:lang w:eastAsia="es-ES"/>
-          <w14:ligatures w14:val="none"/>
+          <ns2:ligatures ns2:val="none"/>
         </w:rPr>
         <w:t>Euroshop</w:t>
       </w:r>
@@ -1400,7 +1400,7 @@
           <w:color w:val="000000"/>
           <w:kern w:val="0"/>
           <w:lang w:eastAsia="es-ES"/>
-          <w14:ligatures w14:val="none"/>
+          <ns2:ligatures ns2:val="none"/>
         </w:rPr>
         <w:t xml:space="preserve"> </w:t>
       </w:r>
@@ -1410,7 +1410,7 @@
           <w:color w:val="000000"/>
           <w:kern w:val="0"/>
           <w:lang w:eastAsia="es-ES"/>
-          <w14:ligatures w14:val="none"/>
+          <ns2:ligatures ns2:val="none"/>
         </w:rPr>
         <w:t xml:space="preserve">S.A., emitió el Presupuesto 465756 dirigido a </w:t>
       </w:r>
@@ -1420,7 +1420,7 @@
           <w:color w:val="000000"/>
           <w:kern w:val="0"/>
           <w:lang w:val="es-ES" w:eastAsia="es-ES"/>
-          <w14:ligatures w14:val="none"/>
+          <ns2:ligatures ns2:val="none"/>
         </w:rPr>
         <w:t>Rímac</w:t>
       </w:r>
@@ -1430,7 +1430,7 @@
           <w:color w:val="000000"/>
           <w:kern w:val="0"/>
           <w:lang w:eastAsia="es-ES"/>
-          <w14:ligatures w14:val="none"/>
+          <ns2:ligatures ns2:val="none"/>
         </w:rPr>
         <w:t xml:space="preserve">, en el cual se consignó que el costo total de reparación de los daños del vehículo </w:t>
       </w:r>
@@ -1440,7 +1440,7 @@
           <w:color w:val="000000"/>
           <w:kern w:val="0"/>
           <w:lang w:eastAsia="es-ES"/>
-          <w14:ligatures w14:val="none"/>
+          <ns2:ligatures ns2:val="none"/>
         </w:rPr>
         <w:t xml:space="preserve">asegurado </w:t>
       </w:r>
@@ -1450,7 +1450,7 @@
           <w:color w:val="000000"/>
           <w:kern w:val="0"/>
           <w:lang w:eastAsia="es-ES"/>
-          <w14:ligatures w14:val="none"/>
+          <ns2:ligatures ns2:val="none"/>
         </w:rPr>
         <w:t>ascendía a S/32 766,01, incluyendo los componentes afectados.</w:t>
       </w:r>
@@ -1460,12 +1460,12 @@
           <w:color w:val="000000"/>
           <w:kern w:val="0"/>
           <w:lang w:eastAsia="es-ES"/>
-          <w14:ligatures w14:val="none"/>
+          <ns2:ligatures ns2:val="none"/>
         </w:rPr>
         <w:t xml:space="preserve"> </w:t>
       </w:r>
     </w:p>
-    <w:p>
+    <w:p ns2:paraId="13D04358" ns2:textId="77777777">
       <w:pPr>
         <w:pStyle w:val="Prrafodelista"/>
         <w:spacing w:after="0" w:line="240" w:lineRule="auto"/>
@@ -1476,11 +1476,11 @@
           <w:color w:val="000000"/>
           <w:kern w:val="0"/>
           <w:lang w:eastAsia="es-ES"/>
-          <w14:ligatures w14:val="none"/>
-        </w:rPr>
-      </w:pPr>
-    </w:p>
-    <w:p>
+          <ns2:ligatures ns2:val="none"/>
+        </w:rPr>
+      </w:pPr>
+    </w:p>
+    <w:p ns2:paraId="37B44336" ns2:textId="630F3168">
       <w:pPr>
         <w:pStyle w:val="Prrafodelista"/>
         <w:numPr>
@@ -1498,16 +1498,16 @@
           <w:color w:val="000000"/>
           <w:kern w:val="0"/>
           <w:lang w:eastAsia="es-ES"/>
-          <w14:ligatures w14:val="none"/>
-        </w:rPr>
-      </w:pPr>
-      <w:r>
-        <w:rPr>
-          <w:rFonts w:ascii="Arial Narrow" w:eastAsia="Times New Roman" w:hAnsi="Arial Narrow" w:cs="Arial"/>
-          <w:color w:val="000000"/>
-          <w:kern w:val="0"/>
-          <w:lang w:eastAsia="es-ES"/>
-          <w14:ligatures w14:val="none"/>
+          <ns2:ligatures ns2:val="none"/>
+        </w:rPr>
+      </w:pPr>
+      <w:r>
+        <w:rPr>
+          <w:rFonts w:ascii="Arial Narrow" w:eastAsia="Times New Roman" w:hAnsi="Arial Narrow" w:cs="Arial"/>
+          <w:color w:val="000000"/>
+          <w:kern w:val="0"/>
+          <w:lang w:eastAsia="es-ES"/>
+          <ns2:ligatures ns2:val="none"/>
         </w:rPr>
         <w:t xml:space="preserve">El 23 de febrero de 2026, </w:t>
       </w:r>
@@ -1517,7 +1517,7 @@
           <w:color w:val="000000"/>
           <w:kern w:val="0"/>
           <w:lang w:val="es-ES" w:eastAsia="es-ES"/>
-          <w14:ligatures w14:val="none"/>
+          <ns2:ligatures ns2:val="none"/>
         </w:rPr>
         <w:t>Rímac</w:t>
       </w:r>
@@ -1527,7 +1527,7 @@
           <w:color w:val="000000"/>
           <w:kern w:val="0"/>
           <w:lang w:eastAsia="es-ES"/>
-          <w14:ligatures w14:val="none"/>
+          <ns2:ligatures ns2:val="none"/>
         </w:rPr>
         <w:t xml:space="preserve"> </w:t>
       </w:r>
@@ -1537,7 +1537,7 @@
           <w:color w:val="000000"/>
           <w:kern w:val="0"/>
           <w:lang w:eastAsia="es-ES"/>
-          <w14:ligatures w14:val="none"/>
+          <ns2:ligatures ns2:val="none"/>
         </w:rPr>
         <w:t xml:space="preserve">remitió </w:t>
       </w:r>
@@ -1547,7 +1547,7 @@
           <w:color w:val="000000"/>
           <w:kern w:val="0"/>
           <w:lang w:eastAsia="es-ES"/>
-          <w14:ligatures w14:val="none"/>
+          <ns2:ligatures ns2:val="none"/>
         </w:rPr>
         <w:t>una</w:t>
       </w:r>
@@ -1557,7 +1557,7 @@
           <w:color w:val="000000"/>
           <w:kern w:val="0"/>
           <w:lang w:eastAsia="es-ES"/>
-          <w14:ligatures w14:val="none"/>
+          <ns2:ligatures ns2:val="none"/>
         </w:rPr>
         <w:t xml:space="preserve"> carta mediante la cual </w:t>
       </w:r>
@@ -1567,7 +1567,7 @@
           <w:color w:val="000000"/>
           <w:kern w:val="0"/>
           <w:lang w:eastAsia="es-ES"/>
-          <w14:ligatures w14:val="none"/>
+          <ns2:ligatures ns2:val="none"/>
         </w:rPr>
         <w:t>denegó su solicitud</w:t>
       </w:r>
@@ -1577,7 +1577,7 @@
           <w:color w:val="000000"/>
           <w:kern w:val="0"/>
           <w:lang w:eastAsia="es-ES"/>
-          <w14:ligatures w14:val="none"/>
+          <ns2:ligatures ns2:val="none"/>
         </w:rPr>
         <w:t xml:space="preserve"> de la cobertura del siniestro</w:t>
       </w:r>
@@ -1587,7 +1587,7 @@
           <w:color w:val="000000"/>
           <w:kern w:val="0"/>
           <w:lang w:eastAsia="es-ES"/>
-          <w14:ligatures w14:val="none"/>
+          <ns2:ligatures ns2:val="none"/>
         </w:rPr>
         <w:t xml:space="preserve"> del 9 de febrero de 2026</w:t>
       </w:r>
@@ -1597,7 +1597,7 @@
           <w:color w:val="000000"/>
           <w:kern w:val="0"/>
           <w:lang w:eastAsia="es-ES"/>
-          <w14:ligatures w14:val="none"/>
+          <ns2:ligatures ns2:val="none"/>
         </w:rPr>
         <w:t>, señalando como fundamento que la denuncia policial y el dosaje etílico</w:t>
       </w:r>
@@ -1607,7 +1607,7 @@
           <w:color w:val="000000"/>
           <w:kern w:val="0"/>
           <w:lang w:eastAsia="es-ES"/>
-          <w14:ligatures w14:val="none"/>
+          <ns2:ligatures ns2:val="none"/>
         </w:rPr>
         <w:t xml:space="preserve"> se habría</w:t>
       </w:r>
@@ -1617,7 +1617,7 @@
           <w:color w:val="000000"/>
           <w:kern w:val="0"/>
           <w:lang w:eastAsia="es-ES"/>
-          <w14:ligatures w14:val="none"/>
+          <ns2:ligatures ns2:val="none"/>
         </w:rPr>
         <w:t>n</w:t>
       </w:r>
@@ -1627,7 +1627,7 @@
           <w:color w:val="000000"/>
           <w:kern w:val="0"/>
           <w:lang w:eastAsia="es-ES"/>
-          <w14:ligatures w14:val="none"/>
+          <ns2:ligatures ns2:val="none"/>
         </w:rPr>
         <w:t xml:space="preserve"> realizado fuera del plazo de cuatro (4) horas establecido en el artículo 7, literales B y C del Condicionado VEG001 del Seguro Vehicular</w:t>
       </w:r>
@@ -1637,7 +1637,7 @@
           <w:color w:val="000000"/>
           <w:kern w:val="0"/>
           <w:lang w:eastAsia="es-ES"/>
-          <w14:ligatures w14:val="none"/>
+          <ns2:ligatures ns2:val="none"/>
         </w:rPr>
         <w:t>. No obstante, la aplicación de dicho plazo en las circunstancias concretas del presente caso resulta desproporcionada e irrazonable</w:t>
       </w:r>
@@ -1647,7 +1647,7 @@
           <w:color w:val="000000"/>
           <w:kern w:val="0"/>
           <w:lang w:eastAsia="es-ES"/>
-          <w14:ligatures w14:val="none"/>
+          <ns2:ligatures ns2:val="none"/>
         </w:rPr>
         <w:t xml:space="preserve"> por causas que no le son imputables</w:t>
       </w:r>
@@ -1657,12 +1657,12 @@
           <w:color w:val="000000"/>
           <w:kern w:val="0"/>
           <w:lang w:eastAsia="es-ES"/>
-          <w14:ligatures w14:val="none"/>
+          <ns2:ligatures ns2:val="none"/>
         </w:rPr>
         <w:t>.</w:t>
       </w:r>
     </w:p>
-    <w:p>
+    <w:p ns2:paraId="198349F5" ns2:textId="77777777">
       <w:pPr>
         <w:pStyle w:val="Prrafodelista"/>
         <w:spacing w:after="0" w:line="240" w:lineRule="auto"/>
@@ -1673,11 +1673,11 @@
           <w:color w:val="000000"/>
           <w:kern w:val="0"/>
           <w:lang w:eastAsia="es-ES"/>
-          <w14:ligatures w14:val="none"/>
-        </w:rPr>
-      </w:pPr>
-    </w:p>
-    <w:p>
+          <ns2:ligatures ns2:val="none"/>
+        </w:rPr>
+      </w:pPr>
+    </w:p>
+    <w:p ns2:paraId="77AA53D6" ns2:textId="4DA0F7FB">
       <w:pPr>
         <w:pStyle w:val="Prrafodelista"/>
         <w:numPr>
@@ -1696,16 +1696,16 @@
           <w:color w:val="000000"/>
           <w:kern w:val="0"/>
           <w:lang w:eastAsia="es-ES"/>
-          <w14:ligatures w14:val="none"/>
-        </w:rPr>
-      </w:pPr>
-      <w:r>
-        <w:rPr>
-          <w:rFonts w:ascii="Arial Narrow" w:eastAsia="Times New Roman" w:hAnsi="Arial Narrow" w:cs="Arial"/>
-          <w:color w:val="000000"/>
-          <w:kern w:val="0"/>
-          <w:lang w:eastAsia="es-ES"/>
-          <w14:ligatures w14:val="none"/>
+          <ns2:ligatures ns2:val="none"/>
+        </w:rPr>
+      </w:pPr>
+      <w:r>
+        <w:rPr>
+          <w:rFonts w:ascii="Arial Narrow" w:eastAsia="Times New Roman" w:hAnsi="Arial Narrow" w:cs="Arial"/>
+          <w:color w:val="000000"/>
+          <w:kern w:val="0"/>
+          <w:lang w:eastAsia="es-ES"/>
+          <ns2:ligatures ns2:val="none"/>
         </w:rPr>
         <w:t xml:space="preserve">El 6 de marzo de 2026, </w:t>
       </w:r>
@@ -1715,7 +1715,7 @@
           <w:color w:val="000000"/>
           <w:kern w:val="0"/>
           <w:lang w:val="es-ES" w:eastAsia="es-ES"/>
-          <w14:ligatures w14:val="none"/>
+          <ns2:ligatures ns2:val="none"/>
         </w:rPr>
         <w:t>Rímac</w:t>
       </w:r>
@@ -1725,7 +1725,7 @@
           <w:color w:val="000000"/>
           <w:kern w:val="0"/>
           <w:lang w:eastAsia="es-ES"/>
-          <w14:ligatures w14:val="none"/>
+          <ns2:ligatures ns2:val="none"/>
         </w:rPr>
         <w:t xml:space="preserve"> </w:t>
       </w:r>
@@ -1735,7 +1735,7 @@
           <w:color w:val="000000"/>
           <w:kern w:val="0"/>
           <w:lang w:eastAsia="es-ES"/>
-          <w14:ligatures w14:val="none"/>
+          <ns2:ligatures ns2:val="none"/>
         </w:rPr>
         <w:t>remitió la carta de respuesta al reclamo 26-SBS021815, mediante la cual declaró infundado el</w:t>
       </w:r>
@@ -1745,7 +1745,7 @@
           <w:color w:val="000000"/>
           <w:kern w:val="0"/>
           <w:lang w:eastAsia="es-ES"/>
-          <w14:ligatures w14:val="none"/>
+          <ns2:ligatures ns2:val="none"/>
         </w:rPr>
         <w:t xml:space="preserve"> referido</w:t>
       </w:r>
@@ -1755,7 +1755,7 @@
           <w:color w:val="000000"/>
           <w:kern w:val="0"/>
           <w:lang w:eastAsia="es-ES"/>
-          <w14:ligatures w14:val="none"/>
+          <ns2:ligatures ns2:val="none"/>
         </w:rPr>
         <w:t xml:space="preserve"> reclamo</w:t>
       </w:r>
@@ -1765,7 +1765,7 @@
           <w:color w:val="000000"/>
           <w:kern w:val="0"/>
           <w:lang w:eastAsia="es-ES"/>
-          <w14:ligatures w14:val="none"/>
+          <ns2:ligatures ns2:val="none"/>
         </w:rPr>
         <w:t xml:space="preserve"> y denegó su solicitud de la cobertura</w:t>
       </w:r>
@@ -1775,7 +1775,7 @@
           <w:color w:val="000000"/>
           <w:kern w:val="0"/>
           <w:lang w:eastAsia="es-ES"/>
-          <w14:ligatures w14:val="none"/>
+          <ns2:ligatures ns2:val="none"/>
         </w:rPr>
         <w:t>, indicando</w:t>
       </w:r>
@@ -1785,7 +1785,7 @@
           <w:color w:val="000000"/>
           <w:kern w:val="0"/>
           <w:lang w:eastAsia="es-ES"/>
-          <w14:ligatures w14:val="none"/>
+          <ns2:ligatures ns2:val="none"/>
         </w:rPr>
         <w:t xml:space="preserve">, entre otros, </w:t>
       </w:r>
@@ -1795,7 +1795,7 @@
           <w:color w:val="000000"/>
           <w:kern w:val="0"/>
           <w:lang w:eastAsia="es-ES"/>
-          <w14:ligatures w14:val="none"/>
+          <ns2:ligatures ns2:val="none"/>
         </w:rPr>
         <w:t xml:space="preserve">que la comunicación del siniestro se habría realizado aproximadamente dos </w:t>
       </w:r>
@@ -1805,7 +1805,7 @@
           <w:color w:val="000000"/>
           <w:kern w:val="0"/>
           <w:lang w:eastAsia="es-ES"/>
-          <w14:ligatures w14:val="none"/>
+          <ns2:ligatures ns2:val="none"/>
         </w:rPr>
         <w:t xml:space="preserve">(2) </w:t>
       </w:r>
@@ -1815,7 +1815,7 @@
           <w:color w:val="000000"/>
           <w:kern w:val="0"/>
           <w:lang w:eastAsia="es-ES"/>
-          <w14:ligatures w14:val="none"/>
+          <ns2:ligatures ns2:val="none"/>
         </w:rPr>
         <w:t xml:space="preserve">horas después de ocurrido, pese a que </w:t>
       </w:r>
@@ -1825,7 +1825,7 @@
           <w:color w:val="000000"/>
           <w:kern w:val="0"/>
           <w:lang w:eastAsia="es-ES"/>
-          <w14:ligatures w14:val="none"/>
+          <ns2:ligatures ns2:val="none"/>
         </w:rPr>
         <w:t>la referida comunicación se realizó</w:t>
       </w:r>
@@ -1835,7 +1835,7 @@
           <w:color w:val="000000"/>
           <w:kern w:val="0"/>
           <w:lang w:eastAsia="es-ES"/>
-          <w14:ligatures w14:val="none"/>
+          <ns2:ligatures ns2:val="none"/>
         </w:rPr>
         <w:t xml:space="preserve"> </w:t>
       </w:r>
@@ -1845,7 +1845,7 @@
           <w:color w:val="000000"/>
           <w:kern w:val="0"/>
           <w:lang w:eastAsia="es-ES"/>
-          <w14:ligatures w14:val="none"/>
+          <ns2:ligatures ns2:val="none"/>
         </w:rPr>
         <w:t xml:space="preserve">ochenta y cinco (85) minutos después de ocurrido el </w:t>
       </w:r>
@@ -1855,7 +1855,7 @@
           <w:color w:val="000000"/>
           <w:kern w:val="0"/>
           <w:lang w:eastAsia="es-ES"/>
-          <w14:ligatures w14:val="none"/>
+          <ns2:ligatures ns2:val="none"/>
         </w:rPr>
         <w:t xml:space="preserve">referido </w:t>
       </w:r>
@@ -1865,7 +1865,7 @@
           <w:color w:val="000000"/>
           <w:kern w:val="0"/>
           <w:lang w:eastAsia="es-ES"/>
-          <w14:ligatures w14:val="none"/>
+          <ns2:ligatures ns2:val="none"/>
         </w:rPr>
         <w:t>siniestro</w:t>
       </w:r>
@@ -1875,7 +1875,7 @@
           <w:color w:val="000000"/>
           <w:kern w:val="0"/>
           <w:lang w:eastAsia="es-ES"/>
-          <w14:ligatures w14:val="none"/>
+          <ns2:ligatures ns2:val="none"/>
         </w:rPr>
         <w:t>.</w:t>
       </w:r>
@@ -1885,12 +1885,12 @@
           <w:color w:val="000000"/>
           <w:kern w:val="0"/>
           <w:lang w:eastAsia="es-ES"/>
-          <w14:ligatures w14:val="none"/>
+          <ns2:ligatures ns2:val="none"/>
         </w:rPr>
         <w:t xml:space="preserve"> </w:t>
       </w:r>
     </w:p>
-    <w:p>
+    <w:p ns2:paraId="33E14FF7" ns2:textId="77777777">
       <w:pPr>
         <w:tabs>
           <w:tab w:val="left" w:pos="1134"/>
@@ -1902,11 +1902,11 @@
           <w:color w:val="000000"/>
           <w:kern w:val="0"/>
           <w:lang w:eastAsia="es-ES"/>
-          <w14:ligatures w14:val="none"/>
-        </w:rPr>
-      </w:pPr>
-    </w:p>
-    <w:p>
+          <ns2:ligatures ns2:val="none"/>
+        </w:rPr>
+      </w:pPr>
+    </w:p>
+    <w:p ns2:paraId="14A9FD07" ns2:textId="30E2C907">
       <w:pPr>
         <w:numPr>
           <w:ilvl w:val="1"/>
@@ -1924,7 +1924,7 @@
           <w:color w:val="000000"/>
           <w:kern w:val="0"/>
           <w:lang w:val="es-ES" w:eastAsia="es-ES"/>
-          <w14:ligatures w14:val="none"/>
+          <ns2:ligatures ns2:val="none"/>
         </w:rPr>
       </w:pPr>
       <w:r>
@@ -1933,7 +1933,7 @@
           <w:color w:val="000000"/>
           <w:kern w:val="0"/>
           <w:lang w:val="es-ES" w:eastAsia="es-ES"/>
-          <w14:ligatures w14:val="none"/>
+          <ns2:ligatures ns2:val="none"/>
         </w:rPr>
         <w:t xml:space="preserve">El señor [APELLIDO] solicitó, en calidad de medida correctiva, que Rímac cumpla con otorgar la cobertura del Seguro Vehicular por el siniestro ocurrido el 9 de febrero de 2026; por un monto no menor a S/ 32 766,01, o el que resulte del peritaje oficial, cubriendo la totalidad de los trabajos de repuestos, mano de obra, pintura, mecánica y servicios indicados en dicho presupuesto. Asimismo, requirió el reembolso de costos y costas del presente procedimiento.</w:t>
       </w:r>
@@ -1943,7 +1943,7 @@
           <w:color w:val="000000"/>
           <w:kern w:val="0"/>
           <w:lang w:val="es-ES" w:eastAsia="es-ES"/>
-          <w14:ligatures w14:val="none"/>
+          <ns2:ligatures ns2:val="none"/>
         </w:rPr>
         <w:t xml:space="preserve"/>
       </w:r>
@@ -1951,7 +1951,7 @@
         <w:rPr>
           <w:rFonts w:ascii="Arial Narrow" w:eastAsia="Calibri" w:hAnsi="Arial Narrow" w:cs="Arial"/>
           <w:kern w:val="0"/>
-          <w14:ligatures w14:val="none"/>
+          <ns2:ligatures ns2:val="none"/>
         </w:rPr>
         <w:t xml:space="preserve"/>
       </w:r>
@@ -1961,7 +1961,7 @@
           <w:color w:val="000000"/>
           <w:kern w:val="0"/>
           <w:lang w:val="es-ES" w:eastAsia="es-ES"/>
-          <w14:ligatures w14:val="none"/>
+          <ns2:ligatures ns2:val="none"/>
         </w:rPr>
         <w:t xml:space="preserve"/>
       </w:r>
@@ -1971,7 +1971,7 @@
           <w:color w:val="000000"/>
           <w:kern w:val="0"/>
           <w:lang w:val="es-ES" w:eastAsia="es-ES"/>
-          <w14:ligatures w14:val="none"/>
+          <ns2:ligatures ns2:val="none"/>
         </w:rPr>
         <w:t xml:space="preserve"/>
       </w:r>
@@ -1981,7 +1981,7 @@
           <w:color w:val="000000"/>
           <w:kern w:val="0"/>
           <w:lang w:val="es-ES" w:eastAsia="es-ES"/>
-          <w14:ligatures w14:val="none"/>
+          <ns2:ligatures ns2:val="none"/>
         </w:rPr>
         <w:t xml:space="preserve"/>
       </w:r>
@@ -1991,7 +1991,7 @@
           <w:color w:val="000000"/>
           <w:kern w:val="0"/>
           <w:lang w:val="es-ES" w:eastAsia="es-ES"/>
-          <w14:ligatures w14:val="none"/>
+          <ns2:ligatures ns2:val="none"/>
         </w:rPr>
         <w:t xml:space="preserve"/>
       </w:r>
@@ -2001,7 +2001,7 @@
           <w:color w:val="000000"/>
           <w:kern w:val="0"/>
           <w:lang w:val="es-ES" w:eastAsia="es-ES"/>
-          <w14:ligatures w14:val="none"/>
+          <ns2:ligatures ns2:val="none"/>
         </w:rPr>
         <w:t xml:space="preserve"/>
       </w:r>
@@ -2011,7 +2011,7 @@
           <w:color w:val="000000"/>
           <w:kern w:val="0"/>
           <w:lang w:val="es-ES" w:eastAsia="es-ES"/>
-          <w14:ligatures w14:val="none"/>
+          <ns2:ligatures ns2:val="none"/>
         </w:rPr>
         <w:t/>
       </w:r>
@@ -2021,7 +2021,7 @@
           <w:color w:val="000000"/>
           <w:kern w:val="0"/>
           <w:lang w:val="es-ES" w:eastAsia="es-ES"/>
-          <w14:ligatures w14:val="none"/>
+          <ns2:ligatures ns2:val="none"/>
         </w:rPr>
         <w:t xml:space="preserve"/>
       </w:r>
@@ -2031,7 +2031,7 @@
           <w:color w:val="000000"/>
           <w:kern w:val="0"/>
           <w:lang w:val="es-ES" w:eastAsia="es-ES"/>
-          <w14:ligatures w14:val="none"/>
+          <ns2:ligatures ns2:val="none"/>
         </w:rPr>
         <w:t/>
       </w:r>
@@ -2041,7 +2041,7 @@
           <w:color w:val="000000"/>
           <w:kern w:val="0"/>
           <w:lang w:val="es-ES" w:eastAsia="es-ES"/>
-          <w14:ligatures w14:val="none"/>
+          <ns2:ligatures ns2:val="none"/>
         </w:rPr>
         <w:t/>
       </w:r>
@@ -2051,7 +2051,7 @@
           <w:color w:val="000000"/>
           <w:kern w:val="0"/>
           <w:lang w:val="es-ES" w:eastAsia="es-ES"/>
-          <w14:ligatures w14:val="none"/>
+          <ns2:ligatures ns2:val="none"/>
         </w:rPr>
         <w:t/>
       </w:r>
@@ -2061,12 +2061,12 @@
           <w:color w:val="000000"/>
           <w:kern w:val="0"/>
           <w:lang w:val="es-ES" w:eastAsia="es-ES"/>
-          <w14:ligatures w14:val="none"/>
+          <ns2:ligatures ns2:val="none"/>
         </w:rPr>
         <w:t/>
       </w:r>
     </w:p>
-    <w:p>
+    <w:p ns2:paraId="4FA28C15" ns2:textId="77777777">
       <w:pPr>
         <w:tabs>
           <w:tab w:val="num" w:pos="567"/>
@@ -2080,11 +2080,11 @@
           <w:color w:val="000000"/>
           <w:kern w:val="0"/>
           <w:lang w:val="es-ES" w:eastAsia="es-ES"/>
-          <w14:ligatures w14:val="none"/>
-        </w:rPr>
-      </w:pPr>
-    </w:p>
-    <w:p>
+          <ns2:ligatures ns2:val="none"/>
+        </w:rPr>
+      </w:pPr>
+    </w:p>
+    <w:p ns2:paraId="7887900F" ns2:textId="29E4EAFB">
       <w:pPr>
         <w:numPr>
           <w:ilvl w:val="1"/>
@@ -2102,7 +2102,7 @@
           <w:color w:val="000000"/>
           <w:kern w:val="0"/>
           <w:lang w:val="es-ES" w:eastAsia="es-ES"/>
-          <w14:ligatures w14:val="none"/>
+          <ns2:ligatures ns2:val="none"/>
         </w:rPr>
       </w:pPr>
       <w:r>
@@ -2111,12 +2111,12 @@
           <w:color w:val="000000"/>
           <w:kern w:val="0"/>
           <w:lang w:val="es-ES" w:eastAsia="es-ES"/>
-          <w14:ligatures w14:val="none"/>
+          <ns2:ligatures ns2:val="none"/>
         </w:rPr>
         <w:t>El 24 de marzo de 2026, solicitó una reprogramación de audiencia de conciliación con Rímac.</w:t>
       </w:r>
     </w:p>
-    <w:p>
+    <w:p ns2:paraId="55824485" ns2:textId="6206BB18">
       <w:pPr>
         <w:spacing w:after="0" w:line="240" w:lineRule="auto"/>
         <w:jc w:val="both"/>
@@ -2125,7 +2125,7 @@
           <w:color w:val="000000"/>
           <w:kern w:val="0"/>
           <w:lang w:eastAsia="es-PE"/>
-          <w14:ligatures w14:val="none"/>
+          <ns2:ligatures ns2:val="none"/>
         </w:rPr>
       </w:pPr>
       <w:bookmarkStart w:id="1" w:name="_Hlk212795168"/>
@@ -2137,12 +2137,12 @@
           <w:color w:val="000000"/>
           <w:kern w:val="0"/>
           <w:lang w:eastAsia="es-PE"/>
-          <w14:ligatures w14:val="none"/>
+          <ns2:ligatures ns2:val="none"/>
         </w:rPr>
         <w:t xml:space="preserve"> </w:t>
       </w:r>
     </w:p>
-    <w:p>
+    <w:p ns2:paraId="018B8F57" ns2:textId="62C9CB14">
       <w:pPr>
         <w:numPr>
           <w:ilvl w:val="0"/>
@@ -2156,22 +2156,22 @@
           <w:color w:val="000000"/>
           <w:kern w:val="0"/>
           <w:lang w:eastAsia="es-PE"/>
-          <w14:ligatures w14:val="none"/>
-        </w:rPr>
-      </w:pPr>
-      <w:r>
-        <w:rPr>
-          <w:rFonts w:ascii="Arial Narrow" w:eastAsia="Arial Narrow" w:hAnsi="Arial Narrow" w:cs="Arial Narrow"/>
-          <w:b/>
-          <w:color w:val="000000"/>
-          <w:kern w:val="0"/>
-          <w:lang w:eastAsia="es-PE"/>
-          <w14:ligatures w14:val="none"/>
+          <ns2:ligatures ns2:val="none"/>
+        </w:rPr>
+      </w:pPr>
+      <w:r>
+        <w:rPr>
+          <w:rFonts w:ascii="Arial Narrow" w:eastAsia="Arial Narrow" w:hAnsi="Arial Narrow" w:cs="Arial Narrow"/>
+          <w:b/>
+          <w:color w:val="000000"/>
+          <w:kern w:val="0"/>
+          <w:lang w:eastAsia="es-PE"/>
+          <ns2:ligatures ns2:val="none"/>
         </w:rPr>
         <w:t>DE LA ADMISIÓN A TRÁMITE DE LA DENUNCIA</w:t>
       </w:r>
     </w:p>
-    <w:p>
+    <w:p ns2:paraId="34556756" ns2:textId="77777777">
       <w:pPr>
         <w:spacing w:after="0" w:line="240" w:lineRule="auto"/>
         <w:contextualSpacing/>
@@ -2182,11 +2182,11 @@
           <w:color w:val="000000"/>
           <w:kern w:val="0"/>
           <w:lang w:eastAsia="es-PE"/>
-          <w14:ligatures w14:val="none"/>
-        </w:rPr>
-      </w:pPr>
-    </w:p>
-    <w:p>
+          <ns2:ligatures ns2:val="none"/>
+        </w:rPr>
+      </w:pPr>
+    </w:p>
+    <w:p ns2:paraId="5F4266A4" ns2:textId="1D0FDA9A">
       <w:pPr>
         <w:numPr>
           <w:ilvl w:val="1"/>
@@ -2202,7 +2202,7 @@
         <w:rPr>
           <w:rFonts w:ascii="Arial Narrow" w:eastAsia="Arial Narrow" w:hAnsi="Arial Narrow" w:cs="Arial Narrow"/>
           <w:kern w:val="0"/>
-          <w14:ligatures w14:val="none"/>
+          <ns2:ligatures ns2:val="none"/>
         </w:rPr>
       </w:pPr>
       <w:bookmarkStart w:id="3" w:name="_Hlk140755208"/>
@@ -2214,7 +2214,7 @@
           <w:color w:val="000000"/>
           <w:kern w:val="0"/>
           <w:lang w:val="es-ES" w:eastAsia="es-ES"/>
-          <w14:ligatures w14:val="none"/>
+          <ns2:ligatures ns2:val="none"/>
         </w:rPr>
         <w:t>La Secretaría Técnica de la Comisión de Protección al Consumidor 1 (en adelante, la Secretaría</w:t>
       </w:r>
@@ -2224,7 +2224,7 @@
           <w:color w:val="000000"/>
           <w:kern w:val="0"/>
           <w:lang w:eastAsia="es-PE"/>
-          <w14:ligatures w14:val="none"/>
+          <ns2:ligatures ns2:val="none"/>
         </w:rPr>
         <w:t xml:space="preserve"> Técnica), en ejercicio de sus facultades</w:t>
       </w:r>
@@ -2237,7 +2237,7 @@
           <w:rFonts w:ascii="Arial Narrow" w:eastAsia="Arial Narrow" w:hAnsi="Arial Narrow" w:cs="Arial Narrow"/>
           <w:kern w:val="0"/>
           <w:vertAlign w:val="superscript"/>
-          <w14:ligatures w14:val="none"/>
+          <ns2:ligatures ns2:val="none"/>
         </w:rPr>
         <w:footnoteReference w:id="2"/>
       </w:r>
@@ -2247,7 +2247,7 @@
           <w:color w:val="000000"/>
           <w:kern w:val="0"/>
           <w:lang w:eastAsia="es-PE"/>
-          <w14:ligatures w14:val="none"/>
+          <ns2:ligatures ns2:val="none"/>
         </w:rPr>
         <w:t xml:space="preserve">, </w:t>
       </w:r>
@@ -2257,7 +2257,7 @@
           <w:color w:val="000000"/>
           <w:kern w:val="0"/>
           <w:lang w:eastAsia="es-PE"/>
-          <w14:ligatures w14:val="none"/>
+          <ns2:ligatures ns2:val="none"/>
         </w:rPr>
         <w:t xml:space="preserve">considera </w:t>
       </w:r>
@@ -2265,7 +2265,7 @@
         <w:rPr>
           <w:rFonts w:ascii="Arial Narrow" w:eastAsia="Arial Narrow" w:hAnsi="Arial Narrow" w:cs="Arial Narrow"/>
           <w:kern w:val="0"/>
-          <w14:ligatures w14:val="none"/>
+          <ns2:ligatures ns2:val="none"/>
         </w:rPr>
         <w:t xml:space="preserve">que el hecho denunciado, </w:t>
       </w:r>
@@ -2274,7 +2274,7 @@
         <w:rPr>
           <w:rFonts w:ascii="Arial Narrow" w:eastAsia="Arial Narrow" w:hAnsi="Arial Narrow" w:cs="Arial Narrow"/>
           <w:kern w:val="0"/>
-          <w14:ligatures w14:val="none"/>
+          <ns2:ligatures ns2:val="none"/>
         </w:rPr>
         <w:t xml:space="preserve">consistente en que </w:t>
       </w:r>
@@ -2287,7 +2287,7 @@
           <w:kern w:val="0"/>
           <w:shd w:val="clear" w:color="auto" w:fill="FFFFFF"/>
           <w:lang w:eastAsia="es-PE"/>
-          <w14:ligatures w14:val="none"/>
+          <ns2:ligatures ns2:val="none"/>
         </w:rPr>
         <w:t xml:space="preserve">la compañía aseguradora habría negado injustificadamente mediante carta del </w:t>
       </w:r>
@@ -2297,7 +2297,7 @@
           <w:color w:val="000000"/>
           <w:kern w:val="0"/>
           <w:lang w:eastAsia="es-ES"/>
-          <w14:ligatures w14:val="none"/>
+          <ns2:ligatures ns2:val="none"/>
         </w:rPr>
         <w:t xml:space="preserve">23 de febrero de 2026 </w:t>
       </w:r>
@@ -2307,7 +2307,7 @@
           <w:kern w:val="0"/>
           <w:shd w:val="clear" w:color="auto" w:fill="FFFFFF"/>
           <w:lang w:eastAsia="es-PE"/>
-          <w14:ligatures w14:val="none"/>
+          <ns2:ligatures ns2:val="none"/>
         </w:rPr>
         <w:t xml:space="preserve">la cobertura de la </w:t>
       </w:r>
@@ -2317,7 +2317,7 @@
           <w:color w:val="000000"/>
           <w:kern w:val="0"/>
           <w:lang w:val="es-ES" w:eastAsia="es-ES"/>
-          <w14:ligatures w14:val="none"/>
+          <ns2:ligatures ns2:val="none"/>
         </w:rPr>
         <w:t>Póliza 2008953935 del Seguro vehicular</w:t>
       </w:r>
@@ -2327,7 +2327,7 @@
           <w:kern w:val="0"/>
           <w:shd w:val="clear" w:color="auto" w:fill="FFFFFF"/>
           <w:lang w:eastAsia="es-PE"/>
-          <w14:ligatures w14:val="none"/>
+          <ns2:ligatures ns2:val="none"/>
         </w:rPr>
         <w:t xml:space="preserve"> al denunciante por el siniestro del </w:t>
       </w:r>
@@ -2337,7 +2337,7 @@
           <w:color w:val="000000"/>
           <w:kern w:val="0"/>
           <w:lang w:eastAsia="es-ES"/>
-          <w14:ligatures w14:val="none"/>
+          <ns2:ligatures ns2:val="none"/>
         </w:rPr>
         <w:t>9 de febrero de 2026</w:t>
       </w:r>
@@ -2345,7 +2345,7 @@
         <w:rPr>
           <w:rFonts w:ascii="Arial Narrow" w:eastAsia="Arial Narrow" w:hAnsi="Arial Narrow" w:cs="Arial Narrow"/>
           <w:kern w:val="0"/>
-          <w14:ligatures w14:val="none"/>
+          <ns2:ligatures ns2:val="none"/>
         </w:rPr>
         <w:t xml:space="preserve">; involucraría una presunta afectación a sus expectativas, quien no habría encontrado una correspondencia entre lo que esperaba recibir de parte del proveedor y lo que realmente recibió. Por </w:t>
       </w:r>
@@ -2353,7 +2353,7 @@
         <w:rPr>
           <w:rFonts w:ascii="Arial Narrow" w:eastAsia="Arial Narrow" w:hAnsi="Arial Narrow" w:cs="Arial Narrow"/>
           <w:kern w:val="0"/>
-          <w14:ligatures w14:val="none"/>
+          <ns2:ligatures ns2:val="none"/>
         </w:rPr>
         <w:t>consiguiente, corresponde calificar el hecho materia de denuncia como una presunta infracción al deber de idoneidad, tipificado en los artículos 18</w:t>
       </w:r>
@@ -2363,7 +2363,7 @@
           <w:color w:val="000000"/>
           <w:kern w:val="0"/>
           <w:lang w:eastAsia="es-PE"/>
-          <w14:ligatures w14:val="none"/>
+          <ns2:ligatures ns2:val="none"/>
         </w:rPr>
         <w:t/>
       </w:r>
@@ -2371,7 +2371,7 @@
         <w:rPr>
           <w:rFonts w:ascii="Arial Narrow" w:eastAsia="Arial Narrow" w:hAnsi="Arial Narrow" w:cs="Arial Narrow"/>
           <w:kern w:val="0"/>
-          <w14:ligatures w14:val="none"/>
+          <ns2:ligatures ns2:val="none"/>
         </w:rPr>
         <w:t xml:space="preserve"> y 19</w:t>
       </w:r>
@@ -2381,7 +2381,7 @@
           <w:color w:val="000000"/>
           <w:kern w:val="0"/>
           <w:lang w:eastAsia="es-PE"/>
-          <w14:ligatures w14:val="none"/>
+          <ns2:ligatures ns2:val="none"/>
         </w:rPr>
         <w:t/>
       </w:r>
@@ -2389,7 +2389,7 @@
         <w:rPr>
           <w:rFonts w:ascii="Arial Narrow" w:eastAsia="Arial Narrow" w:hAnsi="Arial Narrow" w:cs="Arial Narrow"/>
           <w:kern w:val="0"/>
-          <w14:ligatures w14:val="none"/>
+          <ns2:ligatures ns2:val="none"/>
         </w:rPr>
         <w:t xml:space="preserve"> del Código</w:t>
       </w:r>
@@ -2401,7 +2401,7 @@
           <w:rFonts w:ascii="Arial Narrow" w:eastAsia="Arial Narrow" w:hAnsi="Arial Narrow" w:cs="Arial"/>
           <w:kern w:val="0"/>
           <w:vertAlign w:val="superscript"/>
-          <w14:ligatures w14:val="none"/>
+          <ns2:ligatures ns2:val="none"/>
         </w:rPr>
         <w:footnoteReference w:id="3"/>
       </w:r>
@@ -2410,25 +2410,25 @@
         <w:rPr>
           <w:rFonts w:ascii="Arial Narrow" w:eastAsia="Arial Narrow" w:hAnsi="Arial Narrow" w:cs="Arial Narrow"/>
           <w:kern w:val="0"/>
-          <w14:ligatures w14:val="none"/>
+          <ns2:ligatures ns2:val="none"/>
         </w:rPr>
         <w:t>.</w:t>
       </w:r>
       <w:bookmarkEnd w:id="8"/>
     </w:p>
     <w:bookmarkEnd w:id="1"/>
-    <w:p>
-      <w:pPr>
-        <w:spacing w:after="0" w:line="240" w:lineRule="auto"/>
-        <w:jc w:val="both"/>
-        <w:rPr>
-          <w:rFonts w:ascii="Arial Narrow" w:eastAsia="Arial Narrow" w:hAnsi="Arial Narrow" w:cs="Arial Narrow"/>
-          <w:kern w:val="0"/>
-          <w14:ligatures w14:val="none"/>
-        </w:rPr>
-      </w:pPr>
-    </w:p>
-    <w:p>
+    <w:p ns2:paraId="2DC7B64E" ns2:textId="77777777">
+      <w:pPr>
+        <w:spacing w:after="0" w:line="240" w:lineRule="auto"/>
+        <w:jc w:val="both"/>
+        <w:rPr>
+          <w:rFonts w:ascii="Arial Narrow" w:eastAsia="Arial Narrow" w:hAnsi="Arial Narrow" w:cs="Arial Narrow"/>
+          <w:kern w:val="0"/>
+          <ns2:ligatures ns2:val="none"/>
+        </w:rPr>
+      </w:pPr>
+    </w:p>
+    <w:p ns2:paraId="432EF16E" ns2:textId="61F3DD35">
       <w:pPr>
         <w:pStyle w:val="Prrafodelista"/>
         <w:numPr>
@@ -2441,7 +2441,7 @@
         <w:rPr>
           <w:rFonts w:ascii="Arial Narrow" w:eastAsia="Arial Narrow" w:hAnsi="Arial Narrow" w:cs="Arial Narrow"/>
           <w:kern w:val="0"/>
-          <w14:ligatures w14:val="none"/>
+          <ns2:ligatures ns2:val="none"/>
         </w:rPr>
       </w:pPr>
       <w:bookmarkStart w:id="11" w:name="_Hlk214962902"/>
@@ -2453,7 +2453,7 @@
         <w:rPr>
           <w:rFonts w:ascii="Arial Narrow" w:eastAsia="Arial Narrow" w:hAnsi="Arial Narrow" w:cs="Arial Narrow"/>
           <w:kern w:val="0"/>
-          <w14:ligatures w14:val="none"/>
+          <ns2:ligatures ns2:val="none"/>
         </w:rPr>
         <w:t xml:space="preserve">Asimismo, la Secretaría Técnica, en ejercicio de sus facultades, considera que el hecho denunciado, consistente en que </w:t>
       </w:r>
@@ -2463,7 +2463,7 @@
           <w:kern w:val="0"/>
           <w:shd w:val="clear" w:color="auto" w:fill="FFFFFF"/>
           <w:lang w:eastAsia="es-PE"/>
-          <w14:ligatures w14:val="none"/>
+          <ns2:ligatures ns2:val="none"/>
         </w:rPr>
         <w:t xml:space="preserve">la compañía aseguradora </w:t>
       </w:r>
@@ -2473,7 +2473,7 @@
           <w:kern w:val="0"/>
           <w:shd w:val="clear" w:color="auto" w:fill="FFFFFF"/>
           <w:lang w:eastAsia="es-PE"/>
-          <w14:ligatures w14:val="none"/>
+          <ns2:ligatures ns2:val="none"/>
         </w:rPr>
         <w:t>habría brindado una respuesta inadecuada al reclamo 26-SBS021815 presentado por el denunciante</w:t>
       </w:r>
@@ -2481,7 +2481,7 @@
         <w:rPr>
           <w:rFonts w:ascii="Arial Narrow" w:eastAsia="Arial Narrow" w:hAnsi="Arial Narrow" w:cs="Arial"/>
           <w:kern w:val="0"/>
-          <w14:ligatures w14:val="none"/>
+          <ns2:ligatures ns2:val="none"/>
         </w:rPr>
         <w:t>. Por consiguiente, corresponde calificar el hecho materia de denuncia como una presunta infracción al numeral 88.1 del artículo 88 del Código</w:t>
       </w:r>
@@ -2495,7 +2495,7 @@
           <w:kern w:val="0"/>
           <w:vertAlign w:val="superscript"/>
           <w:lang w:eastAsia="es-PE"/>
-          <w14:ligatures w14:val="none"/>
+          <ns2:ligatures ns2:val="none"/>
         </w:rPr>
         <w:footnoteReference w:id="4"/>
       </w:r>
@@ -2506,13 +2506,13 @@
           <w:color w:val="000000"/>
           <w:kern w:val="0"/>
           <w:lang w:eastAsia="es-PE"/>
-          <w14:ligatures w14:val="none"/>
+          <ns2:ligatures ns2:val="none"/>
         </w:rPr>
         <w:t>.</w:t>
       </w:r>
     </w:p>
     <w:bookmarkEnd w:id="12"/>
-    <w:p>
+    <w:p ns2:paraId="1B2150BF" ns2:textId="77777777">
       <w:pPr>
         <w:pStyle w:val="Prrafodelista"/>
         <w:spacing w:after="0" w:line="240" w:lineRule="auto"/>
@@ -2521,11 +2521,11 @@
         <w:rPr>
           <w:rFonts w:ascii="Arial Narrow" w:eastAsia="Arial Narrow" w:hAnsi="Arial Narrow" w:cs="Arial Narrow"/>
           <w:kern w:val="0"/>
-          <w14:ligatures w14:val="none"/>
-        </w:rPr>
-      </w:pPr>
-    </w:p>
-    <w:p>
+          <ns2:ligatures ns2:val="none"/>
+        </w:rPr>
+      </w:pPr>
+    </w:p>
+    <w:p ns2:paraId="1D51994D" ns2:textId="73995507">
       <w:pPr>
         <w:pStyle w:val="Prrafodelista"/>
         <w:numPr>
@@ -2538,14 +2538,14 @@
         <w:rPr>
           <w:rFonts w:ascii="Arial Narrow" w:eastAsia="Arial Narrow" w:hAnsi="Arial Narrow" w:cs="Arial Narrow"/>
           <w:kern w:val="0"/>
-          <w14:ligatures w14:val="none"/>
-        </w:rPr>
-      </w:pPr>
-      <w:r>
-        <w:rPr>
-          <w:rFonts w:ascii="Arial Narrow" w:eastAsia="Arial Narrow" w:hAnsi="Arial Narrow" w:cs="Arial Narrow"/>
-          <w:kern w:val="0"/>
-          <w14:ligatures w14:val="none"/>
+          <ns2:ligatures ns2:val="none"/>
+        </w:rPr>
+      </w:pPr>
+      <w:r>
+        <w:rPr>
+          <w:rFonts w:ascii="Arial Narrow" w:eastAsia="Arial Narrow" w:hAnsi="Arial Narrow" w:cs="Arial Narrow"/>
+          <w:kern w:val="0"/>
+          <ns2:ligatures ns2:val="none"/>
         </w:rPr>
         <w:t xml:space="preserve">Así también, </w:t>
       </w:r>
@@ -2554,7 +2554,7 @@
         <w:rPr>
           <w:rFonts w:ascii="Arial Narrow" w:eastAsia="Arial Narrow" w:hAnsi="Arial Narrow" w:cs="Arial Narrow"/>
           <w:kern w:val="0"/>
-          <w14:ligatures w14:val="none"/>
+          <ns2:ligatures ns2:val="none"/>
         </w:rPr>
         <w:t>la Secretaría Técnica, en ejercicio de sus facultades, considera que el hecho denunciado, consistente en que</w:t>
       </w:r>
@@ -2562,7 +2562,7 @@
         <w:rPr>
           <w:rFonts w:ascii="Arial Narrow" w:eastAsia="Arial Narrow" w:hAnsi="Arial Narrow" w:cs="Arial Narrow"/>
           <w:kern w:val="0"/>
-          <w14:ligatures w14:val="none"/>
+          <ns2:ligatures ns2:val="none"/>
         </w:rPr>
         <w:t xml:space="preserve"> </w:t>
       </w:r>
@@ -2572,7 +2572,7 @@
           <w:kern w:val="0"/>
           <w:shd w:val="clear" w:color="auto" w:fill="FFFFFF"/>
           <w:lang w:eastAsia="es-PE"/>
-          <w14:ligatures w14:val="none"/>
+          <ns2:ligatures ns2:val="none"/>
         </w:rPr>
         <w:t>la compañía aseguradora habría incluido una cláusula establecida en el artículo 7, literales B y C del Condicionado VEG001 en la Póliza 2008953935 del Seguro vehicular que exige que la denuncia policial y el dosaje etílico deben realizarse dentro del plazo de cuatro (4) horas de ocurrido un siniestro</w:t>
       </w:r>
@@ -2582,7 +2582,7 @@
           <w:kern w:val="0"/>
           <w:shd w:val="clear" w:color="auto" w:fill="FFFFFF"/>
           <w:lang w:eastAsia="es-PE"/>
-          <w14:ligatures w14:val="none"/>
+          <ns2:ligatures ns2:val="none"/>
         </w:rPr>
         <w:t xml:space="preserve">, cuya </w:t>
       </w:r>
@@ -2592,7 +2592,7 @@
           <w:kern w:val="0"/>
           <w:shd w:val="clear" w:color="auto" w:fill="FFFFFF"/>
           <w:lang w:eastAsia="es-PE"/>
-          <w14:ligatures w14:val="none"/>
+          <ns2:ligatures ns2:val="none"/>
         </w:rPr>
         <w:t xml:space="preserve">aplicación </w:t>
       </w:r>
@@ -2602,7 +2602,7 @@
           <w:kern w:val="0"/>
           <w:shd w:val="clear" w:color="auto" w:fill="FFFFFF"/>
           <w:lang w:eastAsia="es-PE"/>
-          <w14:ligatures w14:val="none"/>
+          <ns2:ligatures ns2:val="none"/>
         </w:rPr>
         <w:t xml:space="preserve">en el siniestro del </w:t>
       </w:r>
@@ -2612,7 +2612,7 @@
           <w:color w:val="000000"/>
           <w:kern w:val="0"/>
           <w:lang w:eastAsia="es-ES"/>
-          <w14:ligatures w14:val="none"/>
+          <ns2:ligatures ns2:val="none"/>
         </w:rPr>
         <w:t xml:space="preserve">9 </w:t>
       </w:r>
@@ -2622,7 +2622,7 @@
           <w:color w:val="000000"/>
           <w:kern w:val="0"/>
           <w:lang w:eastAsia="es-ES"/>
-          <w14:ligatures w14:val="none"/>
+          <ns2:ligatures ns2:val="none"/>
         </w:rPr>
         <w:t>de</w:t>
       </w:r>
@@ -2632,7 +2632,7 @@
           <w:color w:val="000000"/>
           <w:kern w:val="0"/>
           <w:lang w:eastAsia="es-ES"/>
-          <w14:ligatures w14:val="none"/>
+          <ns2:ligatures ns2:val="none"/>
         </w:rPr>
         <w:t xml:space="preserve"> febrero de 2026</w:t>
       </w:r>
@@ -2642,7 +2642,7 @@
           <w:kern w:val="0"/>
           <w:shd w:val="clear" w:color="auto" w:fill="FFFFFF"/>
           <w:lang w:eastAsia="es-PE"/>
-          <w14:ligatures w14:val="none"/>
+          <ns2:ligatures ns2:val="none"/>
         </w:rPr>
         <w:t xml:space="preserve"> resulta desproporcionada e irrazonable por causas que no le son imputables</w:t>
       </w:r>
@@ -2652,7 +2652,7 @@
           <w:kern w:val="0"/>
           <w:shd w:val="clear" w:color="auto" w:fill="FFFFFF"/>
           <w:lang w:eastAsia="es-PE"/>
-          <w14:ligatures w14:val="none"/>
+          <ns2:ligatures ns2:val="none"/>
         </w:rPr>
         <w:t xml:space="preserve"> al denunciante</w:t>
       </w:r>
@@ -2660,7 +2660,7 @@
         <w:rPr>
           <w:rFonts w:ascii="Arial Narrow" w:eastAsia="Arial Narrow" w:hAnsi="Arial Narrow" w:cs="Arial Narrow"/>
           <w:kern w:val="0"/>
-          <w14:ligatures w14:val="none"/>
+          <ns2:ligatures ns2:val="none"/>
         </w:rPr>
         <w:t xml:space="preserve">. Por consiguiente, corresponde calificar el hecho materia de denuncia como una presunta infracción a la disposición sobre cláusulas abusivas, tipificado en </w:t>
       </w:r>
@@ -2676,7 +2676,7 @@
           <w:rFonts w:ascii="Arial Narrow" w:eastAsia="Arial Narrow" w:hAnsi="Arial Narrow" w:cs="Arial"/>
           <w:kern w:val="0"/>
           <w:vertAlign w:val="superscript"/>
-          <w14:ligatures w14:val="none"/>
+          <ns2:ligatures ns2:val="none"/>
         </w:rPr>
         <w:footnoteReference w:id="5"/>
       </w:r>
@@ -2684,14 +2684,14 @@
         <w:rPr>
           <w:rFonts w:ascii="Arial Narrow" w:eastAsia="Arial Narrow" w:hAnsi="Arial Narrow" w:cs="Arial Narrow"/>
           <w:kern w:val="0"/>
-          <w14:ligatures w14:val="none"/>
+          <ns2:ligatures ns2:val="none"/>
         </w:rPr>
         <w:t>.</w:t>
       </w:r>
       <w:bookmarkEnd w:id="14"/>
     </w:p>
     <w:bookmarkEnd w:id="13"/>
-    <w:p>
+    <w:p ns2:paraId="432038D6" ns2:textId="0A9F6D75">
       <w:pPr>
         <w:spacing w:after="0" w:line="240" w:lineRule="auto"/>
         <w:jc w:val="both"/>
@@ -2699,12 +2699,12 @@
           <w:rFonts w:ascii="Arial Narrow" w:eastAsia="Calibri" w:hAnsi="Arial Narrow" w:cs="Arial Narrow"/>
           <w:kern w:val="0"/>
           <w:lang w:eastAsia="es-PE"/>
-          <w14:ligatures w14:val="none"/>
+          <ns2:ligatures ns2:val="none"/>
         </w:rPr>
       </w:pPr>
     </w:p>
     <w:bookmarkEnd w:id="2"/>
-    <w:p>
+    <w:p ns2:paraId="77FEDF58" ns2:textId="30E31359">
       <w:pPr>
         <w:pStyle w:val="Prrafodelista"/>
         <w:numPr>
@@ -2718,7 +2718,7 @@
           <w:rFonts w:ascii="Arial Narrow" w:eastAsia="Calibri" w:hAnsi="Arial Narrow" w:cs="Arial Narrow"/>
           <w:kern w:val="0"/>
           <w:lang w:eastAsia="es-PE"/>
-          <w14:ligatures w14:val="none"/>
+          <ns2:ligatures ns2:val="none"/>
         </w:rPr>
       </w:pPr>
       <w:r>
@@ -2727,7 +2727,7 @@
           <w:color w:val="000000"/>
           <w:kern w:val="0"/>
           <w:lang w:eastAsia="es-PE"/>
-          <w14:ligatures w14:val="none"/>
+          <ns2:ligatures ns2:val="none"/>
         </w:rPr>
         <w:t>En tanto la denuncia reúne los requisitos establecidos por la norma citada, corresponde admitirla a trámite</w:t>
       </w:r>
@@ -2737,7 +2737,7 @@
           <w:rFonts w:ascii="Arial Narrow" w:eastAsia="Arial Narrow" w:hAnsi="Arial Narrow" w:cs="Arial Narrow"/>
           <w:kern w:val="0"/>
           <w:vertAlign w:val="superscript"/>
-          <w14:ligatures w14:val="none"/>
+          <ns2:ligatures ns2:val="none"/>
         </w:rPr>
         <w:footnoteReference w:id="6"/>
       </w:r>
@@ -2747,14 +2747,14 @@
           <w:color w:val="000000"/>
           <w:kern w:val="0"/>
           <w:lang w:eastAsia="es-PE"/>
-          <w14:ligatures w14:val="none"/>
+          <ns2:ligatures ns2:val="none"/>
         </w:rPr>
         <w:t>.</w:t>
       </w:r>
       <w:bookmarkStart w:id="15" w:name="_Hlk214963039"/>
       <w:bookmarkStart w:id="16" w:name="_Hlk214963071"/>
     </w:p>
-    <w:p>
+    <w:p ns2:paraId="38A98B4B" ns2:textId="77777777">
       <w:pPr>
         <w:pStyle w:val="Prrafodelista"/>
         <w:numPr>
@@ -2774,22 +2774,22 @@
           <w:color w:val="000000"/>
           <w:kern w:val="0"/>
           <w:lang w:eastAsia="es-PE"/>
-          <w14:ligatures w14:val="none"/>
-        </w:rPr>
-      </w:pPr>
-      <w:r>
-        <w:rPr>
-          <w:rFonts w:ascii="Arial Narrow" w:eastAsia="Arial Narrow" w:hAnsi="Arial Narrow" w:cs="Arial Narrow"/>
-          <w:b/>
-          <w:color w:val="000000"/>
-          <w:kern w:val="0"/>
-          <w:lang w:eastAsia="es-PE"/>
-          <w14:ligatures w14:val="none"/>
+          <ns2:ligatures ns2:val="none"/>
+        </w:rPr>
+      </w:pPr>
+      <w:r>
+        <w:rPr>
+          <w:rFonts w:ascii="Arial Narrow" w:eastAsia="Arial Narrow" w:hAnsi="Arial Narrow" w:cs="Arial Narrow"/>
+          <w:b/>
+          <w:color w:val="000000"/>
+          <w:kern w:val="0"/>
+          <w:lang w:eastAsia="es-PE"/>
+          <ns2:ligatures ns2:val="none"/>
         </w:rPr>
         <w:t>REQUERIMIENTO DE INFORMACIÓN</w:t>
       </w:r>
     </w:p>
-    <w:p>
+    <w:p ns2:paraId="5B518DC4" ns2:textId="77777777">
       <w:pPr>
         <w:spacing w:after="0" w:line="240" w:lineRule="auto"/>
         <w:jc w:val="both"/>
@@ -2798,11 +2798,11 @@
           <w:color w:val="000000"/>
           <w:kern w:val="0"/>
           <w:lang w:val="es-ES" w:eastAsia="es-ES"/>
-          <w14:ligatures w14:val="none"/>
-        </w:rPr>
-      </w:pPr>
-    </w:p>
-    <w:p>
+          <ns2:ligatures ns2:val="none"/>
+        </w:rPr>
+      </w:pPr>
+    </w:p>
+    <w:p ns2:paraId="62B88A04" ns2:textId="76050BA0">
       <w:pPr>
         <w:pStyle w:val="Prrafodelista"/>
         <w:numPr>
@@ -2817,7 +2817,7 @@
           <w:color w:val="000000"/>
           <w:kern w:val="0"/>
           <w:lang w:val="es-ES" w:eastAsia="es-ES"/>
-          <w14:ligatures w14:val="none"/>
+          <ns2:ligatures ns2:val="none"/>
         </w:rPr>
       </w:pPr>
       <w:r>
@@ -2826,7 +2826,7 @@
           <w:color w:val="000000"/>
           <w:kern w:val="0"/>
           <w:lang w:val="es-ES" w:eastAsia="es-ES"/>
-          <w14:ligatures w14:val="none"/>
+          <ns2:ligatures ns2:val="none"/>
         </w:rPr>
         <w:t xml:space="preserve">A efectos de tener mayores elementos </w:t>
       </w:r>
@@ -2837,7 +2837,7 @@
           <w:color w:val="000000"/>
           <w:kern w:val="0"/>
           <w:lang w:val="es-ES" w:eastAsia="es-ES"/>
-          <w14:ligatures w14:val="none"/>
+          <ns2:ligatures ns2:val="none"/>
         </w:rPr>
         <w:t xml:space="preserve">que sirvan para la resolución definitiva del presente caso, la Secretaría Técnica, en ejercicio de las facultades que la ley le confiere, conviene requerir </w:t>
       </w:r>
@@ -2847,7 +2847,7 @@
           <w:color w:val="000000"/>
           <w:kern w:val="0"/>
           <w:lang w:val="es-ES" w:eastAsia="es-ES"/>
-          <w14:ligatures w14:val="none"/>
+          <ns2:ligatures ns2:val="none"/>
         </w:rPr>
         <w:t>a la compañía aseguradora</w:t>
       </w:r>
@@ -2857,7 +2857,7 @@
           <w:color w:val="000000"/>
           <w:kern w:val="0"/>
           <w:lang w:val="es-ES" w:eastAsia="es-ES"/>
-          <w14:ligatures w14:val="none"/>
+          <ns2:ligatures ns2:val="none"/>
         </w:rPr>
         <w:t xml:space="preserve"> que, en un plazo no mayor de cinco (5) días hábiles contado a partir del día </w:t>
       </w:r>
@@ -2867,7 +2867,7 @@
           <w:color w:val="000000"/>
           <w:kern w:val="0"/>
           <w:lang w:val="es-ES" w:eastAsia="es-ES"/>
-          <w14:ligatures w14:val="none"/>
+          <ns2:ligatures ns2:val="none"/>
         </w:rPr>
         <w:lastRenderedPageBreak/>
         <w:t xml:space="preserve">siguiente de la notificación de la presente resolución, cumpla con lo siguiente: (i) presentar una copia completa, legible y debidamente suscrita de la </w:t>
@@ -2878,7 +2878,7 @@
           <w:color w:val="000000"/>
           <w:kern w:val="0"/>
           <w:lang w:val="es-ES" w:eastAsia="es-ES"/>
-          <w14:ligatures w14:val="none"/>
+          <ns2:ligatures ns2:val="none"/>
         </w:rPr>
         <w:t>Póliza 2101-952890 del Seguro vehicular</w:t>
       </w:r>
@@ -2888,7 +2888,7 @@
           <w:color w:val="000000"/>
           <w:kern w:val="0"/>
           <w:lang w:val="es-ES" w:eastAsia="es-ES"/>
-          <w14:ligatures w14:val="none"/>
+          <ns2:ligatures ns2:val="none"/>
         </w:rPr>
         <w:t xml:space="preserve">, </w:t>
       </w:r>
@@ -2899,7 +2899,7 @@
           <w:color w:val="000000"/>
           <w:kern w:val="0"/>
           <w:lang w:val="es-ES" w:eastAsia="es-ES"/>
-          <w14:ligatures w14:val="none"/>
+          <ns2:ligatures ns2:val="none"/>
         </w:rPr>
         <w:t>así como el cargo de remisión de la póliza</w:t>
       </w:r>
@@ -2910,7 +2910,7 @@
           <w:color w:val="000000"/>
           <w:kern w:val="0"/>
           <w:lang w:val="es-ES" w:eastAsia="es-ES"/>
-          <w14:ligatures w14:val="none"/>
+          <ns2:ligatures ns2:val="none"/>
         </w:rPr>
         <w:t>; (</w:t>
       </w:r>
@@ -2921,7 +2921,7 @@
           <w:color w:val="000000"/>
           <w:kern w:val="0"/>
           <w:lang w:val="es-ES" w:eastAsia="es-ES"/>
-          <w14:ligatures w14:val="none"/>
+          <ns2:ligatures ns2:val="none"/>
         </w:rPr>
         <w:t>ii</w:t>
       </w:r>
@@ -2932,7 +2932,7 @@
           <w:color w:val="000000"/>
           <w:kern w:val="0"/>
           <w:lang w:val="es-ES" w:eastAsia="es-ES"/>
-          <w14:ligatures w14:val="none"/>
+          <ns2:ligatures ns2:val="none"/>
         </w:rPr>
         <w:t xml:space="preserve">) presentar los medios probatorios que acrediten </w:t>
       </w:r>
@@ -2942,7 +2942,7 @@
           <w:color w:val="000000"/>
           <w:kern w:val="0"/>
           <w:lang w:val="es-ES" w:eastAsia="es-ES"/>
-          <w14:ligatures w14:val="none"/>
+          <ns2:ligatures ns2:val="none"/>
         </w:rPr>
         <w:t>que la negativa de otorgamiento de cobertura fue justificada</w:t>
       </w:r>
@@ -2952,7 +2952,7 @@
           <w:color w:val="000000"/>
           <w:kern w:val="0"/>
           <w:lang w:val="es-ES" w:eastAsia="es-ES"/>
-          <w14:ligatures w14:val="none"/>
+          <ns2:ligatures ns2:val="none"/>
         </w:rPr>
         <w:t>; y, (</w:t>
       </w:r>
@@ -2963,7 +2963,7 @@
           <w:color w:val="000000"/>
           <w:kern w:val="0"/>
           <w:lang w:val="es-ES" w:eastAsia="es-ES"/>
-          <w14:ligatures w14:val="none"/>
+          <ns2:ligatures ns2:val="none"/>
         </w:rPr>
         <w:t>iii</w:t>
       </w:r>
@@ -2974,7 +2974,7 @@
           <w:color w:val="000000"/>
           <w:kern w:val="0"/>
           <w:lang w:val="es-ES" w:eastAsia="es-ES"/>
-          <w14:ligatures w14:val="none"/>
+          <ns2:ligatures ns2:val="none"/>
         </w:rPr>
         <w:t xml:space="preserve">) presentar todas las comunicaciones cursadas </w:t>
       </w:r>
@@ -2984,7 +2984,7 @@
           <w:color w:val="000000"/>
           <w:kern w:val="0"/>
           <w:lang w:val="es-ES" w:eastAsia="es-ES"/>
-          <w14:ligatures w14:val="none"/>
+          <ns2:ligatures ns2:val="none"/>
         </w:rPr>
         <w:t>con la parte denunciante</w:t>
       </w:r>
@@ -2994,7 +2994,7 @@
           <w:color w:val="000000"/>
           <w:kern w:val="0"/>
           <w:lang w:val="es-ES" w:eastAsia="es-ES"/>
-          <w14:ligatures w14:val="none"/>
+          <ns2:ligatures ns2:val="none"/>
         </w:rPr>
         <w:t>, incluyendo la grabación de las llamadas telefónicas del 9 de febrero de 2026,</w:t>
       </w:r>
@@ -3004,7 +3004,7 @@
           <w:color w:val="000000"/>
           <w:kern w:val="0"/>
           <w:lang w:val="es-ES" w:eastAsia="es-ES"/>
-          <w14:ligatures w14:val="none"/>
+          <ns2:ligatures ns2:val="none"/>
         </w:rPr>
         <w:t xml:space="preserve"> </w:t>
       </w:r>
@@ -3014,7 +3014,7 @@
           <w:color w:val="000000"/>
           <w:kern w:val="0"/>
           <w:lang w:val="es-ES" w:eastAsia="es-ES"/>
-          <w14:ligatures w14:val="none"/>
+          <ns2:ligatures ns2:val="none"/>
         </w:rPr>
         <w:t xml:space="preserve">en virtud </w:t>
       </w:r>
@@ -3024,7 +3024,7 @@
           <w:color w:val="000000"/>
           <w:kern w:val="0"/>
           <w:lang w:val="es-ES" w:eastAsia="es-ES"/>
-          <w14:ligatures w14:val="none"/>
+          <ns2:ligatures ns2:val="none"/>
         </w:rPr>
         <w:t xml:space="preserve">de los hechos materia </w:t>
       </w:r>
@@ -3034,7 +3034,7 @@
           <w:color w:val="000000"/>
           <w:kern w:val="0"/>
           <w:lang w:val="es-ES" w:eastAsia="es-ES"/>
-          <w14:ligatures w14:val="none"/>
+          <ns2:ligatures ns2:val="none"/>
         </w:rPr>
         <w:t>de denuncia.</w:t>
       </w:r>
@@ -3044,13 +3044,13 @@
           <w:color w:val="000000"/>
           <w:kern w:val="0"/>
           <w:lang w:eastAsia="es-ES"/>
-          <w14:ligatures w14:val="none"/>
+          <ns2:ligatures ns2:val="none"/>
         </w:rPr>
         <w:t xml:space="preserve"> </w:t>
       </w:r>
     </w:p>
     <w:bookmarkEnd w:id="16"/>
-    <w:p>
+    <w:p ns2:paraId="5C93B848" ns2:textId="77777777">
       <w:pPr>
         <w:pStyle w:val="Prrafodelista"/>
         <w:spacing w:after="0" w:line="240" w:lineRule="auto"/>
@@ -3061,11 +3061,11 @@
           <w:color w:val="000000"/>
           <w:kern w:val="0"/>
           <w:lang w:val="es-ES" w:eastAsia="es-ES"/>
-          <w14:ligatures w14:val="none"/>
-        </w:rPr>
-      </w:pPr>
-    </w:p>
-    <w:p>
+          <ns2:ligatures ns2:val="none"/>
+        </w:rPr>
+      </w:pPr>
+    </w:p>
+    <w:p ns2:paraId="2A119386" ns2:textId="77777777">
       <w:pPr>
         <w:pStyle w:val="Prrafodelista"/>
         <w:numPr>
@@ -3085,36 +3085,36 @@
           <w:color w:val="000000"/>
           <w:kern w:val="0"/>
           <w:lang w:eastAsia="es-PE"/>
-          <w14:ligatures w14:val="none"/>
-        </w:rPr>
-      </w:pPr>
-      <w:r>
-        <w:rPr>
-          <w:rFonts w:ascii="Arial Narrow" w:eastAsia="Arial Narrow" w:hAnsi="Arial Narrow" w:cs="Arial Narrow"/>
-          <w:b/>
-          <w:color w:val="000000"/>
-          <w:kern w:val="0"/>
-          <w:lang w:eastAsia="es-PE"/>
-          <w14:ligatures w14:val="none"/>
+          <ns2:ligatures ns2:val="none"/>
+        </w:rPr>
+      </w:pPr>
+      <w:r>
+        <w:rPr>
+          <w:rFonts w:ascii="Arial Narrow" w:eastAsia="Arial Narrow" w:hAnsi="Arial Narrow" w:cs="Arial Narrow"/>
+          <w:b/>
+          <w:color w:val="000000"/>
+          <w:kern w:val="0"/>
+          <w:lang w:eastAsia="es-PE"/>
+          <ns2:ligatures ns2:val="none"/>
         </w:rPr>
         <w:t xml:space="preserve">RESOLUCIÓN DE LA SECRETARÍA TÉCNICA </w:t>
       </w:r>
     </w:p>
-    <w:p>
-      <w:pPr>
-        <w:spacing w:after="0" w:line="240" w:lineRule="auto"/>
-        <w:jc w:val="both"/>
-        <w:rPr>
-          <w:rFonts w:ascii="Arial Narrow" w:eastAsia="Arial Narrow" w:hAnsi="Arial Narrow" w:cs="Arial Narrow"/>
-          <w:b/>
-          <w:color w:val="000000"/>
-          <w:kern w:val="0"/>
-          <w:lang w:eastAsia="es-PE"/>
-          <w14:ligatures w14:val="none"/>
-        </w:rPr>
-      </w:pPr>
-    </w:p>
-    <w:p>
+    <w:p ns2:paraId="7F554EB2" ns2:textId="77777777">
+      <w:pPr>
+        <w:spacing w:after="0" w:line="240" w:lineRule="auto"/>
+        <w:jc w:val="both"/>
+        <w:rPr>
+          <w:rFonts w:ascii="Arial Narrow" w:eastAsia="Arial Narrow" w:hAnsi="Arial Narrow" w:cs="Arial Narrow"/>
+          <w:b/>
+          <w:color w:val="000000"/>
+          <w:kern w:val="0"/>
+          <w:lang w:eastAsia="es-PE"/>
+          <ns2:ligatures ns2:val="none"/>
+        </w:rPr>
+      </w:pPr>
+    </w:p>
+    <w:p ns2:paraId="40BE44E6" ns2:textId="56C61E11">
       <w:pPr>
         <w:spacing w:after="0" w:line="240" w:lineRule="auto"/>
         <w:jc w:val="both"/>
@@ -3123,17 +3123,17 @@
           <w:color w:val="000000"/>
           <w:kern w:val="0"/>
           <w:lang w:eastAsia="es-PE"/>
-          <w14:ligatures w14:val="none"/>
-        </w:rPr>
-      </w:pPr>
-      <w:r>
-        <w:rPr>
-          <w:rFonts w:ascii="Arial Narrow" w:eastAsia="Arial Narrow" w:hAnsi="Arial Narrow" w:cs="Arial Narrow"/>
-          <w:b/>
-          <w:color w:val="000000"/>
-          <w:kern w:val="0"/>
-          <w:lang w:eastAsia="es-PE"/>
-          <w14:ligatures w14:val="none"/>
+          <ns2:ligatures ns2:val="none"/>
+        </w:rPr>
+      </w:pPr>
+      <w:r>
+        <w:rPr>
+          <w:rFonts w:ascii="Arial Narrow" w:eastAsia="Arial Narrow" w:hAnsi="Arial Narrow" w:cs="Arial Narrow"/>
+          <w:b/>
+          <w:color w:val="000000"/>
+          <w:kern w:val="0"/>
+          <w:lang w:eastAsia="es-PE"/>
+          <ns2:ligatures ns2:val="none"/>
         </w:rPr>
         <w:t xml:space="preserve">PRIMERO: admitir a trámite la denuncia del 9 de marzo de 2026, complementado mediante escrito del 24 de marzo de 2026 interpuesta por el señor [DENUNCIANTE] contra Rímac Seguros y Reaseguros S.A., por lo siguiente:</w:t>
       </w:r>
@@ -3144,7 +3144,7 @@
           <w:kern w:val="0"/>
           <w:shd w:val="clear" w:color="auto" w:fill="FFFFFF"/>
           <w:lang w:eastAsia="es-PE"/>
-          <w14:ligatures w14:val="none"/>
+          <ns2:ligatures ns2:val="none"/>
         </w:rPr>
         <w:t xml:space="preserve"/>
       </w:r>
@@ -3155,7 +3155,7 @@
           <w:kern w:val="0"/>
           <w:shd w:val="clear" w:color="auto" w:fill="FFFFFF"/>
           <w:lang w:eastAsia="es-PE"/>
-          <w14:ligatures w14:val="none"/>
+          <ns2:ligatures ns2:val="none"/>
         </w:rPr>
         <w:t xml:space="preserve"/>
       </w:r>
@@ -3166,7 +3166,7 @@
           <w:kern w:val="0"/>
           <w:shd w:val="clear" w:color="auto" w:fill="FFFFFF"/>
           <w:lang w:eastAsia="es-PE"/>
-          <w14:ligatures w14:val="none"/>
+          <ns2:ligatures ns2:val="none"/>
         </w:rPr>
         <w:t xml:space="preserve"/>
       </w:r>
@@ -3177,7 +3177,7 @@
           <w:kern w:val="0"/>
           <w:shd w:val="clear" w:color="auto" w:fill="FFFFFF"/>
           <w:lang w:eastAsia="es-PE"/>
-          <w14:ligatures w14:val="none"/>
+          <ns2:ligatures ns2:val="none"/>
         </w:rPr>
         <w:t/>
       </w:r>
@@ -3188,7 +3188,7 @@
           <w:kern w:val="0"/>
           <w:shd w:val="clear" w:color="auto" w:fill="FFFFFF"/>
           <w:lang w:eastAsia="es-PE"/>
-          <w14:ligatures w14:val="none"/>
+          <ns2:ligatures ns2:val="none"/>
         </w:rPr>
         <w:t xml:space="preserve"/>
       </w:r>
@@ -3199,7 +3199,7 @@
           <w:kern w:val="0"/>
           <w:shd w:val="clear" w:color="auto" w:fill="FFFFFF"/>
           <w:lang w:eastAsia="es-PE"/>
-          <w14:ligatures w14:val="none"/>
+          <ns2:ligatures ns2:val="none"/>
         </w:rPr>
         <w:t/>
       </w:r>
@@ -3210,7 +3210,7 @@
           <w:kern w:val="0"/>
           <w:shd w:val="clear" w:color="auto" w:fill="FFFFFF"/>
           <w:lang w:eastAsia="es-PE"/>
-          <w14:ligatures w14:val="none"/>
+          <ns2:ligatures ns2:val="none"/>
         </w:rPr>
         <w:t xml:space="preserve"/>
       </w:r>
@@ -3222,12 +3222,12 @@
           <w:kern w:val="0"/>
           <w:shd w:val="clear" w:color="auto" w:fill="FFFFFF"/>
           <w:lang w:eastAsia="es-PE"/>
-          <w14:ligatures w14:val="none"/>
+          <ns2:ligatures ns2:val="none"/>
         </w:rPr>
         <w:t/>
       </w:r>
     </w:p>
-    <w:p>
+    <w:p ns2:paraId="5E66126E" ns2:textId="77777777">
       <w:pPr>
         <w:spacing w:after="0" w:line="240" w:lineRule="auto"/>
         <w:jc w:val="both"/>
@@ -3236,11 +3236,11 @@
           <w:color w:val="000000"/>
           <w:kern w:val="0"/>
           <w:lang w:eastAsia="es-PE"/>
-          <w14:ligatures w14:val="none"/>
-        </w:rPr>
-      </w:pPr>
-    </w:p>
-    <w:p>
+          <ns2:ligatures ns2:val="none"/>
+        </w:rPr>
+      </w:pPr>
+    </w:p>
+    <w:p ns2:paraId="7D5B2D0D" ns2:textId="77777777">
       <w:pPr>
         <w:pStyle w:val="Prrafodelista"/>
         <w:numPr>
@@ -3258,7 +3258,7 @@
           <w:rFonts w:ascii="Arial Narrow" w:eastAsia="Calibri" w:hAnsi="Arial Narrow" w:cs="Arial Narrow"/>
           <w:kern w:val="0"/>
           <w:lang w:eastAsia="es-PE"/>
-          <w14:ligatures w14:val="none"/>
+          <ns2:ligatures ns2:val="none"/>
         </w:rPr>
       </w:pPr>
       <w:r>
@@ -3267,7 +3267,7 @@
           <w:color w:val="000000"/>
           <w:kern w:val="0"/>
           <w:lang w:eastAsia="es-PE"/>
-          <w14:ligatures w14:val="none"/>
+          <ns2:ligatures ns2:val="none"/>
         </w:rPr>
         <w:t>Presunta</w:t>
       </w:r>
@@ -3277,7 +3277,7 @@
           <w:kern w:val="0"/>
           <w:shd w:val="clear" w:color="auto" w:fill="FFFFFF"/>
           <w:lang w:eastAsia="es-PE"/>
-          <w14:ligatures w14:val="none"/>
+          <ns2:ligatures ns2:val="none"/>
         </w:rPr>
         <w:t xml:space="preserve"> infracción a los artículos 18 y 19</w:t>
       </w:r>
@@ -3286,7 +3286,7 @@
           <w:rFonts w:ascii="Arial Narrow" w:eastAsia="Calibri" w:hAnsi="Arial Narrow" w:cs="Arial Narrow"/>
           <w:kern w:val="0"/>
           <w:lang w:eastAsia="es-PE"/>
-          <w14:ligatures w14:val="none"/>
+          <ns2:ligatures ns2:val="none"/>
         </w:rPr>
         <w:t xml:space="preserve"> de </w:t>
       </w:r>
@@ -3296,7 +3296,7 @@
           <w:kern w:val="0"/>
           <w:shd w:val="clear" w:color="auto" w:fill="FFFFFF"/>
           <w:lang w:eastAsia="es-PE"/>
-          <w14:ligatures w14:val="none"/>
+          <ns2:ligatures ns2:val="none"/>
         </w:rPr>
         <w:t>la Ley</w:t>
       </w:r>
@@ -3306,7 +3306,7 @@
           <w:kern w:val="0"/>
           <w:shd w:val="clear" w:color="auto" w:fill="FFFFFF"/>
           <w:lang w:eastAsia="es-PE"/>
-          <w14:ligatures w14:val="none"/>
+          <ns2:ligatures ns2:val="none"/>
         </w:rPr>
         <w:t xml:space="preserve"> </w:t>
       </w:r>
@@ -3316,7 +3316,7 @@
           <w:kern w:val="0"/>
           <w:shd w:val="clear" w:color="auto" w:fill="FFFFFF"/>
           <w:lang w:eastAsia="es-PE"/>
-          <w14:ligatures w14:val="none"/>
+          <ns2:ligatures ns2:val="none"/>
         </w:rPr>
         <w:t xml:space="preserve"> 29571, Código de Protección y Defensa del Consumidor, en tanto </w:t>
       </w:r>
@@ -3326,7 +3326,7 @@
           <w:kern w:val="0"/>
           <w:shd w:val="clear" w:color="auto" w:fill="FFFFFF"/>
           <w:lang w:eastAsia="es-PE"/>
-          <w14:ligatures w14:val="none"/>
+          <ns2:ligatures ns2:val="none"/>
         </w:rPr>
         <w:t>la compañía aseguradora habría negado injustificadamente</w:t>
       </w:r>
@@ -3336,7 +3336,7 @@
           <w:color w:val="000000"/>
           <w:kern w:val="0"/>
           <w:lang w:eastAsia="es-ES"/>
-          <w14:ligatures w14:val="none"/>
+          <ns2:ligatures ns2:val="none"/>
         </w:rPr>
         <w:t xml:space="preserve"> </w:t>
       </w:r>
@@ -3346,7 +3346,7 @@
           <w:kern w:val="0"/>
           <w:shd w:val="clear" w:color="auto" w:fill="FFFFFF"/>
           <w:lang w:eastAsia="es-PE"/>
-          <w14:ligatures w14:val="none"/>
+          <ns2:ligatures ns2:val="none"/>
         </w:rPr>
         <w:t xml:space="preserve">la cobertura </w:t>
       </w:r>
@@ -3356,7 +3356,7 @@
           <w:kern w:val="0"/>
           <w:shd w:val="clear" w:color="auto" w:fill="FFFFFF"/>
           <w:lang w:eastAsia="es-PE"/>
-          <w14:ligatures w14:val="none"/>
+          <ns2:ligatures ns2:val="none"/>
         </w:rPr>
         <w:t xml:space="preserve">de la </w:t>
       </w:r>
@@ -3366,7 +3366,7 @@
           <w:color w:val="000000"/>
           <w:kern w:val="0"/>
           <w:lang w:val="es-ES" w:eastAsia="es-ES"/>
-          <w14:ligatures w14:val="none"/>
+          <ns2:ligatures ns2:val="none"/>
         </w:rPr>
         <w:t>Póliza 2008953935 del Seguro vehicular</w:t>
       </w:r>
@@ -3376,7 +3376,7 @@
           <w:kern w:val="0"/>
           <w:shd w:val="clear" w:color="auto" w:fill="FFFFFF"/>
           <w:lang w:eastAsia="es-PE"/>
-          <w14:ligatures w14:val="none"/>
+          <ns2:ligatures ns2:val="none"/>
         </w:rPr>
         <w:t xml:space="preserve"> al denunciante </w:t>
       </w:r>
@@ -3386,7 +3386,7 @@
           <w:kern w:val="0"/>
           <w:shd w:val="clear" w:color="auto" w:fill="FFFFFF"/>
           <w:lang w:eastAsia="es-PE"/>
-          <w14:ligatures w14:val="none"/>
+          <ns2:ligatures ns2:val="none"/>
         </w:rPr>
         <w:t xml:space="preserve">por el siniestro del </w:t>
       </w:r>
@@ -3396,7 +3396,7 @@
           <w:color w:val="000000"/>
           <w:kern w:val="0"/>
           <w:lang w:eastAsia="es-ES"/>
-          <w14:ligatures w14:val="none"/>
+          <ns2:ligatures ns2:val="none"/>
         </w:rPr>
         <w:t>9 de febrero de 2026</w:t>
       </w:r>
@@ -3404,12 +3404,12 @@
         <w:rPr>
           <w:rFonts w:ascii="Arial Narrow" w:eastAsia="Arial Narrow" w:hAnsi="Arial Narrow" w:cs="Arial Narrow"/>
           <w:kern w:val="0"/>
-          <w14:ligatures w14:val="none"/>
+          <ns2:ligatures ns2:val="none"/>
         </w:rPr>
         <w:t>.</w:t>
       </w:r>
     </w:p>
-    <w:p>
+    <w:p ns2:paraId="0F8941AC" ns2:textId="77777777">
       <w:pPr>
         <w:pStyle w:val="Prrafodelista"/>
         <w:tabs>
@@ -3422,11 +3422,11 @@
           <w:rFonts w:ascii="Arial Narrow" w:eastAsia="Calibri" w:hAnsi="Arial Narrow" w:cs="Arial Narrow"/>
           <w:kern w:val="0"/>
           <w:lang w:eastAsia="es-PE"/>
-          <w14:ligatures w14:val="none"/>
-        </w:rPr>
-      </w:pPr>
-    </w:p>
-    <w:p>
+          <ns2:ligatures ns2:val="none"/>
+        </w:rPr>
+      </w:pPr>
+    </w:p>
+    <w:p ns2:paraId="39BF39FC" ns2:textId="505EAEA5">
       <w:pPr>
         <w:pStyle w:val="Prrafodelista"/>
         <w:numPr>
@@ -3444,7 +3444,7 @@
           <w:rFonts w:ascii="Arial Narrow" w:eastAsia="Calibri" w:hAnsi="Arial Narrow" w:cs="Arial Narrow"/>
           <w:kern w:val="0"/>
           <w:lang w:eastAsia="es-PE"/>
-          <w14:ligatures w14:val="none"/>
+          <ns2:ligatures ns2:val="none"/>
         </w:rPr>
       </w:pPr>
       <w:r>
@@ -3453,7 +3453,7 @@
           <w:color w:val="000000"/>
           <w:kern w:val="0"/>
           <w:lang w:eastAsia="es-PE"/>
-          <w14:ligatures w14:val="none"/>
+          <ns2:ligatures ns2:val="none"/>
         </w:rPr>
         <w:t>Presunta</w:t>
       </w:r>
@@ -3463,7 +3463,7 @@
           <w:kern w:val="0"/>
           <w:shd w:val="clear" w:color="auto" w:fill="FFFFFF"/>
           <w:lang w:eastAsia="es-PE"/>
-          <w14:ligatures w14:val="none"/>
+          <ns2:ligatures ns2:val="none"/>
         </w:rPr>
         <w:t xml:space="preserve"> </w:t>
       </w:r>
@@ -3473,7 +3473,7 @@
           <w:kern w:val="0"/>
           <w:shd w:val="clear" w:color="auto" w:fill="FFFFFF"/>
           <w:lang w:eastAsia="es-PE"/>
-          <w14:ligatures w14:val="none"/>
+          <ns2:ligatures ns2:val="none"/>
         </w:rPr>
         <w:t xml:space="preserve">infracción al numeral 88.1 del artículo 88 de la Ley 29571, Código de Protección y Defensa del Consumidor, en tanto </w:t>
       </w:r>
@@ -3483,7 +3483,7 @@
           <w:kern w:val="0"/>
           <w:shd w:val="clear" w:color="auto" w:fill="FFFFFF"/>
           <w:lang w:eastAsia="es-PE"/>
-          <w14:ligatures w14:val="none"/>
+          <ns2:ligatures ns2:val="none"/>
         </w:rPr>
         <w:t xml:space="preserve">la compañía aseguradora </w:t>
       </w:r>
@@ -3493,7 +3493,7 @@
           <w:kern w:val="0"/>
           <w:shd w:val="clear" w:color="auto" w:fill="FFFFFF"/>
           <w:lang w:eastAsia="es-PE"/>
-          <w14:ligatures w14:val="none"/>
+          <ns2:ligatures ns2:val="none"/>
         </w:rPr>
         <w:t xml:space="preserve">habría brindado una respuesta inadecuada al </w:t>
       </w:r>
@@ -3503,7 +3503,7 @@
           <w:kern w:val="0"/>
           <w:shd w:val="clear" w:color="auto" w:fill="FFFFFF"/>
           <w:lang w:eastAsia="es-PE"/>
-          <w14:ligatures w14:val="none"/>
+          <ns2:ligatures ns2:val="none"/>
         </w:rPr>
         <w:t xml:space="preserve">reclamo 26-SBS021815 </w:t>
       </w:r>
@@ -3513,13 +3513,13 @@
           <w:kern w:val="0"/>
           <w:shd w:val="clear" w:color="auto" w:fill="FFFFFF"/>
           <w:lang w:eastAsia="es-PE"/>
-          <w14:ligatures w14:val="none"/>
+          <ns2:ligatures ns2:val="none"/>
         </w:rPr>
         <w:t>presentado por el denunciante.</w:t>
       </w:r>
       <w:bookmarkStart w:id="19" w:name="_Hlk215162047"/>
     </w:p>
-    <w:p>
+    <w:p ns2:paraId="0B0291C5" ns2:textId="77777777">
       <w:pPr>
         <w:pStyle w:val="Prrafodelista"/>
         <w:spacing w:line="240" w:lineRule="auto"/>
@@ -3527,13 +3527,13 @@
         <w:rPr>
           <w:rFonts w:ascii="Arial Narrow" w:eastAsia="Arial Narrow" w:hAnsi="Arial Narrow" w:cs="Arial Narrow"/>
           <w:kern w:val="0"/>
-          <w14:ligatures w14:val="none"/>
+          <ns2:ligatures ns2:val="none"/>
         </w:rPr>
       </w:pPr>
     </w:p>
     <w:bookmarkEnd w:id="18"/>
     <w:bookmarkEnd w:id="19"/>
-    <w:p>
+    <w:p ns2:paraId="45DAC9DE" ns2:textId="5F70E580">
       <w:pPr>
         <w:pStyle w:val="Prrafodelista"/>
         <w:numPr>
@@ -3550,7 +3550,7 @@
         <w:rPr>
           <w:rFonts w:ascii="Arial Narrow" w:eastAsia="Arial Narrow" w:hAnsi="Arial Narrow" w:cs="Arial Narrow"/>
           <w:kern w:val="0"/>
-          <w14:ligatures w14:val="none"/>
+          <ns2:ligatures ns2:val="none"/>
         </w:rPr>
       </w:pPr>
       <w:r>
@@ -3565,7 +3565,7 @@
           <w:kern w:val="0"/>
           <w:shd w:val="clear" w:color="auto" w:fill="FFFFFF"/>
           <w:lang w:eastAsia="es-PE"/>
-          <w14:ligatures w14:val="none"/>
+          <ns2:ligatures ns2:val="none"/>
         </w:rPr>
         <w:t xml:space="preserve">la compañía aseguradora habría incluido una cláusula establecida en el artículo 7, literales B y C del Condicionado VEG001 en la Póliza 2008953935 del Seguro vehicular que exige que la denuncia policial y el dosaje etílico deben realizarse dentro del plazo de cuatro (4) horas de ocurrido un siniestro, cuya </w:t>
       </w:r>
@@ -3581,7 +3581,7 @@
           <w:kern w:val="0"/>
           <w:shd w:val="clear" w:color="auto" w:fill="FFFFFF"/>
           <w:lang w:eastAsia="es-PE"/>
-          <w14:ligatures w14:val="none"/>
+          <ns2:ligatures ns2:val="none"/>
         </w:rPr>
         <w:t xml:space="preserve">en el siniestro del </w:t>
       </w:r>
@@ -3591,7 +3591,7 @@
           <w:color w:val="000000"/>
           <w:kern w:val="0"/>
           <w:lang w:eastAsia="es-ES"/>
-          <w14:ligatures w14:val="none"/>
+          <ns2:ligatures ns2:val="none"/>
         </w:rPr>
         <w:t>9 de febrero de 2026</w:t>
       </w:r>
@@ -3601,7 +3601,7 @@
           <w:kern w:val="0"/>
           <w:shd w:val="clear" w:color="auto" w:fill="FFFFFF"/>
           <w:lang w:eastAsia="es-PE"/>
-          <w14:ligatures w14:val="none"/>
+          <ns2:ligatures ns2:val="none"/>
         </w:rPr>
         <w:t xml:space="preserve"> resulta desproporcionada e irrazonable por causas que no le son imputables al denunciante</w:t>
       </w:r>
@@ -3609,23 +3609,23 @@
         <w:rPr>
           <w:rFonts w:ascii="Arial Narrow" w:eastAsia="Arial Narrow" w:hAnsi="Arial Narrow" w:cs="Arial Narrow"/>
           <w:kern w:val="0"/>
-          <w14:ligatures w14:val="none"/>
+          <ns2:ligatures ns2:val="none"/>
         </w:rPr>
         <w:t>.</w:t>
       </w:r>
     </w:p>
-    <w:p>
-      <w:pPr>
-        <w:spacing w:after="0" w:line="240" w:lineRule="auto"/>
-        <w:jc w:val="both"/>
-        <w:rPr>
-          <w:rFonts w:ascii="Arial Narrow" w:eastAsia="Arial Narrow" w:hAnsi="Arial Narrow" w:cs="Arial Narrow"/>
-          <w:kern w:val="0"/>
-          <w14:ligatures w14:val="none"/>
-        </w:rPr>
-      </w:pPr>
-    </w:p>
-    <w:p>
+    <w:p ns2:paraId="042B3F54" ns2:textId="777BBF33">
+      <w:pPr>
+        <w:spacing w:after="0" w:line="240" w:lineRule="auto"/>
+        <w:jc w:val="both"/>
+        <w:rPr>
+          <w:rFonts w:ascii="Arial Narrow" w:eastAsia="Arial Narrow" w:hAnsi="Arial Narrow" w:cs="Arial Narrow"/>
+          <w:kern w:val="0"/>
+          <ns2:ligatures ns2:val="none"/>
+        </w:rPr>
+      </w:pPr>
+    </w:p>
+    <w:p ns2:paraId="0A292C9F" ns2:textId="4F1C53ED">
       <w:pPr>
         <w:spacing w:line="240" w:lineRule="auto"/>
         <w:contextualSpacing/>
@@ -3633,17 +3633,17 @@
         <w:rPr>
           <w:rFonts w:ascii="Arial Narrow" w:eastAsia="Calibri" w:hAnsi="Arial Narrow" w:cs="Arial"/>
           <w:kern w:val="0"/>
-          <w14:ligatures w14:val="none"/>
-        </w:rPr>
-      </w:pPr>
-      <w:r>
-        <w:rPr>
-          <w:rFonts w:ascii="Arial Narrow" w:eastAsia="Arial Narrow" w:hAnsi="Arial Narrow" w:cs="Arial Narrow"/>
-          <w:b/>
-          <w:color w:val="000000"/>
-          <w:kern w:val="0"/>
-          <w:lang w:eastAsia="es-PE"/>
-          <w14:ligatures w14:val="none"/>
+          <ns2:ligatures ns2:val="none"/>
+        </w:rPr>
+      </w:pPr>
+      <w:r>
+        <w:rPr>
+          <w:rFonts w:ascii="Arial Narrow" w:eastAsia="Arial Narrow" w:hAnsi="Arial Narrow" w:cs="Arial Narrow"/>
+          <w:b/>
+          <w:color w:val="000000"/>
+          <w:kern w:val="0"/>
+          <w:lang w:eastAsia="es-PE"/>
+          <ns2:ligatures ns2:val="none"/>
         </w:rPr>
         <w:t>SEGUNDO:</w:t>
       </w:r>
@@ -3653,7 +3653,7 @@
           <w:color w:val="000000"/>
           <w:kern w:val="0"/>
           <w:lang w:eastAsia="es-PE"/>
-          <w14:ligatures w14:val="none"/>
+          <ns2:ligatures ns2:val="none"/>
         </w:rPr>
         <w:t xml:space="preserve"> tener por ofrecidos los medios probatorios presentados en el escrito de denuncia </w:t>
       </w:r>
@@ -3663,7 +3663,7 @@
           <w:color w:val="000000"/>
           <w:kern w:val="0"/>
           <w:lang w:val="es-ES" w:eastAsia="es-ES"/>
-          <w14:ligatures w14:val="none"/>
+          <ns2:ligatures ns2:val="none"/>
         </w:rPr>
         <w:t xml:space="preserve">del </w:t>
       </w:r>
@@ -3673,7 +3673,7 @@
           <w:color w:val="000000"/>
           <w:kern w:val="0"/>
           <w:lang w:val="es-ES" w:eastAsia="es-ES"/>
-          <w14:ligatures w14:val="none"/>
+          <ns2:ligatures ns2:val="none"/>
         </w:rPr>
         <w:t>9 de marzo de 2026, complementado mediante escrito del 24 de marzo de 2026</w:t>
       </w:r>
@@ -3681,12 +3681,12 @@
         <w:rPr>
           <w:rFonts w:ascii="Arial Narrow" w:eastAsia="Calibri" w:hAnsi="Arial Narrow" w:cs="Arial"/>
           <w:kern w:val="0"/>
-          <w14:ligatures w14:val="none"/>
+          <ns2:ligatures ns2:val="none"/>
         </w:rPr>
         <w:t>.</w:t>
       </w:r>
     </w:p>
-    <w:p>
+    <w:p ns2:paraId="68A17E97" ns2:textId="77777777">
       <w:pPr>
         <w:spacing w:line="240" w:lineRule="auto"/>
         <w:contextualSpacing/>
@@ -3696,30 +3696,30 @@
           <w:color w:val="000000"/>
           <w:kern w:val="0"/>
           <w:lang w:eastAsia="es-PE"/>
-          <w14:ligatures w14:val="none"/>
-        </w:rPr>
-      </w:pPr>
-    </w:p>
-    <w:p>
-      <w:pPr>
-        <w:spacing w:after="0" w:line="240" w:lineRule="auto"/>
-        <w:jc w:val="both"/>
-        <w:rPr>
-          <w:rFonts w:ascii="Arial Narrow" w:eastAsia="Arial Narrow" w:hAnsi="Arial Narrow" w:cs="Arial Narrow"/>
-          <w:color w:val="000000"/>
-          <w:kern w:val="0"/>
-          <w:lang w:eastAsia="es-PE"/>
-          <w14:ligatures w14:val="none"/>
-        </w:rPr>
-      </w:pPr>
-      <w:r>
-        <w:rPr>
-          <w:rFonts w:ascii="Arial Narrow" w:eastAsia="Arial Narrow" w:hAnsi="Arial Narrow" w:cs="Arial Narrow"/>
-          <w:b/>
-          <w:color w:val="000000"/>
-          <w:kern w:val="0"/>
-          <w:lang w:eastAsia="es-PE"/>
-          <w14:ligatures w14:val="none"/>
+          <ns2:ligatures ns2:val="none"/>
+        </w:rPr>
+      </w:pPr>
+    </w:p>
+    <w:p ns2:paraId="168254DA" ns2:textId="42BD2B3B">
+      <w:pPr>
+        <w:spacing w:after="0" w:line="240" w:lineRule="auto"/>
+        <w:jc w:val="both"/>
+        <w:rPr>
+          <w:rFonts w:ascii="Arial Narrow" w:eastAsia="Arial Narrow" w:hAnsi="Arial Narrow" w:cs="Arial Narrow"/>
+          <w:color w:val="000000"/>
+          <w:kern w:val="0"/>
+          <w:lang w:eastAsia="es-PE"/>
+          <ns2:ligatures ns2:val="none"/>
+        </w:rPr>
+      </w:pPr>
+      <w:r>
+        <w:rPr>
+          <w:rFonts w:ascii="Arial Narrow" w:eastAsia="Arial Narrow" w:hAnsi="Arial Narrow" w:cs="Arial Narrow"/>
+          <w:b/>
+          <w:color w:val="000000"/>
+          <w:kern w:val="0"/>
+          <w:lang w:eastAsia="es-PE"/>
+          <ns2:ligatures ns2:val="none"/>
         </w:rPr>
         <w:t xml:space="preserve">TERCERO: </w:t>
       </w:r>
@@ -3729,7 +3729,7 @@
           <w:color w:val="000000"/>
           <w:kern w:val="0"/>
           <w:lang w:eastAsia="es-PE"/>
-          <w14:ligatures w14:val="none"/>
+          <ns2:ligatures ns2:val="none"/>
         </w:rPr>
         <w:t xml:space="preserve">requerir a </w:t>
       </w:r>
@@ -3739,7 +3739,7 @@
           <w:color w:val="000000"/>
           <w:kern w:val="0"/>
           <w:lang w:eastAsia="es-PE"/>
-          <w14:ligatures w14:val="none"/>
+          <ns2:ligatures ns2:val="none"/>
         </w:rPr>
         <w:t xml:space="preserve">Rímac Seguros y Reaseguros S.A. </w:t>
       </w:r>
@@ -3749,12 +3749,12 @@
           <w:color w:val="000000"/>
           <w:kern w:val="0"/>
           <w:lang w:eastAsia="es-PE"/>
-          <w14:ligatures w14:val="none"/>
+          <ns2:ligatures ns2:val="none"/>
         </w:rPr>
         <w:t>que cumpla con lo siguiente:</w:t>
       </w:r>
     </w:p>
-    <w:p>
+    <w:p ns2:paraId="20FDFB8D" ns2:textId="77777777">
       <w:pPr>
         <w:spacing w:after="0" w:line="240" w:lineRule="auto"/>
         <w:jc w:val="both"/>
@@ -3763,11 +3763,11 @@
           <w:color w:val="000000"/>
           <w:kern w:val="0"/>
           <w:lang w:eastAsia="es-PE"/>
-          <w14:ligatures w14:val="none"/>
-        </w:rPr>
-      </w:pPr>
-    </w:p>
-    <w:p>
+          <ns2:ligatures ns2:val="none"/>
+        </w:rPr>
+      </w:pPr>
+    </w:p>
+    <w:p ns2:paraId="4AA80738" ns2:textId="77777777">
       <w:pPr>
         <w:numPr>
           <w:ilvl w:val="0"/>
@@ -3781,21 +3781,21 @@
           <w:color w:val="000000"/>
           <w:kern w:val="0"/>
           <w:lang w:eastAsia="es-PE"/>
-          <w14:ligatures w14:val="none"/>
-        </w:rPr>
-      </w:pPr>
-      <w:r>
-        <w:rPr>
-          <w:rFonts w:ascii="Arial Narrow" w:eastAsia="Arial Narrow" w:hAnsi="Arial Narrow" w:cs="Arial Narrow"/>
-          <w:color w:val="000000"/>
-          <w:kern w:val="0"/>
-          <w:lang w:eastAsia="es-PE"/>
-          <w14:ligatures w14:val="none"/>
+          <ns2:ligatures ns2:val="none"/>
+        </w:rPr>
+      </w:pPr>
+      <w:r>
+        <w:rPr>
+          <w:rFonts w:ascii="Arial Narrow" w:eastAsia="Arial Narrow" w:hAnsi="Arial Narrow" w:cs="Arial Narrow"/>
+          <w:color w:val="000000"/>
+          <w:kern w:val="0"/>
+          <w:lang w:eastAsia="es-PE"/>
+          <ns2:ligatures ns2:val="none"/>
         </w:rPr>
         <w:t>presentar documentos que acrediten su inscripción en los Registros Públicos o una declaración jurada que indique que cuenta con dicha inscripción;</w:t>
       </w:r>
     </w:p>
-    <w:p>
+    <w:p ns2:paraId="2B29D59F" ns2:textId="77777777">
       <w:pPr>
         <w:numPr>
           <w:ilvl w:val="0"/>
@@ -3809,21 +3809,21 @@
           <w:color w:val="000000"/>
           <w:kern w:val="0"/>
           <w:lang w:eastAsia="es-PE"/>
-          <w14:ligatures w14:val="none"/>
-        </w:rPr>
-      </w:pPr>
-      <w:r>
-        <w:rPr>
-          <w:rFonts w:ascii="Arial Narrow" w:eastAsia="Arial Narrow" w:hAnsi="Arial Narrow" w:cs="Arial Narrow"/>
-          <w:color w:val="000000"/>
-          <w:kern w:val="0"/>
-          <w:lang w:eastAsia="es-PE"/>
-          <w14:ligatures w14:val="none"/>
+          <ns2:ligatures ns2:val="none"/>
+        </w:rPr>
+      </w:pPr>
+      <w:r>
+        <w:rPr>
+          <w:rFonts w:ascii="Arial Narrow" w:eastAsia="Arial Narrow" w:hAnsi="Arial Narrow" w:cs="Arial Narrow"/>
+          <w:color w:val="000000"/>
+          <w:kern w:val="0"/>
+          <w:lang w:eastAsia="es-PE"/>
+          <ns2:ligatures ns2:val="none"/>
         </w:rPr>
         <w:t>presentar copia simple de las facultades de representación de su representante legal en el presente procedimiento o la declaración jurada que indique que cuenta con dichas facultades y que estas se encuentran vigentes;</w:t>
       </w:r>
     </w:p>
-    <w:p>
+    <w:p ns2:paraId="7EF50C46" ns2:textId="77777777">
       <w:pPr>
         <w:numPr>
           <w:ilvl w:val="0"/>
@@ -3837,21 +3837,21 @@
           <w:color w:val="000000"/>
           <w:kern w:val="0"/>
           <w:lang w:eastAsia="es-PE"/>
-          <w14:ligatures w14:val="none"/>
-        </w:rPr>
-      </w:pPr>
-      <w:r>
-        <w:rPr>
-          <w:rFonts w:ascii="Arial Narrow" w:eastAsia="Arial Narrow" w:hAnsi="Arial Narrow" w:cs="Arial Narrow"/>
-          <w:color w:val="000000"/>
-          <w:kern w:val="0"/>
-          <w:lang w:eastAsia="es-PE"/>
-          <w14:ligatures w14:val="none"/>
+          <ns2:ligatures ns2:val="none"/>
+        </w:rPr>
+      </w:pPr>
+      <w:r>
+        <w:rPr>
+          <w:rFonts w:ascii="Arial Narrow" w:eastAsia="Arial Narrow" w:hAnsi="Arial Narrow" w:cs="Arial Narrow"/>
+          <w:color w:val="000000"/>
+          <w:kern w:val="0"/>
+          <w:lang w:eastAsia="es-PE"/>
+          <ns2:ligatures ns2:val="none"/>
         </w:rPr>
         <w:t>consignar el Número de Registro Único de Contribuyentes (RUC); y,</w:t>
       </w:r>
     </w:p>
-    <w:p>
+    <w:p ns2:paraId="19E4DFA1" ns2:textId="77777777">
       <w:pPr>
         <w:numPr>
           <w:ilvl w:val="0"/>
@@ -3863,16 +3863,16 @@
         <w:rPr>
           <w:rFonts w:ascii="Arial Narrow" w:eastAsia="Calibri" w:hAnsi="Arial Narrow" w:cs="Arial"/>
           <w:kern w:val="0"/>
-          <w14:ligatures w14:val="none"/>
-        </w:rPr>
-      </w:pPr>
-      <w:r>
-        <w:rPr>
-          <w:rFonts w:ascii="Arial Narrow" w:eastAsia="Arial Narrow" w:hAnsi="Arial Narrow" w:cs="Arial Narrow"/>
-          <w:color w:val="000000"/>
-          <w:kern w:val="0"/>
-          <w:lang w:eastAsia="es-PE"/>
-          <w14:ligatures w14:val="none"/>
+          <ns2:ligatures ns2:val="none"/>
+        </w:rPr>
+      </w:pPr>
+      <w:r>
+        <w:rPr>
+          <w:rFonts w:ascii="Arial Narrow" w:eastAsia="Arial Narrow" w:hAnsi="Arial Narrow" w:cs="Arial Narrow"/>
+          <w:color w:val="000000"/>
+          <w:kern w:val="0"/>
+          <w:lang w:eastAsia="es-PE"/>
+          <ns2:ligatures ns2:val="none"/>
         </w:rPr>
         <w:t>fijar domicilio procesal para el procedimiento, de conformidad con el numeral 1 del artículo 442</w:t>
       </w:r>
@@ -3882,7 +3882,7 @@
           <w:color w:val="000000"/>
           <w:kern w:val="0"/>
           <w:lang w:eastAsia="es-PE"/>
-          <w14:ligatures w14:val="none"/>
+          <ns2:ligatures ns2:val="none"/>
         </w:rPr>
         <w:t/>
       </w:r>
@@ -3892,7 +3892,7 @@
           <w:color w:val="000000"/>
           <w:kern w:val="0"/>
           <w:lang w:eastAsia="es-PE"/>
-          <w14:ligatures w14:val="none"/>
+          <ns2:ligatures ns2:val="none"/>
         </w:rPr>
         <w:t xml:space="preserve"> del Código Procesal Civil. </w:t>
       </w:r>
@@ -3900,7 +3900,7 @@
         <w:rPr>
           <w:rFonts w:ascii="Arial Narrow" w:eastAsia="Calibri" w:hAnsi="Arial Narrow" w:cs="Arial"/>
           <w:kern w:val="0"/>
-          <w14:ligatures w14:val="none"/>
+          <ns2:ligatures ns2:val="none"/>
         </w:rPr>
         <w:t>Para ello podrá señalar domicilio físico o una dirección electrónica a la que pueda remitirse las notificaciones</w:t>
       </w:r>
@@ -3909,12 +3909,12 @@
           <w:rFonts w:ascii="Arial Narrow" w:eastAsia="Arial" w:hAnsi="Arial Narrow" w:cs="Arial"/>
           <w:kern w:val="0"/>
           <w:lang w:val="es"/>
-          <w14:ligatures w14:val="none"/>
+          <ns2:ligatures ns2:val="none"/>
         </w:rPr>
         <w:t>;</w:t>
       </w:r>
     </w:p>
-    <w:p>
+    <w:p ns2:paraId="7C63E340" ns2:textId="77777777">
       <w:pPr>
         <w:numPr>
           <w:ilvl w:val="0"/>
@@ -3926,14 +3926,14 @@
         <w:rPr>
           <w:rFonts w:ascii="Arial Narrow" w:eastAsia="Calibri" w:hAnsi="Arial Narrow" w:cs="Arial"/>
           <w:kern w:val="0"/>
-          <w14:ligatures w14:val="none"/>
+          <ns2:ligatures ns2:val="none"/>
         </w:rPr>
       </w:pPr>
       <w:r>
         <w:rPr>
           <w:rFonts w:ascii="Arial Narrow" w:eastAsia="Calibri" w:hAnsi="Arial Narrow" w:cs="Arial"/>
           <w:kern w:val="0"/>
-          <w14:ligatures w14:val="none"/>
+          <ns2:ligatures ns2:val="none"/>
         </w:rPr>
         <w:t xml:space="preserve">en caso califique como </w:t>
       </w:r>
@@ -3942,7 +3942,7 @@
         <w:rPr>
           <w:rFonts w:ascii="Arial Narrow" w:eastAsia="Calibri" w:hAnsi="Arial Narrow" w:cs="Arial"/>
           <w:kern w:val="0"/>
-          <w14:ligatures w14:val="none"/>
+          <ns2:ligatures ns2:val="none"/>
         </w:rPr>
         <w:t>micro empresa</w:t>
       </w:r>
@@ -3951,7 +3951,7 @@
         <w:rPr>
           <w:rFonts w:ascii="Arial Narrow" w:eastAsia="Calibri" w:hAnsi="Arial Narrow" w:cs="Arial"/>
           <w:kern w:val="0"/>
-          <w14:ligatures w14:val="none"/>
+          <ns2:ligatures ns2:val="none"/>
         </w:rPr>
         <w:t xml:space="preserve"> o pequeña empresa, presentar los documentos que acrediten su volumen de ventas o ingresos brutos percibidos el año anterior relativo a todas sus actividades </w:t>
       </w:r>
@@ -3959,7 +3959,7 @@
         <w:rPr>
           <w:rFonts w:ascii="Arial Narrow" w:eastAsia="Calibri" w:hAnsi="Arial Narrow" w:cs="Arial"/>
           <w:kern w:val="0"/>
-          <w14:ligatures w14:val="none"/>
+          <ns2:ligatures ns2:val="none"/>
         </w:rPr>
         <w:lastRenderedPageBreak/>
         <w:t>económicas y el número de trabajadores con el que cuenta</w:t>
@@ -3970,7 +3970,7 @@
           <w:rFonts w:ascii="Arial Narrow" w:eastAsia="Calibri" w:hAnsi="Arial Narrow" w:cs="Arial"/>
           <w:kern w:val="0"/>
           <w:vertAlign w:val="superscript"/>
-          <w14:ligatures w14:val="none"/>
+          <ns2:ligatures ns2:val="none"/>
         </w:rPr>
         <w:footnoteReference w:id="7"/>
       </w:r>
@@ -3978,7 +3978,7 @@
         <w:rPr>
           <w:rFonts w:ascii="Arial Narrow" w:eastAsia="Calibri" w:hAnsi="Arial Narrow" w:cs="Arial"/>
           <w:kern w:val="0"/>
-          <w14:ligatures w14:val="none"/>
+          <ns2:ligatures ns2:val="none"/>
         </w:rPr>
         <w:t>. Ello, a fin de que la Comisión pueda meritar dicha documentación, conforme lo establece el artículo 110</w:t>
       </w:r>
@@ -3988,7 +3988,7 @@
           <w:color w:val="000000"/>
           <w:kern w:val="0"/>
           <w:lang w:eastAsia="es-PE"/>
-          <w14:ligatures w14:val="none"/>
+          <ns2:ligatures ns2:val="none"/>
         </w:rPr>
         <w:t/>
       </w:r>
@@ -3996,7 +3996,7 @@
         <w:rPr>
           <w:rFonts w:ascii="Arial Narrow" w:eastAsia="Calibri" w:hAnsi="Arial Narrow" w:cs="Arial"/>
           <w:kern w:val="0"/>
-          <w14:ligatures w14:val="none"/>
+          <ns2:ligatures ns2:val="none"/>
         </w:rPr>
         <w:t xml:space="preserve"> del </w:t>
       </w:r>
@@ -4005,7 +4005,7 @@
           <w:rFonts w:ascii="Arial Narrow" w:eastAsia="Calibri" w:hAnsi="Arial Narrow" w:cs="Arial"/>
           <w:spacing w:val="-2"/>
           <w:kern w:val="0"/>
-          <w14:ligatures w14:val="none"/>
+          <ns2:ligatures ns2:val="none"/>
         </w:rPr>
         <w:t>Código</w:t>
       </w:r>
@@ -4016,7 +4016,7 @@
           <w:spacing w:val="-2"/>
           <w:kern w:val="0"/>
           <w:vertAlign w:val="superscript"/>
-          <w14:ligatures w14:val="none"/>
+          <ns2:ligatures ns2:val="none"/>
         </w:rPr>
         <w:footnoteReference w:id="8"/>
       </w:r>
@@ -4025,67 +4025,102 @@
           <w:rFonts w:ascii="Arial Narrow" w:eastAsia="Calibri" w:hAnsi="Arial Narrow" w:cs="Arial"/>
           <w:spacing w:val="-2"/>
           <w:kern w:val="0"/>
-          <w14:ligatures w14:val="none"/>
+          <ns2:ligatures ns2:val="none"/>
         </w:rPr>
         <w:t>.</w:t>
       </w:r>
     </w:p>
+    <w:p ns2:paraId="1F11FE32" ns2:textId="77777777">
+      <w:pPr>
+        <w:spacing w:after="0" w:line="240" w:lineRule="auto"/>
+        <w:ind w:left="567"/>
+        <w:jc w:val="both"/>
+        <w:rPr>
+          <w:rFonts w:ascii="Arial Narrow" w:eastAsia="Arial Narrow" w:hAnsi="Arial Narrow" w:cs="Arial Narrow"/>
+          <w:color w:val="000000"/>
+          <w:kern w:val="0"/>
+          <w:lang w:eastAsia="es-PE"/>
+          <ns2:ligatures ns2:val="none"/>
+        </w:rPr>
+      </w:pPr>
+    </w:p>
     <w:p>
       <w:pPr>
         <w:spacing w:after="0" w:line="240" w:lineRule="auto"/>
-        <w:ind w:left="567"/>
-        <w:jc w:val="both"/>
-        <w:rPr>
-          <w:rFonts w:ascii="Arial Narrow" w:eastAsia="Arial Narrow" w:hAnsi="Arial Narrow" w:cs="Arial Narrow"/>
-          <w:color w:val="000000"/>
-          <w:kern w:val="0"/>
-          <w:lang w:eastAsia="es-PE"/>
-          <w14:ligatures w14:val="none"/>
-        </w:rPr>
-      </w:pPr>
-    </w:p>
-    <w:p>
-      <w:pPr>
-        <w:spacing w:after="0" w:line="240" w:lineRule="auto"/>
-        <w:jc w:val="both"/>
-        <w:rPr>
-          <w:rFonts w:ascii="Arial Narrow" w:eastAsia="Arial Narrow" w:hAnsi="Arial Narrow" w:cs="Arial Narrow"/>
-          <w:color w:val="000000"/>
-          <w:kern w:val="0"/>
-          <w:lang w:eastAsia="es-PE"/>
-          <w14:ligatures w14:val="none"/>
-        </w:rPr>
-      </w:pPr>
-      <w:r>
-        <w:rPr>
-          <w:rFonts w:ascii="Arial Narrow" w:eastAsia="Arial Narrow" w:hAnsi="Arial Narrow" w:cs="Arial Narrow"/>
-          <w:b/>
-          <w:color w:val="000000"/>
-          <w:kern w:val="0"/>
-          <w:lang w:eastAsia="es-PE"/>
-          <w14:ligatures w14:val="none"/>
+        <w:jc w:val="both"/>
+        <w:rPr>
+          <w:rFonts w:ascii="Arial Narrow" w:eastAsia="Arial Narrow" w:hAnsi="Arial Narrow" w:cs="Arial Narrow"/>
+          <w:color w:val="000000"/>
+          <w:kern w:val="0"/>
+          <w:lang w:eastAsia="es-PE"/>
+          <ns2:ligatures ns2:val="none"/>
+        </w:rPr>
+      </w:pPr>
+      <w:r>
+        <w:rPr>
+          <w:rFonts w:ascii="Arial Narrow" w:hAnsi="Arial Narrow" w:cs="Arial Narrow"/>
+          <w:b w:val="1"/>
+          <w:bCs w:val="1"/>
+          <w:sz w:val="20"/>
+          <w:szCs w:val="20"/>
         </w:rPr>
         <w:t xml:space="preserve">CUARTO: </w:t>
       </w:r>
       <w:r>
         <w:rPr>
-          <w:rFonts w:ascii="Arial Narrow" w:eastAsia="Arial Narrow" w:hAnsi="Arial Narrow" w:cs="Arial Narrow"/>
-          <w:color w:val="000000"/>
-          <w:kern w:val="0"/>
-          <w:lang w:eastAsia="es-PE"/>
-          <w14:ligatures w14:val="none"/>
-        </w:rPr>
-        <w:t xml:space="preserve">correr traslado de la denuncia interpuesta </w:t>
-      </w:r>
-      <w:r>
+          <w:rFonts w:ascii="Arial Narrow" w:hAnsi="Arial Narrow" w:cs="Arial Narrow"/>
+          <w:sz w:val="20"/>
+          <w:szCs w:val="20"/>
+        </w:rPr>
+        <w:t xml:space="preserve">correr traslado de la presente resolución a Rímac Seguros y Reaseguros S.A para que, de conformidad con lo dispuesto por el artículo 26° de la Ley sobre Facultades, Normas y Organización del Indecopi, aprobado por Decreto Legislativo N° 8079, presenten sus descargos sobre la imputación de cargos realizada en un plazo no mayor a cinco (5) días hábiles contado a partir del día siguiente de la notificación de la presente resolución, vencido el cual, el Secretario Técnico declarará en rebeldía a los denunciados que no lo hubieran presentado. Debe precisarse que de conformidad con lo establecido por el artículo 223° del Texto Único Ordenado de la Ley N° 27444, Ley del Procedimiento Administrativo General, las alegaciones y los hechos relevantes de la reclamación, salvo que hayan sido específicamente negadas en la contestación, se tendrán por aceptadas o meritadas como ciertas.</w:t>
+      </w:r>
+    </w:p>
+    <w:p ns2:paraId="228F876C" ns2:textId="77777777">
+      <w:pPr>
+        <w:spacing w:after="0" w:line="240" w:lineRule="auto"/>
+        <w:jc w:val="both"/>
+        <w:rPr>
+          <w:rFonts w:ascii="Arial Narrow" w:eastAsia="Arial Narrow" w:hAnsi="Arial Narrow" w:cs="Arial Narrow"/>
+          <w:color w:val="000000"/>
+          <w:kern w:val="0"/>
+          <w:lang w:eastAsia="es-PE"/>
+          <ns2:ligatures ns2:val="none"/>
+        </w:rPr>
+      </w:pPr>
+    </w:p>
+    <w:p ns2:paraId="5F9BF1C6" ns2:textId="0AEB73D0">
+      <w:pPr>
+        <w:spacing w:after="0" w:line="240" w:lineRule="auto"/>
+        <w:jc w:val="both"/>
         <w:rPr>
           <w:rFonts w:ascii="Arial Narrow" w:eastAsia="Times New Roman" w:hAnsi="Arial Narrow" w:cs="Arial"/>
           <w:color w:val="000000"/>
           <w:kern w:val="0"/>
           <w:lang w:val="es-ES" w:eastAsia="es-ES"/>
-          <w14:ligatures w14:val="none"/>
-        </w:rPr>
-        <w:t xml:space="preserve">el </w:t>
+          <ns2:ligatures ns2:val="none"/>
+        </w:rPr>
+      </w:pPr>
+      <w:r>
+        <w:rPr>
+          <w:rFonts w:ascii="Arial Narrow" w:eastAsia="Arial Narrow" w:hAnsi="Arial Narrow" w:cs="Arial Narrow"/>
+          <w:b/>
+          <w:color w:val="000000"/>
+          <w:kern w:val="0"/>
+          <w:lang w:eastAsia="es-PE"/>
+          <ns2:ligatures ns2:val="none"/>
+        </w:rPr>
+        <w:t xml:space="preserve">QUINTO: </w:t>
+      </w:r>
+      <w:bookmarkStart w:id="20" w:name="_Hlk188286813"/>
+      <w:r>
+        <w:rPr>
+          <w:rFonts w:ascii="Arial Narrow" w:eastAsia="Times New Roman" w:hAnsi="Arial Narrow" w:cs="Arial"/>
+          <w:color w:val="000000"/>
+          <w:kern w:val="0"/>
+          <w:lang w:eastAsia="es-ES"/>
+          <ns2:ligatures ns2:val="none"/>
+        </w:rPr>
+        <w:t xml:space="preserve">requerir </w:t>
       </w:r>
       <w:r>
         <w:rPr>
@@ -4093,28 +4128,32 @@
           <w:color w:val="000000"/>
           <w:kern w:val="0"/>
           <w:lang w:val="es-ES" w:eastAsia="es-ES"/>
-          <w14:ligatures w14:val="none"/>
-        </w:rPr>
-        <w:t>9 de marzo de 2026, complementado mediante escrito del 24 de marzo de 2026</w:t>
-      </w:r>
-      <w:r>
-        <w:rPr>
-          <w:rFonts w:ascii="Arial Narrow" w:eastAsia="Calibri" w:hAnsi="Arial Narrow" w:cs="Arial"/>
-          <w:kern w:val="0"/>
-          <w14:ligatures w14:val="none"/>
+          <ns2:ligatures ns2:val="none"/>
+        </w:rPr>
+        <w:t xml:space="preserve">que, en un </w:t>
+      </w:r>
+      <w:r>
+        <w:rPr>
+          <w:rFonts w:ascii="Arial Narrow" w:eastAsia="Times New Roman" w:hAnsi="Arial Narrow" w:cs="Arial"/>
+          <w:color w:val="000000"/>
+          <w:kern w:val="0"/>
+          <w:lang w:eastAsia="es-ES"/>
+          <ns2:ligatures ns2:val="none"/>
+        </w:rPr>
+        <w:t>plazo no mayor de cinco (5) días hábiles contado a partir del día siguiente de la notificación de la presente resolución</w:t>
+      </w:r>
+      <w:bookmarkEnd w:id="20"/>
+      <w:r>
+        <w:rPr>
+          <w:rFonts w:ascii="Arial Narrow" w:eastAsia="Times New Roman" w:hAnsi="Arial Narrow" w:cs="Arial"/>
+          <w:color w:val="000000"/>
+          <w:kern w:val="0"/>
+          <w:lang w:eastAsia="es-ES"/>
+          <ns2:ligatures ns2:val="none"/>
         </w:rPr>
         <w:t xml:space="preserve">, </w:t>
       </w:r>
-      <w:r>
-        <w:rPr>
-          <w:rFonts w:ascii="Arial Narrow" w:eastAsia="Arial Narrow" w:hAnsi="Arial Narrow" w:cs="Arial Narrow"/>
-          <w:color w:val="000000"/>
-          <w:kern w:val="0"/>
-          <w:lang w:eastAsia="es-PE"/>
-          <w14:ligatures w14:val="none"/>
-        </w:rPr>
-        <w:t>a</w:t>
-      </w:r>
+      <w:bookmarkStart w:id="21" w:name="_Hlk188286828"/>
       <w:r>
         <w:rPr>
           <w:rFonts w:ascii="Arial Narrow" w:eastAsia="Times New Roman" w:hAnsi="Arial Narrow" w:cs="Times New Roman"/>
@@ -4122,98 +4161,30 @@
           <w:kern w:val="0"/>
           <w:shd w:val="clear" w:color="auto" w:fill="FFFFFF"/>
           <w:lang w:eastAsia="es-PE"/>
-          <w14:ligatures w14:val="none"/>
+          <ns2:ligatures ns2:val="none"/>
+        </w:rPr>
+        <w:t>el proveedor denunciado</w:t>
+      </w:r>
+      <w:r>
+        <w:rPr>
+          <w:rFonts w:ascii="Arial Narrow" w:eastAsia="Times New Roman" w:hAnsi="Arial Narrow" w:cs="Arial"/>
+          <w:color w:val="000000"/>
+          <w:kern w:val="0"/>
+          <w:lang w:eastAsia="es-ES"/>
+          <ns2:ligatures ns2:val="none"/>
         </w:rPr>
         <w:t xml:space="preserve"> </w:t>
       </w:r>
-      <w:r>
-        <w:rPr>
-          <w:rFonts w:ascii="Arial Narrow" w:eastAsia="Times New Roman" w:hAnsi="Arial Narrow" w:cs="Times New Roman"/>
-          <w:color w:val="000000"/>
-          <w:kern w:val="0"/>
-          <w:shd w:val="clear" w:color="auto" w:fill="FFFFFF"/>
-          <w:lang w:eastAsia="es-PE"/>
-          <w14:ligatures w14:val="none"/>
-        </w:rPr>
-        <w:t>Rímac Seguros y Reaseguros S.A.</w:t>
-      </w:r>
-      <w:r>
-        <w:rPr>
-          <w:rFonts w:ascii="Arial Narrow" w:eastAsia="Arial Narrow" w:hAnsi="Arial Narrow" w:cs="Arial Narrow"/>
-          <w:color w:val="000000"/>
-          <w:kern w:val="0"/>
-          <w:lang w:eastAsia="es-PE"/>
-          <w14:ligatures w14:val="none"/>
-        </w:rPr>
-        <w:t>, para que, de conformidad con lo dispuesto por el artículo 26</w:t>
-      </w:r>
-      <w:r>
-        <w:rPr>
-          <w:rFonts w:ascii="Arial Narrow" w:eastAsia="Times New Roman" w:hAnsi="Arial Narrow" w:cs="Segoe UI"/>
-          <w:color w:val="000000"/>
-          <w:kern w:val="0"/>
-          <w:lang w:eastAsia="es-PE"/>
-          <w14:ligatures w14:val="none"/>
-        </w:rPr>
-        <w:t/>
-      </w:r>
-      <w:r>
-        <w:rPr>
-          <w:rFonts w:ascii="Arial Narrow" w:eastAsia="Arial Narrow" w:hAnsi="Arial Narrow" w:cs="Arial Narrow"/>
-          <w:color w:val="000000"/>
-          <w:kern w:val="0"/>
-          <w:lang w:eastAsia="es-PE"/>
-          <w14:ligatures w14:val="none"/>
-        </w:rPr>
-        <w:t xml:space="preserve"> de la Ley sobre Facultades, Normas y Organización del Indecopi, aprobada por Decreto Legislativo 807, presente sus descargos en un plazo no mayor de cinco (5) días hábiles contados desde la notificación. </w:t>
-      </w:r>
-    </w:p>
-    <w:p>
-      <w:pPr>
-        <w:spacing w:after="0" w:line="240" w:lineRule="auto"/>
-        <w:jc w:val="both"/>
-        <w:rPr>
-          <w:rFonts w:ascii="Arial Narrow" w:eastAsia="Arial Narrow" w:hAnsi="Arial Narrow" w:cs="Arial Narrow"/>
-          <w:color w:val="000000"/>
-          <w:kern w:val="0"/>
-          <w:lang w:eastAsia="es-PE"/>
-          <w14:ligatures w14:val="none"/>
-        </w:rPr>
-      </w:pPr>
-    </w:p>
-    <w:p>
-      <w:pPr>
-        <w:spacing w:after="0" w:line="240" w:lineRule="auto"/>
-        <w:jc w:val="both"/>
+      <w:bookmarkEnd w:id="21"/>
+      <w:r>
         <w:rPr>
           <w:rFonts w:ascii="Arial Narrow" w:eastAsia="Times New Roman" w:hAnsi="Arial Narrow" w:cs="Arial"/>
           <w:color w:val="000000"/>
           <w:kern w:val="0"/>
           <w:lang w:val="es-ES" w:eastAsia="es-ES"/>
-          <w14:ligatures w14:val="none"/>
-        </w:rPr>
-      </w:pPr>
-      <w:r>
-        <w:rPr>
-          <w:rFonts w:ascii="Arial Narrow" w:eastAsia="Arial Narrow" w:hAnsi="Arial Narrow" w:cs="Arial Narrow"/>
-          <w:b/>
-          <w:color w:val="000000"/>
-          <w:kern w:val="0"/>
-          <w:lang w:eastAsia="es-PE"/>
-          <w14:ligatures w14:val="none"/>
-        </w:rPr>
-        <w:t xml:space="preserve">QUINTO: </w:t>
-      </w:r>
-      <w:bookmarkStart w:id="20" w:name="_Hlk188286813"/>
-      <w:r>
-        <w:rPr>
-          <w:rFonts w:ascii="Arial Narrow" w:eastAsia="Times New Roman" w:hAnsi="Arial Narrow" w:cs="Arial"/>
-          <w:color w:val="000000"/>
-          <w:kern w:val="0"/>
-          <w:lang w:eastAsia="es-ES"/>
-          <w14:ligatures w14:val="none"/>
-        </w:rPr>
-        <w:t xml:space="preserve">requerir </w:t>
+          <ns2:ligatures ns2:val="none"/>
+        </w:rPr>
+        <w:t xml:space="preserve">cumpla con: </w:t>
       </w:r>
       <w:r>
         <w:rPr>
@@ -4221,73 +4192,31 @@
           <w:color w:val="000000"/>
           <w:kern w:val="0"/>
           <w:lang w:val="es-ES" w:eastAsia="es-ES"/>
-          <w14:ligatures w14:val="none"/>
-        </w:rPr>
-        <w:t xml:space="preserve">que, en un </w:t>
-      </w:r>
-      <w:r>
-        <w:rPr>
-          <w:rFonts w:ascii="Arial Narrow" w:eastAsia="Times New Roman" w:hAnsi="Arial Narrow" w:cs="Arial"/>
-          <w:color w:val="000000"/>
-          <w:kern w:val="0"/>
-          <w:lang w:eastAsia="es-ES"/>
-          <w14:ligatures w14:val="none"/>
-        </w:rPr>
-        <w:t>plazo no mayor de cinco (5) días hábiles contado a partir del día siguiente de la notificación de la presente resolución</w:t>
-      </w:r>
-      <w:bookmarkEnd w:id="20"/>
-      <w:r>
-        <w:rPr>
-          <w:rFonts w:ascii="Arial Narrow" w:eastAsia="Times New Roman" w:hAnsi="Arial Narrow" w:cs="Arial"/>
-          <w:color w:val="000000"/>
-          <w:kern w:val="0"/>
-          <w:lang w:eastAsia="es-ES"/>
-          <w14:ligatures w14:val="none"/>
-        </w:rPr>
-        <w:t xml:space="preserve">, </w:t>
-      </w:r>
-      <w:bookmarkStart w:id="21" w:name="_Hlk188286828"/>
-      <w:r>
-        <w:rPr>
-          <w:rFonts w:ascii="Arial Narrow" w:eastAsia="Times New Roman" w:hAnsi="Arial Narrow" w:cs="Times New Roman"/>
-          <w:color w:val="000000"/>
-          <w:kern w:val="0"/>
-          <w:shd w:val="clear" w:color="auto" w:fill="FFFFFF"/>
-          <w:lang w:eastAsia="es-PE"/>
-          <w14:ligatures w14:val="none"/>
-        </w:rPr>
-        <w:t>el proveedor denunciado</w:t>
-      </w:r>
-      <w:r>
-        <w:rPr>
-          <w:rFonts w:ascii="Arial Narrow" w:eastAsia="Times New Roman" w:hAnsi="Arial Narrow" w:cs="Arial"/>
-          <w:color w:val="000000"/>
-          <w:kern w:val="0"/>
-          <w:lang w:eastAsia="es-ES"/>
-          <w14:ligatures w14:val="none"/>
-        </w:rPr>
-        <w:t xml:space="preserve"> </w:t>
-      </w:r>
-      <w:bookmarkEnd w:id="21"/>
+          <ns2:ligatures ns2:val="none"/>
+        </w:rPr>
+        <w:t>(i) presentar una copia completa, legible y debidamente suscrita de la Póliza 2101-952890 del Seguro vehicular, así como el cargo de remisión de la póliza; (</w:t>
+      </w:r>
+      <w:proofErr w:type="spellStart"/>
       <w:r>
         <w:rPr>
           <w:rFonts w:ascii="Arial Narrow" w:eastAsia="Times New Roman" w:hAnsi="Arial Narrow" w:cs="Arial"/>
           <w:color w:val="000000"/>
           <w:kern w:val="0"/>
           <w:lang w:val="es-ES" w:eastAsia="es-ES"/>
-          <w14:ligatures w14:val="none"/>
-        </w:rPr>
-        <w:t xml:space="preserve">cumpla con: </w:t>
-      </w:r>
+          <ns2:ligatures ns2:val="none"/>
+        </w:rPr>
+        <w:t>ii</w:t>
+      </w:r>
+      <w:proofErr w:type="spellEnd"/>
       <w:r>
         <w:rPr>
           <w:rFonts w:ascii="Arial Narrow" w:eastAsia="Times New Roman" w:hAnsi="Arial Narrow" w:cs="Arial"/>
           <w:color w:val="000000"/>
           <w:kern w:val="0"/>
           <w:lang w:val="es-ES" w:eastAsia="es-ES"/>
-          <w14:ligatures w14:val="none"/>
-        </w:rPr>
-        <w:t>(i) presentar una copia completa, legible y debidamente suscrita de la Póliza 2101-952890 del Seguro vehicular, así como el cargo de remisión de la póliza; (</w:t>
+          <ns2:ligatures ns2:val="none"/>
+        </w:rPr>
+        <w:t>) presentar los medios probatorios que acrediten que la negativa de otorgamiento de cobertura fue justificada; y, (</w:t>
       </w:r>
       <w:proofErr w:type="spellStart"/>
       <w:r>
@@ -4296,9 +4225,9 @@
           <w:color w:val="000000"/>
           <w:kern w:val="0"/>
           <w:lang w:val="es-ES" w:eastAsia="es-ES"/>
-          <w14:ligatures w14:val="none"/>
-        </w:rPr>
-        <w:t>ii</w:t>
+          <ns2:ligatures ns2:val="none"/>
+        </w:rPr>
+        <w:t>iii</w:t>
       </w:r>
       <w:proofErr w:type="spellEnd"/>
       <w:r>
@@ -4307,20 +4236,159 @@
           <w:color w:val="000000"/>
           <w:kern w:val="0"/>
           <w:lang w:val="es-ES" w:eastAsia="es-ES"/>
-          <w14:ligatures w14:val="none"/>
-        </w:rPr>
-        <w:t>) presentar los medios probatorios que acrediten que la negativa de otorgamiento de cobertura fue justificada; y, (</w:t>
+          <ns2:ligatures ns2:val="none"/>
+        </w:rPr>
+        <w:t>) presentar todas las comunicaciones cursadas con la parte denunciante, incluyendo la grabación de las llamadas telefónicas del 9 de febrero de 2026, en virtud de los hechos materia de denuncia</w:t>
+      </w:r>
+      <w:r>
+        <w:rPr>
+          <w:rFonts w:ascii="Arial Narrow" w:eastAsia="Times New Roman" w:hAnsi="Arial Narrow" w:cs="Arial"/>
+          <w:color w:val="000000"/>
+          <w:kern w:val="0"/>
+          <w:lang w:val="es-ES" w:eastAsia="es-ES"/>
+          <ns2:ligatures ns2:val="none"/>
+        </w:rPr>
+        <w:t>.</w:t>
+      </w:r>
+    </w:p>
+    <w:p ns2:paraId="39C7E7E8" ns2:textId="77777777">
+      <w:pPr>
+        <w:spacing w:after="0" w:line="240" w:lineRule="auto"/>
+        <w:jc w:val="both"/>
+        <w:rPr>
+          <w:rFonts w:ascii="Arial Narrow" w:eastAsia="Times New Roman" w:hAnsi="Arial Narrow" w:cs="Arial"/>
+          <w:color w:val="000000"/>
+          <w:kern w:val="0"/>
+          <w:lang w:val="es-ES" w:eastAsia="es-ES"/>
+          <ns2:ligatures ns2:val="none"/>
+        </w:rPr>
+      </w:pPr>
+    </w:p>
+    <w:p ns2:paraId="0789265F" ns2:textId="0801A668">
+      <w:pPr>
+        <w:spacing w:after="0" w:line="240" w:lineRule="auto"/>
+        <w:jc w:val="both"/>
+        <w:rPr>
+          <w:rFonts w:ascii="Arial Narrow" w:eastAsia="Times New Roman" w:hAnsi="Arial Narrow" w:cs="Arial"/>
+          <w:color w:val="000000"/>
+          <w:kern w:val="0"/>
+          <w:lang w:eastAsia="es-ES"/>
+          <ns2:ligatures ns2:val="none"/>
+        </w:rPr>
+      </w:pPr>
+      <w:r>
+        <w:rPr>
+          <w:rFonts w:ascii="Arial Narrow" w:eastAsia="Times New Roman" w:hAnsi="Arial Narrow" w:cs="Arial"/>
+          <w:b/>
+          <w:bCs/>
+          <w:color w:val="000000"/>
+          <w:kern w:val="0"/>
+          <w:lang w:eastAsia="es-ES"/>
+          <ns2:ligatures ns2:val="none"/>
+        </w:rPr>
+        <w:t xml:space="preserve">SEXTO: </w:t>
+      </w:r>
+      <w:r>
+        <w:rPr>
+          <w:rFonts w:ascii="Arial Narrow" w:eastAsia="Times New Roman" w:hAnsi="Arial Narrow" w:cs="Arial"/>
+          <w:color w:val="000000"/>
+          <w:kern w:val="0"/>
+          <w:lang w:eastAsia="es-ES"/>
+          <ns2:ligatures ns2:val="none"/>
+        </w:rPr>
+        <w:t xml:space="preserve">informar a las partes que se ha procedido a programar una audiencia de conciliación, bajo la modalidad virtual, a fin de que tengan la oportunidad de llegar a un acuerdo que solucione la controversia que originó la presente denuncia. La audiencia de conciliación virtual se llevará a cabo el </w:t>
+      </w:r>
+      <w:r>
+        <w:rPr>
+          <w:rFonts w:ascii="Arial Narrow" w:eastAsia="Times New Roman" w:hAnsi="Arial Narrow" w:cs="Arial"/>
+          <w:b/>
+          <w:bCs/>
+          <w:color w:val="000000"/>
+          <w:kern w:val="0"/>
+          <w:u w:val="single"/>
+          <w:lang w:eastAsia="es-ES"/>
+          <ns2:ligatures ns2:val="none"/>
+        </w:rPr>
+        <w:t>20</w:t>
+      </w:r>
+      <w:r>
+        <w:rPr>
+          <w:rFonts w:ascii="Arial Narrow" w:eastAsia="Times New Roman" w:hAnsi="Arial Narrow" w:cs="Arial"/>
+          <w:b/>
+          <w:bCs/>
+          <w:color w:val="000000"/>
+          <w:kern w:val="0"/>
+          <w:u w:val="single"/>
+          <w:lang w:eastAsia="es-ES"/>
+          <ns2:ligatures ns2:val="none"/>
+        </w:rPr>
+        <w:t xml:space="preserve"> de abril de 2026 a las </w:t>
+      </w:r>
+      <w:r>
+        <w:rPr>
+          <w:rFonts w:ascii="Arial Narrow" w:eastAsia="Times New Roman" w:hAnsi="Arial Narrow" w:cs="Arial"/>
+          <w:b/>
+          <w:bCs/>
+          <w:color w:val="000000"/>
+          <w:kern w:val="0"/>
+          <w:u w:val="single"/>
+          <w:lang w:eastAsia="es-ES"/>
+          <ns2:ligatures ns2:val="none"/>
+        </w:rPr>
+        <w:t>11</w:t>
+      </w:r>
+      <w:r>
+        <w:rPr>
+          <w:rFonts w:ascii="Arial Narrow" w:eastAsia="Times New Roman" w:hAnsi="Arial Narrow" w:cs="Arial"/>
+          <w:b/>
+          <w:bCs/>
+          <w:color w:val="000000"/>
+          <w:kern w:val="0"/>
+          <w:u w:val="single"/>
+          <w:lang w:eastAsia="es-ES"/>
+          <ns2:ligatures ns2:val="none"/>
+        </w:rPr>
+        <w:t>:</w:t>
+      </w:r>
+      <w:r>
+        <w:rPr>
+          <w:rFonts w:ascii="Arial Narrow" w:eastAsia="Times New Roman" w:hAnsi="Arial Narrow" w:cs="Arial"/>
+          <w:b/>
+          <w:bCs/>
+          <w:color w:val="000000"/>
+          <w:kern w:val="0"/>
+          <w:u w:val="single"/>
+          <w:lang w:eastAsia="es-ES"/>
+          <ns2:ligatures ns2:val="none"/>
+        </w:rPr>
+        <w:t>00</w:t>
+      </w:r>
+      <w:r>
+        <w:rPr>
+          <w:rFonts w:ascii="Arial Narrow" w:eastAsia="Times New Roman" w:hAnsi="Arial Narrow" w:cs="Arial"/>
+          <w:b/>
+          <w:bCs/>
+          <w:color w:val="000000"/>
+          <w:kern w:val="0"/>
+          <w:u w:val="single"/>
+          <w:lang w:eastAsia="es-ES"/>
+          <ns2:ligatures ns2:val="none"/>
+        </w:rPr>
+        <w:t xml:space="preserve"> horas (hora exacta) mediante la aplicación Microsoft </w:t>
       </w:r>
       <w:proofErr w:type="spellStart"/>
       <w:r>
         <w:rPr>
           <w:rFonts w:ascii="Arial Narrow" w:eastAsia="Times New Roman" w:hAnsi="Arial Narrow" w:cs="Arial"/>
-          <w:color w:val="000000"/>
-          <w:kern w:val="0"/>
-          <w:lang w:val="es-ES" w:eastAsia="es-ES"/>
-          <w14:ligatures w14:val="none"/>
-        </w:rPr>
-        <w:t>iii</w:t>
+          <w:b/>
+          <w:bCs/>
+          <w:color w:val="000000"/>
+          <w:kern w:val="0"/>
+          <w:u w:val="single"/>
+          <w:lang w:eastAsia="es-ES"/>
+          <ns2:ligatures ns2:val="none"/>
+        </w:rPr>
+        <w:t>Teams</w:t>
       </w:r>
       <w:proofErr w:type="spellEnd"/>
       <w:r>
@@ -4328,187 +4396,26 @@
           <w:rFonts w:ascii="Arial Narrow" w:eastAsia="Times New Roman" w:hAnsi="Arial Narrow" w:cs="Arial"/>
           <w:color w:val="000000"/>
           <w:kern w:val="0"/>
-          <w:lang w:val="es-ES" w:eastAsia="es-ES"/>
-          <w14:ligatures w14:val="none"/>
-        </w:rPr>
-        <w:t>) presentar todas las comunicaciones cursadas con la parte denunciante, incluyendo la grabación de las llamadas telefónicas del 9 de febrero de 2026, en virtud de los hechos materia de denuncia</w:t>
-      </w:r>
-      <w:r>
-        <w:rPr>
-          <w:rFonts w:ascii="Arial Narrow" w:eastAsia="Times New Roman" w:hAnsi="Arial Narrow" w:cs="Arial"/>
-          <w:color w:val="000000"/>
-          <w:kern w:val="0"/>
-          <w:lang w:val="es-ES" w:eastAsia="es-ES"/>
-          <w14:ligatures w14:val="none"/>
-        </w:rPr>
-        <w:t>.</w:t>
-      </w:r>
-    </w:p>
-    <w:p>
-      <w:pPr>
-        <w:spacing w:after="0" w:line="240" w:lineRule="auto"/>
-        <w:jc w:val="both"/>
-        <w:rPr>
-          <w:rFonts w:ascii="Arial Narrow" w:eastAsia="Times New Roman" w:hAnsi="Arial Narrow" w:cs="Arial"/>
-          <w:color w:val="000000"/>
-          <w:kern w:val="0"/>
-          <w:lang w:val="es-ES" w:eastAsia="es-ES"/>
-          <w14:ligatures w14:val="none"/>
-        </w:rPr>
-      </w:pPr>
-    </w:p>
-    <w:p>
-      <w:pPr>
-        <w:spacing w:after="0" w:line="240" w:lineRule="auto"/>
-        <w:jc w:val="both"/>
-        <w:rPr>
-          <w:rFonts w:ascii="Arial Narrow" w:eastAsia="Times New Roman" w:hAnsi="Arial Narrow" w:cs="Arial"/>
-          <w:color w:val="000000"/>
-          <w:kern w:val="0"/>
-          <w:lang w:eastAsia="es-ES"/>
-          <w14:ligatures w14:val="none"/>
-        </w:rPr>
-      </w:pPr>
-      <w:r>
-        <w:rPr>
-          <w:rFonts w:ascii="Arial Narrow" w:eastAsia="Times New Roman" w:hAnsi="Arial Narrow" w:cs="Arial"/>
-          <w:b/>
-          <w:bCs/>
-          <w:color w:val="000000"/>
-          <w:kern w:val="0"/>
-          <w:lang w:eastAsia="es-ES"/>
-          <w14:ligatures w14:val="none"/>
-        </w:rPr>
-        <w:t xml:space="preserve">SEXTO: </w:t>
-      </w:r>
-      <w:r>
-        <w:rPr>
-          <w:rFonts w:ascii="Arial Narrow" w:eastAsia="Times New Roman" w:hAnsi="Arial Narrow" w:cs="Arial"/>
-          <w:color w:val="000000"/>
-          <w:kern w:val="0"/>
-          <w:lang w:eastAsia="es-ES"/>
-          <w14:ligatures w14:val="none"/>
-        </w:rPr>
-        <w:t xml:space="preserve">informar a las partes que se ha procedido a programar una audiencia de conciliación, bajo la modalidad virtual, a fin de que tengan la oportunidad de llegar a un acuerdo que solucione la controversia que originó la presente denuncia. La audiencia de conciliación virtual se llevará a cabo el </w:t>
-      </w:r>
-      <w:r>
-        <w:rPr>
-          <w:rFonts w:ascii="Arial Narrow" w:eastAsia="Times New Roman" w:hAnsi="Arial Narrow" w:cs="Arial"/>
-          <w:b/>
-          <w:bCs/>
-          <w:color w:val="000000"/>
-          <w:kern w:val="0"/>
-          <w:u w:val="single"/>
-          <w:lang w:eastAsia="es-ES"/>
-          <w14:ligatures w14:val="none"/>
-        </w:rPr>
-        <w:t>20</w:t>
-      </w:r>
-      <w:r>
-        <w:rPr>
-          <w:rFonts w:ascii="Arial Narrow" w:eastAsia="Times New Roman" w:hAnsi="Arial Narrow" w:cs="Arial"/>
-          <w:b/>
-          <w:bCs/>
-          <w:color w:val="000000"/>
-          <w:kern w:val="0"/>
-          <w:u w:val="single"/>
-          <w:lang w:eastAsia="es-ES"/>
-          <w14:ligatures w14:val="none"/>
-        </w:rPr>
-        <w:t xml:space="preserve"> de abril de 2026 a las </w:t>
-      </w:r>
-      <w:r>
-        <w:rPr>
-          <w:rFonts w:ascii="Arial Narrow" w:eastAsia="Times New Roman" w:hAnsi="Arial Narrow" w:cs="Arial"/>
-          <w:b/>
-          <w:bCs/>
-          <w:color w:val="000000"/>
-          <w:kern w:val="0"/>
-          <w:u w:val="single"/>
-          <w:lang w:eastAsia="es-ES"/>
-          <w14:ligatures w14:val="none"/>
-        </w:rPr>
-        <w:t>11</w:t>
-      </w:r>
-      <w:r>
-        <w:rPr>
-          <w:rFonts w:ascii="Arial Narrow" w:eastAsia="Times New Roman" w:hAnsi="Arial Narrow" w:cs="Arial"/>
-          <w:b/>
-          <w:bCs/>
-          <w:color w:val="000000"/>
-          <w:kern w:val="0"/>
-          <w:u w:val="single"/>
-          <w:lang w:eastAsia="es-ES"/>
-          <w14:ligatures w14:val="none"/>
-        </w:rPr>
-        <w:t>:</w:t>
-      </w:r>
-      <w:r>
-        <w:rPr>
-          <w:rFonts w:ascii="Arial Narrow" w:eastAsia="Times New Roman" w:hAnsi="Arial Narrow" w:cs="Arial"/>
-          <w:b/>
-          <w:bCs/>
-          <w:color w:val="000000"/>
-          <w:kern w:val="0"/>
-          <w:u w:val="single"/>
-          <w:lang w:eastAsia="es-ES"/>
-          <w14:ligatures w14:val="none"/>
-        </w:rPr>
-        <w:t>00</w:t>
-      </w:r>
-      <w:r>
-        <w:rPr>
-          <w:rFonts w:ascii="Arial Narrow" w:eastAsia="Times New Roman" w:hAnsi="Arial Narrow" w:cs="Arial"/>
-          <w:b/>
-          <w:bCs/>
-          <w:color w:val="000000"/>
-          <w:kern w:val="0"/>
-          <w:u w:val="single"/>
-          <w:lang w:eastAsia="es-ES"/>
-          <w14:ligatures w14:val="none"/>
-        </w:rPr>
-        <w:t xml:space="preserve"> horas (hora exacta) mediante la aplicación Microsoft </w:t>
-      </w:r>
-      <w:proofErr w:type="spellStart"/>
-      <w:r>
-        <w:rPr>
-          <w:rFonts w:ascii="Arial Narrow" w:eastAsia="Times New Roman" w:hAnsi="Arial Narrow" w:cs="Arial"/>
-          <w:b/>
-          <w:bCs/>
-          <w:color w:val="000000"/>
-          <w:kern w:val="0"/>
-          <w:u w:val="single"/>
-          <w:lang w:eastAsia="es-ES"/>
-          <w14:ligatures w14:val="none"/>
-        </w:rPr>
-        <w:t>Teams</w:t>
-      </w:r>
-      <w:proofErr w:type="spellEnd"/>
-      <w:r>
-        <w:rPr>
-          <w:rFonts w:ascii="Arial Narrow" w:eastAsia="Times New Roman" w:hAnsi="Arial Narrow" w:cs="Arial"/>
-          <w:color w:val="000000"/>
-          <w:kern w:val="0"/>
-          <w:lang w:eastAsia="es-ES"/>
-          <w14:ligatures w14:val="none"/>
+          <w:lang w:eastAsia="es-ES"/>
+          <ns2:ligatures ns2:val="none"/>
         </w:rPr>
         <w:t>. En ese sentido, requerir a las partes -para la realización de la audiencia de conciliación virtual- lo siguiente:</w:t>
       </w:r>
     </w:p>
-    <w:p>
-      <w:pPr>
-        <w:spacing w:after="0" w:line="240" w:lineRule="auto"/>
-        <w:jc w:val="both"/>
-        <w:rPr>
-          <w:rFonts w:ascii="Arial Narrow" w:eastAsia="Times New Roman" w:hAnsi="Arial Narrow" w:cs="Arial"/>
-          <w:color w:val="000000"/>
-          <w:kern w:val="0"/>
-          <w:lang w:eastAsia="es-ES"/>
-          <w14:ligatures w14:val="none"/>
-        </w:rPr>
-      </w:pPr>
-    </w:p>
-    <w:p>
+    <w:p ns2:paraId="3391BCCA" ns2:textId="77777777">
+      <w:pPr>
+        <w:spacing w:after="0" w:line="240" w:lineRule="auto"/>
+        <w:jc w:val="both"/>
+        <w:rPr>
+          <w:rFonts w:ascii="Arial Narrow" w:eastAsia="Times New Roman" w:hAnsi="Arial Narrow" w:cs="Arial"/>
+          <w:color w:val="000000"/>
+          <w:kern w:val="0"/>
+          <w:lang w:eastAsia="es-ES"/>
+          <ns2:ligatures ns2:val="none"/>
+        </w:rPr>
+      </w:pPr>
+    </w:p>
+    <w:p ns2:paraId="790466A6" ns2:textId="77777777">
       <w:pPr>
         <w:numPr>
           <w:ilvl w:val="0"/>
@@ -4522,16 +4429,16 @@
           <w:color w:val="000000"/>
           <w:kern w:val="0"/>
           <w:lang w:eastAsia="es-ES"/>
-          <w14:ligatures w14:val="none"/>
-        </w:rPr>
-      </w:pPr>
-      <w:r>
-        <w:rPr>
-          <w:rFonts w:ascii="Arial Narrow" w:eastAsia="Times New Roman" w:hAnsi="Arial Narrow" w:cs="Arial"/>
-          <w:color w:val="000000"/>
-          <w:kern w:val="0"/>
-          <w:lang w:eastAsia="es-ES"/>
-          <w14:ligatures w14:val="none"/>
+          <ns2:ligatures ns2:val="none"/>
+        </w:rPr>
+      </w:pPr>
+      <w:r>
+        <w:rPr>
+          <w:rFonts w:ascii="Arial Narrow" w:eastAsia="Times New Roman" w:hAnsi="Arial Narrow" w:cs="Arial"/>
+          <w:color w:val="000000"/>
+          <w:kern w:val="0"/>
+          <w:lang w:eastAsia="es-ES"/>
+          <ns2:ligatures ns2:val="none"/>
         </w:rPr>
         <w:t>Aceptar los “Términos y condiciones de la audiencia de conciliación” de forma expresa, para lo cual deberán enviar su conformidad debidamente suscrita a través de la Mesa de Partes del Indecopi, a más tardar dos (2) días antes de la realización de la audiencia de conciliación virtual</w:t>
       </w:r>
@@ -4543,7 +4450,7 @@
           <w:kern w:val="0"/>
           <w:vertAlign w:val="superscript"/>
           <w:lang w:eastAsia="es-ES"/>
-          <w14:ligatures w14:val="none"/>
+          <ns2:ligatures ns2:val="none"/>
         </w:rPr>
         <w:footnoteReference w:id="9"/>
       </w:r>
@@ -4553,7 +4460,7 @@
           <w:color w:val="000000"/>
           <w:kern w:val="0"/>
           <w:lang w:eastAsia="es-ES"/>
-          <w14:ligatures w14:val="none"/>
+          <ns2:ligatures ns2:val="none"/>
         </w:rPr>
         <w:t xml:space="preserve">. </w:t>
       </w:r>
@@ -4566,7 +4473,7 @@
           <w:kern w:val="0"/>
           <w:u w:val="single"/>
           <w:lang w:eastAsia="es-ES"/>
-          <w14:ligatures w14:val="none"/>
+          <ns2:ligatures ns2:val="none"/>
         </w:rPr>
         <w:t>En caso no haya prestado autorización para ser notificado electrónicamente</w:t>
       </w:r>
@@ -4576,7 +4483,7 @@
           <w:color w:val="000000"/>
           <w:kern w:val="0"/>
           <w:lang w:eastAsia="es-ES"/>
-          <w14:ligatures w14:val="none"/>
+          <ns2:ligatures ns2:val="none"/>
         </w:rPr>
         <w:t xml:space="preserve">, deberá señalar – en el mismo escrito en el que presenta la aceptación de los Términos y Condiciones- el correo al que se le enviará el enlace para la realización de la audiencia. </w:t>
       </w:r>
@@ -4588,7 +4495,7 @@
           <w:color w:val="000000"/>
           <w:kern w:val="0"/>
           <w:lang w:eastAsia="es-ES"/>
-          <w14:ligatures w14:val="none"/>
+          <ns2:ligatures ns2:val="none"/>
         </w:rPr>
         <w:t>De no contar con correo electrónico habilitado no podrá realizarse la citada audiencia.</w:t>
       </w:r>
@@ -4598,25 +4505,25 @@
           <w:color w:val="000000"/>
           <w:kern w:val="0"/>
           <w:lang w:eastAsia="es-ES"/>
-          <w14:ligatures w14:val="none"/>
+          <ns2:ligatures ns2:val="none"/>
         </w:rPr>
         <w:t xml:space="preserve"> </w:t>
       </w:r>
     </w:p>
-    <w:p>
-      <w:pPr>
-        <w:spacing w:after="0" w:line="240" w:lineRule="auto"/>
-        <w:jc w:val="both"/>
-        <w:rPr>
-          <w:rFonts w:ascii="Arial Narrow" w:eastAsia="Times New Roman" w:hAnsi="Arial Narrow" w:cs="Arial"/>
-          <w:color w:val="000000"/>
-          <w:kern w:val="0"/>
-          <w:lang w:eastAsia="es-ES"/>
-          <w14:ligatures w14:val="none"/>
-        </w:rPr>
-      </w:pPr>
-    </w:p>
-    <w:p>
+    <w:p ns2:paraId="38E2E345" ns2:textId="77777777">
+      <w:pPr>
+        <w:spacing w:after="0" w:line="240" w:lineRule="auto"/>
+        <w:jc w:val="both"/>
+        <w:rPr>
+          <w:rFonts w:ascii="Arial Narrow" w:eastAsia="Times New Roman" w:hAnsi="Arial Narrow" w:cs="Arial"/>
+          <w:color w:val="000000"/>
+          <w:kern w:val="0"/>
+          <w:lang w:eastAsia="es-ES"/>
+          <ns2:ligatures ns2:val="none"/>
+        </w:rPr>
+      </w:pPr>
+    </w:p>
+    <w:p ns2:paraId="7335965F" ns2:textId="77777777">
       <w:pPr>
         <w:numPr>
           <w:ilvl w:val="0"/>
@@ -4630,16 +4537,16 @@
           <w:color w:val="000000"/>
           <w:kern w:val="0"/>
           <w:lang w:eastAsia="es-ES"/>
-          <w14:ligatures w14:val="none"/>
-        </w:rPr>
-      </w:pPr>
-      <w:r>
-        <w:rPr>
-          <w:rFonts w:ascii="Arial Narrow" w:eastAsia="Times New Roman" w:hAnsi="Arial Narrow" w:cs="Arial"/>
-          <w:color w:val="000000"/>
-          <w:kern w:val="0"/>
-          <w:lang w:eastAsia="es-ES"/>
-          <w14:ligatures w14:val="none"/>
+          <ns2:ligatures ns2:val="none"/>
+        </w:rPr>
+      </w:pPr>
+      <w:r>
+        <w:rPr>
+          <w:rFonts w:ascii="Arial Narrow" w:eastAsia="Times New Roman" w:hAnsi="Arial Narrow" w:cs="Arial"/>
+          <w:color w:val="000000"/>
+          <w:kern w:val="0"/>
+          <w:lang w:eastAsia="es-ES"/>
+          <ns2:ligatures ns2:val="none"/>
         </w:rPr>
         <w:t xml:space="preserve">En caso deleguen a favor de una de tercera persona su actuación en la diligencia programada, se deberá presentar como mínimo dos (2) días hábiles antes de la audiencia de conciliación virtual un </w:t>
       </w:r>
@@ -4649,7 +4556,7 @@
           <w:color w:val="000000"/>
           <w:kern w:val="0"/>
           <w:lang w:eastAsia="es-ES"/>
-          <w14:ligatures w14:val="none"/>
+          <ns2:ligatures ns2:val="none"/>
         </w:rPr>
         <w:lastRenderedPageBreak/>
         <w:t>poder especial con firma legalizada ante Notario Público</w:t>
@@ -4662,7 +4569,7 @@
           <w:kern w:val="0"/>
           <w:vertAlign w:val="superscript"/>
           <w:lang w:eastAsia="es-ES"/>
-          <w14:ligatures w14:val="none"/>
+          <ns2:ligatures ns2:val="none"/>
         </w:rPr>
         <w:footnoteReference w:id="10"/>
       </w:r>
@@ -4672,7 +4579,7 @@
           <w:color w:val="000000"/>
           <w:kern w:val="0"/>
           <w:lang w:eastAsia="es-ES"/>
-          <w14:ligatures w14:val="none"/>
+          <ns2:ligatures ns2:val="none"/>
         </w:rPr>
         <w:t xml:space="preserve">, </w:t>
       </w:r>
@@ -4683,7 +4590,7 @@
           <w:kern w:val="0"/>
           <w:u w:val="single"/>
           <w:lang w:eastAsia="es-ES"/>
-          <w14:ligatures w14:val="none"/>
+          <ns2:ligatures ns2:val="none"/>
         </w:rPr>
         <w:t>donde conste expresamente su facultad para asistir y conciliar en su representación</w:t>
       </w:r>
@@ -4696,7 +4603,7 @@
           <w:u w:val="single"/>
           <w:vertAlign w:val="superscript"/>
           <w:lang w:eastAsia="es-ES"/>
-          <w14:ligatures w14:val="none"/>
+          <ns2:ligatures ns2:val="none"/>
         </w:rPr>
         <w:footnoteReference w:id="11"/>
       </w:r>
@@ -4707,7 +4614,7 @@
           <w:kern w:val="0"/>
           <w:u w:val="single"/>
           <w:lang w:eastAsia="es-ES"/>
-          <w14:ligatures w14:val="none"/>
+          <ns2:ligatures ns2:val="none"/>
         </w:rPr>
         <w:t>.</w:t>
       </w:r>
@@ -4717,25 +4624,25 @@
           <w:color w:val="000000"/>
           <w:kern w:val="0"/>
           <w:lang w:eastAsia="es-ES"/>
-          <w14:ligatures w14:val="none"/>
+          <ns2:ligatures ns2:val="none"/>
         </w:rPr>
         <w:t xml:space="preserve"> </w:t>
       </w:r>
     </w:p>
-    <w:p>
-      <w:pPr>
-        <w:spacing w:after="0" w:line="240" w:lineRule="auto"/>
-        <w:jc w:val="both"/>
-        <w:rPr>
-          <w:rFonts w:ascii="Arial Narrow" w:eastAsia="Times New Roman" w:hAnsi="Arial Narrow" w:cs="Arial"/>
-          <w:color w:val="000000"/>
-          <w:kern w:val="0"/>
-          <w:lang w:eastAsia="es-ES"/>
-          <w14:ligatures w14:val="none"/>
-        </w:rPr>
-      </w:pPr>
-    </w:p>
-    <w:p>
+    <w:p ns2:paraId="69D69F37" ns2:textId="77777777">
+      <w:pPr>
+        <w:spacing w:after="0" w:line="240" w:lineRule="auto"/>
+        <w:jc w:val="both"/>
+        <w:rPr>
+          <w:rFonts w:ascii="Arial Narrow" w:eastAsia="Times New Roman" w:hAnsi="Arial Narrow" w:cs="Arial"/>
+          <w:color w:val="000000"/>
+          <w:kern w:val="0"/>
+          <w:lang w:eastAsia="es-ES"/>
+          <ns2:ligatures ns2:val="none"/>
+        </w:rPr>
+      </w:pPr>
+    </w:p>
+    <w:p ns2:paraId="69A6DF9D" ns2:textId="77777777">
       <w:pPr>
         <w:numPr>
           <w:ilvl w:val="0"/>
@@ -4749,16 +4656,16 @@
           <w:color w:val="000000"/>
           <w:kern w:val="0"/>
           <w:lang w:eastAsia="es-ES"/>
-          <w14:ligatures w14:val="none"/>
-        </w:rPr>
-      </w:pPr>
-      <w:r>
-        <w:rPr>
-          <w:rFonts w:ascii="Arial Narrow" w:eastAsia="Times New Roman" w:hAnsi="Arial Narrow" w:cs="Arial"/>
-          <w:color w:val="000000"/>
-          <w:kern w:val="0"/>
-          <w:lang w:eastAsia="es-ES"/>
-          <w14:ligatures w14:val="none"/>
+          <ns2:ligatures ns2:val="none"/>
+        </w:rPr>
+      </w:pPr>
+      <w:r>
+        <w:rPr>
+          <w:rFonts w:ascii="Arial Narrow" w:eastAsia="Times New Roman" w:hAnsi="Arial Narrow" w:cs="Arial"/>
+          <w:color w:val="000000"/>
+          <w:kern w:val="0"/>
+          <w:lang w:eastAsia="es-ES"/>
+          <ns2:ligatures ns2:val="none"/>
         </w:rPr>
         <w:t xml:space="preserve">Descargar de forma previa a la audiencia la aplicación de la Plataforma Microsoft </w:t>
       </w:r>
@@ -4769,7 +4676,7 @@
           <w:color w:val="000000"/>
           <w:kern w:val="0"/>
           <w:lang w:eastAsia="es-ES"/>
-          <w14:ligatures w14:val="none"/>
+          <ns2:ligatures ns2:val="none"/>
         </w:rPr>
         <w:t>Teams</w:t>
       </w:r>
@@ -4780,25 +4687,25 @@
           <w:color w:val="000000"/>
           <w:kern w:val="0"/>
           <w:lang w:eastAsia="es-ES"/>
-          <w14:ligatures w14:val="none"/>
+          <ns2:ligatures ns2:val="none"/>
         </w:rPr>
         <w:t>, la cual es gratuita.</w:t>
       </w:r>
     </w:p>
-    <w:p>
-      <w:pPr>
-        <w:spacing w:after="0" w:line="240" w:lineRule="auto"/>
-        <w:jc w:val="both"/>
-        <w:rPr>
-          <w:rFonts w:ascii="Arial Narrow" w:eastAsia="Times New Roman" w:hAnsi="Arial Narrow" w:cs="Arial"/>
-          <w:color w:val="000000"/>
-          <w:kern w:val="0"/>
-          <w:lang w:eastAsia="es-ES"/>
-          <w14:ligatures w14:val="none"/>
-        </w:rPr>
-      </w:pPr>
-    </w:p>
-    <w:p>
+    <w:p ns2:paraId="41DD73AF" ns2:textId="77777777">
+      <w:pPr>
+        <w:spacing w:after="0" w:line="240" w:lineRule="auto"/>
+        <w:jc w:val="both"/>
+        <w:rPr>
+          <w:rFonts w:ascii="Arial Narrow" w:eastAsia="Times New Roman" w:hAnsi="Arial Narrow" w:cs="Arial"/>
+          <w:color w:val="000000"/>
+          <w:kern w:val="0"/>
+          <w:lang w:eastAsia="es-ES"/>
+          <ns2:ligatures ns2:val="none"/>
+        </w:rPr>
+      </w:pPr>
+    </w:p>
+    <w:p ns2:paraId="3661B708" ns2:textId="34F26133">
       <w:pPr>
         <w:numPr>
           <w:ilvl w:val="0"/>
@@ -4812,16 +4719,16 @@
           <w:color w:val="000000"/>
           <w:kern w:val="0"/>
           <w:lang w:eastAsia="es-ES"/>
-          <w14:ligatures w14:val="none"/>
-        </w:rPr>
-      </w:pPr>
-      <w:r>
-        <w:rPr>
-          <w:rFonts w:ascii="Arial Narrow" w:eastAsia="Times New Roman" w:hAnsi="Arial Narrow" w:cs="Arial"/>
-          <w:color w:val="000000"/>
-          <w:kern w:val="0"/>
-          <w:lang w:eastAsia="es-ES"/>
-          <w14:ligatures w14:val="none"/>
+          <ns2:ligatures ns2:val="none"/>
+        </w:rPr>
+      </w:pPr>
+      <w:r>
+        <w:rPr>
+          <w:rFonts w:ascii="Arial Narrow" w:eastAsia="Times New Roman" w:hAnsi="Arial Narrow" w:cs="Arial"/>
+          <w:color w:val="000000"/>
+          <w:kern w:val="0"/>
+          <w:lang w:eastAsia="es-ES"/>
+          <ns2:ligatures ns2:val="none"/>
         </w:rPr>
         <w:t xml:space="preserve">Contar con un equipo digital (computadora, laptop, celular, Tablet, </w:t>
       </w:r>
@@ -4832,7 +4739,7 @@
           <w:color w:val="000000"/>
           <w:kern w:val="0"/>
           <w:lang w:eastAsia="es-ES"/>
-          <w14:ligatures w14:val="none"/>
+          <ns2:ligatures ns2:val="none"/>
         </w:rPr>
         <w:t>Ipad</w:t>
       </w:r>
@@ -4843,12 +4750,12 @@
           <w:color w:val="000000"/>
           <w:kern w:val="0"/>
           <w:lang w:eastAsia="es-ES"/>
-          <w14:ligatures w14:val="none"/>
+          <ns2:ligatures ns2:val="none"/>
         </w:rPr>
         <w:t xml:space="preserve"> o similar) que tenga cámara web, micrófono habilitado y conexión de internet efectiva y estable.</w:t>
       </w:r>
     </w:p>
-    <w:p>
+    <w:p ns2:paraId="12A4D8BD" ns2:textId="77777777">
       <w:pPr>
         <w:spacing w:after="0" w:line="240" w:lineRule="auto"/>
         <w:jc w:val="both"/>
@@ -4858,30 +4765,30 @@
           <w:color w:val="000000"/>
           <w:kern w:val="0"/>
           <w:lang w:val="es-ES" w:eastAsia="es-PE"/>
-          <w14:ligatures w14:val="none"/>
-        </w:rPr>
-      </w:pPr>
-    </w:p>
-    <w:p>
-      <w:pPr>
-        <w:spacing w:after="0" w:line="240" w:lineRule="auto"/>
-        <w:jc w:val="both"/>
-        <w:rPr>
-          <w:rFonts w:ascii="Arial Narrow" w:eastAsia="Arial Narrow" w:hAnsi="Arial Narrow" w:cs="Arial Narrow"/>
-          <w:color w:val="000000"/>
-          <w:kern w:val="0"/>
-          <w:lang w:eastAsia="es-PE"/>
-          <w14:ligatures w14:val="none"/>
-        </w:rPr>
-      </w:pPr>
-      <w:r>
-        <w:rPr>
-          <w:rFonts w:ascii="Arial Narrow" w:eastAsia="Arial Narrow" w:hAnsi="Arial Narrow" w:cs="Arial Narrow"/>
-          <w:b/>
-          <w:color w:val="000000"/>
-          <w:kern w:val="0"/>
-          <w:lang w:eastAsia="es-PE"/>
-          <w14:ligatures w14:val="none"/>
+          <ns2:ligatures ns2:val="none"/>
+        </w:rPr>
+      </w:pPr>
+    </w:p>
+    <w:p ns2:paraId="591B7E6F" ns2:textId="609BE4A2">
+      <w:pPr>
+        <w:spacing w:after="0" w:line="240" w:lineRule="auto"/>
+        <w:jc w:val="both"/>
+        <w:rPr>
+          <w:rFonts w:ascii="Arial Narrow" w:eastAsia="Arial Narrow" w:hAnsi="Arial Narrow" w:cs="Arial Narrow"/>
+          <w:color w:val="000000"/>
+          <w:kern w:val="0"/>
+          <w:lang w:eastAsia="es-PE"/>
+          <ns2:ligatures ns2:val="none"/>
+        </w:rPr>
+      </w:pPr>
+      <w:r>
+        <w:rPr>
+          <w:rFonts w:ascii="Arial Narrow" w:eastAsia="Arial Narrow" w:hAnsi="Arial Narrow" w:cs="Arial Narrow"/>
+          <w:b/>
+          <w:color w:val="000000"/>
+          <w:kern w:val="0"/>
+          <w:lang w:eastAsia="es-PE"/>
+          <ns2:ligatures ns2:val="none"/>
         </w:rPr>
         <w:t>SÉTIMO</w:t>
       </w:r>
@@ -4892,7 +4799,7 @@
           <w:color w:val="000000"/>
           <w:kern w:val="0"/>
           <w:lang w:eastAsia="es-PE"/>
-          <w14:ligatures w14:val="none"/>
+          <ns2:ligatures ns2:val="none"/>
         </w:rPr>
         <w:t>:</w:t>
       </w:r>
@@ -4902,7 +4809,7 @@
           <w:color w:val="000000"/>
           <w:kern w:val="0"/>
           <w:lang w:eastAsia="es-PE"/>
-          <w14:ligatures w14:val="none"/>
+          <ns2:ligatures ns2:val="none"/>
         </w:rPr>
         <w:t xml:space="preserve"> </w:t>
       </w:r>
@@ -4913,7 +4820,7 @@
           <w:color w:val="000000"/>
           <w:kern w:val="0"/>
           <w:lang w:eastAsia="es-PE"/>
-          <w14:ligatures w14:val="none"/>
+          <ns2:ligatures ns2:val="none"/>
         </w:rPr>
         <w:t>informar a las partes que el artículo 110</w:t>
       </w:r>
@@ -4923,7 +4830,7 @@
           <w:color w:val="000000"/>
           <w:kern w:val="0"/>
           <w:lang w:eastAsia="es-PE"/>
-          <w14:ligatures w14:val="none"/>
+          <ns2:ligatures ns2:val="none"/>
         </w:rPr>
         <w:t/>
       </w:r>
@@ -4933,7 +4840,7 @@
           <w:color w:val="000000"/>
           <w:kern w:val="0"/>
           <w:lang w:eastAsia="es-PE"/>
-          <w14:ligatures w14:val="none"/>
+          <ns2:ligatures ns2:val="none"/>
         </w:rPr>
         <w:t xml:space="preserve"> de la Ley </w:t>
       </w:r>
@@ -4943,7 +4850,7 @@
           <w:color w:val="000000"/>
           <w:kern w:val="0"/>
           <w:lang w:eastAsia="es-PE"/>
-          <w14:ligatures w14:val="none"/>
+          <ns2:ligatures ns2:val="none"/>
         </w:rPr>
         <w:t xml:space="preserve"/>
       </w:r>
@@ -4953,7 +4860,7 @@
           <w:color w:val="000000"/>
           <w:kern w:val="0"/>
           <w:lang w:eastAsia="es-PE"/>
-          <w14:ligatures w14:val="none"/>
+          <ns2:ligatures ns2:val="none"/>
         </w:rPr>
         <w:t>29571, Código de Protección y Defensa del Consumidor</w:t>
       </w:r>
@@ -4965,7 +4872,7 @@
           <w:kern w:val="0"/>
           <w:vertAlign w:val="superscript"/>
           <w:lang w:eastAsia="es-PE"/>
-          <w14:ligatures w14:val="none"/>
+          <ns2:ligatures ns2:val="none"/>
         </w:rPr>
         <w:footnoteReference w:id="12"/>
       </w:r>
@@ -4975,7 +4882,7 @@
           <w:color w:val="000000"/>
           <w:kern w:val="0"/>
           <w:lang w:eastAsia="es-PE"/>
-          <w14:ligatures w14:val="none"/>
+          <ns2:ligatures ns2:val="none"/>
         </w:rPr>
         <w:t>, faculta a la Comisión a calificar las infracciones de la referida norma como leves, graves o muy graves e imponer sanciones que van desde una amonestación hasta una multa por un máximo de 450 Unidades Impositivas Tributarias, sin perjuicio de las medidas correctivas, reparadoras y complementarias, que puedan ordenarse de acuerdo a lo estipulado en los artículos 114</w:t>
       </w:r>
@@ -4985,7 +4892,7 @@
           <w:color w:val="000000"/>
           <w:kern w:val="0"/>
           <w:lang w:eastAsia="es-PE"/>
-          <w14:ligatures w14:val="none"/>
+          <ns2:ligatures ns2:val="none"/>
         </w:rPr>
         <w:t/>
       </w:r>
@@ -4995,7 +4902,7 @@
           <w:color w:val="000000"/>
           <w:kern w:val="0"/>
           <w:lang w:eastAsia="es-PE"/>
-          <w14:ligatures w14:val="none"/>
+          <ns2:ligatures ns2:val="none"/>
         </w:rPr>
         <w:t>, 115</w:t>
       </w:r>
@@ -5005,7 +4912,7 @@
           <w:color w:val="000000"/>
           <w:kern w:val="0"/>
           <w:lang w:eastAsia="es-PE"/>
-          <w14:ligatures w14:val="none"/>
+          <ns2:ligatures ns2:val="none"/>
         </w:rPr>
         <w:t/>
       </w:r>
@@ -5015,7 +4922,7 @@
           <w:color w:val="000000"/>
           <w:kern w:val="0"/>
           <w:lang w:eastAsia="es-PE"/>
-          <w14:ligatures w14:val="none"/>
+          <ns2:ligatures ns2:val="none"/>
         </w:rPr>
         <w:t xml:space="preserve"> y 116</w:t>
       </w:r>
@@ -5025,7 +4932,7 @@
           <w:color w:val="000000"/>
           <w:kern w:val="0"/>
           <w:lang w:eastAsia="es-PE"/>
-          <w14:ligatures w14:val="none"/>
+          <ns2:ligatures ns2:val="none"/>
         </w:rPr>
         <w:t/>
       </w:r>
@@ -5035,7 +4942,7 @@
           <w:color w:val="000000"/>
           <w:kern w:val="0"/>
           <w:lang w:eastAsia="es-PE"/>
-          <w14:ligatures w14:val="none"/>
+          <ns2:ligatures ns2:val="none"/>
         </w:rPr>
         <w:t xml:space="preserve"> de la referida norma</w:t>
       </w:r>
@@ -5047,7 +4954,7 @@
           <w:kern w:val="0"/>
           <w:vertAlign w:val="superscript"/>
           <w:lang w:eastAsia="es-PE"/>
-          <w14:ligatures w14:val="none"/>
+          <ns2:ligatures ns2:val="none"/>
         </w:rPr>
         <w:footnoteReference w:id="13"/>
       </w:r>
@@ -5057,7 +4964,7 @@
           <w:color w:val="000000"/>
           <w:kern w:val="0"/>
           <w:lang w:eastAsia="es-PE"/>
-          <w14:ligatures w14:val="none"/>
+          <ns2:ligatures ns2:val="none"/>
         </w:rPr>
         <w:t xml:space="preserve">. </w:t>
       </w:r>
@@ -5068,7 +4975,7 @@
           <w:color w:val="000000"/>
           <w:kern w:val="0"/>
           <w:lang w:eastAsia="es-PE"/>
-          <w14:ligatures w14:val="none"/>
+          <ns2:ligatures ns2:val="none"/>
         </w:rPr>
         <w:t xml:space="preserve">Asimismo, se consideran circunstancias atenuantes para la graduación de la sanción, </w:t>
       </w:r>
@@ -5078,7 +4985,7 @@
           <w:color w:val="000000"/>
           <w:kern w:val="0"/>
           <w:lang w:eastAsia="es-PE"/>
-          <w14:ligatures w14:val="none"/>
+          <ns2:ligatures ns2:val="none"/>
         </w:rPr>
         <w:lastRenderedPageBreak/>
         <w:t>el allanamiento de la denuncia o el reconocimiento de las pretensiones en ella contenidas, de acuerdo con el artículo 112</w:t>
@@ -5089,7 +4996,7 @@
           <w:color w:val="000000"/>
           <w:kern w:val="0"/>
           <w:lang w:eastAsia="es-PE"/>
-          <w14:ligatures w14:val="none"/>
+          <ns2:ligatures ns2:val="none"/>
         </w:rPr>
         <w:t/>
       </w:r>
@@ -5099,7 +5006,7 @@
           <w:color w:val="000000"/>
           <w:kern w:val="0"/>
           <w:lang w:eastAsia="es-PE"/>
-          <w14:ligatures w14:val="none"/>
+          <ns2:ligatures ns2:val="none"/>
         </w:rPr>
         <w:t xml:space="preserve"> del Código</w:t>
       </w:r>
@@ -5111,7 +5018,7 @@
           <w:kern w:val="0"/>
           <w:vertAlign w:val="superscript"/>
           <w:lang w:eastAsia="es-PE"/>
-          <w14:ligatures w14:val="none"/>
+          <ns2:ligatures ns2:val="none"/>
         </w:rPr>
         <w:footnoteReference w:id="14"/>
       </w:r>
@@ -5121,12 +5028,12 @@
           <w:color w:val="000000"/>
           <w:kern w:val="0"/>
           <w:lang w:eastAsia="es-PE"/>
-          <w14:ligatures w14:val="none"/>
+          <ns2:ligatures ns2:val="none"/>
         </w:rPr>
         <w:t>.</w:t>
       </w:r>
     </w:p>
-    <w:p>
+    <w:p ns2:paraId="0ECE55DF" ns2:textId="77777777">
       <w:pPr>
         <w:shd w:val="clear" w:color="auto" w:fill="FFFFFF"/>
         <w:spacing w:after="0" w:line="240" w:lineRule="auto"/>
@@ -5137,11 +5044,11 @@
           <w:color w:val="000000"/>
           <w:kern w:val="0"/>
           <w:lang w:eastAsia="es-PE"/>
-          <w14:ligatures w14:val="none"/>
-        </w:rPr>
-      </w:pPr>
-    </w:p>
-    <w:p>
+          <ns2:ligatures ns2:val="none"/>
+        </w:rPr>
+      </w:pPr>
+    </w:p>
+    <w:p ns2:paraId="1CC114EB" ns2:textId="649713C2">
       <w:pPr>
         <w:shd w:val="clear" w:color="auto" w:fill="FFFFFF"/>
         <w:spacing w:after="0" w:line="240" w:lineRule="auto"/>
@@ -5151,7 +5058,7 @@
           <w:color w:val="000000"/>
           <w:kern w:val="0"/>
           <w:lang w:eastAsia="es-PE"/>
-          <w14:ligatures w14:val="none"/>
+          <ns2:ligatures ns2:val="none"/>
         </w:rPr>
       </w:pPr>
       <w:r>
@@ -5160,7 +5067,7 @@
           <w:b/>
           <w:bCs/>
           <w:kern w:val="0"/>
-          <w14:ligatures w14:val="none"/>
+          <ns2:ligatures ns2:val="none"/>
         </w:rPr>
         <w:lastRenderedPageBreak/>
         <w:t>OCTAVO</w:t>
@@ -5172,7 +5079,7 @@
           <w:color w:val="000000"/>
           <w:kern w:val="0"/>
           <w:lang w:eastAsia="es-PE"/>
-          <w14:ligatures w14:val="none"/>
+          <ns2:ligatures ns2:val="none"/>
         </w:rPr>
         <w:t>:</w:t>
       </w:r>
@@ -5182,7 +5089,7 @@
           <w:color w:val="000000"/>
           <w:kern w:val="0"/>
           <w:lang w:eastAsia="es-PE"/>
-          <w14:ligatures w14:val="none"/>
+          <ns2:ligatures ns2:val="none"/>
         </w:rPr>
         <w:t xml:space="preserve"> informar a las partes que conforme a lo establecido en el artículo 39</w:t>
       </w:r>
@@ -5192,7 +5099,7 @@
           <w:color w:val="000000"/>
           <w:kern w:val="0"/>
           <w:lang w:eastAsia="es-PE"/>
-          <w14:ligatures w14:val="none"/>
+          <ns2:ligatures ns2:val="none"/>
         </w:rPr>
         <w:t/>
       </w:r>
@@ -5202,12 +5109,12 @@
           <w:color w:val="000000"/>
           <w:kern w:val="0"/>
           <w:lang w:eastAsia="es-PE"/>
-          <w14:ligatures w14:val="none"/>
+          <ns2:ligatures ns2:val="none"/>
         </w:rPr>
         <w:t xml:space="preserve"> de la Ley sobre Facultades, Normas y Organización del Indecopi, aprobada por Decreto Legislativo 807, los gastos por los peritajes realizados, actuación de pruebas, inspecciones y otros derivados de la tramitación del proceso serán de cargo de la parte que solicita la prueba, salvo pacto en contrario. En todos los casos, la resolución final determinará si los gastos deben ser asumidos por alguna de las partes, o reembolsados a la otra parte o al Indecopi, según sea el caso, de manera adicional a la sanción que haya podido imponerse. </w:t>
       </w:r>
     </w:p>
-    <w:p>
+    <w:p ns2:paraId="364C4B19" ns2:textId="77777777">
       <w:pPr>
         <w:shd w:val="clear" w:color="auto" w:fill="FFFFFF"/>
         <w:spacing w:after="0" w:line="240" w:lineRule="auto"/>
@@ -5217,11 +5124,11 @@
           <w:color w:val="000000"/>
           <w:kern w:val="0"/>
           <w:lang w:eastAsia="es-PE"/>
-          <w14:ligatures w14:val="none"/>
-        </w:rPr>
-      </w:pPr>
-    </w:p>
-    <w:p>
+          <ns2:ligatures ns2:val="none"/>
+        </w:rPr>
+      </w:pPr>
+    </w:p>
+    <w:p ns2:paraId="27E9BBC0" ns2:textId="5AE261C9">
       <w:pPr>
         <w:suppressAutoHyphens/>
         <w:spacing w:after="0" w:line="240" w:lineRule="auto"/>
@@ -5230,7 +5137,7 @@
           <w:rFonts w:ascii="Arial Narrow" w:eastAsia="Calibri" w:hAnsi="Arial Narrow" w:cs="Arial"/>
           <w:kern w:val="0"/>
           <w:u w:val="single"/>
-          <w14:ligatures w14:val="none"/>
+          <ns2:ligatures ns2:val="none"/>
         </w:rPr>
       </w:pPr>
       <w:r>
@@ -5240,7 +5147,7 @@
           <w:color w:val="000000"/>
           <w:kern w:val="0"/>
           <w:lang w:eastAsia="es-PE"/>
-          <w14:ligatures w14:val="none"/>
+          <ns2:ligatures ns2:val="none"/>
         </w:rPr>
         <w:t>NOVENO</w:t>
       </w:r>
@@ -5249,7 +5156,7 @@
           <w:rFonts w:ascii="Arial Narrow" w:eastAsia="Calibri" w:hAnsi="Arial Narrow" w:cs="Arial"/>
           <w:b/>
           <w:kern w:val="0"/>
-          <w14:ligatures w14:val="none"/>
+          <ns2:ligatures ns2:val="none"/>
         </w:rPr>
         <w:t>:</w:t>
       </w:r>
@@ -5257,7 +5164,7 @@
         <w:rPr>
           <w:rFonts w:ascii="Arial Narrow" w:eastAsia="Calibri" w:hAnsi="Arial Narrow" w:cs="Arial"/>
           <w:kern w:val="0"/>
-          <w14:ligatures w14:val="none"/>
+          <ns2:ligatures ns2:val="none"/>
         </w:rPr>
         <w:t xml:space="preserve"> comunicar a las partes que, </w:t>
       </w:r>
@@ -5266,7 +5173,7 @@
         <w:rPr>
           <w:rFonts w:ascii="Arial Narrow" w:eastAsia="Calibri" w:hAnsi="Arial Narrow" w:cs="Arial"/>
           <w:kern w:val="0"/>
-          <w14:ligatures w14:val="none"/>
+          <ns2:ligatures ns2:val="none"/>
         </w:rPr>
         <w:t>de acuerdo a</w:t>
       </w:r>
@@ -5275,7 +5182,7 @@
         <w:rPr>
           <w:rFonts w:ascii="Arial Narrow" w:eastAsia="Calibri" w:hAnsi="Arial Narrow" w:cs="Arial"/>
           <w:kern w:val="0"/>
-          <w14:ligatures w14:val="none"/>
+          <ns2:ligatures ns2:val="none"/>
         </w:rPr>
         <w:t xml:space="preserve"> lo señalado por el artículo 29</w:t>
       </w:r>
@@ -5285,7 +5192,7 @@
           <w:color w:val="000000"/>
           <w:kern w:val="0"/>
           <w:lang w:eastAsia="es-PE"/>
-          <w14:ligatures w14:val="none"/>
+          <ns2:ligatures ns2:val="none"/>
         </w:rPr>
         <w:t/>
       </w:r>
@@ -5293,7 +5200,7 @@
         <w:rPr>
           <w:rFonts w:ascii="Arial Narrow" w:eastAsia="Calibri" w:hAnsi="Arial Narrow" w:cs="Arial"/>
           <w:kern w:val="0"/>
-          <w14:ligatures w14:val="none"/>
+          <ns2:ligatures ns2:val="none"/>
         </w:rPr>
         <w:t xml:space="preserve"> del Decreto Legislativo 807</w:t>
       </w:r>
@@ -5303,7 +5210,7 @@
           <w:rFonts w:ascii="Arial Narrow" w:eastAsia="Calibri" w:hAnsi="Arial Narrow" w:cs="Arial"/>
           <w:kern w:val="0"/>
           <w:vertAlign w:val="superscript"/>
-          <w14:ligatures w14:val="none"/>
+          <ns2:ligatures ns2:val="none"/>
         </w:rPr>
         <w:footnoteReference w:id="15"/>
       </w:r>
@@ -5311,7 +5218,7 @@
         <w:rPr>
           <w:rFonts w:ascii="Arial Narrow" w:eastAsia="Calibri" w:hAnsi="Arial Narrow" w:cs="Arial"/>
           <w:kern w:val="0"/>
-          <w14:ligatures w14:val="none"/>
+          <ns2:ligatures ns2:val="none"/>
         </w:rPr>
         <w:t xml:space="preserve">, hasta antes de la emisión de la Resolución Final tienen la posibilidad de solicitar una audiencia de conciliación. En caso deleguen a favor de una tercera persona su actuación en la diligencia programada, esta deberá presentar un poder especial con firma legalizada ante Notario Público, donde conste </w:t>
       </w:r>
@@ -5320,7 +5227,7 @@
           <w:rFonts w:ascii="Arial Narrow" w:eastAsia="Calibri" w:hAnsi="Arial Narrow" w:cs="Arial"/>
           <w:kern w:val="0"/>
           <w:u w:val="single"/>
-          <w14:ligatures w14:val="none"/>
+          <ns2:ligatures ns2:val="none"/>
         </w:rPr>
         <w:t>expresamente su facultad para asistir y conciliar en su representación</w:t>
       </w:r>
@@ -5329,7 +5236,7 @@
           <w:rFonts w:ascii="Arial Narrow" w:eastAsia="Calibri" w:hAnsi="Arial Narrow" w:cs="Arial"/>
           <w:bCs/>
           <w:kern w:val="0"/>
-          <w14:ligatures w14:val="none"/>
+          <ns2:ligatures ns2:val="none"/>
         </w:rPr>
         <w:t>.</w:t>
       </w:r>
@@ -5339,7 +5246,7 @@
           <w:b/>
           <w:bCs/>
           <w:kern w:val="0"/>
-          <w14:ligatures w14:val="none"/>
+          <ns2:ligatures ns2:val="none"/>
         </w:rPr>
         <w:t xml:space="preserve"> </w:t>
       </w:r>
@@ -5348,12 +5255,12 @@
           <w:rFonts w:ascii="Arial Narrow" w:eastAsia="Calibri" w:hAnsi="Arial Narrow" w:cs="Arial"/>
           <w:kern w:val="0"/>
           <w:u w:val="single"/>
-          <w14:ligatures w14:val="none"/>
+          <ns2:ligatures ns2:val="none"/>
         </w:rPr>
         <w:t xml:space="preserve">Ello bajo apercibimiento de no realizar la audiencia de conciliación y levantar el acta de inasistencia correspondiente. </w:t>
       </w:r>
     </w:p>
-    <w:p>
+    <w:p ns2:paraId="4CD47B08" ns2:textId="77777777">
       <w:pPr>
         <w:suppressAutoHyphens/>
         <w:spacing w:after="0" w:line="240" w:lineRule="auto"/>
@@ -5362,11 +5269,11 @@
           <w:rFonts w:ascii="Arial Narrow" w:eastAsia="Calibri" w:hAnsi="Arial Narrow" w:cs="Arial"/>
           <w:kern w:val="0"/>
           <w:u w:val="single"/>
-          <w14:ligatures w14:val="none"/>
-        </w:rPr>
-      </w:pPr>
-    </w:p>
-    <w:p>
+          <ns2:ligatures ns2:val="none"/>
+        </w:rPr>
+      </w:pPr>
+    </w:p>
+    <w:p ns2:paraId="0E80CA49" ns2:textId="4AC920D3">
       <w:pPr>
         <w:suppressAutoHyphens/>
         <w:spacing w:after="0" w:line="240" w:lineRule="auto"/>
@@ -5376,7 +5283,7 @@
           <w:color w:val="000000"/>
           <w:kern w:val="0"/>
           <w:lang w:eastAsia="es-PE"/>
-          <w14:ligatures w14:val="none"/>
+          <ns2:ligatures ns2:val="none"/>
         </w:rPr>
       </w:pPr>
       <w:r>
@@ -5394,7 +5301,7 @@
           <w:color w:val="000000"/>
           <w:kern w:val="0"/>
           <w:lang w:eastAsia="es-PE"/>
-          <w14:ligatures w14:val="none"/>
+          <ns2:ligatures ns2:val="none"/>
         </w:rPr>
         <w:t>:</w:t>
       </w:r>
@@ -5404,14 +5311,14 @@
           <w:color w:val="000000"/>
           <w:kern w:val="0"/>
           <w:lang w:eastAsia="es-PE"/>
-          <w14:ligatures w14:val="none"/>
+          <ns2:ligatures ns2:val="none"/>
         </w:rPr>
         <w:t xml:space="preserve"> poner en conocimiento de las partes que, antes de la emisión de la Resolución Final, tienen la posibilidad de formular su desistimiento o presentar el acuerdo arribado mediante la conciliación, mediación, transacción o cualquier otro que, de forma indubitable, deje constancia que se ha solucionado la controversia materia de denuncia.</w:t>
       </w:r>
       <w:bookmarkStart w:id="23" w:name="h.gjdgxs" w:colFirst="0" w:colLast="0"/>
       <w:bookmarkEnd w:id="23"/>
     </w:p>
-    <w:p>
+    <w:p ns2:paraId="7DDD06F7" ns2:textId="77777777">
       <w:pPr>
         <w:suppressAutoHyphens/>
         <w:spacing w:after="0" w:line="240" w:lineRule="auto"/>
@@ -5421,11 +5328,11 @@
           <w:color w:val="000000"/>
           <w:kern w:val="0"/>
           <w:lang w:eastAsia="es-PE"/>
-          <w14:ligatures w14:val="none"/>
-        </w:rPr>
-      </w:pPr>
-    </w:p>
-    <w:p>
+          <ns2:ligatures ns2:val="none"/>
+        </w:rPr>
+      </w:pPr>
+    </w:p>
+    <w:p ns2:paraId="236137A1" ns2:textId="7898EEA5">
       <w:pPr>
         <w:suppressAutoHyphens/>
         <w:spacing w:after="0" w:line="240" w:lineRule="auto"/>
@@ -5456,7 +5363,7 @@
           <w:b/>
           <w:spacing w:val="-3"/>
           <w:kern w:val="0"/>
-          <w14:ligatures w14:val="none"/>
+          <ns2:ligatures ns2:val="none"/>
         </w:rPr>
         <w:t/>
       </w:r>
@@ -5466,7 +5373,7 @@
           <w:bCs/>
           <w:spacing w:val="-3"/>
           <w:kern w:val="0"/>
-          <w14:ligatures w14:val="none"/>
+          <ns2:ligatures ns2:val="none"/>
         </w:rPr>
         <w:t xml:space="preserve"/>
       </w:r>
@@ -5476,7 +5383,7 @@
           <w:bCs/>
           <w:spacing w:val="-3"/>
           <w:kern w:val="0"/>
-          <w14:ligatures w14:val="none"/>
+          <ns2:ligatures ns2:val="none"/>
         </w:rPr>
         <w:t xml:space="preserve"/>
       </w:r>
@@ -5487,7 +5394,7 @@
           <w:kern w:val="0"/>
           <w:shd w:val="clear" w:color="auto" w:fill="FFFFFF"/>
           <w:lang w:eastAsia="es-PE"/>
-          <w14:ligatures w14:val="none"/>
+          <ns2:ligatures ns2:val="none"/>
         </w:rPr>
         <w:t xml:space="preserve"/>
       </w:r>
@@ -5498,7 +5405,7 @@
           <w:kern w:val="0"/>
           <w:shd w:val="clear" w:color="auto" w:fill="FFFFFF"/>
           <w:lang w:eastAsia="es-PE"/>
-          <w14:ligatures w14:val="none"/>
+          <ns2:ligatures ns2:val="none"/>
         </w:rPr>
         <w:t xml:space="preserve"/>
       </w:r>
@@ -5515,7 +5422,7 @@
           <w:color w:val="000000"/>
           <w:kern w:val="0"/>
           <w:lang w:eastAsia="es-PE"/>
-          <w14:ligatures w14:val="none"/>
+          <ns2:ligatures ns2:val="none"/>
         </w:rPr>
         <w:t/>
       </w:r>
@@ -5532,7 +5439,7 @@
           <w:color w:val="000000"/>
           <w:kern w:val="0"/>
           <w:lang w:eastAsia="es-PE"/>
-          <w14:ligatures w14:val="none"/>
+          <ns2:ligatures ns2:val="none"/>
         </w:rPr>
         <w:t/>
       </w:r>
@@ -5567,22 +5474,22 @@
       </w:r>
     </w:p>
     <w:bookmarkEnd w:id="24"/>
-    <w:p>
-      <w:pPr>
-        <w:spacing w:after="0" w:line="240" w:lineRule="auto"/>
-        <w:jc w:val="both"/>
-        <w:rPr>
-          <w:rFonts w:ascii="Arial Narrow" w:eastAsia="Arial Narrow" w:hAnsi="Arial Narrow" w:cs="Arial Narrow"/>
-          <w:b/>
-          <w:color w:val="000000"/>
-          <w:kern w:val="0"/>
-          <w:lang w:eastAsia="es-PE"/>
-          <w14:ligatures w14:val="none"/>
+    <w:p ns2:paraId="509D673B" ns2:textId="77777777">
+      <w:pPr>
+        <w:spacing w:after="0" w:line="240" w:lineRule="auto"/>
+        <w:jc w:val="both"/>
+        <w:rPr>
+          <w:rFonts w:ascii="Arial Narrow" w:eastAsia="Arial Narrow" w:hAnsi="Arial Narrow" w:cs="Arial Narrow"/>
+          <w:b/>
+          <w:color w:val="000000"/>
+          <w:kern w:val="0"/>
+          <w:lang w:eastAsia="es-PE"/>
+          <ns2:ligatures ns2:val="none"/>
         </w:rPr>
       </w:pPr>
     </w:p>
     <w:bookmarkEnd w:id="0"/>
-    <w:p>
+    <w:p ns2:paraId="2E71D930" ns2:textId="77777777">
       <w:pPr>
         <w:spacing w:after="0" w:line="240" w:lineRule="auto"/>
         <w:jc w:val="both"/>
@@ -5592,11 +5499,11 @@
           <w:color w:val="000000"/>
           <w:kern w:val="0"/>
           <w:lang w:val="es-ES" w:eastAsia="es-PE"/>
-          <w14:ligatures w14:val="none"/>
-        </w:rPr>
-      </w:pPr>
-    </w:p>
-    <w:p>
+          <ns2:ligatures ns2:val="none"/>
+        </w:rPr>
+      </w:pPr>
+    </w:p>
+    <w:p ns2:paraId="03CAC917" ns2:textId="77777777">
       <w:pPr>
         <w:shd w:val="clear" w:color="auto" w:fill="FFFFFF"/>
         <w:spacing w:after="0" w:line="240" w:lineRule="auto"/>
@@ -5618,7 +5525,7 @@
         <w:t xml:space="preserve">Firmado digitalmente por </w:t>
       </w:r>
     </w:p>
-    <w:p>
+    <w:p ns2:paraId="1591267D" ns2:textId="77777777">
       <w:pPr>
         <w:shd w:val="clear" w:color="auto" w:fill="FFFFFF"/>
         <w:spacing w:after="0" w:line="240" w:lineRule="auto"/>
@@ -5640,7 +5547,7 @@
         <w:t xml:space="preserve">EVELING ROA QUISPE </w:t>
       </w:r>
     </w:p>
-    <w:p>
+    <w:p ns2:paraId="7C7E468C" ns2:textId="77777777">
       <w:pPr>
         <w:shd w:val="clear" w:color="auto" w:fill="FFFFFF"/>
         <w:spacing w:after="0" w:line="240" w:lineRule="auto"/>
@@ -5662,7 +5569,7 @@
         <w:t>Secretaria Técnica</w:t>
       </w:r>
     </w:p>
-    <w:p>
+    <w:p ns2:paraId="13657175" ns2:textId="77777777">
       <w:pPr>
         <w:shd w:val="clear" w:color="auto" w:fill="FFFFFF"/>
         <w:spacing w:after="0" w:line="240" w:lineRule="auto"/>
@@ -5684,7 +5591,7 @@
         <w:t>Comisión de Protección al Consumidor 1</w:t>
       </w:r>
     </w:p>
-    <w:p>
+    <w:p ns2:paraId="74AAB5F4" ns2:textId="61367B3B">
       <w:pPr>
         <w:spacing w:after="0" w:line="240" w:lineRule="auto"/>
         <w:rPr>
@@ -5703,12 +5610,12 @@
       </w:r>
     </w:p>
     <w:sectPr>
-      <w:headerReference w:type="even" r:id="rId8"/>
-      <w:headerReference w:type="default" r:id="rId9"/>
-      <w:footerReference w:type="even" r:id="rId10"/>
-      <w:footerReference w:type="default" r:id="rId11"/>
-      <w:headerReference w:type="first" r:id="rId12"/>
-      <w:footerReference w:type="first" r:id="rId13"/>
+      <w:headerReference w:type="even" ns3:id="rId8"/>
+      <w:headerReference w:type="default" ns3:id="rId9"/>
+      <w:footerReference w:type="even" ns3:id="rId10"/>
+      <w:footerReference w:type="default" ns3:id="rId11"/>
+      <w:headerReference w:type="first" ns3:id="rId12"/>
+      <w:footerReference w:type="first" ns3:id="rId13"/>
       <w:pgSz w:w="11906" w:h="16838"/>
       <w:pgMar w:top="1417" w:right="1701" w:bottom="1417" w:left="1701" w:header="708" w:footer="708" w:gutter="0"/>
       <w:cols w:space="708"/>

--- a/plantillas_maestras/01_seguro_vehicular/clausula_abusiva/2_o_mas_ddos_varios/varon/TPL_0798_2026_SEGURO_VEHICULAR_CLAUSULA_ABUSIVA_ASEGURADORA_VARON_R2.docx
+++ b/plantillas_maestras/01_seguro_vehicular/clausula_abusiva/2_o_mas_ddos_varios/varon/TPL_0798_2026_SEGURO_VEHICULAR_CLAUSULA_ABUSIVA_ASEGURADORA_VARON_R2.docx
@@ -4072,7 +4072,7 @@
           <w:sz w:val="20"/>
           <w:szCs w:val="20"/>
         </w:rPr>
-        <w:t xml:space="preserve">correr traslado de la presente resolución a Rímac Seguros y Reaseguros S.A para que, de conformidad con lo dispuesto por el artículo 26° de la Ley sobre Facultades, Normas y Organización del Indecopi, aprobado por Decreto Legislativo N° 8079, presenten sus descargos sobre la imputación de cargos realizada en un plazo no mayor a cinco (5) días hábiles contado a partir del día siguiente de la notificación de la presente resolución, vencido el cual, el Secretario Técnico declarará en rebeldía a los denunciados que no lo hubieran presentado. Debe precisarse que de conformidad con lo establecido por el artículo 223° del Texto Único Ordenado de la Ley N° 27444, Ley del Procedimiento Administrativo General, las alegaciones y los hechos relevantes de la reclamación, salvo que hayan sido específicamente negadas en la contestación, se tendrán por aceptadas o meritadas como ciertas.</w:t>
+        <w:t xml:space="preserve">correr traslado de la presente resolución a Rímac Seguros y Reaseguros S.A. para que, de conformidad con lo dispuesto por el artículo 26 de la Ley sobre Facultades, Normas y Organización del Indecopi, aprobada por Decreto Legislativo 807, presente sus descargos sobre la imputación de cargos realizada en un plazo no mayor a cinco (5) días hábiles contado a partir del día siguiente de la notificación de la presente resolución, vencido el cual, el Secretario Técnico declarará en rebeldía al denunciado que no lo hubiera presentado. Debe precisarse que de conformidad con lo establecido por el artículo 223 del Texto Único Ordenado de la Ley 27444, Ley del Procedimiento Administrativo General, las alegaciones y los hechos relevantes de la reclamación, salvo que hayan sido específicamente negadas en la contestación, se tendrán por aceptadas o merituadas como ciertas.</w:t>
       </w:r>
     </w:p>
     <w:p ns2:paraId="228F876C" ns2:textId="77777777">
@@ -5544,7 +5544,7 @@
           <w:color w:val="000000"/>
           <w:lang w:eastAsia="es-PE"/>
         </w:rPr>
-        <w:t xml:space="preserve">EVELING ROA QUISPE </w:t>
+        <w:t xml:space="preserve">LUISA ANALÍ SILVA MALPARTIDA</w:t>
       </w:r>
     </w:p>
     <w:p ns2:paraId="7C7E468C" ns2:textId="77777777">
@@ -5566,7 +5566,7 @@
           <w:color w:val="000000"/>
           <w:lang w:eastAsia="es-PE"/>
         </w:rPr>
-        <w:t>Secretaria Técnica</w:t>
+        <w:t xml:space="preserve">Secretaria Técnica Ad Hoc</w:t>
       </w:r>
     </w:p>
     <w:p ns2:paraId="13657175" ns2:textId="77777777">

--- a/plantillas_maestras/01_seguro_vehicular/clausula_abusiva/2_o_mas_ddos_varios/varon/TPL_0798_2026_SEGURO_VEHICULAR_CLAUSULA_ABUSIVA_ASEGURADORA_VARON_R2.docx
+++ b/plantillas_maestras/01_seguro_vehicular/clausula_abusiva/2_o_mas_ddos_varios/varon/TPL_0798_2026_SEGURO_VEHICULAR_CLAUSULA_ABUSIVA_ASEGURADORA_VARON_R2.docx
@@ -407,7 +407,7 @@
           <w:lang w:eastAsia="es-PE"/>
           <ns2:ligatures ns2:val="none"/>
         </w:rPr>
-        <w:t>8</w:t>
+        <w:t xml:space="preserve">8 de abril de 2026</w:t>
       </w:r>
       <w:r>
         <w:rPr>
@@ -418,7 +418,7 @@
           <w:lang w:eastAsia="es-PE"/>
           <ns2:ligatures ns2:val="none"/>
         </w:rPr>
-        <w:t xml:space="preserve"> de </w:t>
+        <w:t xml:space="preserve"/>
       </w:r>
       <w:r>
         <w:rPr>
@@ -429,7 +429,7 @@
           <w:lang w:eastAsia="es-PE"/>
           <ns2:ligatures ns2:val="none"/>
         </w:rPr>
-        <w:t>abril</w:t>
+        <w:t xml:space="preserve"/>
       </w:r>
       <w:r>
         <w:rPr>
@@ -440,7 +440,7 @@
           <w:lang w:eastAsia="es-PE"/>
           <ns2:ligatures ns2:val="none"/>
         </w:rPr>
-        <w:t xml:space="preserve"> de 2026</w:t>
+        <w:t xml:space="preserve"/>
       </w:r>
     </w:p>
     <w:p ns2:paraId="66CE1821" ns2:textId="77777777">
@@ -2614,27 +2614,27 @@
           <w:lang w:eastAsia="es-ES"/>
           <ns2:ligatures ns2:val="none"/>
         </w:rPr>
-        <w:t xml:space="preserve">9 </w:t>
-      </w:r>
-      <w:r>
-        <w:rPr>
-          <w:rFonts w:ascii="Arial Narrow" w:eastAsia="Times New Roman" w:hAnsi="Arial Narrow" w:cs="Arial"/>
-          <w:color w:val="000000"/>
-          <w:kern w:val="0"/>
-          <w:lang w:eastAsia="es-ES"/>
-          <ns2:ligatures ns2:val="none"/>
-        </w:rPr>
-        <w:t>de</w:t>
-      </w:r>
-      <w:r>
-        <w:rPr>
-          <w:rFonts w:ascii="Arial Narrow" w:eastAsia="Times New Roman" w:hAnsi="Arial Narrow" w:cs="Arial"/>
-          <w:color w:val="000000"/>
-          <w:kern w:val="0"/>
-          <w:lang w:eastAsia="es-ES"/>
-          <ns2:ligatures ns2:val="none"/>
-        </w:rPr>
-        <w:t xml:space="preserve"> febrero de 2026</w:t>
+        <w:t xml:space="preserve">9 de febrero de 2026</w:t>
+      </w:r>
+      <w:r>
+        <w:rPr>
+          <w:rFonts w:ascii="Arial Narrow" w:eastAsia="Times New Roman" w:hAnsi="Arial Narrow" w:cs="Arial"/>
+          <w:color w:val="000000"/>
+          <w:kern w:val="0"/>
+          <w:lang w:eastAsia="es-ES"/>
+          <ns2:ligatures ns2:val="none"/>
+        </w:rPr>
+        <w:t xml:space="preserve"/>
+      </w:r>
+      <w:r>
+        <w:rPr>
+          <w:rFonts w:ascii="Arial Narrow" w:eastAsia="Times New Roman" w:hAnsi="Arial Narrow" w:cs="Arial"/>
+          <w:color w:val="000000"/>
+          <w:kern w:val="0"/>
+          <w:lang w:eastAsia="es-ES"/>
+          <ns2:ligatures ns2:val="none"/>
+        </w:rPr>
+        <w:t xml:space="preserve"/>
       </w:r>
       <w:r>
         <w:rPr>
@@ -4309,7 +4309,7 @@
           <w:lang w:eastAsia="es-ES"/>
           <ns2:ligatures ns2:val="none"/>
         </w:rPr>
-        <w:t>20</w:t>
+        <w:t xml:space="preserve">20 de abril de 2026</w:t>
       </w:r>
       <w:r>
         <w:rPr>
@@ -4322,7 +4322,7 @@
           <w:lang w:eastAsia="es-ES"/>
           <ns2:ligatures ns2:val="none"/>
         </w:rPr>
-        <w:t xml:space="preserve"> de abril de 2026 a las </w:t>
+        <w:t xml:space="preserve"> a las </w:t>
       </w:r>
       <w:r>
         <w:rPr>
@@ -5825,7 +5825,7 @@
           <w:sz w:val="15"/>
           <w:szCs w:val="15"/>
         </w:rPr>
-        <w:t>el 2 de setiembre del 2010 en el Diario Oficial El Peruano, vigente desde el 2 de octubre del 2010 y modificado por Decreto Legislativo 1308.</w:t>
+        <w:t xml:space="preserve">el 2 de setiembre de 2010 en el Diario Oficial El Peruano, vigente desde el 2 de octubre de 2010 y modificado por Decreto Legislativo 1308.</w:t>
       </w:r>
     </w:p>
     <w:p>

--- a/plantillas_maestras/01_seguro_vehicular/clausula_abusiva/2_o_mas_ddos_varios/varon/TPL_0798_2026_SEGURO_VEHICULAR_CLAUSULA_ABUSIVA_ASEGURADORA_VARON_R2.docx
+++ b/plantillas_maestras/01_seguro_vehicular/clausula_abusiva/2_o_mas_ddos_varios/varon/TPL_0798_2026_SEGURO_VEHICULAR_CLAUSULA_ABUSIVA_ASEGURADORA_VARON_R2.docx
@@ -1,8 +1,8 @@
 
 <file path=word/document.xml><?xml version="1.0" encoding="utf-8"?>
-<w:document xmlns:ns1="http://schemas.openxmlformats.org/markup-compatibility/2006" xmlns:ns2="http://schemas.microsoft.com/office/word/2010/wordml" xmlns:ns3="http://schemas.openxmlformats.org/officeDocument/2006/relationships" xmlns:w="http://schemas.openxmlformats.org/wordprocessingml/2006/main" ns1:Ignorable="w14 w15 w16se w16cid w16 w16cex w16sdtdh w16sdtfl w16du wp14">
+<w:document xmlns:mc="http://schemas.openxmlformats.org/markup-compatibility/2006" xmlns:r="http://schemas.openxmlformats.org/officeDocument/2006/relationships" xmlns:w="http://schemas.openxmlformats.org/wordprocessingml/2006/main" xmlns:w14="http://schemas.microsoft.com/office/word/2010/wordml" xmlns:w15="http://schemas.microsoft.com/office/word/2012/wordml" xmlns:w16="http://schemas.microsoft.com/office/word/2018/wordml" xmlns:w16cex="http://schemas.microsoft.com/office/word/2018/wordml/cex" xmlns:w16cid="http://schemas.microsoft.com/office/word/2016/wordml/cid" xmlns:w16du="http://schemas.microsoft.com/office/word/2023/wordml/word16du" xmlns:w16sdtdh="http://schemas.microsoft.com/office/word/2020/wordml/sdtdatahash" xmlns:w16se="http://schemas.microsoft.com/office/word/2015/wordml/symex" xmlns:wp14="http://schemas.microsoft.com/office/word/2010/wordprocessingDrawing" mc:Ignorable="w14 w15 w16se w16cid w16 w16cex w16sdtdh w16du wp14">
   <w:body>
-    <w:p ns2:paraId="1B509B2D" ns2:textId="53F8CC71">
+    <w:p>
       <w:pPr>
         <w:tabs>
           <w:tab w:val="left" w:pos="1701"/>
@@ -14,7 +14,7 @@
           <w:color w:val="000000"/>
           <w:kern w:val="0"/>
           <w:lang w:eastAsia="es-PE"/>
-          <ns2:ligatures ns2:val="none"/>
+          <w14:ligatures w14:val="none"/>
         </w:rPr>
       </w:pPr>
       <w:bookmarkStart w:id="0" w:name="_Hlk80343540"/>
@@ -25,7 +25,7 @@
           <w:color w:val="000000"/>
           <w:kern w:val="0"/>
           <w:lang w:eastAsia="es-PE"/>
-          <ns2:ligatures ns2:val="none"/>
+          <w14:ligatures w14:val="none"/>
         </w:rPr>
         <w:t xml:space="preserve">EXPEDIENTE </w:t>
       </w:r>
@@ -36,7 +36,7 @@
           <w:color w:val="000000"/>
           <w:kern w:val="0"/>
           <w:lang w:eastAsia="es-PE"/>
-          <ns2:ligatures ns2:val="none"/>
+          <w14:ligatures w14:val="none"/>
         </w:rPr>
         <w:tab/>
         <w:t>:</w:t>
@@ -48,7 +48,7 @@
           <w:color w:val="000000"/>
           <w:kern w:val="0"/>
           <w:lang w:eastAsia="es-PE"/>
-          <ns2:ligatures ns2:val="none"/>
+          <w14:ligatures w14:val="none"/>
         </w:rPr>
         <w:tab/>
       </w:r>
@@ -61,12 +61,12 @@
           <w:kern w:val="0"/>
           <w:shd w:val="clear" w:color="auto" w:fill="FFFFFF"/>
           <w:lang w:eastAsia="es-PE"/>
-          <ns2:ligatures ns2:val="none"/>
+          <w14:ligatures w14:val="none"/>
         </w:rPr>
         <w:t>0798-2026/CC1</w:t>
       </w:r>
     </w:p>
-    <w:p ns2:paraId="7E5DC22B" ns2:textId="365A94B9">
+    <w:p>
       <w:pPr>
         <w:tabs>
           <w:tab w:val="left" w:pos="1701"/>
@@ -81,89 +81,26 @@
           <w:color w:val="000000"/>
           <w:kern w:val="0"/>
           <w:lang w:eastAsia="es-PE"/>
-          <ns2:ligatures ns2:val="none"/>
-        </w:rPr>
-      </w:pPr>
-      <w:r>
-        <w:rPr>
-          <w:rFonts w:ascii="Arial Narrow" w:eastAsia="Arial Narrow" w:hAnsi="Arial Narrow" w:cs="Arial Narrow"/>
-          <w:b/>
-          <w:color w:val="000000"/>
-          <w:kern w:val="0"/>
-          <w:lang w:eastAsia="es-PE"/>
-          <ns2:ligatures ns2:val="none"/>
-        </w:rPr>
-        <w:t xml:space="preserve">DENUNCIANTE:[DENUNCIANTE] (SEÑOR [APELLIDO])</w:t>
-      </w:r>
-      <w:r>
-        <w:rPr>
-          <w:rFonts w:ascii="Arial Narrow" w:eastAsia="Arial Narrow" w:hAnsi="Arial Narrow" w:cs="Arial Narrow"/>
-          <w:b/>
-          <w:color w:val="000000"/>
-          <w:kern w:val="0"/>
-          <w:lang w:eastAsia="es-PE"/>
-          <ns2:ligatures ns2:val="none"/>
-        </w:rPr>
+          <w14:ligatures w14:val="none"/>
+        </w:rPr>
+      </w:pPr>
+      <w:r>
+        <w:rPr>
+          <w:rFonts w:ascii="Arial Narrow" w:eastAsia="Arial Narrow" w:hAnsi="Arial Narrow" w:cs="Arial Narrow"/>
+          <w:b/>
+          <w:color w:val="000000"/>
+          <w:kern w:val="0"/>
+          <w:lang w:eastAsia="es-PE"/>
+          <w14:ligatures w14:val="none"/>
+        </w:rPr>
+        <w:t>DENUNCIANTE</w:t>
         <w:tab/>
-        <w:t/>
-      </w:r>
-      <w:r>
-        <w:rPr>
-          <w:rFonts w:ascii="Arial Narrow" w:eastAsia="Arial Narrow" w:hAnsi="Arial Narrow" w:cs="Arial Narrow"/>
-          <w:b/>
-          <w:color w:val="000000"/>
-          <w:kern w:val="0"/>
-          <w:lang w:eastAsia="es-PE"/>
-          <ns2:ligatures ns2:val="none"/>
-        </w:rPr>
+        <w:t>:</w:t>
         <w:tab/>
-      </w:r>
-      <w:r>
-        <w:rPr>
-          <w:rFonts w:ascii="Arial Narrow" w:eastAsia="Arial Narrow" w:hAnsi="Arial Narrow" w:cs="Arial Narrow"/>
-          <w:b/>
-          <w:color w:val="000000"/>
-          <w:kern w:val="0"/>
-          <w:lang w:eastAsia="es-PE"/>
-          <ns2:ligatures ns2:val="none"/>
-        </w:rPr>
-        <w:t xml:space="preserve"/>
-      </w:r>
-      <w:r>
-        <w:rPr>
-          <w:rFonts w:ascii="Arial Narrow" w:eastAsia="Arial Narrow" w:hAnsi="Arial Narrow" w:cs="Arial Narrow"/>
-          <w:b/>
-          <w:color w:val="000000"/>
-          <w:kern w:val="0"/>
-          <w:lang w:eastAsia="es-PE"/>
-          <ns2:ligatures ns2:val="none"/>
-        </w:rPr>
-        <w:t xml:space="preserve"/>
-      </w:r>
-      <w:r>
-        <w:rPr>
-          <w:rFonts w:ascii="Arial Narrow" w:eastAsia="Arial Narrow" w:hAnsi="Arial Narrow" w:cs="Arial Narrow"/>
-          <w:b/>
-          <w:color w:val="000000"/>
-          <w:kern w:val="0"/>
-          <w:lang w:eastAsia="es-PE"/>
-          <ns2:ligatures ns2:val="none"/>
-        </w:rPr>
-        <w:t/>
-      </w:r>
-      <w:r>
-        <w:rPr>
-          <w:rFonts w:ascii="Arial Narrow" w:eastAsia="Arial Narrow" w:hAnsi="Arial Narrow" w:cs="Arial Narrow"/>
-          <w:b/>
-          <w:color w:val="000000"/>
-          <w:kern w:val="0"/>
-          <w:lang w:eastAsia="es-PE"/>
-          <ns2:ligatures ns2:val="none"/>
-        </w:rPr>
-        <w:t/>
-      </w:r>
-    </w:p>
-    <w:p ns2:paraId="6DEEEDFE" ns2:textId="77777777">
+        <w:t xml:space="preserve">[DENUNCIANTE] (SEÑOR [APELLIDO])</w:t>
+      </w:r>
+    </w:p>
+    <w:p>
       <w:pPr>
         <w:tabs>
           <w:tab w:val="left" w:pos="1701"/>
@@ -178,17 +115,17 @@
           <w:color w:val="000000"/>
           <w:kern w:val="0"/>
           <w:lang w:eastAsia="es-PE"/>
-          <ns2:ligatures ns2:val="none"/>
-        </w:rPr>
-      </w:pPr>
-      <w:r>
-        <w:rPr>
-          <w:rFonts w:ascii="Arial Narrow" w:eastAsia="Arial Narrow" w:hAnsi="Arial Narrow" w:cs="Arial Narrow"/>
-          <w:b/>
-          <w:color w:val="000000"/>
-          <w:kern w:val="0"/>
-          <w:lang w:eastAsia="es-PE"/>
-          <ns2:ligatures ns2:val="none"/>
+          <w14:ligatures w14:val="none"/>
+        </w:rPr>
+      </w:pPr>
+      <w:r>
+        <w:rPr>
+          <w:rFonts w:ascii="Arial Narrow" w:eastAsia="Arial Narrow" w:hAnsi="Arial Narrow" w:cs="Arial Narrow"/>
+          <w:b/>
+          <w:color w:val="000000"/>
+          <w:kern w:val="0"/>
+          <w:lang w:eastAsia="es-PE"/>
+          <w14:ligatures w14:val="none"/>
         </w:rPr>
         <w:t>DENUNCIADO</w:t>
       </w:r>
@@ -199,7 +136,7 @@
           <w:color w:val="000000"/>
           <w:kern w:val="0"/>
           <w:lang w:eastAsia="es-PE"/>
-          <ns2:ligatures ns2:val="none"/>
+          <w14:ligatures w14:val="none"/>
         </w:rPr>
         <w:tab/>
         <w:t>:</w:t>
@@ -211,13 +148,13 @@
           <w:color w:val="000000"/>
           <w:kern w:val="0"/>
           <w:lang w:eastAsia="es-PE"/>
-          <ns2:ligatures ns2:val="none"/>
+          <w14:ligatures w14:val="none"/>
         </w:rPr>
         <w:tab/>
         <w:t>RÍMAC SEGUROS Y REASEGUROS S.A. (RÍMAC)</w:t>
       </w:r>
     </w:p>
-    <w:p ns2:paraId="022D2B94" ns2:textId="77777777">
+    <w:p>
       <w:pPr>
         <w:tabs>
           <w:tab w:val="left" w:pos="1701"/>
@@ -232,17 +169,17 @@
           <w:color w:val="000000"/>
           <w:kern w:val="0"/>
           <w:lang w:eastAsia="es-PE"/>
-          <ns2:ligatures ns2:val="none"/>
-        </w:rPr>
-      </w:pPr>
-      <w:r>
-        <w:rPr>
-          <w:rFonts w:ascii="Arial Narrow" w:eastAsia="Arial Narrow" w:hAnsi="Arial Narrow" w:cs="Arial Narrow"/>
-          <w:b/>
-          <w:color w:val="000000"/>
-          <w:kern w:val="0"/>
-          <w:lang w:eastAsia="es-PE"/>
-          <ns2:ligatures ns2:val="none"/>
+          <w14:ligatures w14:val="none"/>
+        </w:rPr>
+      </w:pPr>
+      <w:r>
+        <w:rPr>
+          <w:rFonts w:ascii="Arial Narrow" w:eastAsia="Arial Narrow" w:hAnsi="Arial Narrow" w:cs="Arial Narrow"/>
+          <w:b/>
+          <w:color w:val="000000"/>
+          <w:kern w:val="0"/>
+          <w:lang w:eastAsia="es-PE"/>
+          <w14:ligatures w14:val="none"/>
         </w:rPr>
         <w:t>MATERIAS</w:t>
       </w:r>
@@ -253,7 +190,7 @@
           <w:color w:val="000000"/>
           <w:kern w:val="0"/>
           <w:lang w:eastAsia="es-PE"/>
-          <ns2:ligatures ns2:val="none"/>
+          <w14:ligatures w14:val="none"/>
         </w:rPr>
         <w:tab/>
         <w:t xml:space="preserve">: </w:t>
@@ -265,13 +202,13 @@
           <w:color w:val="000000"/>
           <w:kern w:val="0"/>
           <w:lang w:eastAsia="es-PE"/>
-          <ns2:ligatures ns2:val="none"/>
+          <w14:ligatures w14:val="none"/>
         </w:rPr>
         <w:tab/>
         <w:t>ADMISIÓN A TRÁMITE</w:t>
       </w:r>
     </w:p>
-    <w:p ns2:paraId="19ED7B73" ns2:textId="02AB7541">
+    <w:p>
       <w:pPr>
         <w:tabs>
           <w:tab w:val="left" w:pos="1701"/>
@@ -286,22 +223,22 @@
           <w:color w:val="000000"/>
           <w:kern w:val="0"/>
           <w:lang w:eastAsia="es-PE"/>
-          <ns2:ligatures ns2:val="none"/>
-        </w:rPr>
-      </w:pPr>
-      <w:r>
-        <w:rPr>
-          <w:rFonts w:ascii="Arial Narrow" w:eastAsia="Arial Narrow" w:hAnsi="Arial Narrow" w:cs="Arial Narrow"/>
-          <w:b/>
-          <w:color w:val="000000"/>
-          <w:kern w:val="0"/>
-          <w:lang w:eastAsia="es-PE"/>
-          <ns2:ligatures ns2:val="none"/>
+          <w14:ligatures w14:val="none"/>
+        </w:rPr>
+      </w:pPr>
+      <w:r>
+        <w:rPr>
+          <w:rFonts w:ascii="Arial Narrow" w:eastAsia="Arial Narrow" w:hAnsi="Arial Narrow" w:cs="Arial Narrow"/>
+          <w:b/>
+          <w:color w:val="000000"/>
+          <w:kern w:val="0"/>
+          <w:lang w:eastAsia="es-PE"/>
+          <w14:ligatures w14:val="none"/>
         </w:rPr>
         <w:t>REQUERIMIENTO DE INFORMACIÓN</w:t>
       </w:r>
     </w:p>
-    <w:p ns2:paraId="46A5A479" ns2:textId="77777777">
+    <w:p>
       <w:pPr>
         <w:tabs>
           <w:tab w:val="left" w:pos="1701"/>
@@ -315,17 +252,17 @@
           <w:color w:val="000000"/>
           <w:kern w:val="0"/>
           <w:lang w:eastAsia="es-PE"/>
-          <ns2:ligatures ns2:val="none"/>
-        </w:rPr>
-      </w:pPr>
-      <w:r>
-        <w:rPr>
-          <w:rFonts w:ascii="Arial Narrow" w:eastAsia="Arial Narrow" w:hAnsi="Arial Narrow" w:cs="Arial Narrow"/>
-          <w:b/>
-          <w:color w:val="000000"/>
-          <w:kern w:val="0"/>
-          <w:lang w:eastAsia="es-PE"/>
-          <ns2:ligatures ns2:val="none"/>
+          <w14:ligatures w14:val="none"/>
+        </w:rPr>
+      </w:pPr>
+      <w:r>
+        <w:rPr>
+          <w:rFonts w:ascii="Arial Narrow" w:eastAsia="Arial Narrow" w:hAnsi="Arial Narrow" w:cs="Arial Narrow"/>
+          <w:b/>
+          <w:color w:val="000000"/>
+          <w:kern w:val="0"/>
+          <w:lang w:eastAsia="es-PE"/>
+          <w14:ligatures w14:val="none"/>
         </w:rPr>
         <w:t xml:space="preserve">RESOLUCIÓN </w:t>
       </w:r>
@@ -336,7 +273,7 @@
           <w:color w:val="000000"/>
           <w:kern w:val="0"/>
           <w:lang w:eastAsia="es-PE"/>
-          <ns2:ligatures ns2:val="none"/>
+          <w14:ligatures w14:val="none"/>
         </w:rPr>
         <w:tab/>
         <w:t>:</w:t>
@@ -348,13 +285,13 @@
           <w:color w:val="000000"/>
           <w:kern w:val="0"/>
           <w:lang w:eastAsia="es-PE"/>
-          <ns2:ligatures ns2:val="none"/>
+          <w14:ligatures w14:val="none"/>
         </w:rPr>
         <w:tab/>
         <w:t>2</w:t>
       </w:r>
     </w:p>
-    <w:p ns2:paraId="5BA3A18D" ns2:textId="77777777">
+    <w:p>
       <w:pPr>
         <w:tabs>
           <w:tab w:val="left" w:pos="1014"/>
@@ -367,11 +304,11 @@
           <w:kern w:val="0"/>
           <w:shd w:val="clear" w:color="auto" w:fill="FFFFFF"/>
           <w:lang w:eastAsia="es-PE"/>
-          <ns2:ligatures ns2:val="none"/>
-        </w:rPr>
-      </w:pPr>
-    </w:p>
-    <w:p ns2:paraId="2F799822" ns2:textId="16EAABF9">
+          <w14:ligatures w14:val="none"/>
+        </w:rPr>
+      </w:pPr>
+    </w:p>
+    <w:p>
       <w:pPr>
         <w:tabs>
           <w:tab w:val="left" w:pos="1014"/>
@@ -384,7 +321,7 @@
           <w:kern w:val="0"/>
           <w:shd w:val="clear" w:color="auto" w:fill="FFFFFF"/>
           <w:lang w:eastAsia="es-PE"/>
-          <ns2:ligatures ns2:val="none"/>
+          <w14:ligatures w14:val="none"/>
         </w:rPr>
       </w:pPr>
       <w:r>
@@ -394,7 +331,7 @@
           <w:kern w:val="0"/>
           <w:shd w:val="clear" w:color="auto" w:fill="FFFFFF"/>
           <w:lang w:eastAsia="es-PE"/>
-          <ns2:ligatures ns2:val="none"/>
+          <w14:ligatures w14:val="none"/>
         </w:rPr>
         <w:t xml:space="preserve">Lima, </w:t>
       </w:r>
@@ -405,7 +342,7 @@
           <w:kern w:val="0"/>
           <w:shd w:val="clear" w:color="auto" w:fill="FFFFFF"/>
           <w:lang w:eastAsia="es-PE"/>
-          <ns2:ligatures ns2:val="none"/>
+          <w14:ligatures w14:val="none"/>
         </w:rPr>
         <w:t xml:space="preserve">8 de abril de 2026</w:t>
       </w:r>
@@ -416,7 +353,7 @@
           <w:kern w:val="0"/>
           <w:shd w:val="clear" w:color="auto" w:fill="FFFFFF"/>
           <w:lang w:eastAsia="es-PE"/>
-          <ns2:ligatures ns2:val="none"/>
+          <w14:ligatures w14:val="none"/>
         </w:rPr>
         <w:t xml:space="preserve"/>
       </w:r>
@@ -427,7 +364,7 @@
           <w:kern w:val="0"/>
           <w:shd w:val="clear" w:color="auto" w:fill="FFFFFF"/>
           <w:lang w:eastAsia="es-PE"/>
-          <ns2:ligatures ns2:val="none"/>
+          <w14:ligatures w14:val="none"/>
         </w:rPr>
         <w:t xml:space="preserve"/>
       </w:r>
@@ -438,12 +375,12 @@
           <w:kern w:val="0"/>
           <w:shd w:val="clear" w:color="auto" w:fill="FFFFFF"/>
           <w:lang w:eastAsia="es-PE"/>
-          <ns2:ligatures ns2:val="none"/>
+          <w14:ligatures w14:val="none"/>
         </w:rPr>
         <w:t xml:space="preserve"/>
       </w:r>
     </w:p>
-    <w:p ns2:paraId="66CE1821" ns2:textId="77777777">
+    <w:p>
       <w:pPr>
         <w:tabs>
           <w:tab w:val="left" w:pos="1014"/>
@@ -455,11 +392,11 @@
           <w:color w:val="000000"/>
           <w:kern w:val="0"/>
           <w:lang w:eastAsia="es-PE"/>
-          <ns2:ligatures ns2:val="none"/>
-        </w:rPr>
-      </w:pPr>
-    </w:p>
-    <w:p ns2:paraId="0B80AAA5" ns2:textId="77777777">
+          <w14:ligatures w14:val="none"/>
+        </w:rPr>
+      </w:pPr>
+    </w:p>
+    <w:p>
       <w:pPr>
         <w:numPr>
           <w:ilvl w:val="0"/>
@@ -473,22 +410,22 @@
           <w:color w:val="000000"/>
           <w:kern w:val="0"/>
           <w:lang w:eastAsia="es-PE"/>
-          <ns2:ligatures ns2:val="none"/>
-        </w:rPr>
-      </w:pPr>
-      <w:r>
-        <w:rPr>
-          <w:rFonts w:ascii="Arial Narrow" w:eastAsia="Arial Narrow" w:hAnsi="Arial Narrow" w:cs="Arial Narrow"/>
-          <w:b/>
-          <w:color w:val="000000"/>
-          <w:kern w:val="0"/>
-          <w:lang w:eastAsia="es-PE"/>
-          <ns2:ligatures ns2:val="none"/>
+          <w14:ligatures w14:val="none"/>
+        </w:rPr>
+      </w:pPr>
+      <w:r>
+        <w:rPr>
+          <w:rFonts w:ascii="Arial Narrow" w:eastAsia="Arial Narrow" w:hAnsi="Arial Narrow" w:cs="Arial Narrow"/>
+          <w:b/>
+          <w:color w:val="000000"/>
+          <w:kern w:val="0"/>
+          <w:lang w:eastAsia="es-PE"/>
+          <w14:ligatures w14:val="none"/>
         </w:rPr>
         <w:t xml:space="preserve">HECHOS </w:t>
       </w:r>
     </w:p>
-    <w:p ns2:paraId="621F2AB2" ns2:textId="77777777">
+    <w:p>
       <w:pPr>
         <w:spacing w:after="0" w:line="240" w:lineRule="auto"/>
         <w:jc w:val="both"/>
@@ -497,11 +434,11 @@
           <w:color w:val="000000"/>
           <w:kern w:val="0"/>
           <w:lang w:eastAsia="es-PE"/>
-          <ns2:ligatures ns2:val="none"/>
-        </w:rPr>
-      </w:pPr>
-    </w:p>
-    <w:p ns2:paraId="60B5D5B0" ns2:textId="3D4D5165">
+          <w14:ligatures w14:val="none"/>
+        </w:rPr>
+      </w:pPr>
+    </w:p>
+    <w:p>
       <w:pPr>
         <w:numPr>
           <w:ilvl w:val="1"/>
@@ -515,7 +452,7 @@
           <w:color w:val="000000"/>
           <w:kern w:val="0"/>
           <w:lang w:val="es-ES" w:eastAsia="es-ES"/>
-          <ns2:ligatures ns2:val="none"/>
+          <w14:ligatures w14:val="none"/>
         </w:rPr>
       </w:pPr>
       <w:r>
@@ -524,7 +461,7 @@
           <w:color w:val="000000"/>
           <w:kern w:val="0"/>
           <w:lang w:val="es-ES" w:eastAsia="es-ES"/>
-          <ns2:ligatures ns2:val="none"/>
+          <w14:ligatures w14:val="none"/>
         </w:rPr>
         <w:t xml:space="preserve">Mediante el escrito del 9 de marzo de 2026, complementado mediante escrito del 24 de marzo de 2026, el señor [APELLIDO] denunció a Rímac por presuntas infracciones a la Ley 29571, Código de Protección y Defensa del Consumidor (en adelante, Código), señalando lo siguiente:</w:t>
       </w:r>
@@ -534,7 +471,7 @@
           <w:color w:val="000000"/>
           <w:kern w:val="0"/>
           <w:lang w:val="es-ES" w:eastAsia="es-ES"/>
-          <ns2:ligatures ns2:val="none"/>
+          <w14:ligatures w14:val="none"/>
         </w:rPr>
         <w:t/>
       </w:r>
@@ -544,7 +481,7 @@
           <w:color w:val="000000"/>
           <w:kern w:val="0"/>
           <w:lang w:val="es-ES" w:eastAsia="es-ES"/>
-          <ns2:ligatures ns2:val="none"/>
+          <w14:ligatures w14:val="none"/>
         </w:rPr>
         <w:t xml:space="preserve"/>
       </w:r>
@@ -554,7 +491,7 @@
           <w:color w:val="000000"/>
           <w:kern w:val="0"/>
           <w:lang w:val="es-ES" w:eastAsia="es-ES"/>
-          <ns2:ligatures ns2:val="none"/>
+          <w14:ligatures w14:val="none"/>
         </w:rPr>
         <w:t/>
       </w:r>
@@ -564,7 +501,7 @@
           <w:color w:val="000000"/>
           <w:kern w:val="0"/>
           <w:lang w:val="es-ES" w:eastAsia="es-ES"/>
-          <ns2:ligatures ns2:val="none"/>
+          <w14:ligatures w14:val="none"/>
         </w:rPr>
         <w:t xml:space="preserve"/>
       </w:r>
@@ -574,7 +511,7 @@
           <w:color w:val="000000"/>
           <w:kern w:val="0"/>
           <w:lang w:val="es-ES" w:eastAsia="es-ES"/>
-          <ns2:ligatures ns2:val="none"/>
+          <w14:ligatures w14:val="none"/>
         </w:rPr>
         <w:t/>
       </w:r>
@@ -584,7 +521,7 @@
           <w:color w:val="000000"/>
           <w:kern w:val="0"/>
           <w:lang w:val="es-ES" w:eastAsia="es-ES"/>
-          <ns2:ligatures ns2:val="none"/>
+          <w14:ligatures w14:val="none"/>
         </w:rPr>
         <w:t xml:space="preserve"/>
       </w:r>
@@ -594,7 +531,7 @@
           <w:color w:val="000000"/>
           <w:kern w:val="0"/>
           <w:lang w:val="es-ES" w:eastAsia="es-ES"/>
-          <ns2:ligatures ns2:val="none"/>
+          <w14:ligatures w14:val="none"/>
         </w:rPr>
         <w:t/>
       </w:r>
@@ -602,7 +539,7 @@
         <w:rPr>
           <w:rFonts w:ascii="Arial Narrow" w:eastAsia="Calibri" w:hAnsi="Arial Narrow" w:cs="Arial"/>
           <w:kern w:val="0"/>
-          <ns2:ligatures ns2:val="none"/>
+          <w14:ligatures w14:val="none"/>
         </w:rPr>
         <w:t/>
       </w:r>
@@ -610,7 +547,7 @@
         <w:rPr>
           <w:rFonts w:ascii="Arial Narrow" w:eastAsia="Calibri" w:hAnsi="Arial Narrow" w:cs="Arial"/>
           <w:kern w:val="0"/>
-          <ns2:ligatures ns2:val="none"/>
+          <w14:ligatures w14:val="none"/>
         </w:rPr>
         <w:t xml:space="preserve"/>
       </w:r>
@@ -618,7 +555,7 @@
         <w:rPr>
           <w:rFonts w:ascii="Arial Narrow" w:eastAsia="Calibri" w:hAnsi="Arial Narrow" w:cs="Arial"/>
           <w:kern w:val="0"/>
-          <ns2:ligatures ns2:val="none"/>
+          <w14:ligatures w14:val="none"/>
         </w:rPr>
         <w:t/>
       </w:r>
@@ -626,7 +563,7 @@
         <w:rPr>
           <w:rFonts w:ascii="Arial Narrow" w:eastAsia="Calibri" w:hAnsi="Arial Narrow" w:cs="Arial"/>
           <w:kern w:val="0"/>
-          <ns2:ligatures ns2:val="none"/>
+          <w14:ligatures w14:val="none"/>
         </w:rPr>
         <w:t xml:space="preserve"/>
       </w:r>
@@ -634,7 +571,7 @@
         <w:rPr>
           <w:rFonts w:ascii="Arial Narrow" w:eastAsia="Calibri" w:hAnsi="Arial Narrow" w:cs="Arial"/>
           <w:kern w:val="0"/>
-          <ns2:ligatures ns2:val="none"/>
+          <w14:ligatures w14:val="none"/>
         </w:rPr>
         <w:t xml:space="preserve"/>
       </w:r>
@@ -642,7 +579,7 @@
         <w:rPr>
           <w:rFonts w:ascii="Arial Narrow" w:eastAsia="Calibri" w:hAnsi="Arial Narrow" w:cs="Arial"/>
           <w:kern w:val="0"/>
-          <ns2:ligatures ns2:val="none"/>
+          <w14:ligatures w14:val="none"/>
         </w:rPr>
         <w:t/>
       </w:r>
@@ -652,7 +589,7 @@
           <w:color w:val="000000"/>
           <w:kern w:val="0"/>
           <w:lang w:val="es-ES" w:eastAsia="es-ES"/>
-          <ns2:ligatures ns2:val="none"/>
+          <w14:ligatures w14:val="none"/>
         </w:rPr>
         <w:t/>
       </w:r>
@@ -664,7 +601,7 @@
           <w:kern w:val="0"/>
           <w:vertAlign w:val="superscript"/>
           <w:lang w:val="es-ES" w:eastAsia="es-ES"/>
-          <ns2:ligatures ns2:val="none"/>
+          <w14:ligatures w14:val="none"/>
         </w:rPr>
         <w:footnoteReference w:id="1"/>
       </w:r>
@@ -674,7 +611,7 @@
           <w:color w:val="000000"/>
           <w:kern w:val="0"/>
           <w:lang w:val="es-ES" w:eastAsia="es-ES"/>
-          <ns2:ligatures ns2:val="none"/>
+          <w14:ligatures w14:val="none"/>
         </w:rPr>
         <w:t xml:space="preserve"/>
       </w:r>
@@ -685,25 +622,25 @@
           <w:color w:val="000000"/>
           <w:kern w:val="0"/>
           <w:lang w:val="es-ES" w:eastAsia="es-ES"/>
-          <ns2:ligatures ns2:val="none"/>
+          <w14:ligatures w14:val="none"/>
         </w:rPr>
         <w:t/>
       </w:r>
     </w:p>
-    <w:p ns2:paraId="512911CE" ns2:textId="77777777">
-      <w:pPr>
-        <w:spacing w:after="0" w:line="240" w:lineRule="auto"/>
-        <w:jc w:val="both"/>
-        <w:rPr>
-          <w:rFonts w:ascii="Arial Narrow" w:eastAsia="Times New Roman" w:hAnsi="Arial Narrow" w:cs="Arial"/>
-          <w:color w:val="000000"/>
-          <w:kern w:val="0"/>
-          <w:lang w:eastAsia="es-ES"/>
-          <ns2:ligatures ns2:val="none"/>
-        </w:rPr>
-      </w:pPr>
-    </w:p>
-    <w:p ns2:paraId="469B8644" ns2:textId="5D591457">
+    <w:p>
+      <w:pPr>
+        <w:spacing w:after="0" w:line="240" w:lineRule="auto"/>
+        <w:jc w:val="both"/>
+        <w:rPr>
+          <w:rFonts w:ascii="Arial Narrow" w:eastAsia="Times New Roman" w:hAnsi="Arial Narrow" w:cs="Arial"/>
+          <w:color w:val="000000"/>
+          <w:kern w:val="0"/>
+          <w:lang w:eastAsia="es-ES"/>
+          <w14:ligatures w14:val="none"/>
+        </w:rPr>
+      </w:pPr>
+    </w:p>
+    <w:p>
       <w:pPr>
         <w:pStyle w:val="Prrafodelista"/>
         <w:numPr>
@@ -721,16 +658,16 @@
           <w:color w:val="000000"/>
           <w:kern w:val="0"/>
           <w:lang w:eastAsia="es-ES"/>
-          <ns2:ligatures ns2:val="none"/>
-        </w:rPr>
-      </w:pPr>
-      <w:r>
-        <w:rPr>
-          <w:rFonts w:ascii="Arial Narrow" w:eastAsia="Times New Roman" w:hAnsi="Arial Narrow" w:cs="Arial"/>
-          <w:color w:val="000000"/>
-          <w:kern w:val="0"/>
-          <w:lang w:eastAsia="es-ES"/>
-          <ns2:ligatures ns2:val="none"/>
+          <w14:ligatures w14:val="none"/>
+        </w:rPr>
+      </w:pPr>
+      <w:r>
+        <w:rPr>
+          <w:rFonts w:ascii="Arial Narrow" w:eastAsia="Times New Roman" w:hAnsi="Arial Narrow" w:cs="Arial"/>
+          <w:color w:val="000000"/>
+          <w:kern w:val="0"/>
+          <w:lang w:eastAsia="es-ES"/>
+          <w14:ligatures w14:val="none"/>
         </w:rPr>
         <w:t>El 30 de noviembre de 2024</w:t>
       </w:r>
@@ -740,7 +677,7 @@
           <w:color w:val="000000"/>
           <w:kern w:val="0"/>
           <w:lang w:eastAsia="es-ES"/>
-          <ns2:ligatures ns2:val="none"/>
+          <w14:ligatures w14:val="none"/>
         </w:rPr>
         <w:t xml:space="preserve">, </w:t>
       </w:r>
@@ -750,7 +687,7 @@
           <w:color w:val="000000"/>
           <w:kern w:val="0"/>
           <w:lang w:eastAsia="es-ES"/>
-          <ns2:ligatures ns2:val="none"/>
+          <w14:ligatures w14:val="none"/>
         </w:rPr>
         <w:t>inició la vigencia d</w:t>
       </w:r>
@@ -760,7 +697,7 @@
           <w:color w:val="000000"/>
           <w:kern w:val="0"/>
           <w:lang w:eastAsia="es-ES"/>
-          <ns2:ligatures ns2:val="none"/>
+          <w14:ligatures w14:val="none"/>
         </w:rPr>
         <w:t xml:space="preserve">el Seguro vehicular todo riesgo – Póliza 2101-952890 (en adelante, Seguro vehicular), </w:t>
       </w:r>
@@ -770,7 +707,7 @@
           <w:color w:val="000000"/>
           <w:kern w:val="0"/>
           <w:lang w:eastAsia="es-ES"/>
-          <ns2:ligatures ns2:val="none"/>
+          <w14:ligatures w14:val="none"/>
         </w:rPr>
         <w:t xml:space="preserve">emitido por </w:t>
       </w:r>
@@ -780,7 +717,7 @@
           <w:color w:val="000000"/>
           <w:kern w:val="0"/>
           <w:lang w:val="es-ES" w:eastAsia="es-ES"/>
-          <ns2:ligatures ns2:val="none"/>
+          <w14:ligatures w14:val="none"/>
         </w:rPr>
         <w:t xml:space="preserve">Rímac para asegurar el </w:t>
       </w:r>
@@ -790,7 +727,7 @@
           <w:color w:val="000000"/>
           <w:kern w:val="0"/>
           <w:lang w:eastAsia="es-ES"/>
-          <ns2:ligatures ns2:val="none"/>
+          <w14:ligatures w14:val="none"/>
         </w:rPr>
         <w:t>vehículo con Placa de Rodaje CPK019</w:t>
       </w:r>
@@ -800,7 +737,7 @@
           <w:color w:val="000000"/>
           <w:kern w:val="0"/>
           <w:lang w:eastAsia="es-ES"/>
-          <ns2:ligatures ns2:val="none"/>
+          <w14:ligatures w14:val="none"/>
         </w:rPr>
         <w:t xml:space="preserve"> (en adelante, vehículo asegurado)</w:t>
       </w:r>
@@ -810,7 +747,7 @@
           <w:color w:val="000000"/>
           <w:kern w:val="0"/>
           <w:lang w:eastAsia="es-ES"/>
-          <ns2:ligatures ns2:val="none"/>
+          <w14:ligatures w14:val="none"/>
         </w:rPr>
         <w:t xml:space="preserve">, </w:t>
       </w:r>
@@ -820,7 +757,7 @@
           <w:color w:val="000000"/>
           <w:kern w:val="0"/>
           <w:lang w:eastAsia="es-ES"/>
-          <ns2:ligatures ns2:val="none"/>
+          <w14:ligatures w14:val="none"/>
         </w:rPr>
         <w:t>cuya vigencia se extendía hasta</w:t>
       </w:r>
@@ -830,12 +767,12 @@
           <w:color w:val="000000"/>
           <w:kern w:val="0"/>
           <w:lang w:eastAsia="es-ES"/>
-          <ns2:ligatures ns2:val="none"/>
+          <w14:ligatures w14:val="none"/>
         </w:rPr>
         <w:t xml:space="preserve"> el 30 de noviembre de 2027.</w:t>
       </w:r>
     </w:p>
-    <w:p ns2:paraId="577AB4F2" ns2:textId="77777777">
+    <w:p>
       <w:pPr>
         <w:pStyle w:val="Prrafodelista"/>
         <w:spacing w:after="0" w:line="240" w:lineRule="auto"/>
@@ -846,11 +783,11 @@
           <w:color w:val="000000"/>
           <w:kern w:val="0"/>
           <w:lang w:eastAsia="es-ES"/>
-          <ns2:ligatures ns2:val="none"/>
-        </w:rPr>
-      </w:pPr>
-    </w:p>
-    <w:p ns2:paraId="197C8461" ns2:textId="219431A5">
+          <w14:ligatures w14:val="none"/>
+        </w:rPr>
+      </w:pPr>
+    </w:p>
+    <w:p>
       <w:pPr>
         <w:pStyle w:val="Prrafodelista"/>
         <w:numPr>
@@ -868,16 +805,16 @@
           <w:color w:val="000000"/>
           <w:kern w:val="0"/>
           <w:lang w:eastAsia="es-ES"/>
-          <ns2:ligatures ns2:val="none"/>
-        </w:rPr>
-      </w:pPr>
-      <w:r>
-        <w:rPr>
-          <w:rFonts w:ascii="Arial Narrow" w:eastAsia="Times New Roman" w:hAnsi="Arial Narrow" w:cs="Arial"/>
-          <w:color w:val="000000"/>
-          <w:kern w:val="0"/>
-          <w:lang w:eastAsia="es-ES"/>
-          <ns2:ligatures ns2:val="none"/>
+          <w14:ligatures w14:val="none"/>
+        </w:rPr>
+      </w:pPr>
+      <w:r>
+        <w:rPr>
+          <w:rFonts w:ascii="Arial Narrow" w:eastAsia="Times New Roman" w:hAnsi="Arial Narrow" w:cs="Arial"/>
+          <w:color w:val="000000"/>
+          <w:kern w:val="0"/>
+          <w:lang w:eastAsia="es-ES"/>
+          <w14:ligatures w14:val="none"/>
         </w:rPr>
         <w:t>El 9 de febrero de 2026, ocurrió un accidente de tránsito a las 06:30</w:t>
       </w:r>
@@ -887,7 +824,7 @@
           <w:color w:val="000000"/>
           <w:kern w:val="0"/>
           <w:lang w:eastAsia="es-ES"/>
-          <ns2:ligatures ns2:val="none"/>
+          <w14:ligatures w14:val="none"/>
         </w:rPr>
         <w:t xml:space="preserve"> horas</w:t>
       </w:r>
@@ -897,7 +834,7 @@
           <w:color w:val="000000"/>
           <w:kern w:val="0"/>
           <w:lang w:eastAsia="es-ES"/>
-          <ns2:ligatures ns2:val="none"/>
+          <w14:ligatures w14:val="none"/>
         </w:rPr>
         <w:t xml:space="preserve">, mientras conducía el </w:t>
       </w:r>
@@ -907,7 +844,7 @@
           <w:color w:val="000000"/>
           <w:kern w:val="0"/>
           <w:lang w:eastAsia="es-ES"/>
-          <ns2:ligatures ns2:val="none"/>
+          <w14:ligatures w14:val="none"/>
         </w:rPr>
         <w:t xml:space="preserve">vehículo asegurado </w:t>
       </w:r>
@@ -917,7 +854,7 @@
           <w:color w:val="000000"/>
           <w:kern w:val="0"/>
           <w:lang w:eastAsia="es-ES"/>
-          <ns2:ligatures ns2:val="none"/>
+          <w14:ligatures w14:val="none"/>
         </w:rPr>
         <w:t>por el distrito de La Victoria</w:t>
       </w:r>
@@ -927,7 +864,7 @@
           <w:color w:val="000000"/>
           <w:kern w:val="0"/>
           <w:lang w:eastAsia="es-ES"/>
-          <ns2:ligatures ns2:val="none"/>
+          <w14:ligatures w14:val="none"/>
         </w:rPr>
         <w:t>, provincia y departamento de Lima</w:t>
       </w:r>
@@ -937,7 +874,7 @@
           <w:color w:val="000000"/>
           <w:kern w:val="0"/>
           <w:lang w:eastAsia="es-ES"/>
-          <ns2:ligatures ns2:val="none"/>
+          <w14:ligatures w14:val="none"/>
         </w:rPr>
         <w:t xml:space="preserve"> (en adelante, La Victoria)</w:t>
       </w:r>
@@ -947,7 +884,7 @@
           <w:color w:val="000000"/>
           <w:kern w:val="0"/>
           <w:lang w:eastAsia="es-ES"/>
-          <ns2:ligatures ns2:val="none"/>
+          <w14:ligatures w14:val="none"/>
         </w:rPr>
         <w:t>, al impactar contra un montículo de tierra existente en la vía pública sin señalización, lo que ocasionó un despiste y colisión; luego de ello, retrocedió el vehículo y se dirigió a su domicilio, al no advertir inicialmente la magnitud de los daños</w:t>
       </w:r>
@@ -957,12 +894,12 @@
           <w:color w:val="000000"/>
           <w:kern w:val="0"/>
           <w:lang w:eastAsia="es-ES"/>
-          <ns2:ligatures ns2:val="none"/>
+          <w14:ligatures w14:val="none"/>
         </w:rPr>
         <w:t>.</w:t>
       </w:r>
     </w:p>
-    <w:p ns2:paraId="58EF3642" ns2:textId="77777777">
+    <w:p>
       <w:pPr>
         <w:pStyle w:val="Prrafodelista"/>
         <w:spacing w:after="0" w:line="240" w:lineRule="auto"/>
@@ -973,11 +910,11 @@
           <w:color w:val="000000"/>
           <w:kern w:val="0"/>
           <w:lang w:eastAsia="es-ES"/>
-          <ns2:ligatures ns2:val="none"/>
-        </w:rPr>
-      </w:pPr>
-    </w:p>
-    <w:p ns2:paraId="6C016494" ns2:textId="35877CDE">
+          <w14:ligatures w14:val="none"/>
+        </w:rPr>
+      </w:pPr>
+    </w:p>
+    <w:p>
       <w:pPr>
         <w:pStyle w:val="Prrafodelista"/>
         <w:numPr>
@@ -995,16 +932,16 @@
           <w:color w:val="000000"/>
           <w:kern w:val="0"/>
           <w:lang w:eastAsia="es-ES"/>
-          <ns2:ligatures ns2:val="none"/>
-        </w:rPr>
-      </w:pPr>
-      <w:r>
-        <w:rPr>
-          <w:rFonts w:ascii="Arial Narrow" w:eastAsia="Times New Roman" w:hAnsi="Arial Narrow" w:cs="Arial"/>
-          <w:color w:val="000000"/>
-          <w:kern w:val="0"/>
-          <w:lang w:eastAsia="es-ES"/>
-          <ns2:ligatures ns2:val="none"/>
+          <w14:ligatures w14:val="none"/>
+        </w:rPr>
+      </w:pPr>
+      <w:r>
+        <w:rPr>
+          <w:rFonts w:ascii="Arial Narrow" w:eastAsia="Times New Roman" w:hAnsi="Arial Narrow" w:cs="Arial"/>
+          <w:color w:val="000000"/>
+          <w:kern w:val="0"/>
+          <w:lang w:eastAsia="es-ES"/>
+          <w14:ligatures w14:val="none"/>
         </w:rPr>
         <w:t>El 9 de febrero de 2026, a las 07:55</w:t>
       </w:r>
@@ -1014,7 +951,7 @@
           <w:color w:val="000000"/>
           <w:kern w:val="0"/>
           <w:lang w:eastAsia="es-ES"/>
-          <ns2:ligatures ns2:val="none"/>
+          <w14:ligatures w14:val="none"/>
         </w:rPr>
         <w:t xml:space="preserve"> horas</w:t>
       </w:r>
@@ -1024,7 +961,7 @@
           <w:color w:val="000000"/>
           <w:kern w:val="0"/>
           <w:lang w:eastAsia="es-ES"/>
-          <ns2:ligatures ns2:val="none"/>
+          <w14:ligatures w14:val="none"/>
         </w:rPr>
         <w:t xml:space="preserve">, efectuó una llamada al centro de atención de </w:t>
       </w:r>
@@ -1034,7 +971,7 @@
           <w:color w:val="000000"/>
           <w:kern w:val="0"/>
           <w:lang w:val="es-ES" w:eastAsia="es-ES"/>
-          <ns2:ligatures ns2:val="none"/>
+          <w14:ligatures w14:val="none"/>
         </w:rPr>
         <w:t xml:space="preserve">Rímac </w:t>
       </w:r>
@@ -1044,25 +981,25 @@
           <w:color w:val="000000"/>
           <w:kern w:val="0"/>
           <w:lang w:eastAsia="es-ES"/>
-          <ns2:ligatures ns2:val="none"/>
+          <w14:ligatures w14:val="none"/>
         </w:rPr>
         <w:t>para reportar el siniestro, aproximadamente 85 minutos después de ocurrido el accidente, en la cual recibió instrucciones de realizar la denuncia policial y el dosaje etílico, así como la comunicación de que se enviaría personal de apoyo y una grúa para la asistencia correspondiente.</w:t>
       </w:r>
     </w:p>
-    <w:p ns2:paraId="6D2255D2" ns2:textId="77777777">
-      <w:pPr>
-        <w:spacing w:after="0" w:line="240" w:lineRule="auto"/>
-        <w:jc w:val="both"/>
-        <w:rPr>
-          <w:rFonts w:ascii="Arial Narrow" w:eastAsia="Times New Roman" w:hAnsi="Arial Narrow" w:cs="Arial"/>
-          <w:color w:val="000000"/>
-          <w:kern w:val="0"/>
-          <w:lang w:eastAsia="es-ES"/>
-          <ns2:ligatures ns2:val="none"/>
-        </w:rPr>
-      </w:pPr>
-    </w:p>
-    <w:p ns2:paraId="07B8E95B" ns2:textId="485487E7">
+    <w:p>
+      <w:pPr>
+        <w:spacing w:after="0" w:line="240" w:lineRule="auto"/>
+        <w:jc w:val="both"/>
+        <w:rPr>
+          <w:rFonts w:ascii="Arial Narrow" w:eastAsia="Times New Roman" w:hAnsi="Arial Narrow" w:cs="Arial"/>
+          <w:color w:val="000000"/>
+          <w:kern w:val="0"/>
+          <w:lang w:eastAsia="es-ES"/>
+          <w14:ligatures w14:val="none"/>
+        </w:rPr>
+      </w:pPr>
+    </w:p>
+    <w:p>
       <w:pPr>
         <w:pStyle w:val="Prrafodelista"/>
         <w:numPr>
@@ -1080,16 +1017,16 @@
           <w:color w:val="000000"/>
           <w:kern w:val="0"/>
           <w:lang w:eastAsia="es-ES"/>
-          <ns2:ligatures ns2:val="none"/>
-        </w:rPr>
-      </w:pPr>
-      <w:r>
-        <w:rPr>
-          <w:rFonts w:ascii="Arial Narrow" w:eastAsia="Times New Roman" w:hAnsi="Arial Narrow" w:cs="Arial"/>
-          <w:color w:val="000000"/>
-          <w:kern w:val="0"/>
-          <w:lang w:eastAsia="es-ES"/>
-          <ns2:ligatures ns2:val="none"/>
+          <w14:ligatures w14:val="none"/>
+        </w:rPr>
+      </w:pPr>
+      <w:r>
+        <w:rPr>
+          <w:rFonts w:ascii="Arial Narrow" w:eastAsia="Times New Roman" w:hAnsi="Arial Narrow" w:cs="Arial"/>
+          <w:color w:val="000000"/>
+          <w:kern w:val="0"/>
+          <w:lang w:eastAsia="es-ES"/>
+          <w14:ligatures w14:val="none"/>
         </w:rPr>
         <w:t>El 9 de febrero de 2026, aproximadamente a las 11:45</w:t>
       </w:r>
@@ -1099,7 +1036,7 @@
           <w:color w:val="000000"/>
           <w:kern w:val="0"/>
           <w:lang w:eastAsia="es-ES"/>
-          <ns2:ligatures ns2:val="none"/>
+          <w14:ligatures w14:val="none"/>
         </w:rPr>
         <w:t xml:space="preserve"> horas</w:t>
       </w:r>
@@ -1109,7 +1046,7 @@
           <w:color w:val="000000"/>
           <w:kern w:val="0"/>
           <w:lang w:eastAsia="es-ES"/>
-          <ns2:ligatures ns2:val="none"/>
+          <w14:ligatures w14:val="none"/>
         </w:rPr>
         <w:t xml:space="preserve">, se apersonó a la </w:t>
       </w:r>
@@ -1119,7 +1056,7 @@
           <w:color w:val="000000"/>
           <w:kern w:val="0"/>
           <w:lang w:eastAsia="es-ES"/>
-          <ns2:ligatures ns2:val="none"/>
+          <w14:ligatures w14:val="none"/>
         </w:rPr>
         <w:t xml:space="preserve">comisaría </w:t>
       </w:r>
@@ -1129,25 +1066,25 @@
           <w:color w:val="000000"/>
           <w:kern w:val="0"/>
           <w:lang w:eastAsia="es-ES"/>
-          <ns2:ligatures ns2:val="none"/>
+          <w14:ligatures w14:val="none"/>
         </w:rPr>
         <w:t>de La Victoria, donde el efectivo policial a cargo le indicó que debía esperar la disponibilidad de un patrullero para el traslado al lugar del accidente, efectuándose posteriormente dicho traslado.</w:t>
       </w:r>
     </w:p>
-    <w:p ns2:paraId="2AE58FB0" ns2:textId="77777777">
-      <w:pPr>
-        <w:spacing w:after="0" w:line="240" w:lineRule="auto"/>
-        <w:jc w:val="both"/>
-        <w:rPr>
-          <w:rFonts w:ascii="Arial Narrow" w:eastAsia="Times New Roman" w:hAnsi="Arial Narrow" w:cs="Arial"/>
-          <w:color w:val="000000"/>
-          <w:kern w:val="0"/>
-          <w:lang w:eastAsia="es-ES"/>
-          <ns2:ligatures ns2:val="none"/>
-        </w:rPr>
-      </w:pPr>
-    </w:p>
-    <w:p ns2:paraId="5BDCF191" ns2:textId="5623C2D3">
+    <w:p>
+      <w:pPr>
+        <w:spacing w:after="0" w:line="240" w:lineRule="auto"/>
+        <w:jc w:val="both"/>
+        <w:rPr>
+          <w:rFonts w:ascii="Arial Narrow" w:eastAsia="Times New Roman" w:hAnsi="Arial Narrow" w:cs="Arial"/>
+          <w:color w:val="000000"/>
+          <w:kern w:val="0"/>
+          <w:lang w:eastAsia="es-ES"/>
+          <w14:ligatures w14:val="none"/>
+        </w:rPr>
+      </w:pPr>
+    </w:p>
+    <w:p>
       <w:pPr>
         <w:pStyle w:val="Prrafodelista"/>
         <w:numPr>
@@ -1165,16 +1102,16 @@
           <w:color w:val="000000"/>
           <w:kern w:val="0"/>
           <w:lang w:eastAsia="es-ES"/>
-          <ns2:ligatures ns2:val="none"/>
-        </w:rPr>
-      </w:pPr>
-      <w:r>
-        <w:rPr>
-          <w:rFonts w:ascii="Arial Narrow" w:eastAsia="Times New Roman" w:hAnsi="Arial Narrow" w:cs="Arial"/>
-          <w:color w:val="000000"/>
-          <w:kern w:val="0"/>
-          <w:lang w:eastAsia="es-ES"/>
-          <ns2:ligatures ns2:val="none"/>
+          <w14:ligatures w14:val="none"/>
+        </w:rPr>
+      </w:pPr>
+      <w:r>
+        <w:rPr>
+          <w:rFonts w:ascii="Arial Narrow" w:eastAsia="Times New Roman" w:hAnsi="Arial Narrow" w:cs="Arial"/>
+          <w:color w:val="000000"/>
+          <w:kern w:val="0"/>
+          <w:lang w:eastAsia="es-ES"/>
+          <w14:ligatures w14:val="none"/>
         </w:rPr>
         <w:t>El 9 de febrero de 2026, a las 13:01</w:t>
       </w:r>
@@ -1184,7 +1121,7 @@
           <w:color w:val="000000"/>
           <w:kern w:val="0"/>
           <w:lang w:eastAsia="es-ES"/>
-          <ns2:ligatures ns2:val="none"/>
+          <w14:ligatures w14:val="none"/>
         </w:rPr>
         <w:t xml:space="preserve"> horas</w:t>
       </w:r>
@@ -1194,7 +1131,7 @@
           <w:color w:val="000000"/>
           <w:kern w:val="0"/>
           <w:lang w:eastAsia="es-ES"/>
-          <ns2:ligatures ns2:val="none"/>
+          <w14:ligatures w14:val="none"/>
         </w:rPr>
         <w:t xml:space="preserve">, se formalizó la aceptación de la denuncia policial en la Comisaría de La Victoria, con número de orden 34446205, diligencia en la cual estuvieron presentes la procuradora y un supervisor de </w:t>
       </w:r>
@@ -1204,7 +1141,7 @@
           <w:color w:val="000000"/>
           <w:kern w:val="0"/>
           <w:lang w:val="es-ES" w:eastAsia="es-ES"/>
-          <ns2:ligatures ns2:val="none"/>
+          <w14:ligatures w14:val="none"/>
         </w:rPr>
         <w:t>Rímac</w:t>
       </w:r>
@@ -1214,7 +1151,7 @@
           <w:color w:val="000000"/>
           <w:kern w:val="0"/>
           <w:lang w:eastAsia="es-ES"/>
-          <ns2:ligatures ns2:val="none"/>
+          <w14:ligatures w14:val="none"/>
         </w:rPr>
         <w:t>, quienes se retiraron una vez culminado dicho acto, indicándose que no existían más acciones inmediatas a realizar.</w:t>
       </w:r>
@@ -1224,12 +1161,12 @@
           <w:color w:val="000000"/>
           <w:kern w:val="0"/>
           <w:lang w:eastAsia="es-ES"/>
-          <ns2:ligatures ns2:val="none"/>
+          <w14:ligatures w14:val="none"/>
         </w:rPr>
         <w:t xml:space="preserve"> </w:t>
       </w:r>
     </w:p>
-    <w:p ns2:paraId="462C39A4" ns2:textId="77777777">
+    <w:p>
       <w:pPr>
         <w:pStyle w:val="Prrafodelista"/>
         <w:spacing w:after="0" w:line="240" w:lineRule="auto"/>
@@ -1240,11 +1177,11 @@
           <w:color w:val="000000"/>
           <w:kern w:val="0"/>
           <w:lang w:eastAsia="es-ES"/>
-          <ns2:ligatures ns2:val="none"/>
-        </w:rPr>
-      </w:pPr>
-    </w:p>
-    <w:p ns2:paraId="192C1416" ns2:textId="4F35F31C">
+          <w14:ligatures w14:val="none"/>
+        </w:rPr>
+      </w:pPr>
+    </w:p>
+    <w:p>
       <w:pPr>
         <w:pStyle w:val="Prrafodelista"/>
         <w:numPr>
@@ -1262,16 +1199,16 @@
           <w:color w:val="000000"/>
           <w:kern w:val="0"/>
           <w:lang w:eastAsia="es-ES"/>
-          <ns2:ligatures ns2:val="none"/>
-        </w:rPr>
-      </w:pPr>
-      <w:r>
-        <w:rPr>
-          <w:rFonts w:ascii="Arial Narrow" w:eastAsia="Times New Roman" w:hAnsi="Arial Narrow" w:cs="Arial"/>
-          <w:color w:val="000000"/>
-          <w:kern w:val="0"/>
-          <w:lang w:eastAsia="es-ES"/>
-          <ns2:ligatures ns2:val="none"/>
+          <w14:ligatures w14:val="none"/>
+        </w:rPr>
+      </w:pPr>
+      <w:r>
+        <w:rPr>
+          <w:rFonts w:ascii="Arial Narrow" w:eastAsia="Times New Roman" w:hAnsi="Arial Narrow" w:cs="Arial"/>
+          <w:color w:val="000000"/>
+          <w:kern w:val="0"/>
+          <w:lang w:eastAsia="es-ES"/>
+          <w14:ligatures w14:val="none"/>
         </w:rPr>
         <w:t>El 9 de febrero de 2026, a partir de las 14:00</w:t>
       </w:r>
@@ -1281,7 +1218,7 @@
           <w:color w:val="000000"/>
           <w:kern w:val="0"/>
           <w:lang w:eastAsia="es-ES"/>
-          <ns2:ligatures ns2:val="none"/>
+          <w14:ligatures w14:val="none"/>
         </w:rPr>
         <w:t xml:space="preserve"> horas</w:t>
       </w:r>
@@ -1291,7 +1228,7 @@
           <w:color w:val="000000"/>
           <w:kern w:val="0"/>
           <w:lang w:eastAsia="es-ES"/>
-          <ns2:ligatures ns2:val="none"/>
+          <w14:ligatures w14:val="none"/>
         </w:rPr>
         <w:t>, permaneció en la Comisaría de La Victoria a la espera de la disponibilidad de un patrullero para el traslado a fin de realizar</w:t>
       </w:r>
@@ -1301,7 +1238,7 @@
           <w:color w:val="000000"/>
           <w:kern w:val="0"/>
           <w:lang w:eastAsia="es-ES"/>
-          <ns2:ligatures ns2:val="none"/>
+          <w14:ligatures w14:val="none"/>
         </w:rPr>
         <w:t>se</w:t>
       </w:r>
@@ -1311,7 +1248,7 @@
           <w:color w:val="000000"/>
           <w:kern w:val="0"/>
           <w:lang w:eastAsia="es-ES"/>
-          <ns2:ligatures ns2:val="none"/>
+          <w14:ligatures w14:val="none"/>
         </w:rPr>
         <w:t xml:space="preserve"> el dosaje etílico, conforme a lo indicado por el personal policial.</w:t>
       </w:r>
@@ -1321,7 +1258,7 @@
           <w:color w:val="000000"/>
           <w:kern w:val="0"/>
           <w:lang w:eastAsia="es-ES"/>
-          <ns2:ligatures ns2:val="none"/>
+          <w14:ligatures w14:val="none"/>
         </w:rPr>
         <w:t xml:space="preserve"> El mismo día</w:t>
       </w:r>
@@ -1331,12 +1268,12 @@
           <w:color w:val="000000"/>
           <w:kern w:val="0"/>
           <w:lang w:eastAsia="es-ES"/>
-          <ns2:ligatures ns2:val="none"/>
+          <w14:ligatures w14:val="none"/>
         </w:rPr>
         <w:t>, a las 18:23, se sometió al Dosaje Etílico 0011-074541, cuyo resultado fue 0,00 g/l.</w:t>
       </w:r>
     </w:p>
-    <w:p ns2:paraId="4B0B3FDF" ns2:textId="77777777">
+    <w:p>
       <w:pPr>
         <w:pStyle w:val="Prrafodelista"/>
         <w:spacing w:after="0" w:line="240" w:lineRule="auto"/>
@@ -1347,11 +1284,11 @@
           <w:color w:val="000000"/>
           <w:kern w:val="0"/>
           <w:lang w:eastAsia="es-ES"/>
-          <ns2:ligatures ns2:val="none"/>
-        </w:rPr>
-      </w:pPr>
-    </w:p>
-    <w:p ns2:paraId="099E2A7A" ns2:textId="64663D7F">
+          <w14:ligatures w14:val="none"/>
+        </w:rPr>
+      </w:pPr>
+    </w:p>
+    <w:p>
       <w:pPr>
         <w:pStyle w:val="Prrafodelista"/>
         <w:numPr>
@@ -1369,16 +1306,16 @@
           <w:color w:val="000000"/>
           <w:kern w:val="0"/>
           <w:lang w:eastAsia="es-ES"/>
-          <ns2:ligatures ns2:val="none"/>
-        </w:rPr>
-      </w:pPr>
-      <w:r>
-        <w:rPr>
-          <w:rFonts w:ascii="Arial Narrow" w:eastAsia="Times New Roman" w:hAnsi="Arial Narrow" w:cs="Arial"/>
-          <w:color w:val="000000"/>
-          <w:kern w:val="0"/>
-          <w:lang w:eastAsia="es-ES"/>
-          <ns2:ligatures ns2:val="none"/>
+          <w14:ligatures w14:val="none"/>
+        </w:rPr>
+      </w:pPr>
+      <w:r>
+        <w:rPr>
+          <w:rFonts w:ascii="Arial Narrow" w:eastAsia="Times New Roman" w:hAnsi="Arial Narrow" w:cs="Arial"/>
+          <w:color w:val="000000"/>
+          <w:kern w:val="0"/>
+          <w:lang w:eastAsia="es-ES"/>
+          <w14:ligatures w14:val="none"/>
         </w:rPr>
         <w:t xml:space="preserve">El 13 de febrero de 2026, el taller </w:t>
       </w:r>
@@ -1389,7 +1326,7 @@
           <w:color w:val="000000"/>
           <w:kern w:val="0"/>
           <w:lang w:eastAsia="es-ES"/>
-          <ns2:ligatures ns2:val="none"/>
+          <w14:ligatures w14:val="none"/>
         </w:rPr>
         <w:t>Euroshop</w:t>
       </w:r>
@@ -1400,7 +1337,7 @@
           <w:color w:val="000000"/>
           <w:kern w:val="0"/>
           <w:lang w:eastAsia="es-ES"/>
-          <ns2:ligatures ns2:val="none"/>
+          <w14:ligatures w14:val="none"/>
         </w:rPr>
         <w:t xml:space="preserve"> </w:t>
       </w:r>
@@ -1410,7 +1347,7 @@
           <w:color w:val="000000"/>
           <w:kern w:val="0"/>
           <w:lang w:eastAsia="es-ES"/>
-          <ns2:ligatures ns2:val="none"/>
+          <w14:ligatures w14:val="none"/>
         </w:rPr>
         <w:t xml:space="preserve">S.A., emitió el Presupuesto 465756 dirigido a </w:t>
       </w:r>
@@ -1420,7 +1357,7 @@
           <w:color w:val="000000"/>
           <w:kern w:val="0"/>
           <w:lang w:val="es-ES" w:eastAsia="es-ES"/>
-          <ns2:ligatures ns2:val="none"/>
+          <w14:ligatures w14:val="none"/>
         </w:rPr>
         <w:t>Rímac</w:t>
       </w:r>
@@ -1430,7 +1367,7 @@
           <w:color w:val="000000"/>
           <w:kern w:val="0"/>
           <w:lang w:eastAsia="es-ES"/>
-          <ns2:ligatures ns2:val="none"/>
+          <w14:ligatures w14:val="none"/>
         </w:rPr>
         <w:t xml:space="preserve">, en el cual se consignó que el costo total de reparación de los daños del vehículo </w:t>
       </w:r>
@@ -1440,7 +1377,7 @@
           <w:color w:val="000000"/>
           <w:kern w:val="0"/>
           <w:lang w:eastAsia="es-ES"/>
-          <ns2:ligatures ns2:val="none"/>
+          <w14:ligatures w14:val="none"/>
         </w:rPr>
         <w:t xml:space="preserve">asegurado </w:t>
       </w:r>
@@ -1450,7 +1387,7 @@
           <w:color w:val="000000"/>
           <w:kern w:val="0"/>
           <w:lang w:eastAsia="es-ES"/>
-          <ns2:ligatures ns2:val="none"/>
+          <w14:ligatures w14:val="none"/>
         </w:rPr>
         <w:t>ascendía a S/32 766,01, incluyendo los componentes afectados.</w:t>
       </w:r>
@@ -1460,12 +1397,12 @@
           <w:color w:val="000000"/>
           <w:kern w:val="0"/>
           <w:lang w:eastAsia="es-ES"/>
-          <ns2:ligatures ns2:val="none"/>
+          <w14:ligatures w14:val="none"/>
         </w:rPr>
         <w:t xml:space="preserve"> </w:t>
       </w:r>
     </w:p>
-    <w:p ns2:paraId="13D04358" ns2:textId="77777777">
+    <w:p>
       <w:pPr>
         <w:pStyle w:val="Prrafodelista"/>
         <w:spacing w:after="0" w:line="240" w:lineRule="auto"/>
@@ -1476,11 +1413,11 @@
           <w:color w:val="000000"/>
           <w:kern w:val="0"/>
           <w:lang w:eastAsia="es-ES"/>
-          <ns2:ligatures ns2:val="none"/>
-        </w:rPr>
-      </w:pPr>
-    </w:p>
-    <w:p ns2:paraId="37B44336" ns2:textId="630F3168">
+          <w14:ligatures w14:val="none"/>
+        </w:rPr>
+      </w:pPr>
+    </w:p>
+    <w:p>
       <w:pPr>
         <w:pStyle w:val="Prrafodelista"/>
         <w:numPr>
@@ -1498,16 +1435,16 @@
           <w:color w:val="000000"/>
           <w:kern w:val="0"/>
           <w:lang w:eastAsia="es-ES"/>
-          <ns2:ligatures ns2:val="none"/>
-        </w:rPr>
-      </w:pPr>
-      <w:r>
-        <w:rPr>
-          <w:rFonts w:ascii="Arial Narrow" w:eastAsia="Times New Roman" w:hAnsi="Arial Narrow" w:cs="Arial"/>
-          <w:color w:val="000000"/>
-          <w:kern w:val="0"/>
-          <w:lang w:eastAsia="es-ES"/>
-          <ns2:ligatures ns2:val="none"/>
+          <w14:ligatures w14:val="none"/>
+        </w:rPr>
+      </w:pPr>
+      <w:r>
+        <w:rPr>
+          <w:rFonts w:ascii="Arial Narrow" w:eastAsia="Times New Roman" w:hAnsi="Arial Narrow" w:cs="Arial"/>
+          <w:color w:val="000000"/>
+          <w:kern w:val="0"/>
+          <w:lang w:eastAsia="es-ES"/>
+          <w14:ligatures w14:val="none"/>
         </w:rPr>
         <w:t xml:space="preserve">El 23 de febrero de 2026, </w:t>
       </w:r>
@@ -1517,7 +1454,7 @@
           <w:color w:val="000000"/>
           <w:kern w:val="0"/>
           <w:lang w:val="es-ES" w:eastAsia="es-ES"/>
-          <ns2:ligatures ns2:val="none"/>
+          <w14:ligatures w14:val="none"/>
         </w:rPr>
         <w:t>Rímac</w:t>
       </w:r>
@@ -1527,7 +1464,7 @@
           <w:color w:val="000000"/>
           <w:kern w:val="0"/>
           <w:lang w:eastAsia="es-ES"/>
-          <ns2:ligatures ns2:val="none"/>
+          <w14:ligatures w14:val="none"/>
         </w:rPr>
         <w:t xml:space="preserve"> </w:t>
       </w:r>
@@ -1537,7 +1474,7 @@
           <w:color w:val="000000"/>
           <w:kern w:val="0"/>
           <w:lang w:eastAsia="es-ES"/>
-          <ns2:ligatures ns2:val="none"/>
+          <w14:ligatures w14:val="none"/>
         </w:rPr>
         <w:t xml:space="preserve">remitió </w:t>
       </w:r>
@@ -1547,7 +1484,7 @@
           <w:color w:val="000000"/>
           <w:kern w:val="0"/>
           <w:lang w:eastAsia="es-ES"/>
-          <ns2:ligatures ns2:val="none"/>
+          <w14:ligatures w14:val="none"/>
         </w:rPr>
         <w:t>una</w:t>
       </w:r>
@@ -1557,7 +1494,7 @@
           <w:color w:val="000000"/>
           <w:kern w:val="0"/>
           <w:lang w:eastAsia="es-ES"/>
-          <ns2:ligatures ns2:val="none"/>
+          <w14:ligatures w14:val="none"/>
         </w:rPr>
         <w:t xml:space="preserve"> carta mediante la cual </w:t>
       </w:r>
@@ -1567,7 +1504,7 @@
           <w:color w:val="000000"/>
           <w:kern w:val="0"/>
           <w:lang w:eastAsia="es-ES"/>
-          <ns2:ligatures ns2:val="none"/>
+          <w14:ligatures w14:val="none"/>
         </w:rPr>
         <w:t>denegó su solicitud</w:t>
       </w:r>
@@ -1577,7 +1514,7 @@
           <w:color w:val="000000"/>
           <w:kern w:val="0"/>
           <w:lang w:eastAsia="es-ES"/>
-          <ns2:ligatures ns2:val="none"/>
+          <w14:ligatures w14:val="none"/>
         </w:rPr>
         <w:t xml:space="preserve"> de la cobertura del siniestro</w:t>
       </w:r>
@@ -1587,7 +1524,7 @@
           <w:color w:val="000000"/>
           <w:kern w:val="0"/>
           <w:lang w:eastAsia="es-ES"/>
-          <ns2:ligatures ns2:val="none"/>
+          <w14:ligatures w14:val="none"/>
         </w:rPr>
         <w:t xml:space="preserve"> del 9 de febrero de 2026</w:t>
       </w:r>
@@ -1597,7 +1534,7 @@
           <w:color w:val="000000"/>
           <w:kern w:val="0"/>
           <w:lang w:eastAsia="es-ES"/>
-          <ns2:ligatures ns2:val="none"/>
+          <w14:ligatures w14:val="none"/>
         </w:rPr>
         <w:t>, señalando como fundamento que la denuncia policial y el dosaje etílico</w:t>
       </w:r>
@@ -1607,7 +1544,7 @@
           <w:color w:val="000000"/>
           <w:kern w:val="0"/>
           <w:lang w:eastAsia="es-ES"/>
-          <ns2:ligatures ns2:val="none"/>
+          <w14:ligatures w14:val="none"/>
         </w:rPr>
         <w:t xml:space="preserve"> se habría</w:t>
       </w:r>
@@ -1617,7 +1554,7 @@
           <w:color w:val="000000"/>
           <w:kern w:val="0"/>
           <w:lang w:eastAsia="es-ES"/>
-          <ns2:ligatures ns2:val="none"/>
+          <w14:ligatures w14:val="none"/>
         </w:rPr>
         <w:t>n</w:t>
       </w:r>
@@ -1627,7 +1564,7 @@
           <w:color w:val="000000"/>
           <w:kern w:val="0"/>
           <w:lang w:eastAsia="es-ES"/>
-          <ns2:ligatures ns2:val="none"/>
+          <w14:ligatures w14:val="none"/>
         </w:rPr>
         <w:t xml:space="preserve"> realizado fuera del plazo de cuatro (4) horas establecido en el artículo 7, literales B y C del Condicionado VEG001 del Seguro Vehicular</w:t>
       </w:r>
@@ -1637,7 +1574,7 @@
           <w:color w:val="000000"/>
           <w:kern w:val="0"/>
           <w:lang w:eastAsia="es-ES"/>
-          <ns2:ligatures ns2:val="none"/>
+          <w14:ligatures w14:val="none"/>
         </w:rPr>
         <w:t>. No obstante, la aplicación de dicho plazo en las circunstancias concretas del presente caso resulta desproporcionada e irrazonable</w:t>
       </w:r>
@@ -1647,7 +1584,7 @@
           <w:color w:val="000000"/>
           <w:kern w:val="0"/>
           <w:lang w:eastAsia="es-ES"/>
-          <ns2:ligatures ns2:val="none"/>
+          <w14:ligatures w14:val="none"/>
         </w:rPr>
         <w:t xml:space="preserve"> por causas que no le son imputables</w:t>
       </w:r>
@@ -1657,12 +1594,12 @@
           <w:color w:val="000000"/>
           <w:kern w:val="0"/>
           <w:lang w:eastAsia="es-ES"/>
-          <ns2:ligatures ns2:val="none"/>
+          <w14:ligatures w14:val="none"/>
         </w:rPr>
         <w:t>.</w:t>
       </w:r>
     </w:p>
-    <w:p ns2:paraId="198349F5" ns2:textId="77777777">
+    <w:p>
       <w:pPr>
         <w:pStyle w:val="Prrafodelista"/>
         <w:spacing w:after="0" w:line="240" w:lineRule="auto"/>
@@ -1673,11 +1610,11 @@
           <w:color w:val="000000"/>
           <w:kern w:val="0"/>
           <w:lang w:eastAsia="es-ES"/>
-          <ns2:ligatures ns2:val="none"/>
-        </w:rPr>
-      </w:pPr>
-    </w:p>
-    <w:p ns2:paraId="77AA53D6" ns2:textId="4DA0F7FB">
+          <w14:ligatures w14:val="none"/>
+        </w:rPr>
+      </w:pPr>
+    </w:p>
+    <w:p>
       <w:pPr>
         <w:pStyle w:val="Prrafodelista"/>
         <w:numPr>
@@ -1696,16 +1633,16 @@
           <w:color w:val="000000"/>
           <w:kern w:val="0"/>
           <w:lang w:eastAsia="es-ES"/>
-          <ns2:ligatures ns2:val="none"/>
-        </w:rPr>
-      </w:pPr>
-      <w:r>
-        <w:rPr>
-          <w:rFonts w:ascii="Arial Narrow" w:eastAsia="Times New Roman" w:hAnsi="Arial Narrow" w:cs="Arial"/>
-          <w:color w:val="000000"/>
-          <w:kern w:val="0"/>
-          <w:lang w:eastAsia="es-ES"/>
-          <ns2:ligatures ns2:val="none"/>
+          <w14:ligatures w14:val="none"/>
+        </w:rPr>
+      </w:pPr>
+      <w:r>
+        <w:rPr>
+          <w:rFonts w:ascii="Arial Narrow" w:eastAsia="Times New Roman" w:hAnsi="Arial Narrow" w:cs="Arial"/>
+          <w:color w:val="000000"/>
+          <w:kern w:val="0"/>
+          <w:lang w:eastAsia="es-ES"/>
+          <w14:ligatures w14:val="none"/>
         </w:rPr>
         <w:t xml:space="preserve">El 6 de marzo de 2026, </w:t>
       </w:r>
@@ -1715,7 +1652,7 @@
           <w:color w:val="000000"/>
           <w:kern w:val="0"/>
           <w:lang w:val="es-ES" w:eastAsia="es-ES"/>
-          <ns2:ligatures ns2:val="none"/>
+          <w14:ligatures w14:val="none"/>
         </w:rPr>
         <w:t>Rímac</w:t>
       </w:r>
@@ -1725,7 +1662,7 @@
           <w:color w:val="000000"/>
           <w:kern w:val="0"/>
           <w:lang w:eastAsia="es-ES"/>
-          <ns2:ligatures ns2:val="none"/>
+          <w14:ligatures w14:val="none"/>
         </w:rPr>
         <w:t xml:space="preserve"> </w:t>
       </w:r>
@@ -1735,7 +1672,7 @@
           <w:color w:val="000000"/>
           <w:kern w:val="0"/>
           <w:lang w:eastAsia="es-ES"/>
-          <ns2:ligatures ns2:val="none"/>
+          <w14:ligatures w14:val="none"/>
         </w:rPr>
         <w:t>remitió la carta de respuesta al reclamo 26-SBS021815, mediante la cual declaró infundado el</w:t>
       </w:r>
@@ -1745,7 +1682,7 @@
           <w:color w:val="000000"/>
           <w:kern w:val="0"/>
           <w:lang w:eastAsia="es-ES"/>
-          <ns2:ligatures ns2:val="none"/>
+          <w14:ligatures w14:val="none"/>
         </w:rPr>
         <w:t xml:space="preserve"> referido</w:t>
       </w:r>
@@ -1755,7 +1692,7 @@
           <w:color w:val="000000"/>
           <w:kern w:val="0"/>
           <w:lang w:eastAsia="es-ES"/>
-          <ns2:ligatures ns2:val="none"/>
+          <w14:ligatures w14:val="none"/>
         </w:rPr>
         <w:t xml:space="preserve"> reclamo</w:t>
       </w:r>
@@ -1765,7 +1702,7 @@
           <w:color w:val="000000"/>
           <w:kern w:val="0"/>
           <w:lang w:eastAsia="es-ES"/>
-          <ns2:ligatures ns2:val="none"/>
+          <w14:ligatures w14:val="none"/>
         </w:rPr>
         <w:t xml:space="preserve"> y denegó su solicitud de la cobertura</w:t>
       </w:r>
@@ -1775,7 +1712,7 @@
           <w:color w:val="000000"/>
           <w:kern w:val="0"/>
           <w:lang w:eastAsia="es-ES"/>
-          <ns2:ligatures ns2:val="none"/>
+          <w14:ligatures w14:val="none"/>
         </w:rPr>
         <w:t>, indicando</w:t>
       </w:r>
@@ -1785,7 +1722,7 @@
           <w:color w:val="000000"/>
           <w:kern w:val="0"/>
           <w:lang w:eastAsia="es-ES"/>
-          <ns2:ligatures ns2:val="none"/>
+          <w14:ligatures w14:val="none"/>
         </w:rPr>
         <w:t xml:space="preserve">, entre otros, </w:t>
       </w:r>
@@ -1795,7 +1732,7 @@
           <w:color w:val="000000"/>
           <w:kern w:val="0"/>
           <w:lang w:eastAsia="es-ES"/>
-          <ns2:ligatures ns2:val="none"/>
+          <w14:ligatures w14:val="none"/>
         </w:rPr>
         <w:t xml:space="preserve">que la comunicación del siniestro se habría realizado aproximadamente dos </w:t>
       </w:r>
@@ -1805,7 +1742,7 @@
           <w:color w:val="000000"/>
           <w:kern w:val="0"/>
           <w:lang w:eastAsia="es-ES"/>
-          <ns2:ligatures ns2:val="none"/>
+          <w14:ligatures w14:val="none"/>
         </w:rPr>
         <w:t xml:space="preserve">(2) </w:t>
       </w:r>
@@ -1815,7 +1752,7 @@
           <w:color w:val="000000"/>
           <w:kern w:val="0"/>
           <w:lang w:eastAsia="es-ES"/>
-          <ns2:ligatures ns2:val="none"/>
+          <w14:ligatures w14:val="none"/>
         </w:rPr>
         <w:t xml:space="preserve">horas después de ocurrido, pese a que </w:t>
       </w:r>
@@ -1825,7 +1762,7 @@
           <w:color w:val="000000"/>
           <w:kern w:val="0"/>
           <w:lang w:eastAsia="es-ES"/>
-          <ns2:ligatures ns2:val="none"/>
+          <w14:ligatures w14:val="none"/>
         </w:rPr>
         <w:t>la referida comunicación se realizó</w:t>
       </w:r>
@@ -1835,7 +1772,7 @@
           <w:color w:val="000000"/>
           <w:kern w:val="0"/>
           <w:lang w:eastAsia="es-ES"/>
-          <ns2:ligatures ns2:val="none"/>
+          <w14:ligatures w14:val="none"/>
         </w:rPr>
         <w:t xml:space="preserve"> </w:t>
       </w:r>
@@ -1845,7 +1782,7 @@
           <w:color w:val="000000"/>
           <w:kern w:val="0"/>
           <w:lang w:eastAsia="es-ES"/>
-          <ns2:ligatures ns2:val="none"/>
+          <w14:ligatures w14:val="none"/>
         </w:rPr>
         <w:t xml:space="preserve">ochenta y cinco (85) minutos después de ocurrido el </w:t>
       </w:r>
@@ -1855,7 +1792,7 @@
           <w:color w:val="000000"/>
           <w:kern w:val="0"/>
           <w:lang w:eastAsia="es-ES"/>
-          <ns2:ligatures ns2:val="none"/>
+          <w14:ligatures w14:val="none"/>
         </w:rPr>
         <w:t xml:space="preserve">referido </w:t>
       </w:r>
@@ -1865,7 +1802,7 @@
           <w:color w:val="000000"/>
           <w:kern w:val="0"/>
           <w:lang w:eastAsia="es-ES"/>
-          <ns2:ligatures ns2:val="none"/>
+          <w14:ligatures w14:val="none"/>
         </w:rPr>
         <w:t>siniestro</w:t>
       </w:r>
@@ -1875,7 +1812,7 @@
           <w:color w:val="000000"/>
           <w:kern w:val="0"/>
           <w:lang w:eastAsia="es-ES"/>
-          <ns2:ligatures ns2:val="none"/>
+          <w14:ligatures w14:val="none"/>
         </w:rPr>
         <w:t>.</w:t>
       </w:r>
@@ -1885,12 +1822,12 @@
           <w:color w:val="000000"/>
           <w:kern w:val="0"/>
           <w:lang w:eastAsia="es-ES"/>
-          <ns2:ligatures ns2:val="none"/>
+          <w14:ligatures w14:val="none"/>
         </w:rPr>
         <w:t xml:space="preserve"> </w:t>
       </w:r>
     </w:p>
-    <w:p ns2:paraId="33E14FF7" ns2:textId="77777777">
+    <w:p>
       <w:pPr>
         <w:tabs>
           <w:tab w:val="left" w:pos="1134"/>
@@ -1902,11 +1839,11 @@
           <w:color w:val="000000"/>
           <w:kern w:val="0"/>
           <w:lang w:eastAsia="es-ES"/>
-          <ns2:ligatures ns2:val="none"/>
-        </w:rPr>
-      </w:pPr>
-    </w:p>
-    <w:p ns2:paraId="14A9FD07" ns2:textId="30E2C907">
+          <w14:ligatures w14:val="none"/>
+        </w:rPr>
+      </w:pPr>
+    </w:p>
+    <w:p>
       <w:pPr>
         <w:numPr>
           <w:ilvl w:val="1"/>
@@ -1924,7 +1861,7 @@
           <w:color w:val="000000"/>
           <w:kern w:val="0"/>
           <w:lang w:val="es-ES" w:eastAsia="es-ES"/>
-          <ns2:ligatures ns2:val="none"/>
+          <w14:ligatures w14:val="none"/>
         </w:rPr>
       </w:pPr>
       <w:r>
@@ -1933,7 +1870,7 @@
           <w:color w:val="000000"/>
           <w:kern w:val="0"/>
           <w:lang w:val="es-ES" w:eastAsia="es-ES"/>
-          <ns2:ligatures ns2:val="none"/>
+          <w14:ligatures w14:val="none"/>
         </w:rPr>
         <w:t xml:space="preserve">El señor [APELLIDO] solicitó, en calidad de medida correctiva, que Rímac cumpla con otorgar la cobertura del Seguro Vehicular por el siniestro ocurrido el 9 de febrero de 2026; por un monto no menor a S/ 32 766,01, o el que resulte del peritaje oficial, cubriendo la totalidad de los trabajos de repuestos, mano de obra, pintura, mecánica y servicios indicados en dicho presupuesto. Asimismo, requirió el reembolso de costos y costas del presente procedimiento.</w:t>
       </w:r>
@@ -1943,7 +1880,7 @@
           <w:color w:val="000000"/>
           <w:kern w:val="0"/>
           <w:lang w:val="es-ES" w:eastAsia="es-ES"/>
-          <ns2:ligatures ns2:val="none"/>
+          <w14:ligatures w14:val="none"/>
         </w:rPr>
         <w:t xml:space="preserve"/>
       </w:r>
@@ -1951,7 +1888,7 @@
         <w:rPr>
           <w:rFonts w:ascii="Arial Narrow" w:eastAsia="Calibri" w:hAnsi="Arial Narrow" w:cs="Arial"/>
           <w:kern w:val="0"/>
-          <ns2:ligatures ns2:val="none"/>
+          <w14:ligatures w14:val="none"/>
         </w:rPr>
         <w:t xml:space="preserve"/>
       </w:r>
@@ -1961,7 +1898,7 @@
           <w:color w:val="000000"/>
           <w:kern w:val="0"/>
           <w:lang w:val="es-ES" w:eastAsia="es-ES"/>
-          <ns2:ligatures ns2:val="none"/>
+          <w14:ligatures w14:val="none"/>
         </w:rPr>
         <w:t xml:space="preserve"/>
       </w:r>
@@ -1971,7 +1908,7 @@
           <w:color w:val="000000"/>
           <w:kern w:val="0"/>
           <w:lang w:val="es-ES" w:eastAsia="es-ES"/>
-          <ns2:ligatures ns2:val="none"/>
+          <w14:ligatures w14:val="none"/>
         </w:rPr>
         <w:t xml:space="preserve"/>
       </w:r>
@@ -1981,7 +1918,7 @@
           <w:color w:val="000000"/>
           <w:kern w:val="0"/>
           <w:lang w:val="es-ES" w:eastAsia="es-ES"/>
-          <ns2:ligatures ns2:val="none"/>
+          <w14:ligatures w14:val="none"/>
         </w:rPr>
         <w:t xml:space="preserve"/>
       </w:r>
@@ -1991,7 +1928,7 @@
           <w:color w:val="000000"/>
           <w:kern w:val="0"/>
           <w:lang w:val="es-ES" w:eastAsia="es-ES"/>
-          <ns2:ligatures ns2:val="none"/>
+          <w14:ligatures w14:val="none"/>
         </w:rPr>
         <w:t xml:space="preserve"/>
       </w:r>
@@ -2001,7 +1938,7 @@
           <w:color w:val="000000"/>
           <w:kern w:val="0"/>
           <w:lang w:val="es-ES" w:eastAsia="es-ES"/>
-          <ns2:ligatures ns2:val="none"/>
+          <w14:ligatures w14:val="none"/>
         </w:rPr>
         <w:t xml:space="preserve"/>
       </w:r>
@@ -2011,7 +1948,7 @@
           <w:color w:val="000000"/>
           <w:kern w:val="0"/>
           <w:lang w:val="es-ES" w:eastAsia="es-ES"/>
-          <ns2:ligatures ns2:val="none"/>
+          <w14:ligatures w14:val="none"/>
         </w:rPr>
         <w:t/>
       </w:r>
@@ -2021,7 +1958,7 @@
           <w:color w:val="000000"/>
           <w:kern w:val="0"/>
           <w:lang w:val="es-ES" w:eastAsia="es-ES"/>
-          <ns2:ligatures ns2:val="none"/>
+          <w14:ligatures w14:val="none"/>
         </w:rPr>
         <w:t xml:space="preserve"/>
       </w:r>
@@ -2031,7 +1968,7 @@
           <w:color w:val="000000"/>
           <w:kern w:val="0"/>
           <w:lang w:val="es-ES" w:eastAsia="es-ES"/>
-          <ns2:ligatures ns2:val="none"/>
+          <w14:ligatures w14:val="none"/>
         </w:rPr>
         <w:t/>
       </w:r>
@@ -2041,7 +1978,7 @@
           <w:color w:val="000000"/>
           <w:kern w:val="0"/>
           <w:lang w:val="es-ES" w:eastAsia="es-ES"/>
-          <ns2:ligatures ns2:val="none"/>
+          <w14:ligatures w14:val="none"/>
         </w:rPr>
         <w:t/>
       </w:r>
@@ -2051,7 +1988,7 @@
           <w:color w:val="000000"/>
           <w:kern w:val="0"/>
           <w:lang w:val="es-ES" w:eastAsia="es-ES"/>
-          <ns2:ligatures ns2:val="none"/>
+          <w14:ligatures w14:val="none"/>
         </w:rPr>
         <w:t/>
       </w:r>
@@ -2061,12 +1998,12 @@
           <w:color w:val="000000"/>
           <w:kern w:val="0"/>
           <w:lang w:val="es-ES" w:eastAsia="es-ES"/>
-          <ns2:ligatures ns2:val="none"/>
+          <w14:ligatures w14:val="none"/>
         </w:rPr>
         <w:t/>
       </w:r>
     </w:p>
-    <w:p ns2:paraId="4FA28C15" ns2:textId="77777777">
+    <w:p>
       <w:pPr>
         <w:tabs>
           <w:tab w:val="num" w:pos="567"/>
@@ -2080,11 +2017,11 @@
           <w:color w:val="000000"/>
           <w:kern w:val="0"/>
           <w:lang w:val="es-ES" w:eastAsia="es-ES"/>
-          <ns2:ligatures ns2:val="none"/>
-        </w:rPr>
-      </w:pPr>
-    </w:p>
-    <w:p ns2:paraId="7887900F" ns2:textId="29E4EAFB">
+          <w14:ligatures w14:val="none"/>
+        </w:rPr>
+      </w:pPr>
+    </w:p>
+    <w:p>
       <w:pPr>
         <w:numPr>
           <w:ilvl w:val="1"/>
@@ -2102,7 +2039,7 @@
           <w:color w:val="000000"/>
           <w:kern w:val="0"/>
           <w:lang w:val="es-ES" w:eastAsia="es-ES"/>
-          <ns2:ligatures ns2:val="none"/>
+          <w14:ligatures w14:val="none"/>
         </w:rPr>
       </w:pPr>
       <w:r>
@@ -2111,12 +2048,12 @@
           <w:color w:val="000000"/>
           <w:kern w:val="0"/>
           <w:lang w:val="es-ES" w:eastAsia="es-ES"/>
-          <ns2:ligatures ns2:val="none"/>
+          <w14:ligatures w14:val="none"/>
         </w:rPr>
         <w:t>El 24 de marzo de 2026, solicitó una reprogramación de audiencia de conciliación con Rímac.</w:t>
       </w:r>
     </w:p>
-    <w:p ns2:paraId="55824485" ns2:textId="6206BB18">
+    <w:p>
       <w:pPr>
         <w:spacing w:after="0" w:line="240" w:lineRule="auto"/>
         <w:jc w:val="both"/>
@@ -2125,7 +2062,7 @@
           <w:color w:val="000000"/>
           <w:kern w:val="0"/>
           <w:lang w:eastAsia="es-PE"/>
-          <ns2:ligatures ns2:val="none"/>
+          <w14:ligatures w14:val="none"/>
         </w:rPr>
       </w:pPr>
       <w:bookmarkStart w:id="1" w:name="_Hlk212795168"/>
@@ -2137,12 +2074,12 @@
           <w:color w:val="000000"/>
           <w:kern w:val="0"/>
           <w:lang w:eastAsia="es-PE"/>
-          <ns2:ligatures ns2:val="none"/>
+          <w14:ligatures w14:val="none"/>
         </w:rPr>
         <w:t xml:space="preserve"> </w:t>
       </w:r>
     </w:p>
-    <w:p ns2:paraId="018B8F57" ns2:textId="62C9CB14">
+    <w:p>
       <w:pPr>
         <w:numPr>
           <w:ilvl w:val="0"/>
@@ -2156,22 +2093,22 @@
           <w:color w:val="000000"/>
           <w:kern w:val="0"/>
           <w:lang w:eastAsia="es-PE"/>
-          <ns2:ligatures ns2:val="none"/>
-        </w:rPr>
-      </w:pPr>
-      <w:r>
-        <w:rPr>
-          <w:rFonts w:ascii="Arial Narrow" w:eastAsia="Arial Narrow" w:hAnsi="Arial Narrow" w:cs="Arial Narrow"/>
-          <w:b/>
-          <w:color w:val="000000"/>
-          <w:kern w:val="0"/>
-          <w:lang w:eastAsia="es-PE"/>
-          <ns2:ligatures ns2:val="none"/>
+          <w14:ligatures w14:val="none"/>
+        </w:rPr>
+      </w:pPr>
+      <w:r>
+        <w:rPr>
+          <w:rFonts w:ascii="Arial Narrow" w:eastAsia="Arial Narrow" w:hAnsi="Arial Narrow" w:cs="Arial Narrow"/>
+          <w:b/>
+          <w:color w:val="000000"/>
+          <w:kern w:val="0"/>
+          <w:lang w:eastAsia="es-PE"/>
+          <w14:ligatures w14:val="none"/>
         </w:rPr>
         <w:t>DE LA ADMISIÓN A TRÁMITE DE LA DENUNCIA</w:t>
       </w:r>
     </w:p>
-    <w:p ns2:paraId="34556756" ns2:textId="77777777">
+    <w:p>
       <w:pPr>
         <w:spacing w:after="0" w:line="240" w:lineRule="auto"/>
         <w:contextualSpacing/>
@@ -2182,11 +2119,11 @@
           <w:color w:val="000000"/>
           <w:kern w:val="0"/>
           <w:lang w:eastAsia="es-PE"/>
-          <ns2:ligatures ns2:val="none"/>
-        </w:rPr>
-      </w:pPr>
-    </w:p>
-    <w:p ns2:paraId="5F4266A4" ns2:textId="1D0FDA9A">
+          <w14:ligatures w14:val="none"/>
+        </w:rPr>
+      </w:pPr>
+    </w:p>
+    <w:p>
       <w:pPr>
         <w:numPr>
           <w:ilvl w:val="1"/>
@@ -2202,7 +2139,7 @@
         <w:rPr>
           <w:rFonts w:ascii="Arial Narrow" w:eastAsia="Arial Narrow" w:hAnsi="Arial Narrow" w:cs="Arial Narrow"/>
           <w:kern w:val="0"/>
-          <ns2:ligatures ns2:val="none"/>
+          <w14:ligatures w14:val="none"/>
         </w:rPr>
       </w:pPr>
       <w:bookmarkStart w:id="3" w:name="_Hlk140755208"/>
@@ -2214,7 +2151,7 @@
           <w:color w:val="000000"/>
           <w:kern w:val="0"/>
           <w:lang w:val="es-ES" w:eastAsia="es-ES"/>
-          <ns2:ligatures ns2:val="none"/>
+          <w14:ligatures w14:val="none"/>
         </w:rPr>
         <w:t>La Secretaría Técnica de la Comisión de Protección al Consumidor 1 (en adelante, la Secretaría</w:t>
       </w:r>
@@ -2224,7 +2161,7 @@
           <w:color w:val="000000"/>
           <w:kern w:val="0"/>
           <w:lang w:eastAsia="es-PE"/>
-          <ns2:ligatures ns2:val="none"/>
+          <w14:ligatures w14:val="none"/>
         </w:rPr>
         <w:t xml:space="preserve"> Técnica), en ejercicio de sus facultades</w:t>
       </w:r>
@@ -2237,7 +2174,7 @@
           <w:rFonts w:ascii="Arial Narrow" w:eastAsia="Arial Narrow" w:hAnsi="Arial Narrow" w:cs="Arial Narrow"/>
           <w:kern w:val="0"/>
           <w:vertAlign w:val="superscript"/>
-          <ns2:ligatures ns2:val="none"/>
+          <w14:ligatures w14:val="none"/>
         </w:rPr>
         <w:footnoteReference w:id="2"/>
       </w:r>
@@ -2247,7 +2184,7 @@
           <w:color w:val="000000"/>
           <w:kern w:val="0"/>
           <w:lang w:eastAsia="es-PE"/>
-          <ns2:ligatures ns2:val="none"/>
+          <w14:ligatures w14:val="none"/>
         </w:rPr>
         <w:t xml:space="preserve">, </w:t>
       </w:r>
@@ -2257,7 +2194,7 @@
           <w:color w:val="000000"/>
           <w:kern w:val="0"/>
           <w:lang w:eastAsia="es-PE"/>
-          <ns2:ligatures ns2:val="none"/>
+          <w14:ligatures w14:val="none"/>
         </w:rPr>
         <w:t xml:space="preserve">considera </w:t>
       </w:r>
@@ -2265,7 +2202,7 @@
         <w:rPr>
           <w:rFonts w:ascii="Arial Narrow" w:eastAsia="Arial Narrow" w:hAnsi="Arial Narrow" w:cs="Arial Narrow"/>
           <w:kern w:val="0"/>
-          <ns2:ligatures ns2:val="none"/>
+          <w14:ligatures w14:val="none"/>
         </w:rPr>
         <w:t xml:space="preserve">que el hecho denunciado, </w:t>
       </w:r>
@@ -2274,7 +2211,7 @@
         <w:rPr>
           <w:rFonts w:ascii="Arial Narrow" w:eastAsia="Arial Narrow" w:hAnsi="Arial Narrow" w:cs="Arial Narrow"/>
           <w:kern w:val="0"/>
-          <ns2:ligatures ns2:val="none"/>
+          <w14:ligatures w14:val="none"/>
         </w:rPr>
         <w:t xml:space="preserve">consistente en que </w:t>
       </w:r>
@@ -2287,7 +2224,7 @@
           <w:kern w:val="0"/>
           <w:shd w:val="clear" w:color="auto" w:fill="FFFFFF"/>
           <w:lang w:eastAsia="es-PE"/>
-          <ns2:ligatures ns2:val="none"/>
+          <w14:ligatures w14:val="none"/>
         </w:rPr>
         <w:t xml:space="preserve">la compañía aseguradora habría negado injustificadamente mediante carta del </w:t>
       </w:r>
@@ -2297,7 +2234,7 @@
           <w:color w:val="000000"/>
           <w:kern w:val="0"/>
           <w:lang w:eastAsia="es-ES"/>
-          <ns2:ligatures ns2:val="none"/>
+          <w14:ligatures w14:val="none"/>
         </w:rPr>
         <w:t xml:space="preserve">23 de febrero de 2026 </w:t>
       </w:r>
@@ -2307,7 +2244,7 @@
           <w:kern w:val="0"/>
           <w:shd w:val="clear" w:color="auto" w:fill="FFFFFF"/>
           <w:lang w:eastAsia="es-PE"/>
-          <ns2:ligatures ns2:val="none"/>
+          <w14:ligatures w14:val="none"/>
         </w:rPr>
         <w:t xml:space="preserve">la cobertura de la </w:t>
       </w:r>
@@ -2317,7 +2254,7 @@
           <w:color w:val="000000"/>
           <w:kern w:val="0"/>
           <w:lang w:val="es-ES" w:eastAsia="es-ES"/>
-          <ns2:ligatures ns2:val="none"/>
+          <w14:ligatures w14:val="none"/>
         </w:rPr>
         <w:t>Póliza 2008953935 del Seguro vehicular</w:t>
       </w:r>
@@ -2327,7 +2264,7 @@
           <w:kern w:val="0"/>
           <w:shd w:val="clear" w:color="auto" w:fill="FFFFFF"/>
           <w:lang w:eastAsia="es-PE"/>
-          <ns2:ligatures ns2:val="none"/>
+          <w14:ligatures w14:val="none"/>
         </w:rPr>
         <w:t xml:space="preserve"> al denunciante por el siniestro del </w:t>
       </w:r>
@@ -2337,7 +2274,7 @@
           <w:color w:val="000000"/>
           <w:kern w:val="0"/>
           <w:lang w:eastAsia="es-ES"/>
-          <ns2:ligatures ns2:val="none"/>
+          <w14:ligatures w14:val="none"/>
         </w:rPr>
         <w:t>9 de febrero de 2026</w:t>
       </w:r>
@@ -2345,7 +2282,7 @@
         <w:rPr>
           <w:rFonts w:ascii="Arial Narrow" w:eastAsia="Arial Narrow" w:hAnsi="Arial Narrow" w:cs="Arial Narrow"/>
           <w:kern w:val="0"/>
-          <ns2:ligatures ns2:val="none"/>
+          <w14:ligatures w14:val="none"/>
         </w:rPr>
         <w:t xml:space="preserve">; involucraría una presunta afectación a sus expectativas, quien no habría encontrado una correspondencia entre lo que esperaba recibir de parte del proveedor y lo que realmente recibió. Por </w:t>
       </w:r>
@@ -2353,7 +2290,7 @@
         <w:rPr>
           <w:rFonts w:ascii="Arial Narrow" w:eastAsia="Arial Narrow" w:hAnsi="Arial Narrow" w:cs="Arial Narrow"/>
           <w:kern w:val="0"/>
-          <ns2:ligatures ns2:val="none"/>
+          <w14:ligatures w14:val="none"/>
         </w:rPr>
         <w:t>consiguiente, corresponde calificar el hecho materia de denuncia como una presunta infracción al deber de idoneidad, tipificado en los artículos 18</w:t>
       </w:r>
@@ -2363,7 +2300,7 @@
           <w:color w:val="000000"/>
           <w:kern w:val="0"/>
           <w:lang w:eastAsia="es-PE"/>
-          <ns2:ligatures ns2:val="none"/>
+          <w14:ligatures w14:val="none"/>
         </w:rPr>
         <w:t/>
       </w:r>
@@ -2371,7 +2308,7 @@
         <w:rPr>
           <w:rFonts w:ascii="Arial Narrow" w:eastAsia="Arial Narrow" w:hAnsi="Arial Narrow" w:cs="Arial Narrow"/>
           <w:kern w:val="0"/>
-          <ns2:ligatures ns2:val="none"/>
+          <w14:ligatures w14:val="none"/>
         </w:rPr>
         <w:t xml:space="preserve"> y 19</w:t>
       </w:r>
@@ -2381,7 +2318,7 @@
           <w:color w:val="000000"/>
           <w:kern w:val="0"/>
           <w:lang w:eastAsia="es-PE"/>
-          <ns2:ligatures ns2:val="none"/>
+          <w14:ligatures w14:val="none"/>
         </w:rPr>
         <w:t/>
       </w:r>
@@ -2389,7 +2326,7 @@
         <w:rPr>
           <w:rFonts w:ascii="Arial Narrow" w:eastAsia="Arial Narrow" w:hAnsi="Arial Narrow" w:cs="Arial Narrow"/>
           <w:kern w:val="0"/>
-          <ns2:ligatures ns2:val="none"/>
+          <w14:ligatures w14:val="none"/>
         </w:rPr>
         <w:t xml:space="preserve"> del Código</w:t>
       </w:r>
@@ -2401,7 +2338,7 @@
           <w:rFonts w:ascii="Arial Narrow" w:eastAsia="Arial Narrow" w:hAnsi="Arial Narrow" w:cs="Arial"/>
           <w:kern w:val="0"/>
           <w:vertAlign w:val="superscript"/>
-          <ns2:ligatures ns2:val="none"/>
+          <w14:ligatures w14:val="none"/>
         </w:rPr>
         <w:footnoteReference w:id="3"/>
       </w:r>
@@ -2410,25 +2347,25 @@
         <w:rPr>
           <w:rFonts w:ascii="Arial Narrow" w:eastAsia="Arial Narrow" w:hAnsi="Arial Narrow" w:cs="Arial Narrow"/>
           <w:kern w:val="0"/>
-          <ns2:ligatures ns2:val="none"/>
+          <w14:ligatures w14:val="none"/>
         </w:rPr>
         <w:t>.</w:t>
       </w:r>
       <w:bookmarkEnd w:id="8"/>
     </w:p>
     <w:bookmarkEnd w:id="1"/>
-    <w:p ns2:paraId="2DC7B64E" ns2:textId="77777777">
-      <w:pPr>
-        <w:spacing w:after="0" w:line="240" w:lineRule="auto"/>
-        <w:jc w:val="both"/>
-        <w:rPr>
-          <w:rFonts w:ascii="Arial Narrow" w:eastAsia="Arial Narrow" w:hAnsi="Arial Narrow" w:cs="Arial Narrow"/>
-          <w:kern w:val="0"/>
-          <ns2:ligatures ns2:val="none"/>
-        </w:rPr>
-      </w:pPr>
-    </w:p>
-    <w:p ns2:paraId="432EF16E" ns2:textId="61F3DD35">
+    <w:p>
+      <w:pPr>
+        <w:spacing w:after="0" w:line="240" w:lineRule="auto"/>
+        <w:jc w:val="both"/>
+        <w:rPr>
+          <w:rFonts w:ascii="Arial Narrow" w:eastAsia="Arial Narrow" w:hAnsi="Arial Narrow" w:cs="Arial Narrow"/>
+          <w:kern w:val="0"/>
+          <w14:ligatures w14:val="none"/>
+        </w:rPr>
+      </w:pPr>
+    </w:p>
+    <w:p>
       <w:pPr>
         <w:pStyle w:val="Prrafodelista"/>
         <w:numPr>
@@ -2441,7 +2378,7 @@
         <w:rPr>
           <w:rFonts w:ascii="Arial Narrow" w:eastAsia="Arial Narrow" w:hAnsi="Arial Narrow" w:cs="Arial Narrow"/>
           <w:kern w:val="0"/>
-          <ns2:ligatures ns2:val="none"/>
+          <w14:ligatures w14:val="none"/>
         </w:rPr>
       </w:pPr>
       <w:bookmarkStart w:id="11" w:name="_Hlk214962902"/>
@@ -2453,7 +2390,7 @@
         <w:rPr>
           <w:rFonts w:ascii="Arial Narrow" w:eastAsia="Arial Narrow" w:hAnsi="Arial Narrow" w:cs="Arial Narrow"/>
           <w:kern w:val="0"/>
-          <ns2:ligatures ns2:val="none"/>
+          <w14:ligatures w14:val="none"/>
         </w:rPr>
         <w:t xml:space="preserve">Asimismo, la Secretaría Técnica, en ejercicio de sus facultades, considera que el hecho denunciado, consistente en que </w:t>
       </w:r>
@@ -2463,7 +2400,7 @@
           <w:kern w:val="0"/>
           <w:shd w:val="clear" w:color="auto" w:fill="FFFFFF"/>
           <w:lang w:eastAsia="es-PE"/>
-          <ns2:ligatures ns2:val="none"/>
+          <w14:ligatures w14:val="none"/>
         </w:rPr>
         <w:t xml:space="preserve">la compañía aseguradora </w:t>
       </w:r>
@@ -2473,7 +2410,7 @@
           <w:kern w:val="0"/>
           <w:shd w:val="clear" w:color="auto" w:fill="FFFFFF"/>
           <w:lang w:eastAsia="es-PE"/>
-          <ns2:ligatures ns2:val="none"/>
+          <w14:ligatures w14:val="none"/>
         </w:rPr>
         <w:t>habría brindado una respuesta inadecuada al reclamo 26-SBS021815 presentado por el denunciante</w:t>
       </w:r>
@@ -2481,7 +2418,7 @@
         <w:rPr>
           <w:rFonts w:ascii="Arial Narrow" w:eastAsia="Arial Narrow" w:hAnsi="Arial Narrow" w:cs="Arial"/>
           <w:kern w:val="0"/>
-          <ns2:ligatures ns2:val="none"/>
+          <w14:ligatures w14:val="none"/>
         </w:rPr>
         <w:t>. Por consiguiente, corresponde calificar el hecho materia de denuncia como una presunta infracción al numeral 88.1 del artículo 88 del Código</w:t>
       </w:r>
@@ -2495,7 +2432,7 @@
           <w:kern w:val="0"/>
           <w:vertAlign w:val="superscript"/>
           <w:lang w:eastAsia="es-PE"/>
-          <ns2:ligatures ns2:val="none"/>
+          <w14:ligatures w14:val="none"/>
         </w:rPr>
         <w:footnoteReference w:id="4"/>
       </w:r>
@@ -2506,13 +2443,13 @@
           <w:color w:val="000000"/>
           <w:kern w:val="0"/>
           <w:lang w:eastAsia="es-PE"/>
-          <ns2:ligatures ns2:val="none"/>
+          <w14:ligatures w14:val="none"/>
         </w:rPr>
         <w:t>.</w:t>
       </w:r>
     </w:p>
     <w:bookmarkEnd w:id="12"/>
-    <w:p ns2:paraId="1B2150BF" ns2:textId="77777777">
+    <w:p>
       <w:pPr>
         <w:pStyle w:val="Prrafodelista"/>
         <w:spacing w:after="0" w:line="240" w:lineRule="auto"/>
@@ -2521,11 +2458,11 @@
         <w:rPr>
           <w:rFonts w:ascii="Arial Narrow" w:eastAsia="Arial Narrow" w:hAnsi="Arial Narrow" w:cs="Arial Narrow"/>
           <w:kern w:val="0"/>
-          <ns2:ligatures ns2:val="none"/>
-        </w:rPr>
-      </w:pPr>
-    </w:p>
-    <w:p ns2:paraId="1D51994D" ns2:textId="73995507">
+          <w14:ligatures w14:val="none"/>
+        </w:rPr>
+      </w:pPr>
+    </w:p>
+    <w:p>
       <w:pPr>
         <w:pStyle w:val="Prrafodelista"/>
         <w:numPr>
@@ -2538,14 +2475,14 @@
         <w:rPr>
           <w:rFonts w:ascii="Arial Narrow" w:eastAsia="Arial Narrow" w:hAnsi="Arial Narrow" w:cs="Arial Narrow"/>
           <w:kern w:val="0"/>
-          <ns2:ligatures ns2:val="none"/>
-        </w:rPr>
-      </w:pPr>
-      <w:r>
-        <w:rPr>
-          <w:rFonts w:ascii="Arial Narrow" w:eastAsia="Arial Narrow" w:hAnsi="Arial Narrow" w:cs="Arial Narrow"/>
-          <w:kern w:val="0"/>
-          <ns2:ligatures ns2:val="none"/>
+          <w14:ligatures w14:val="none"/>
+        </w:rPr>
+      </w:pPr>
+      <w:r>
+        <w:rPr>
+          <w:rFonts w:ascii="Arial Narrow" w:eastAsia="Arial Narrow" w:hAnsi="Arial Narrow" w:cs="Arial Narrow"/>
+          <w:kern w:val="0"/>
+          <w14:ligatures w14:val="none"/>
         </w:rPr>
         <w:t xml:space="preserve">Así también, </w:t>
       </w:r>
@@ -2554,7 +2491,7 @@
         <w:rPr>
           <w:rFonts w:ascii="Arial Narrow" w:eastAsia="Arial Narrow" w:hAnsi="Arial Narrow" w:cs="Arial Narrow"/>
           <w:kern w:val="0"/>
-          <ns2:ligatures ns2:val="none"/>
+          <w14:ligatures w14:val="none"/>
         </w:rPr>
         <w:t>la Secretaría Técnica, en ejercicio de sus facultades, considera que el hecho denunciado, consistente en que</w:t>
       </w:r>
@@ -2562,7 +2499,7 @@
         <w:rPr>
           <w:rFonts w:ascii="Arial Narrow" w:eastAsia="Arial Narrow" w:hAnsi="Arial Narrow" w:cs="Arial Narrow"/>
           <w:kern w:val="0"/>
-          <ns2:ligatures ns2:val="none"/>
+          <w14:ligatures w14:val="none"/>
         </w:rPr>
         <w:t xml:space="preserve"> </w:t>
       </w:r>
@@ -2572,7 +2509,7 @@
           <w:kern w:val="0"/>
           <w:shd w:val="clear" w:color="auto" w:fill="FFFFFF"/>
           <w:lang w:eastAsia="es-PE"/>
-          <ns2:ligatures ns2:val="none"/>
+          <w14:ligatures w14:val="none"/>
         </w:rPr>
         <w:t>la compañía aseguradora habría incluido una cláusula establecida en el artículo 7, literales B y C del Condicionado VEG001 en la Póliza 2008953935 del Seguro vehicular que exige que la denuncia policial y el dosaje etílico deben realizarse dentro del plazo de cuatro (4) horas de ocurrido un siniestro</w:t>
       </w:r>
@@ -2582,7 +2519,7 @@
           <w:kern w:val="0"/>
           <w:shd w:val="clear" w:color="auto" w:fill="FFFFFF"/>
           <w:lang w:eastAsia="es-PE"/>
-          <ns2:ligatures ns2:val="none"/>
+          <w14:ligatures w14:val="none"/>
         </w:rPr>
         <w:t xml:space="preserve">, cuya </w:t>
       </w:r>
@@ -2592,7 +2529,7 @@
           <w:kern w:val="0"/>
           <w:shd w:val="clear" w:color="auto" w:fill="FFFFFF"/>
           <w:lang w:eastAsia="es-PE"/>
-          <ns2:ligatures ns2:val="none"/>
+          <w14:ligatures w14:val="none"/>
         </w:rPr>
         <w:t xml:space="preserve">aplicación </w:t>
       </w:r>
@@ -2602,7 +2539,7 @@
           <w:kern w:val="0"/>
           <w:shd w:val="clear" w:color="auto" w:fill="FFFFFF"/>
           <w:lang w:eastAsia="es-PE"/>
-          <ns2:ligatures ns2:val="none"/>
+          <w14:ligatures w14:val="none"/>
         </w:rPr>
         <w:t xml:space="preserve">en el siniestro del </w:t>
       </w:r>
@@ -2612,7 +2549,7 @@
           <w:color w:val="000000"/>
           <w:kern w:val="0"/>
           <w:lang w:eastAsia="es-ES"/>
-          <ns2:ligatures ns2:val="none"/>
+          <w14:ligatures w14:val="none"/>
         </w:rPr>
         <w:t xml:space="preserve">9 de febrero de 2026</w:t>
       </w:r>
@@ -2622,7 +2559,7 @@
           <w:color w:val="000000"/>
           <w:kern w:val="0"/>
           <w:lang w:eastAsia="es-ES"/>
-          <ns2:ligatures ns2:val="none"/>
+          <w14:ligatures w14:val="none"/>
         </w:rPr>
         <w:t xml:space="preserve"/>
       </w:r>
@@ -2632,7 +2569,7 @@
           <w:color w:val="000000"/>
           <w:kern w:val="0"/>
           <w:lang w:eastAsia="es-ES"/>
-          <ns2:ligatures ns2:val="none"/>
+          <w14:ligatures w14:val="none"/>
         </w:rPr>
         <w:t xml:space="preserve"/>
       </w:r>
@@ -2642,7 +2579,7 @@
           <w:kern w:val="0"/>
           <w:shd w:val="clear" w:color="auto" w:fill="FFFFFF"/>
           <w:lang w:eastAsia="es-PE"/>
-          <ns2:ligatures ns2:val="none"/>
+          <w14:ligatures w14:val="none"/>
         </w:rPr>
         <w:t xml:space="preserve"> resulta desproporcionada e irrazonable por causas que no le son imputables</w:t>
       </w:r>
@@ -2652,7 +2589,7 @@
           <w:kern w:val="0"/>
           <w:shd w:val="clear" w:color="auto" w:fill="FFFFFF"/>
           <w:lang w:eastAsia="es-PE"/>
-          <ns2:ligatures ns2:val="none"/>
+          <w14:ligatures w14:val="none"/>
         </w:rPr>
         <w:t xml:space="preserve"> al denunciante</w:t>
       </w:r>
@@ -2660,7 +2597,7 @@
         <w:rPr>
           <w:rFonts w:ascii="Arial Narrow" w:eastAsia="Arial Narrow" w:hAnsi="Arial Narrow" w:cs="Arial Narrow"/>
           <w:kern w:val="0"/>
-          <ns2:ligatures ns2:val="none"/>
+          <w14:ligatures w14:val="none"/>
         </w:rPr>
         <w:t xml:space="preserve">. Por consiguiente, corresponde calificar el hecho materia de denuncia como una presunta infracción a la disposición sobre cláusulas abusivas, tipificado en </w:t>
       </w:r>
@@ -2676,7 +2613,7 @@
           <w:rFonts w:ascii="Arial Narrow" w:eastAsia="Arial Narrow" w:hAnsi="Arial Narrow" w:cs="Arial"/>
           <w:kern w:val="0"/>
           <w:vertAlign w:val="superscript"/>
-          <ns2:ligatures ns2:val="none"/>
+          <w14:ligatures w14:val="none"/>
         </w:rPr>
         <w:footnoteReference w:id="5"/>
       </w:r>
@@ -2684,14 +2621,14 @@
         <w:rPr>
           <w:rFonts w:ascii="Arial Narrow" w:eastAsia="Arial Narrow" w:hAnsi="Arial Narrow" w:cs="Arial Narrow"/>
           <w:kern w:val="0"/>
-          <ns2:ligatures ns2:val="none"/>
+          <w14:ligatures w14:val="none"/>
         </w:rPr>
         <w:t>.</w:t>
       </w:r>
       <w:bookmarkEnd w:id="14"/>
     </w:p>
     <w:bookmarkEnd w:id="13"/>
-    <w:p ns2:paraId="432038D6" ns2:textId="0A9F6D75">
+    <w:p>
       <w:pPr>
         <w:spacing w:after="0" w:line="240" w:lineRule="auto"/>
         <w:jc w:val="both"/>
@@ -2699,12 +2636,12 @@
           <w:rFonts w:ascii="Arial Narrow" w:eastAsia="Calibri" w:hAnsi="Arial Narrow" w:cs="Arial Narrow"/>
           <w:kern w:val="0"/>
           <w:lang w:eastAsia="es-PE"/>
-          <ns2:ligatures ns2:val="none"/>
+          <w14:ligatures w14:val="none"/>
         </w:rPr>
       </w:pPr>
     </w:p>
     <w:bookmarkEnd w:id="2"/>
-    <w:p ns2:paraId="77FEDF58" ns2:textId="30E31359">
+    <w:p>
       <w:pPr>
         <w:pStyle w:val="Prrafodelista"/>
         <w:numPr>
@@ -2718,7 +2655,7 @@
           <w:rFonts w:ascii="Arial Narrow" w:eastAsia="Calibri" w:hAnsi="Arial Narrow" w:cs="Arial Narrow"/>
           <w:kern w:val="0"/>
           <w:lang w:eastAsia="es-PE"/>
-          <ns2:ligatures ns2:val="none"/>
+          <w14:ligatures w14:val="none"/>
         </w:rPr>
       </w:pPr>
       <w:r>
@@ -2727,7 +2664,7 @@
           <w:color w:val="000000"/>
           <w:kern w:val="0"/>
           <w:lang w:eastAsia="es-PE"/>
-          <ns2:ligatures ns2:val="none"/>
+          <w14:ligatures w14:val="none"/>
         </w:rPr>
         <w:t>En tanto la denuncia reúne los requisitos establecidos por la norma citada, corresponde admitirla a trámite</w:t>
       </w:r>
@@ -2737,7 +2674,7 @@
           <w:rFonts w:ascii="Arial Narrow" w:eastAsia="Arial Narrow" w:hAnsi="Arial Narrow" w:cs="Arial Narrow"/>
           <w:kern w:val="0"/>
           <w:vertAlign w:val="superscript"/>
-          <ns2:ligatures ns2:val="none"/>
+          <w14:ligatures w14:val="none"/>
         </w:rPr>
         <w:footnoteReference w:id="6"/>
       </w:r>
@@ -2747,14 +2684,14 @@
           <w:color w:val="000000"/>
           <w:kern w:val="0"/>
           <w:lang w:eastAsia="es-PE"/>
-          <ns2:ligatures ns2:val="none"/>
+          <w14:ligatures w14:val="none"/>
         </w:rPr>
         <w:t>.</w:t>
       </w:r>
       <w:bookmarkStart w:id="15" w:name="_Hlk214963039"/>
       <w:bookmarkStart w:id="16" w:name="_Hlk214963071"/>
     </w:p>
-    <w:p ns2:paraId="38A98B4B" ns2:textId="77777777">
+    <w:p>
       <w:pPr>
         <w:pStyle w:val="Prrafodelista"/>
         <w:numPr>
@@ -2774,22 +2711,22 @@
           <w:color w:val="000000"/>
           <w:kern w:val="0"/>
           <w:lang w:eastAsia="es-PE"/>
-          <ns2:ligatures ns2:val="none"/>
-        </w:rPr>
-      </w:pPr>
-      <w:r>
-        <w:rPr>
-          <w:rFonts w:ascii="Arial Narrow" w:eastAsia="Arial Narrow" w:hAnsi="Arial Narrow" w:cs="Arial Narrow"/>
-          <w:b/>
-          <w:color w:val="000000"/>
-          <w:kern w:val="0"/>
-          <w:lang w:eastAsia="es-PE"/>
-          <ns2:ligatures ns2:val="none"/>
+          <w14:ligatures w14:val="none"/>
+        </w:rPr>
+      </w:pPr>
+      <w:r>
+        <w:rPr>
+          <w:rFonts w:ascii="Arial Narrow" w:eastAsia="Arial Narrow" w:hAnsi="Arial Narrow" w:cs="Arial Narrow"/>
+          <w:b/>
+          <w:color w:val="000000"/>
+          <w:kern w:val="0"/>
+          <w:lang w:eastAsia="es-PE"/>
+          <w14:ligatures w14:val="none"/>
         </w:rPr>
         <w:t>REQUERIMIENTO DE INFORMACIÓN</w:t>
       </w:r>
     </w:p>
-    <w:p ns2:paraId="5B518DC4" ns2:textId="77777777">
+    <w:p>
       <w:pPr>
         <w:spacing w:after="0" w:line="240" w:lineRule="auto"/>
         <w:jc w:val="both"/>
@@ -2798,11 +2735,11 @@
           <w:color w:val="000000"/>
           <w:kern w:val="0"/>
           <w:lang w:val="es-ES" w:eastAsia="es-ES"/>
-          <ns2:ligatures ns2:val="none"/>
-        </w:rPr>
-      </w:pPr>
-    </w:p>
-    <w:p ns2:paraId="62B88A04" ns2:textId="76050BA0">
+          <w14:ligatures w14:val="none"/>
+        </w:rPr>
+      </w:pPr>
+    </w:p>
+    <w:p>
       <w:pPr>
         <w:pStyle w:val="Prrafodelista"/>
         <w:numPr>
@@ -2817,7 +2754,7 @@
           <w:color w:val="000000"/>
           <w:kern w:val="0"/>
           <w:lang w:val="es-ES" w:eastAsia="es-ES"/>
-          <ns2:ligatures ns2:val="none"/>
+          <w14:ligatures w14:val="none"/>
         </w:rPr>
       </w:pPr>
       <w:r>
@@ -2826,7 +2763,7 @@
           <w:color w:val="000000"/>
           <w:kern w:val="0"/>
           <w:lang w:val="es-ES" w:eastAsia="es-ES"/>
-          <ns2:ligatures ns2:val="none"/>
+          <w14:ligatures w14:val="none"/>
         </w:rPr>
         <w:t xml:space="preserve">A efectos de tener mayores elementos </w:t>
       </w:r>
@@ -2837,7 +2774,7 @@
           <w:color w:val="000000"/>
           <w:kern w:val="0"/>
           <w:lang w:val="es-ES" w:eastAsia="es-ES"/>
-          <ns2:ligatures ns2:val="none"/>
+          <w14:ligatures w14:val="none"/>
         </w:rPr>
         <w:t xml:space="preserve">que sirvan para la resolución definitiva del presente caso, la Secretaría Técnica, en ejercicio de las facultades que la ley le confiere, conviene requerir </w:t>
       </w:r>
@@ -2847,7 +2784,7 @@
           <w:color w:val="000000"/>
           <w:kern w:val="0"/>
           <w:lang w:val="es-ES" w:eastAsia="es-ES"/>
-          <ns2:ligatures ns2:val="none"/>
+          <w14:ligatures w14:val="none"/>
         </w:rPr>
         <w:t>a la compañía aseguradora</w:t>
       </w:r>
@@ -2857,7 +2794,7 @@
           <w:color w:val="000000"/>
           <w:kern w:val="0"/>
           <w:lang w:val="es-ES" w:eastAsia="es-ES"/>
-          <ns2:ligatures ns2:val="none"/>
+          <w14:ligatures w14:val="none"/>
         </w:rPr>
         <w:t xml:space="preserve"> que, en un plazo no mayor de cinco (5) días hábiles contado a partir del día </w:t>
       </w:r>
@@ -2867,7 +2804,7 @@
           <w:color w:val="000000"/>
           <w:kern w:val="0"/>
           <w:lang w:val="es-ES" w:eastAsia="es-ES"/>
-          <ns2:ligatures ns2:val="none"/>
+          <w14:ligatures w14:val="none"/>
         </w:rPr>
         <w:lastRenderedPageBreak/>
         <w:t xml:space="preserve">siguiente de la notificación de la presente resolución, cumpla con lo siguiente: (i) presentar una copia completa, legible y debidamente suscrita de la </w:t>
@@ -2878,7 +2815,7 @@
           <w:color w:val="000000"/>
           <w:kern w:val="0"/>
           <w:lang w:val="es-ES" w:eastAsia="es-ES"/>
-          <ns2:ligatures ns2:val="none"/>
+          <w14:ligatures w14:val="none"/>
         </w:rPr>
         <w:t>Póliza 2101-952890 del Seguro vehicular</w:t>
       </w:r>
@@ -2888,7 +2825,7 @@
           <w:color w:val="000000"/>
           <w:kern w:val="0"/>
           <w:lang w:val="es-ES" w:eastAsia="es-ES"/>
-          <ns2:ligatures ns2:val="none"/>
+          <w14:ligatures w14:val="none"/>
         </w:rPr>
         <w:t xml:space="preserve">, </w:t>
       </w:r>
@@ -2899,7 +2836,7 @@
           <w:color w:val="000000"/>
           <w:kern w:val="0"/>
           <w:lang w:val="es-ES" w:eastAsia="es-ES"/>
-          <ns2:ligatures ns2:val="none"/>
+          <w14:ligatures w14:val="none"/>
         </w:rPr>
         <w:t>así como el cargo de remisión de la póliza</w:t>
       </w:r>
@@ -2910,7 +2847,7 @@
           <w:color w:val="000000"/>
           <w:kern w:val="0"/>
           <w:lang w:val="es-ES" w:eastAsia="es-ES"/>
-          <ns2:ligatures ns2:val="none"/>
+          <w14:ligatures w14:val="none"/>
         </w:rPr>
         <w:t>; (</w:t>
       </w:r>
@@ -2921,7 +2858,7 @@
           <w:color w:val="000000"/>
           <w:kern w:val="0"/>
           <w:lang w:val="es-ES" w:eastAsia="es-ES"/>
-          <ns2:ligatures ns2:val="none"/>
+          <w14:ligatures w14:val="none"/>
         </w:rPr>
         <w:t>ii</w:t>
       </w:r>
@@ -2932,7 +2869,7 @@
           <w:color w:val="000000"/>
           <w:kern w:val="0"/>
           <w:lang w:val="es-ES" w:eastAsia="es-ES"/>
-          <ns2:ligatures ns2:val="none"/>
+          <w14:ligatures w14:val="none"/>
         </w:rPr>
         <w:t xml:space="preserve">) presentar los medios probatorios que acrediten </w:t>
       </w:r>
@@ -2942,7 +2879,7 @@
           <w:color w:val="000000"/>
           <w:kern w:val="0"/>
           <w:lang w:val="es-ES" w:eastAsia="es-ES"/>
-          <ns2:ligatures ns2:val="none"/>
+          <w14:ligatures w14:val="none"/>
         </w:rPr>
         <w:t>que la negativa de otorgamiento de cobertura fue justificada</w:t>
       </w:r>
@@ -2952,7 +2889,7 @@
           <w:color w:val="000000"/>
           <w:kern w:val="0"/>
           <w:lang w:val="es-ES" w:eastAsia="es-ES"/>
-          <ns2:ligatures ns2:val="none"/>
+          <w14:ligatures w14:val="none"/>
         </w:rPr>
         <w:t>; y, (</w:t>
       </w:r>
@@ -2963,7 +2900,7 @@
           <w:color w:val="000000"/>
           <w:kern w:val="0"/>
           <w:lang w:val="es-ES" w:eastAsia="es-ES"/>
-          <ns2:ligatures ns2:val="none"/>
+          <w14:ligatures w14:val="none"/>
         </w:rPr>
         <w:t>iii</w:t>
       </w:r>
@@ -2974,7 +2911,7 @@
           <w:color w:val="000000"/>
           <w:kern w:val="0"/>
           <w:lang w:val="es-ES" w:eastAsia="es-ES"/>
-          <ns2:ligatures ns2:val="none"/>
+          <w14:ligatures w14:val="none"/>
         </w:rPr>
         <w:t xml:space="preserve">) presentar todas las comunicaciones cursadas </w:t>
       </w:r>
@@ -2984,7 +2921,7 @@
           <w:color w:val="000000"/>
           <w:kern w:val="0"/>
           <w:lang w:val="es-ES" w:eastAsia="es-ES"/>
-          <ns2:ligatures ns2:val="none"/>
+          <w14:ligatures w14:val="none"/>
         </w:rPr>
         <w:t>con la parte denunciante</w:t>
       </w:r>
@@ -2994,7 +2931,7 @@
           <w:color w:val="000000"/>
           <w:kern w:val="0"/>
           <w:lang w:val="es-ES" w:eastAsia="es-ES"/>
-          <ns2:ligatures ns2:val="none"/>
+          <w14:ligatures w14:val="none"/>
         </w:rPr>
         <w:t>, incluyendo la grabación de las llamadas telefónicas del 9 de febrero de 2026,</w:t>
       </w:r>
@@ -3004,7 +2941,7 @@
           <w:color w:val="000000"/>
           <w:kern w:val="0"/>
           <w:lang w:val="es-ES" w:eastAsia="es-ES"/>
-          <ns2:ligatures ns2:val="none"/>
+          <w14:ligatures w14:val="none"/>
         </w:rPr>
         <w:t xml:space="preserve"> </w:t>
       </w:r>
@@ -3014,7 +2951,7 @@
           <w:color w:val="000000"/>
           <w:kern w:val="0"/>
           <w:lang w:val="es-ES" w:eastAsia="es-ES"/>
-          <ns2:ligatures ns2:val="none"/>
+          <w14:ligatures w14:val="none"/>
         </w:rPr>
         <w:t xml:space="preserve">en virtud </w:t>
       </w:r>
@@ -3024,7 +2961,7 @@
           <w:color w:val="000000"/>
           <w:kern w:val="0"/>
           <w:lang w:val="es-ES" w:eastAsia="es-ES"/>
-          <ns2:ligatures ns2:val="none"/>
+          <w14:ligatures w14:val="none"/>
         </w:rPr>
         <w:t xml:space="preserve">de los hechos materia </w:t>
       </w:r>
@@ -3034,7 +2971,7 @@
           <w:color w:val="000000"/>
           <w:kern w:val="0"/>
           <w:lang w:val="es-ES" w:eastAsia="es-ES"/>
-          <ns2:ligatures ns2:val="none"/>
+          <w14:ligatures w14:val="none"/>
         </w:rPr>
         <w:t>de denuncia.</w:t>
       </w:r>
@@ -3044,13 +2981,13 @@
           <w:color w:val="000000"/>
           <w:kern w:val="0"/>
           <w:lang w:eastAsia="es-ES"/>
-          <ns2:ligatures ns2:val="none"/>
+          <w14:ligatures w14:val="none"/>
         </w:rPr>
         <w:t xml:space="preserve"> </w:t>
       </w:r>
     </w:p>
     <w:bookmarkEnd w:id="16"/>
-    <w:p ns2:paraId="5C93B848" ns2:textId="77777777">
+    <w:p>
       <w:pPr>
         <w:pStyle w:val="Prrafodelista"/>
         <w:spacing w:after="0" w:line="240" w:lineRule="auto"/>
@@ -3061,11 +2998,11 @@
           <w:color w:val="000000"/>
           <w:kern w:val="0"/>
           <w:lang w:val="es-ES" w:eastAsia="es-ES"/>
-          <ns2:ligatures ns2:val="none"/>
-        </w:rPr>
-      </w:pPr>
-    </w:p>
-    <w:p ns2:paraId="2A119386" ns2:textId="77777777">
+          <w14:ligatures w14:val="none"/>
+        </w:rPr>
+      </w:pPr>
+    </w:p>
+    <w:p>
       <w:pPr>
         <w:pStyle w:val="Prrafodelista"/>
         <w:numPr>
@@ -3085,36 +3022,36 @@
           <w:color w:val="000000"/>
           <w:kern w:val="0"/>
           <w:lang w:eastAsia="es-PE"/>
-          <ns2:ligatures ns2:val="none"/>
-        </w:rPr>
-      </w:pPr>
-      <w:r>
-        <w:rPr>
-          <w:rFonts w:ascii="Arial Narrow" w:eastAsia="Arial Narrow" w:hAnsi="Arial Narrow" w:cs="Arial Narrow"/>
-          <w:b/>
-          <w:color w:val="000000"/>
-          <w:kern w:val="0"/>
-          <w:lang w:eastAsia="es-PE"/>
-          <ns2:ligatures ns2:val="none"/>
+          <w14:ligatures w14:val="none"/>
+        </w:rPr>
+      </w:pPr>
+      <w:r>
+        <w:rPr>
+          <w:rFonts w:ascii="Arial Narrow" w:eastAsia="Arial Narrow" w:hAnsi="Arial Narrow" w:cs="Arial Narrow"/>
+          <w:b/>
+          <w:color w:val="000000"/>
+          <w:kern w:val="0"/>
+          <w:lang w:eastAsia="es-PE"/>
+          <w14:ligatures w14:val="none"/>
         </w:rPr>
         <w:t xml:space="preserve">RESOLUCIÓN DE LA SECRETARÍA TÉCNICA </w:t>
       </w:r>
     </w:p>
-    <w:p ns2:paraId="7F554EB2" ns2:textId="77777777">
-      <w:pPr>
-        <w:spacing w:after="0" w:line="240" w:lineRule="auto"/>
-        <w:jc w:val="both"/>
-        <w:rPr>
-          <w:rFonts w:ascii="Arial Narrow" w:eastAsia="Arial Narrow" w:hAnsi="Arial Narrow" w:cs="Arial Narrow"/>
-          <w:b/>
-          <w:color w:val="000000"/>
-          <w:kern w:val="0"/>
-          <w:lang w:eastAsia="es-PE"/>
-          <ns2:ligatures ns2:val="none"/>
-        </w:rPr>
-      </w:pPr>
-    </w:p>
-    <w:p ns2:paraId="40BE44E6" ns2:textId="56C61E11">
+    <w:p>
+      <w:pPr>
+        <w:spacing w:after="0" w:line="240" w:lineRule="auto"/>
+        <w:jc w:val="both"/>
+        <w:rPr>
+          <w:rFonts w:ascii="Arial Narrow" w:eastAsia="Arial Narrow" w:hAnsi="Arial Narrow" w:cs="Arial Narrow"/>
+          <w:b/>
+          <w:color w:val="000000"/>
+          <w:kern w:val="0"/>
+          <w:lang w:eastAsia="es-PE"/>
+          <w14:ligatures w14:val="none"/>
+        </w:rPr>
+      </w:pPr>
+    </w:p>
+    <w:p>
       <w:pPr>
         <w:spacing w:after="0" w:line="240" w:lineRule="auto"/>
         <w:jc w:val="both"/>
@@ -3123,17 +3060,17 @@
           <w:color w:val="000000"/>
           <w:kern w:val="0"/>
           <w:lang w:eastAsia="es-PE"/>
-          <ns2:ligatures ns2:val="none"/>
-        </w:rPr>
-      </w:pPr>
-      <w:r>
-        <w:rPr>
-          <w:rFonts w:ascii="Arial Narrow" w:eastAsia="Arial Narrow" w:hAnsi="Arial Narrow" w:cs="Arial Narrow"/>
-          <w:b/>
-          <w:color w:val="000000"/>
-          <w:kern w:val="0"/>
-          <w:lang w:eastAsia="es-PE"/>
-          <ns2:ligatures ns2:val="none"/>
+          <w14:ligatures w14:val="none"/>
+        </w:rPr>
+      </w:pPr>
+      <w:r>
+        <w:rPr>
+          <w:rFonts w:ascii="Arial Narrow" w:eastAsia="Arial Narrow" w:hAnsi="Arial Narrow" w:cs="Arial Narrow"/>
+          <w:b/>
+          <w:color w:val="000000"/>
+          <w:kern w:val="0"/>
+          <w:lang w:eastAsia="es-PE"/>
+          <w14:ligatures w14:val="none"/>
         </w:rPr>
         <w:t xml:space="preserve">PRIMERO: admitir a trámite la denuncia del 9 de marzo de 2026, complementado mediante escrito del 24 de marzo de 2026 interpuesta por el señor [DENUNCIANTE] contra Rímac Seguros y Reaseguros S.A., por lo siguiente:</w:t>
       </w:r>
@@ -3144,7 +3081,7 @@
           <w:kern w:val="0"/>
           <w:shd w:val="clear" w:color="auto" w:fill="FFFFFF"/>
           <w:lang w:eastAsia="es-PE"/>
-          <ns2:ligatures ns2:val="none"/>
+          <w14:ligatures w14:val="none"/>
         </w:rPr>
         <w:t xml:space="preserve"/>
       </w:r>
@@ -3155,7 +3092,7 @@
           <w:kern w:val="0"/>
           <w:shd w:val="clear" w:color="auto" w:fill="FFFFFF"/>
           <w:lang w:eastAsia="es-PE"/>
-          <ns2:ligatures ns2:val="none"/>
+          <w14:ligatures w14:val="none"/>
         </w:rPr>
         <w:t xml:space="preserve"/>
       </w:r>
@@ -3166,7 +3103,7 @@
           <w:kern w:val="0"/>
           <w:shd w:val="clear" w:color="auto" w:fill="FFFFFF"/>
           <w:lang w:eastAsia="es-PE"/>
-          <ns2:ligatures ns2:val="none"/>
+          <w14:ligatures w14:val="none"/>
         </w:rPr>
         <w:t xml:space="preserve"/>
       </w:r>
@@ -3177,7 +3114,7 @@
           <w:kern w:val="0"/>
           <w:shd w:val="clear" w:color="auto" w:fill="FFFFFF"/>
           <w:lang w:eastAsia="es-PE"/>
-          <ns2:ligatures ns2:val="none"/>
+          <w14:ligatures w14:val="none"/>
         </w:rPr>
         <w:t/>
       </w:r>
@@ -3188,7 +3125,7 @@
           <w:kern w:val="0"/>
           <w:shd w:val="clear" w:color="auto" w:fill="FFFFFF"/>
           <w:lang w:eastAsia="es-PE"/>
-          <ns2:ligatures ns2:val="none"/>
+          <w14:ligatures w14:val="none"/>
         </w:rPr>
         <w:t xml:space="preserve"/>
       </w:r>
@@ -3199,7 +3136,7 @@
           <w:kern w:val="0"/>
           <w:shd w:val="clear" w:color="auto" w:fill="FFFFFF"/>
           <w:lang w:eastAsia="es-PE"/>
-          <ns2:ligatures ns2:val="none"/>
+          <w14:ligatures w14:val="none"/>
         </w:rPr>
         <w:t/>
       </w:r>
@@ -3210,7 +3147,7 @@
           <w:kern w:val="0"/>
           <w:shd w:val="clear" w:color="auto" w:fill="FFFFFF"/>
           <w:lang w:eastAsia="es-PE"/>
-          <ns2:ligatures ns2:val="none"/>
+          <w14:ligatures w14:val="none"/>
         </w:rPr>
         <w:t xml:space="preserve"/>
       </w:r>
@@ -3222,12 +3159,12 @@
           <w:kern w:val="0"/>
           <w:shd w:val="clear" w:color="auto" w:fill="FFFFFF"/>
           <w:lang w:eastAsia="es-PE"/>
-          <ns2:ligatures ns2:val="none"/>
+          <w14:ligatures w14:val="none"/>
         </w:rPr>
         <w:t/>
       </w:r>
     </w:p>
-    <w:p ns2:paraId="5E66126E" ns2:textId="77777777">
+    <w:p>
       <w:pPr>
         <w:spacing w:after="0" w:line="240" w:lineRule="auto"/>
         <w:jc w:val="both"/>
@@ -3236,11 +3173,11 @@
           <w:color w:val="000000"/>
           <w:kern w:val="0"/>
           <w:lang w:eastAsia="es-PE"/>
-          <ns2:ligatures ns2:val="none"/>
-        </w:rPr>
-      </w:pPr>
-    </w:p>
-    <w:p ns2:paraId="7D5B2D0D" ns2:textId="77777777">
+          <w14:ligatures w14:val="none"/>
+        </w:rPr>
+      </w:pPr>
+    </w:p>
+    <w:p>
       <w:pPr>
         <w:pStyle w:val="Prrafodelista"/>
         <w:numPr>
@@ -3258,7 +3195,7 @@
           <w:rFonts w:ascii="Arial Narrow" w:eastAsia="Calibri" w:hAnsi="Arial Narrow" w:cs="Arial Narrow"/>
           <w:kern w:val="0"/>
           <w:lang w:eastAsia="es-PE"/>
-          <ns2:ligatures ns2:val="none"/>
+          <w14:ligatures w14:val="none"/>
         </w:rPr>
       </w:pPr>
       <w:r>
@@ -3267,7 +3204,7 @@
           <w:color w:val="000000"/>
           <w:kern w:val="0"/>
           <w:lang w:eastAsia="es-PE"/>
-          <ns2:ligatures ns2:val="none"/>
+          <w14:ligatures w14:val="none"/>
         </w:rPr>
         <w:t>Presunta</w:t>
       </w:r>
@@ -3277,7 +3214,7 @@
           <w:kern w:val="0"/>
           <w:shd w:val="clear" w:color="auto" w:fill="FFFFFF"/>
           <w:lang w:eastAsia="es-PE"/>
-          <ns2:ligatures ns2:val="none"/>
+          <w14:ligatures w14:val="none"/>
         </w:rPr>
         <w:t xml:space="preserve"> infracción a los artículos 18 y 19</w:t>
       </w:r>
@@ -3286,7 +3223,7 @@
           <w:rFonts w:ascii="Arial Narrow" w:eastAsia="Calibri" w:hAnsi="Arial Narrow" w:cs="Arial Narrow"/>
           <w:kern w:val="0"/>
           <w:lang w:eastAsia="es-PE"/>
-          <ns2:ligatures ns2:val="none"/>
+          <w14:ligatures w14:val="none"/>
         </w:rPr>
         <w:t xml:space="preserve"> de </w:t>
       </w:r>
@@ -3296,7 +3233,7 @@
           <w:kern w:val="0"/>
           <w:shd w:val="clear" w:color="auto" w:fill="FFFFFF"/>
           <w:lang w:eastAsia="es-PE"/>
-          <ns2:ligatures ns2:val="none"/>
+          <w14:ligatures w14:val="none"/>
         </w:rPr>
         <w:t>la Ley</w:t>
       </w:r>
@@ -3306,7 +3243,7 @@
           <w:kern w:val="0"/>
           <w:shd w:val="clear" w:color="auto" w:fill="FFFFFF"/>
           <w:lang w:eastAsia="es-PE"/>
-          <ns2:ligatures ns2:val="none"/>
+          <w14:ligatures w14:val="none"/>
         </w:rPr>
         <w:t xml:space="preserve"> </w:t>
       </w:r>
@@ -3316,7 +3253,7 @@
           <w:kern w:val="0"/>
           <w:shd w:val="clear" w:color="auto" w:fill="FFFFFF"/>
           <w:lang w:eastAsia="es-PE"/>
-          <ns2:ligatures ns2:val="none"/>
+          <w14:ligatures w14:val="none"/>
         </w:rPr>
         <w:t xml:space="preserve"> 29571, Código de Protección y Defensa del Consumidor, en tanto </w:t>
       </w:r>
@@ -3326,7 +3263,7 @@
           <w:kern w:val="0"/>
           <w:shd w:val="clear" w:color="auto" w:fill="FFFFFF"/>
           <w:lang w:eastAsia="es-PE"/>
-          <ns2:ligatures ns2:val="none"/>
+          <w14:ligatures w14:val="none"/>
         </w:rPr>
         <w:t>la compañía aseguradora habría negado injustificadamente</w:t>
       </w:r>
@@ -3336,7 +3273,7 @@
           <w:color w:val="000000"/>
           <w:kern w:val="0"/>
           <w:lang w:eastAsia="es-ES"/>
-          <ns2:ligatures ns2:val="none"/>
+          <w14:ligatures w14:val="none"/>
         </w:rPr>
         <w:t xml:space="preserve"> </w:t>
       </w:r>
@@ -3346,7 +3283,7 @@
           <w:kern w:val="0"/>
           <w:shd w:val="clear" w:color="auto" w:fill="FFFFFF"/>
           <w:lang w:eastAsia="es-PE"/>
-          <ns2:ligatures ns2:val="none"/>
+          <w14:ligatures w14:val="none"/>
         </w:rPr>
         <w:t xml:space="preserve">la cobertura </w:t>
       </w:r>
@@ -3356,7 +3293,7 @@
           <w:kern w:val="0"/>
           <w:shd w:val="clear" w:color="auto" w:fill="FFFFFF"/>
           <w:lang w:eastAsia="es-PE"/>
-          <ns2:ligatures ns2:val="none"/>
+          <w14:ligatures w14:val="none"/>
         </w:rPr>
         <w:t xml:space="preserve">de la </w:t>
       </w:r>
@@ -3366,7 +3303,7 @@
           <w:color w:val="000000"/>
           <w:kern w:val="0"/>
           <w:lang w:val="es-ES" w:eastAsia="es-ES"/>
-          <ns2:ligatures ns2:val="none"/>
+          <w14:ligatures w14:val="none"/>
         </w:rPr>
         <w:t>Póliza 2008953935 del Seguro vehicular</w:t>
       </w:r>
@@ -3376,7 +3313,7 @@
           <w:kern w:val="0"/>
           <w:shd w:val="clear" w:color="auto" w:fill="FFFFFF"/>
           <w:lang w:eastAsia="es-PE"/>
-          <ns2:ligatures ns2:val="none"/>
+          <w14:ligatures w14:val="none"/>
         </w:rPr>
         <w:t xml:space="preserve"> al denunciante </w:t>
       </w:r>
@@ -3386,7 +3323,7 @@
           <w:kern w:val="0"/>
           <w:shd w:val="clear" w:color="auto" w:fill="FFFFFF"/>
           <w:lang w:eastAsia="es-PE"/>
-          <ns2:ligatures ns2:val="none"/>
+          <w14:ligatures w14:val="none"/>
         </w:rPr>
         <w:t xml:space="preserve">por el siniestro del </w:t>
       </w:r>
@@ -3396,7 +3333,7 @@
           <w:color w:val="000000"/>
           <w:kern w:val="0"/>
           <w:lang w:eastAsia="es-ES"/>
-          <ns2:ligatures ns2:val="none"/>
+          <w14:ligatures w14:val="none"/>
         </w:rPr>
         <w:t>9 de febrero de 2026</w:t>
       </w:r>
@@ -3404,12 +3341,12 @@
         <w:rPr>
           <w:rFonts w:ascii="Arial Narrow" w:eastAsia="Arial Narrow" w:hAnsi="Arial Narrow" w:cs="Arial Narrow"/>
           <w:kern w:val="0"/>
-          <ns2:ligatures ns2:val="none"/>
+          <w14:ligatures w14:val="none"/>
         </w:rPr>
         <w:t>.</w:t>
       </w:r>
     </w:p>
-    <w:p ns2:paraId="0F8941AC" ns2:textId="77777777">
+    <w:p>
       <w:pPr>
         <w:pStyle w:val="Prrafodelista"/>
         <w:tabs>
@@ -3422,11 +3359,11 @@
           <w:rFonts w:ascii="Arial Narrow" w:eastAsia="Calibri" w:hAnsi="Arial Narrow" w:cs="Arial Narrow"/>
           <w:kern w:val="0"/>
           <w:lang w:eastAsia="es-PE"/>
-          <ns2:ligatures ns2:val="none"/>
-        </w:rPr>
-      </w:pPr>
-    </w:p>
-    <w:p ns2:paraId="39BF39FC" ns2:textId="505EAEA5">
+          <w14:ligatures w14:val="none"/>
+        </w:rPr>
+      </w:pPr>
+    </w:p>
+    <w:p>
       <w:pPr>
         <w:pStyle w:val="Prrafodelista"/>
         <w:numPr>
@@ -3444,7 +3381,7 @@
           <w:rFonts w:ascii="Arial Narrow" w:eastAsia="Calibri" w:hAnsi="Arial Narrow" w:cs="Arial Narrow"/>
           <w:kern w:val="0"/>
           <w:lang w:eastAsia="es-PE"/>
-          <ns2:ligatures ns2:val="none"/>
+          <w14:ligatures w14:val="none"/>
         </w:rPr>
       </w:pPr>
       <w:r>
@@ -3453,7 +3390,7 @@
           <w:color w:val="000000"/>
           <w:kern w:val="0"/>
           <w:lang w:eastAsia="es-PE"/>
-          <ns2:ligatures ns2:val="none"/>
+          <w14:ligatures w14:val="none"/>
         </w:rPr>
         <w:t>Presunta</w:t>
       </w:r>
@@ -3463,7 +3400,7 @@
           <w:kern w:val="0"/>
           <w:shd w:val="clear" w:color="auto" w:fill="FFFFFF"/>
           <w:lang w:eastAsia="es-PE"/>
-          <ns2:ligatures ns2:val="none"/>
+          <w14:ligatures w14:val="none"/>
         </w:rPr>
         <w:t xml:space="preserve"> </w:t>
       </w:r>
@@ -3473,7 +3410,7 @@
           <w:kern w:val="0"/>
           <w:shd w:val="clear" w:color="auto" w:fill="FFFFFF"/>
           <w:lang w:eastAsia="es-PE"/>
-          <ns2:ligatures ns2:val="none"/>
+          <w14:ligatures w14:val="none"/>
         </w:rPr>
         <w:t xml:space="preserve">infracción al numeral 88.1 del artículo 88 de la Ley 29571, Código de Protección y Defensa del Consumidor, en tanto </w:t>
       </w:r>
@@ -3483,7 +3420,7 @@
           <w:kern w:val="0"/>
           <w:shd w:val="clear" w:color="auto" w:fill="FFFFFF"/>
           <w:lang w:eastAsia="es-PE"/>
-          <ns2:ligatures ns2:val="none"/>
+          <w14:ligatures w14:val="none"/>
         </w:rPr>
         <w:t xml:space="preserve">la compañía aseguradora </w:t>
       </w:r>
@@ -3493,7 +3430,7 @@
           <w:kern w:val="0"/>
           <w:shd w:val="clear" w:color="auto" w:fill="FFFFFF"/>
           <w:lang w:eastAsia="es-PE"/>
-          <ns2:ligatures ns2:val="none"/>
+          <w14:ligatures w14:val="none"/>
         </w:rPr>
         <w:t xml:space="preserve">habría brindado una respuesta inadecuada al </w:t>
       </w:r>
@@ -3503,7 +3440,7 @@
           <w:kern w:val="0"/>
           <w:shd w:val="clear" w:color="auto" w:fill="FFFFFF"/>
           <w:lang w:eastAsia="es-PE"/>
-          <ns2:ligatures ns2:val="none"/>
+          <w14:ligatures w14:val="none"/>
         </w:rPr>
         <w:t xml:space="preserve">reclamo 26-SBS021815 </w:t>
       </w:r>
@@ -3513,13 +3450,13 @@
           <w:kern w:val="0"/>
           <w:shd w:val="clear" w:color="auto" w:fill="FFFFFF"/>
           <w:lang w:eastAsia="es-PE"/>
-          <ns2:ligatures ns2:val="none"/>
+          <w14:ligatures w14:val="none"/>
         </w:rPr>
         <w:t>presentado por el denunciante.</w:t>
       </w:r>
       <w:bookmarkStart w:id="19" w:name="_Hlk215162047"/>
     </w:p>
-    <w:p ns2:paraId="0B0291C5" ns2:textId="77777777">
+    <w:p>
       <w:pPr>
         <w:pStyle w:val="Prrafodelista"/>
         <w:spacing w:line="240" w:lineRule="auto"/>
@@ -3527,13 +3464,13 @@
         <w:rPr>
           <w:rFonts w:ascii="Arial Narrow" w:eastAsia="Arial Narrow" w:hAnsi="Arial Narrow" w:cs="Arial Narrow"/>
           <w:kern w:val="0"/>
-          <ns2:ligatures ns2:val="none"/>
+          <w14:ligatures w14:val="none"/>
         </w:rPr>
       </w:pPr>
     </w:p>
     <w:bookmarkEnd w:id="18"/>
     <w:bookmarkEnd w:id="19"/>
-    <w:p ns2:paraId="45DAC9DE" ns2:textId="5F70E580">
+    <w:p>
       <w:pPr>
         <w:pStyle w:val="Prrafodelista"/>
         <w:numPr>
@@ -3550,7 +3487,7 @@
         <w:rPr>
           <w:rFonts w:ascii="Arial Narrow" w:eastAsia="Arial Narrow" w:hAnsi="Arial Narrow" w:cs="Arial Narrow"/>
           <w:kern w:val="0"/>
-          <ns2:ligatures ns2:val="none"/>
+          <w14:ligatures w14:val="none"/>
         </w:rPr>
       </w:pPr>
       <w:r>
@@ -3565,7 +3502,7 @@
           <w:kern w:val="0"/>
           <w:shd w:val="clear" w:color="auto" w:fill="FFFFFF"/>
           <w:lang w:eastAsia="es-PE"/>
-          <ns2:ligatures ns2:val="none"/>
+          <w14:ligatures w14:val="none"/>
         </w:rPr>
         <w:t xml:space="preserve">la compañía aseguradora habría incluido una cláusula establecida en el artículo 7, literales B y C del Condicionado VEG001 en la Póliza 2008953935 del Seguro vehicular que exige que la denuncia policial y el dosaje etílico deben realizarse dentro del plazo de cuatro (4) horas de ocurrido un siniestro, cuya </w:t>
       </w:r>
@@ -3581,7 +3518,7 @@
           <w:kern w:val="0"/>
           <w:shd w:val="clear" w:color="auto" w:fill="FFFFFF"/>
           <w:lang w:eastAsia="es-PE"/>
-          <ns2:ligatures ns2:val="none"/>
+          <w14:ligatures w14:val="none"/>
         </w:rPr>
         <w:t xml:space="preserve">en el siniestro del </w:t>
       </w:r>
@@ -3591,7 +3528,7 @@
           <w:color w:val="000000"/>
           <w:kern w:val="0"/>
           <w:lang w:eastAsia="es-ES"/>
-          <ns2:ligatures ns2:val="none"/>
+          <w14:ligatures w14:val="none"/>
         </w:rPr>
         <w:t>9 de febrero de 2026</w:t>
       </w:r>
@@ -3601,7 +3538,7 @@
           <w:kern w:val="0"/>
           <w:shd w:val="clear" w:color="auto" w:fill="FFFFFF"/>
           <w:lang w:eastAsia="es-PE"/>
-          <ns2:ligatures ns2:val="none"/>
+          <w14:ligatures w14:val="none"/>
         </w:rPr>
         <w:t xml:space="preserve"> resulta desproporcionada e irrazonable por causas que no le son imputables al denunciante</w:t>
       </w:r>
@@ -3609,23 +3546,23 @@
         <w:rPr>
           <w:rFonts w:ascii="Arial Narrow" w:eastAsia="Arial Narrow" w:hAnsi="Arial Narrow" w:cs="Arial Narrow"/>
           <w:kern w:val="0"/>
-          <ns2:ligatures ns2:val="none"/>
+          <w14:ligatures w14:val="none"/>
         </w:rPr>
         <w:t>.</w:t>
       </w:r>
     </w:p>
-    <w:p ns2:paraId="042B3F54" ns2:textId="777BBF33">
-      <w:pPr>
-        <w:spacing w:after="0" w:line="240" w:lineRule="auto"/>
-        <w:jc w:val="both"/>
-        <w:rPr>
-          <w:rFonts w:ascii="Arial Narrow" w:eastAsia="Arial Narrow" w:hAnsi="Arial Narrow" w:cs="Arial Narrow"/>
-          <w:kern w:val="0"/>
-          <ns2:ligatures ns2:val="none"/>
-        </w:rPr>
-      </w:pPr>
-    </w:p>
-    <w:p ns2:paraId="0A292C9F" ns2:textId="4F1C53ED">
+    <w:p>
+      <w:pPr>
+        <w:spacing w:after="0" w:line="240" w:lineRule="auto"/>
+        <w:jc w:val="both"/>
+        <w:rPr>
+          <w:rFonts w:ascii="Arial Narrow" w:eastAsia="Arial Narrow" w:hAnsi="Arial Narrow" w:cs="Arial Narrow"/>
+          <w:kern w:val="0"/>
+          <w14:ligatures w14:val="none"/>
+        </w:rPr>
+      </w:pPr>
+    </w:p>
+    <w:p>
       <w:pPr>
         <w:spacing w:line="240" w:lineRule="auto"/>
         <w:contextualSpacing/>
@@ -3633,17 +3570,17 @@
         <w:rPr>
           <w:rFonts w:ascii="Arial Narrow" w:eastAsia="Calibri" w:hAnsi="Arial Narrow" w:cs="Arial"/>
           <w:kern w:val="0"/>
-          <ns2:ligatures ns2:val="none"/>
-        </w:rPr>
-      </w:pPr>
-      <w:r>
-        <w:rPr>
-          <w:rFonts w:ascii="Arial Narrow" w:eastAsia="Arial Narrow" w:hAnsi="Arial Narrow" w:cs="Arial Narrow"/>
-          <w:b/>
-          <w:color w:val="000000"/>
-          <w:kern w:val="0"/>
-          <w:lang w:eastAsia="es-PE"/>
-          <ns2:ligatures ns2:val="none"/>
+          <w14:ligatures w14:val="none"/>
+        </w:rPr>
+      </w:pPr>
+      <w:r>
+        <w:rPr>
+          <w:rFonts w:ascii="Arial Narrow" w:eastAsia="Arial Narrow" w:hAnsi="Arial Narrow" w:cs="Arial Narrow"/>
+          <w:b/>
+          <w:color w:val="000000"/>
+          <w:kern w:val="0"/>
+          <w:lang w:eastAsia="es-PE"/>
+          <w14:ligatures w14:val="none"/>
         </w:rPr>
         <w:t>SEGUNDO:</w:t>
       </w:r>
@@ -3653,7 +3590,7 @@
           <w:color w:val="000000"/>
           <w:kern w:val="0"/>
           <w:lang w:eastAsia="es-PE"/>
-          <ns2:ligatures ns2:val="none"/>
+          <w14:ligatures w14:val="none"/>
         </w:rPr>
         <w:t xml:space="preserve"> tener por ofrecidos los medios probatorios presentados en el escrito de denuncia </w:t>
       </w:r>
@@ -3663,7 +3600,7 @@
           <w:color w:val="000000"/>
           <w:kern w:val="0"/>
           <w:lang w:val="es-ES" w:eastAsia="es-ES"/>
-          <ns2:ligatures ns2:val="none"/>
+          <w14:ligatures w14:val="none"/>
         </w:rPr>
         <w:t xml:space="preserve">del </w:t>
       </w:r>
@@ -3673,7 +3610,7 @@
           <w:color w:val="000000"/>
           <w:kern w:val="0"/>
           <w:lang w:val="es-ES" w:eastAsia="es-ES"/>
-          <ns2:ligatures ns2:val="none"/>
+          <w14:ligatures w14:val="none"/>
         </w:rPr>
         <w:t>9 de marzo de 2026, complementado mediante escrito del 24 de marzo de 2026</w:t>
       </w:r>
@@ -3681,12 +3618,12 @@
         <w:rPr>
           <w:rFonts w:ascii="Arial Narrow" w:eastAsia="Calibri" w:hAnsi="Arial Narrow" w:cs="Arial"/>
           <w:kern w:val="0"/>
-          <ns2:ligatures ns2:val="none"/>
+          <w14:ligatures w14:val="none"/>
         </w:rPr>
         <w:t>.</w:t>
       </w:r>
     </w:p>
-    <w:p ns2:paraId="68A17E97" ns2:textId="77777777">
+    <w:p>
       <w:pPr>
         <w:spacing w:line="240" w:lineRule="auto"/>
         <w:contextualSpacing/>
@@ -3696,30 +3633,30 @@
           <w:color w:val="000000"/>
           <w:kern w:val="0"/>
           <w:lang w:eastAsia="es-PE"/>
-          <ns2:ligatures ns2:val="none"/>
-        </w:rPr>
-      </w:pPr>
-    </w:p>
-    <w:p ns2:paraId="168254DA" ns2:textId="42BD2B3B">
-      <w:pPr>
-        <w:spacing w:after="0" w:line="240" w:lineRule="auto"/>
-        <w:jc w:val="both"/>
-        <w:rPr>
-          <w:rFonts w:ascii="Arial Narrow" w:eastAsia="Arial Narrow" w:hAnsi="Arial Narrow" w:cs="Arial Narrow"/>
-          <w:color w:val="000000"/>
-          <w:kern w:val="0"/>
-          <w:lang w:eastAsia="es-PE"/>
-          <ns2:ligatures ns2:val="none"/>
-        </w:rPr>
-      </w:pPr>
-      <w:r>
-        <w:rPr>
-          <w:rFonts w:ascii="Arial Narrow" w:eastAsia="Arial Narrow" w:hAnsi="Arial Narrow" w:cs="Arial Narrow"/>
-          <w:b/>
-          <w:color w:val="000000"/>
-          <w:kern w:val="0"/>
-          <w:lang w:eastAsia="es-PE"/>
-          <ns2:ligatures ns2:val="none"/>
+          <w14:ligatures w14:val="none"/>
+        </w:rPr>
+      </w:pPr>
+    </w:p>
+    <w:p>
+      <w:pPr>
+        <w:spacing w:after="0" w:line="240" w:lineRule="auto"/>
+        <w:jc w:val="both"/>
+        <w:rPr>
+          <w:rFonts w:ascii="Arial Narrow" w:eastAsia="Arial Narrow" w:hAnsi="Arial Narrow" w:cs="Arial Narrow"/>
+          <w:color w:val="000000"/>
+          <w:kern w:val="0"/>
+          <w:lang w:eastAsia="es-PE"/>
+          <w14:ligatures w14:val="none"/>
+        </w:rPr>
+      </w:pPr>
+      <w:r>
+        <w:rPr>
+          <w:rFonts w:ascii="Arial Narrow" w:eastAsia="Arial Narrow" w:hAnsi="Arial Narrow" w:cs="Arial Narrow"/>
+          <w:b/>
+          <w:color w:val="000000"/>
+          <w:kern w:val="0"/>
+          <w:lang w:eastAsia="es-PE"/>
+          <w14:ligatures w14:val="none"/>
         </w:rPr>
         <w:t xml:space="preserve">TERCERO: </w:t>
       </w:r>
@@ -3729,7 +3666,7 @@
           <w:color w:val="000000"/>
           <w:kern w:val="0"/>
           <w:lang w:eastAsia="es-PE"/>
-          <ns2:ligatures ns2:val="none"/>
+          <w14:ligatures w14:val="none"/>
         </w:rPr>
         <w:t xml:space="preserve">requerir a </w:t>
       </w:r>
@@ -3739,7 +3676,7 @@
           <w:color w:val="000000"/>
           <w:kern w:val="0"/>
           <w:lang w:eastAsia="es-PE"/>
-          <ns2:ligatures ns2:val="none"/>
+          <w14:ligatures w14:val="none"/>
         </w:rPr>
         <w:t xml:space="preserve">Rímac Seguros y Reaseguros S.A. </w:t>
       </w:r>
@@ -3749,12 +3686,12 @@
           <w:color w:val="000000"/>
           <w:kern w:val="0"/>
           <w:lang w:eastAsia="es-PE"/>
-          <ns2:ligatures ns2:val="none"/>
+          <w14:ligatures w14:val="none"/>
         </w:rPr>
         <w:t>que cumpla con lo siguiente:</w:t>
       </w:r>
     </w:p>
-    <w:p ns2:paraId="20FDFB8D" ns2:textId="77777777">
+    <w:p>
       <w:pPr>
         <w:spacing w:after="0" w:line="240" w:lineRule="auto"/>
         <w:jc w:val="both"/>
@@ -3763,11 +3700,11 @@
           <w:color w:val="000000"/>
           <w:kern w:val="0"/>
           <w:lang w:eastAsia="es-PE"/>
-          <ns2:ligatures ns2:val="none"/>
-        </w:rPr>
-      </w:pPr>
-    </w:p>
-    <w:p ns2:paraId="4AA80738" ns2:textId="77777777">
+          <w14:ligatures w14:val="none"/>
+        </w:rPr>
+      </w:pPr>
+    </w:p>
+    <w:p>
       <w:pPr>
         <w:numPr>
           <w:ilvl w:val="0"/>
@@ -3781,21 +3718,21 @@
           <w:color w:val="000000"/>
           <w:kern w:val="0"/>
           <w:lang w:eastAsia="es-PE"/>
-          <ns2:ligatures ns2:val="none"/>
-        </w:rPr>
-      </w:pPr>
-      <w:r>
-        <w:rPr>
-          <w:rFonts w:ascii="Arial Narrow" w:eastAsia="Arial Narrow" w:hAnsi="Arial Narrow" w:cs="Arial Narrow"/>
-          <w:color w:val="000000"/>
-          <w:kern w:val="0"/>
-          <w:lang w:eastAsia="es-PE"/>
-          <ns2:ligatures ns2:val="none"/>
+          <w14:ligatures w14:val="none"/>
+        </w:rPr>
+      </w:pPr>
+      <w:r>
+        <w:rPr>
+          <w:rFonts w:ascii="Arial Narrow" w:eastAsia="Arial Narrow" w:hAnsi="Arial Narrow" w:cs="Arial Narrow"/>
+          <w:color w:val="000000"/>
+          <w:kern w:val="0"/>
+          <w:lang w:eastAsia="es-PE"/>
+          <w14:ligatures w14:val="none"/>
         </w:rPr>
         <w:t>presentar documentos que acrediten su inscripción en los Registros Públicos o una declaración jurada que indique que cuenta con dicha inscripción;</w:t>
       </w:r>
     </w:p>
-    <w:p ns2:paraId="2B29D59F" ns2:textId="77777777">
+    <w:p>
       <w:pPr>
         <w:numPr>
           <w:ilvl w:val="0"/>
@@ -3809,21 +3746,21 @@
           <w:color w:val="000000"/>
           <w:kern w:val="0"/>
           <w:lang w:eastAsia="es-PE"/>
-          <ns2:ligatures ns2:val="none"/>
-        </w:rPr>
-      </w:pPr>
-      <w:r>
-        <w:rPr>
-          <w:rFonts w:ascii="Arial Narrow" w:eastAsia="Arial Narrow" w:hAnsi="Arial Narrow" w:cs="Arial Narrow"/>
-          <w:color w:val="000000"/>
-          <w:kern w:val="0"/>
-          <w:lang w:eastAsia="es-PE"/>
-          <ns2:ligatures ns2:val="none"/>
+          <w14:ligatures w14:val="none"/>
+        </w:rPr>
+      </w:pPr>
+      <w:r>
+        <w:rPr>
+          <w:rFonts w:ascii="Arial Narrow" w:eastAsia="Arial Narrow" w:hAnsi="Arial Narrow" w:cs="Arial Narrow"/>
+          <w:color w:val="000000"/>
+          <w:kern w:val="0"/>
+          <w:lang w:eastAsia="es-PE"/>
+          <w14:ligatures w14:val="none"/>
         </w:rPr>
         <w:t>presentar copia simple de las facultades de representación de su representante legal en el presente procedimiento o la declaración jurada que indique que cuenta con dichas facultades y que estas se encuentran vigentes;</w:t>
       </w:r>
     </w:p>
-    <w:p ns2:paraId="7EF50C46" ns2:textId="77777777">
+    <w:p>
       <w:pPr>
         <w:numPr>
           <w:ilvl w:val="0"/>
@@ -3837,21 +3774,21 @@
           <w:color w:val="000000"/>
           <w:kern w:val="0"/>
           <w:lang w:eastAsia="es-PE"/>
-          <ns2:ligatures ns2:val="none"/>
-        </w:rPr>
-      </w:pPr>
-      <w:r>
-        <w:rPr>
-          <w:rFonts w:ascii="Arial Narrow" w:eastAsia="Arial Narrow" w:hAnsi="Arial Narrow" w:cs="Arial Narrow"/>
-          <w:color w:val="000000"/>
-          <w:kern w:val="0"/>
-          <w:lang w:eastAsia="es-PE"/>
-          <ns2:ligatures ns2:val="none"/>
+          <w14:ligatures w14:val="none"/>
+        </w:rPr>
+      </w:pPr>
+      <w:r>
+        <w:rPr>
+          <w:rFonts w:ascii="Arial Narrow" w:eastAsia="Arial Narrow" w:hAnsi="Arial Narrow" w:cs="Arial Narrow"/>
+          <w:color w:val="000000"/>
+          <w:kern w:val="0"/>
+          <w:lang w:eastAsia="es-PE"/>
+          <w14:ligatures w14:val="none"/>
         </w:rPr>
         <w:t>consignar el Número de Registro Único de Contribuyentes (RUC); y,</w:t>
       </w:r>
     </w:p>
-    <w:p ns2:paraId="19E4DFA1" ns2:textId="77777777">
+    <w:p>
       <w:pPr>
         <w:numPr>
           <w:ilvl w:val="0"/>
@@ -3863,16 +3800,16 @@
         <w:rPr>
           <w:rFonts w:ascii="Arial Narrow" w:eastAsia="Calibri" w:hAnsi="Arial Narrow" w:cs="Arial"/>
           <w:kern w:val="0"/>
-          <ns2:ligatures ns2:val="none"/>
-        </w:rPr>
-      </w:pPr>
-      <w:r>
-        <w:rPr>
-          <w:rFonts w:ascii="Arial Narrow" w:eastAsia="Arial Narrow" w:hAnsi="Arial Narrow" w:cs="Arial Narrow"/>
-          <w:color w:val="000000"/>
-          <w:kern w:val="0"/>
-          <w:lang w:eastAsia="es-PE"/>
-          <ns2:ligatures ns2:val="none"/>
+          <w14:ligatures w14:val="none"/>
+        </w:rPr>
+      </w:pPr>
+      <w:r>
+        <w:rPr>
+          <w:rFonts w:ascii="Arial Narrow" w:eastAsia="Arial Narrow" w:hAnsi="Arial Narrow" w:cs="Arial Narrow"/>
+          <w:color w:val="000000"/>
+          <w:kern w:val="0"/>
+          <w:lang w:eastAsia="es-PE"/>
+          <w14:ligatures w14:val="none"/>
         </w:rPr>
         <w:t>fijar domicilio procesal para el procedimiento, de conformidad con el numeral 1 del artículo 442</w:t>
       </w:r>
@@ -3882,7 +3819,7 @@
           <w:color w:val="000000"/>
           <w:kern w:val="0"/>
           <w:lang w:eastAsia="es-PE"/>
-          <ns2:ligatures ns2:val="none"/>
+          <w14:ligatures w14:val="none"/>
         </w:rPr>
         <w:t/>
       </w:r>
@@ -3892,7 +3829,7 @@
           <w:color w:val="000000"/>
           <w:kern w:val="0"/>
           <w:lang w:eastAsia="es-PE"/>
-          <ns2:ligatures ns2:val="none"/>
+          <w14:ligatures w14:val="none"/>
         </w:rPr>
         <w:t xml:space="preserve"> del Código Procesal Civil. </w:t>
       </w:r>
@@ -3900,7 +3837,7 @@
         <w:rPr>
           <w:rFonts w:ascii="Arial Narrow" w:eastAsia="Calibri" w:hAnsi="Arial Narrow" w:cs="Arial"/>
           <w:kern w:val="0"/>
-          <ns2:ligatures ns2:val="none"/>
+          <w14:ligatures w14:val="none"/>
         </w:rPr>
         <w:t>Para ello podrá señalar domicilio físico o una dirección electrónica a la que pueda remitirse las notificaciones</w:t>
       </w:r>
@@ -3909,12 +3846,12 @@
           <w:rFonts w:ascii="Arial Narrow" w:eastAsia="Arial" w:hAnsi="Arial Narrow" w:cs="Arial"/>
           <w:kern w:val="0"/>
           <w:lang w:val="es"/>
-          <ns2:ligatures ns2:val="none"/>
+          <w14:ligatures w14:val="none"/>
         </w:rPr>
         <w:t>;</w:t>
       </w:r>
     </w:p>
-    <w:p ns2:paraId="7C63E340" ns2:textId="77777777">
+    <w:p>
       <w:pPr>
         <w:numPr>
           <w:ilvl w:val="0"/>
@@ -3926,14 +3863,14 @@
         <w:rPr>
           <w:rFonts w:ascii="Arial Narrow" w:eastAsia="Calibri" w:hAnsi="Arial Narrow" w:cs="Arial"/>
           <w:kern w:val="0"/>
-          <ns2:ligatures ns2:val="none"/>
+          <w14:ligatures w14:val="none"/>
         </w:rPr>
       </w:pPr>
       <w:r>
         <w:rPr>
           <w:rFonts w:ascii="Arial Narrow" w:eastAsia="Calibri" w:hAnsi="Arial Narrow" w:cs="Arial"/>
           <w:kern w:val="0"/>
-          <ns2:ligatures ns2:val="none"/>
+          <w14:ligatures w14:val="none"/>
         </w:rPr>
         <w:t xml:space="preserve">en caso califique como </w:t>
       </w:r>
@@ -3942,7 +3879,7 @@
         <w:rPr>
           <w:rFonts w:ascii="Arial Narrow" w:eastAsia="Calibri" w:hAnsi="Arial Narrow" w:cs="Arial"/>
           <w:kern w:val="0"/>
-          <ns2:ligatures ns2:val="none"/>
+          <w14:ligatures w14:val="none"/>
         </w:rPr>
         <w:t>micro empresa</w:t>
       </w:r>
@@ -3951,7 +3888,7 @@
         <w:rPr>
           <w:rFonts w:ascii="Arial Narrow" w:eastAsia="Calibri" w:hAnsi="Arial Narrow" w:cs="Arial"/>
           <w:kern w:val="0"/>
-          <ns2:ligatures ns2:val="none"/>
+          <w14:ligatures w14:val="none"/>
         </w:rPr>
         <w:t xml:space="preserve"> o pequeña empresa, presentar los documentos que acrediten su volumen de ventas o ingresos brutos percibidos el año anterior relativo a todas sus actividades </w:t>
       </w:r>
@@ -3959,7 +3896,7 @@
         <w:rPr>
           <w:rFonts w:ascii="Arial Narrow" w:eastAsia="Calibri" w:hAnsi="Arial Narrow" w:cs="Arial"/>
           <w:kern w:val="0"/>
-          <ns2:ligatures ns2:val="none"/>
+          <w14:ligatures w14:val="none"/>
         </w:rPr>
         <w:lastRenderedPageBreak/>
         <w:t>económicas y el número de trabajadores con el que cuenta</w:t>
@@ -3970,7 +3907,7 @@
           <w:rFonts w:ascii="Arial Narrow" w:eastAsia="Calibri" w:hAnsi="Arial Narrow" w:cs="Arial"/>
           <w:kern w:val="0"/>
           <w:vertAlign w:val="superscript"/>
-          <ns2:ligatures ns2:val="none"/>
+          <w14:ligatures w14:val="none"/>
         </w:rPr>
         <w:footnoteReference w:id="7"/>
       </w:r>
@@ -3978,7 +3915,7 @@
         <w:rPr>
           <w:rFonts w:ascii="Arial Narrow" w:eastAsia="Calibri" w:hAnsi="Arial Narrow" w:cs="Arial"/>
           <w:kern w:val="0"/>
-          <ns2:ligatures ns2:val="none"/>
+          <w14:ligatures w14:val="none"/>
         </w:rPr>
         <w:t>. Ello, a fin de que la Comisión pueda meritar dicha documentación, conforme lo establece el artículo 110</w:t>
       </w:r>
@@ -3988,7 +3925,7 @@
           <w:color w:val="000000"/>
           <w:kern w:val="0"/>
           <w:lang w:eastAsia="es-PE"/>
-          <ns2:ligatures ns2:val="none"/>
+          <w14:ligatures w14:val="none"/>
         </w:rPr>
         <w:t/>
       </w:r>
@@ -3996,7 +3933,7 @@
         <w:rPr>
           <w:rFonts w:ascii="Arial Narrow" w:eastAsia="Calibri" w:hAnsi="Arial Narrow" w:cs="Arial"/>
           <w:kern w:val="0"/>
-          <ns2:ligatures ns2:val="none"/>
+          <w14:ligatures w14:val="none"/>
         </w:rPr>
         <w:t xml:space="preserve"> del </w:t>
       </w:r>
@@ -4005,7 +3942,7 @@
           <w:rFonts w:ascii="Arial Narrow" w:eastAsia="Calibri" w:hAnsi="Arial Narrow" w:cs="Arial"/>
           <w:spacing w:val="-2"/>
           <w:kern w:val="0"/>
-          <ns2:ligatures ns2:val="none"/>
+          <w14:ligatures w14:val="none"/>
         </w:rPr>
         <w:t>Código</w:t>
       </w:r>
@@ -4016,7 +3953,7 @@
           <w:spacing w:val="-2"/>
           <w:kern w:val="0"/>
           <w:vertAlign w:val="superscript"/>
-          <ns2:ligatures ns2:val="none"/>
+          <w14:ligatures w14:val="none"/>
         </w:rPr>
         <w:footnoteReference w:id="8"/>
       </w:r>
@@ -4025,12 +3962,12 @@
           <w:rFonts w:ascii="Arial Narrow" w:eastAsia="Calibri" w:hAnsi="Arial Narrow" w:cs="Arial"/>
           <w:spacing w:val="-2"/>
           <w:kern w:val="0"/>
-          <ns2:ligatures ns2:val="none"/>
+          <w14:ligatures w14:val="none"/>
         </w:rPr>
         <w:t>.</w:t>
       </w:r>
     </w:p>
-    <w:p ns2:paraId="1F11FE32" ns2:textId="77777777">
+    <w:p>
       <w:pPr>
         <w:spacing w:after="0" w:line="240" w:lineRule="auto"/>
         <w:ind w:left="567"/>
@@ -4040,20 +3977,20 @@
           <w:color w:val="000000"/>
           <w:kern w:val="0"/>
           <w:lang w:eastAsia="es-PE"/>
-          <ns2:ligatures ns2:val="none"/>
-        </w:rPr>
-      </w:pPr>
-    </w:p>
-    <w:p>
-      <w:pPr>
-        <w:spacing w:after="0" w:line="240" w:lineRule="auto"/>
-        <w:jc w:val="both"/>
-        <w:rPr>
-          <w:rFonts w:ascii="Arial Narrow" w:eastAsia="Arial Narrow" w:hAnsi="Arial Narrow" w:cs="Arial Narrow"/>
-          <w:color w:val="000000"/>
-          <w:kern w:val="0"/>
-          <w:lang w:eastAsia="es-PE"/>
-          <ns2:ligatures ns2:val="none"/>
+          <w14:ligatures w14:val="none"/>
+        </w:rPr>
+      </w:pPr>
+    </w:p>
+    <w:p>
+      <w:pPr>
+        <w:spacing w:after="0" w:line="240" w:lineRule="auto"/>
+        <w:jc w:val="both"/>
+        <w:rPr>
+          <w:rFonts w:ascii="Arial Narrow" w:eastAsia="Arial Narrow" w:hAnsi="Arial Narrow" w:cs="Arial Narrow"/>
+          <w:color w:val="000000"/>
+          <w:kern w:val="0"/>
+          <w:lang w:eastAsia="es-PE"/>
+          <w14:ligatures w14:val="none"/>
         </w:rPr>
       </w:pPr>
       <w:r>
@@ -4072,42 +4009,82 @@
           <w:sz w:val="20"/>
           <w:szCs w:val="20"/>
         </w:rPr>
-        <w:t xml:space="preserve">correr traslado de la presente resolución a Rímac Seguros y Reaseguros S.A. para que, de conformidad con lo dispuesto por el artículo 26 de la Ley sobre Facultades, Normas y Organización del Indecopi, aprobada por Decreto Legislativo 807, presente sus descargos sobre la imputación de cargos realizada en un plazo no mayor a cinco (5) días hábiles contado a partir del día siguiente de la notificación de la presente resolución, vencido el cual, el Secretario Técnico declarará en rebeldía al denunciado que no lo hubiera presentado. Debe precisarse que de conformidad con lo establecido por el artículo 223 del Texto Único Ordenado de la Ley 27444, Ley del Procedimiento Administrativo General, las alegaciones y los hechos relevantes de la reclamación, salvo que hayan sido específicamente negadas en la contestación, se tendrán por aceptadas o merituadas como ciertas.</w:t>
-      </w:r>
-    </w:p>
-    <w:p ns2:paraId="228F876C" ns2:textId="77777777">
-      <w:pPr>
-        <w:spacing w:after="0" w:line="240" w:lineRule="auto"/>
-        <w:jc w:val="both"/>
-        <w:rPr>
-          <w:rFonts w:ascii="Arial Narrow" w:eastAsia="Arial Narrow" w:hAnsi="Arial Narrow" w:cs="Arial Narrow"/>
-          <w:color w:val="000000"/>
-          <w:kern w:val="0"/>
-          <w:lang w:eastAsia="es-PE"/>
-          <ns2:ligatures ns2:val="none"/>
-        </w:rPr>
-      </w:pPr>
-    </w:p>
-    <w:p ns2:paraId="5F9BF1C6" ns2:textId="0AEB73D0">
-      <w:pPr>
-        <w:spacing w:after="0" w:line="240" w:lineRule="auto"/>
-        <w:jc w:val="both"/>
-        <w:rPr>
-          <w:rFonts w:ascii="Arial Narrow" w:eastAsia="Times New Roman" w:hAnsi="Arial Narrow" w:cs="Arial"/>
-          <w:color w:val="000000"/>
-          <w:kern w:val="0"/>
+        <w:t xml:space="preserve">correr traslado de la presente resolución a Rímac Seguros y Reaseguros S.A. para que, de conformidad con lo dispuesto por el artículo 26 de la Ley sobre Facultades, Normas y Organización del Indecopi, aprobada por Decreto Legislativo 807</w:t>
+      </w:r>
+      <w:r>
+        <w:rPr>
+          <w:rStyle w:val="Refdenotaalpie"/>
+          <w:rFonts w:ascii="Arial Narrow" w:eastAsia="Times New Roman" w:hAnsi="Arial Narrow" w:cs="Times New Roman"/>
+          <w:color w:val="000000"/>
+          <w:kern w:val="0"/>
+          <w:vertAlign w:val="superscript"/>
           <w:lang w:val="es-ES" w:eastAsia="es-ES"/>
-          <ns2:ligatures ns2:val="none"/>
-        </w:rPr>
-      </w:pPr>
-      <w:r>
-        <w:rPr>
-          <w:rFonts w:ascii="Arial Narrow" w:eastAsia="Arial Narrow" w:hAnsi="Arial Narrow" w:cs="Arial Narrow"/>
-          <w:b/>
-          <w:color w:val="000000"/>
-          <w:kern w:val="0"/>
-          <w:lang w:eastAsia="es-PE"/>
-          <ns2:ligatures ns2:val="none"/>
+          <w14:ligatures w14:val="none"/>
+        </w:rPr>
+        <w:footnoteReference w:id="17"/>
+      </w:r>
+      <w:r>
+        <w:rPr>
+          <w:rFonts w:ascii="Arial Narrow" w:hAnsi="Arial Narrow" w:cs="Arial Narrow"/>
+          <w:sz w:val="20"/>
+          <w:szCs w:val="20"/>
+        </w:rPr>
+        <w:t xml:space="preserve">, presente sus descargos sobre la imputación de cargos realizada en un plazo no mayor a cinco (5) días hábiles contado a partir del día siguiente de la notificación de la presente resolución, vencido el cual, el Secretario Técnico declarará en rebeldía al denunciado que no lo hubiera presentado. Debe precisarse que de conformidad con lo establecido por el artículo 223 del Texto Único Ordenado de la Ley 27444, Ley del Procedimiento Administrativo General</w:t>
+      </w:r>
+      <w:r>
+        <w:rPr>
+          <w:rStyle w:val="Refdenotaalpie"/>
+          <w:rFonts w:ascii="Arial Narrow" w:eastAsia="Times New Roman" w:hAnsi="Arial Narrow" w:cs="Times New Roman"/>
+          <w:color w:val="000000"/>
+          <w:kern w:val="0"/>
+          <w:vertAlign w:val="superscript"/>
+          <w:lang w:val="es-ES" w:eastAsia="es-ES"/>
+          <w14:ligatures w14:val="none"/>
+        </w:rPr>
+        <w:footnoteReference w:id="18"/>
+      </w:r>
+      <w:r>
+        <w:rPr>
+          <w:rFonts w:ascii="Arial Narrow" w:hAnsi="Arial Narrow" w:cs="Arial Narrow"/>
+          <w:sz w:val="20"/>
+          <w:szCs w:val="20"/>
+        </w:rPr>
+        <w:t xml:space="preserve">, las alegaciones y los hechos relevantes de la reclamación, salvo que hayan sido específicamente negadas en la contestación, se tendrán por aceptadas o merituadas como ciertas.</w:t>
+      </w:r>
+    </w:p>
+    <w:p>
+      <w:pPr>
+        <w:spacing w:after="0" w:line="240" w:lineRule="auto"/>
+        <w:jc w:val="both"/>
+        <w:rPr>
+          <w:rFonts w:ascii="Arial Narrow" w:eastAsia="Arial Narrow" w:hAnsi="Arial Narrow" w:cs="Arial Narrow"/>
+          <w:color w:val="000000"/>
+          <w:kern w:val="0"/>
+          <w:lang w:eastAsia="es-PE"/>
+          <w14:ligatures w14:val="none"/>
+        </w:rPr>
+      </w:pPr>
+    </w:p>
+    <w:p>
+      <w:pPr>
+        <w:spacing w:after="0" w:line="240" w:lineRule="auto"/>
+        <w:jc w:val="both"/>
+        <w:rPr>
+          <w:rFonts w:ascii="Arial Narrow" w:eastAsia="Times New Roman" w:hAnsi="Arial Narrow" w:cs="Arial"/>
+          <w:color w:val="000000"/>
+          <w:kern w:val="0"/>
+          <w:lang w:val="es-ES" w:eastAsia="es-ES"/>
+          <w14:ligatures w14:val="none"/>
+        </w:rPr>
+      </w:pPr>
+      <w:r>
+        <w:rPr>
+          <w:rFonts w:ascii="Arial Narrow" w:eastAsia="Arial Narrow" w:hAnsi="Arial Narrow" w:cs="Arial Narrow"/>
+          <w:b/>
+          <w:color w:val="000000"/>
+          <w:kern w:val="0"/>
+          <w:lang w:eastAsia="es-PE"/>
+          <w14:ligatures w14:val="none"/>
         </w:rPr>
         <w:t xml:space="preserve">QUINTO: </w:t>
       </w:r>
@@ -4118,7 +4095,7 @@
           <w:color w:val="000000"/>
           <w:kern w:val="0"/>
           <w:lang w:eastAsia="es-ES"/>
-          <ns2:ligatures ns2:val="none"/>
+          <w14:ligatures w14:val="none"/>
         </w:rPr>
         <w:t xml:space="preserve">requerir </w:t>
       </w:r>
@@ -4128,7 +4105,7 @@
           <w:color w:val="000000"/>
           <w:kern w:val="0"/>
           <w:lang w:val="es-ES" w:eastAsia="es-ES"/>
-          <ns2:ligatures ns2:val="none"/>
+          <w14:ligatures w14:val="none"/>
         </w:rPr>
         <w:t xml:space="preserve">que, en un </w:t>
       </w:r>
@@ -4138,7 +4115,7 @@
           <w:color w:val="000000"/>
           <w:kern w:val="0"/>
           <w:lang w:eastAsia="es-ES"/>
-          <ns2:ligatures ns2:val="none"/>
+          <w14:ligatures w14:val="none"/>
         </w:rPr>
         <w:t>plazo no mayor de cinco (5) días hábiles contado a partir del día siguiente de la notificación de la presente resolución</w:t>
       </w:r>
@@ -4149,7 +4126,7 @@
           <w:color w:val="000000"/>
           <w:kern w:val="0"/>
           <w:lang w:eastAsia="es-ES"/>
-          <ns2:ligatures ns2:val="none"/>
+          <w14:ligatures w14:val="none"/>
         </w:rPr>
         <w:t xml:space="preserve">, </w:t>
       </w:r>
@@ -4161,7 +4138,7 @@
           <w:kern w:val="0"/>
           <w:shd w:val="clear" w:color="auto" w:fill="FFFFFF"/>
           <w:lang w:eastAsia="es-PE"/>
-          <ns2:ligatures ns2:val="none"/>
+          <w14:ligatures w14:val="none"/>
         </w:rPr>
         <w:t>el proveedor denunciado</w:t>
       </w:r>
@@ -4171,7 +4148,7 @@
           <w:color w:val="000000"/>
           <w:kern w:val="0"/>
           <w:lang w:eastAsia="es-ES"/>
-          <ns2:ligatures ns2:val="none"/>
+          <w14:ligatures w14:val="none"/>
         </w:rPr>
         <w:t xml:space="preserve"> </w:t>
       </w:r>
@@ -4182,7 +4159,7 @@
           <w:color w:val="000000"/>
           <w:kern w:val="0"/>
           <w:lang w:val="es-ES" w:eastAsia="es-ES"/>
-          <ns2:ligatures ns2:val="none"/>
+          <w14:ligatures w14:val="none"/>
         </w:rPr>
         <w:t xml:space="preserve">cumpla con: </w:t>
       </w:r>
@@ -4192,7 +4169,7 @@
           <w:color w:val="000000"/>
           <w:kern w:val="0"/>
           <w:lang w:val="es-ES" w:eastAsia="es-ES"/>
-          <ns2:ligatures ns2:val="none"/>
+          <w14:ligatures w14:val="none"/>
         </w:rPr>
         <w:t>(i) presentar una copia completa, legible y debidamente suscrita de la Póliza 2101-952890 del Seguro vehicular, así como el cargo de remisión de la póliza; (</w:t>
       </w:r>
@@ -4203,7 +4180,7 @@
           <w:color w:val="000000"/>
           <w:kern w:val="0"/>
           <w:lang w:val="es-ES" w:eastAsia="es-ES"/>
-          <ns2:ligatures ns2:val="none"/>
+          <w14:ligatures w14:val="none"/>
         </w:rPr>
         <w:t>ii</w:t>
       </w:r>
@@ -4214,7 +4191,7 @@
           <w:color w:val="000000"/>
           <w:kern w:val="0"/>
           <w:lang w:val="es-ES" w:eastAsia="es-ES"/>
-          <ns2:ligatures ns2:val="none"/>
+          <w14:ligatures w14:val="none"/>
         </w:rPr>
         <w:t>) presentar los medios probatorios que acrediten que la negativa de otorgamiento de cobertura fue justificada; y, (</w:t>
       </w:r>
@@ -4225,7 +4202,7 @@
           <w:color w:val="000000"/>
           <w:kern w:val="0"/>
           <w:lang w:val="es-ES" w:eastAsia="es-ES"/>
-          <ns2:ligatures ns2:val="none"/>
+          <w14:ligatures w14:val="none"/>
         </w:rPr>
         <w:t>iii</w:t>
       </w:r>
@@ -4236,7 +4213,7 @@
           <w:color w:val="000000"/>
           <w:kern w:val="0"/>
           <w:lang w:val="es-ES" w:eastAsia="es-ES"/>
-          <ns2:ligatures ns2:val="none"/>
+          <w14:ligatures w14:val="none"/>
         </w:rPr>
         <w:t>) presentar todas las comunicaciones cursadas con la parte denunciante, incluyendo la grabación de las llamadas telefónicas del 9 de febrero de 2026, en virtud de los hechos materia de denuncia</w:t>
       </w:r>
@@ -4246,12 +4223,12 @@
           <w:color w:val="000000"/>
           <w:kern w:val="0"/>
           <w:lang w:val="es-ES" w:eastAsia="es-ES"/>
-          <ns2:ligatures ns2:val="none"/>
+          <w14:ligatures w14:val="none"/>
         </w:rPr>
         <w:t>.</w:t>
       </w:r>
     </w:p>
-    <w:p ns2:paraId="39C7E7E8" ns2:textId="77777777">
+    <w:p>
       <w:pPr>
         <w:spacing w:after="0" w:line="240" w:lineRule="auto"/>
         <w:jc w:val="both"/>
@@ -4260,20 +4237,20 @@
           <w:color w:val="000000"/>
           <w:kern w:val="0"/>
           <w:lang w:val="es-ES" w:eastAsia="es-ES"/>
-          <ns2:ligatures ns2:val="none"/>
-        </w:rPr>
-      </w:pPr>
-    </w:p>
-    <w:p ns2:paraId="0789265F" ns2:textId="0801A668">
-      <w:pPr>
-        <w:spacing w:after="0" w:line="240" w:lineRule="auto"/>
-        <w:jc w:val="both"/>
-        <w:rPr>
-          <w:rFonts w:ascii="Arial Narrow" w:eastAsia="Times New Roman" w:hAnsi="Arial Narrow" w:cs="Arial"/>
-          <w:color w:val="000000"/>
-          <w:kern w:val="0"/>
-          <w:lang w:eastAsia="es-ES"/>
-          <ns2:ligatures ns2:val="none"/>
+          <w14:ligatures w14:val="none"/>
+        </w:rPr>
+      </w:pPr>
+    </w:p>
+    <w:p>
+      <w:pPr>
+        <w:spacing w:after="0" w:line="240" w:lineRule="auto"/>
+        <w:jc w:val="both"/>
+        <w:rPr>
+          <w:rFonts w:ascii="Arial Narrow" w:eastAsia="Times New Roman" w:hAnsi="Arial Narrow" w:cs="Arial"/>
+          <w:color w:val="000000"/>
+          <w:kern w:val="0"/>
+          <w:lang w:eastAsia="es-ES"/>
+          <w14:ligatures w14:val="none"/>
         </w:rPr>
       </w:pPr>
       <w:r>
@@ -4284,7 +4261,7 @@
           <w:color w:val="000000"/>
           <w:kern w:val="0"/>
           <w:lang w:eastAsia="es-ES"/>
-          <ns2:ligatures ns2:val="none"/>
+          <w14:ligatures w14:val="none"/>
         </w:rPr>
         <w:t xml:space="preserve">SEXTO: </w:t>
       </w:r>
@@ -4294,7 +4271,7 @@
           <w:color w:val="000000"/>
           <w:kern w:val="0"/>
           <w:lang w:eastAsia="es-ES"/>
-          <ns2:ligatures ns2:val="none"/>
+          <w14:ligatures w14:val="none"/>
         </w:rPr>
         <w:t xml:space="preserve">informar a las partes que se ha procedido a programar una audiencia de conciliación, bajo la modalidad virtual, a fin de que tengan la oportunidad de llegar a un acuerdo que solucione la controversia que originó la presente denuncia. La audiencia de conciliación virtual se llevará a cabo el </w:t>
       </w:r>
@@ -4307,7 +4284,7 @@
           <w:kern w:val="0"/>
           <w:u w:val="single"/>
           <w:lang w:eastAsia="es-ES"/>
-          <ns2:ligatures ns2:val="none"/>
+          <w14:ligatures w14:val="none"/>
         </w:rPr>
         <w:t xml:space="preserve">20 de abril de 2026</w:t>
       </w:r>
@@ -4320,7 +4297,7 @@
           <w:kern w:val="0"/>
           <w:u w:val="single"/>
           <w:lang w:eastAsia="es-ES"/>
-          <ns2:ligatures ns2:val="none"/>
+          <w14:ligatures w14:val="none"/>
         </w:rPr>
         <w:t xml:space="preserve"> a las </w:t>
       </w:r>
@@ -4333,7 +4310,7 @@
           <w:kern w:val="0"/>
           <w:u w:val="single"/>
           <w:lang w:eastAsia="es-ES"/>
-          <ns2:ligatures ns2:val="none"/>
+          <w14:ligatures w14:val="none"/>
         </w:rPr>
         <w:t>11</w:t>
       </w:r>
@@ -4346,7 +4323,7 @@
           <w:kern w:val="0"/>
           <w:u w:val="single"/>
           <w:lang w:eastAsia="es-ES"/>
-          <ns2:ligatures ns2:val="none"/>
+          <w14:ligatures w14:val="none"/>
         </w:rPr>
         <w:t>:</w:t>
       </w:r>
@@ -4359,7 +4336,7 @@
           <w:kern w:val="0"/>
           <w:u w:val="single"/>
           <w:lang w:eastAsia="es-ES"/>
-          <ns2:ligatures ns2:val="none"/>
+          <w14:ligatures w14:val="none"/>
         </w:rPr>
         <w:t>00</w:t>
       </w:r>
@@ -4372,7 +4349,7 @@
           <w:kern w:val="0"/>
           <w:u w:val="single"/>
           <w:lang w:eastAsia="es-ES"/>
-          <ns2:ligatures ns2:val="none"/>
+          <w14:ligatures w14:val="none"/>
         </w:rPr>
         <w:t xml:space="preserve"> horas (hora exacta) mediante la aplicación Microsoft </w:t>
       </w:r>
@@ -4386,7 +4363,7 @@
           <w:kern w:val="0"/>
           <w:u w:val="single"/>
           <w:lang w:eastAsia="es-ES"/>
-          <ns2:ligatures ns2:val="none"/>
+          <w14:ligatures w14:val="none"/>
         </w:rPr>
         <w:t>Teams</w:t>
       </w:r>
@@ -4397,25 +4374,25 @@
           <w:color w:val="000000"/>
           <w:kern w:val="0"/>
           <w:lang w:eastAsia="es-ES"/>
-          <ns2:ligatures ns2:val="none"/>
+          <w14:ligatures w14:val="none"/>
         </w:rPr>
         <w:t>. En ese sentido, requerir a las partes -para la realización de la audiencia de conciliación virtual- lo siguiente:</w:t>
       </w:r>
     </w:p>
-    <w:p ns2:paraId="3391BCCA" ns2:textId="77777777">
-      <w:pPr>
-        <w:spacing w:after="0" w:line="240" w:lineRule="auto"/>
-        <w:jc w:val="both"/>
-        <w:rPr>
-          <w:rFonts w:ascii="Arial Narrow" w:eastAsia="Times New Roman" w:hAnsi="Arial Narrow" w:cs="Arial"/>
-          <w:color w:val="000000"/>
-          <w:kern w:val="0"/>
-          <w:lang w:eastAsia="es-ES"/>
-          <ns2:ligatures ns2:val="none"/>
-        </w:rPr>
-      </w:pPr>
-    </w:p>
-    <w:p ns2:paraId="790466A6" ns2:textId="77777777">
+    <w:p>
+      <w:pPr>
+        <w:spacing w:after="0" w:line="240" w:lineRule="auto"/>
+        <w:jc w:val="both"/>
+        <w:rPr>
+          <w:rFonts w:ascii="Arial Narrow" w:eastAsia="Times New Roman" w:hAnsi="Arial Narrow" w:cs="Arial"/>
+          <w:color w:val="000000"/>
+          <w:kern w:val="0"/>
+          <w:lang w:eastAsia="es-ES"/>
+          <w14:ligatures w14:val="none"/>
+        </w:rPr>
+      </w:pPr>
+    </w:p>
+    <w:p>
       <w:pPr>
         <w:numPr>
           <w:ilvl w:val="0"/>
@@ -4429,16 +4406,16 @@
           <w:color w:val="000000"/>
           <w:kern w:val="0"/>
           <w:lang w:eastAsia="es-ES"/>
-          <ns2:ligatures ns2:val="none"/>
-        </w:rPr>
-      </w:pPr>
-      <w:r>
-        <w:rPr>
-          <w:rFonts w:ascii="Arial Narrow" w:eastAsia="Times New Roman" w:hAnsi="Arial Narrow" w:cs="Arial"/>
-          <w:color w:val="000000"/>
-          <w:kern w:val="0"/>
-          <w:lang w:eastAsia="es-ES"/>
-          <ns2:ligatures ns2:val="none"/>
+          <w14:ligatures w14:val="none"/>
+        </w:rPr>
+      </w:pPr>
+      <w:r>
+        <w:rPr>
+          <w:rFonts w:ascii="Arial Narrow" w:eastAsia="Times New Roman" w:hAnsi="Arial Narrow" w:cs="Arial"/>
+          <w:color w:val="000000"/>
+          <w:kern w:val="0"/>
+          <w:lang w:eastAsia="es-ES"/>
+          <w14:ligatures w14:val="none"/>
         </w:rPr>
         <w:t>Aceptar los “Términos y condiciones de la audiencia de conciliación” de forma expresa, para lo cual deberán enviar su conformidad debidamente suscrita a través de la Mesa de Partes del Indecopi, a más tardar dos (2) días antes de la realización de la audiencia de conciliación virtual</w:t>
       </w:r>
@@ -4450,7 +4427,7 @@
           <w:kern w:val="0"/>
           <w:vertAlign w:val="superscript"/>
           <w:lang w:eastAsia="es-ES"/>
-          <ns2:ligatures ns2:val="none"/>
+          <w14:ligatures w14:val="none"/>
         </w:rPr>
         <w:footnoteReference w:id="9"/>
       </w:r>
@@ -4460,7 +4437,7 @@
           <w:color w:val="000000"/>
           <w:kern w:val="0"/>
           <w:lang w:eastAsia="es-ES"/>
-          <ns2:ligatures ns2:val="none"/>
+          <w14:ligatures w14:val="none"/>
         </w:rPr>
         <w:t xml:space="preserve">. </w:t>
       </w:r>
@@ -4473,7 +4450,7 @@
           <w:kern w:val="0"/>
           <w:u w:val="single"/>
           <w:lang w:eastAsia="es-ES"/>
-          <ns2:ligatures ns2:val="none"/>
+          <w14:ligatures w14:val="none"/>
         </w:rPr>
         <w:t>En caso no haya prestado autorización para ser notificado electrónicamente</w:t>
       </w:r>
@@ -4483,7 +4460,7 @@
           <w:color w:val="000000"/>
           <w:kern w:val="0"/>
           <w:lang w:eastAsia="es-ES"/>
-          <ns2:ligatures ns2:val="none"/>
+          <w14:ligatures w14:val="none"/>
         </w:rPr>
         <w:t xml:space="preserve">, deberá señalar – en el mismo escrito en el que presenta la aceptación de los Términos y Condiciones- el correo al que se le enviará el enlace para la realización de la audiencia. </w:t>
       </w:r>
@@ -4495,7 +4472,7 @@
           <w:color w:val="000000"/>
           <w:kern w:val="0"/>
           <w:lang w:eastAsia="es-ES"/>
-          <ns2:ligatures ns2:val="none"/>
+          <w14:ligatures w14:val="none"/>
         </w:rPr>
         <w:t>De no contar con correo electrónico habilitado no podrá realizarse la citada audiencia.</w:t>
       </w:r>
@@ -4505,25 +4482,25 @@
           <w:color w:val="000000"/>
           <w:kern w:val="0"/>
           <w:lang w:eastAsia="es-ES"/>
-          <ns2:ligatures ns2:val="none"/>
+          <w14:ligatures w14:val="none"/>
         </w:rPr>
         <w:t xml:space="preserve"> </w:t>
       </w:r>
     </w:p>
-    <w:p ns2:paraId="38E2E345" ns2:textId="77777777">
-      <w:pPr>
-        <w:spacing w:after="0" w:line="240" w:lineRule="auto"/>
-        <w:jc w:val="both"/>
-        <w:rPr>
-          <w:rFonts w:ascii="Arial Narrow" w:eastAsia="Times New Roman" w:hAnsi="Arial Narrow" w:cs="Arial"/>
-          <w:color w:val="000000"/>
-          <w:kern w:val="0"/>
-          <w:lang w:eastAsia="es-ES"/>
-          <ns2:ligatures ns2:val="none"/>
-        </w:rPr>
-      </w:pPr>
-    </w:p>
-    <w:p ns2:paraId="7335965F" ns2:textId="77777777">
+    <w:p>
+      <w:pPr>
+        <w:spacing w:after="0" w:line="240" w:lineRule="auto"/>
+        <w:jc w:val="both"/>
+        <w:rPr>
+          <w:rFonts w:ascii="Arial Narrow" w:eastAsia="Times New Roman" w:hAnsi="Arial Narrow" w:cs="Arial"/>
+          <w:color w:val="000000"/>
+          <w:kern w:val="0"/>
+          <w:lang w:eastAsia="es-ES"/>
+          <w14:ligatures w14:val="none"/>
+        </w:rPr>
+      </w:pPr>
+    </w:p>
+    <w:p>
       <w:pPr>
         <w:numPr>
           <w:ilvl w:val="0"/>
@@ -4537,16 +4514,16 @@
           <w:color w:val="000000"/>
           <w:kern w:val="0"/>
           <w:lang w:eastAsia="es-ES"/>
-          <ns2:ligatures ns2:val="none"/>
-        </w:rPr>
-      </w:pPr>
-      <w:r>
-        <w:rPr>
-          <w:rFonts w:ascii="Arial Narrow" w:eastAsia="Times New Roman" w:hAnsi="Arial Narrow" w:cs="Arial"/>
-          <w:color w:val="000000"/>
-          <w:kern w:val="0"/>
-          <w:lang w:eastAsia="es-ES"/>
-          <ns2:ligatures ns2:val="none"/>
+          <w14:ligatures w14:val="none"/>
+        </w:rPr>
+      </w:pPr>
+      <w:r>
+        <w:rPr>
+          <w:rFonts w:ascii="Arial Narrow" w:eastAsia="Times New Roman" w:hAnsi="Arial Narrow" w:cs="Arial"/>
+          <w:color w:val="000000"/>
+          <w:kern w:val="0"/>
+          <w:lang w:eastAsia="es-ES"/>
+          <w14:ligatures w14:val="none"/>
         </w:rPr>
         <w:t xml:space="preserve">En caso deleguen a favor de una de tercera persona su actuación en la diligencia programada, se deberá presentar como mínimo dos (2) días hábiles antes de la audiencia de conciliación virtual un </w:t>
       </w:r>
@@ -4556,7 +4533,7 @@
           <w:color w:val="000000"/>
           <w:kern w:val="0"/>
           <w:lang w:eastAsia="es-ES"/>
-          <ns2:ligatures ns2:val="none"/>
+          <w14:ligatures w14:val="none"/>
         </w:rPr>
         <w:lastRenderedPageBreak/>
         <w:t>poder especial con firma legalizada ante Notario Público</w:t>
@@ -4569,7 +4546,7 @@
           <w:kern w:val="0"/>
           <w:vertAlign w:val="superscript"/>
           <w:lang w:eastAsia="es-ES"/>
-          <ns2:ligatures ns2:val="none"/>
+          <w14:ligatures w14:val="none"/>
         </w:rPr>
         <w:footnoteReference w:id="10"/>
       </w:r>
@@ -4579,7 +4556,7 @@
           <w:color w:val="000000"/>
           <w:kern w:val="0"/>
           <w:lang w:eastAsia="es-ES"/>
-          <ns2:ligatures ns2:val="none"/>
+          <w14:ligatures w14:val="none"/>
         </w:rPr>
         <w:t xml:space="preserve">, </w:t>
       </w:r>
@@ -4590,7 +4567,7 @@
           <w:kern w:val="0"/>
           <w:u w:val="single"/>
           <w:lang w:eastAsia="es-ES"/>
-          <ns2:ligatures ns2:val="none"/>
+          <w14:ligatures w14:val="none"/>
         </w:rPr>
         <w:t>donde conste expresamente su facultad para asistir y conciliar en su representación</w:t>
       </w:r>
@@ -4603,7 +4580,7 @@
           <w:u w:val="single"/>
           <w:vertAlign w:val="superscript"/>
           <w:lang w:eastAsia="es-ES"/>
-          <ns2:ligatures ns2:val="none"/>
+          <w14:ligatures w14:val="none"/>
         </w:rPr>
         <w:footnoteReference w:id="11"/>
       </w:r>
@@ -4614,7 +4591,7 @@
           <w:kern w:val="0"/>
           <w:u w:val="single"/>
           <w:lang w:eastAsia="es-ES"/>
-          <ns2:ligatures ns2:val="none"/>
+          <w14:ligatures w14:val="none"/>
         </w:rPr>
         <w:t>.</w:t>
       </w:r>
@@ -4624,25 +4601,25 @@
           <w:color w:val="000000"/>
           <w:kern w:val="0"/>
           <w:lang w:eastAsia="es-ES"/>
-          <ns2:ligatures ns2:val="none"/>
+          <w14:ligatures w14:val="none"/>
         </w:rPr>
         <w:t xml:space="preserve"> </w:t>
       </w:r>
     </w:p>
-    <w:p ns2:paraId="69D69F37" ns2:textId="77777777">
-      <w:pPr>
-        <w:spacing w:after="0" w:line="240" w:lineRule="auto"/>
-        <w:jc w:val="both"/>
-        <w:rPr>
-          <w:rFonts w:ascii="Arial Narrow" w:eastAsia="Times New Roman" w:hAnsi="Arial Narrow" w:cs="Arial"/>
-          <w:color w:val="000000"/>
-          <w:kern w:val="0"/>
-          <w:lang w:eastAsia="es-ES"/>
-          <ns2:ligatures ns2:val="none"/>
-        </w:rPr>
-      </w:pPr>
-    </w:p>
-    <w:p ns2:paraId="69A6DF9D" ns2:textId="77777777">
+    <w:p>
+      <w:pPr>
+        <w:spacing w:after="0" w:line="240" w:lineRule="auto"/>
+        <w:jc w:val="both"/>
+        <w:rPr>
+          <w:rFonts w:ascii="Arial Narrow" w:eastAsia="Times New Roman" w:hAnsi="Arial Narrow" w:cs="Arial"/>
+          <w:color w:val="000000"/>
+          <w:kern w:val="0"/>
+          <w:lang w:eastAsia="es-ES"/>
+          <w14:ligatures w14:val="none"/>
+        </w:rPr>
+      </w:pPr>
+    </w:p>
+    <w:p>
       <w:pPr>
         <w:numPr>
           <w:ilvl w:val="0"/>
@@ -4656,16 +4633,16 @@
           <w:color w:val="000000"/>
           <w:kern w:val="0"/>
           <w:lang w:eastAsia="es-ES"/>
-          <ns2:ligatures ns2:val="none"/>
-        </w:rPr>
-      </w:pPr>
-      <w:r>
-        <w:rPr>
-          <w:rFonts w:ascii="Arial Narrow" w:eastAsia="Times New Roman" w:hAnsi="Arial Narrow" w:cs="Arial"/>
-          <w:color w:val="000000"/>
-          <w:kern w:val="0"/>
-          <w:lang w:eastAsia="es-ES"/>
-          <ns2:ligatures ns2:val="none"/>
+          <w14:ligatures w14:val="none"/>
+        </w:rPr>
+      </w:pPr>
+      <w:r>
+        <w:rPr>
+          <w:rFonts w:ascii="Arial Narrow" w:eastAsia="Times New Roman" w:hAnsi="Arial Narrow" w:cs="Arial"/>
+          <w:color w:val="000000"/>
+          <w:kern w:val="0"/>
+          <w:lang w:eastAsia="es-ES"/>
+          <w14:ligatures w14:val="none"/>
         </w:rPr>
         <w:t xml:space="preserve">Descargar de forma previa a la audiencia la aplicación de la Plataforma Microsoft </w:t>
       </w:r>
@@ -4676,7 +4653,7 @@
           <w:color w:val="000000"/>
           <w:kern w:val="0"/>
           <w:lang w:eastAsia="es-ES"/>
-          <ns2:ligatures ns2:val="none"/>
+          <w14:ligatures w14:val="none"/>
         </w:rPr>
         <w:t>Teams</w:t>
       </w:r>
@@ -4687,25 +4664,25 @@
           <w:color w:val="000000"/>
           <w:kern w:val="0"/>
           <w:lang w:eastAsia="es-ES"/>
-          <ns2:ligatures ns2:val="none"/>
+          <w14:ligatures w14:val="none"/>
         </w:rPr>
         <w:t>, la cual es gratuita.</w:t>
       </w:r>
     </w:p>
-    <w:p ns2:paraId="41DD73AF" ns2:textId="77777777">
-      <w:pPr>
-        <w:spacing w:after="0" w:line="240" w:lineRule="auto"/>
-        <w:jc w:val="both"/>
-        <w:rPr>
-          <w:rFonts w:ascii="Arial Narrow" w:eastAsia="Times New Roman" w:hAnsi="Arial Narrow" w:cs="Arial"/>
-          <w:color w:val="000000"/>
-          <w:kern w:val="0"/>
-          <w:lang w:eastAsia="es-ES"/>
-          <ns2:ligatures ns2:val="none"/>
-        </w:rPr>
-      </w:pPr>
-    </w:p>
-    <w:p ns2:paraId="3661B708" ns2:textId="34F26133">
+    <w:p>
+      <w:pPr>
+        <w:spacing w:after="0" w:line="240" w:lineRule="auto"/>
+        <w:jc w:val="both"/>
+        <w:rPr>
+          <w:rFonts w:ascii="Arial Narrow" w:eastAsia="Times New Roman" w:hAnsi="Arial Narrow" w:cs="Arial"/>
+          <w:color w:val="000000"/>
+          <w:kern w:val="0"/>
+          <w:lang w:eastAsia="es-ES"/>
+          <w14:ligatures w14:val="none"/>
+        </w:rPr>
+      </w:pPr>
+    </w:p>
+    <w:p>
       <w:pPr>
         <w:numPr>
           <w:ilvl w:val="0"/>
@@ -4719,16 +4696,16 @@
           <w:color w:val="000000"/>
           <w:kern w:val="0"/>
           <w:lang w:eastAsia="es-ES"/>
-          <ns2:ligatures ns2:val="none"/>
-        </w:rPr>
-      </w:pPr>
-      <w:r>
-        <w:rPr>
-          <w:rFonts w:ascii="Arial Narrow" w:eastAsia="Times New Roman" w:hAnsi="Arial Narrow" w:cs="Arial"/>
-          <w:color w:val="000000"/>
-          <w:kern w:val="0"/>
-          <w:lang w:eastAsia="es-ES"/>
-          <ns2:ligatures ns2:val="none"/>
+          <w14:ligatures w14:val="none"/>
+        </w:rPr>
+      </w:pPr>
+      <w:r>
+        <w:rPr>
+          <w:rFonts w:ascii="Arial Narrow" w:eastAsia="Times New Roman" w:hAnsi="Arial Narrow" w:cs="Arial"/>
+          <w:color w:val="000000"/>
+          <w:kern w:val="0"/>
+          <w:lang w:eastAsia="es-ES"/>
+          <w14:ligatures w14:val="none"/>
         </w:rPr>
         <w:t xml:space="preserve">Contar con un equipo digital (computadora, laptop, celular, Tablet, </w:t>
       </w:r>
@@ -4739,7 +4716,7 @@
           <w:color w:val="000000"/>
           <w:kern w:val="0"/>
           <w:lang w:eastAsia="es-ES"/>
-          <ns2:ligatures ns2:val="none"/>
+          <w14:ligatures w14:val="none"/>
         </w:rPr>
         <w:t>Ipad</w:t>
       </w:r>
@@ -4750,12 +4727,12 @@
           <w:color w:val="000000"/>
           <w:kern w:val="0"/>
           <w:lang w:eastAsia="es-ES"/>
-          <ns2:ligatures ns2:val="none"/>
+          <w14:ligatures w14:val="none"/>
         </w:rPr>
         <w:t xml:space="preserve"> o similar) que tenga cámara web, micrófono habilitado y conexión de internet efectiva y estable.</w:t>
       </w:r>
     </w:p>
-    <w:p ns2:paraId="12A4D8BD" ns2:textId="77777777">
+    <w:p>
       <w:pPr>
         <w:spacing w:after="0" w:line="240" w:lineRule="auto"/>
         <w:jc w:val="both"/>
@@ -4765,30 +4742,30 @@
           <w:color w:val="000000"/>
           <w:kern w:val="0"/>
           <w:lang w:val="es-ES" w:eastAsia="es-PE"/>
-          <ns2:ligatures ns2:val="none"/>
-        </w:rPr>
-      </w:pPr>
-    </w:p>
-    <w:p ns2:paraId="591B7E6F" ns2:textId="609BE4A2">
-      <w:pPr>
-        <w:spacing w:after="0" w:line="240" w:lineRule="auto"/>
-        <w:jc w:val="both"/>
-        <w:rPr>
-          <w:rFonts w:ascii="Arial Narrow" w:eastAsia="Arial Narrow" w:hAnsi="Arial Narrow" w:cs="Arial Narrow"/>
-          <w:color w:val="000000"/>
-          <w:kern w:val="0"/>
-          <w:lang w:eastAsia="es-PE"/>
-          <ns2:ligatures ns2:val="none"/>
-        </w:rPr>
-      </w:pPr>
-      <w:r>
-        <w:rPr>
-          <w:rFonts w:ascii="Arial Narrow" w:eastAsia="Arial Narrow" w:hAnsi="Arial Narrow" w:cs="Arial Narrow"/>
-          <w:b/>
-          <w:color w:val="000000"/>
-          <w:kern w:val="0"/>
-          <w:lang w:eastAsia="es-PE"/>
-          <ns2:ligatures ns2:val="none"/>
+          <w14:ligatures w14:val="none"/>
+        </w:rPr>
+      </w:pPr>
+    </w:p>
+    <w:p>
+      <w:pPr>
+        <w:spacing w:after="0" w:line="240" w:lineRule="auto"/>
+        <w:jc w:val="both"/>
+        <w:rPr>
+          <w:rFonts w:ascii="Arial Narrow" w:eastAsia="Arial Narrow" w:hAnsi="Arial Narrow" w:cs="Arial Narrow"/>
+          <w:color w:val="000000"/>
+          <w:kern w:val="0"/>
+          <w:lang w:eastAsia="es-PE"/>
+          <w14:ligatures w14:val="none"/>
+        </w:rPr>
+      </w:pPr>
+      <w:r>
+        <w:rPr>
+          <w:rFonts w:ascii="Arial Narrow" w:eastAsia="Arial Narrow" w:hAnsi="Arial Narrow" w:cs="Arial Narrow"/>
+          <w:b/>
+          <w:color w:val="000000"/>
+          <w:kern w:val="0"/>
+          <w:lang w:eastAsia="es-PE"/>
+          <w14:ligatures w14:val="none"/>
         </w:rPr>
         <w:t>SÉTIMO</w:t>
       </w:r>
@@ -4799,7 +4776,7 @@
           <w:color w:val="000000"/>
           <w:kern w:val="0"/>
           <w:lang w:eastAsia="es-PE"/>
-          <ns2:ligatures ns2:val="none"/>
+          <w14:ligatures w14:val="none"/>
         </w:rPr>
         <w:t>:</w:t>
       </w:r>
@@ -4809,7 +4786,7 @@
           <w:color w:val="000000"/>
           <w:kern w:val="0"/>
           <w:lang w:eastAsia="es-PE"/>
-          <ns2:ligatures ns2:val="none"/>
+          <w14:ligatures w14:val="none"/>
         </w:rPr>
         <w:t xml:space="preserve"> </w:t>
       </w:r>
@@ -4820,7 +4797,7 @@
           <w:color w:val="000000"/>
           <w:kern w:val="0"/>
           <w:lang w:eastAsia="es-PE"/>
-          <ns2:ligatures ns2:val="none"/>
+          <w14:ligatures w14:val="none"/>
         </w:rPr>
         <w:t>informar a las partes que el artículo 110</w:t>
       </w:r>
@@ -4830,7 +4807,7 @@
           <w:color w:val="000000"/>
           <w:kern w:val="0"/>
           <w:lang w:eastAsia="es-PE"/>
-          <ns2:ligatures ns2:val="none"/>
+          <w14:ligatures w14:val="none"/>
         </w:rPr>
         <w:t/>
       </w:r>
@@ -4840,7 +4817,7 @@
           <w:color w:val="000000"/>
           <w:kern w:val="0"/>
           <w:lang w:eastAsia="es-PE"/>
-          <ns2:ligatures ns2:val="none"/>
+          <w14:ligatures w14:val="none"/>
         </w:rPr>
         <w:t xml:space="preserve"> de la Ley </w:t>
       </w:r>
@@ -4850,7 +4827,7 @@
           <w:color w:val="000000"/>
           <w:kern w:val="0"/>
           <w:lang w:eastAsia="es-PE"/>
-          <ns2:ligatures ns2:val="none"/>
+          <w14:ligatures w14:val="none"/>
         </w:rPr>
         <w:t xml:space="preserve"/>
       </w:r>
@@ -4860,7 +4837,7 @@
           <w:color w:val="000000"/>
           <w:kern w:val="0"/>
           <w:lang w:eastAsia="es-PE"/>
-          <ns2:ligatures ns2:val="none"/>
+          <w14:ligatures w14:val="none"/>
         </w:rPr>
         <w:t>29571, Código de Protección y Defensa del Consumidor</w:t>
       </w:r>
@@ -4872,7 +4849,7 @@
           <w:kern w:val="0"/>
           <w:vertAlign w:val="superscript"/>
           <w:lang w:eastAsia="es-PE"/>
-          <ns2:ligatures ns2:val="none"/>
+          <w14:ligatures w14:val="none"/>
         </w:rPr>
         <w:footnoteReference w:id="12"/>
       </w:r>
@@ -4882,7 +4859,7 @@
           <w:color w:val="000000"/>
           <w:kern w:val="0"/>
           <w:lang w:eastAsia="es-PE"/>
-          <ns2:ligatures ns2:val="none"/>
+          <w14:ligatures w14:val="none"/>
         </w:rPr>
         <w:t>, faculta a la Comisión a calificar las infracciones de la referida norma como leves, graves o muy graves e imponer sanciones que van desde una amonestación hasta una multa por un máximo de 450 Unidades Impositivas Tributarias, sin perjuicio de las medidas correctivas, reparadoras y complementarias, que puedan ordenarse de acuerdo a lo estipulado en los artículos 114</w:t>
       </w:r>
@@ -4892,7 +4869,7 @@
           <w:color w:val="000000"/>
           <w:kern w:val="0"/>
           <w:lang w:eastAsia="es-PE"/>
-          <ns2:ligatures ns2:val="none"/>
+          <w14:ligatures w14:val="none"/>
         </w:rPr>
         <w:t/>
       </w:r>
@@ -4902,7 +4879,7 @@
           <w:color w:val="000000"/>
           <w:kern w:val="0"/>
           <w:lang w:eastAsia="es-PE"/>
-          <ns2:ligatures ns2:val="none"/>
+          <w14:ligatures w14:val="none"/>
         </w:rPr>
         <w:t>, 115</w:t>
       </w:r>
@@ -4912,7 +4889,7 @@
           <w:color w:val="000000"/>
           <w:kern w:val="0"/>
           <w:lang w:eastAsia="es-PE"/>
-          <ns2:ligatures ns2:val="none"/>
+          <w14:ligatures w14:val="none"/>
         </w:rPr>
         <w:t/>
       </w:r>
@@ -4922,7 +4899,7 @@
           <w:color w:val="000000"/>
           <w:kern w:val="0"/>
           <w:lang w:eastAsia="es-PE"/>
-          <ns2:ligatures ns2:val="none"/>
+          <w14:ligatures w14:val="none"/>
         </w:rPr>
         <w:t xml:space="preserve"> y 116</w:t>
       </w:r>
@@ -4932,7 +4909,7 @@
           <w:color w:val="000000"/>
           <w:kern w:val="0"/>
           <w:lang w:eastAsia="es-PE"/>
-          <ns2:ligatures ns2:val="none"/>
+          <w14:ligatures w14:val="none"/>
         </w:rPr>
         <w:t/>
       </w:r>
@@ -4942,7 +4919,7 @@
           <w:color w:val="000000"/>
           <w:kern w:val="0"/>
           <w:lang w:eastAsia="es-PE"/>
-          <ns2:ligatures ns2:val="none"/>
+          <w14:ligatures w14:val="none"/>
         </w:rPr>
         <w:t xml:space="preserve"> de la referida norma</w:t>
       </w:r>
@@ -4954,7 +4931,7 @@
           <w:kern w:val="0"/>
           <w:vertAlign w:val="superscript"/>
           <w:lang w:eastAsia="es-PE"/>
-          <ns2:ligatures ns2:val="none"/>
+          <w14:ligatures w14:val="none"/>
         </w:rPr>
         <w:footnoteReference w:id="13"/>
       </w:r>
@@ -4964,7 +4941,7 @@
           <w:color w:val="000000"/>
           <w:kern w:val="0"/>
           <w:lang w:eastAsia="es-PE"/>
-          <ns2:ligatures ns2:val="none"/>
+          <w14:ligatures w14:val="none"/>
         </w:rPr>
         <w:t xml:space="preserve">. </w:t>
       </w:r>
@@ -4975,7 +4952,7 @@
           <w:color w:val="000000"/>
           <w:kern w:val="0"/>
           <w:lang w:eastAsia="es-PE"/>
-          <ns2:ligatures ns2:val="none"/>
+          <w14:ligatures w14:val="none"/>
         </w:rPr>
         <w:t xml:space="preserve">Asimismo, se consideran circunstancias atenuantes para la graduación de la sanción, </w:t>
       </w:r>
@@ -4985,7 +4962,7 @@
           <w:color w:val="000000"/>
           <w:kern w:val="0"/>
           <w:lang w:eastAsia="es-PE"/>
-          <ns2:ligatures ns2:val="none"/>
+          <w14:ligatures w14:val="none"/>
         </w:rPr>
         <w:lastRenderedPageBreak/>
         <w:t>el allanamiento de la denuncia o el reconocimiento de las pretensiones en ella contenidas, de acuerdo con el artículo 112</w:t>
@@ -4996,7 +4973,7 @@
           <w:color w:val="000000"/>
           <w:kern w:val="0"/>
           <w:lang w:eastAsia="es-PE"/>
-          <ns2:ligatures ns2:val="none"/>
+          <w14:ligatures w14:val="none"/>
         </w:rPr>
         <w:t/>
       </w:r>
@@ -5006,7 +4983,7 @@
           <w:color w:val="000000"/>
           <w:kern w:val="0"/>
           <w:lang w:eastAsia="es-PE"/>
-          <ns2:ligatures ns2:val="none"/>
+          <w14:ligatures w14:val="none"/>
         </w:rPr>
         <w:t xml:space="preserve"> del Código</w:t>
       </w:r>
@@ -5018,7 +4995,7 @@
           <w:kern w:val="0"/>
           <w:vertAlign w:val="superscript"/>
           <w:lang w:eastAsia="es-PE"/>
-          <ns2:ligatures ns2:val="none"/>
+          <w14:ligatures w14:val="none"/>
         </w:rPr>
         <w:footnoteReference w:id="14"/>
       </w:r>
@@ -5028,12 +5005,12 @@
           <w:color w:val="000000"/>
           <w:kern w:val="0"/>
           <w:lang w:eastAsia="es-PE"/>
-          <ns2:ligatures ns2:val="none"/>
+          <w14:ligatures w14:val="none"/>
         </w:rPr>
         <w:t>.</w:t>
       </w:r>
     </w:p>
-    <w:p ns2:paraId="0ECE55DF" ns2:textId="77777777">
+    <w:p>
       <w:pPr>
         <w:shd w:val="clear" w:color="auto" w:fill="FFFFFF"/>
         <w:spacing w:after="0" w:line="240" w:lineRule="auto"/>
@@ -5044,11 +5021,11 @@
           <w:color w:val="000000"/>
           <w:kern w:val="0"/>
           <w:lang w:eastAsia="es-PE"/>
-          <ns2:ligatures ns2:val="none"/>
-        </w:rPr>
-      </w:pPr>
-    </w:p>
-    <w:p ns2:paraId="1CC114EB" ns2:textId="649713C2">
+          <w14:ligatures w14:val="none"/>
+        </w:rPr>
+      </w:pPr>
+    </w:p>
+    <w:p>
       <w:pPr>
         <w:shd w:val="clear" w:color="auto" w:fill="FFFFFF"/>
         <w:spacing w:after="0" w:line="240" w:lineRule="auto"/>
@@ -5058,7 +5035,7 @@
           <w:color w:val="000000"/>
           <w:kern w:val="0"/>
           <w:lang w:eastAsia="es-PE"/>
-          <ns2:ligatures ns2:val="none"/>
+          <w14:ligatures w14:val="none"/>
         </w:rPr>
       </w:pPr>
       <w:r>
@@ -5067,7 +5044,7 @@
           <w:b/>
           <w:bCs/>
           <w:kern w:val="0"/>
-          <ns2:ligatures ns2:val="none"/>
+          <w14:ligatures w14:val="none"/>
         </w:rPr>
         <w:lastRenderedPageBreak/>
         <w:t>OCTAVO</w:t>
@@ -5079,7 +5056,7 @@
           <w:color w:val="000000"/>
           <w:kern w:val="0"/>
           <w:lang w:eastAsia="es-PE"/>
-          <ns2:ligatures ns2:val="none"/>
+          <w14:ligatures w14:val="none"/>
         </w:rPr>
         <w:t>:</w:t>
       </w:r>
@@ -5089,7 +5066,7 @@
           <w:color w:val="000000"/>
           <w:kern w:val="0"/>
           <w:lang w:eastAsia="es-PE"/>
-          <ns2:ligatures ns2:val="none"/>
+          <w14:ligatures w14:val="none"/>
         </w:rPr>
         <w:t xml:space="preserve"> informar a las partes que conforme a lo establecido en el artículo 39</w:t>
       </w:r>
@@ -5099,7 +5076,7 @@
           <w:color w:val="000000"/>
           <w:kern w:val="0"/>
           <w:lang w:eastAsia="es-PE"/>
-          <ns2:ligatures ns2:val="none"/>
+          <w14:ligatures w14:val="none"/>
         </w:rPr>
         <w:t/>
       </w:r>
@@ -5109,12 +5086,12 @@
           <w:color w:val="000000"/>
           <w:kern w:val="0"/>
           <w:lang w:eastAsia="es-PE"/>
-          <ns2:ligatures ns2:val="none"/>
+          <w14:ligatures w14:val="none"/>
         </w:rPr>
         <w:t xml:space="preserve"> de la Ley sobre Facultades, Normas y Organización del Indecopi, aprobada por Decreto Legislativo 807, los gastos por los peritajes realizados, actuación de pruebas, inspecciones y otros derivados de la tramitación del proceso serán de cargo de la parte que solicita la prueba, salvo pacto en contrario. En todos los casos, la resolución final determinará si los gastos deben ser asumidos por alguna de las partes, o reembolsados a la otra parte o al Indecopi, según sea el caso, de manera adicional a la sanción que haya podido imponerse. </w:t>
       </w:r>
     </w:p>
-    <w:p ns2:paraId="364C4B19" ns2:textId="77777777">
+    <w:p>
       <w:pPr>
         <w:shd w:val="clear" w:color="auto" w:fill="FFFFFF"/>
         <w:spacing w:after="0" w:line="240" w:lineRule="auto"/>
@@ -5124,11 +5101,11 @@
           <w:color w:val="000000"/>
           <w:kern w:val="0"/>
           <w:lang w:eastAsia="es-PE"/>
-          <ns2:ligatures ns2:val="none"/>
-        </w:rPr>
-      </w:pPr>
-    </w:p>
-    <w:p ns2:paraId="27E9BBC0" ns2:textId="5AE261C9">
+          <w14:ligatures w14:val="none"/>
+        </w:rPr>
+      </w:pPr>
+    </w:p>
+    <w:p>
       <w:pPr>
         <w:suppressAutoHyphens/>
         <w:spacing w:after="0" w:line="240" w:lineRule="auto"/>
@@ -5137,7 +5114,7 @@
           <w:rFonts w:ascii="Arial Narrow" w:eastAsia="Calibri" w:hAnsi="Arial Narrow" w:cs="Arial"/>
           <w:kern w:val="0"/>
           <w:u w:val="single"/>
-          <ns2:ligatures ns2:val="none"/>
+          <w14:ligatures w14:val="none"/>
         </w:rPr>
       </w:pPr>
       <w:r>
@@ -5147,7 +5124,7 @@
           <w:color w:val="000000"/>
           <w:kern w:val="0"/>
           <w:lang w:eastAsia="es-PE"/>
-          <ns2:ligatures ns2:val="none"/>
+          <w14:ligatures w14:val="none"/>
         </w:rPr>
         <w:t>NOVENO</w:t>
       </w:r>
@@ -5156,7 +5133,7 @@
           <w:rFonts w:ascii="Arial Narrow" w:eastAsia="Calibri" w:hAnsi="Arial Narrow" w:cs="Arial"/>
           <w:b/>
           <w:kern w:val="0"/>
-          <ns2:ligatures ns2:val="none"/>
+          <w14:ligatures w14:val="none"/>
         </w:rPr>
         <w:t>:</w:t>
       </w:r>
@@ -5164,7 +5141,7 @@
         <w:rPr>
           <w:rFonts w:ascii="Arial Narrow" w:eastAsia="Calibri" w:hAnsi="Arial Narrow" w:cs="Arial"/>
           <w:kern w:val="0"/>
-          <ns2:ligatures ns2:val="none"/>
+          <w14:ligatures w14:val="none"/>
         </w:rPr>
         <w:t xml:space="preserve"> comunicar a las partes que, </w:t>
       </w:r>
@@ -5173,7 +5150,7 @@
         <w:rPr>
           <w:rFonts w:ascii="Arial Narrow" w:eastAsia="Calibri" w:hAnsi="Arial Narrow" w:cs="Arial"/>
           <w:kern w:val="0"/>
-          <ns2:ligatures ns2:val="none"/>
+          <w14:ligatures w14:val="none"/>
         </w:rPr>
         <w:t>de acuerdo a</w:t>
       </w:r>
@@ -5182,7 +5159,7 @@
         <w:rPr>
           <w:rFonts w:ascii="Arial Narrow" w:eastAsia="Calibri" w:hAnsi="Arial Narrow" w:cs="Arial"/>
           <w:kern w:val="0"/>
-          <ns2:ligatures ns2:val="none"/>
+          <w14:ligatures w14:val="none"/>
         </w:rPr>
         <w:t xml:space="preserve"> lo señalado por el artículo 29</w:t>
       </w:r>
@@ -5192,7 +5169,7 @@
           <w:color w:val="000000"/>
           <w:kern w:val="0"/>
           <w:lang w:eastAsia="es-PE"/>
-          <ns2:ligatures ns2:val="none"/>
+          <w14:ligatures w14:val="none"/>
         </w:rPr>
         <w:t/>
       </w:r>
@@ -5200,7 +5177,7 @@
         <w:rPr>
           <w:rFonts w:ascii="Arial Narrow" w:eastAsia="Calibri" w:hAnsi="Arial Narrow" w:cs="Arial"/>
           <w:kern w:val="0"/>
-          <ns2:ligatures ns2:val="none"/>
+          <w14:ligatures w14:val="none"/>
         </w:rPr>
         <w:t xml:space="preserve"> del Decreto Legislativo 807</w:t>
       </w:r>
@@ -5210,7 +5187,7 @@
           <w:rFonts w:ascii="Arial Narrow" w:eastAsia="Calibri" w:hAnsi="Arial Narrow" w:cs="Arial"/>
           <w:kern w:val="0"/>
           <w:vertAlign w:val="superscript"/>
-          <ns2:ligatures ns2:val="none"/>
+          <w14:ligatures w14:val="none"/>
         </w:rPr>
         <w:footnoteReference w:id="15"/>
       </w:r>
@@ -5218,7 +5195,7 @@
         <w:rPr>
           <w:rFonts w:ascii="Arial Narrow" w:eastAsia="Calibri" w:hAnsi="Arial Narrow" w:cs="Arial"/>
           <w:kern w:val="0"/>
-          <ns2:ligatures ns2:val="none"/>
+          <w14:ligatures w14:val="none"/>
         </w:rPr>
         <w:t xml:space="preserve">, hasta antes de la emisión de la Resolución Final tienen la posibilidad de solicitar una audiencia de conciliación. En caso deleguen a favor de una tercera persona su actuación en la diligencia programada, esta deberá presentar un poder especial con firma legalizada ante Notario Público, donde conste </w:t>
       </w:r>
@@ -5227,7 +5204,7 @@
           <w:rFonts w:ascii="Arial Narrow" w:eastAsia="Calibri" w:hAnsi="Arial Narrow" w:cs="Arial"/>
           <w:kern w:val="0"/>
           <w:u w:val="single"/>
-          <ns2:ligatures ns2:val="none"/>
+          <w14:ligatures w14:val="none"/>
         </w:rPr>
         <w:t>expresamente su facultad para asistir y conciliar en su representación</w:t>
       </w:r>
@@ -5236,7 +5213,7 @@
           <w:rFonts w:ascii="Arial Narrow" w:eastAsia="Calibri" w:hAnsi="Arial Narrow" w:cs="Arial"/>
           <w:bCs/>
           <w:kern w:val="0"/>
-          <ns2:ligatures ns2:val="none"/>
+          <w14:ligatures w14:val="none"/>
         </w:rPr>
         <w:t>.</w:t>
       </w:r>
@@ -5246,7 +5223,7 @@
           <w:b/>
           <w:bCs/>
           <w:kern w:val="0"/>
-          <ns2:ligatures ns2:val="none"/>
+          <w14:ligatures w14:val="none"/>
         </w:rPr>
         <w:t xml:space="preserve"> </w:t>
       </w:r>
@@ -5255,12 +5232,12 @@
           <w:rFonts w:ascii="Arial Narrow" w:eastAsia="Calibri" w:hAnsi="Arial Narrow" w:cs="Arial"/>
           <w:kern w:val="0"/>
           <w:u w:val="single"/>
-          <ns2:ligatures ns2:val="none"/>
+          <w14:ligatures w14:val="none"/>
         </w:rPr>
         <w:t xml:space="preserve">Ello bajo apercibimiento de no realizar la audiencia de conciliación y levantar el acta de inasistencia correspondiente. </w:t>
       </w:r>
     </w:p>
-    <w:p ns2:paraId="4CD47B08" ns2:textId="77777777">
+    <w:p>
       <w:pPr>
         <w:suppressAutoHyphens/>
         <w:spacing w:after="0" w:line="240" w:lineRule="auto"/>
@@ -5269,11 +5246,11 @@
           <w:rFonts w:ascii="Arial Narrow" w:eastAsia="Calibri" w:hAnsi="Arial Narrow" w:cs="Arial"/>
           <w:kern w:val="0"/>
           <w:u w:val="single"/>
-          <ns2:ligatures ns2:val="none"/>
-        </w:rPr>
-      </w:pPr>
-    </w:p>
-    <w:p ns2:paraId="0E80CA49" ns2:textId="4AC920D3">
+          <w14:ligatures w14:val="none"/>
+        </w:rPr>
+      </w:pPr>
+    </w:p>
+    <w:p>
       <w:pPr>
         <w:suppressAutoHyphens/>
         <w:spacing w:after="0" w:line="240" w:lineRule="auto"/>
@@ -5283,7 +5260,7 @@
           <w:color w:val="000000"/>
           <w:kern w:val="0"/>
           <w:lang w:eastAsia="es-PE"/>
-          <ns2:ligatures ns2:val="none"/>
+          <w14:ligatures w14:val="none"/>
         </w:rPr>
       </w:pPr>
       <w:r>
@@ -5301,7 +5278,7 @@
           <w:color w:val="000000"/>
           <w:kern w:val="0"/>
           <w:lang w:eastAsia="es-PE"/>
-          <ns2:ligatures ns2:val="none"/>
+          <w14:ligatures w14:val="none"/>
         </w:rPr>
         <w:t>:</w:t>
       </w:r>
@@ -5311,14 +5288,14 @@
           <w:color w:val="000000"/>
           <w:kern w:val="0"/>
           <w:lang w:eastAsia="es-PE"/>
-          <ns2:ligatures ns2:val="none"/>
+          <w14:ligatures w14:val="none"/>
         </w:rPr>
         <w:t xml:space="preserve"> poner en conocimiento de las partes que, antes de la emisión de la Resolución Final, tienen la posibilidad de formular su desistimiento o presentar el acuerdo arribado mediante la conciliación, mediación, transacción o cualquier otro que, de forma indubitable, deje constancia que se ha solucionado la controversia materia de denuncia.</w:t>
       </w:r>
       <w:bookmarkStart w:id="23" w:name="h.gjdgxs" w:colFirst="0" w:colLast="0"/>
       <w:bookmarkEnd w:id="23"/>
     </w:p>
-    <w:p ns2:paraId="7DDD06F7" ns2:textId="77777777">
+    <w:p>
       <w:pPr>
         <w:suppressAutoHyphens/>
         <w:spacing w:after="0" w:line="240" w:lineRule="auto"/>
@@ -5328,11 +5305,11 @@
           <w:color w:val="000000"/>
           <w:kern w:val="0"/>
           <w:lang w:eastAsia="es-PE"/>
-          <ns2:ligatures ns2:val="none"/>
-        </w:rPr>
-      </w:pPr>
-    </w:p>
-    <w:p ns2:paraId="236137A1" ns2:textId="7898EEA5">
+          <w14:ligatures w14:val="none"/>
+        </w:rPr>
+      </w:pPr>
+    </w:p>
+    <w:p>
       <w:pPr>
         <w:suppressAutoHyphens/>
         <w:spacing w:after="0" w:line="240" w:lineRule="auto"/>
@@ -5363,7 +5340,7 @@
           <w:b/>
           <w:spacing w:val="-3"/>
           <w:kern w:val="0"/>
-          <ns2:ligatures ns2:val="none"/>
+          <w14:ligatures w14:val="none"/>
         </w:rPr>
         <w:t/>
       </w:r>
@@ -5373,7 +5350,7 @@
           <w:bCs/>
           <w:spacing w:val="-3"/>
           <w:kern w:val="0"/>
-          <ns2:ligatures ns2:val="none"/>
+          <w14:ligatures w14:val="none"/>
         </w:rPr>
         <w:t xml:space="preserve"/>
       </w:r>
@@ -5383,7 +5360,7 @@
           <w:bCs/>
           <w:spacing w:val="-3"/>
           <w:kern w:val="0"/>
-          <ns2:ligatures ns2:val="none"/>
+          <w14:ligatures w14:val="none"/>
         </w:rPr>
         <w:t xml:space="preserve"/>
       </w:r>
@@ -5394,7 +5371,7 @@
           <w:kern w:val="0"/>
           <w:shd w:val="clear" w:color="auto" w:fill="FFFFFF"/>
           <w:lang w:eastAsia="es-PE"/>
-          <ns2:ligatures ns2:val="none"/>
+          <w14:ligatures w14:val="none"/>
         </w:rPr>
         <w:t xml:space="preserve"/>
       </w:r>
@@ -5405,7 +5382,7 @@
           <w:kern w:val="0"/>
           <w:shd w:val="clear" w:color="auto" w:fill="FFFFFF"/>
           <w:lang w:eastAsia="es-PE"/>
-          <ns2:ligatures ns2:val="none"/>
+          <w14:ligatures w14:val="none"/>
         </w:rPr>
         <w:t xml:space="preserve"/>
       </w:r>
@@ -5422,7 +5399,7 @@
           <w:color w:val="000000"/>
           <w:kern w:val="0"/>
           <w:lang w:eastAsia="es-PE"/>
-          <ns2:ligatures ns2:val="none"/>
+          <w14:ligatures w14:val="none"/>
         </w:rPr>
         <w:t/>
       </w:r>
@@ -5439,7 +5416,7 @@
           <w:color w:val="000000"/>
           <w:kern w:val="0"/>
           <w:lang w:eastAsia="es-PE"/>
-          <ns2:ligatures ns2:val="none"/>
+          <w14:ligatures w14:val="none"/>
         </w:rPr>
         <w:t/>
       </w:r>
@@ -5474,22 +5451,22 @@
       </w:r>
     </w:p>
     <w:bookmarkEnd w:id="24"/>
-    <w:p ns2:paraId="509D673B" ns2:textId="77777777">
-      <w:pPr>
-        <w:spacing w:after="0" w:line="240" w:lineRule="auto"/>
-        <w:jc w:val="both"/>
-        <w:rPr>
-          <w:rFonts w:ascii="Arial Narrow" w:eastAsia="Arial Narrow" w:hAnsi="Arial Narrow" w:cs="Arial Narrow"/>
-          <w:b/>
-          <w:color w:val="000000"/>
-          <w:kern w:val="0"/>
-          <w:lang w:eastAsia="es-PE"/>
-          <ns2:ligatures ns2:val="none"/>
+    <w:p>
+      <w:pPr>
+        <w:spacing w:after="0" w:line="240" w:lineRule="auto"/>
+        <w:jc w:val="both"/>
+        <w:rPr>
+          <w:rFonts w:ascii="Arial Narrow" w:eastAsia="Arial Narrow" w:hAnsi="Arial Narrow" w:cs="Arial Narrow"/>
+          <w:b/>
+          <w:color w:val="000000"/>
+          <w:kern w:val="0"/>
+          <w:lang w:eastAsia="es-PE"/>
+          <w14:ligatures w14:val="none"/>
         </w:rPr>
       </w:pPr>
     </w:p>
     <w:bookmarkEnd w:id="0"/>
-    <w:p ns2:paraId="2E71D930" ns2:textId="77777777">
+    <w:p>
       <w:pPr>
         <w:spacing w:after="0" w:line="240" w:lineRule="auto"/>
         <w:jc w:val="both"/>
@@ -5499,11 +5476,11 @@
           <w:color w:val="000000"/>
           <w:kern w:val="0"/>
           <w:lang w:val="es-ES" w:eastAsia="es-PE"/>
-          <ns2:ligatures ns2:val="none"/>
-        </w:rPr>
-      </w:pPr>
-    </w:p>
-    <w:p ns2:paraId="03CAC917" ns2:textId="77777777">
+          <w14:ligatures w14:val="none"/>
+        </w:rPr>
+      </w:pPr>
+    </w:p>
+    <w:p>
       <w:pPr>
         <w:shd w:val="clear" w:color="auto" w:fill="FFFFFF"/>
         <w:spacing w:after="0" w:line="240" w:lineRule="auto"/>
@@ -5525,7 +5502,7 @@
         <w:t xml:space="preserve">Firmado digitalmente por </w:t>
       </w:r>
     </w:p>
-    <w:p ns2:paraId="1591267D" ns2:textId="77777777">
+    <w:p>
       <w:pPr>
         <w:shd w:val="clear" w:color="auto" w:fill="FFFFFF"/>
         <w:spacing w:after="0" w:line="240" w:lineRule="auto"/>
@@ -5547,7 +5524,7 @@
         <w:t xml:space="preserve">LUISA ANALÍ SILVA MALPARTIDA</w:t>
       </w:r>
     </w:p>
-    <w:p ns2:paraId="7C7E468C" ns2:textId="77777777">
+    <w:p>
       <w:pPr>
         <w:shd w:val="clear" w:color="auto" w:fill="FFFFFF"/>
         <w:spacing w:after="0" w:line="240" w:lineRule="auto"/>
@@ -5569,7 +5546,7 @@
         <w:t xml:space="preserve">Secretaria Técnica Ad Hoc</w:t>
       </w:r>
     </w:p>
-    <w:p ns2:paraId="13657175" ns2:textId="77777777">
+    <w:p>
       <w:pPr>
         <w:shd w:val="clear" w:color="auto" w:fill="FFFFFF"/>
         <w:spacing w:after="0" w:line="240" w:lineRule="auto"/>
@@ -5591,7 +5568,7 @@
         <w:t>Comisión de Protección al Consumidor 1</w:t>
       </w:r>
     </w:p>
-    <w:p ns2:paraId="74AAB5F4" ns2:textId="61367B3B">
+    <w:p>
       <w:pPr>
         <w:spacing w:after="0" w:line="240" w:lineRule="auto"/>
         <w:rPr>
@@ -5610,12 +5587,12 @@
       </w:r>
     </w:p>
     <w:sectPr>
-      <w:headerReference w:type="even" ns3:id="rId8"/>
-      <w:headerReference w:type="default" ns3:id="rId9"/>
-      <w:footerReference w:type="even" ns3:id="rId10"/>
-      <w:footerReference w:type="default" ns3:id="rId11"/>
-      <w:headerReference w:type="first" ns3:id="rId12"/>
-      <w:footerReference w:type="first" ns3:id="rId13"/>
+      <w:headerReference w:type="even" r:id="rId8"/>
+      <w:headerReference w:type="default" r:id="rId9"/>
+      <w:footerReference w:type="even" r:id="rId10"/>
+      <w:footerReference w:type="default" r:id="rId11"/>
+      <w:headerReference w:type="first" r:id="rId12"/>
+      <w:footerReference w:type="first" r:id="rId13"/>
       <w:pgSz w:w="11906" w:h="16838"/>
       <w:pgMar w:top="1417" w:right="1701" w:bottom="1417" w:left="1701" w:header="708" w:footer="708" w:gutter="0"/>
       <w:cols w:space="708"/>
@@ -5626,7 +5603,7 @@
 </file>
 
 <file path=word/endnotes.xml><?xml version="1.0" encoding="utf-8"?>
-<w:endnotes xmlns:wpc="http://schemas.microsoft.com/office/word/2010/wordprocessingCanvas" xmlns:cx="http://schemas.microsoft.com/office/drawing/2014/chartex" xmlns:cx1="http://schemas.microsoft.com/office/drawing/2015/9/8/chartex" xmlns:cx2="http://schemas.microsoft.com/office/drawing/2015/10/21/chartex" xmlns:cx3="http://schemas.microsoft.com/office/drawing/2016/5/9/chartex" xmlns:cx4="http://schemas.microsoft.com/office/drawing/2016/5/10/chartex" xmlns:cx5="http://schemas.microsoft.com/office/drawing/2016/5/11/chartex" xmlns:cx6="http://schemas.microsoft.com/office/drawing/2016/5/12/chartex" xmlns:cx7="http://schemas.microsoft.com/office/drawing/2016/5/13/chartex" xmlns:cx8="http://schemas.microsoft.com/office/drawing/2016/5/14/chartex" xmlns:mc="http://schemas.openxmlformats.org/markup-compatibility/2006" xmlns:aink="http://schemas.microsoft.com/office/drawing/2016/ink" xmlns:am3d="http://schemas.microsoft.com/office/drawing/2017/model3d" xmlns:o="urn:schemas-microsoft-com:office:office" xmlns:oel="http://schemas.microsoft.com/office/2019/extlst" xmlns:r="http://schemas.openxmlformats.org/officeDocument/2006/relationships" xmlns:m="http://schemas.openxmlformats.org/officeDocument/2006/math" xmlns:v="urn:schemas-microsoft-com:vml" xmlns:wp14="http://schemas.microsoft.com/office/word/2010/wordprocessingDrawing" xmlns:wp="http://schemas.openxmlformats.org/drawingml/2006/wordprocessingDrawing" xmlns:w10="urn:schemas-microsoft-com:office:word" xmlns:w="http://schemas.openxmlformats.org/wordprocessingml/2006/main" xmlns:w14="http://schemas.microsoft.com/office/word/2010/wordml" xmlns:w15="http://schemas.microsoft.com/office/word/2012/wordml" xmlns:w16cex="http://schemas.microsoft.com/office/word/2018/wordml/cex" xmlns:w16cid="http://schemas.microsoft.com/office/word/2016/wordml/cid" xmlns:w16="http://schemas.microsoft.com/office/word/2018/wordml" xmlns:w16du="http://schemas.microsoft.com/office/word/2023/wordml/word16du" xmlns:w16sdtdh="http://schemas.microsoft.com/office/word/2020/wordml/sdtdatahash" xmlns:w16sdtfl="http://schemas.microsoft.com/office/word/2024/wordml/sdtformatlock" xmlns:w16se="http://schemas.microsoft.com/office/word/2015/wordml/symex" xmlns:wpg="http://schemas.microsoft.com/office/word/2010/wordprocessingGroup" xmlns:wpi="http://schemas.microsoft.com/office/word/2010/wordprocessingInk" xmlns:wne="http://schemas.microsoft.com/office/word/2006/wordml" xmlns:wps="http://schemas.microsoft.com/office/word/2010/wordprocessingShape" mc:Ignorable="w14 w15 w16se w16cid w16 w16cex w16sdtdh w16sdtfl w16du wp14">
+<w:endnotes xmlns:mc="http://schemas.openxmlformats.org/markup-compatibility/2006" xmlns:r="http://schemas.openxmlformats.org/officeDocument/2006/relationships" xmlns:w="http://schemas.openxmlformats.org/wordprocessingml/2006/main" xmlns:w14="http://schemas.microsoft.com/office/word/2010/wordml" xmlns:w15="http://schemas.microsoft.com/office/word/2012/wordml" xmlns:w16="http://schemas.microsoft.com/office/word/2018/wordml" xmlns:w16cex="http://schemas.microsoft.com/office/word/2018/wordml/cex" xmlns:w16cid="http://schemas.microsoft.com/office/word/2016/wordml/cid" xmlns:w16du="http://schemas.microsoft.com/office/word/2023/wordml/word16du" xmlns:w16sdtdh="http://schemas.microsoft.com/office/word/2020/wordml/sdtdatahash" xmlns:w16se="http://schemas.microsoft.com/office/word/2015/wordml/symex" xmlns:wp14="http://schemas.microsoft.com/office/word/2010/wordprocessingDrawing" mc:Ignorable="w14 w15 w16se w16cid w16 w16cex w16sdtdh w16du wp14">
   <w:endnote w:type="separator" w:id="-1">
     <w:p>
       <w:pPr>
@@ -5651,7 +5628,7 @@
 </file>
 
 <file path=word/footer1.xml><?xml version="1.0" encoding="utf-8"?>
-<w:ftr xmlns:wpc="http://schemas.microsoft.com/office/word/2010/wordprocessingCanvas" xmlns:cx="http://schemas.microsoft.com/office/drawing/2014/chartex" xmlns:cx1="http://schemas.microsoft.com/office/drawing/2015/9/8/chartex" xmlns:cx2="http://schemas.microsoft.com/office/drawing/2015/10/21/chartex" xmlns:cx3="http://schemas.microsoft.com/office/drawing/2016/5/9/chartex" xmlns:cx4="http://schemas.microsoft.com/office/drawing/2016/5/10/chartex" xmlns:cx5="http://schemas.microsoft.com/office/drawing/2016/5/11/chartex" xmlns:cx6="http://schemas.microsoft.com/office/drawing/2016/5/12/chartex" xmlns:cx7="http://schemas.microsoft.com/office/drawing/2016/5/13/chartex" xmlns:cx8="http://schemas.microsoft.com/office/drawing/2016/5/14/chartex" xmlns:mc="http://schemas.openxmlformats.org/markup-compatibility/2006" xmlns:aink="http://schemas.microsoft.com/office/drawing/2016/ink" xmlns:am3d="http://schemas.microsoft.com/office/drawing/2017/model3d" xmlns:o="urn:schemas-microsoft-com:office:office" xmlns:oel="http://schemas.microsoft.com/office/2019/extlst" xmlns:r="http://schemas.openxmlformats.org/officeDocument/2006/relationships" xmlns:m="http://schemas.openxmlformats.org/officeDocument/2006/math" xmlns:v="urn:schemas-microsoft-com:vml" xmlns:wp14="http://schemas.microsoft.com/office/word/2010/wordprocessingDrawing" xmlns:wp="http://schemas.openxmlformats.org/drawingml/2006/wordprocessingDrawing" xmlns:w10="urn:schemas-microsoft-com:office:word" xmlns:w="http://schemas.openxmlformats.org/wordprocessingml/2006/main" xmlns:w14="http://schemas.microsoft.com/office/word/2010/wordml" xmlns:w15="http://schemas.microsoft.com/office/word/2012/wordml" xmlns:w16cex="http://schemas.microsoft.com/office/word/2018/wordml/cex" xmlns:w16cid="http://schemas.microsoft.com/office/word/2016/wordml/cid" xmlns:w16="http://schemas.microsoft.com/office/word/2018/wordml" xmlns:w16du="http://schemas.microsoft.com/office/word/2023/wordml/word16du" xmlns:w16sdtdh="http://schemas.microsoft.com/office/word/2020/wordml/sdtdatahash" xmlns:w16sdtfl="http://schemas.microsoft.com/office/word/2024/wordml/sdtformatlock" xmlns:w16se="http://schemas.microsoft.com/office/word/2015/wordml/symex" xmlns:wpg="http://schemas.microsoft.com/office/word/2010/wordprocessingGroup" xmlns:wpi="http://schemas.microsoft.com/office/word/2010/wordprocessingInk" xmlns:wne="http://schemas.microsoft.com/office/word/2006/wordml" xmlns:wps="http://schemas.microsoft.com/office/word/2010/wordprocessingShape" mc:Ignorable="w14 w15 w16se w16cid w16 w16cex w16sdtdh w16sdtfl w16du wp14">
+<w:ftr xmlns:mc="http://schemas.openxmlformats.org/markup-compatibility/2006" xmlns:r="http://schemas.openxmlformats.org/officeDocument/2006/relationships" xmlns:w="http://schemas.openxmlformats.org/wordprocessingml/2006/main" xmlns:w14="http://schemas.microsoft.com/office/word/2010/wordml" xmlns:w15="http://schemas.microsoft.com/office/word/2012/wordml" xmlns:w16="http://schemas.microsoft.com/office/word/2018/wordml" xmlns:w16cex="http://schemas.microsoft.com/office/word/2018/wordml/cex" xmlns:w16cid="http://schemas.microsoft.com/office/word/2016/wordml/cid" xmlns:w16du="http://schemas.microsoft.com/office/word/2023/wordml/word16du" xmlns:w16sdtdh="http://schemas.microsoft.com/office/word/2020/wordml/sdtdatahash" xmlns:w16se="http://schemas.microsoft.com/office/word/2015/wordml/symex" xmlns:wp14="http://schemas.microsoft.com/office/word/2010/wordprocessingDrawing" mc:Ignorable="w14 w15 w16se w16cid w16 w16cex w16sdtdh w16du wp14">
   <w:p>
     <w:pPr>
       <w:pStyle w:val="Piedepgina"/>
@@ -5750,7 +5727,7 @@
 </file>
 
 <file path=word/footnotes.xml><?xml version="1.0" encoding="utf-8"?>
-<w:footnotes xmlns:wpc="http://schemas.microsoft.com/office/word/2010/wordprocessingCanvas" xmlns:cx="http://schemas.microsoft.com/office/drawing/2014/chartex" xmlns:cx1="http://schemas.microsoft.com/office/drawing/2015/9/8/chartex" xmlns:cx2="http://schemas.microsoft.com/office/drawing/2015/10/21/chartex" xmlns:cx3="http://schemas.microsoft.com/office/drawing/2016/5/9/chartex" xmlns:cx4="http://schemas.microsoft.com/office/drawing/2016/5/10/chartex" xmlns:cx5="http://schemas.microsoft.com/office/drawing/2016/5/11/chartex" xmlns:cx6="http://schemas.microsoft.com/office/drawing/2016/5/12/chartex" xmlns:cx7="http://schemas.microsoft.com/office/drawing/2016/5/13/chartex" xmlns:cx8="http://schemas.microsoft.com/office/drawing/2016/5/14/chartex" xmlns:mc="http://schemas.openxmlformats.org/markup-compatibility/2006" xmlns:aink="http://schemas.microsoft.com/office/drawing/2016/ink" xmlns:am3d="http://schemas.microsoft.com/office/drawing/2017/model3d" xmlns:o="urn:schemas-microsoft-com:office:office" xmlns:oel="http://schemas.microsoft.com/office/2019/extlst" xmlns:r="http://schemas.openxmlformats.org/officeDocument/2006/relationships" xmlns:m="http://schemas.openxmlformats.org/officeDocument/2006/math" xmlns:v="urn:schemas-microsoft-com:vml" xmlns:wp14="http://schemas.microsoft.com/office/word/2010/wordprocessingDrawing" xmlns:wp="http://schemas.openxmlformats.org/drawingml/2006/wordprocessingDrawing" xmlns:w10="urn:schemas-microsoft-com:office:word" xmlns:w="http://schemas.openxmlformats.org/wordprocessingml/2006/main" xmlns:w14="http://schemas.microsoft.com/office/word/2010/wordml" xmlns:w15="http://schemas.microsoft.com/office/word/2012/wordml" xmlns:w16cex="http://schemas.microsoft.com/office/word/2018/wordml/cex" xmlns:w16cid="http://schemas.microsoft.com/office/word/2016/wordml/cid" xmlns:w16="http://schemas.microsoft.com/office/word/2018/wordml" xmlns:w16du="http://schemas.microsoft.com/office/word/2023/wordml/word16du" xmlns:w16sdtdh="http://schemas.microsoft.com/office/word/2020/wordml/sdtdatahash" xmlns:w16sdtfl="http://schemas.microsoft.com/office/word/2024/wordml/sdtformatlock" xmlns:w16se="http://schemas.microsoft.com/office/word/2015/wordml/symex" xmlns:wpg="http://schemas.microsoft.com/office/word/2010/wordprocessingGroup" xmlns:wpi="http://schemas.microsoft.com/office/word/2010/wordprocessingInk" xmlns:wne="http://schemas.microsoft.com/office/word/2006/wordml" xmlns:wps="http://schemas.microsoft.com/office/word/2010/wordprocessingShape" mc:Ignorable="w14 w15 w16se w16cid w16 w16cex w16sdtdh w16sdtfl w16du wp14">
+<w:footnotes xmlns:mc="http://schemas.openxmlformats.org/markup-compatibility/2006" xmlns:r="http://schemas.openxmlformats.org/officeDocument/2006/relationships" xmlns:w="http://schemas.openxmlformats.org/wordprocessingml/2006/main" xmlns:w14="http://schemas.microsoft.com/office/word/2010/wordml" xmlns:w15="http://schemas.microsoft.com/office/word/2012/wordml" xmlns:w16="http://schemas.microsoft.com/office/word/2018/wordml" xmlns:w16cex="http://schemas.microsoft.com/office/word/2018/wordml/cex" xmlns:w16cid="http://schemas.microsoft.com/office/word/2016/wordml/cid" xmlns:w16du="http://schemas.microsoft.com/office/word/2023/wordml/word16du" xmlns:w16sdtdh="http://schemas.microsoft.com/office/word/2020/wordml/sdtdatahash" xmlns:w16se="http://schemas.microsoft.com/office/word/2015/wordml/symex" xmlns:wp14="http://schemas.microsoft.com/office/word/2010/wordprocessingDrawing" mc:Ignorable="w14 w15 w16se w16cid w16 w16cex w16sdtdh w16du wp14">
   <w:footnote w:type="separator" w:id="-1">
     <w:p>
       <w:pPr>
@@ -6998,6 +6975,161 @@
           <w:szCs w:val="15"/>
         </w:rPr>
       </w:pPr>
+    </w:p>
+  </w:footnote>
+  <w:footnote w:id="17">
+    <w:p>
+      <w:pPr>
+        <w:pStyle w:val="Textonotapie"/>
+        <w:ind w:left="567" w:hanging="567"/>
+        <w:jc w:val="both"/>
+      </w:pPr>
+      <w:r>
+        <w:rPr>
+          <w:rStyle w:val="Refdenotaalpie"/>
+          <w:rFonts w:ascii="Arial Narrow" w:hAnsi="Arial Narrow" w:cs="Arial"/>
+          <w:sz w:val="16"/>
+          <w:szCs w:val="15"/>
+          <w:vertAlign w:val="superscript"/>
+        </w:rPr>
+        <w:footnoteRef/>
+      </w:r>
+      <w:r>
+        <w:rPr>
+          <w:rFonts w:ascii="Arial Narrow" w:hAnsi="Arial Narrow" w:cs="Arial"/>
+          <w:sz w:val="15"/>
+          <w:szCs w:val="15"/>
+        </w:rPr>
+        <w:tab/>
+      </w:r>
+      <w:r>
+        <w:rPr>
+          <w:rFonts w:ascii="Arial Narrow" w:hAnsi="Arial Narrow" w:cs="Arial"/>
+          <w:b/>
+          <w:bCs/>
+          <w:sz w:val="15"/>
+          <w:szCs w:val="15"/>
+        </w:rPr>
+        <w:t xml:space="preserve">DECRETO LEGISLATIVO 807, LEY SOBRE FACULTADES, NORMAS Y ORGANIZACIÓN DEL INDECOPI, publicado el 18 de abril de 1996</w:t>
+      </w:r>
+    </w:p>
+    <w:p>
+      <w:pPr>
+        <w:pStyle w:val="Textonotapie"/>
+        <w:ind w:left="567" w:hanging="567"/>
+        <w:jc w:val="both"/>
+      </w:pPr>
+      <w:r>
+        <w:rPr>
+          <w:rFonts w:ascii="Arial Narrow" w:hAnsi="Arial Narrow" w:cs="Arial"/>
+          <w:sz w:val="15"/>
+          <w:szCs w:val="15"/>
+        </w:rPr>
+        <w:tab/>
+      </w:r>
+      <w:r>
+        <w:rPr>
+          <w:rFonts w:ascii="Arial Narrow" w:hAnsi="Arial Narrow" w:cs="Arial"/>
+          <w:b/>
+          <w:bCs/>
+          <w:sz w:val="15"/>
+          <w:szCs w:val="15"/>
+        </w:rPr>
+        <w:t xml:space="preserve">Artículo 26.-</w:t>
+      </w:r>
+      <w:r>
+        <w:rPr>
+          <w:rFonts w:ascii="Arial Narrow" w:hAnsi="Arial Narrow" w:cs="Arial"/>
+          <w:sz w:val="15"/>
+          <w:szCs w:val="15"/>
+        </w:rPr>
+        <w:t xml:space="preserve"> Una vez admitida a trámite la denuncia, se correrá traslado de la misma al denunciado, a fin de que éste presente su descargo. El plazo para la presentación del descargo será de cinco (5) días contados desde la notificación, vencido el cual, el Secretario Técnico declarará en rebeldía al denunciado que no lo hubiera presentado.</w:t>
+      </w:r>
+    </w:p>
+  </w:footnote>
+  <w:footnote w:id="18">
+    <w:p>
+      <w:pPr>
+        <w:pStyle w:val="Textonotapie"/>
+        <w:ind w:left="567" w:hanging="567"/>
+        <w:jc w:val="both"/>
+      </w:pPr>
+      <w:r>
+        <w:rPr>
+          <w:rStyle w:val="Refdenotaalpie"/>
+          <w:rFonts w:ascii="Arial Narrow" w:hAnsi="Arial Narrow" w:cs="Arial"/>
+          <w:sz w:val="16"/>
+          <w:szCs w:val="15"/>
+          <w:vertAlign w:val="superscript"/>
+        </w:rPr>
+        <w:footnoteRef/>
+      </w:r>
+      <w:r>
+        <w:rPr>
+          <w:rFonts w:ascii="Arial Narrow" w:hAnsi="Arial Narrow" w:cs="Arial"/>
+          <w:sz w:val="15"/>
+          <w:szCs w:val="15"/>
+        </w:rPr>
+        <w:tab/>
+      </w:r>
+      <w:r>
+        <w:rPr>
+          <w:rFonts w:ascii="Arial Narrow" w:hAnsi="Arial Narrow" w:cs="Arial"/>
+          <w:b/>
+          <w:bCs/>
+          <w:sz w:val="15"/>
+          <w:szCs w:val="15"/>
+        </w:rPr>
+        <w:t xml:space="preserve">DECRETO SUPREMO 006-2026-JUS, TEXTO ÚNICO ORDENADO DE LA LEY 27444, LEY DEL PROCEDIMIENTO ADMINISTRATIVO GENERAL, publicado el 30 de abril de 2026</w:t>
+      </w:r>
+    </w:p>
+    <w:p>
+      <w:pPr>
+        <w:pStyle w:val="Textonotapie"/>
+        <w:ind w:left="567" w:hanging="567"/>
+        <w:jc w:val="both"/>
+      </w:pPr>
+      <w:r>
+        <w:rPr>
+          <w:rFonts w:ascii="Arial Narrow" w:hAnsi="Arial Narrow" w:cs="Arial"/>
+          <w:sz w:val="15"/>
+          <w:szCs w:val="15"/>
+        </w:rPr>
+        <w:tab/>
+      </w:r>
+      <w:r>
+        <w:rPr>
+          <w:rFonts w:ascii="Arial Narrow" w:hAnsi="Arial Narrow" w:cs="Arial"/>
+          <w:b/>
+          <w:bCs/>
+          <w:sz w:val="15"/>
+          <w:szCs w:val="15"/>
+        </w:rPr>
+        <w:t xml:space="preserve">Artículo 223.- Contestación de la reclamación</w:t>
+      </w:r>
+    </w:p>
+    <w:p>
+      <w:pPr>
+        <w:pStyle w:val="Textonotapie"/>
+        <w:ind w:left="567" w:hanging="567"/>
+        <w:jc w:val="both"/>
+      </w:pPr>
+      <w:r>
+        <w:rPr>
+          <w:rFonts w:ascii="Arial Narrow" w:hAnsi="Arial Narrow" w:cs="Arial"/>
+          <w:sz w:val="15"/>
+          <w:szCs w:val="15"/>
+        </w:rPr>
+        <w:tab/>
+      </w:r>
+      <w:r>
+        <w:rPr>
+          <w:rFonts w:ascii="Arial Narrow" w:hAnsi="Arial Narrow" w:cs="Arial"/>
+          <w:sz w:val="15"/>
+          <w:szCs w:val="15"/>
+        </w:rPr>
+        <w:t xml:space="preserve">223.1 El reclamado deberá presentar la contestación de la reclamación dentro de los quince (15) días posteriores a la notificación de ésta; vencido este plazo, la Administración declarará en rebeldía al reclamado que no la hubiera presentado. La contestación deberá contener los requisitos de los escritos previstos en el artículo 113 de la presente Ley, así como la absolución de todos los asuntos controvertidos de hecho y de derecho, Las alegaciones y los hechos relevantes de la reclamación, salvo que hayan sido específicamente negadas en la contestación, se tendrán por aceptadas o merituadas como ciertas.</w:t>
+      </w:r>
     </w:p>
   </w:footnote>
   <w:footnote w:id="9">
@@ -9008,7 +9140,7 @@
 </file>
 
 <file path=word/header1.xml><?xml version="1.0" encoding="utf-8"?>
-<w:hdr xmlns:wpc="http://schemas.microsoft.com/office/word/2010/wordprocessingCanvas" xmlns:cx="http://schemas.microsoft.com/office/drawing/2014/chartex" xmlns:cx1="http://schemas.microsoft.com/office/drawing/2015/9/8/chartex" xmlns:cx2="http://schemas.microsoft.com/office/drawing/2015/10/21/chartex" xmlns:cx3="http://schemas.microsoft.com/office/drawing/2016/5/9/chartex" xmlns:cx4="http://schemas.microsoft.com/office/drawing/2016/5/10/chartex" xmlns:cx5="http://schemas.microsoft.com/office/drawing/2016/5/11/chartex" xmlns:cx6="http://schemas.microsoft.com/office/drawing/2016/5/12/chartex" xmlns:cx7="http://schemas.microsoft.com/office/drawing/2016/5/13/chartex" xmlns:cx8="http://schemas.microsoft.com/office/drawing/2016/5/14/chartex" xmlns:mc="http://schemas.openxmlformats.org/markup-compatibility/2006" xmlns:aink="http://schemas.microsoft.com/office/drawing/2016/ink" xmlns:am3d="http://schemas.microsoft.com/office/drawing/2017/model3d" xmlns:o="urn:schemas-microsoft-com:office:office" xmlns:oel="http://schemas.microsoft.com/office/2019/extlst" xmlns:r="http://schemas.openxmlformats.org/officeDocument/2006/relationships" xmlns:m="http://schemas.openxmlformats.org/officeDocument/2006/math" xmlns:v="urn:schemas-microsoft-com:vml" xmlns:wp14="http://schemas.microsoft.com/office/word/2010/wordprocessingDrawing" xmlns:wp="http://schemas.openxmlformats.org/drawingml/2006/wordprocessingDrawing" xmlns:w10="urn:schemas-microsoft-com:office:word" xmlns:w="http://schemas.openxmlformats.org/wordprocessingml/2006/main" xmlns:w14="http://schemas.microsoft.com/office/word/2010/wordml" xmlns:w15="http://schemas.microsoft.com/office/word/2012/wordml" xmlns:w16cex="http://schemas.microsoft.com/office/word/2018/wordml/cex" xmlns:w16cid="http://schemas.microsoft.com/office/word/2016/wordml/cid" xmlns:w16="http://schemas.microsoft.com/office/word/2018/wordml" xmlns:w16du="http://schemas.microsoft.com/office/word/2023/wordml/word16du" xmlns:w16sdtdh="http://schemas.microsoft.com/office/word/2020/wordml/sdtdatahash" xmlns:w16sdtfl="http://schemas.microsoft.com/office/word/2024/wordml/sdtformatlock" xmlns:w16se="http://schemas.microsoft.com/office/word/2015/wordml/symex" xmlns:wpg="http://schemas.microsoft.com/office/word/2010/wordprocessingGroup" xmlns:wpi="http://schemas.microsoft.com/office/word/2010/wordprocessingInk" xmlns:wne="http://schemas.microsoft.com/office/word/2006/wordml" xmlns:wps="http://schemas.microsoft.com/office/word/2010/wordprocessingShape" mc:Ignorable="w14 w15 w16se w16cid w16 w16cex w16sdtdh w16sdtfl w16du wp14">
+<w:hdr xmlns:mc="http://schemas.openxmlformats.org/markup-compatibility/2006" xmlns:r="http://schemas.openxmlformats.org/officeDocument/2006/relationships" xmlns:w="http://schemas.openxmlformats.org/wordprocessingml/2006/main" xmlns:w14="http://schemas.microsoft.com/office/word/2010/wordml" xmlns:w15="http://schemas.microsoft.com/office/word/2012/wordml" xmlns:w16="http://schemas.microsoft.com/office/word/2018/wordml" xmlns:w16cex="http://schemas.microsoft.com/office/word/2018/wordml/cex" xmlns:w16cid="http://schemas.microsoft.com/office/word/2016/wordml/cid" xmlns:w16du="http://schemas.microsoft.com/office/word/2023/wordml/word16du" xmlns:w16sdtdh="http://schemas.microsoft.com/office/word/2020/wordml/sdtdatahash" xmlns:w16se="http://schemas.microsoft.com/office/word/2015/wordml/symex" xmlns:wp14="http://schemas.microsoft.com/office/word/2010/wordprocessingDrawing" mc:Ignorable="w14 w15 w16se w16cid w16 w16cex w16sdtdh w16du wp14">
   <w:p>
     <w:pPr>
       <w:pStyle w:val="Encabezado"/>

--- a/plantillas_maestras/01_seguro_vehicular/clausula_abusiva/2_o_mas_ddos_varios/varon/TPL_0798_2026_SEGURO_VEHICULAR_CLAUSULA_ABUSIVA_ASEGURADORA_VARON_R2.docx
+++ b/plantillas_maestras/01_seguro_vehicular/clausula_abusiva/2_o_mas_ddos_varios/varon/TPL_0798_2026_SEGURO_VEHICULAR_CLAUSULA_ABUSIVA_ASEGURADORA_VARON_R2.docx
@@ -531,163 +531,7 @@
           <w:lang w:val="es-ES" w:eastAsia="es-ES"/>
           <w14:ligatures w14:val="none"/>
         </w:rPr>
-        <w:t xml:space="preserve">Mediante el escrito del 9 de marzo de 2026, complementado mediante escrito del 24 de marzo de 2026, el señor [APELLIDO] denunció a Rímac por presuntas infracciones a la Ley 29571, Código de Protección y Defensa del Consumidor (en adelante, Código), señalando lo siguiente:</w:t>
-      </w:r>
-      <w:r>
-        <w:rPr>
-          <w:rFonts w:ascii="Arial Narrow" w:eastAsia="Arial Narrow" w:hAnsi="Arial Narrow" w:cs="Arial Narrow"/>
-          <w:color w:val="000000"/>
-          <w:kern w:val="0"/>
-          <w:sz w:val="22"/>
-          <w:szCs w:val="22"/>
-          <w:lang w:val="es-ES" w:eastAsia="es-ES"/>
-          <w14:ligatures w14:val="none"/>
-        </w:rPr>
-        <w:t/>
-      </w:r>
-      <w:r>
-        <w:rPr>
-          <w:rFonts w:ascii="Arial Narrow" w:eastAsia="Arial Narrow" w:hAnsi="Arial Narrow" w:cs="Arial Narrow"/>
-          <w:color w:val="000000"/>
-          <w:kern w:val="0"/>
-          <w:sz w:val="22"/>
-          <w:szCs w:val="22"/>
-          <w:lang w:val="es-ES" w:eastAsia="es-ES"/>
-          <w14:ligatures w14:val="none"/>
-        </w:rPr>
-        <w:t xml:space="preserve"/>
-      </w:r>
-      <w:r>
-        <w:rPr>
-          <w:rFonts w:ascii="Arial Narrow" w:eastAsia="Arial Narrow" w:hAnsi="Arial Narrow" w:cs="Arial Narrow"/>
-          <w:color w:val="000000"/>
-          <w:kern w:val="0"/>
-          <w:sz w:val="22"/>
-          <w:szCs w:val="22"/>
-          <w:lang w:val="es-ES" w:eastAsia="es-ES"/>
-          <w14:ligatures w14:val="none"/>
-        </w:rPr>
-        <w:t/>
-      </w:r>
-      <w:r>
-        <w:rPr>
-          <w:rFonts w:ascii="Arial Narrow" w:eastAsia="Arial Narrow" w:hAnsi="Arial Narrow" w:cs="Arial Narrow"/>
-          <w:color w:val="000000"/>
-          <w:kern w:val="0"/>
-          <w:sz w:val="22"/>
-          <w:szCs w:val="22"/>
-          <w:lang w:val="es-ES" w:eastAsia="es-ES"/>
-          <w14:ligatures w14:val="none"/>
-        </w:rPr>
-        <w:t xml:space="preserve"/>
-      </w:r>
-      <w:r>
-        <w:rPr>
-          <w:rFonts w:ascii="Arial Narrow" w:eastAsia="Arial Narrow" w:hAnsi="Arial Narrow" w:cs="Arial Narrow"/>
-          <w:color w:val="000000"/>
-          <w:kern w:val="0"/>
-          <w:sz w:val="22"/>
-          <w:szCs w:val="22"/>
-          <w:lang w:val="es-ES" w:eastAsia="es-ES"/>
-          <w14:ligatures w14:val="none"/>
-        </w:rPr>
-        <w:t/>
-      </w:r>
-      <w:r>
-        <w:rPr>
-          <w:rFonts w:ascii="Arial Narrow" w:eastAsia="Arial Narrow" w:hAnsi="Arial Narrow" w:cs="Arial Narrow"/>
-          <w:color w:val="000000"/>
-          <w:kern w:val="0"/>
-          <w:sz w:val="22"/>
-          <w:szCs w:val="22"/>
-          <w:lang w:val="es-ES" w:eastAsia="es-ES"/>
-          <w14:ligatures w14:val="none"/>
-        </w:rPr>
-        <w:t xml:space="preserve"/>
-      </w:r>
-      <w:r>
-        <w:rPr>
-          <w:rFonts w:ascii="Arial Narrow" w:eastAsia="Arial Narrow" w:hAnsi="Arial Narrow" w:cs="Arial Narrow"/>
-          <w:color w:val="000000"/>
-          <w:kern w:val="0"/>
-          <w:sz w:val="22"/>
-          <w:szCs w:val="22"/>
-          <w:lang w:val="es-ES" w:eastAsia="es-ES"/>
-          <w14:ligatures w14:val="none"/>
-        </w:rPr>
-        <w:t/>
-      </w:r>
-      <w:r>
-        <w:rPr>
-          <w:rFonts w:ascii="Arial Narrow" w:eastAsia="Arial Narrow" w:hAnsi="Arial Narrow" w:cs="Arial Narrow"/>
-          <w:kern w:val="0"/>
-          <w14:ligatures w14:val="none"/>
-          <w:sz w:val="22"/>
-          <w:szCs w:val="22"/>
-        </w:rPr>
-        <w:t/>
-      </w:r>
-      <w:r>
-        <w:rPr>
-          <w:rFonts w:ascii="Arial Narrow" w:eastAsia="Arial Narrow" w:hAnsi="Arial Narrow" w:cs="Arial Narrow"/>
-          <w:kern w:val="0"/>
-          <w14:ligatures w14:val="none"/>
-          <w:sz w:val="22"/>
-          <w:szCs w:val="22"/>
-        </w:rPr>
-        <w:t xml:space="preserve"/>
-      </w:r>
-      <w:r>
-        <w:rPr>
-          <w:rFonts w:ascii="Arial Narrow" w:eastAsia="Arial Narrow" w:hAnsi="Arial Narrow" w:cs="Arial Narrow"/>
-          <w:kern w:val="0"/>
-          <w14:ligatures w14:val="none"/>
-          <w:sz w:val="22"/>
-          <w:szCs w:val="22"/>
-        </w:rPr>
-        <w:t/>
-      </w:r>
-      <w:r>
-        <w:rPr>
-          <w:rFonts w:ascii="Arial Narrow" w:eastAsia="Arial Narrow" w:hAnsi="Arial Narrow" w:cs="Arial Narrow"/>
-          <w:kern w:val="0"/>
-          <w14:ligatures w14:val="none"/>
-          <w:sz w:val="22"/>
-          <w:szCs w:val="22"/>
-        </w:rPr>
-        <w:t xml:space="preserve"/>
-      </w:r>
-      <w:r>
-        <w:rPr>
-          <w:rFonts w:ascii="Arial Narrow" w:eastAsia="Arial Narrow" w:hAnsi="Arial Narrow" w:cs="Arial Narrow"/>
-          <w:kern w:val="0"/>
-          <w14:ligatures w14:val="none"/>
-          <w:sz w:val="22"/>
-          <w:szCs w:val="22"/>
-        </w:rPr>
-        <w:t xml:space="preserve"/>
-      </w:r>
-      <w:r>
-        <w:rPr>
-          <w:rFonts w:ascii="Arial Narrow" w:eastAsia="Arial Narrow" w:hAnsi="Arial Narrow" w:cs="Arial Narrow"/>
-          <w:kern w:val="0"/>
-          <w14:ligatures w14:val="none"/>
-          <w:sz w:val="22"/>
-          <w:szCs w:val="22"/>
-        </w:rPr>
-        <w:t/>
-      </w:r>
-      <w:r>
-        <w:rPr>
-          <w:rFonts w:ascii="Arial Narrow" w:eastAsia="Arial Narrow" w:hAnsi="Arial Narrow" w:cs="Arial Narrow"/>
-          <w:color w:val="000000"/>
-          <w:kern w:val="0"/>
-          <w:sz w:val="22"/>
-          <w:szCs w:val="22"/>
-          <w:lang w:val="es-ES" w:eastAsia="es-ES"/>
-          <w14:ligatures w14:val="none"/>
-        </w:rPr>
-        <w:t/>
+        <w:t xml:space="preserve">Mediante el escrito del 9 de marzo de 2026, complementado mediante escrito del 24 de marzo de 2026, el señor [APELLIDO] denunció a Rímac por presuntas infracciones a la Ley 29571, Código de Protección y Defensa del Consumidor</w:t>
       </w:r>
       <w:r>
         <w:rPr>
@@ -702,6 +546,174 @@
           <w14:ligatures w14:val="none"/>
         </w:rPr>
         <w:footnoteReference w:id="1"/>
+      </w:r>
+      <w:r>
+        <w:rPr>
+          <w:rFonts w:ascii="Arial Narrow" w:eastAsia="Arial Narrow" w:hAnsi="Arial Narrow" w:cs="Arial Narrow"/>
+          <w:color w:val="000000"/>
+          <w:kern w:val="0"/>
+          <w:sz w:val="22"/>
+          <w:szCs w:val="22"/>
+          <w:lang w:val="es-ES" w:eastAsia="es-ES"/>
+          <w14:ligatures w14:val="none"/>
+        </w:rPr>
+        <w:t xml:space="preserve"> (en adelante, Código), señalando lo siguiente:</w:t>
+      </w:r>
+      <w:r>
+        <w:rPr>
+          <w:rFonts w:ascii="Arial Narrow" w:eastAsia="Arial Narrow" w:hAnsi="Arial Narrow" w:cs="Arial Narrow"/>
+          <w:color w:val="000000"/>
+          <w:kern w:val="0"/>
+          <w:sz w:val="22"/>
+          <w:szCs w:val="22"/>
+          <w:lang w:val="es-ES" w:eastAsia="es-ES"/>
+          <w14:ligatures w14:val="none"/>
+        </w:rPr>
+        <w:t/>
+      </w:r>
+      <w:r>
+        <w:rPr>
+          <w:rFonts w:ascii="Arial Narrow" w:eastAsia="Arial Narrow" w:hAnsi="Arial Narrow" w:cs="Arial Narrow"/>
+          <w:color w:val="000000"/>
+          <w:kern w:val="0"/>
+          <w:sz w:val="22"/>
+          <w:szCs w:val="22"/>
+          <w:lang w:val="es-ES" w:eastAsia="es-ES"/>
+          <w14:ligatures w14:val="none"/>
+        </w:rPr>
+        <w:t xml:space="preserve"/>
+      </w:r>
+      <w:r>
+        <w:rPr>
+          <w:rFonts w:ascii="Arial Narrow" w:eastAsia="Arial Narrow" w:hAnsi="Arial Narrow" w:cs="Arial Narrow"/>
+          <w:color w:val="000000"/>
+          <w:kern w:val="0"/>
+          <w:sz w:val="22"/>
+          <w:szCs w:val="22"/>
+          <w:lang w:val="es-ES" w:eastAsia="es-ES"/>
+          <w14:ligatures w14:val="none"/>
+        </w:rPr>
+        <w:t/>
+      </w:r>
+      <w:r>
+        <w:rPr>
+          <w:rFonts w:ascii="Arial Narrow" w:eastAsia="Arial Narrow" w:hAnsi="Arial Narrow" w:cs="Arial Narrow"/>
+          <w:color w:val="000000"/>
+          <w:kern w:val="0"/>
+          <w:sz w:val="22"/>
+          <w:szCs w:val="22"/>
+          <w:lang w:val="es-ES" w:eastAsia="es-ES"/>
+          <w14:ligatures w14:val="none"/>
+        </w:rPr>
+        <w:t xml:space="preserve"/>
+      </w:r>
+      <w:r>
+        <w:rPr>
+          <w:rFonts w:ascii="Arial Narrow" w:eastAsia="Arial Narrow" w:hAnsi="Arial Narrow" w:cs="Arial Narrow"/>
+          <w:color w:val="000000"/>
+          <w:kern w:val="0"/>
+          <w:sz w:val="22"/>
+          <w:szCs w:val="22"/>
+          <w:lang w:val="es-ES" w:eastAsia="es-ES"/>
+          <w14:ligatures w14:val="none"/>
+        </w:rPr>
+        <w:t/>
+      </w:r>
+      <w:r>
+        <w:rPr>
+          <w:rFonts w:ascii="Arial Narrow" w:eastAsia="Arial Narrow" w:hAnsi="Arial Narrow" w:cs="Arial Narrow"/>
+          <w:color w:val="000000"/>
+          <w:kern w:val="0"/>
+          <w:sz w:val="22"/>
+          <w:szCs w:val="22"/>
+          <w:lang w:val="es-ES" w:eastAsia="es-ES"/>
+          <w14:ligatures w14:val="none"/>
+        </w:rPr>
+        <w:t xml:space="preserve"/>
+      </w:r>
+      <w:r>
+        <w:rPr>
+          <w:rFonts w:ascii="Arial Narrow" w:eastAsia="Arial Narrow" w:hAnsi="Arial Narrow" w:cs="Arial Narrow"/>
+          <w:color w:val="000000"/>
+          <w:kern w:val="0"/>
+          <w:sz w:val="22"/>
+          <w:szCs w:val="22"/>
+          <w:lang w:val="es-ES" w:eastAsia="es-ES"/>
+          <w14:ligatures w14:val="none"/>
+        </w:rPr>
+        <w:t/>
+      </w:r>
+      <w:r>
+        <w:rPr>
+          <w:rFonts w:ascii="Arial Narrow" w:eastAsia="Arial Narrow" w:hAnsi="Arial Narrow" w:cs="Arial Narrow"/>
+          <w:kern w:val="0"/>
+          <w14:ligatures w14:val="none"/>
+          <w:sz w:val="22"/>
+          <w:szCs w:val="22"/>
+        </w:rPr>
+        <w:t/>
+      </w:r>
+      <w:r>
+        <w:rPr>
+          <w:rFonts w:ascii="Arial Narrow" w:eastAsia="Arial Narrow" w:hAnsi="Arial Narrow" w:cs="Arial Narrow"/>
+          <w:kern w:val="0"/>
+          <w14:ligatures w14:val="none"/>
+          <w:sz w:val="22"/>
+          <w:szCs w:val="22"/>
+        </w:rPr>
+        <w:t xml:space="preserve"/>
+      </w:r>
+      <w:r>
+        <w:rPr>
+          <w:rFonts w:ascii="Arial Narrow" w:eastAsia="Arial Narrow" w:hAnsi="Arial Narrow" w:cs="Arial Narrow"/>
+          <w:kern w:val="0"/>
+          <w14:ligatures w14:val="none"/>
+          <w:sz w:val="22"/>
+          <w:szCs w:val="22"/>
+        </w:rPr>
+        <w:t/>
+      </w:r>
+      <w:r>
+        <w:rPr>
+          <w:rFonts w:ascii="Arial Narrow" w:eastAsia="Arial Narrow" w:hAnsi="Arial Narrow" w:cs="Arial Narrow"/>
+          <w:kern w:val="0"/>
+          <w14:ligatures w14:val="none"/>
+          <w:sz w:val="22"/>
+          <w:szCs w:val="22"/>
+        </w:rPr>
+        <w:t xml:space="preserve"/>
+      </w:r>
+      <w:r>
+        <w:rPr>
+          <w:rFonts w:ascii="Arial Narrow" w:eastAsia="Arial Narrow" w:hAnsi="Arial Narrow" w:cs="Arial Narrow"/>
+          <w:kern w:val="0"/>
+          <w14:ligatures w14:val="none"/>
+          <w:sz w:val="22"/>
+          <w:szCs w:val="22"/>
+        </w:rPr>
+        <w:t xml:space="preserve"/>
+      </w:r>
+      <w:r>
+        <w:rPr>
+          <w:rFonts w:ascii="Arial Narrow" w:eastAsia="Arial Narrow" w:hAnsi="Arial Narrow" w:cs="Arial Narrow"/>
+          <w:kern w:val="0"/>
+          <w14:ligatures w14:val="none"/>
+          <w:sz w:val="22"/>
+          <w:szCs w:val="22"/>
+        </w:rPr>
+        <w:t/>
+      </w:r>
+      <w:r>
+        <w:rPr>
+          <w:rFonts w:ascii="Arial Narrow" w:eastAsia="Arial Narrow" w:hAnsi="Arial Narrow" w:cs="Arial Narrow"/>
+          <w:color w:val="000000"/>
+          <w:kern w:val="0"/>
+          <w:sz w:val="22"/>
+          <w:szCs w:val="22"/>
+          <w:lang w:val="es-ES" w:eastAsia="es-ES"/>
+          <w14:ligatures w14:val="none"/>
+        </w:rPr>
+        <w:t/>
       </w:r>
       <w:r>
         <w:rPr>
@@ -2486,8 +2498,8 @@
     <w:p>
       <w:pPr>
         <w:numPr>
-          <w:ilvl w:val="1"/>
-          <w:numId w:val="5"/>
+          <w:ilvl w:val="0"/>
+          <w:numId w:val="9"/>
         </w:numPr>
         <w:tabs>
           <w:tab w:val="num" w:pos="567"/>
@@ -3602,7 +3614,19 @@
           <w:lang w:eastAsia="es-PE"/>
           <w14:ligatures w14:val="none"/>
         </w:rPr>
-        <w:t xml:space="preserve">PRIMERO: admitir a trámite la denuncia del 9 de marzo de 2026, complementado mediante escrito del 24 de marzo de 2026 interpuesta por el señor [DENUNCIANTE] contra Rímac Seguros y Reaseguros S.A., por lo siguiente:</w:t>
+        <w:t xml:space="preserve">PRIMERO:</w:t>
+      </w:r>
+      <w:r>
+        <w:rPr>
+          <w:rFonts w:ascii="Arial Narrow" w:eastAsia="Arial Narrow" w:hAnsi="Arial Narrow" w:cs="Arial Narrow"/>
+          <w:color w:val="000000"/>
+          <w:kern w:val="0"/>
+          <w:sz w:val="22"/>
+          <w:szCs w:val="22"/>
+          <w:lang w:eastAsia="es-PE"/>
+          <w14:ligatures w14:val="none"/>
+        </w:rPr>
+        <w:t xml:space="preserve"> admitir a trámite la denuncia del 9 de marzo de 2026, complementado mediante escrito del 24 de marzo de 2026 interpuesta por el señor [DENUNCIANTE] contra Rímac Seguros y Reaseguros S.A., por lo siguiente:</w:t>
       </w:r>
       <w:r>
         <w:rPr>
@@ -4294,7 +4318,19 @@
           <w:lang w:eastAsia="es-PE"/>
           <w14:ligatures w14:val="none"/>
         </w:rPr>
-        <w:t xml:space="preserve">TERCERO: </w:t>
+        <w:t xml:space="preserve">TERCERO:</w:t>
+      </w:r>
+      <w:r>
+        <w:rPr>
+          <w:rFonts w:ascii="Arial Narrow" w:eastAsia="Arial Narrow" w:hAnsi="Arial Narrow" w:cs="Arial Narrow"/>
+          <w:color w:val="000000"/>
+          <w:kern w:val="0"/>
+          <w:sz w:val="22"/>
+          <w:szCs w:val="22"/>
+          <w:lang w:eastAsia="es-PE"/>
+          <w14:ligatures w14:val="none"/>
+        </w:rPr>
+        <w:t xml:space="preserve"> </w:t>
       </w:r>
       <w:r>
         <w:rPr>
@@ -4697,7 +4733,15 @@
           <w:sz w:val="22"/>
           <w:szCs w:val="22"/>
         </w:rPr>
-        <w:t xml:space="preserve">CUARTO: </w:t>
+        <w:t xml:space="preserve">CUARTO:</w:t>
+      </w:r>
+      <w:r>
+        <w:rPr>
+          <w:rFonts w:ascii="Arial Narrow" w:eastAsia="Arial Narrow" w:hAnsi="Arial Narrow" w:cs="Arial Narrow"/>
+          <w:sz w:val="22"/>
+          <w:szCs w:val="22"/>
+        </w:rPr>
+        <w:t xml:space="preserve"> </w:t>
       </w:r>
       <w:r>
         <w:rPr>
@@ -4719,7 +4763,7 @@
           <w:lang w:val="es-ES" w:eastAsia="es-ES"/>
           <w14:ligatures w14:val="none"/>
         </w:rPr>
-        <w:footnoteReference w:id="17"/>
+        <w:footnoteReference w:id="9"/>
       </w:r>
       <w:r>
         <w:rPr>
@@ -4741,7 +4785,7 @@
           <w:lang w:val="es-ES" w:eastAsia="es-ES"/>
           <w14:ligatures w14:val="none"/>
         </w:rPr>
-        <w:footnoteReference w:id="18"/>
+        <w:footnoteReference w:id="10"/>
       </w:r>
       <w:r>
         <w:rPr>
@@ -4792,7 +4836,19 @@
           <w:lang w:eastAsia="es-PE"/>
           <w14:ligatures w14:val="none"/>
         </w:rPr>
-        <w:t xml:space="preserve">QUINTO: </w:t>
+        <w:t xml:space="preserve">QUINTO:</w:t>
+      </w:r>
+      <w:r>
+        <w:rPr>
+          <w:rFonts w:ascii="Arial Narrow" w:eastAsia="Arial Narrow" w:hAnsi="Arial Narrow" w:cs="Arial Narrow"/>
+          <w:color w:val="000000"/>
+          <w:kern w:val="0"/>
+          <w:sz w:val="22"/>
+          <w:szCs w:val="22"/>
+          <w:lang w:eastAsia="es-PE"/>
+          <w14:ligatures w14:val="none"/>
+        </w:rPr>
+        <w:t xml:space="preserve"> </w:t>
       </w:r>
       <w:bookmarkStart w:id="20" w:name="_Hlk188286813"/>
       <w:r>
@@ -5001,7 +5057,19 @@
           <w:lang w:eastAsia="es-ES"/>
           <w14:ligatures w14:val="none"/>
         </w:rPr>
-        <w:t xml:space="preserve">SEXTO: </w:t>
+        <w:t xml:space="preserve">SEXTO:</w:t>
+      </w:r>
+      <w:r>
+        <w:rPr>
+          <w:rFonts w:ascii="Arial Narrow" w:eastAsia="Arial Narrow" w:hAnsi="Arial Narrow" w:cs="Arial Narrow"/>
+          <w:color w:val="000000"/>
+          <w:kern w:val="0"/>
+          <w:sz w:val="22"/>
+          <w:szCs w:val="22"/>
+          <w:lang w:eastAsia="es-ES"/>
+          <w14:ligatures w14:val="none"/>
+        </w:rPr>
+        <w:t xml:space="preserve"> </w:t>
       </w:r>
       <w:r>
         <w:rPr>
@@ -5018,13 +5086,10 @@
       <w:r>
         <w:rPr>
           <w:rFonts w:ascii="Arial Narrow" w:eastAsia="Arial Narrow" w:hAnsi="Arial Narrow" w:cs="Arial Narrow"/>
-          <w:b/>
-          <w:bCs/>
-          <w:color w:val="000000"/>
-          <w:kern w:val="0"/>
-          <w:sz w:val="22"/>
-          <w:szCs w:val="22"/>
-          <w:u w:val="single"/>
+          <w:color w:val="000000"/>
+          <w:kern w:val="0"/>
+          <w:sz w:val="22"/>
+          <w:szCs w:val="22"/>
           <w:lang w:eastAsia="es-ES"/>
           <w14:ligatures w14:val="none"/>
         </w:rPr>
@@ -5033,13 +5098,10 @@
       <w:r>
         <w:rPr>
           <w:rFonts w:ascii="Arial Narrow" w:eastAsia="Arial Narrow" w:hAnsi="Arial Narrow" w:cs="Arial Narrow"/>
-          <w:b/>
-          <w:bCs/>
-          <w:color w:val="000000"/>
-          <w:kern w:val="0"/>
-          <w:sz w:val="22"/>
-          <w:szCs w:val="22"/>
-          <w:u w:val="single"/>
+          <w:color w:val="000000"/>
+          <w:kern w:val="0"/>
+          <w:sz w:val="22"/>
+          <w:szCs w:val="22"/>
           <w:lang w:eastAsia="es-ES"/>
           <w14:ligatures w14:val="none"/>
         </w:rPr>
@@ -5048,13 +5110,10 @@
       <w:r>
         <w:rPr>
           <w:rFonts w:ascii="Arial Narrow" w:eastAsia="Arial Narrow" w:hAnsi="Arial Narrow" w:cs="Arial Narrow"/>
-          <w:b/>
-          <w:bCs/>
-          <w:color w:val="000000"/>
-          <w:kern w:val="0"/>
-          <w:sz w:val="22"/>
-          <w:szCs w:val="22"/>
-          <w:u w:val="single"/>
+          <w:color w:val="000000"/>
+          <w:kern w:val="0"/>
+          <w:sz w:val="22"/>
+          <w:szCs w:val="22"/>
           <w:lang w:eastAsia="es-ES"/>
           <w14:ligatures w14:val="none"/>
         </w:rPr>
@@ -5063,13 +5122,10 @@
       <w:r>
         <w:rPr>
           <w:rFonts w:ascii="Arial Narrow" w:eastAsia="Arial Narrow" w:hAnsi="Arial Narrow" w:cs="Arial Narrow"/>
-          <w:b/>
-          <w:bCs/>
-          <w:color w:val="000000"/>
-          <w:kern w:val="0"/>
-          <w:sz w:val="22"/>
-          <w:szCs w:val="22"/>
-          <w:u w:val="single"/>
+          <w:color w:val="000000"/>
+          <w:kern w:val="0"/>
+          <w:sz w:val="22"/>
+          <w:szCs w:val="22"/>
           <w:lang w:eastAsia="es-ES"/>
           <w14:ligatures w14:val="none"/>
         </w:rPr>
@@ -5078,13 +5134,10 @@
       <w:r>
         <w:rPr>
           <w:rFonts w:ascii="Arial Narrow" w:eastAsia="Arial Narrow" w:hAnsi="Arial Narrow" w:cs="Arial Narrow"/>
-          <w:b/>
-          <w:bCs/>
-          <w:color w:val="000000"/>
-          <w:kern w:val="0"/>
-          <w:sz w:val="22"/>
-          <w:szCs w:val="22"/>
-          <w:u w:val="single"/>
+          <w:color w:val="000000"/>
+          <w:kern w:val="0"/>
+          <w:sz w:val="22"/>
+          <w:szCs w:val="22"/>
           <w:lang w:eastAsia="es-ES"/>
           <w14:ligatures w14:val="none"/>
         </w:rPr>
@@ -5093,13 +5146,10 @@
       <w:r>
         <w:rPr>
           <w:rFonts w:ascii="Arial Narrow" w:eastAsia="Arial Narrow" w:hAnsi="Arial Narrow" w:cs="Arial Narrow"/>
-          <w:b/>
-          <w:bCs/>
-          <w:color w:val="000000"/>
-          <w:kern w:val="0"/>
-          <w:sz w:val="22"/>
-          <w:szCs w:val="22"/>
-          <w:u w:val="single"/>
+          <w:color w:val="000000"/>
+          <w:kern w:val="0"/>
+          <w:sz w:val="22"/>
+          <w:szCs w:val="22"/>
           <w:lang w:eastAsia="es-ES"/>
           <w14:ligatures w14:val="none"/>
         </w:rPr>
@@ -5109,13 +5159,10 @@
       <w:r>
         <w:rPr>
           <w:rFonts w:ascii="Arial Narrow" w:eastAsia="Arial Narrow" w:hAnsi="Arial Narrow" w:cs="Arial Narrow"/>
-          <w:b/>
-          <w:bCs/>
-          <w:color w:val="000000"/>
-          <w:kern w:val="0"/>
-          <w:sz w:val="22"/>
-          <w:szCs w:val="22"/>
-          <w:u w:val="single"/>
+          <w:color w:val="000000"/>
+          <w:kern w:val="0"/>
+          <w:sz w:val="22"/>
+          <w:szCs w:val="22"/>
           <w:lang w:eastAsia="es-ES"/>
           <w14:ligatures w14:val="none"/>
         </w:rPr>
@@ -5193,7 +5240,7 @@
           <w:lang w:eastAsia="es-ES"/>
           <w14:ligatures w14:val="none"/>
         </w:rPr>
-        <w:footnoteReference w:id="9"/>
+        <w:footnoteReference w:id="11"/>
       </w:r>
       <w:r>
         <w:rPr>
@@ -5216,7 +5263,6 @@
           <w:kern w:val="0"/>
           <w:sz w:val="22"/>
           <w:szCs w:val="22"/>
-          <w:u w:val="single"/>
           <w:lang w:eastAsia="es-ES"/>
           <w14:ligatures w14:val="none"/>
         </w:rPr>
@@ -5332,7 +5378,7 @@
           <w:lang w:eastAsia="es-ES"/>
           <w14:ligatures w14:val="none"/>
         </w:rPr>
-        <w:footnoteReference w:id="10"/>
+        <w:footnoteReference w:id="12"/>
       </w:r>
       <w:r>
         <w:rPr>
@@ -5353,7 +5399,6 @@
           <w:kern w:val="0"/>
           <w:sz w:val="22"/>
           <w:szCs w:val="22"/>
-          <w:u w:val="single"/>
           <w:lang w:eastAsia="es-ES"/>
           <w14:ligatures w14:val="none"/>
         </w:rPr>
@@ -5367,21 +5412,19 @@
           <w:kern w:val="0"/>
           <w:sz w:val="22"/>
           <w:szCs w:val="22"/>
-          <w:u w:val="single"/>
           <w:vertAlign w:val="superscript"/>
           <w:lang w:eastAsia="es-ES"/>
           <w14:ligatures w14:val="none"/>
         </w:rPr>
-        <w:footnoteReference w:id="11"/>
-      </w:r>
-      <w:r>
-        <w:rPr>
-          <w:rFonts w:ascii="Arial Narrow" w:eastAsia="Arial Narrow" w:hAnsi="Arial Narrow" w:cs="Arial Narrow"/>
-          <w:color w:val="000000"/>
-          <w:kern w:val="0"/>
-          <w:sz w:val="22"/>
-          <w:szCs w:val="22"/>
-          <w:u w:val="single"/>
+        <w:footnoteReference w:id="13"/>
+      </w:r>
+      <w:r>
+        <w:rPr>
+          <w:rFonts w:ascii="Arial Narrow" w:eastAsia="Arial Narrow" w:hAnsi="Arial Narrow" w:cs="Arial Narrow"/>
+          <w:color w:val="000000"/>
+          <w:kern w:val="0"/>
+          <w:sz w:val="22"/>
+          <w:szCs w:val="22"/>
           <w:lang w:eastAsia="es-ES"/>
           <w14:ligatures w14:val="none"/>
         </w:rPr>
@@ -5687,7 +5730,7 @@
           <w:lang w:eastAsia="es-PE"/>
           <w14:ligatures w14:val="none"/>
         </w:rPr>
-        <w:footnoteReference w:id="12"/>
+        <w:footnoteReference w:id="14"/>
       </w:r>
       <w:r>
         <w:rPr>
@@ -5785,7 +5828,7 @@
           <w:lang w:eastAsia="es-PE"/>
           <w14:ligatures w14:val="none"/>
         </w:rPr>
-        <w:footnoteReference w:id="13"/>
+        <w:footnoteReference w:id="15"/>
       </w:r>
       <w:r>
         <w:rPr>
@@ -5861,7 +5904,7 @@
           <w:lang w:eastAsia="es-PE"/>
           <w14:ligatures w14:val="none"/>
         </w:rPr>
-        <w:footnoteReference w:id="14"/>
+        <w:footnoteReference w:id="16"/>
       </w:r>
       <w:r>
         <w:rPr>
@@ -6089,7 +6132,7 @@
           <w:vertAlign w:val="superscript"/>
           <w14:ligatures w14:val="none"/>
         </w:rPr>
-        <w:footnoteReference w:id="15"/>
+        <w:footnoteReference w:id="17"/>
       </w:r>
       <w:r>
         <w:rPr>
@@ -6107,7 +6150,6 @@
           <w:kern w:val="0"/>
           <w:sz w:val="22"/>
           <w:szCs w:val="22"/>
-          <w:u w:val="single"/>
           <w14:ligatures w14:val="none"/>
         </w:rPr>
         <w:t>expresamente su facultad para asistir y conciliar en su representación</w:t>
@@ -6115,7 +6157,6 @@
       <w:r>
         <w:rPr>
           <w:rFonts w:ascii="Arial Narrow" w:eastAsia="Arial Narrow" w:hAnsi="Arial Narrow" w:cs="Arial Narrow"/>
-          <w:bCs/>
           <w:kern w:val="0"/>
           <w14:ligatures w14:val="none"/>
           <w:sz w:val="22"/>
@@ -6126,8 +6167,6 @@
       <w:r>
         <w:rPr>
           <w:rFonts w:ascii="Arial Narrow" w:eastAsia="Arial Narrow" w:hAnsi="Arial Narrow" w:cs="Arial Narrow"/>
-          <w:b/>
-          <w:bCs/>
           <w:kern w:val="0"/>
           <w14:ligatures w14:val="none"/>
           <w:sz w:val="22"/>
@@ -6141,7 +6180,6 @@
           <w:kern w:val="0"/>
           <w:sz w:val="22"/>
           <w:szCs w:val="22"/>
-          <w:u w:val="single"/>
           <w14:ligatures w14:val="none"/>
         </w:rPr>
         <w:t xml:space="preserve">Ello bajo apercibimiento de no realizar la audiencia de conciliación y levantar el acta de inasistencia correspondiente. </w:t>
@@ -6262,7 +6300,15 @@
           <w:sz w:val="22"/>
           <w:szCs w:val="22"/>
         </w:rPr>
-        <w:t xml:space="preserve">DÉCIMO PRIMERO: </w:t>
+        <w:t xml:space="preserve">DÉCIMO PRIMERO:</w:t>
+      </w:r>
+      <w:r>
+        <w:rPr>
+          <w:rFonts w:ascii="Arial Narrow" w:eastAsia="Arial Narrow" w:hAnsi="Arial Narrow" w:cs="Arial Narrow"/>
+          <w:sz w:val="22"/>
+          <w:szCs w:val="22"/>
+        </w:rPr>
+        <w:t xml:space="preserve"> </w:t>
       </w:r>
       <w:r>
         <w:rPr>
@@ -6408,7 +6454,7 @@
           <w:szCs w:val="22"/>
           <w:vertAlign w:val="superscript"/>
         </w:rPr>
-        <w:footnoteReference w:id="16"/>
+        <w:footnoteReference w:id="18"/>
       </w:r>
       <w:r>
         <w:rPr>
@@ -6741,6 +6787,9 @@
     <w:p>
       <w:pPr>
         <w:pStyle w:val="Textonotapie"/>
+        <w:tabs>
+          <w:tab w:val="left" w:pos="567"/>
+        </w:tabs>
         <w:ind w:left="567" w:hanging="567"/>
         <w:jc w:val="both"/>
         <w:rPr>
@@ -6765,7 +6814,8 @@
           <w:sz w:val="16"/>
           <w:szCs w:val="16"/>
         </w:rPr>
-        <w:t xml:space="preserve"> </w:t>
+        <w:tab/>
+        <w:t xml:space="preserve"/>
       </w:r>
       <w:r>
         <w:rPr>
@@ -6840,7 +6890,8 @@
           <w:sz w:val="16"/>
           <w:szCs w:val="16"/>
         </w:rPr>
-        <w:t xml:space="preserve"> </w:t>
+        <w:tab/>
+        <w:t xml:space="preserve"/>
       </w:r>
       <w:r>
         <w:rPr>
@@ -6947,10 +6998,30 @@
         <w:jc w:val="both"/>
         <w:rPr>
           <w:rFonts w:ascii="Arial Narrow" w:eastAsia="Arial Narrow" w:hAnsi="Arial Narrow" w:cs="Arial Narrow"/>
-          <w:sz w:val="16"/>
-          <w:szCs w:val="16"/>
-        </w:rPr>
-      </w:pPr>
+          <w:b/>
+          <w:bCs/>
+          <w:sz w:val="16"/>
+          <w:szCs w:val="16"/>
+        </w:rPr>
+      </w:pPr>
+      <w:r>
+        <w:rPr>
+          <w:rFonts w:ascii="Arial Narrow" w:eastAsia="Arial Narrow" w:hAnsi="Arial Narrow" w:cs="Arial Narrow"/>
+          <w:sz w:val="16"/>
+          <w:szCs w:val="16"/>
+        </w:rPr>
+        <w:tab/>
+      </w:r>
+      <w:r>
+        <w:rPr>
+          <w:rFonts w:ascii="Arial Narrow" w:eastAsia="Arial Narrow" w:hAnsi="Arial Narrow" w:cs="Arial Narrow"/>
+          <w:b/>
+          <w:bCs/>
+          <w:sz w:val="16"/>
+          <w:szCs w:val="16"/>
+        </w:rPr>
+        <w:t xml:space="preserve">LEY DE ORGANIZACIÓN Y FUNCIONES DEL INDECOPI, APROBADA POR DECRETO LEGISLATIVO 1033 </w:t>
+      </w:r>
     </w:p>
     <w:p>
       <w:pPr>
@@ -6962,29 +7033,28 @@
         <w:jc w:val="both"/>
         <w:rPr>
           <w:rFonts w:ascii="Arial Narrow" w:eastAsia="Arial Narrow" w:hAnsi="Arial Narrow" w:cs="Arial Narrow"/>
+          <w:sz w:val="16"/>
+          <w:szCs w:val="16"/>
+        </w:rPr>
+      </w:pPr>
+      <w:r>
+        <w:rPr>
+          <w:rFonts w:ascii="Arial Narrow" w:eastAsia="Arial Narrow" w:hAnsi="Arial Narrow" w:cs="Arial Narrow"/>
           <w:b/>
           <w:bCs/>
           <w:sz w:val="16"/>
           <w:szCs w:val="16"/>
         </w:rPr>
-      </w:pPr>
-      <w:r>
-        <w:rPr>
-          <w:rFonts w:ascii="Arial Narrow" w:eastAsia="Arial Narrow" w:hAnsi="Arial Narrow" w:cs="Arial Narrow"/>
-          <w:sz w:val="16"/>
-          <w:szCs w:val="16"/>
-        </w:rPr>
         <w:tab/>
-      </w:r>
-      <w:r>
-        <w:rPr>
-          <w:rFonts w:ascii="Arial Narrow" w:eastAsia="Arial Narrow" w:hAnsi="Arial Narrow" w:cs="Arial Narrow"/>
-          <w:b/>
-          <w:bCs/>
-          <w:sz w:val="16"/>
-          <w:szCs w:val="16"/>
-        </w:rPr>
-        <w:t xml:space="preserve">LEY DE ORGANIZACIÓN Y FUNCIONES DEL INDECOPI, APROBADA POR DECRETO LEGISLATIVO 1033 </w:t>
+        <w:t>Artículo 27.-</w:t>
+      </w:r>
+      <w:r>
+        <w:rPr>
+          <w:rFonts w:ascii="Arial Narrow" w:eastAsia="Arial Narrow" w:hAnsi="Arial Narrow" w:cs="Arial Narrow"/>
+          <w:sz w:val="16"/>
+          <w:szCs w:val="16"/>
+        </w:rPr>
+        <w:t xml:space="preserve"> De la Comisión de Protección al Consumidor.- </w:t>
       </w:r>
     </w:p>
     <w:p>
@@ -7004,21 +7074,11 @@
       <w:r>
         <w:rPr>
           <w:rFonts w:ascii="Arial Narrow" w:eastAsia="Arial Narrow" w:hAnsi="Arial Narrow" w:cs="Arial Narrow"/>
-          <w:b/>
-          <w:bCs/>
           <w:sz w:val="16"/>
           <w:szCs w:val="16"/>
         </w:rPr>
         <w:tab/>
-        <w:t>Artículo 27.-</w:t>
-      </w:r>
-      <w:r>
-        <w:rPr>
-          <w:rFonts w:ascii="Arial Narrow" w:eastAsia="Arial Narrow" w:hAnsi="Arial Narrow" w:cs="Arial Narrow"/>
-          <w:sz w:val="16"/>
-          <w:szCs w:val="16"/>
-        </w:rPr>
-        <w:t xml:space="preserve"> De la Comisión de Protección al Consumidor.- </w:t>
+        <w:t>Corresponde a la Comisión de Protección al Consumidor velar por el cumplimiento de la Ley de Protección al Consumidor y de las leyes que, en general, protegen a los consumidores de la falta de idoneidad de los bienes y servicios en función de la información brindada, de las omisiones de información y de la discriminación en el consumo, así como de aquellas que complementen o sustituyan a las anteriores.</w:t>
       </w:r>
     </w:p>
     <w:p>
@@ -7031,20 +7091,15 @@
         <w:jc w:val="both"/>
         <w:rPr>
           <w:rFonts w:ascii="Arial Narrow" w:eastAsia="Arial Narrow" w:hAnsi="Arial Narrow" w:cs="Arial Narrow"/>
-          <w:sz w:val="16"/>
-          <w:szCs w:val="16"/>
-        </w:rPr>
-      </w:pPr>
-      <w:r>
-        <w:rPr>
-          <w:rFonts w:ascii="Arial Narrow" w:eastAsia="Arial Narrow" w:hAnsi="Arial Narrow" w:cs="Arial Narrow"/>
-          <w:sz w:val="16"/>
-          <w:szCs w:val="16"/>
-        </w:rPr>
-        <w:tab/>
-        <w:t>Corresponde a la Comisión de Protección al Consumidor velar por el cumplimiento de la Ley de Protección al Consumidor y de las leyes que, en general, protegen a los consumidores de la falta de idoneidad de los bienes y servicios en función de la información brindada, de las omisiones de información y de la discriminación en el consumo, así como de aquellas que complementen o sustituyan a las anteriores.</w:t>
-      </w:r>
-    </w:p>
+          <w:b/>
+          <w:bCs/>
+          <w:sz w:val="16"/>
+          <w:szCs w:val="16"/>
+        </w:rPr>
+      </w:pPr>
+    </w:p>
+  </w:footnote>
+  <w:footnote w:id="3">
     <w:p>
       <w:pPr>
         <w:pStyle w:val="Textonotapie"/>
@@ -7061,9 +7116,150 @@
           <w:szCs w:val="16"/>
         </w:rPr>
       </w:pPr>
-    </w:p>
-  </w:footnote>
-  <w:footnote w:id="3">
+      <w:r>
+        <w:rPr>
+          <w:rStyle w:val="Refdenotaalpie"/>
+          <w:rFonts w:ascii="Arial Narrow" w:eastAsia="Arial Narrow" w:hAnsi="Arial Narrow" w:cs="Arial Narrow"/>
+          <w:sz w:val="16"/>
+          <w:szCs w:val="16"/>
+          <w:vertAlign w:val="superscript"/>
+        </w:rPr>
+        <w:footnoteRef/>
+      </w:r>
+      <w:r>
+        <w:rPr>
+          <w:rFonts w:ascii="Arial Narrow" w:eastAsia="Arial Narrow" w:hAnsi="Arial Narrow" w:cs="Arial Narrow"/>
+          <w:sz w:val="16"/>
+          <w:szCs w:val="16"/>
+        </w:rPr>
+        <w:tab/>
+        <w:t xml:space="preserve"/>
+      </w:r>
+      <w:r>
+        <w:rPr>
+          <w:rFonts w:ascii="Arial Narrow" w:eastAsia="Arial Narrow" w:hAnsi="Arial Narrow" w:cs="Arial Narrow"/>
+          <w:sz w:val="16"/>
+          <w:szCs w:val="16"/>
+        </w:rPr>
+        <w:tab/>
+      </w:r>
+      <w:r>
+        <w:rPr>
+          <w:rFonts w:ascii="Arial Narrow" w:eastAsia="Arial Narrow" w:hAnsi="Arial Narrow" w:cs="Arial Narrow"/>
+          <w:b/>
+          <w:bCs/>
+          <w:sz w:val="16"/>
+          <w:szCs w:val="16"/>
+        </w:rPr>
+        <w:t xml:space="preserve">LEY 29571, CÓDIGO DE PROTECCIÓN Y DEFENSA DEL CONSUMIDOR, publicado el 2 de setiembre de 2010 y modificado por Decreto Legislativo 1308 </w:t>
+      </w:r>
+    </w:p>
+    <w:p>
+      <w:pPr>
+        <w:pStyle w:val="Textonotapie"/>
+        <w:ind w:left="567" w:right="-1"/>
+        <w:jc w:val="both"/>
+        <w:rPr>
+          <w:rFonts w:ascii="Arial Narrow" w:eastAsia="Arial Narrow" w:hAnsi="Arial Narrow" w:cs="Arial Narrow"/>
+          <w:b/>
+          <w:bCs/>
+          <w:sz w:val="16"/>
+          <w:szCs w:val="16"/>
+        </w:rPr>
+      </w:pPr>
+      <w:r>
+        <w:rPr>
+          <w:rFonts w:ascii="Arial Narrow" w:eastAsia="Arial Narrow" w:hAnsi="Arial Narrow" w:cs="Arial Narrow"/>
+          <w:b/>
+          <w:bCs/>
+          <w:sz w:val="16"/>
+          <w:szCs w:val="16"/>
+        </w:rPr>
+        <w:t xml:space="preserve">Artículo 18.- Idoneidad </w:t>
+      </w:r>
+    </w:p>
+    <w:p>
+      <w:pPr>
+        <w:pStyle w:val="Textonotapie"/>
+        <w:ind w:left="567" w:right="-1"/>
+        <w:jc w:val="both"/>
+        <w:rPr>
+          <w:rFonts w:ascii="Arial Narrow" w:eastAsia="Arial Narrow" w:hAnsi="Arial Narrow" w:cs="Arial Narrow"/>
+          <w:sz w:val="16"/>
+          <w:szCs w:val="16"/>
+        </w:rPr>
+      </w:pPr>
+      <w:r>
+        <w:rPr>
+          <w:rFonts w:ascii="Arial Narrow" w:eastAsia="Arial Narrow" w:hAnsi="Arial Narrow" w:cs="Arial Narrow"/>
+          <w:sz w:val="16"/>
+          <w:szCs w:val="16"/>
+        </w:rPr>
+        <w:t xml:space="preserve">Se entiende por idoneidad la correspondencia entre lo que un consumidor espera y lo que efectivamente recibe, en función a lo que se le hubiera ofrecido, la publicidad e información transmitida, las condiciones y circunstancias de la transacción, las características y naturaleza del producto o servicio, el precio, entre otros factores, atendiendo a las circunstancias del caso. </w:t>
+      </w:r>
+    </w:p>
+    <w:p>
+      <w:pPr>
+        <w:pStyle w:val="Textonotapie"/>
+        <w:ind w:left="567" w:right="-1"/>
+        <w:jc w:val="both"/>
+        <w:rPr>
+          <w:rFonts w:ascii="Arial Narrow" w:eastAsia="Arial Narrow" w:hAnsi="Arial Narrow" w:cs="Arial Narrow"/>
+          <w:sz w:val="16"/>
+          <w:szCs w:val="16"/>
+        </w:rPr>
+      </w:pPr>
+      <w:r>
+        <w:rPr>
+          <w:rFonts w:ascii="Arial Narrow" w:eastAsia="Arial Narrow" w:hAnsi="Arial Narrow" w:cs="Arial Narrow"/>
+          <w:sz w:val="16"/>
+          <w:szCs w:val="16"/>
+        </w:rPr>
+        <w:t xml:space="preserve">La idoneidad es evaluada en función a la propia naturaleza del producto o servicio y a su aptitud para satisfacer la finalidad para la cual ha sido puesto en el mercado. Las autorizaciones por parte de los organismos del Estado para la fabricación de un producto o la prestación de un servicio, en los casos que sea necesario, no eximen de responsabilidad al proveedor frente al consumidor. </w:t>
+      </w:r>
+    </w:p>
+    <w:p>
+      <w:pPr>
+        <w:pStyle w:val="Textonotapie"/>
+        <w:ind w:left="567" w:right="-1"/>
+        <w:jc w:val="both"/>
+        <w:rPr>
+          <w:rFonts w:ascii="Arial Narrow" w:eastAsia="Arial Narrow" w:hAnsi="Arial Narrow" w:cs="Arial Narrow"/>
+          <w:sz w:val="16"/>
+          <w:szCs w:val="16"/>
+        </w:rPr>
+      </w:pPr>
+      <w:r>
+        <w:rPr>
+          <w:rFonts w:ascii="Arial Narrow" w:eastAsia="Arial Narrow" w:hAnsi="Arial Narrow" w:cs="Arial Narrow"/>
+          <w:b/>
+          <w:bCs/>
+          <w:sz w:val="16"/>
+          <w:szCs w:val="16"/>
+        </w:rPr>
+        <w:t xml:space="preserve">Artículo 19.- Obligación de los proveedores </w:t>
+      </w:r>
+    </w:p>
+    <w:p>
+      <w:pPr>
+        <w:pStyle w:val="Textonotapie"/>
+        <w:ind w:left="567" w:right="-1"/>
+        <w:jc w:val="both"/>
+        <w:rPr>
+          <w:rFonts w:ascii="Arial Narrow" w:eastAsia="Arial Narrow" w:hAnsi="Arial Narrow" w:cs="Arial Narrow"/>
+          <w:sz w:val="16"/>
+          <w:szCs w:val="16"/>
+        </w:rPr>
+      </w:pPr>
+      <w:r>
+        <w:rPr>
+          <w:rFonts w:ascii="Arial Narrow" w:eastAsia="Arial Narrow" w:hAnsi="Arial Narrow" w:cs="Arial Narrow"/>
+          <w:sz w:val="16"/>
+          <w:szCs w:val="16"/>
+        </w:rPr>
+        <w:t>El proveedor responde por la idoneidad y calidad de los productos y servicios ofrecidos; por la autenticidad de las marcas y leyendas que exhiben sus productos o del signo que respalda al prestador del servicio, por la falta de conformidad entre la publicidad comercial de los productos y servicios y estos, así como por el contenido y la vida útil del producto indicado en el envase, en lo que corresponda.</w:t>
+      </w:r>
+    </w:p>
     <w:p>
       <w:pPr>
         <w:pStyle w:val="Textonotapie"/>
@@ -7080,161 +7276,9 @@
           <w:szCs w:val="16"/>
         </w:rPr>
       </w:pPr>
-      <w:r>
-        <w:rPr>
-          <w:rStyle w:val="Refdenotaalpie"/>
-          <w:rFonts w:ascii="Arial Narrow" w:eastAsia="Arial Narrow" w:hAnsi="Arial Narrow" w:cs="Arial Narrow"/>
-          <w:sz w:val="16"/>
-          <w:szCs w:val="16"/>
-          <w:vertAlign w:val="superscript"/>
-        </w:rPr>
-        <w:footnoteRef/>
-      </w:r>
-      <w:r>
-        <w:rPr>
-          <w:rFonts w:ascii="Arial Narrow" w:eastAsia="Arial Narrow" w:hAnsi="Arial Narrow" w:cs="Arial Narrow"/>
-          <w:sz w:val="16"/>
-          <w:szCs w:val="16"/>
-        </w:rPr>
-        <w:t xml:space="preserve"> </w:t>
-      </w:r>
-      <w:r>
-        <w:rPr>
-          <w:rFonts w:ascii="Arial Narrow" w:eastAsia="Arial Narrow" w:hAnsi="Arial Narrow" w:cs="Arial Narrow"/>
-          <w:sz w:val="16"/>
-          <w:szCs w:val="16"/>
-        </w:rPr>
-        <w:tab/>
-      </w:r>
-      <w:r>
-        <w:rPr>
-          <w:rFonts w:ascii="Arial Narrow" w:eastAsia="Arial Narrow" w:hAnsi="Arial Narrow" w:cs="Arial Narrow"/>
-          <w:b/>
-          <w:bCs/>
-          <w:sz w:val="16"/>
-          <w:szCs w:val="16"/>
-        </w:rPr>
-        <w:t xml:space="preserve">LEY 29571, CÓDIGO DE PROTECCIÓN Y DEFENSA DEL CONSUMIDOR, publicado el 2 de setiembre de 2010 y modificado por Decreto Legislativo 1308 </w:t>
-      </w:r>
-    </w:p>
-    <w:p>
-      <w:pPr>
-        <w:pStyle w:val="Textonotapie"/>
-        <w:ind w:left="567" w:right="-1"/>
-        <w:jc w:val="both"/>
-        <w:rPr>
-          <w:rFonts w:ascii="Arial Narrow" w:eastAsia="Arial Narrow" w:hAnsi="Arial Narrow" w:cs="Arial Narrow"/>
-          <w:b/>
-          <w:bCs/>
-          <w:sz w:val="16"/>
-          <w:szCs w:val="16"/>
-        </w:rPr>
-      </w:pPr>
-      <w:r>
-        <w:rPr>
-          <w:rFonts w:ascii="Arial Narrow" w:eastAsia="Arial Narrow" w:hAnsi="Arial Narrow" w:cs="Arial Narrow"/>
-          <w:b/>
-          <w:bCs/>
-          <w:sz w:val="16"/>
-          <w:szCs w:val="16"/>
-        </w:rPr>
-        <w:t xml:space="preserve">Artículo 18.- Idoneidad </w:t>
-      </w:r>
-    </w:p>
-    <w:p>
-      <w:pPr>
-        <w:pStyle w:val="Textonotapie"/>
-        <w:ind w:left="567" w:right="-1"/>
-        <w:jc w:val="both"/>
-        <w:rPr>
-          <w:rFonts w:ascii="Arial Narrow" w:eastAsia="Arial Narrow" w:hAnsi="Arial Narrow" w:cs="Arial Narrow"/>
-          <w:sz w:val="16"/>
-          <w:szCs w:val="16"/>
-        </w:rPr>
-      </w:pPr>
-      <w:r>
-        <w:rPr>
-          <w:rFonts w:ascii="Arial Narrow" w:eastAsia="Arial Narrow" w:hAnsi="Arial Narrow" w:cs="Arial Narrow"/>
-          <w:sz w:val="16"/>
-          <w:szCs w:val="16"/>
-        </w:rPr>
-        <w:t xml:space="preserve">Se entiende por idoneidad la correspondencia entre lo que un consumidor espera y lo que efectivamente recibe, en función a lo que se le hubiera ofrecido, la publicidad e información transmitida, las condiciones y circunstancias de la transacción, las características y naturaleza del producto o servicio, el precio, entre otros factores, atendiendo a las circunstancias del caso. </w:t>
-      </w:r>
-    </w:p>
-    <w:p>
-      <w:pPr>
-        <w:pStyle w:val="Textonotapie"/>
-        <w:ind w:left="567" w:right="-1"/>
-        <w:jc w:val="both"/>
-        <w:rPr>
-          <w:rFonts w:ascii="Arial Narrow" w:eastAsia="Arial Narrow" w:hAnsi="Arial Narrow" w:cs="Arial Narrow"/>
-          <w:sz w:val="16"/>
-          <w:szCs w:val="16"/>
-        </w:rPr>
-      </w:pPr>
-      <w:r>
-        <w:rPr>
-          <w:rFonts w:ascii="Arial Narrow" w:eastAsia="Arial Narrow" w:hAnsi="Arial Narrow" w:cs="Arial Narrow"/>
-          <w:sz w:val="16"/>
-          <w:szCs w:val="16"/>
-        </w:rPr>
-        <w:t xml:space="preserve">La idoneidad es evaluada en función a la propia naturaleza del producto o servicio y a su aptitud para satisfacer la finalidad para la cual ha sido puesto en el mercado. Las autorizaciones por parte de los organismos del Estado para la fabricación de un producto o la prestación de un servicio, en los casos que sea necesario, no eximen de responsabilidad al proveedor frente al consumidor. </w:t>
-      </w:r>
-    </w:p>
-    <w:p>
-      <w:pPr>
-        <w:pStyle w:val="Textonotapie"/>
-        <w:ind w:left="567" w:right="-1"/>
-        <w:jc w:val="both"/>
-        <w:rPr>
-          <w:rFonts w:ascii="Arial Narrow" w:eastAsia="Arial Narrow" w:hAnsi="Arial Narrow" w:cs="Arial Narrow"/>
-          <w:sz w:val="16"/>
-          <w:szCs w:val="16"/>
-        </w:rPr>
-      </w:pPr>
-    </w:p>
-    <w:p>
-      <w:pPr>
-        <w:pStyle w:val="Textonotapie"/>
-        <w:ind w:left="567" w:right="-1"/>
-        <w:jc w:val="both"/>
-        <w:rPr>
-          <w:rFonts w:ascii="Arial Narrow" w:eastAsia="Arial Narrow" w:hAnsi="Arial Narrow" w:cs="Arial Narrow"/>
-          <w:sz w:val="16"/>
-          <w:szCs w:val="16"/>
-        </w:rPr>
-      </w:pPr>
-      <w:r>
-        <w:rPr>
-          <w:rFonts w:ascii="Arial Narrow" w:eastAsia="Arial Narrow" w:hAnsi="Arial Narrow" w:cs="Arial Narrow"/>
-          <w:b/>
-          <w:bCs/>
-          <w:sz w:val="16"/>
-          <w:szCs w:val="16"/>
-        </w:rPr>
-        <w:t xml:space="preserve">Artículo 19.- Obligación de los proveedores </w:t>
-      </w:r>
-    </w:p>
-    <w:p>
-      <w:pPr>
-        <w:pStyle w:val="Textonotapie"/>
-        <w:ind w:left="567" w:right="-1"/>
-        <w:jc w:val="both"/>
-        <w:rPr>
-          <w:rFonts w:ascii="Arial Narrow" w:eastAsia="Arial Narrow" w:hAnsi="Arial Narrow" w:cs="Arial Narrow"/>
-          <w:sz w:val="16"/>
-          <w:szCs w:val="16"/>
-        </w:rPr>
-      </w:pPr>
-      <w:r>
-        <w:rPr>
-          <w:rFonts w:ascii="Arial Narrow" w:eastAsia="Arial Narrow" w:hAnsi="Arial Narrow" w:cs="Arial Narrow"/>
-          <w:sz w:val="16"/>
-          <w:szCs w:val="16"/>
-        </w:rPr>
-        <w:t>El proveedor responde por la idoneidad y calidad de los productos y servicios ofrecidos; por la autenticidad de las marcas y leyendas que exhiben sus productos o del signo que respalda al prestador del servicio, por la falta de conformidad entre la publicidad comercial de los productos y servicios y estos, así como por el contenido y la vida útil del producto indicado en el envase, en lo que corresponda.</w:t>
-      </w:r>
-    </w:p>
+    </w:p>
+  </w:footnote>
+  <w:footnote w:id="4">
     <w:p>
       <w:pPr>
         <w:pStyle w:val="Textonotapie"/>
@@ -7251,9 +7295,96 @@
           <w:szCs w:val="16"/>
         </w:rPr>
       </w:pPr>
-    </w:p>
-  </w:footnote>
-  <w:footnote w:id="4">
+      <w:r>
+        <w:rPr>
+          <w:rStyle w:val="Refdenotaalpie"/>
+          <w:rFonts w:ascii="Arial Narrow" w:eastAsia="Arial Narrow" w:hAnsi="Arial Narrow" w:cs="Arial Narrow"/>
+          <w:sz w:val="16"/>
+          <w:szCs w:val="16"/>
+          <w:vertAlign w:val="superscript"/>
+        </w:rPr>
+        <w:footnoteRef/>
+      </w:r>
+      <w:r>
+        <w:rPr>
+          <w:rFonts w:ascii="Arial Narrow" w:eastAsia="Arial Narrow" w:hAnsi="Arial Narrow" w:cs="Arial Narrow"/>
+          <w:sz w:val="16"/>
+          <w:szCs w:val="16"/>
+        </w:rPr>
+        <w:tab/>
+        <w:t xml:space="preserve"/>
+      </w:r>
+      <w:r>
+        <w:rPr>
+          <w:rFonts w:ascii="Arial Narrow" w:eastAsia="Arial Narrow" w:hAnsi="Arial Narrow" w:cs="Arial Narrow"/>
+          <w:sz w:val="16"/>
+          <w:szCs w:val="16"/>
+        </w:rPr>
+        <w:tab/>
+      </w:r>
+      <w:r>
+        <w:rPr>
+          <w:rFonts w:ascii="Arial Narrow" w:eastAsia="Arial Narrow" w:hAnsi="Arial Narrow" w:cs="Arial Narrow"/>
+          <w:b/>
+          <w:bCs/>
+          <w:sz w:val="16"/>
+          <w:szCs w:val="16"/>
+        </w:rPr>
+        <w:t xml:space="preserve">LEY 29571, CÓDIGO DE PROTECCIÓN Y DEFENSA DEL CONSUMIDOR, publicado el 2 de setiembre de 2010 y modificado por Decreto Legislativo 1308 </w:t>
+      </w:r>
+    </w:p>
+    <w:p>
+      <w:pPr>
+        <w:pStyle w:val="Textonotapie"/>
+        <w:ind w:left="567" w:right="-1"/>
+        <w:jc w:val="both"/>
+        <w:rPr>
+          <w:rFonts w:ascii="Arial Narrow" w:eastAsia="Arial Narrow" w:hAnsi="Arial Narrow" w:cs="Arial Narrow"/>
+          <w:b/>
+          <w:bCs/>
+          <w:sz w:val="16"/>
+          <w:szCs w:val="16"/>
+        </w:rPr>
+      </w:pPr>
+      <w:r>
+        <w:rPr>
+          <w:rFonts w:ascii="Arial Narrow" w:eastAsia="Arial Narrow" w:hAnsi="Arial Narrow" w:cs="Arial Narrow"/>
+          <w:b/>
+          <w:bCs/>
+          <w:sz w:val="16"/>
+          <w:szCs w:val="16"/>
+        </w:rPr>
+        <w:t>Artículo 88.- Reclamo de productos o servicios financieros y de seguros</w:t>
+      </w:r>
+    </w:p>
+    <w:p>
+      <w:pPr>
+        <w:pStyle w:val="Textonotapie"/>
+        <w:ind w:left="567" w:right="-1"/>
+        <w:jc w:val="both"/>
+        <w:rPr>
+          <w:rFonts w:ascii="Arial Narrow" w:eastAsia="Arial Narrow" w:hAnsi="Arial Narrow" w:cs="Arial Narrow"/>
+          <w:sz w:val="16"/>
+          <w:szCs w:val="16"/>
+        </w:rPr>
+      </w:pPr>
+      <w:r>
+        <w:rPr>
+          <w:rFonts w:ascii="Arial Narrow" w:eastAsia="Arial Narrow" w:hAnsi="Arial Narrow" w:cs="Arial Narrow"/>
+          <w:sz w:val="16"/>
+          <w:szCs w:val="16"/>
+        </w:rPr>
+        <w:t>88.1 Las entidades del sistema financiero y de seguros, en todas sus oficinas en la República, deben resolver los reclamos en un plazo no mayor de quince días hábiles. Excepcionalmente, la Superintendencia de Banca, Seguros y Administradoras Privadas de Fondos de Pensiones podrá establecer un plazo ampliatorio cuando la naturaleza y complejidad de la operación, producto o servicio materia del reclamo o requerimiento lo justifique, situación que debe ponerse en conocimiento del consumidor antes de la culminación del plazo inicial, sin perjuicio del derecho del consumidor de recurrir directamente ante la Autoridad de Consumo</w:t>
+      </w:r>
+      <w:r>
+        <w:rPr>
+          <w:rFonts w:ascii="Arial Narrow" w:eastAsia="Arial Narrow" w:hAnsi="Arial Narrow" w:cs="Arial Narrow"/>
+          <w:sz w:val="16"/>
+          <w:szCs w:val="16"/>
+        </w:rPr>
+        <w:t xml:space="preserve">. </w:t>
+      </w:r>
+    </w:p>
     <w:p>
       <w:pPr>
         <w:pStyle w:val="Textonotapie"/>
@@ -7270,95 +7401,9 @@
           <w:szCs w:val="16"/>
         </w:rPr>
       </w:pPr>
-      <w:r>
-        <w:rPr>
-          <w:rStyle w:val="Refdenotaalpie"/>
-          <w:rFonts w:ascii="Arial Narrow" w:eastAsia="Arial Narrow" w:hAnsi="Arial Narrow" w:cs="Arial Narrow"/>
-          <w:sz w:val="16"/>
-          <w:szCs w:val="16"/>
-          <w:vertAlign w:val="superscript"/>
-        </w:rPr>
-        <w:footnoteRef/>
-      </w:r>
-      <w:r>
-        <w:rPr>
-          <w:rFonts w:ascii="Arial Narrow" w:eastAsia="Arial Narrow" w:hAnsi="Arial Narrow" w:cs="Arial Narrow"/>
-          <w:sz w:val="16"/>
-          <w:szCs w:val="16"/>
-        </w:rPr>
-        <w:t xml:space="preserve"> </w:t>
-      </w:r>
-      <w:r>
-        <w:rPr>
-          <w:rFonts w:ascii="Arial Narrow" w:eastAsia="Arial Narrow" w:hAnsi="Arial Narrow" w:cs="Arial Narrow"/>
-          <w:sz w:val="16"/>
-          <w:szCs w:val="16"/>
-        </w:rPr>
-        <w:tab/>
-      </w:r>
-      <w:r>
-        <w:rPr>
-          <w:rFonts w:ascii="Arial Narrow" w:eastAsia="Arial Narrow" w:hAnsi="Arial Narrow" w:cs="Arial Narrow"/>
-          <w:b/>
-          <w:bCs/>
-          <w:sz w:val="16"/>
-          <w:szCs w:val="16"/>
-        </w:rPr>
-        <w:t xml:space="preserve">LEY 29571, CÓDIGO DE PROTECCIÓN Y DEFENSA DEL CONSUMIDOR, publicado el 2 de setiembre de 2010 y modificado por Decreto Legislativo 1308 </w:t>
-      </w:r>
-    </w:p>
-    <w:p>
-      <w:pPr>
-        <w:pStyle w:val="Textonotapie"/>
-        <w:ind w:left="567" w:right="-1"/>
-        <w:jc w:val="both"/>
-        <w:rPr>
-          <w:rFonts w:ascii="Arial Narrow" w:eastAsia="Arial Narrow" w:hAnsi="Arial Narrow" w:cs="Arial Narrow"/>
-          <w:b/>
-          <w:bCs/>
-          <w:sz w:val="16"/>
-          <w:szCs w:val="16"/>
-        </w:rPr>
-      </w:pPr>
-      <w:r>
-        <w:rPr>
-          <w:rFonts w:ascii="Arial Narrow" w:eastAsia="Arial Narrow" w:hAnsi="Arial Narrow" w:cs="Arial Narrow"/>
-          <w:b/>
-          <w:bCs/>
-          <w:sz w:val="16"/>
-          <w:szCs w:val="16"/>
-        </w:rPr>
-        <w:t>Artículo 88.- Reclamo de productos o servicios financieros y de seguros</w:t>
-      </w:r>
-    </w:p>
-    <w:p>
-      <w:pPr>
-        <w:pStyle w:val="Textonotapie"/>
-        <w:ind w:left="567" w:right="-1"/>
-        <w:jc w:val="both"/>
-        <w:rPr>
-          <w:rFonts w:ascii="Arial Narrow" w:eastAsia="Arial Narrow" w:hAnsi="Arial Narrow" w:cs="Arial Narrow"/>
-          <w:sz w:val="16"/>
-          <w:szCs w:val="16"/>
-        </w:rPr>
-      </w:pPr>
-      <w:r>
-        <w:rPr>
-          <w:rFonts w:ascii="Arial Narrow" w:eastAsia="Arial Narrow" w:hAnsi="Arial Narrow" w:cs="Arial Narrow"/>
-          <w:sz w:val="16"/>
-          <w:szCs w:val="16"/>
-        </w:rPr>
-        <w:t>88.1 Las entidades del sistema financiero y de seguros, en todas sus oficinas en la República, deben resolver los reclamos en un plazo no mayor de quince días hábiles. Excepcionalmente, la Superintendencia de Banca, Seguros y Administradoras Privadas de Fondos de Pensiones podrá establecer un plazo ampliatorio cuando la naturaleza y complejidad de la operación, producto o servicio materia del reclamo o requerimiento lo justifique, situación que debe ponerse en conocimiento del consumidor antes de la culminación del plazo inicial, sin perjuicio del derecho del consumidor de recurrir directamente ante la Autoridad de Consumo</w:t>
-      </w:r>
-      <w:r>
-        <w:rPr>
-          <w:rFonts w:ascii="Arial Narrow" w:eastAsia="Arial Narrow" w:hAnsi="Arial Narrow" w:cs="Arial Narrow"/>
-          <w:sz w:val="16"/>
-          <w:szCs w:val="16"/>
-        </w:rPr>
-        <w:t xml:space="preserve">. </w:t>
-      </w:r>
-    </w:p>
+    </w:p>
+  </w:footnote>
+  <w:footnote w:id="5">
     <w:p>
       <w:pPr>
         <w:pStyle w:val="Textonotapie"/>
@@ -7375,9 +7420,128 @@
           <w:szCs w:val="16"/>
         </w:rPr>
       </w:pPr>
-    </w:p>
-  </w:footnote>
-  <w:footnote w:id="5">
+      <w:r>
+        <w:rPr>
+          <w:rStyle w:val="Refdenotaalpie"/>
+          <w:rFonts w:ascii="Arial Narrow" w:eastAsia="Arial Narrow" w:hAnsi="Arial Narrow" w:cs="Arial Narrow"/>
+          <w:sz w:val="16"/>
+          <w:szCs w:val="16"/>
+          <w:vertAlign w:val="superscript"/>
+        </w:rPr>
+        <w:footnoteRef/>
+      </w:r>
+      <w:r>
+        <w:rPr>
+          <w:rFonts w:ascii="Arial Narrow" w:eastAsia="Arial Narrow" w:hAnsi="Arial Narrow" w:cs="Arial Narrow"/>
+          <w:sz w:val="16"/>
+          <w:szCs w:val="16"/>
+        </w:rPr>
+        <w:tab/>
+        <w:t xml:space="preserve"/>
+      </w:r>
+      <w:r>
+        <w:rPr>
+          <w:rFonts w:ascii="Arial Narrow" w:eastAsia="Arial Narrow" w:hAnsi="Arial Narrow" w:cs="Arial Narrow"/>
+          <w:sz w:val="16"/>
+          <w:szCs w:val="16"/>
+        </w:rPr>
+        <w:tab/>
+      </w:r>
+      <w:r>
+        <w:rPr>
+          <w:rFonts w:ascii="Arial Narrow" w:eastAsia="Arial Narrow" w:hAnsi="Arial Narrow" w:cs="Arial Narrow"/>
+          <w:b/>
+          <w:bCs/>
+          <w:sz w:val="16"/>
+          <w:szCs w:val="16"/>
+        </w:rPr>
+        <w:t xml:space="preserve">LEY 29571, CÓDIGO DE PROTECCIÓN Y DEFENSA DEL CONSUMIDOR, publicado el 2 de setiembre de 2010 y modificado por Decreto Legislativo 1308 </w:t>
+      </w:r>
+    </w:p>
+    <w:p>
+      <w:pPr>
+        <w:pStyle w:val="Textonotapie"/>
+        <w:ind w:left="567" w:right="-1"/>
+        <w:jc w:val="both"/>
+        <w:rPr>
+          <w:rFonts w:ascii="Arial Narrow" w:eastAsia="Arial Narrow" w:hAnsi="Arial Narrow" w:cs="Arial Narrow"/>
+          <w:b/>
+          <w:bCs/>
+          <w:sz w:val="16"/>
+          <w:szCs w:val="16"/>
+        </w:rPr>
+      </w:pPr>
+      <w:r>
+        <w:rPr>
+          <w:rFonts w:ascii="Arial Narrow" w:eastAsia="Arial Narrow" w:hAnsi="Arial Narrow" w:cs="Arial Narrow"/>
+          <w:b/>
+          <w:bCs/>
+          <w:sz w:val="16"/>
+          <w:szCs w:val="16"/>
+        </w:rPr>
+        <w:t xml:space="preserve">Artículo 50.- Cláusulas abusivas de ineficacia absoluta </w:t>
+      </w:r>
+    </w:p>
+    <w:p>
+      <w:pPr>
+        <w:pStyle w:val="Textonotapie"/>
+        <w:ind w:left="567" w:right="-1"/>
+        <w:jc w:val="both"/>
+        <w:rPr>
+          <w:rFonts w:ascii="Arial Narrow" w:eastAsia="Arial Narrow" w:hAnsi="Arial Narrow" w:cs="Arial Narrow"/>
+          <w:sz w:val="16"/>
+          <w:szCs w:val="16"/>
+        </w:rPr>
+      </w:pPr>
+      <w:r>
+        <w:rPr>
+          <w:rFonts w:ascii="Arial Narrow" w:eastAsia="Arial Narrow" w:hAnsi="Arial Narrow" w:cs="Arial Narrow"/>
+          <w:sz w:val="16"/>
+          <w:szCs w:val="16"/>
+        </w:rPr>
+        <w:t xml:space="preserve">Son cláusulas abusivas de ineficacia absoluta las siguientes: </w:t>
+      </w:r>
+    </w:p>
+    <w:p>
+      <w:pPr>
+        <w:pStyle w:val="Textonotapie"/>
+        <w:ind w:left="567" w:right="-1"/>
+        <w:jc w:val="both"/>
+        <w:rPr>
+          <w:rFonts w:ascii="Arial Narrow" w:eastAsia="Arial Narrow" w:hAnsi="Arial Narrow" w:cs="Arial Narrow"/>
+          <w:sz w:val="16"/>
+          <w:szCs w:val="16"/>
+        </w:rPr>
+      </w:pPr>
+      <w:r>
+        <w:rPr>
+          <w:rFonts w:ascii="Arial Narrow" w:eastAsia="Arial Narrow" w:hAnsi="Arial Narrow" w:cs="Arial Narrow"/>
+          <w:sz w:val="16"/>
+          <w:szCs w:val="16"/>
+        </w:rPr>
+        <w:t>a. Las que excluyan o limiten la responsabilidad del proveedor o sus dependientes por dolo o culpa, o las que trasladen la responsabilidad al consumidor por los hechos u omisiones del proveedor.</w:t>
+      </w:r>
+    </w:p>
+    <w:p>
+      <w:pPr>
+        <w:pStyle w:val="Textonotapie"/>
+        <w:ind w:left="567" w:right="-1"/>
+        <w:jc w:val="both"/>
+        <w:rPr>
+          <w:rFonts w:ascii="Arial Narrow" w:eastAsia="Arial Narrow" w:hAnsi="Arial Narrow" w:cs="Arial Narrow"/>
+          <w:sz w:val="16"/>
+          <w:szCs w:val="16"/>
+        </w:rPr>
+      </w:pPr>
+      <w:r>
+        <w:rPr>
+          <w:rFonts w:ascii="Arial Narrow" w:eastAsia="Arial Narrow" w:hAnsi="Arial Narrow" w:cs="Arial Narrow"/>
+          <w:sz w:val="16"/>
+          <w:szCs w:val="16"/>
+        </w:rPr>
+        <w:t>(...).</w:t>
+      </w:r>
+    </w:p>
     <w:p>
       <w:pPr>
         <w:pStyle w:val="Textonotapie"/>
@@ -7394,127 +7558,9 @@
           <w:szCs w:val="16"/>
         </w:rPr>
       </w:pPr>
-      <w:r>
-        <w:rPr>
-          <w:rStyle w:val="Refdenotaalpie"/>
-          <w:rFonts w:ascii="Arial Narrow" w:eastAsia="Arial Narrow" w:hAnsi="Arial Narrow" w:cs="Arial Narrow"/>
-          <w:sz w:val="16"/>
-          <w:szCs w:val="16"/>
-          <w:vertAlign w:val="superscript"/>
-        </w:rPr>
-        <w:footnoteRef/>
-      </w:r>
-      <w:r>
-        <w:rPr>
-          <w:rFonts w:ascii="Arial Narrow" w:eastAsia="Arial Narrow" w:hAnsi="Arial Narrow" w:cs="Arial Narrow"/>
-          <w:sz w:val="16"/>
-          <w:szCs w:val="16"/>
-        </w:rPr>
-        <w:t xml:space="preserve"> </w:t>
-      </w:r>
-      <w:r>
-        <w:rPr>
-          <w:rFonts w:ascii="Arial Narrow" w:eastAsia="Arial Narrow" w:hAnsi="Arial Narrow" w:cs="Arial Narrow"/>
-          <w:sz w:val="16"/>
-          <w:szCs w:val="16"/>
-        </w:rPr>
-        <w:tab/>
-      </w:r>
-      <w:r>
-        <w:rPr>
-          <w:rFonts w:ascii="Arial Narrow" w:eastAsia="Arial Narrow" w:hAnsi="Arial Narrow" w:cs="Arial Narrow"/>
-          <w:b/>
-          <w:bCs/>
-          <w:sz w:val="16"/>
-          <w:szCs w:val="16"/>
-        </w:rPr>
-        <w:t xml:space="preserve">LEY 29571, CÓDIGO DE PROTECCIÓN Y DEFENSA DEL CONSUMIDOR, publicado el 2 de setiembre de 2010 y modificado por Decreto Legislativo 1308 </w:t>
-      </w:r>
-    </w:p>
-    <w:p>
-      <w:pPr>
-        <w:pStyle w:val="Textonotapie"/>
-        <w:ind w:left="567" w:right="-1"/>
-        <w:jc w:val="both"/>
-        <w:rPr>
-          <w:rFonts w:ascii="Arial Narrow" w:eastAsia="Arial Narrow" w:hAnsi="Arial Narrow" w:cs="Arial Narrow"/>
-          <w:b/>
-          <w:bCs/>
-          <w:sz w:val="16"/>
-          <w:szCs w:val="16"/>
-        </w:rPr>
-      </w:pPr>
-      <w:r>
-        <w:rPr>
-          <w:rFonts w:ascii="Arial Narrow" w:eastAsia="Arial Narrow" w:hAnsi="Arial Narrow" w:cs="Arial Narrow"/>
-          <w:b/>
-          <w:bCs/>
-          <w:sz w:val="16"/>
-          <w:szCs w:val="16"/>
-        </w:rPr>
-        <w:t xml:space="preserve">Artículo 50.- Cláusulas abusivas de ineficacia absoluta </w:t>
-      </w:r>
-    </w:p>
-    <w:p>
-      <w:pPr>
-        <w:pStyle w:val="Textonotapie"/>
-        <w:ind w:left="567" w:right="-1"/>
-        <w:jc w:val="both"/>
-        <w:rPr>
-          <w:rFonts w:ascii="Arial Narrow" w:eastAsia="Arial Narrow" w:hAnsi="Arial Narrow" w:cs="Arial Narrow"/>
-          <w:sz w:val="16"/>
-          <w:szCs w:val="16"/>
-        </w:rPr>
-      </w:pPr>
-      <w:r>
-        <w:rPr>
-          <w:rFonts w:ascii="Arial Narrow" w:eastAsia="Arial Narrow" w:hAnsi="Arial Narrow" w:cs="Arial Narrow"/>
-          <w:sz w:val="16"/>
-          <w:szCs w:val="16"/>
-        </w:rPr>
-        <w:t xml:space="preserve">Son cláusulas abusivas de ineficacia absoluta las siguientes: </w:t>
-      </w:r>
-    </w:p>
-    <w:p>
-      <w:pPr>
-        <w:pStyle w:val="Textonotapie"/>
-        <w:ind w:left="567" w:right="-1"/>
-        <w:jc w:val="both"/>
-        <w:rPr>
-          <w:rFonts w:ascii="Arial Narrow" w:eastAsia="Arial Narrow" w:hAnsi="Arial Narrow" w:cs="Arial Narrow"/>
-          <w:sz w:val="16"/>
-          <w:szCs w:val="16"/>
-        </w:rPr>
-      </w:pPr>
-      <w:r>
-        <w:rPr>
-          <w:rFonts w:ascii="Arial Narrow" w:eastAsia="Arial Narrow" w:hAnsi="Arial Narrow" w:cs="Arial Narrow"/>
-          <w:sz w:val="16"/>
-          <w:szCs w:val="16"/>
-        </w:rPr>
-        <w:t>a. Las que excluyan o limiten la responsabilidad del proveedor o sus dependientes por dolo o culpa, o las que trasladen la responsabilidad al consumidor por los hechos u omisiones del proveedor.</w:t>
-      </w:r>
-    </w:p>
-    <w:p>
-      <w:pPr>
-        <w:pStyle w:val="Textonotapie"/>
-        <w:ind w:left="567" w:right="-1"/>
-        <w:jc w:val="both"/>
-        <w:rPr>
-          <w:rFonts w:ascii="Arial Narrow" w:eastAsia="Arial Narrow" w:hAnsi="Arial Narrow" w:cs="Arial Narrow"/>
-          <w:sz w:val="16"/>
-          <w:szCs w:val="16"/>
-        </w:rPr>
-      </w:pPr>
-      <w:r>
-        <w:rPr>
-          <w:rFonts w:ascii="Arial Narrow" w:eastAsia="Arial Narrow" w:hAnsi="Arial Narrow" w:cs="Arial Narrow"/>
-          <w:sz w:val="16"/>
-          <w:szCs w:val="16"/>
-        </w:rPr>
-        <w:t>(...).</w:t>
-      </w:r>
-    </w:p>
+    </w:p>
+  </w:footnote>
+  <w:footnote w:id="6">
     <w:p>
       <w:pPr>
         <w:pStyle w:val="Textonotapie"/>
@@ -7525,15 +7571,56 @@
         <w:jc w:val="both"/>
         <w:rPr>
           <w:rFonts w:ascii="Arial Narrow" w:eastAsia="Arial Narrow" w:hAnsi="Arial Narrow" w:cs="Arial Narrow"/>
+          <w:sz w:val="16"/>
+          <w:szCs w:val="16"/>
+        </w:rPr>
+      </w:pPr>
+      <w:r>
+        <w:rPr>
+          <w:rStyle w:val="Refdenotaalpie"/>
+          <w:rFonts w:ascii="Arial Narrow" w:eastAsia="Arial Narrow" w:hAnsi="Arial Narrow" w:cs="Arial Narrow"/>
+          <w:sz w:val="16"/>
+          <w:szCs w:val="16"/>
+          <w:vertAlign w:val="superscript"/>
+        </w:rPr>
+        <w:footnoteRef/>
+      </w:r>
+      <w:r>
+        <w:rPr>
+          <w:rFonts w:ascii="Arial Narrow" w:eastAsia="Arial Narrow" w:hAnsi="Arial Narrow" w:cs="Arial Narrow"/>
+          <w:sz w:val="16"/>
+          <w:szCs w:val="16"/>
+        </w:rPr>
+        <w:tab/>
+        <w:t xml:space="preserve"/>
+      </w:r>
+      <w:r>
+        <w:rPr>
+          <w:rFonts w:ascii="Arial Narrow" w:eastAsia="Arial Narrow" w:hAnsi="Arial Narrow" w:cs="Arial Narrow"/>
+          <w:sz w:val="16"/>
+          <w:szCs w:val="16"/>
+        </w:rPr>
+        <w:tab/>
+      </w:r>
+      <w:r>
+        <w:rPr>
+          <w:rFonts w:ascii="Arial Narrow" w:eastAsia="Arial Narrow" w:hAnsi="Arial Narrow" w:cs="Arial Narrow"/>
           <w:b/>
           <w:bCs/>
           <w:sz w:val="16"/>
           <w:szCs w:val="16"/>
         </w:rPr>
-      </w:pPr>
-    </w:p>
-  </w:footnote>
-  <w:footnote w:id="6">
+        <w:t>LEY SOBRE FACULTADES, NORMAS Y ORGANIZACIÓN DEL INDECOPI, APROBADA POR DECRETO LEGISLATIVO 807 Artículo 24.-</w:t>
+      </w:r>
+      <w:r>
+        <w:rPr>
+          <w:rFonts w:ascii="Arial Narrow" w:eastAsia="Arial Narrow" w:hAnsi="Arial Narrow" w:cs="Arial Narrow"/>
+          <w:sz w:val="16"/>
+          <w:szCs w:val="16"/>
+        </w:rPr>
+        <w:t xml:space="preserve"> El Secretario Técnico se encargará de la tramitación del procedimiento. Para ello, cuenta con las siguientes facultades:</w:t>
+      </w:r>
+    </w:p>
     <w:p>
       <w:pPr>
         <w:pStyle w:val="Textonotapie"/>
@@ -7550,47 +7637,12 @@
       </w:pPr>
       <w:r>
         <w:rPr>
-          <w:rStyle w:val="Refdenotaalpie"/>
-          <w:rFonts w:ascii="Arial Narrow" w:eastAsia="Arial Narrow" w:hAnsi="Arial Narrow" w:cs="Arial Narrow"/>
-          <w:sz w:val="16"/>
-          <w:szCs w:val="16"/>
-          <w:vertAlign w:val="superscript"/>
-        </w:rPr>
-        <w:footnoteRef/>
-      </w:r>
-      <w:r>
-        <w:rPr>
-          <w:rFonts w:ascii="Arial Narrow" w:eastAsia="Arial Narrow" w:hAnsi="Arial Narrow" w:cs="Arial Narrow"/>
-          <w:sz w:val="16"/>
-          <w:szCs w:val="16"/>
-        </w:rPr>
-        <w:t xml:space="preserve"> </w:t>
-      </w:r>
-      <w:r>
-        <w:rPr>
           <w:rFonts w:ascii="Arial Narrow" w:eastAsia="Arial Narrow" w:hAnsi="Arial Narrow" w:cs="Arial Narrow"/>
           <w:sz w:val="16"/>
           <w:szCs w:val="16"/>
         </w:rPr>
         <w:tab/>
-      </w:r>
-      <w:r>
-        <w:rPr>
-          <w:rFonts w:ascii="Arial Narrow" w:eastAsia="Arial Narrow" w:hAnsi="Arial Narrow" w:cs="Arial Narrow"/>
-          <w:b/>
-          <w:bCs/>
-          <w:sz w:val="16"/>
-          <w:szCs w:val="16"/>
-        </w:rPr>
-        <w:t>LEY SOBRE FACULTADES, NORMAS Y ORGANIZACIÓN DEL INDECOPI, APROBADA POR DECRETO LEGISLATIVO 807 Artículo 24.-</w:t>
-      </w:r>
-      <w:r>
-        <w:rPr>
-          <w:rFonts w:ascii="Arial Narrow" w:eastAsia="Arial Narrow" w:hAnsi="Arial Narrow" w:cs="Arial Narrow"/>
-          <w:sz w:val="16"/>
-          <w:szCs w:val="16"/>
-        </w:rPr>
-        <w:t xml:space="preserve"> El Secretario Técnico se encargará de la tramitación del procedimiento. Para ello, cuenta con las siguientes facultades:</w:t>
+        <w:t xml:space="preserve">(...) </w:t>
       </w:r>
     </w:p>
     <w:p>
@@ -7614,7 +7666,7 @@
           <w:szCs w:val="16"/>
         </w:rPr>
         <w:tab/>
-        <w:t xml:space="preserve">(...) </w:t>
+        <w:t xml:space="preserve">c) Admitir denuncias a trámite, en aquellos casos en que la Comisión le haya delegado esta facultad. </w:t>
       </w:r>
     </w:p>
     <w:p>
@@ -7638,7 +7690,7 @@
           <w:szCs w:val="16"/>
         </w:rPr>
         <w:tab/>
-        <w:t xml:space="preserve">c) Admitir denuncias a trámite, en aquellos casos en que la Comisión le haya delegado esta facultad. </w:t>
+        <w:t>(...).</w:t>
       </w:r>
     </w:p>
     <w:p>
@@ -7655,536 +7707,9 @@
           <w:szCs w:val="16"/>
         </w:rPr>
       </w:pPr>
-      <w:r>
-        <w:rPr>
-          <w:rFonts w:ascii="Arial Narrow" w:eastAsia="Arial Narrow" w:hAnsi="Arial Narrow" w:cs="Arial Narrow"/>
-          <w:sz w:val="16"/>
-          <w:szCs w:val="16"/>
-        </w:rPr>
-        <w:tab/>
-        <w:t>(...).</w:t>
-      </w:r>
-    </w:p>
-    <w:p>
-      <w:pPr>
-        <w:pStyle w:val="Textonotapie"/>
-        <w:tabs>
-          <w:tab w:val="left" w:pos="567"/>
-        </w:tabs>
-        <w:ind w:left="567" w:right="-1" w:hanging="567"/>
-        <w:jc w:val="both"/>
-        <w:rPr>
-          <w:rFonts w:ascii="Arial Narrow" w:eastAsia="Arial Narrow" w:hAnsi="Arial Narrow" w:cs="Arial Narrow"/>
-          <w:sz w:val="16"/>
-          <w:szCs w:val="16"/>
-        </w:rPr>
-      </w:pPr>
-      <w:r>
-        <w:rPr>
-          <w:rFonts w:ascii="Arial Narrow" w:eastAsia="Arial Narrow" w:hAnsi="Arial Narrow" w:cs="Arial Narrow"/>
-          <w:sz w:val="16"/>
-          <w:szCs w:val="16"/>
-        </w:rPr>
-        <w:t xml:space="preserve">. </w:t>
-      </w:r>
-    </w:p>
-    <w:p>
-      <w:pPr>
-        <w:pStyle w:val="Textonotapie"/>
-        <w:tabs>
-          <w:tab w:val="left" w:pos="567"/>
-        </w:tabs>
-        <w:ind w:left="567" w:right="-1" w:hanging="567"/>
-        <w:jc w:val="both"/>
-        <w:rPr>
-          <w:rFonts w:ascii="Arial Narrow" w:eastAsia="Arial Narrow" w:hAnsi="Arial Narrow" w:cs="Arial Narrow"/>
-          <w:sz w:val="16"/>
-          <w:szCs w:val="16"/>
-        </w:rPr>
-      </w:pPr>
     </w:p>
   </w:footnote>
   <w:footnote w:id="7">
-    <w:p>
-      <w:pPr>
-        <w:pStyle w:val="Textonotapie"/>
-        <w:ind w:left="567" w:hanging="567"/>
-        <w:jc w:val="both"/>
-        <w:rPr>
-          <w:rFonts w:ascii="Arial Narrow" w:eastAsia="Arial Narrow" w:hAnsi="Arial Narrow" w:cs="Arial Narrow"/>
-          <w:sz w:val="16"/>
-          <w:szCs w:val="16"/>
-        </w:rPr>
-      </w:pPr>
-      <w:r>
-        <w:rPr>
-          <w:rStyle w:val="Refdenotaalpie"/>
-          <w:rFonts w:ascii="Arial Narrow" w:eastAsia="Arial Narrow" w:hAnsi="Arial Narrow" w:cs="Arial Narrow"/>
-          <w:sz w:val="16"/>
-          <w:szCs w:val="16"/>
-          <w:vertAlign w:val="superscript"/>
-        </w:rPr>
-        <w:footnoteRef/>
-      </w:r>
-      <w:r>
-        <w:rPr>
-          <w:rFonts w:ascii="Arial Narrow" w:eastAsia="Arial Narrow" w:hAnsi="Arial Narrow" w:cs="Arial Narrow"/>
-          <w:sz w:val="16"/>
-          <w:szCs w:val="16"/>
-        </w:rPr>
-        <w:t xml:space="preserve"> </w:t>
-      </w:r>
-      <w:r>
-        <w:rPr>
-          <w:rFonts w:ascii="Arial Narrow" w:eastAsia="Arial Narrow" w:hAnsi="Arial Narrow" w:cs="Arial Narrow"/>
-          <w:sz w:val="16"/>
-          <w:szCs w:val="16"/>
-        </w:rPr>
-        <w:tab/>
-        <w:t xml:space="preserve">El número de trabajadores se atenderá siempre que la empresa haya sido constituida antes de la vigencia de la Ley </w:t>
-      </w:r>
-      <w:proofErr w:type="spellStart"/>
-      <w:r>
-        <w:rPr>
-          <w:rFonts w:ascii="Arial Narrow" w:eastAsia="Arial Narrow" w:hAnsi="Arial Narrow" w:cs="Arial Narrow"/>
-          <w:sz w:val="16"/>
-          <w:szCs w:val="16"/>
-        </w:rPr>
-        <w:t/>
-      </w:r>
-      <w:proofErr w:type="spellEnd"/>
-      <w:r>
-        <w:rPr>
-          <w:rFonts w:ascii="Arial Narrow" w:eastAsia="Arial Narrow" w:hAnsi="Arial Narrow" w:cs="Arial Narrow"/>
-          <w:sz w:val="16"/>
-          <w:szCs w:val="16"/>
-        </w:rPr>
-        <w:t xml:space="preserve"> 30056, publicada el 2 de julio de 2013, que modificó el artículo 5 del Texto Único Ordenado de la Ley de Promoción de la Competitividad, Formalización y Desarrollo de la Micro y Pequeña Empresa y de Acceso al Empleo Decente (LEY MYPE). Ello, en la medida que la Tercera Disposición Complementaria Transitoria de la norma modificatoria precisa que las empresas constituidas antes de la </w:t>
-      </w:r>
-      <w:proofErr w:type="gramStart"/>
-      <w:r>
-        <w:rPr>
-          <w:rFonts w:ascii="Arial Narrow" w:eastAsia="Arial Narrow" w:hAnsi="Arial Narrow" w:cs="Arial Narrow"/>
-          <w:sz w:val="16"/>
-          <w:szCs w:val="16"/>
-        </w:rPr>
-        <w:t>entrada en vigencia</w:t>
-      </w:r>
-      <w:proofErr w:type="gramEnd"/>
-      <w:r>
-        <w:rPr>
-          <w:rFonts w:ascii="Arial Narrow" w:eastAsia="Arial Narrow" w:hAnsi="Arial Narrow" w:cs="Arial Narrow"/>
-          <w:sz w:val="16"/>
-          <w:szCs w:val="16"/>
-        </w:rPr>
-        <w:t xml:space="preserve"> de dicha Ley se rigen por los requisitos de acogimiento al régimen de las micro y pequeñas empresas regulados en el Decreto Legislativo 1086.</w:t>
-      </w:r>
-    </w:p>
-    <w:p>
-      <w:pPr>
-        <w:pStyle w:val="Textonotapie"/>
-        <w:ind w:left="567" w:hanging="567"/>
-        <w:jc w:val="both"/>
-        <w:rPr>
-          <w:rFonts w:ascii="Arial Narrow" w:eastAsia="Arial Narrow" w:hAnsi="Arial Narrow" w:cs="Arial Narrow"/>
-          <w:sz w:val="16"/>
-          <w:szCs w:val="16"/>
-        </w:rPr>
-      </w:pPr>
-    </w:p>
-  </w:footnote>
-  <w:footnote w:id="8">
-    <w:p>
-      <w:pPr>
-        <w:pStyle w:val="Textonotapie"/>
-        <w:ind w:left="567" w:hanging="567"/>
-        <w:jc w:val="both"/>
-        <w:rPr>
-          <w:rFonts w:ascii="Arial Narrow" w:eastAsia="Arial Narrow" w:hAnsi="Arial Narrow" w:cs="Arial Narrow"/>
-          <w:sz w:val="16"/>
-          <w:szCs w:val="16"/>
-        </w:rPr>
-      </w:pPr>
-      <w:r>
-        <w:rPr>
-          <w:rStyle w:val="Refdenotaalpie"/>
-          <w:rFonts w:ascii="Arial Narrow" w:eastAsia="Arial Narrow" w:hAnsi="Arial Narrow" w:cs="Arial Narrow"/>
-          <w:sz w:val="16"/>
-          <w:szCs w:val="16"/>
-          <w:vertAlign w:val="superscript"/>
-        </w:rPr>
-        <w:footnoteRef/>
-      </w:r>
-      <w:r>
-        <w:rPr>
-          <w:rFonts w:ascii="Arial Narrow" w:eastAsia="Arial Narrow" w:hAnsi="Arial Narrow" w:cs="Arial Narrow"/>
-          <w:sz w:val="16"/>
-          <w:szCs w:val="16"/>
-        </w:rPr>
-        <w:t xml:space="preserve"> </w:t>
-      </w:r>
-      <w:r>
-        <w:rPr>
-          <w:rFonts w:ascii="Arial Narrow" w:eastAsia="Arial Narrow" w:hAnsi="Arial Narrow" w:cs="Arial Narrow"/>
-          <w:sz w:val="16"/>
-          <w:szCs w:val="16"/>
-        </w:rPr>
-        <w:tab/>
-      </w:r>
-      <w:r>
-        <w:rPr>
-          <w:rFonts w:ascii="Arial Narrow" w:eastAsia="Arial Narrow" w:hAnsi="Arial Narrow" w:cs="Arial Narrow"/>
-          <w:b/>
-          <w:sz w:val="16"/>
-          <w:szCs w:val="16"/>
-        </w:rPr>
-        <w:t>LEY 29571, CÓDIGO DE PROTECCIÓN Y DEFENSA DEL CONSUMIDOR</w:t>
-      </w:r>
-      <w:r>
-        <w:rPr>
-          <w:rFonts w:ascii="Arial Narrow" w:eastAsia="Arial Narrow" w:hAnsi="Arial Narrow" w:cs="Arial Narrow"/>
-          <w:b/>
-          <w:bCs/>
-          <w:sz w:val="16"/>
-          <w:szCs w:val="16"/>
-        </w:rPr>
-        <w:t xml:space="preserve">, </w:t>
-      </w:r>
-      <w:r>
-        <w:rPr>
-          <w:rFonts w:ascii="Arial Narrow" w:eastAsia="Arial Narrow" w:hAnsi="Arial Narrow" w:cs="Arial Narrow"/>
-          <w:b/>
-          <w:sz w:val="16"/>
-          <w:szCs w:val="16"/>
-        </w:rPr>
-        <w:t>publicado el 2 de setiembre de 2010 y modificado por Decreto Legislativo 1308</w:t>
-      </w:r>
-    </w:p>
-    <w:p>
-      <w:pPr>
-        <w:pStyle w:val="Textonotapie"/>
-        <w:ind w:left="567" w:hanging="567"/>
-        <w:jc w:val="both"/>
-        <w:rPr>
-          <w:rFonts w:ascii="Arial Narrow" w:eastAsia="Arial Narrow" w:hAnsi="Arial Narrow" w:cs="Arial Narrow"/>
-          <w:b/>
-          <w:bCs/>
-          <w:sz w:val="16"/>
-          <w:szCs w:val="16"/>
-        </w:rPr>
-      </w:pPr>
-      <w:r>
-        <w:rPr>
-          <w:rFonts w:ascii="Arial Narrow" w:eastAsia="Arial Narrow" w:hAnsi="Arial Narrow" w:cs="Arial Narrow"/>
-          <w:sz w:val="16"/>
-          <w:szCs w:val="16"/>
-        </w:rPr>
-        <w:tab/>
-      </w:r>
-      <w:r>
-        <w:rPr>
-          <w:rFonts w:ascii="Arial Narrow" w:eastAsia="Arial Narrow" w:hAnsi="Arial Narrow" w:cs="Arial Narrow"/>
-          <w:b/>
-          <w:bCs/>
-          <w:sz w:val="16"/>
-          <w:szCs w:val="16"/>
-        </w:rPr>
-        <w:t>Artículo 110.- Sanciones Administrativas</w:t>
-      </w:r>
-    </w:p>
-    <w:p>
-      <w:pPr>
-        <w:autoSpaceDE w:val="0"/>
-        <w:autoSpaceDN w:val="0"/>
-        <w:adjustRightInd w:val="0"/>
-        <w:spacing w:after="0" w:line="240" w:lineRule="auto"/>
-        <w:ind w:left="567"/>
-        <w:jc w:val="both"/>
-        <w:rPr>
-          <w:rFonts w:ascii="Arial Narrow" w:eastAsia="Arial Narrow" w:hAnsi="Arial Narrow" w:cs="Arial Narrow"/>
-          <w:sz w:val="16"/>
-          <w:szCs w:val="16"/>
-          <w:lang w:eastAsia="es-PE"/>
-        </w:rPr>
-      </w:pPr>
-      <w:r>
-        <w:rPr>
-          <w:rFonts w:ascii="Arial Narrow" w:eastAsia="Arial Narrow" w:hAnsi="Arial Narrow" w:cs="Arial Narrow"/>
-          <w:sz w:val="16"/>
-          <w:szCs w:val="16"/>
-          <w:lang w:eastAsia="es-PE"/>
-        </w:rPr>
-        <w:t>(…)</w:t>
-      </w:r>
-    </w:p>
-    <w:p>
-      <w:pPr>
-        <w:autoSpaceDE w:val="0"/>
-        <w:autoSpaceDN w:val="0"/>
-        <w:adjustRightInd w:val="0"/>
-        <w:spacing w:after="0" w:line="240" w:lineRule="auto"/>
-        <w:ind w:left="567"/>
-        <w:jc w:val="both"/>
-        <w:rPr>
-          <w:rFonts w:ascii="Arial Narrow" w:eastAsia="Arial Narrow" w:hAnsi="Arial Narrow" w:cs="Arial Narrow"/>
-          <w:sz w:val="16"/>
-          <w:szCs w:val="16"/>
-          <w:lang w:eastAsia="es-PE"/>
-        </w:rPr>
-      </w:pPr>
-      <w:r>
-        <w:rPr>
-          <w:rFonts w:ascii="Arial Narrow" w:eastAsia="Arial Narrow" w:hAnsi="Arial Narrow" w:cs="Arial Narrow"/>
-          <w:sz w:val="16"/>
-          <w:szCs w:val="16"/>
-          <w:lang w:eastAsia="es-PE"/>
-        </w:rPr>
-        <w:t>En el caso de las microempresas, la multa no puede superar el diez por ciento (10%) de las ventas o ingresos brutos percibidos por el infractor, relativos a todas sus actividades económicas, correspondientes al ejercicio inmediato anterior al de la expedición de la resolución de primera instancia, siempre que se haya acreditado dichos ingresos, no se encuentre en una situación de reincidencia y el caso no verse sobre la vida, salud o integridad de los consumidores. Para el caso de las pequeñas empresas, la multa no puede superar el veinte por ciento (20%) de las ventas o ingresos brutos percibidos por el infractor, conforme a los requisitos señalados anteriormente.</w:t>
-      </w:r>
-    </w:p>
-    <w:p>
-      <w:pPr>
-        <w:autoSpaceDE w:val="0"/>
-        <w:autoSpaceDN w:val="0"/>
-        <w:adjustRightInd w:val="0"/>
-        <w:spacing w:after="0" w:line="240" w:lineRule="auto"/>
-        <w:ind w:left="567"/>
-        <w:jc w:val="both"/>
-        <w:rPr>
-          <w:rFonts w:ascii="Arial Narrow" w:eastAsia="Arial Narrow" w:hAnsi="Arial Narrow" w:cs="Arial Narrow"/>
-          <w:sz w:val="16"/>
-          <w:szCs w:val="16"/>
-          <w:lang w:eastAsia="es-PE"/>
-        </w:rPr>
-      </w:pPr>
-      <w:r>
-        <w:rPr>
-          <w:rFonts w:ascii="Arial Narrow" w:eastAsia="Arial Narrow" w:hAnsi="Arial Narrow" w:cs="Arial Narrow"/>
-          <w:sz w:val="16"/>
-          <w:szCs w:val="16"/>
-          <w:lang w:eastAsia="es-PE"/>
-        </w:rPr>
-        <w:t>(…).</w:t>
-      </w:r>
-    </w:p>
-    <w:p>
-      <w:pPr>
-        <w:pStyle w:val="Textonotapie"/>
-        <w:ind w:left="567" w:hanging="567"/>
-        <w:jc w:val="both"/>
-        <w:rPr>
-          <w:rFonts w:ascii="Arial Narrow" w:eastAsia="Arial Narrow" w:hAnsi="Arial Narrow" w:cs="Arial Narrow"/>
-          <w:sz w:val="16"/>
-          <w:szCs w:val="16"/>
-        </w:rPr>
-      </w:pPr>
-    </w:p>
-  </w:footnote>
-  <w:footnote w:id="17">
-    <w:p>
-      <w:pPr>
-        <w:pStyle w:val="Textonotapie"/>
-        <w:ind w:left="567" w:hanging="567"/>
-        <w:jc w:val="both"/>
-        <w:rPr>
-          <w:rFonts w:ascii="Arial Narrow" w:eastAsia="Arial Narrow" w:hAnsi="Arial Narrow" w:cs="Arial Narrow"/>
-          <w:sz w:val="16"/>
-          <w:szCs w:val="16"/>
-        </w:rPr>
-      </w:pPr>
-      <w:r>
-        <w:rPr>
-          <w:rStyle w:val="Refdenotaalpie"/>
-          <w:rFonts w:ascii="Arial Narrow" w:eastAsia="Arial Narrow" w:hAnsi="Arial Narrow" w:cs="Arial Narrow"/>
-          <w:sz w:val="16"/>
-          <w:szCs w:val="16"/>
-          <w:vertAlign w:val="superscript"/>
-        </w:rPr>
-        <w:footnoteRef/>
-      </w:r>
-      <w:r>
-        <w:rPr>
-          <w:rFonts w:ascii="Arial Narrow" w:eastAsia="Arial Narrow" w:hAnsi="Arial Narrow" w:cs="Arial Narrow"/>
-          <w:sz w:val="16"/>
-          <w:szCs w:val="16"/>
-        </w:rPr>
-        <w:tab/>
-      </w:r>
-      <w:r>
-        <w:rPr>
-          <w:rFonts w:ascii="Arial Narrow" w:eastAsia="Arial Narrow" w:hAnsi="Arial Narrow" w:cs="Arial Narrow"/>
-          <w:b/>
-          <w:bCs/>
-          <w:sz w:val="16"/>
-          <w:szCs w:val="16"/>
-        </w:rPr>
-        <w:t xml:space="preserve">DECRETO LEGISLATIVO 807, LEY SOBRE FACULTADES, NORMAS Y ORGANIZACIÓN DEL INDECOPI, publicado el 18 de abril de 1996</w:t>
-      </w:r>
-    </w:p>
-    <w:p>
-      <w:pPr>
-        <w:pStyle w:val="Textonotapie"/>
-        <w:ind w:left="567" w:hanging="567"/>
-        <w:jc w:val="both"/>
-        <w:rPr>
-          <w:rFonts w:ascii="Arial Narrow" w:eastAsia="Arial Narrow" w:hAnsi="Arial Narrow" w:cs="Arial Narrow"/>
-          <w:sz w:val="16"/>
-          <w:szCs w:val="16"/>
-        </w:rPr>
-      </w:pPr>
-      <w:r>
-        <w:rPr>
-          <w:rFonts w:ascii="Arial Narrow" w:eastAsia="Arial Narrow" w:hAnsi="Arial Narrow" w:cs="Arial Narrow"/>
-          <w:sz w:val="16"/>
-          <w:szCs w:val="16"/>
-        </w:rPr>
-        <w:tab/>
-      </w:r>
-      <w:r>
-        <w:rPr>
-          <w:rFonts w:ascii="Arial Narrow" w:eastAsia="Arial Narrow" w:hAnsi="Arial Narrow" w:cs="Arial Narrow"/>
-          <w:b/>
-          <w:bCs/>
-          <w:sz w:val="16"/>
-          <w:szCs w:val="16"/>
-        </w:rPr>
-        <w:t xml:space="preserve">Artículo 26.-</w:t>
-      </w:r>
-      <w:r>
-        <w:rPr>
-          <w:rFonts w:ascii="Arial Narrow" w:eastAsia="Arial Narrow" w:hAnsi="Arial Narrow" w:cs="Arial Narrow"/>
-          <w:sz w:val="16"/>
-          <w:szCs w:val="16"/>
-        </w:rPr>
-        <w:t xml:space="preserve"> Una vez admitida a trámite la denuncia, se correrá traslado de la misma al denunciado, a fin de que éste presente su descargo. El plazo para la presentación del descargo será de cinco (5) días contados desde la notificación, vencido el cual, el Secretario Técnico declarará en rebeldía al denunciado que no lo hubiera presentado.</w:t>
-      </w:r>
-    </w:p>
-    <w:p>
-      <w:pPr>
-        <w:pStyle w:val="Textonotapie"/>
-        <w:ind w:left="567" w:hanging="567"/>
-        <w:jc w:val="both"/>
-        <w:rPr>
-          <w:rFonts w:ascii="Arial Narrow" w:eastAsia="Arial Narrow" w:hAnsi="Arial Narrow" w:cs="Arial Narrow"/>
-          <w:sz w:val="16"/>
-          <w:szCs w:val="16"/>
-        </w:rPr>
-      </w:pPr>
-    </w:p>
-  </w:footnote>
-  <w:footnote w:id="18">
-    <w:p>
-      <w:pPr>
-        <w:pStyle w:val="Textonotapie"/>
-        <w:ind w:left="567" w:hanging="567"/>
-        <w:jc w:val="both"/>
-        <w:rPr>
-          <w:rFonts w:ascii="Arial Narrow" w:eastAsia="Arial Narrow" w:hAnsi="Arial Narrow" w:cs="Arial Narrow"/>
-          <w:sz w:val="16"/>
-          <w:szCs w:val="16"/>
-        </w:rPr>
-      </w:pPr>
-      <w:r>
-        <w:rPr>
-          <w:rStyle w:val="Refdenotaalpie"/>
-          <w:rFonts w:ascii="Arial Narrow" w:eastAsia="Arial Narrow" w:hAnsi="Arial Narrow" w:cs="Arial Narrow"/>
-          <w:sz w:val="16"/>
-          <w:szCs w:val="16"/>
-          <w:vertAlign w:val="superscript"/>
-        </w:rPr>
-        <w:footnoteRef/>
-      </w:r>
-      <w:r>
-        <w:rPr>
-          <w:rFonts w:ascii="Arial Narrow" w:eastAsia="Arial Narrow" w:hAnsi="Arial Narrow" w:cs="Arial Narrow"/>
-          <w:sz w:val="16"/>
-          <w:szCs w:val="16"/>
-        </w:rPr>
-        <w:tab/>
-      </w:r>
-      <w:r>
-        <w:rPr>
-          <w:rFonts w:ascii="Arial Narrow" w:eastAsia="Arial Narrow" w:hAnsi="Arial Narrow" w:cs="Arial Narrow"/>
-          <w:b/>
-          <w:bCs/>
-          <w:sz w:val="16"/>
-          <w:szCs w:val="16"/>
-        </w:rPr>
-        <w:t xml:space="preserve">DECRETO SUPREMO 006-2026-JUS, TEXTO ÚNICO ORDENADO DE LA LEY 27444, LEY DEL PROCEDIMIENTO ADMINISTRATIVO GENERAL, publicado el 30 de abril de 2026</w:t>
-      </w:r>
-    </w:p>
-    <w:p>
-      <w:pPr>
-        <w:pStyle w:val="Textonotapie"/>
-        <w:ind w:left="567" w:hanging="567"/>
-        <w:jc w:val="both"/>
-        <w:rPr>
-          <w:rFonts w:ascii="Arial Narrow" w:eastAsia="Arial Narrow" w:hAnsi="Arial Narrow" w:cs="Arial Narrow"/>
-          <w:sz w:val="16"/>
-          <w:szCs w:val="16"/>
-        </w:rPr>
-      </w:pPr>
-      <w:r>
-        <w:rPr>
-          <w:rFonts w:ascii="Arial Narrow" w:eastAsia="Arial Narrow" w:hAnsi="Arial Narrow" w:cs="Arial Narrow"/>
-          <w:sz w:val="16"/>
-          <w:szCs w:val="16"/>
-        </w:rPr>
-        <w:tab/>
-      </w:r>
-      <w:r>
-        <w:rPr>
-          <w:rFonts w:ascii="Arial Narrow" w:eastAsia="Arial Narrow" w:hAnsi="Arial Narrow" w:cs="Arial Narrow"/>
-          <w:b/>
-          <w:bCs/>
-          <w:sz w:val="16"/>
-          <w:szCs w:val="16"/>
-        </w:rPr>
-        <w:t xml:space="preserve">Artículo 223.- Contestación de la reclamación</w:t>
-      </w:r>
-    </w:p>
-    <w:p>
-      <w:pPr>
-        <w:pStyle w:val="Textonotapie"/>
-        <w:ind w:left="567" w:hanging="567"/>
-        <w:jc w:val="both"/>
-        <w:rPr>
-          <w:rFonts w:ascii="Arial Narrow" w:eastAsia="Arial Narrow" w:hAnsi="Arial Narrow" w:cs="Arial Narrow"/>
-          <w:sz w:val="16"/>
-          <w:szCs w:val="16"/>
-        </w:rPr>
-      </w:pPr>
-      <w:r>
-        <w:rPr>
-          <w:rFonts w:ascii="Arial Narrow" w:eastAsia="Arial Narrow" w:hAnsi="Arial Narrow" w:cs="Arial Narrow"/>
-          <w:sz w:val="16"/>
-          <w:szCs w:val="16"/>
-        </w:rPr>
-        <w:tab/>
-      </w:r>
-      <w:r>
-        <w:rPr>
-          <w:rFonts w:ascii="Arial Narrow" w:eastAsia="Arial Narrow" w:hAnsi="Arial Narrow" w:cs="Arial Narrow"/>
-          <w:sz w:val="16"/>
-          <w:szCs w:val="16"/>
-        </w:rPr>
-        <w:t xml:space="preserve">223.1 El reclamado deberá presentar la contestación de la reclamación dentro de los quince (15) días posteriores a la notificación de ésta; vencido este plazo, la Administración declarará en rebeldía al reclamado que no la hubiera presentado. La contestación deberá contener los requisitos de los escritos previstos en el artículo 113 de la presente Ley, así como la absolución de todos los asuntos controvertidos de hecho y de derecho, Las alegaciones y los hechos relevantes de la reclamación, salvo que hayan sido específicamente negadas en la contestación, se tendrán por aceptadas o merituadas como ciertas.</w:t>
-      </w:r>
-    </w:p>
-    <w:p>
-      <w:pPr>
-        <w:pStyle w:val="Textonotapie"/>
-        <w:ind w:left="567" w:hanging="567"/>
-        <w:jc w:val="both"/>
-        <w:rPr>
-          <w:rFonts w:ascii="Arial Narrow" w:eastAsia="Arial Narrow" w:hAnsi="Arial Narrow" w:cs="Arial Narrow"/>
-          <w:sz w:val="16"/>
-          <w:szCs w:val="16"/>
-        </w:rPr>
-      </w:pPr>
-    </w:p>
-  </w:footnote>
-  <w:footnote w:id="9">
     <w:p>
       <w:pPr>
         <w:pStyle w:val="Textonotapie"/>
@@ -8197,7 +7722,6 @@
           <w:rFonts w:ascii="Arial Narrow" w:eastAsia="Arial Narrow" w:hAnsi="Arial Narrow" w:cs="Arial Narrow"/>
           <w:sz w:val="16"/>
           <w:szCs w:val="16"/>
-          <w:lang w:val="es-ES"/>
         </w:rPr>
       </w:pPr>
       <w:r>
@@ -8216,36 +7740,44 @@
           <w:sz w:val="16"/>
           <w:szCs w:val="16"/>
         </w:rPr>
-        <w:t xml:space="preserve"> </w:t>
-      </w:r>
-      <w:r>
-        <w:rPr>
-          <w:rFonts w:ascii="Arial Narrow" w:eastAsia="Arial Narrow" w:hAnsi="Arial Narrow" w:cs="Arial Narrow"/>
-          <w:sz w:val="16"/>
-          <w:szCs w:val="16"/>
-        </w:rPr>
         <w:tab/>
-      </w:r>
-      <w:r>
-        <w:rPr>
-          <w:rFonts w:ascii="Arial Narrow" w:eastAsia="Arial Narrow" w:hAnsi="Arial Narrow" w:cs="Arial Narrow"/>
-          <w:sz w:val="16"/>
-          <w:szCs w:val="16"/>
-          <w:lang w:val="es-ES"/>
-        </w:rPr>
-        <w:t xml:space="preserve">El </w:t>
+        <w:t xml:space="preserve"/>
+      </w:r>
+      <w:r>
+        <w:rPr>
+          <w:rFonts w:ascii="Arial Narrow" w:eastAsia="Arial Narrow" w:hAnsi="Arial Narrow" w:cs="Arial Narrow"/>
+          <w:sz w:val="16"/>
+          <w:szCs w:val="16"/>
+        </w:rPr>
+        <w:tab/>
+        <w:t xml:space="preserve">El número de trabajadores se atenderá siempre que la empresa haya sido constituida antes de la vigencia de la Ley </w:t>
+      </w:r>
+      <w:proofErr w:type="spellStart"/>
+      <w:r>
+        <w:rPr>
+          <w:rFonts w:ascii="Arial Narrow" w:eastAsia="Arial Narrow" w:hAnsi="Arial Narrow" w:cs="Arial Narrow"/>
+          <w:sz w:val="16"/>
+          <w:szCs w:val="16"/>
+        </w:rPr>
+        <w:t/>
+      </w:r>
+      <w:proofErr w:type="spellEnd"/>
+      <w:r>
+        <w:rPr>
+          <w:rFonts w:ascii="Arial Narrow" w:eastAsia="Arial Narrow" w:hAnsi="Arial Narrow" w:cs="Arial Narrow"/>
+          <w:sz w:val="16"/>
+          <w:szCs w:val="16"/>
+        </w:rPr>
+        <w:t xml:space="preserve">30056, publicada el 2 de julio de 2013, que modificó el artículo 5 del Texto Único Ordenado de la Ley de Promoción de la Competitividad, Formalización y Desarrollo de la Micro y Pequeña Empresa y de Acceso al Empleo Decente (LEY MYPE). Ello, en la medida que la Tercera Disposición Complementaria Transitoria de la norma modificatoria precisa que las empresas constituidas antes de la </w:t>
       </w:r>
       <w:proofErr w:type="gramStart"/>
       <w:r>
         <w:rPr>
           <w:rFonts w:ascii="Arial Narrow" w:eastAsia="Arial Narrow" w:hAnsi="Arial Narrow" w:cs="Arial Narrow"/>
-          <w:i/>
-          <w:iCs/>
-          <w:sz w:val="16"/>
-          <w:szCs w:val="16"/>
-          <w:lang w:val="es-ES"/>
-        </w:rPr>
-        <w:t>link</w:t>
+          <w:sz w:val="16"/>
+          <w:szCs w:val="16"/>
+        </w:rPr>
+        <w:t>entrada en vigencia</w:t>
       </w:r>
       <w:proofErr w:type="gramEnd"/>
       <w:r>
@@ -8253,11 +7785,24 @@
           <w:rFonts w:ascii="Arial Narrow" w:eastAsia="Arial Narrow" w:hAnsi="Arial Narrow" w:cs="Arial Narrow"/>
           <w:sz w:val="16"/>
           <w:szCs w:val="16"/>
-          <w:lang w:val="es-ES"/>
-        </w:rPr>
-        <w:t xml:space="preserve"> del Enlace para la conexión a la Audiencia de Conciliación Virtual será enviado a la dirección electrónica autorizada para realizar las notificaciones electrónicas del procedimiento.</w:t>
-      </w:r>
-    </w:p>
+        </w:rPr>
+        <w:t xml:space="preserve"> de dicha Ley se rigen por los requisitos de acogimiento al régimen de las micro y pequeñas empresas regulados en el Decreto Legislativo 1086.</w:t>
+      </w:r>
+    </w:p>
+    <w:p>
+      <w:pPr>
+        <w:pStyle w:val="Textonotapie"/>
+        <w:ind w:left="567" w:hanging="567"/>
+        <w:jc w:val="both"/>
+        <w:rPr>
+          <w:rFonts w:ascii="Arial Narrow" w:eastAsia="Arial Narrow" w:hAnsi="Arial Narrow" w:cs="Arial Narrow"/>
+          <w:sz w:val="16"/>
+          <w:szCs w:val="16"/>
+        </w:rPr>
+      </w:pPr>
+    </w:p>
+  </w:footnote>
+  <w:footnote w:id="8">
     <w:p>
       <w:pPr>
         <w:pStyle w:val="Textonotapie"/>
@@ -8270,12 +7815,487 @@
           <w:rFonts w:ascii="Arial Narrow" w:eastAsia="Arial Narrow" w:hAnsi="Arial Narrow" w:cs="Arial Narrow"/>
           <w:sz w:val="16"/>
           <w:szCs w:val="16"/>
-          <w:lang w:val="es-ES"/>
+        </w:rPr>
+      </w:pPr>
+      <w:r>
+        <w:rPr>
+          <w:rStyle w:val="Refdenotaalpie"/>
+          <w:rFonts w:ascii="Arial Narrow" w:eastAsia="Arial Narrow" w:hAnsi="Arial Narrow" w:cs="Arial Narrow"/>
+          <w:sz w:val="16"/>
+          <w:szCs w:val="16"/>
+          <w:vertAlign w:val="superscript"/>
+        </w:rPr>
+        <w:footnoteRef/>
+      </w:r>
+      <w:r>
+        <w:rPr>
+          <w:rFonts w:ascii="Arial Narrow" w:eastAsia="Arial Narrow" w:hAnsi="Arial Narrow" w:cs="Arial Narrow"/>
+          <w:sz w:val="16"/>
+          <w:szCs w:val="16"/>
+        </w:rPr>
+        <w:tab/>
+        <w:t xml:space="preserve"/>
+      </w:r>
+      <w:r>
+        <w:rPr>
+          <w:rFonts w:ascii="Arial Narrow" w:eastAsia="Arial Narrow" w:hAnsi="Arial Narrow" w:cs="Arial Narrow"/>
+          <w:sz w:val="16"/>
+          <w:szCs w:val="16"/>
+        </w:rPr>
+        <w:tab/>
+      </w:r>
+      <w:r>
+        <w:rPr>
+          <w:rFonts w:ascii="Arial Narrow" w:eastAsia="Arial Narrow" w:hAnsi="Arial Narrow" w:cs="Arial Narrow"/>
+          <w:b/>
+          <w:sz w:val="16"/>
+          <w:szCs w:val="16"/>
+        </w:rPr>
+        <w:t>LEY 29571, CÓDIGO DE PROTECCIÓN Y DEFENSA DEL CONSUMIDOR</w:t>
+      </w:r>
+      <w:r>
+        <w:rPr>
+          <w:rFonts w:ascii="Arial Narrow" w:eastAsia="Arial Narrow" w:hAnsi="Arial Narrow" w:cs="Arial Narrow"/>
+          <w:b/>
+          <w:bCs/>
+          <w:sz w:val="16"/>
+          <w:szCs w:val="16"/>
+        </w:rPr>
+        <w:t xml:space="preserve">, </w:t>
+      </w:r>
+      <w:r>
+        <w:rPr>
+          <w:rFonts w:ascii="Arial Narrow" w:eastAsia="Arial Narrow" w:hAnsi="Arial Narrow" w:cs="Arial Narrow"/>
+          <w:b/>
+          <w:sz w:val="16"/>
+          <w:szCs w:val="16"/>
+        </w:rPr>
+        <w:t>publicado el 2 de setiembre de 2010 y modificado por Decreto Legislativo 1308</w:t>
+      </w:r>
+    </w:p>
+    <w:p>
+      <w:pPr>
+        <w:pStyle w:val="Textonotapie"/>
+        <w:ind w:left="567" w:hanging="567"/>
+        <w:jc w:val="both"/>
+        <w:rPr>
+          <w:rFonts w:ascii="Arial Narrow" w:eastAsia="Arial Narrow" w:hAnsi="Arial Narrow" w:cs="Arial Narrow"/>
+          <w:b/>
+          <w:bCs/>
+          <w:sz w:val="16"/>
+          <w:szCs w:val="16"/>
+        </w:rPr>
+      </w:pPr>
+      <w:r>
+        <w:rPr>
+          <w:rFonts w:ascii="Arial Narrow" w:eastAsia="Arial Narrow" w:hAnsi="Arial Narrow" w:cs="Arial Narrow"/>
+          <w:sz w:val="16"/>
+          <w:szCs w:val="16"/>
+        </w:rPr>
+        <w:tab/>
+      </w:r>
+      <w:r>
+        <w:rPr>
+          <w:rFonts w:ascii="Arial Narrow" w:eastAsia="Arial Narrow" w:hAnsi="Arial Narrow" w:cs="Arial Narrow"/>
+          <w:b/>
+          <w:bCs/>
+          <w:sz w:val="16"/>
+          <w:szCs w:val="16"/>
+        </w:rPr>
+        <w:t>Artículo 110.- Sanciones Administrativas</w:t>
+      </w:r>
+    </w:p>
+    <w:p>
+      <w:pPr>
+        <w:autoSpaceDE w:val="0"/>
+        <w:autoSpaceDN w:val="0"/>
+        <w:adjustRightInd w:val="0"/>
+        <w:spacing w:after="0" w:line="240" w:lineRule="auto"/>
+        <w:ind w:left="567"/>
+        <w:jc w:val="both"/>
+        <w:rPr>
+          <w:rFonts w:ascii="Arial Narrow" w:eastAsia="Arial Narrow" w:hAnsi="Arial Narrow" w:cs="Arial Narrow"/>
+          <w:sz w:val="16"/>
+          <w:szCs w:val="16"/>
+          <w:lang w:eastAsia="es-PE"/>
+        </w:rPr>
+      </w:pPr>
+      <w:r>
+        <w:rPr>
+          <w:rFonts w:ascii="Arial Narrow" w:eastAsia="Arial Narrow" w:hAnsi="Arial Narrow" w:cs="Arial Narrow"/>
+          <w:sz w:val="16"/>
+          <w:szCs w:val="16"/>
+          <w:lang w:eastAsia="es-PE"/>
+        </w:rPr>
+        <w:t>(…)</w:t>
+      </w:r>
+    </w:p>
+    <w:p>
+      <w:pPr>
+        <w:autoSpaceDE w:val="0"/>
+        <w:autoSpaceDN w:val="0"/>
+        <w:adjustRightInd w:val="0"/>
+        <w:spacing w:after="0" w:line="240" w:lineRule="auto"/>
+        <w:ind w:left="567"/>
+        <w:jc w:val="both"/>
+        <w:rPr>
+          <w:rFonts w:ascii="Arial Narrow" w:eastAsia="Arial Narrow" w:hAnsi="Arial Narrow" w:cs="Arial Narrow"/>
+          <w:sz w:val="16"/>
+          <w:szCs w:val="16"/>
+          <w:lang w:eastAsia="es-PE"/>
+        </w:rPr>
+      </w:pPr>
+      <w:r>
+        <w:rPr>
+          <w:rFonts w:ascii="Arial Narrow" w:eastAsia="Arial Narrow" w:hAnsi="Arial Narrow" w:cs="Arial Narrow"/>
+          <w:sz w:val="16"/>
+          <w:szCs w:val="16"/>
+          <w:lang w:eastAsia="es-PE"/>
+        </w:rPr>
+        <w:t>En el caso de las microempresas, la multa no puede superar el diez por ciento (10%) de las ventas o ingresos brutos percibidos por el infractor, relativos a todas sus actividades económicas, correspondientes al ejercicio inmediato anterior al de la expedición de la resolución de primera instancia, siempre que se haya acreditado dichos ingresos, no se encuentre en una situación de reincidencia y el caso no verse sobre la vida, salud o integridad de los consumidores. Para el caso de las pequeñas empresas, la multa no puede superar el veinte por ciento (20%) de las ventas o ingresos brutos percibidos por el infractor, conforme a los requisitos señalados anteriormente.</w:t>
+      </w:r>
+    </w:p>
+    <w:p>
+      <w:pPr>
+        <w:autoSpaceDE w:val="0"/>
+        <w:autoSpaceDN w:val="0"/>
+        <w:adjustRightInd w:val="0"/>
+        <w:spacing w:after="0" w:line="240" w:lineRule="auto"/>
+        <w:ind w:left="567"/>
+        <w:jc w:val="both"/>
+        <w:rPr>
+          <w:rFonts w:ascii="Arial Narrow" w:eastAsia="Arial Narrow" w:hAnsi="Arial Narrow" w:cs="Arial Narrow"/>
+          <w:sz w:val="16"/>
+          <w:szCs w:val="16"/>
+          <w:lang w:eastAsia="es-PE"/>
+        </w:rPr>
+      </w:pPr>
+      <w:r>
+        <w:rPr>
+          <w:rFonts w:ascii="Arial Narrow" w:eastAsia="Arial Narrow" w:hAnsi="Arial Narrow" w:cs="Arial Narrow"/>
+          <w:sz w:val="16"/>
+          <w:szCs w:val="16"/>
+          <w:lang w:eastAsia="es-PE"/>
+        </w:rPr>
+        <w:t>(…).</w:t>
+      </w:r>
+    </w:p>
+    <w:p>
+      <w:pPr>
+        <w:pStyle w:val="Textonotapie"/>
+        <w:ind w:left="567" w:hanging="567"/>
+        <w:jc w:val="both"/>
+        <w:rPr>
+          <w:rFonts w:ascii="Arial Narrow" w:eastAsia="Arial Narrow" w:hAnsi="Arial Narrow" w:cs="Arial Narrow"/>
+          <w:sz w:val="16"/>
+          <w:szCs w:val="16"/>
+        </w:rPr>
+      </w:pPr>
+    </w:p>
+  </w:footnote>
+  <w:footnote w:id="9">
+    <w:p>
+      <w:pPr>
+        <w:pStyle w:val="Textonotapie"/>
+        <w:tabs>
+          <w:tab w:val="left" w:pos="567"/>
+        </w:tabs>
+        <w:ind w:left="567" w:hanging="567"/>
+        <w:jc w:val="both"/>
+        <w:rPr>
+          <w:rFonts w:ascii="Arial Narrow" w:eastAsia="Arial Narrow" w:hAnsi="Arial Narrow" w:cs="Arial Narrow"/>
+          <w:sz w:val="16"/>
+          <w:szCs w:val="16"/>
+        </w:rPr>
+      </w:pPr>
+      <w:r>
+        <w:rPr>
+          <w:rStyle w:val="Refdenotaalpie"/>
+          <w:rFonts w:ascii="Arial Narrow" w:eastAsia="Arial Narrow" w:hAnsi="Arial Narrow" w:cs="Arial Narrow"/>
+          <w:sz w:val="16"/>
+          <w:szCs w:val="16"/>
+          <w:vertAlign w:val="superscript"/>
+        </w:rPr>
+        <w:footnoteRef/>
+      </w:r>
+      <w:r>
+        <w:rPr>
+          <w:rFonts w:ascii="Arial Narrow" w:eastAsia="Arial Narrow" w:hAnsi="Arial Narrow" w:cs="Arial Narrow"/>
+          <w:sz w:val="16"/>
+          <w:szCs w:val="16"/>
+        </w:rPr>
+        <w:tab/>
+      </w:r>
+      <w:r>
+        <w:rPr>
+          <w:rFonts w:ascii="Arial Narrow" w:eastAsia="Arial Narrow" w:hAnsi="Arial Narrow" w:cs="Arial Narrow"/>
+          <w:b/>
+          <w:bCs/>
+          <w:sz w:val="16"/>
+          <w:szCs w:val="16"/>
+        </w:rPr>
+        <w:t xml:space="preserve">DECRETO LEGISLATIVO 807, LEY SOBRE FACULTADES, NORMAS Y ORGANIZACIÓN DEL INDECOPI, publicado el 18 de abril de 1996</w:t>
+      </w:r>
+    </w:p>
+    <w:p>
+      <w:pPr>
+        <w:pStyle w:val="Textonotapie"/>
+        <w:ind w:left="567" w:hanging="567"/>
+        <w:jc w:val="both"/>
+        <w:rPr>
+          <w:rFonts w:ascii="Arial Narrow" w:eastAsia="Arial Narrow" w:hAnsi="Arial Narrow" w:cs="Arial Narrow"/>
+          <w:sz w:val="16"/>
+          <w:szCs w:val="16"/>
+        </w:rPr>
+      </w:pPr>
+      <w:r>
+        <w:rPr>
+          <w:rFonts w:ascii="Arial Narrow" w:eastAsia="Arial Narrow" w:hAnsi="Arial Narrow" w:cs="Arial Narrow"/>
+          <w:sz w:val="16"/>
+          <w:szCs w:val="16"/>
+        </w:rPr>
+        <w:tab/>
+      </w:r>
+      <w:r>
+        <w:rPr>
+          <w:rFonts w:ascii="Arial Narrow" w:eastAsia="Arial Narrow" w:hAnsi="Arial Narrow" w:cs="Arial Narrow"/>
+          <w:b/>
+          <w:bCs/>
+          <w:sz w:val="16"/>
+          <w:szCs w:val="16"/>
+        </w:rPr>
+        <w:t xml:space="preserve">Artículo 26.-</w:t>
+      </w:r>
+      <w:r>
+        <w:rPr>
+          <w:rFonts w:ascii="Arial Narrow" w:eastAsia="Arial Narrow" w:hAnsi="Arial Narrow" w:cs="Arial Narrow"/>
+          <w:sz w:val="16"/>
+          <w:szCs w:val="16"/>
+        </w:rPr>
+        <w:t xml:space="preserve"> Una vez admitida a trámite la denuncia, se correrá traslado de la misma al denunciado, a fin de que éste presente su descargo. El plazo para la presentación del descargo será de cinco (5) días contados desde la notificación, vencido el cual, el Secretario Técnico declarará en rebeldía al denunciado que no lo hubiera presentado.</w:t>
+      </w:r>
+    </w:p>
+    <w:p>
+      <w:pPr>
+        <w:pStyle w:val="Textonotapie"/>
+        <w:ind w:left="567" w:hanging="567"/>
+        <w:jc w:val="both"/>
+        <w:rPr>
+          <w:rFonts w:ascii="Arial Narrow" w:eastAsia="Arial Narrow" w:hAnsi="Arial Narrow" w:cs="Arial Narrow"/>
+          <w:sz w:val="16"/>
+          <w:szCs w:val="16"/>
         </w:rPr>
       </w:pPr>
     </w:p>
   </w:footnote>
   <w:footnote w:id="10">
+    <w:p>
+      <w:pPr>
+        <w:pStyle w:val="Textonotapie"/>
+        <w:tabs>
+          <w:tab w:val="left" w:pos="567"/>
+        </w:tabs>
+        <w:ind w:left="567" w:hanging="567"/>
+        <w:jc w:val="both"/>
+        <w:rPr>
+          <w:rFonts w:ascii="Arial Narrow" w:eastAsia="Arial Narrow" w:hAnsi="Arial Narrow" w:cs="Arial Narrow"/>
+          <w:sz w:val="16"/>
+          <w:szCs w:val="16"/>
+        </w:rPr>
+      </w:pPr>
+      <w:r>
+        <w:rPr>
+          <w:rStyle w:val="Refdenotaalpie"/>
+          <w:rFonts w:ascii="Arial Narrow" w:eastAsia="Arial Narrow" w:hAnsi="Arial Narrow" w:cs="Arial Narrow"/>
+          <w:sz w:val="16"/>
+          <w:szCs w:val="16"/>
+          <w:vertAlign w:val="superscript"/>
+        </w:rPr>
+        <w:footnoteRef/>
+      </w:r>
+      <w:r>
+        <w:rPr>
+          <w:rFonts w:ascii="Arial Narrow" w:eastAsia="Arial Narrow" w:hAnsi="Arial Narrow" w:cs="Arial Narrow"/>
+          <w:sz w:val="16"/>
+          <w:szCs w:val="16"/>
+        </w:rPr>
+        <w:tab/>
+      </w:r>
+      <w:r>
+        <w:rPr>
+          <w:rFonts w:ascii="Arial Narrow" w:eastAsia="Arial Narrow" w:hAnsi="Arial Narrow" w:cs="Arial Narrow"/>
+          <w:b/>
+          <w:bCs/>
+          <w:sz w:val="16"/>
+          <w:szCs w:val="16"/>
+        </w:rPr>
+        <w:t xml:space="preserve">DECRETO SUPREMO 006-2026-JUS, TEXTO ÚNICO ORDENADO DE LA LEY 27444, LEY DEL PROCEDIMIENTO ADMINISTRATIVO GENERAL, publicado el 30 de abril de 2026</w:t>
+      </w:r>
+    </w:p>
+    <w:p>
+      <w:pPr>
+        <w:pStyle w:val="Textonotapie"/>
+        <w:ind w:left="567" w:hanging="567"/>
+        <w:jc w:val="both"/>
+        <w:rPr>
+          <w:rFonts w:ascii="Arial Narrow" w:eastAsia="Arial Narrow" w:hAnsi="Arial Narrow" w:cs="Arial Narrow"/>
+          <w:sz w:val="16"/>
+          <w:szCs w:val="16"/>
+        </w:rPr>
+      </w:pPr>
+      <w:r>
+        <w:rPr>
+          <w:rFonts w:ascii="Arial Narrow" w:eastAsia="Arial Narrow" w:hAnsi="Arial Narrow" w:cs="Arial Narrow"/>
+          <w:sz w:val="16"/>
+          <w:szCs w:val="16"/>
+        </w:rPr>
+        <w:tab/>
+      </w:r>
+      <w:r>
+        <w:rPr>
+          <w:rFonts w:ascii="Arial Narrow" w:eastAsia="Arial Narrow" w:hAnsi="Arial Narrow" w:cs="Arial Narrow"/>
+          <w:b/>
+          <w:bCs/>
+          <w:sz w:val="16"/>
+          <w:szCs w:val="16"/>
+        </w:rPr>
+        <w:t xml:space="preserve">Artículo 223.- Contestación de la reclamación</w:t>
+      </w:r>
+    </w:p>
+    <w:p>
+      <w:pPr>
+        <w:pStyle w:val="Textonotapie"/>
+        <w:ind w:left="567" w:hanging="567"/>
+        <w:jc w:val="both"/>
+        <w:rPr>
+          <w:rFonts w:ascii="Arial Narrow" w:eastAsia="Arial Narrow" w:hAnsi="Arial Narrow" w:cs="Arial Narrow"/>
+          <w:sz w:val="16"/>
+          <w:szCs w:val="16"/>
+        </w:rPr>
+      </w:pPr>
+      <w:r>
+        <w:rPr>
+          <w:rFonts w:ascii="Arial Narrow" w:eastAsia="Arial Narrow" w:hAnsi="Arial Narrow" w:cs="Arial Narrow"/>
+          <w:sz w:val="16"/>
+          <w:szCs w:val="16"/>
+        </w:rPr>
+        <w:tab/>
+      </w:r>
+      <w:r>
+        <w:rPr>
+          <w:rFonts w:ascii="Arial Narrow" w:eastAsia="Arial Narrow" w:hAnsi="Arial Narrow" w:cs="Arial Narrow"/>
+          <w:sz w:val="16"/>
+          <w:szCs w:val="16"/>
+        </w:rPr>
+        <w:t xml:space="preserve">223.1 El reclamado deberá presentar la contestación de la reclamación dentro de los quince (15) días posteriores a la notificación de ésta; vencido este plazo, la Administración declarará en rebeldía al reclamado que no la hubiera presentado. La contestación deberá contener los requisitos de los escritos previstos en el artículo 113 de la presente Ley, así como la absolución de todos los asuntos controvertidos de hecho y de derecho, Las alegaciones y los hechos relevantes de la reclamación, salvo que hayan sido específicamente negadas en la contestación, se tendrán por aceptadas o merituadas como ciertas.</w:t>
+      </w:r>
+    </w:p>
+    <w:p>
+      <w:pPr>
+        <w:pStyle w:val="Textonotapie"/>
+        <w:ind w:left="567" w:hanging="567"/>
+        <w:jc w:val="both"/>
+        <w:rPr>
+          <w:rFonts w:ascii="Arial Narrow" w:eastAsia="Arial Narrow" w:hAnsi="Arial Narrow" w:cs="Arial Narrow"/>
+          <w:sz w:val="16"/>
+          <w:szCs w:val="16"/>
+        </w:rPr>
+      </w:pPr>
+    </w:p>
+  </w:footnote>
+  <w:footnote w:id="11">
+    <w:p>
+      <w:pPr>
+        <w:pStyle w:val="Textonotapie"/>
+        <w:tabs>
+          <w:tab w:val="left" w:pos="567"/>
+        </w:tabs>
+        <w:ind w:left="567" w:hanging="567"/>
+        <w:jc w:val="both"/>
+        <w:rPr>
+          <w:rFonts w:ascii="Arial Narrow" w:eastAsia="Arial Narrow" w:hAnsi="Arial Narrow" w:cs="Arial Narrow"/>
+          <w:sz w:val="16"/>
+          <w:szCs w:val="16"/>
+          <w:lang w:val="es-ES"/>
+        </w:rPr>
+      </w:pPr>
+      <w:r>
+        <w:rPr>
+          <w:rStyle w:val="Refdenotaalpie"/>
+          <w:rFonts w:ascii="Arial Narrow" w:eastAsia="Arial Narrow" w:hAnsi="Arial Narrow" w:cs="Arial Narrow"/>
+          <w:sz w:val="16"/>
+          <w:szCs w:val="16"/>
+          <w:vertAlign w:val="superscript"/>
+        </w:rPr>
+        <w:footnoteRef/>
+      </w:r>
+      <w:r>
+        <w:rPr>
+          <w:rFonts w:ascii="Arial Narrow" w:eastAsia="Arial Narrow" w:hAnsi="Arial Narrow" w:cs="Arial Narrow"/>
+          <w:sz w:val="16"/>
+          <w:szCs w:val="16"/>
+        </w:rPr>
+        <w:tab/>
+        <w:t xml:space="preserve"/>
+      </w:r>
+      <w:r>
+        <w:rPr>
+          <w:rFonts w:ascii="Arial Narrow" w:eastAsia="Arial Narrow" w:hAnsi="Arial Narrow" w:cs="Arial Narrow"/>
+          <w:sz w:val="16"/>
+          <w:szCs w:val="16"/>
+        </w:rPr>
+        <w:tab/>
+      </w:r>
+      <w:r>
+        <w:rPr>
+          <w:rFonts w:ascii="Arial Narrow" w:eastAsia="Arial Narrow" w:hAnsi="Arial Narrow" w:cs="Arial Narrow"/>
+          <w:sz w:val="16"/>
+          <w:szCs w:val="16"/>
+          <w:lang w:val="es-ES"/>
+        </w:rPr>
+        <w:t xml:space="preserve">El </w:t>
+      </w:r>
+      <w:proofErr w:type="gramStart"/>
+      <w:r>
+        <w:rPr>
+          <w:rFonts w:ascii="Arial Narrow" w:eastAsia="Arial Narrow" w:hAnsi="Arial Narrow" w:cs="Arial Narrow"/>
+          <w:i/>
+          <w:iCs/>
+          <w:sz w:val="16"/>
+          <w:szCs w:val="16"/>
+          <w:lang w:val="es-ES"/>
+        </w:rPr>
+        <w:t>link</w:t>
+      </w:r>
+      <w:proofErr w:type="gramEnd"/>
+      <w:r>
+        <w:rPr>
+          <w:rFonts w:ascii="Arial Narrow" w:eastAsia="Arial Narrow" w:hAnsi="Arial Narrow" w:cs="Arial Narrow"/>
+          <w:sz w:val="16"/>
+          <w:szCs w:val="16"/>
+          <w:lang w:val="es-ES"/>
+        </w:rPr>
+        <w:t xml:space="preserve"> del Enlace para la conexión a la Audiencia de Conciliación Virtual será enviado a la dirección electrónica autorizada para realizar las notificaciones electrónicas del procedimiento.</w:t>
+      </w:r>
+    </w:p>
+    <w:p>
+      <w:pPr>
+        <w:pStyle w:val="Textonotapie"/>
+        <w:tabs>
+          <w:tab w:val="left" w:pos="567"/>
+        </w:tabs>
+        <w:ind w:left="567" w:hanging="567"/>
+        <w:jc w:val="both"/>
+        <w:rPr>
+          <w:rFonts w:ascii="Arial Narrow" w:eastAsia="Arial Narrow" w:hAnsi="Arial Narrow" w:cs="Arial Narrow"/>
+          <w:sz w:val="16"/>
+          <w:szCs w:val="16"/>
+          <w:lang w:val="es-ES"/>
+        </w:rPr>
+      </w:pPr>
+    </w:p>
+  </w:footnote>
+  <w:footnote w:id="12">
     <w:p>
       <w:pPr>
         <w:pStyle w:val="NormalWeb"/>
@@ -8308,7 +8328,8 @@
           <w:sz w:val="16"/>
           <w:szCs w:val="16"/>
         </w:rPr>
-        <w:t xml:space="preserve"> </w:t>
+        <w:tab/>
+        <w:t xml:space="preserve"/>
       </w:r>
       <w:r>
         <w:rPr>
@@ -8468,1267 +8489,7 @@
       </w:pPr>
     </w:p>
   </w:footnote>
-  <w:footnote w:id="11">
-    <w:p>
-      <w:pPr>
-        <w:pStyle w:val="Textonotapie"/>
-        <w:ind w:left="567" w:hanging="567"/>
-        <w:jc w:val="both"/>
-        <w:rPr>
-          <w:rFonts w:ascii="Arial Narrow" w:eastAsia="Arial Narrow" w:hAnsi="Arial Narrow" w:cs="Arial Narrow"/>
-          <w:b/>
-          <w:bCs/>
-          <w:sz w:val="16"/>
-          <w:szCs w:val="16"/>
-        </w:rPr>
-      </w:pPr>
-      <w:r>
-        <w:rPr>
-          <w:rStyle w:val="Refdenotaalpie"/>
-          <w:rFonts w:ascii="Arial Narrow" w:eastAsia="Arial Narrow" w:hAnsi="Arial Narrow" w:cs="Arial Narrow"/>
-          <w:sz w:val="16"/>
-          <w:szCs w:val="16"/>
-          <w:vertAlign w:val="superscript"/>
-        </w:rPr>
-        <w:footnoteRef/>
-      </w:r>
-      <w:r>
-        <w:rPr>
-          <w:rFonts w:ascii="Arial Narrow" w:eastAsia="Arial Narrow" w:hAnsi="Arial Narrow" w:cs="Arial Narrow"/>
-          <w:sz w:val="16"/>
-          <w:szCs w:val="16"/>
-        </w:rPr>
-        <w:t xml:space="preserve"> </w:t>
-      </w:r>
-      <w:r>
-        <w:rPr>
-          <w:rFonts w:ascii="Arial Narrow" w:eastAsia="Arial Narrow" w:hAnsi="Arial Narrow" w:cs="Arial Narrow"/>
-          <w:sz w:val="16"/>
-          <w:szCs w:val="16"/>
-        </w:rPr>
-        <w:tab/>
-      </w:r>
-      <w:r>
-        <w:rPr>
-          <w:rFonts w:ascii="Arial Narrow" w:eastAsia="Arial Narrow" w:hAnsi="Arial Narrow" w:cs="Arial Narrow"/>
-          <w:b/>
-          <w:bCs/>
-          <w:sz w:val="16"/>
-          <w:szCs w:val="16"/>
-        </w:rPr>
-        <w:t>TEXTO ÚNICO ORDENADO DEL CÓDIGO PROCESAL CIVIL, APROBADO POR RESOLUCIÓN MINISTERIAL 010-93-JUS</w:t>
-      </w:r>
-    </w:p>
-    <w:p>
-      <w:pPr>
-        <w:pStyle w:val="Textonotapie"/>
-        <w:ind w:left="567"/>
-        <w:jc w:val="both"/>
-        <w:rPr>
-          <w:rFonts w:ascii="Arial Narrow" w:eastAsia="Arial Narrow" w:hAnsi="Arial Narrow" w:cs="Arial Narrow"/>
-          <w:sz w:val="16"/>
-          <w:szCs w:val="16"/>
-        </w:rPr>
-      </w:pPr>
-      <w:r>
-        <w:rPr>
-          <w:rFonts w:ascii="Arial Narrow" w:eastAsia="Arial Narrow" w:hAnsi="Arial Narrow" w:cs="Arial Narrow"/>
-          <w:b/>
-          <w:bCs/>
-          <w:sz w:val="16"/>
-          <w:szCs w:val="16"/>
-        </w:rPr>
-        <w:t>Artículo 74.- Facultades Generales.-</w:t>
-      </w:r>
-      <w:r>
-        <w:rPr>
-          <w:rFonts w:ascii="Arial Narrow" w:eastAsia="Arial Narrow" w:hAnsi="Arial Narrow" w:cs="Arial Narrow"/>
-          <w:sz w:val="16"/>
-          <w:szCs w:val="16"/>
-        </w:rPr>
-        <w:t xml:space="preserve"> La representación judicial confiere al representante las atribuciones y potestades generales que corresponden al representado, salvo aquellas para las que la ley exige facultades expresas. La representación se entiende otorgada para todo el proceso, incluso para la ejecución de la sentencia y el cobro de costas y costos, legitimando al representante para su intervención en el proceso y realización de todos los actos </w:t>
-      </w:r>
-      <w:proofErr w:type="gramStart"/>
-      <w:r>
-        <w:rPr>
-          <w:rFonts w:ascii="Arial Narrow" w:eastAsia="Arial Narrow" w:hAnsi="Arial Narrow" w:cs="Arial Narrow"/>
-          <w:sz w:val="16"/>
-          <w:szCs w:val="16"/>
-        </w:rPr>
-        <w:t>del mismo</w:t>
-      </w:r>
-      <w:proofErr w:type="gramEnd"/>
-      <w:r>
-        <w:rPr>
-          <w:rFonts w:ascii="Arial Narrow" w:eastAsia="Arial Narrow" w:hAnsi="Arial Narrow" w:cs="Arial Narrow"/>
-          <w:sz w:val="16"/>
-          <w:szCs w:val="16"/>
-        </w:rPr>
-        <w:t>, salvo aquellos que requieran la intervención personal y directa del representado.</w:t>
-      </w:r>
-    </w:p>
-    <w:p>
-      <w:pPr>
-        <w:pStyle w:val="Textonotapie"/>
-        <w:ind w:left="567"/>
-        <w:jc w:val="both"/>
-        <w:rPr>
-          <w:rFonts w:ascii="Arial Narrow" w:eastAsia="Arial Narrow" w:hAnsi="Arial Narrow" w:cs="Arial Narrow"/>
-          <w:sz w:val="16"/>
-          <w:szCs w:val="16"/>
-        </w:rPr>
-      </w:pPr>
-    </w:p>
-    <w:p>
-      <w:pPr>
-        <w:pStyle w:val="Textonotapie"/>
-        <w:ind w:left="567"/>
-        <w:jc w:val="both"/>
-        <w:rPr>
-          <w:rFonts w:ascii="Arial Narrow" w:eastAsia="Arial Narrow" w:hAnsi="Arial Narrow" w:cs="Arial Narrow"/>
-          <w:sz w:val="16"/>
-          <w:szCs w:val="16"/>
-        </w:rPr>
-      </w:pPr>
-      <w:r>
-        <w:rPr>
-          <w:rFonts w:ascii="Arial Narrow" w:eastAsia="Arial Narrow" w:hAnsi="Arial Narrow" w:cs="Arial Narrow"/>
-          <w:b/>
-          <w:bCs/>
-          <w:sz w:val="16"/>
-          <w:szCs w:val="16"/>
-        </w:rPr>
-        <w:t xml:space="preserve">Artículo 75.- Facultades </w:t>
-      </w:r>
-      <w:proofErr w:type="gramStart"/>
-      <w:r>
-        <w:rPr>
-          <w:rFonts w:ascii="Arial Narrow" w:eastAsia="Arial Narrow" w:hAnsi="Arial Narrow" w:cs="Arial Narrow"/>
-          <w:b/>
-          <w:bCs/>
-          <w:sz w:val="16"/>
-          <w:szCs w:val="16"/>
-        </w:rPr>
-        <w:t>Especiales.-</w:t>
-      </w:r>
-      <w:proofErr w:type="gramEnd"/>
-      <w:r>
-        <w:rPr>
-          <w:rFonts w:ascii="Arial Narrow" w:eastAsia="Arial Narrow" w:hAnsi="Arial Narrow" w:cs="Arial Narrow"/>
-          <w:sz w:val="16"/>
-          <w:szCs w:val="16"/>
-        </w:rPr>
-        <w:t xml:space="preserve"> Se requiere el otorgamiento de facultades especiales para realizar todos los actos de disposición de derechos sustantivos y para demandar, reconvenir, contestar demandas y reconvenciones, desistirse del proceso y de la pretensión, allanarse a la pretensión, </w:t>
-      </w:r>
-      <w:proofErr w:type="gramStart"/>
-      <w:r>
-        <w:rPr>
-          <w:rFonts w:ascii="Arial Narrow" w:eastAsia="Arial Narrow" w:hAnsi="Arial Narrow" w:cs="Arial Narrow"/>
-          <w:sz w:val="16"/>
-          <w:szCs w:val="16"/>
-        </w:rPr>
-        <w:t>conciliar,  transigir</w:t>
-      </w:r>
-      <w:proofErr w:type="gramEnd"/>
-      <w:r>
-        <w:rPr>
-          <w:rFonts w:ascii="Arial Narrow" w:eastAsia="Arial Narrow" w:hAnsi="Arial Narrow" w:cs="Arial Narrow"/>
-          <w:sz w:val="16"/>
-          <w:szCs w:val="16"/>
-        </w:rPr>
-        <w:t>, </w:t>
-      </w:r>
-      <w:proofErr w:type="gramStart"/>
-      <w:r>
-        <w:rPr>
-          <w:rFonts w:ascii="Arial Narrow" w:eastAsia="Arial Narrow" w:hAnsi="Arial Narrow" w:cs="Arial Narrow"/>
-          <w:sz w:val="16"/>
-          <w:szCs w:val="16"/>
-        </w:rPr>
-        <w:t>someter  a</w:t>
-      </w:r>
-      <w:proofErr w:type="gramEnd"/>
-      <w:r>
-        <w:rPr>
-          <w:rFonts w:ascii="Arial Narrow" w:eastAsia="Arial Narrow" w:hAnsi="Arial Narrow" w:cs="Arial Narrow"/>
-          <w:sz w:val="16"/>
-          <w:szCs w:val="16"/>
-        </w:rPr>
-        <w:t xml:space="preserve">   </w:t>
-      </w:r>
-      <w:proofErr w:type="gramStart"/>
-      <w:r>
-        <w:rPr>
-          <w:rFonts w:ascii="Arial Narrow" w:eastAsia="Arial Narrow" w:hAnsi="Arial Narrow" w:cs="Arial Narrow"/>
-          <w:sz w:val="16"/>
-          <w:szCs w:val="16"/>
-        </w:rPr>
-        <w:t>arbitraje  las</w:t>
-      </w:r>
-      <w:proofErr w:type="gramEnd"/>
-      <w:r>
-        <w:rPr>
-          <w:rFonts w:ascii="Arial Narrow" w:eastAsia="Arial Narrow" w:hAnsi="Arial Narrow" w:cs="Arial Narrow"/>
-          <w:sz w:val="16"/>
-          <w:szCs w:val="16"/>
-        </w:rPr>
-        <w:t>  pretensiones controvertidas en el proceso, sustituir o delegar la representación procesal y para los demás actos que exprese la ley. El otorgamiento de facultades especiales se rige por el principio de literalidad. No se presume la existencia de facultades especiales no conferidas explícitamente.</w:t>
-      </w:r>
-    </w:p>
-    <w:p>
-      <w:pPr>
-        <w:pStyle w:val="Textonotapie"/>
-        <w:ind w:left="567" w:hanging="567"/>
-        <w:jc w:val="both"/>
-        <w:rPr>
-          <w:rFonts w:ascii="Arial Narrow" w:eastAsia="Arial Narrow" w:hAnsi="Arial Narrow" w:cs="Arial Narrow"/>
-          <w:b/>
-          <w:bCs/>
-          <w:sz w:val="16"/>
-          <w:szCs w:val="16"/>
-        </w:rPr>
-      </w:pPr>
-    </w:p>
-  </w:footnote>
-  <w:footnote w:id="12">
-    <w:p>
-      <w:pPr>
-        <w:spacing w:after="0" w:line="240" w:lineRule="auto"/>
-        <w:ind w:left="567" w:hanging="567"/>
-        <w:jc w:val="both"/>
-        <w:rPr>
-          <w:rFonts w:ascii="Arial Narrow" w:eastAsia="Arial Narrow" w:hAnsi="Arial Narrow" w:cs="Arial Narrow"/>
-          <w:sz w:val="16"/>
-          <w:szCs w:val="16"/>
-        </w:rPr>
-      </w:pPr>
-      <w:r>
-        <w:rPr>
-          <w:rStyle w:val="Refdenotaalpie"/>
-          <w:rFonts w:ascii="Arial Narrow" w:eastAsia="Arial Narrow" w:hAnsi="Arial Narrow" w:cs="Arial Narrow"/>
-          <w:sz w:val="16"/>
-          <w:szCs w:val="16"/>
-          <w:vertAlign w:val="superscript"/>
-        </w:rPr>
-        <w:footnoteRef/>
-      </w:r>
-      <w:r>
-        <w:rPr>
-          <w:rFonts w:ascii="Arial Narrow" w:eastAsia="Arial Narrow" w:hAnsi="Arial Narrow" w:cs="Arial Narrow"/>
-          <w:sz w:val="16"/>
-          <w:szCs w:val="16"/>
-          <w:vertAlign w:val="superscript"/>
-        </w:rPr>
-        <w:t xml:space="preserve"> </w:t>
-      </w:r>
-      <w:r>
-        <w:rPr>
-          <w:rFonts w:ascii="Arial Narrow" w:eastAsia="Arial Narrow" w:hAnsi="Arial Narrow" w:cs="Arial Narrow"/>
-          <w:sz w:val="16"/>
-          <w:szCs w:val="16"/>
-        </w:rPr>
-        <w:t xml:space="preserve"> </w:t>
-      </w:r>
-      <w:r>
-        <w:rPr>
-          <w:rFonts w:ascii="Arial Narrow" w:eastAsia="Arial Narrow" w:hAnsi="Arial Narrow" w:cs="Arial Narrow"/>
-          <w:sz w:val="16"/>
-          <w:szCs w:val="16"/>
-        </w:rPr>
-        <w:tab/>
-      </w:r>
-      <w:r>
-        <w:rPr>
-          <w:rFonts w:ascii="Arial Narrow" w:eastAsia="Arial Narrow" w:hAnsi="Arial Narrow" w:cs="Arial Narrow"/>
-          <w:b/>
-          <w:sz w:val="16"/>
-          <w:szCs w:val="16"/>
-        </w:rPr>
-        <w:t>LEY 29571, CÓDIGO DE PROTECCIÓN Y DEFENSA DEL CONSUMIDOR</w:t>
-      </w:r>
-      <w:r>
-        <w:rPr>
-          <w:rFonts w:ascii="Arial Narrow" w:eastAsia="Arial Narrow" w:hAnsi="Arial Narrow" w:cs="Arial Narrow"/>
-          <w:b/>
-          <w:bCs/>
-          <w:sz w:val="16"/>
-          <w:szCs w:val="16"/>
-        </w:rPr>
-        <w:t xml:space="preserve">, </w:t>
-      </w:r>
-      <w:r>
-        <w:rPr>
-          <w:rFonts w:ascii="Arial Narrow" w:eastAsia="Arial Narrow" w:hAnsi="Arial Narrow" w:cs="Arial Narrow"/>
-          <w:b/>
-          <w:sz w:val="16"/>
-          <w:szCs w:val="16"/>
-        </w:rPr>
-        <w:t>publicado el 2 de setiembre de 2010 y modificado por Decreto Legislativo 1308</w:t>
-      </w:r>
-    </w:p>
-    <w:p>
-      <w:pPr>
-        <w:spacing w:after="0" w:line="240" w:lineRule="auto"/>
-        <w:ind w:left="567" w:hanging="567"/>
-        <w:jc w:val="both"/>
-        <w:rPr>
-          <w:rFonts w:ascii="Arial Narrow" w:eastAsia="Arial Narrow" w:hAnsi="Arial Narrow" w:cs="Arial Narrow"/>
-          <w:b/>
-          <w:sz w:val="16"/>
-          <w:szCs w:val="16"/>
-        </w:rPr>
-      </w:pPr>
-      <w:r>
-        <w:rPr>
-          <w:rFonts w:ascii="Arial Narrow" w:eastAsia="Arial Narrow" w:hAnsi="Arial Narrow" w:cs="Arial Narrow"/>
-          <w:b/>
-          <w:sz w:val="16"/>
-          <w:szCs w:val="16"/>
-        </w:rPr>
-        <w:tab/>
-        <w:t>Artículo 110.- Sanciones administrativas</w:t>
-      </w:r>
-    </w:p>
-    <w:p>
-      <w:pPr>
-        <w:spacing w:after="0" w:line="240" w:lineRule="auto"/>
-        <w:ind w:left="567"/>
-        <w:jc w:val="both"/>
-        <w:rPr>
-          <w:rFonts w:ascii="Arial Narrow" w:eastAsia="Arial Narrow" w:hAnsi="Arial Narrow" w:cs="Arial Narrow"/>
-          <w:sz w:val="16"/>
-          <w:szCs w:val="16"/>
-        </w:rPr>
-      </w:pPr>
-      <w:r>
-        <w:rPr>
-          <w:rFonts w:ascii="Arial Narrow" w:eastAsia="Arial Narrow" w:hAnsi="Arial Narrow" w:cs="Arial Narrow"/>
-          <w:sz w:val="16"/>
-          <w:szCs w:val="16"/>
-        </w:rPr>
-        <w:t>El órgano resolutivo puede sancionar las infracciones administrativas a que se refiere el artículo 108 con amonestación y multas de hasta cuatrocientos cincuenta (450) Unidades Impositivas Tributarias (UIT), las cuales son calificadas de la siguiente manera:</w:t>
-      </w:r>
-    </w:p>
-    <w:p>
-      <w:pPr>
-        <w:numPr>
-          <w:ilvl w:val="0"/>
-          <w:numId w:val="2"/>
-        </w:numPr>
-        <w:spacing w:after="0" w:line="240" w:lineRule="auto"/>
-        <w:ind w:left="426" w:firstLine="141"/>
-        <w:jc w:val="both"/>
-        <w:rPr>
-          <w:rFonts w:ascii="Arial Narrow" w:eastAsia="Arial Narrow" w:hAnsi="Arial Narrow" w:cs="Arial Narrow"/>
-          <w:sz w:val="16"/>
-          <w:szCs w:val="16"/>
-        </w:rPr>
-      </w:pPr>
-      <w:r>
-        <w:rPr>
-          <w:rFonts w:ascii="Arial Narrow" w:eastAsia="Arial Narrow" w:hAnsi="Arial Narrow" w:cs="Arial Narrow"/>
-          <w:sz w:val="16"/>
-          <w:szCs w:val="16"/>
-        </w:rPr>
-        <w:t>Infracciones leves, con una amonestación o con una multa de hasta cincuenta (50) UIT.</w:t>
-      </w:r>
-    </w:p>
-    <w:p>
-      <w:pPr>
-        <w:numPr>
-          <w:ilvl w:val="0"/>
-          <w:numId w:val="2"/>
-        </w:numPr>
-        <w:spacing w:after="0" w:line="240" w:lineRule="auto"/>
-        <w:ind w:left="426" w:firstLine="141"/>
-        <w:jc w:val="both"/>
-        <w:rPr>
-          <w:rFonts w:ascii="Arial Narrow" w:eastAsia="Arial Narrow" w:hAnsi="Arial Narrow" w:cs="Arial Narrow"/>
-          <w:sz w:val="16"/>
-          <w:szCs w:val="16"/>
-        </w:rPr>
-      </w:pPr>
-      <w:r>
-        <w:rPr>
-          <w:rFonts w:ascii="Arial Narrow" w:eastAsia="Arial Narrow" w:hAnsi="Arial Narrow" w:cs="Arial Narrow"/>
-          <w:sz w:val="16"/>
-          <w:szCs w:val="16"/>
-        </w:rPr>
-        <w:t>Infracciones graves, con una multa de hasta ciento cincuenta (150) UIT.</w:t>
-      </w:r>
-    </w:p>
-    <w:p>
-      <w:pPr>
-        <w:numPr>
-          <w:ilvl w:val="0"/>
-          <w:numId w:val="2"/>
-        </w:numPr>
-        <w:spacing w:after="0" w:line="240" w:lineRule="auto"/>
-        <w:ind w:left="426" w:firstLine="141"/>
-        <w:jc w:val="both"/>
-        <w:rPr>
-          <w:rFonts w:ascii="Arial Narrow" w:eastAsia="Arial Narrow" w:hAnsi="Arial Narrow" w:cs="Arial Narrow"/>
-          <w:sz w:val="16"/>
-          <w:szCs w:val="16"/>
-        </w:rPr>
-      </w:pPr>
-      <w:r>
-        <w:rPr>
-          <w:rFonts w:ascii="Arial Narrow" w:eastAsia="Arial Narrow" w:hAnsi="Arial Narrow" w:cs="Arial Narrow"/>
-          <w:sz w:val="16"/>
-          <w:szCs w:val="16"/>
-        </w:rPr>
-        <w:t>Infracciones muy graves, con una multa de hasta cuatrocientos cincuenta (450) UIT.</w:t>
-      </w:r>
-    </w:p>
-    <w:p>
-      <w:pPr>
-        <w:spacing w:after="0" w:line="240" w:lineRule="auto"/>
-        <w:ind w:left="567"/>
-        <w:jc w:val="both"/>
-        <w:rPr>
-          <w:rFonts w:ascii="Arial Narrow" w:eastAsia="Arial Narrow" w:hAnsi="Arial Narrow" w:cs="Arial Narrow"/>
-          <w:sz w:val="16"/>
-          <w:szCs w:val="16"/>
-        </w:rPr>
-      </w:pPr>
-      <w:r>
-        <w:rPr>
-          <w:rFonts w:ascii="Arial Narrow" w:eastAsia="Arial Narrow" w:hAnsi="Arial Narrow" w:cs="Arial Narrow"/>
-          <w:sz w:val="16"/>
-          <w:szCs w:val="16"/>
-        </w:rPr>
-        <w:t>(…).</w:t>
-      </w:r>
-    </w:p>
-    <w:p>
-      <w:pPr>
-        <w:spacing w:after="0" w:line="240" w:lineRule="auto"/>
-        <w:ind w:left="567" w:hanging="567"/>
-        <w:jc w:val="both"/>
-        <w:rPr>
-          <w:rFonts w:ascii="Arial Narrow" w:eastAsia="Arial Narrow" w:hAnsi="Arial Narrow" w:cs="Arial Narrow"/>
-          <w:sz w:val="16"/>
-          <w:szCs w:val="16"/>
-        </w:rPr>
-      </w:pPr>
-    </w:p>
-  </w:footnote>
   <w:footnote w:id="13">
-    <w:p>
-      <w:pPr>
-        <w:spacing w:after="0" w:line="240" w:lineRule="auto"/>
-        <w:ind w:left="567" w:hanging="567"/>
-        <w:jc w:val="both"/>
-        <w:rPr>
-          <w:rFonts w:ascii="Arial Narrow" w:eastAsia="Arial Narrow" w:hAnsi="Arial Narrow" w:cs="Arial Narrow"/>
-          <w:sz w:val="16"/>
-          <w:szCs w:val="16"/>
-        </w:rPr>
-      </w:pPr>
-      <w:r>
-        <w:rPr>
-          <w:rStyle w:val="Refdenotaalpie"/>
-          <w:rFonts w:ascii="Arial Narrow" w:eastAsia="Arial Narrow" w:hAnsi="Arial Narrow" w:cs="Arial Narrow"/>
-          <w:sz w:val="16"/>
-          <w:szCs w:val="16"/>
-          <w:vertAlign w:val="superscript"/>
-        </w:rPr>
-        <w:footnoteRef/>
-      </w:r>
-      <w:r>
-        <w:rPr>
-          <w:rFonts w:ascii="Arial Narrow" w:eastAsia="Arial Narrow" w:hAnsi="Arial Narrow" w:cs="Arial Narrow"/>
-          <w:sz w:val="16"/>
-          <w:szCs w:val="16"/>
-        </w:rPr>
-        <w:t xml:space="preserve"> </w:t>
-      </w:r>
-      <w:r>
-        <w:rPr>
-          <w:rFonts w:ascii="Arial Narrow" w:eastAsia="Arial Narrow" w:hAnsi="Arial Narrow" w:cs="Arial Narrow"/>
-          <w:sz w:val="16"/>
-          <w:szCs w:val="16"/>
-        </w:rPr>
-        <w:tab/>
-      </w:r>
-      <w:r>
-        <w:rPr>
-          <w:rFonts w:ascii="Arial Narrow" w:eastAsia="Arial Narrow" w:hAnsi="Arial Narrow" w:cs="Arial Narrow"/>
-          <w:b/>
-          <w:sz w:val="16"/>
-          <w:szCs w:val="16"/>
-        </w:rPr>
-        <w:t>Artículo 114.- Medidas correctivas</w:t>
-      </w:r>
-    </w:p>
-    <w:p>
-      <w:pPr>
-        <w:spacing w:after="0" w:line="240" w:lineRule="auto"/>
-        <w:ind w:left="567"/>
-        <w:jc w:val="both"/>
-        <w:rPr>
-          <w:rFonts w:ascii="Arial Narrow" w:eastAsia="Arial Narrow" w:hAnsi="Arial Narrow" w:cs="Arial Narrow"/>
-          <w:sz w:val="16"/>
-          <w:szCs w:val="16"/>
-        </w:rPr>
-      </w:pPr>
-      <w:r>
-        <w:rPr>
-          <w:rFonts w:ascii="Arial Narrow" w:eastAsia="Arial Narrow" w:hAnsi="Arial Narrow" w:cs="Arial Narrow"/>
-          <w:sz w:val="16"/>
-          <w:szCs w:val="16"/>
-        </w:rPr>
-        <w:t xml:space="preserve">Sin perjuicio de la sanción administrativa que corresponda al proveedor por una infracción al presente Código, el Indecopi puede dictar, en calidad de mandatos, medidas correctivas reparadoras y complementarias. </w:t>
-      </w:r>
-    </w:p>
-    <w:p>
-      <w:pPr>
-        <w:spacing w:after="0" w:line="240" w:lineRule="auto"/>
-        <w:ind w:left="567" w:hanging="567"/>
-        <w:jc w:val="both"/>
-        <w:rPr>
-          <w:rFonts w:ascii="Arial Narrow" w:eastAsia="Arial Narrow" w:hAnsi="Arial Narrow" w:cs="Arial Narrow"/>
-          <w:sz w:val="16"/>
-          <w:szCs w:val="16"/>
-        </w:rPr>
-      </w:pPr>
-      <w:r>
-        <w:rPr>
-          <w:rFonts w:ascii="Arial Narrow" w:eastAsia="Arial Narrow" w:hAnsi="Arial Narrow" w:cs="Arial Narrow"/>
-          <w:sz w:val="16"/>
-          <w:szCs w:val="16"/>
-        </w:rPr>
-        <w:tab/>
-        <w:t xml:space="preserve">Las medidas correctivas reparadoras pueden dictarse a pedido de parte o de oficio, siempre y cuando sean expresamente informadas sobre esa posibilidad en la notificación de cargo al proveedor por la autoridad encargada del procedimiento. </w:t>
-      </w:r>
-    </w:p>
-    <w:p>
-      <w:pPr>
-        <w:spacing w:after="0" w:line="240" w:lineRule="auto"/>
-        <w:ind w:left="567" w:hanging="567"/>
-        <w:jc w:val="both"/>
-        <w:rPr>
-          <w:rFonts w:ascii="Arial Narrow" w:eastAsia="Arial Narrow" w:hAnsi="Arial Narrow" w:cs="Arial Narrow"/>
-          <w:sz w:val="16"/>
-          <w:szCs w:val="16"/>
-        </w:rPr>
-      </w:pPr>
-      <w:r>
-        <w:rPr>
-          <w:rFonts w:ascii="Arial Narrow" w:eastAsia="Arial Narrow" w:hAnsi="Arial Narrow" w:cs="Arial Narrow"/>
-          <w:sz w:val="16"/>
-          <w:szCs w:val="16"/>
-        </w:rPr>
-        <w:tab/>
-        <w:t>Las medidas correctivas complementarias pueden dictarse de oficio o a pedido de parte.</w:t>
-      </w:r>
-    </w:p>
-    <w:p>
-      <w:pPr>
-        <w:spacing w:after="0" w:line="240" w:lineRule="auto"/>
-        <w:ind w:left="567" w:hanging="567"/>
-        <w:jc w:val="both"/>
-        <w:rPr>
-          <w:rFonts w:ascii="Arial Narrow" w:eastAsia="Arial Narrow" w:hAnsi="Arial Narrow" w:cs="Arial Narrow"/>
-          <w:sz w:val="16"/>
-          <w:szCs w:val="16"/>
-        </w:rPr>
-      </w:pPr>
-    </w:p>
-    <w:p>
-      <w:pPr>
-        <w:spacing w:after="0" w:line="240" w:lineRule="auto"/>
-        <w:ind w:left="567" w:hanging="567"/>
-        <w:jc w:val="both"/>
-        <w:rPr>
-          <w:rFonts w:ascii="Arial Narrow" w:eastAsia="Arial Narrow" w:hAnsi="Arial Narrow" w:cs="Arial Narrow"/>
-          <w:sz w:val="16"/>
-          <w:szCs w:val="16"/>
-        </w:rPr>
-      </w:pPr>
-      <w:r>
-        <w:rPr>
-          <w:rFonts w:ascii="Arial Narrow" w:eastAsia="Arial Narrow" w:hAnsi="Arial Narrow" w:cs="Arial Narrow"/>
-          <w:b/>
-          <w:sz w:val="16"/>
-          <w:szCs w:val="16"/>
-        </w:rPr>
-        <w:tab/>
-        <w:t>Artículo 115.- Medidas correctivas reparadoras</w:t>
-      </w:r>
-    </w:p>
-    <w:p>
-      <w:pPr>
-        <w:spacing w:after="0" w:line="240" w:lineRule="auto"/>
-        <w:ind w:left="567" w:hanging="283"/>
-        <w:jc w:val="both"/>
-        <w:rPr>
-          <w:rFonts w:ascii="Arial Narrow" w:eastAsia="Arial Narrow" w:hAnsi="Arial Narrow" w:cs="Arial Narrow"/>
-          <w:sz w:val="16"/>
-          <w:szCs w:val="16"/>
-        </w:rPr>
-      </w:pPr>
-      <w:r>
-        <w:rPr>
-          <w:rFonts w:ascii="Arial Narrow" w:eastAsia="Arial Narrow" w:hAnsi="Arial Narrow" w:cs="Arial Narrow"/>
-          <w:sz w:val="16"/>
-          <w:szCs w:val="16"/>
-        </w:rPr>
-        <w:tab/>
-        <w:t>115.1 Las medidas correctivas reparadoras tienen el objeto de resarcir las consecuencias patrimoniales directas e inmediatas ocasionadas al consumidor por la infracción administrativa a su estado anterior. En caso el órgano resolutivo dicte una o varias medidas correctivas, debe considerar lo acordado por las partes durante la relación de consumo. Las medidas correctivas reparadoras pueden consistir en ordenar al proveedor infractor lo siguiente:</w:t>
-      </w:r>
-    </w:p>
-    <w:p>
-      <w:pPr>
-        <w:numPr>
-          <w:ilvl w:val="0"/>
-          <w:numId w:val="1"/>
-        </w:numPr>
-        <w:spacing w:after="0" w:line="240" w:lineRule="auto"/>
-        <w:ind w:left="567" w:firstLine="0"/>
-        <w:jc w:val="both"/>
-        <w:rPr>
-          <w:rFonts w:ascii="Arial Narrow" w:eastAsia="Arial Narrow" w:hAnsi="Arial Narrow" w:cs="Arial Narrow"/>
-          <w:sz w:val="16"/>
-          <w:szCs w:val="16"/>
-        </w:rPr>
-      </w:pPr>
-      <w:r>
-        <w:rPr>
-          <w:rFonts w:ascii="Arial Narrow" w:eastAsia="Arial Narrow" w:hAnsi="Arial Narrow" w:cs="Arial Narrow"/>
-          <w:sz w:val="16"/>
-          <w:szCs w:val="16"/>
-        </w:rPr>
-        <w:t>Reparar productos.</w:t>
-      </w:r>
-    </w:p>
-    <w:p>
-      <w:pPr>
-        <w:numPr>
-          <w:ilvl w:val="0"/>
-          <w:numId w:val="1"/>
-        </w:numPr>
-        <w:spacing w:after="0" w:line="240" w:lineRule="auto"/>
-        <w:ind w:left="567" w:firstLine="0"/>
-        <w:jc w:val="both"/>
-        <w:rPr>
-          <w:rFonts w:ascii="Arial Narrow" w:eastAsia="Arial Narrow" w:hAnsi="Arial Narrow" w:cs="Arial Narrow"/>
-          <w:sz w:val="16"/>
-          <w:szCs w:val="16"/>
-        </w:rPr>
-      </w:pPr>
-      <w:r>
-        <w:rPr>
-          <w:rFonts w:ascii="Arial Narrow" w:eastAsia="Arial Narrow" w:hAnsi="Arial Narrow" w:cs="Arial Narrow"/>
-          <w:sz w:val="16"/>
-          <w:szCs w:val="16"/>
-        </w:rPr>
-        <w:t>Cambiar productos por otros de idénticas o similares características, cuando la reparación no sea posible o no resulte razonable según las circunstancias.</w:t>
-      </w:r>
-    </w:p>
-    <w:p>
-      <w:pPr>
-        <w:numPr>
-          <w:ilvl w:val="0"/>
-          <w:numId w:val="1"/>
-        </w:numPr>
-        <w:spacing w:after="0" w:line="240" w:lineRule="auto"/>
-        <w:ind w:left="567" w:firstLine="0"/>
-        <w:jc w:val="both"/>
-        <w:rPr>
-          <w:rFonts w:ascii="Arial Narrow" w:eastAsia="Arial Narrow" w:hAnsi="Arial Narrow" w:cs="Arial Narrow"/>
-          <w:sz w:val="16"/>
-          <w:szCs w:val="16"/>
-        </w:rPr>
-      </w:pPr>
-      <w:r>
-        <w:rPr>
-          <w:rFonts w:ascii="Arial Narrow" w:eastAsia="Arial Narrow" w:hAnsi="Arial Narrow" w:cs="Arial Narrow"/>
-          <w:sz w:val="16"/>
-          <w:szCs w:val="16"/>
-        </w:rPr>
-        <w:t>Entregar un producto de idénticas características o, cuando esto no resulte posible, de similares características, en los supuestos de pérdida o deterioro atribuible al proveedor y siempre que exista interés del consumidor.</w:t>
-      </w:r>
-    </w:p>
-    <w:p>
-      <w:pPr>
-        <w:numPr>
-          <w:ilvl w:val="0"/>
-          <w:numId w:val="1"/>
-        </w:numPr>
-        <w:spacing w:after="0" w:line="240" w:lineRule="auto"/>
-        <w:ind w:left="567" w:firstLine="0"/>
-        <w:jc w:val="both"/>
-        <w:rPr>
-          <w:rFonts w:ascii="Arial Narrow" w:eastAsia="Arial Narrow" w:hAnsi="Arial Narrow" w:cs="Arial Narrow"/>
-          <w:sz w:val="16"/>
-          <w:szCs w:val="16"/>
-        </w:rPr>
-      </w:pPr>
-      <w:r>
-        <w:rPr>
-          <w:rFonts w:ascii="Arial Narrow" w:eastAsia="Arial Narrow" w:hAnsi="Arial Narrow" w:cs="Arial Narrow"/>
-          <w:sz w:val="16"/>
-          <w:szCs w:val="16"/>
-        </w:rPr>
-        <w:t>Cumplir con ejecutar la prestación u obligación asumida; y si esto no resulte posible o no sea razonable, otra de efectos equivalentes, incluyendo prestaciones dinerarias.</w:t>
-      </w:r>
-    </w:p>
-    <w:p>
-      <w:pPr>
-        <w:numPr>
-          <w:ilvl w:val="0"/>
-          <w:numId w:val="1"/>
-        </w:numPr>
-        <w:spacing w:after="0" w:line="240" w:lineRule="auto"/>
-        <w:ind w:left="567" w:firstLine="0"/>
-        <w:jc w:val="both"/>
-        <w:rPr>
-          <w:rFonts w:ascii="Arial Narrow" w:eastAsia="Arial Narrow" w:hAnsi="Arial Narrow" w:cs="Arial Narrow"/>
-          <w:sz w:val="16"/>
-          <w:szCs w:val="16"/>
-        </w:rPr>
-      </w:pPr>
-      <w:r>
-        <w:rPr>
-          <w:rFonts w:ascii="Arial Narrow" w:eastAsia="Arial Narrow" w:hAnsi="Arial Narrow" w:cs="Arial Narrow"/>
-          <w:sz w:val="16"/>
-          <w:szCs w:val="16"/>
-        </w:rPr>
-        <w:t>Cumplir con ejecutar otras prestaciones u obligaciones legales o convencionales a su cargo.</w:t>
-      </w:r>
-    </w:p>
-    <w:p>
-      <w:pPr>
-        <w:numPr>
-          <w:ilvl w:val="0"/>
-          <w:numId w:val="1"/>
-        </w:numPr>
-        <w:spacing w:after="0" w:line="240" w:lineRule="auto"/>
-        <w:ind w:left="567" w:firstLine="0"/>
-        <w:jc w:val="both"/>
-        <w:rPr>
-          <w:rFonts w:ascii="Arial Narrow" w:eastAsia="Arial Narrow" w:hAnsi="Arial Narrow" w:cs="Arial Narrow"/>
-          <w:sz w:val="16"/>
-          <w:szCs w:val="16"/>
-        </w:rPr>
-      </w:pPr>
-      <w:r>
-        <w:rPr>
-          <w:rFonts w:ascii="Arial Narrow" w:eastAsia="Arial Narrow" w:hAnsi="Arial Narrow" w:cs="Arial Narrow"/>
-          <w:sz w:val="16"/>
-          <w:szCs w:val="16"/>
-        </w:rPr>
-        <w:t>Devolver la contraprestación pagada por el consumidor, más los intereses legales correspondientes, cuando la reparación, reposición, o cumplimiento de la prestación u obligación, según sea el caso, no resulte posible o no sea razonable según las circunstancias.</w:t>
-      </w:r>
-    </w:p>
-    <w:p>
-      <w:pPr>
-        <w:numPr>
-          <w:ilvl w:val="0"/>
-          <w:numId w:val="1"/>
-        </w:numPr>
-        <w:spacing w:after="0" w:line="240" w:lineRule="auto"/>
-        <w:ind w:left="567" w:firstLine="0"/>
-        <w:jc w:val="both"/>
-        <w:rPr>
-          <w:rFonts w:ascii="Arial Narrow" w:eastAsia="Arial Narrow" w:hAnsi="Arial Narrow" w:cs="Arial Narrow"/>
-          <w:sz w:val="16"/>
-          <w:szCs w:val="16"/>
-        </w:rPr>
-      </w:pPr>
-      <w:r>
-        <w:rPr>
-          <w:rFonts w:ascii="Arial Narrow" w:eastAsia="Arial Narrow" w:hAnsi="Arial Narrow" w:cs="Arial Narrow"/>
-          <w:sz w:val="16"/>
-          <w:szCs w:val="16"/>
-        </w:rPr>
-        <w:t>En los supuestos de pagos indebidos o en exceso, devolver estos montos, más los intereses correspondientes.</w:t>
-      </w:r>
-    </w:p>
-    <w:p>
-      <w:pPr>
-        <w:pStyle w:val="Sinespaciado"/>
-        <w:ind w:firstLine="567"/>
-        <w:jc w:val="both"/>
-        <w:rPr>
-          <w:rFonts w:ascii="Arial Narrow" w:eastAsia="Arial Narrow" w:hAnsi="Arial Narrow" w:cs="Arial Narrow"/>
-          <w:sz w:val="16"/>
-          <w:szCs w:val="16"/>
-        </w:rPr>
-      </w:pPr>
-      <w:r>
-        <w:rPr>
-          <w:rFonts w:ascii="Arial Narrow" w:eastAsia="Arial Narrow" w:hAnsi="Arial Narrow" w:cs="Arial Narrow"/>
-          <w:sz w:val="16"/>
-          <w:szCs w:val="16"/>
-        </w:rPr>
-        <w:t>Pagar los gastos incurridos por el consumidor para mitigar las consecuencias de la infracción administrativa.</w:t>
-      </w:r>
-    </w:p>
-    <w:p>
-      <w:pPr>
-        <w:pStyle w:val="Sinespaciado"/>
-        <w:ind w:firstLine="567"/>
-        <w:jc w:val="both"/>
-        <w:rPr>
-          <w:rFonts w:ascii="Arial Narrow" w:eastAsia="Arial Narrow" w:hAnsi="Arial Narrow" w:cs="Arial Narrow"/>
-          <w:sz w:val="16"/>
-          <w:szCs w:val="16"/>
-        </w:rPr>
-      </w:pPr>
-      <w:r>
-        <w:rPr>
-          <w:rFonts w:ascii="Arial Narrow" w:eastAsia="Arial Narrow" w:hAnsi="Arial Narrow" w:cs="Arial Narrow"/>
-          <w:sz w:val="16"/>
-          <w:szCs w:val="16"/>
-        </w:rPr>
-        <w:t>Otras medidas reparadoras análogas de efectos equivalentes a las anteriores.</w:t>
-      </w:r>
-    </w:p>
-    <w:p>
-      <w:pPr>
-        <w:pStyle w:val="Sinespaciado"/>
-        <w:ind w:left="567"/>
-        <w:jc w:val="both"/>
-        <w:rPr>
-          <w:rFonts w:ascii="Arial Narrow" w:eastAsia="Arial Narrow" w:hAnsi="Arial Narrow" w:cs="Arial Narrow"/>
-          <w:sz w:val="16"/>
-          <w:szCs w:val="16"/>
-        </w:rPr>
-      </w:pPr>
-      <w:r>
-        <w:rPr>
-          <w:rFonts w:ascii="Arial Narrow" w:eastAsia="Arial Narrow" w:hAnsi="Arial Narrow" w:cs="Arial Narrow"/>
-          <w:sz w:val="16"/>
-          <w:szCs w:val="16"/>
-        </w:rPr>
-        <w:t xml:space="preserve">115.2 Las medidas correctivas reparadoras no pueden ser solicitadas de manera acumulativa conjunta, pudiendo plantearse de manera alternativa o subsidiaria, con excepción de la medida correctiva señalada en el literal h) que puede solicitarse </w:t>
-      </w:r>
-      <w:proofErr w:type="gramStart"/>
-      <w:r>
-        <w:rPr>
-          <w:rFonts w:ascii="Arial Narrow" w:eastAsia="Arial Narrow" w:hAnsi="Arial Narrow" w:cs="Arial Narrow"/>
-          <w:sz w:val="16"/>
-          <w:szCs w:val="16"/>
-        </w:rPr>
-        <w:t>conjuntamente con</w:t>
-      </w:r>
-      <w:proofErr w:type="gramEnd"/>
-      <w:r>
-        <w:rPr>
-          <w:rFonts w:ascii="Arial Narrow" w:eastAsia="Arial Narrow" w:hAnsi="Arial Narrow" w:cs="Arial Narrow"/>
-          <w:sz w:val="16"/>
-          <w:szCs w:val="16"/>
-        </w:rPr>
-        <w:t xml:space="preserve"> otra medida correctiva. Cuando los órganos competentes del Indecopi se pronuncian respecto de una medida correctiva reparadora, aplican el principio de congruencia procesal.</w:t>
-      </w:r>
-    </w:p>
-    <w:p>
-      <w:pPr>
-        <w:spacing w:after="0" w:line="240" w:lineRule="auto"/>
-        <w:ind w:left="567"/>
-        <w:jc w:val="both"/>
-        <w:rPr>
-          <w:rFonts w:ascii="Arial Narrow" w:eastAsia="Arial Narrow" w:hAnsi="Arial Narrow" w:cs="Arial Narrow"/>
-          <w:sz w:val="16"/>
-          <w:szCs w:val="16"/>
-        </w:rPr>
-      </w:pPr>
-      <w:r>
-        <w:rPr>
-          <w:rFonts w:ascii="Arial Narrow" w:eastAsia="Arial Narrow" w:hAnsi="Arial Narrow" w:cs="Arial Narrow"/>
-          <w:sz w:val="16"/>
-          <w:szCs w:val="16"/>
-        </w:rPr>
-        <w:t>115.3 Las medidas correctivas reparadoras pueden solicitarse en cualquier momento hasta antes de la notificación de cargo al proveedor, sin perjuicio de la facultad de secretaría técnica de la comisión de requerir al consumidor que precise la medida correctiva materia de solicitud. El consumidor puede variar su solicitud de medida correctiva hasta antes de la decisión de primera instancia, en cuyo caso se confiere traslado al proveedor para que formule su descargo.</w:t>
-      </w:r>
-    </w:p>
-    <w:p>
-      <w:pPr>
-        <w:spacing w:after="0" w:line="240" w:lineRule="auto"/>
-        <w:ind w:left="567"/>
-        <w:jc w:val="both"/>
-        <w:rPr>
-          <w:rFonts w:ascii="Arial Narrow" w:eastAsia="Arial Narrow" w:hAnsi="Arial Narrow" w:cs="Arial Narrow"/>
-          <w:sz w:val="16"/>
-          <w:szCs w:val="16"/>
-        </w:rPr>
-      </w:pPr>
-      <w:r>
-        <w:rPr>
-          <w:rFonts w:ascii="Arial Narrow" w:eastAsia="Arial Narrow" w:hAnsi="Arial Narrow" w:cs="Arial Narrow"/>
-          <w:sz w:val="16"/>
-          <w:szCs w:val="16"/>
-        </w:rPr>
-        <w:t>115.4 Corresponde al consumidor que solicita el dictado de la medida correctiva reparadora probar las consecuencias patrimoniales directas e inmediatas causadas por la comisión de la infracción administrativa.</w:t>
-      </w:r>
-    </w:p>
-    <w:p>
-      <w:pPr>
-        <w:spacing w:after="0" w:line="240" w:lineRule="auto"/>
-        <w:ind w:left="567"/>
-        <w:jc w:val="both"/>
-        <w:rPr>
-          <w:rFonts w:ascii="Arial Narrow" w:eastAsia="Arial Narrow" w:hAnsi="Arial Narrow" w:cs="Arial Narrow"/>
-          <w:sz w:val="16"/>
-          <w:szCs w:val="16"/>
-        </w:rPr>
-      </w:pPr>
-      <w:r>
-        <w:rPr>
-          <w:rFonts w:ascii="Arial Narrow" w:eastAsia="Arial Narrow" w:hAnsi="Arial Narrow" w:cs="Arial Narrow"/>
-          <w:sz w:val="16"/>
-          <w:szCs w:val="16"/>
-        </w:rPr>
-        <w:t>115.5 Los bienes o montos objeto de medidas correctivas reparadoras son entregados por el proveedor directamente al consumidor que los reclama, salvo mandato distinto contenido en la resolución. Aquellos bienes o montos materia de una medida correctiva reparadora, que por algún motivo se encuentran en posesión del Indecopi y deban ser entregados a los consumidores beneficiados, son puestos a disposición de estos.</w:t>
-      </w:r>
-    </w:p>
-    <w:p>
-      <w:pPr>
-        <w:spacing w:after="0" w:line="240" w:lineRule="auto"/>
-        <w:ind w:left="567"/>
-        <w:jc w:val="both"/>
-        <w:rPr>
-          <w:rFonts w:ascii="Arial Narrow" w:eastAsia="Arial Narrow" w:hAnsi="Arial Narrow" w:cs="Arial Narrow"/>
-          <w:sz w:val="16"/>
-          <w:szCs w:val="16"/>
-        </w:rPr>
-      </w:pPr>
-      <w:r>
-        <w:rPr>
-          <w:rFonts w:ascii="Arial Narrow" w:eastAsia="Arial Narrow" w:hAnsi="Arial Narrow" w:cs="Arial Narrow"/>
-          <w:sz w:val="16"/>
-          <w:szCs w:val="16"/>
-        </w:rPr>
-        <w:t>115.6 El extremo de la resolución final que ordena el cumplimiento de una medida correctiva reparadora a favor del consumidor constituye título ejecutivo conforme con lo dispuesto en el artículo 688 del Código Procesal Civil, una vez que quedan consentidas o causan estado en la vía administrativa. La legitimidad para obrar en los procesos civiles de ejecución corresponde a los consumidores beneficiados con la medida correctiva reparadora.</w:t>
-      </w:r>
-    </w:p>
-    <w:p>
-      <w:pPr>
-        <w:spacing w:after="0" w:line="240" w:lineRule="auto"/>
-        <w:ind w:left="567"/>
-        <w:jc w:val="both"/>
-        <w:rPr>
-          <w:rFonts w:ascii="Arial Narrow" w:eastAsia="Arial Narrow" w:hAnsi="Arial Narrow" w:cs="Arial Narrow"/>
-          <w:sz w:val="16"/>
-          <w:szCs w:val="16"/>
-        </w:rPr>
-      </w:pPr>
-      <w:r>
-        <w:rPr>
-          <w:rFonts w:ascii="Arial Narrow" w:eastAsia="Arial Narrow" w:hAnsi="Arial Narrow" w:cs="Arial Narrow"/>
-          <w:sz w:val="16"/>
-          <w:szCs w:val="16"/>
-        </w:rPr>
-        <w:t>115.7 Las medidas correctivas reparadoras como mandatos dirigidos a resarcir las consecuencias patrimoniales directas e inmediatas originadas por la infracción buscan corregir la conducta infractora y no tienen naturaleza indemnizatoria; son dictadas sin perjuicio de la indemnización por los daños y perjuicios que el consumidor puede solicitar en la vía judicial o arbitral correspondiente. No obstante, se descuenta de la indemnización patrimonial aquella satisfacción patrimonial deducible que el consumidor haya recibido a consecuencia del dictado de una medida correctiva reparadora en sede administrativa.</w:t>
-      </w:r>
-    </w:p>
-    <w:p>
-      <w:pPr>
-        <w:spacing w:after="0" w:line="240" w:lineRule="auto"/>
-        <w:ind w:left="567"/>
-        <w:jc w:val="both"/>
-        <w:rPr>
-          <w:rFonts w:ascii="Arial Narrow" w:eastAsia="Arial Narrow" w:hAnsi="Arial Narrow" w:cs="Arial Narrow"/>
-          <w:sz w:val="16"/>
-          <w:szCs w:val="16"/>
-        </w:rPr>
-      </w:pPr>
-    </w:p>
-    <w:p>
-      <w:pPr>
-        <w:spacing w:after="0" w:line="240" w:lineRule="auto"/>
-        <w:ind w:left="567"/>
-        <w:jc w:val="both"/>
-        <w:rPr>
-          <w:rFonts w:ascii="Arial Narrow" w:eastAsia="Arial Narrow" w:hAnsi="Arial Narrow" w:cs="Arial Narrow"/>
-          <w:b/>
-          <w:bCs/>
-          <w:sz w:val="16"/>
-          <w:szCs w:val="16"/>
-        </w:rPr>
-      </w:pPr>
-      <w:r>
-        <w:rPr>
-          <w:rFonts w:ascii="Arial Narrow" w:eastAsia="Arial Narrow" w:hAnsi="Arial Narrow" w:cs="Arial Narrow"/>
-          <w:b/>
-          <w:bCs/>
-          <w:sz w:val="16"/>
-          <w:szCs w:val="16"/>
-        </w:rPr>
-        <w:t>Artículo 116.- Medidas correctivas complementarias</w:t>
-      </w:r>
-    </w:p>
-    <w:p>
-      <w:pPr>
-        <w:spacing w:after="0" w:line="240" w:lineRule="auto"/>
-        <w:ind w:left="567"/>
-        <w:jc w:val="both"/>
-        <w:rPr>
-          <w:rFonts w:ascii="Arial Narrow" w:eastAsia="Arial Narrow" w:hAnsi="Arial Narrow" w:cs="Arial Narrow"/>
-          <w:sz w:val="16"/>
-          <w:szCs w:val="16"/>
-        </w:rPr>
-      </w:pPr>
-      <w:r>
-        <w:rPr>
-          <w:rFonts w:ascii="Arial Narrow" w:eastAsia="Arial Narrow" w:hAnsi="Arial Narrow" w:cs="Arial Narrow"/>
-          <w:sz w:val="16"/>
-          <w:szCs w:val="16"/>
-        </w:rPr>
-        <w:t xml:space="preserve">Las medidas correctivas complementarias tienen el objeto de revertir los efectos de la conducta infractora o evitar que esta se produzca nuevamente en el futuro y pueden ser, entre otras, las siguientes: </w:t>
-      </w:r>
-    </w:p>
-    <w:p>
-      <w:pPr>
-        <w:spacing w:after="0" w:line="240" w:lineRule="auto"/>
-        <w:ind w:left="567"/>
-        <w:jc w:val="both"/>
-        <w:rPr>
-          <w:rFonts w:ascii="Arial Narrow" w:eastAsia="Arial Narrow" w:hAnsi="Arial Narrow" w:cs="Arial Narrow"/>
-          <w:sz w:val="16"/>
-          <w:szCs w:val="16"/>
-        </w:rPr>
-      </w:pPr>
-      <w:r>
-        <w:rPr>
-          <w:rFonts w:ascii="Arial Narrow" w:eastAsia="Arial Narrow" w:hAnsi="Arial Narrow" w:cs="Arial Narrow"/>
-          <w:sz w:val="16"/>
-          <w:szCs w:val="16"/>
-        </w:rPr>
-        <w:t xml:space="preserve">a. Que el proveedor cumpla con atender la solicitud de información requerida por el consumidor, siempre que dicho requerimiento guarde relación con el producto adquirido o servicio contratado. </w:t>
-      </w:r>
-    </w:p>
-    <w:p>
-      <w:pPr>
-        <w:spacing w:after="0" w:line="240" w:lineRule="auto"/>
-        <w:ind w:left="567"/>
-        <w:jc w:val="both"/>
-        <w:rPr>
-          <w:rFonts w:ascii="Arial Narrow" w:eastAsia="Arial Narrow" w:hAnsi="Arial Narrow" w:cs="Arial Narrow"/>
-          <w:sz w:val="16"/>
-          <w:szCs w:val="16"/>
-        </w:rPr>
-      </w:pPr>
-      <w:r>
-        <w:rPr>
-          <w:rFonts w:ascii="Arial Narrow" w:eastAsia="Arial Narrow" w:hAnsi="Arial Narrow" w:cs="Arial Narrow"/>
-          <w:sz w:val="16"/>
-          <w:szCs w:val="16"/>
-        </w:rPr>
-        <w:t xml:space="preserve">b. Declarar inexigibles las cláusulas que han sido identificadas como abusivas en el procedimiento. </w:t>
-      </w:r>
-    </w:p>
-    <w:p>
-      <w:pPr>
-        <w:spacing w:after="0" w:line="240" w:lineRule="auto"/>
-        <w:ind w:left="567"/>
-        <w:jc w:val="both"/>
-        <w:rPr>
-          <w:rFonts w:ascii="Arial Narrow" w:eastAsia="Arial Narrow" w:hAnsi="Arial Narrow" w:cs="Arial Narrow"/>
-          <w:sz w:val="16"/>
-          <w:szCs w:val="16"/>
-        </w:rPr>
-      </w:pPr>
-      <w:r>
-        <w:rPr>
-          <w:rFonts w:ascii="Arial Narrow" w:eastAsia="Arial Narrow" w:hAnsi="Arial Narrow" w:cs="Arial Narrow"/>
-          <w:sz w:val="16"/>
-          <w:szCs w:val="16"/>
-        </w:rPr>
-        <w:t xml:space="preserve">c. El decomiso y destrucción de la mercadería, envases, envolturas o etiquetas. </w:t>
-      </w:r>
-    </w:p>
-    <w:p>
-      <w:pPr>
-        <w:spacing w:after="0" w:line="240" w:lineRule="auto"/>
-        <w:ind w:left="567"/>
-        <w:jc w:val="both"/>
-        <w:rPr>
-          <w:rFonts w:ascii="Arial Narrow" w:eastAsia="Arial Narrow" w:hAnsi="Arial Narrow" w:cs="Arial Narrow"/>
-          <w:sz w:val="16"/>
-          <w:szCs w:val="16"/>
-        </w:rPr>
-      </w:pPr>
-      <w:r>
-        <w:rPr>
-          <w:rFonts w:ascii="Arial Narrow" w:eastAsia="Arial Narrow" w:hAnsi="Arial Narrow" w:cs="Arial Narrow"/>
-          <w:sz w:val="16"/>
-          <w:szCs w:val="16"/>
-        </w:rPr>
-        <w:t xml:space="preserve">d. En caso de infracciones muy graves y de reincidencia o </w:t>
-      </w:r>
-      <w:proofErr w:type="spellStart"/>
-      <w:r>
-        <w:rPr>
-          <w:rFonts w:ascii="Arial Narrow" w:eastAsia="Arial Narrow" w:hAnsi="Arial Narrow" w:cs="Arial Narrow"/>
-          <w:sz w:val="16"/>
-          <w:szCs w:val="16"/>
-        </w:rPr>
-        <w:t>reiterancia</w:t>
-      </w:r>
-      <w:proofErr w:type="spellEnd"/>
-      <w:r>
-        <w:rPr>
-          <w:rFonts w:ascii="Arial Narrow" w:eastAsia="Arial Narrow" w:hAnsi="Arial Narrow" w:cs="Arial Narrow"/>
-          <w:sz w:val="16"/>
-          <w:szCs w:val="16"/>
-        </w:rPr>
-        <w:t xml:space="preserve">: </w:t>
-      </w:r>
-    </w:p>
-    <w:p>
-      <w:pPr>
-        <w:spacing w:after="0" w:line="240" w:lineRule="auto"/>
-        <w:ind w:left="567"/>
-        <w:jc w:val="both"/>
-        <w:rPr>
-          <w:rFonts w:ascii="Arial Narrow" w:eastAsia="Arial Narrow" w:hAnsi="Arial Narrow" w:cs="Arial Narrow"/>
-          <w:sz w:val="16"/>
-          <w:szCs w:val="16"/>
-        </w:rPr>
-      </w:pPr>
-      <w:r>
-        <w:rPr>
-          <w:rFonts w:ascii="Arial Narrow" w:eastAsia="Arial Narrow" w:hAnsi="Arial Narrow" w:cs="Arial Narrow"/>
-          <w:sz w:val="16"/>
-          <w:szCs w:val="16"/>
-        </w:rPr>
-        <w:t xml:space="preserve">(i) Solicitar a la autoridad correspondiente la clausura temporal del establecimiento industrial, comercial o de servicios por un plazo máximo de seis (6) meses. </w:t>
-      </w:r>
-    </w:p>
-    <w:p>
-      <w:pPr>
-        <w:spacing w:after="0" w:line="240" w:lineRule="auto"/>
-        <w:ind w:left="567"/>
-        <w:jc w:val="both"/>
-        <w:rPr>
-          <w:rFonts w:ascii="Arial Narrow" w:eastAsia="Arial Narrow" w:hAnsi="Arial Narrow" w:cs="Arial Narrow"/>
-          <w:sz w:val="16"/>
-          <w:szCs w:val="16"/>
-        </w:rPr>
-      </w:pPr>
-      <w:r>
-        <w:rPr>
-          <w:rFonts w:ascii="Arial Narrow" w:eastAsia="Arial Narrow" w:hAnsi="Arial Narrow" w:cs="Arial Narrow"/>
-          <w:sz w:val="16"/>
-          <w:szCs w:val="16"/>
-        </w:rPr>
-        <w:t>(</w:t>
-      </w:r>
-      <w:proofErr w:type="spellStart"/>
-      <w:r>
-        <w:rPr>
-          <w:rFonts w:ascii="Arial Narrow" w:eastAsia="Arial Narrow" w:hAnsi="Arial Narrow" w:cs="Arial Narrow"/>
-          <w:sz w:val="16"/>
-          <w:szCs w:val="16"/>
-        </w:rPr>
-        <w:t>ii</w:t>
-      </w:r>
-      <w:proofErr w:type="spellEnd"/>
-      <w:r>
-        <w:rPr>
-          <w:rFonts w:ascii="Arial Narrow" w:eastAsia="Arial Narrow" w:hAnsi="Arial Narrow" w:cs="Arial Narrow"/>
-          <w:sz w:val="16"/>
-          <w:szCs w:val="16"/>
-        </w:rPr>
-        <w:t xml:space="preserve">) Solicitar a la autoridad competente la inhabilitación, temporal o permanente, del proveedor en función de los alcances de la infracción sancionada. </w:t>
-      </w:r>
-    </w:p>
-    <w:p>
-      <w:pPr>
-        <w:spacing w:after="0" w:line="240" w:lineRule="auto"/>
-        <w:ind w:left="567"/>
-        <w:jc w:val="both"/>
-        <w:rPr>
-          <w:rFonts w:ascii="Arial Narrow" w:eastAsia="Arial Narrow" w:hAnsi="Arial Narrow" w:cs="Arial Narrow"/>
-          <w:sz w:val="16"/>
-          <w:szCs w:val="16"/>
-        </w:rPr>
-      </w:pPr>
-      <w:r>
-        <w:rPr>
-          <w:rFonts w:ascii="Arial Narrow" w:eastAsia="Arial Narrow" w:hAnsi="Arial Narrow" w:cs="Arial Narrow"/>
-          <w:sz w:val="16"/>
-          <w:szCs w:val="16"/>
-        </w:rPr>
-        <w:t xml:space="preserve">e. Publicación de avisos </w:t>
-      </w:r>
-      <w:proofErr w:type="spellStart"/>
-      <w:r>
-        <w:rPr>
-          <w:rFonts w:ascii="Arial Narrow" w:eastAsia="Arial Narrow" w:hAnsi="Arial Narrow" w:cs="Arial Narrow"/>
-          <w:sz w:val="16"/>
-          <w:szCs w:val="16"/>
-        </w:rPr>
-        <w:t>rectificatorios</w:t>
-      </w:r>
-      <w:proofErr w:type="spellEnd"/>
-      <w:r>
-        <w:rPr>
-          <w:rFonts w:ascii="Arial Narrow" w:eastAsia="Arial Narrow" w:hAnsi="Arial Narrow" w:cs="Arial Narrow"/>
-          <w:sz w:val="16"/>
-          <w:szCs w:val="16"/>
-        </w:rPr>
-        <w:t xml:space="preserve"> o informativos en la forma que determine el Indecopi, tomando en consideración los medios que resulten idóneos para revertir los efectos que el acto objeto de sanción ha ocasionado. </w:t>
-      </w:r>
-    </w:p>
-    <w:p>
-      <w:pPr>
-        <w:spacing w:after="0" w:line="240" w:lineRule="auto"/>
-        <w:ind w:left="567"/>
-        <w:jc w:val="both"/>
-        <w:rPr>
-          <w:rFonts w:ascii="Arial Narrow" w:eastAsia="Arial Narrow" w:hAnsi="Arial Narrow" w:cs="Arial Narrow"/>
-          <w:sz w:val="16"/>
-          <w:szCs w:val="16"/>
-        </w:rPr>
-      </w:pPr>
-      <w:r>
-        <w:rPr>
-          <w:rFonts w:ascii="Arial Narrow" w:eastAsia="Arial Narrow" w:hAnsi="Arial Narrow" w:cs="Arial Narrow"/>
-          <w:sz w:val="16"/>
-          <w:szCs w:val="16"/>
-        </w:rPr>
-        <w:t xml:space="preserve">f. Cualquier otra medida correctiva que tenga el objeto de revertir los efectos de la conducta infractora o evitar que esta se produzca nuevamente en el futuro. </w:t>
-      </w:r>
-    </w:p>
-    <w:p>
-      <w:pPr>
-        <w:spacing w:after="0" w:line="240" w:lineRule="auto"/>
-        <w:ind w:left="567"/>
-        <w:jc w:val="both"/>
-        <w:rPr>
-          <w:rFonts w:ascii="Arial Narrow" w:eastAsia="Arial Narrow" w:hAnsi="Arial Narrow" w:cs="Arial Narrow"/>
-          <w:sz w:val="16"/>
-          <w:szCs w:val="16"/>
-        </w:rPr>
-      </w:pPr>
-      <w:r>
-        <w:rPr>
-          <w:rFonts w:ascii="Arial Narrow" w:eastAsia="Arial Narrow" w:hAnsi="Arial Narrow" w:cs="Arial Narrow"/>
-          <w:sz w:val="16"/>
-          <w:szCs w:val="16"/>
-        </w:rPr>
-        <w:t>El Indecopi está facultado para solicitar a la autoridad municipal y policial el apoyo respectivo para la ejecución de las medidas correctivas complementarias correspondientes.</w:t>
-      </w:r>
-    </w:p>
-    <w:p>
-      <w:pPr>
-        <w:spacing w:after="0" w:line="240" w:lineRule="auto"/>
-        <w:ind w:left="567" w:hanging="567"/>
-        <w:jc w:val="both"/>
-        <w:rPr>
-          <w:rFonts w:ascii="Arial Narrow" w:eastAsia="Arial Narrow" w:hAnsi="Arial Narrow" w:cs="Arial Narrow"/>
-          <w:sz w:val="16"/>
-          <w:szCs w:val="16"/>
-        </w:rPr>
-      </w:pPr>
-    </w:p>
-  </w:footnote>
-  <w:footnote w:id="14">
     <w:p>
       <w:pPr>
         <w:pStyle w:val="Textonotapie"/>
@@ -9740,6 +8501,7 @@
         <w:rPr>
           <w:rFonts w:ascii="Arial Narrow" w:eastAsia="Arial Narrow" w:hAnsi="Arial Narrow" w:cs="Arial Narrow"/>
           <w:b/>
+          <w:bCs/>
           <w:sz w:val="16"/>
           <w:szCs w:val="16"/>
         </w:rPr>
@@ -9760,7 +8522,1287 @@
           <w:sz w:val="16"/>
           <w:szCs w:val="16"/>
         </w:rPr>
+        <w:tab/>
+        <w:t xml:space="preserve"/>
+      </w:r>
+      <w:r>
+        <w:rPr>
+          <w:rFonts w:ascii="Arial Narrow" w:eastAsia="Arial Narrow" w:hAnsi="Arial Narrow" w:cs="Arial Narrow"/>
+          <w:sz w:val="16"/>
+          <w:szCs w:val="16"/>
+        </w:rPr>
+        <w:tab/>
+      </w:r>
+      <w:r>
+        <w:rPr>
+          <w:rFonts w:ascii="Arial Narrow" w:eastAsia="Arial Narrow" w:hAnsi="Arial Narrow" w:cs="Arial Narrow"/>
+          <w:b/>
+          <w:bCs/>
+          <w:sz w:val="16"/>
+          <w:szCs w:val="16"/>
+        </w:rPr>
+        <w:t>TEXTO ÚNICO ORDENADO DEL CÓDIGO PROCESAL CIVIL, APROBADO POR RESOLUCIÓN MINISTERIAL 010-93-JUS</w:t>
+      </w:r>
+    </w:p>
+    <w:p>
+      <w:pPr>
+        <w:pStyle w:val="Textonotapie"/>
+        <w:ind w:left="567"/>
+        <w:jc w:val="both"/>
+        <w:rPr>
+          <w:rFonts w:ascii="Arial Narrow" w:eastAsia="Arial Narrow" w:hAnsi="Arial Narrow" w:cs="Arial Narrow"/>
+          <w:sz w:val="16"/>
+          <w:szCs w:val="16"/>
+        </w:rPr>
+      </w:pPr>
+      <w:r>
+        <w:rPr>
+          <w:rFonts w:ascii="Arial Narrow" w:eastAsia="Arial Narrow" w:hAnsi="Arial Narrow" w:cs="Arial Narrow"/>
+          <w:b/>
+          <w:bCs/>
+          <w:sz w:val="16"/>
+          <w:szCs w:val="16"/>
+        </w:rPr>
+        <w:t>Artículo 74.- Facultades Generales.-</w:t>
+      </w:r>
+      <w:r>
+        <w:rPr>
+          <w:rFonts w:ascii="Arial Narrow" w:eastAsia="Arial Narrow" w:hAnsi="Arial Narrow" w:cs="Arial Narrow"/>
+          <w:sz w:val="16"/>
+          <w:szCs w:val="16"/>
+        </w:rPr>
+        <w:t xml:space="preserve"> La representación judicial confiere al representante las atribuciones y potestades generales que corresponden al representado, salvo aquellas para las que la ley exige facultades expresas. La representación se entiende otorgada para todo el proceso, incluso para la ejecución de la sentencia y el cobro de costas y costos, legitimando al representante para su intervención en el proceso y realización de todos los actos </w:t>
+      </w:r>
+      <w:proofErr w:type="gramStart"/>
+      <w:r>
+        <w:rPr>
+          <w:rFonts w:ascii="Arial Narrow" w:eastAsia="Arial Narrow" w:hAnsi="Arial Narrow" w:cs="Arial Narrow"/>
+          <w:sz w:val="16"/>
+          <w:szCs w:val="16"/>
+        </w:rPr>
+        <w:t>del mismo</w:t>
+      </w:r>
+      <w:proofErr w:type="gramEnd"/>
+      <w:r>
+        <w:rPr>
+          <w:rFonts w:ascii="Arial Narrow" w:eastAsia="Arial Narrow" w:hAnsi="Arial Narrow" w:cs="Arial Narrow"/>
+          <w:sz w:val="16"/>
+          <w:szCs w:val="16"/>
+        </w:rPr>
+        <w:t>, salvo aquellos que requieran la intervención personal y directa del representado.</w:t>
+      </w:r>
+    </w:p>
+    <w:p>
+      <w:pPr>
+        <w:pStyle w:val="Textonotapie"/>
+        <w:ind w:left="567"/>
+        <w:jc w:val="both"/>
+        <w:rPr>
+          <w:rFonts w:ascii="Arial Narrow" w:eastAsia="Arial Narrow" w:hAnsi="Arial Narrow" w:cs="Arial Narrow"/>
+          <w:sz w:val="16"/>
+          <w:szCs w:val="16"/>
+        </w:rPr>
+      </w:pPr>
+      <w:r>
+        <w:rPr>
+          <w:rFonts w:ascii="Arial Narrow" w:eastAsia="Arial Narrow" w:hAnsi="Arial Narrow" w:cs="Arial Narrow"/>
+          <w:b/>
+          <w:bCs/>
+          <w:sz w:val="16"/>
+          <w:szCs w:val="16"/>
+        </w:rPr>
+        <w:t xml:space="preserve">Artículo 75.- Facultades </w:t>
+      </w:r>
+      <w:proofErr w:type="gramStart"/>
+      <w:r>
+        <w:rPr>
+          <w:rFonts w:ascii="Arial Narrow" w:eastAsia="Arial Narrow" w:hAnsi="Arial Narrow" w:cs="Arial Narrow"/>
+          <w:b/>
+          <w:bCs/>
+          <w:sz w:val="16"/>
+          <w:szCs w:val="16"/>
+        </w:rPr>
+        <w:t>Especiales.-</w:t>
+      </w:r>
+      <w:proofErr w:type="gramEnd"/>
+      <w:r>
+        <w:rPr>
+          <w:rFonts w:ascii="Arial Narrow" w:eastAsia="Arial Narrow" w:hAnsi="Arial Narrow" w:cs="Arial Narrow"/>
+          <w:sz w:val="16"/>
+          <w:szCs w:val="16"/>
+        </w:rPr>
+        <w:t xml:space="preserve"> Se requiere el otorgamiento de facultades especiales para realizar todos los actos de disposición de derechos sustantivos y para demandar, reconvenir, contestar demandas y reconvenciones, desistirse del proceso y de la pretensión, allanarse a la pretensión, </w:t>
+      </w:r>
+      <w:proofErr w:type="gramStart"/>
+      <w:r>
+        <w:rPr>
+          <w:rFonts w:ascii="Arial Narrow" w:eastAsia="Arial Narrow" w:hAnsi="Arial Narrow" w:cs="Arial Narrow"/>
+          <w:sz w:val="16"/>
+          <w:szCs w:val="16"/>
+        </w:rPr>
+        <w:t>conciliar,  transigir</w:t>
+      </w:r>
+      <w:proofErr w:type="gramEnd"/>
+      <w:r>
+        <w:rPr>
+          <w:rFonts w:ascii="Arial Narrow" w:eastAsia="Arial Narrow" w:hAnsi="Arial Narrow" w:cs="Arial Narrow"/>
+          <w:sz w:val="16"/>
+          <w:szCs w:val="16"/>
+        </w:rPr>
+        <w:t xml:space="preserve">, </w:t>
+      </w:r>
+      <w:proofErr w:type="gramStart"/>
+      <w:r>
+        <w:rPr>
+          <w:rFonts w:ascii="Arial Narrow" w:eastAsia="Arial Narrow" w:hAnsi="Arial Narrow" w:cs="Arial Narrow"/>
+          <w:sz w:val="16"/>
+          <w:szCs w:val="16"/>
+        </w:rPr>
+        <w:t>someter  a</w:t>
+      </w:r>
+      <w:proofErr w:type="gramEnd"/>
+      <w:r>
+        <w:rPr>
+          <w:rFonts w:ascii="Arial Narrow" w:eastAsia="Arial Narrow" w:hAnsi="Arial Narrow" w:cs="Arial Narrow"/>
+          <w:sz w:val="16"/>
+          <w:szCs w:val="16"/>
+        </w:rPr>
+        <w:t xml:space="preserve">   </w:t>
+      </w:r>
+      <w:proofErr w:type="gramStart"/>
+      <w:r>
+        <w:rPr>
+          <w:rFonts w:ascii="Arial Narrow" w:eastAsia="Arial Narrow" w:hAnsi="Arial Narrow" w:cs="Arial Narrow"/>
+          <w:sz w:val="16"/>
+          <w:szCs w:val="16"/>
+        </w:rPr>
+        <w:t>arbitraje  las</w:t>
+      </w:r>
+      <w:proofErr w:type="gramEnd"/>
+      <w:r>
+        <w:rPr>
+          <w:rFonts w:ascii="Arial Narrow" w:eastAsia="Arial Narrow" w:hAnsi="Arial Narrow" w:cs="Arial Narrow"/>
+          <w:sz w:val="16"/>
+          <w:szCs w:val="16"/>
+        </w:rPr>
+        <w:t xml:space="preserve">  pretensiones controvertidas en el proceso, sustituir o delegar la representación procesal y para los demás actos que exprese la ley. El otorgamiento de facultades especiales se rige por el principio de literalidad. No se presume la existencia de facultades especiales no conferidas explícitamente.</w:t>
+      </w:r>
+    </w:p>
+    <w:p>
+      <w:pPr>
+        <w:pStyle w:val="Textonotapie"/>
+        <w:ind w:left="567" w:hanging="567"/>
+        <w:jc w:val="both"/>
+        <w:rPr>
+          <w:rFonts w:ascii="Arial Narrow" w:eastAsia="Arial Narrow" w:hAnsi="Arial Narrow" w:cs="Arial Narrow"/>
+          <w:b/>
+          <w:bCs/>
+          <w:sz w:val="16"/>
+          <w:szCs w:val="16"/>
+        </w:rPr>
+      </w:pPr>
+    </w:p>
+  </w:footnote>
+  <w:footnote w:id="14">
+    <w:p>
+      <w:pPr>
+        <w:tabs>
+          <w:tab w:val="left" w:pos="567"/>
+        </w:tabs>
+        <w:spacing w:after="0" w:line="240" w:lineRule="auto"/>
+        <w:ind w:left="567" w:hanging="567"/>
+        <w:jc w:val="both"/>
+        <w:rPr>
+          <w:rFonts w:ascii="Arial Narrow" w:eastAsia="Arial Narrow" w:hAnsi="Arial Narrow" w:cs="Arial Narrow"/>
+          <w:sz w:val="16"/>
+          <w:szCs w:val="16"/>
+        </w:rPr>
+      </w:pPr>
+      <w:r>
+        <w:rPr>
+          <w:rStyle w:val="Refdenotaalpie"/>
+          <w:rFonts w:ascii="Arial Narrow" w:eastAsia="Arial Narrow" w:hAnsi="Arial Narrow" w:cs="Arial Narrow"/>
+          <w:sz w:val="16"/>
+          <w:szCs w:val="16"/>
+          <w:vertAlign w:val="superscript"/>
+        </w:rPr>
+        <w:footnoteRef/>
+      </w:r>
+      <w:r>
+        <w:rPr>
+          <w:rFonts w:ascii="Arial Narrow" w:eastAsia="Arial Narrow" w:hAnsi="Arial Narrow" w:cs="Arial Narrow"/>
+          <w:sz w:val="16"/>
+          <w:szCs w:val="16"/>
+          <w:vertAlign w:val="superscript"/>
+        </w:rPr>
+        <w:tab/>
+        <w:t xml:space="preserve"/>
+      </w:r>
+      <w:r>
+        <w:rPr>
+          <w:rFonts w:ascii="Arial Narrow" w:eastAsia="Arial Narrow" w:hAnsi="Arial Narrow" w:cs="Arial Narrow"/>
+          <w:sz w:val="16"/>
+          <w:szCs w:val="16"/>
+        </w:rPr>
         <w:t xml:space="preserve"> </w:t>
+      </w:r>
+      <w:r>
+        <w:rPr>
+          <w:rFonts w:ascii="Arial Narrow" w:eastAsia="Arial Narrow" w:hAnsi="Arial Narrow" w:cs="Arial Narrow"/>
+          <w:sz w:val="16"/>
+          <w:szCs w:val="16"/>
+        </w:rPr>
+        <w:tab/>
+      </w:r>
+      <w:r>
+        <w:rPr>
+          <w:rFonts w:ascii="Arial Narrow" w:eastAsia="Arial Narrow" w:hAnsi="Arial Narrow" w:cs="Arial Narrow"/>
+          <w:b/>
+          <w:sz w:val="16"/>
+          <w:szCs w:val="16"/>
+        </w:rPr>
+        <w:t>LEY 29571, CÓDIGO DE PROTECCIÓN Y DEFENSA DEL CONSUMIDOR</w:t>
+      </w:r>
+      <w:r>
+        <w:rPr>
+          <w:rFonts w:ascii="Arial Narrow" w:eastAsia="Arial Narrow" w:hAnsi="Arial Narrow" w:cs="Arial Narrow"/>
+          <w:b/>
+          <w:bCs/>
+          <w:sz w:val="16"/>
+          <w:szCs w:val="16"/>
+        </w:rPr>
+        <w:t xml:space="preserve">, </w:t>
+      </w:r>
+      <w:r>
+        <w:rPr>
+          <w:rFonts w:ascii="Arial Narrow" w:eastAsia="Arial Narrow" w:hAnsi="Arial Narrow" w:cs="Arial Narrow"/>
+          <w:b/>
+          <w:sz w:val="16"/>
+          <w:szCs w:val="16"/>
+        </w:rPr>
+        <w:t>publicado el 2 de setiembre de 2010 y modificado por Decreto Legislativo 1308</w:t>
+      </w:r>
+    </w:p>
+    <w:p>
+      <w:pPr>
+        <w:spacing w:after="0" w:line="240" w:lineRule="auto"/>
+        <w:ind w:left="567" w:hanging="567"/>
+        <w:jc w:val="both"/>
+        <w:rPr>
+          <w:rFonts w:ascii="Arial Narrow" w:eastAsia="Arial Narrow" w:hAnsi="Arial Narrow" w:cs="Arial Narrow"/>
+          <w:b/>
+          <w:sz w:val="16"/>
+          <w:szCs w:val="16"/>
+        </w:rPr>
+      </w:pPr>
+      <w:r>
+        <w:rPr>
+          <w:rFonts w:ascii="Arial Narrow" w:eastAsia="Arial Narrow" w:hAnsi="Arial Narrow" w:cs="Arial Narrow"/>
+          <w:b/>
+          <w:sz w:val="16"/>
+          <w:szCs w:val="16"/>
+        </w:rPr>
+        <w:tab/>
+        <w:t>Artículo 110.- Sanciones administrativas</w:t>
+      </w:r>
+    </w:p>
+    <w:p>
+      <w:pPr>
+        <w:spacing w:after="0" w:line="240" w:lineRule="auto"/>
+        <w:ind w:left="567"/>
+        <w:jc w:val="both"/>
+        <w:rPr>
+          <w:rFonts w:ascii="Arial Narrow" w:eastAsia="Arial Narrow" w:hAnsi="Arial Narrow" w:cs="Arial Narrow"/>
+          <w:sz w:val="16"/>
+          <w:szCs w:val="16"/>
+        </w:rPr>
+      </w:pPr>
+      <w:r>
+        <w:rPr>
+          <w:rFonts w:ascii="Arial Narrow" w:eastAsia="Arial Narrow" w:hAnsi="Arial Narrow" w:cs="Arial Narrow"/>
+          <w:sz w:val="16"/>
+          <w:szCs w:val="16"/>
+        </w:rPr>
+        <w:t>El órgano resolutivo puede sancionar las infracciones administrativas a que se refiere el artículo 108 con amonestación y multas de hasta cuatrocientos cincuenta (450) Unidades Impositivas Tributarias (UIT), las cuales son calificadas de la siguiente manera:</w:t>
+      </w:r>
+    </w:p>
+    <w:p>
+      <w:pPr>
+        <w:numPr>
+          <w:ilvl w:val="0"/>
+          <w:numId w:val="2"/>
+        </w:numPr>
+        <w:spacing w:after="0" w:line="240" w:lineRule="auto"/>
+        <w:ind w:left="426" w:firstLine="141"/>
+        <w:jc w:val="both"/>
+        <w:rPr>
+          <w:rFonts w:ascii="Arial Narrow" w:eastAsia="Arial Narrow" w:hAnsi="Arial Narrow" w:cs="Arial Narrow"/>
+          <w:sz w:val="16"/>
+          <w:szCs w:val="16"/>
+        </w:rPr>
+      </w:pPr>
+      <w:r>
+        <w:rPr>
+          <w:rFonts w:ascii="Arial Narrow" w:eastAsia="Arial Narrow" w:hAnsi="Arial Narrow" w:cs="Arial Narrow"/>
+          <w:sz w:val="16"/>
+          <w:szCs w:val="16"/>
+        </w:rPr>
+        <w:t>Infracciones leves, con una amonestación o con una multa de hasta cincuenta (50) UIT.</w:t>
+      </w:r>
+    </w:p>
+    <w:p>
+      <w:pPr>
+        <w:numPr>
+          <w:ilvl w:val="0"/>
+          <w:numId w:val="2"/>
+        </w:numPr>
+        <w:spacing w:after="0" w:line="240" w:lineRule="auto"/>
+        <w:ind w:left="426" w:firstLine="141"/>
+        <w:jc w:val="both"/>
+        <w:rPr>
+          <w:rFonts w:ascii="Arial Narrow" w:eastAsia="Arial Narrow" w:hAnsi="Arial Narrow" w:cs="Arial Narrow"/>
+          <w:sz w:val="16"/>
+          <w:szCs w:val="16"/>
+        </w:rPr>
+      </w:pPr>
+      <w:r>
+        <w:rPr>
+          <w:rFonts w:ascii="Arial Narrow" w:eastAsia="Arial Narrow" w:hAnsi="Arial Narrow" w:cs="Arial Narrow"/>
+          <w:sz w:val="16"/>
+          <w:szCs w:val="16"/>
+        </w:rPr>
+        <w:t>Infracciones graves, con una multa de hasta ciento cincuenta (150) UIT.</w:t>
+      </w:r>
+    </w:p>
+    <w:p>
+      <w:pPr>
+        <w:numPr>
+          <w:ilvl w:val="0"/>
+          <w:numId w:val="2"/>
+        </w:numPr>
+        <w:spacing w:after="0" w:line="240" w:lineRule="auto"/>
+        <w:ind w:left="426" w:firstLine="141"/>
+        <w:jc w:val="both"/>
+        <w:rPr>
+          <w:rFonts w:ascii="Arial Narrow" w:eastAsia="Arial Narrow" w:hAnsi="Arial Narrow" w:cs="Arial Narrow"/>
+          <w:sz w:val="16"/>
+          <w:szCs w:val="16"/>
+        </w:rPr>
+      </w:pPr>
+      <w:r>
+        <w:rPr>
+          <w:rFonts w:ascii="Arial Narrow" w:eastAsia="Arial Narrow" w:hAnsi="Arial Narrow" w:cs="Arial Narrow"/>
+          <w:sz w:val="16"/>
+          <w:szCs w:val="16"/>
+        </w:rPr>
+        <w:t>Infracciones muy graves, con una multa de hasta cuatrocientos cincuenta (450) UIT.</w:t>
+      </w:r>
+    </w:p>
+    <w:p>
+      <w:pPr>
+        <w:spacing w:after="0" w:line="240" w:lineRule="auto"/>
+        <w:ind w:left="567"/>
+        <w:jc w:val="both"/>
+        <w:rPr>
+          <w:rFonts w:ascii="Arial Narrow" w:eastAsia="Arial Narrow" w:hAnsi="Arial Narrow" w:cs="Arial Narrow"/>
+          <w:sz w:val="16"/>
+          <w:szCs w:val="16"/>
+        </w:rPr>
+      </w:pPr>
+      <w:r>
+        <w:rPr>
+          <w:rFonts w:ascii="Arial Narrow" w:eastAsia="Arial Narrow" w:hAnsi="Arial Narrow" w:cs="Arial Narrow"/>
+          <w:sz w:val="16"/>
+          <w:szCs w:val="16"/>
+        </w:rPr>
+        <w:t>(…).</w:t>
+      </w:r>
+    </w:p>
+    <w:p>
+      <w:pPr>
+        <w:spacing w:after="0" w:line="240" w:lineRule="auto"/>
+        <w:ind w:left="567" w:hanging="567"/>
+        <w:jc w:val="both"/>
+        <w:rPr>
+          <w:rFonts w:ascii="Arial Narrow" w:eastAsia="Arial Narrow" w:hAnsi="Arial Narrow" w:cs="Arial Narrow"/>
+          <w:sz w:val="16"/>
+          <w:szCs w:val="16"/>
+        </w:rPr>
+      </w:pPr>
+    </w:p>
+  </w:footnote>
+  <w:footnote w:id="15">
+    <w:p>
+      <w:pPr>
+        <w:pStyle w:val="Textonotapie"/>
+        <w:tabs>
+          <w:tab w:val="left" w:pos="567"/>
+        </w:tabs>
+        <w:ind w:left="567" w:right="-1" w:hanging="567"/>
+        <w:jc w:val="both"/>
+        <w:rPr>
+          <w:rFonts w:ascii="Arial Narrow" w:eastAsia="Arial Narrow" w:hAnsi="Arial Narrow" w:cs="Arial Narrow"/>
+          <w:b/>
+          <w:bCs/>
+          <w:sz w:val="16"/>
+          <w:szCs w:val="16"/>
+        </w:rPr>
+      </w:pPr>
+      <w:r>
+        <w:rPr>
+          <w:rStyle w:val="Refdenotaalpie"/>
+          <w:rFonts w:ascii="Arial Narrow" w:eastAsia="Arial Narrow" w:hAnsi="Arial Narrow" w:cs="Arial Narrow"/>
+          <w:sz w:val="16"/>
+          <w:szCs w:val="16"/>
+          <w:vertAlign w:val="superscript"/>
+        </w:rPr>
+        <w:footnoteRef/>
+      </w:r>
+      <w:r>
+        <w:rPr>
+          <w:rFonts w:ascii="Arial Narrow" w:eastAsia="Arial Narrow" w:hAnsi="Arial Narrow" w:cs="Arial Narrow"/>
+          <w:sz w:val="16"/>
+          <w:szCs w:val="16"/>
+        </w:rPr>
+        <w:tab/>
+        <w:t xml:space="preserve"/>
+      </w:r>
+      <w:r>
+        <w:rPr>
+          <w:rFonts w:ascii="Arial Narrow" w:eastAsia="Arial Narrow" w:hAnsi="Arial Narrow" w:cs="Arial Narrow"/>
+          <w:sz w:val="16"/>
+          <w:szCs w:val="16"/>
+        </w:rPr>
+        <w:tab/>
+      </w:r>
+      <w:r>
+        <w:rPr>
+          <w:rFonts w:ascii="Arial Narrow" w:eastAsia="Arial Narrow" w:hAnsi="Arial Narrow" w:cs="Arial Narrow"/>
+          <w:b/>
+          <w:bCs/>
+          <w:sz w:val="16"/>
+          <w:szCs w:val="16"/>
+        </w:rPr>
+        <w:t xml:space="preserve">LEY 29571, CÓDIGO DE PROTECCIÓN Y DEFENSA DEL CONSUMIDOR, publicado el 2 de setiembre de 2010 y modificado por Decreto Legislativo 1308 </w:t>
+      </w:r>
+    </w:p>
+    <w:p>
+      <w:pPr>
+        <w:tabs>
+          <w:tab w:val="left" w:pos="567"/>
+        </w:tabs>
+        <w:spacing w:after="0" w:line="240" w:lineRule="auto"/>
+        <w:ind w:left="567" w:hanging="567"/>
+        <w:jc w:val="both"/>
+        <w:rPr>
+          <w:rFonts w:ascii="Arial Narrow" w:eastAsia="Arial Narrow" w:hAnsi="Arial Narrow" w:cs="Arial Narrow"/>
+          <w:sz w:val="16"/>
+          <w:szCs w:val="16"/>
+        </w:rPr>
+      </w:pPr>
+      <w:r>
+        <w:rPr>
+          <w:rFonts w:ascii="Arial Narrow" w:eastAsia="Arial Narrow" w:hAnsi="Arial Narrow" w:cs="Arial Narrow"/>
+          <w:sz w:val="16"/>
+          <w:szCs w:val="16"/>
+        </w:rPr>
+        <w:tab/>
+        <w:t xml:space="preserve"/>
+      </w:r>
+      <w:r>
+        <w:rPr>
+          <w:rFonts w:ascii="Arial Narrow" w:eastAsia="Arial Narrow" w:hAnsi="Arial Narrow" w:cs="Arial Narrow"/>
+          <w:b/>
+          <w:sz w:val="16"/>
+          <w:szCs w:val="16"/>
+        </w:rPr>
+        <w:t>Artículo 114.- Medidas correctivas</w:t>
+      </w:r>
+    </w:p>
+    <w:p>
+      <w:pPr>
+        <w:spacing w:after="0" w:line="240" w:lineRule="auto"/>
+        <w:ind w:left="567"/>
+        <w:jc w:val="both"/>
+        <w:rPr>
+          <w:rFonts w:ascii="Arial Narrow" w:eastAsia="Arial Narrow" w:hAnsi="Arial Narrow" w:cs="Arial Narrow"/>
+          <w:sz w:val="16"/>
+          <w:szCs w:val="16"/>
+        </w:rPr>
+      </w:pPr>
+      <w:r>
+        <w:rPr>
+          <w:rFonts w:ascii="Arial Narrow" w:eastAsia="Arial Narrow" w:hAnsi="Arial Narrow" w:cs="Arial Narrow"/>
+          <w:sz w:val="16"/>
+          <w:szCs w:val="16"/>
+        </w:rPr>
+        <w:t xml:space="preserve">Sin perjuicio de la sanción administrativa que corresponda al proveedor por una infracción al presente Código, el Indecopi puede dictar, en calidad de mandatos, medidas correctivas reparadoras y complementarias. </w:t>
+      </w:r>
+    </w:p>
+    <w:p>
+      <w:pPr>
+        <w:spacing w:after="0" w:line="240" w:lineRule="auto"/>
+        <w:ind w:left="567" w:hanging="567"/>
+        <w:jc w:val="both"/>
+        <w:rPr>
+          <w:rFonts w:ascii="Arial Narrow" w:eastAsia="Arial Narrow" w:hAnsi="Arial Narrow" w:cs="Arial Narrow"/>
+          <w:sz w:val="16"/>
+          <w:szCs w:val="16"/>
+        </w:rPr>
+      </w:pPr>
+      <w:r>
+        <w:rPr>
+          <w:rFonts w:ascii="Arial Narrow" w:eastAsia="Arial Narrow" w:hAnsi="Arial Narrow" w:cs="Arial Narrow"/>
+          <w:sz w:val="16"/>
+          <w:szCs w:val="16"/>
+        </w:rPr>
+        <w:tab/>
+        <w:t xml:space="preserve">Las medidas correctivas reparadoras pueden dictarse a pedido de parte o de oficio, siempre y cuando sean expresamente informadas sobre esa posibilidad en la notificación de cargo al proveedor por la autoridad encargada del procedimiento. </w:t>
+      </w:r>
+    </w:p>
+    <w:p>
+      <w:pPr>
+        <w:spacing w:after="0" w:line="240" w:lineRule="auto"/>
+        <w:ind w:left="567" w:hanging="567"/>
+        <w:jc w:val="both"/>
+        <w:rPr>
+          <w:rFonts w:ascii="Arial Narrow" w:eastAsia="Arial Narrow" w:hAnsi="Arial Narrow" w:cs="Arial Narrow"/>
+          <w:sz w:val="16"/>
+          <w:szCs w:val="16"/>
+        </w:rPr>
+      </w:pPr>
+      <w:r>
+        <w:rPr>
+          <w:rFonts w:ascii="Arial Narrow" w:eastAsia="Arial Narrow" w:hAnsi="Arial Narrow" w:cs="Arial Narrow"/>
+          <w:sz w:val="16"/>
+          <w:szCs w:val="16"/>
+        </w:rPr>
+        <w:tab/>
+        <w:t>Las medidas correctivas complementarias pueden dictarse de oficio o a pedido de parte.</w:t>
+      </w:r>
+    </w:p>
+    <w:p>
+      <w:pPr>
+        <w:spacing w:after="0" w:line="240" w:lineRule="auto"/>
+        <w:ind w:left="567" w:hanging="567"/>
+        <w:jc w:val="both"/>
+        <w:rPr>
+          <w:rFonts w:ascii="Arial Narrow" w:eastAsia="Arial Narrow" w:hAnsi="Arial Narrow" w:cs="Arial Narrow"/>
+          <w:sz w:val="16"/>
+          <w:szCs w:val="16"/>
+        </w:rPr>
+      </w:pPr>
+      <w:r>
+        <w:rPr>
+          <w:rFonts w:ascii="Arial Narrow" w:eastAsia="Arial Narrow" w:hAnsi="Arial Narrow" w:cs="Arial Narrow"/>
+          <w:b/>
+          <w:sz w:val="16"/>
+          <w:szCs w:val="16"/>
+        </w:rPr>
+        <w:tab/>
+        <w:t>Artículo 115.- Medidas correctivas reparadoras</w:t>
+      </w:r>
+    </w:p>
+    <w:p>
+      <w:pPr>
+        <w:spacing w:after="0" w:line="240" w:lineRule="auto"/>
+        <w:ind w:left="567" w:hanging="283"/>
+        <w:jc w:val="both"/>
+        <w:rPr>
+          <w:rFonts w:ascii="Arial Narrow" w:eastAsia="Arial Narrow" w:hAnsi="Arial Narrow" w:cs="Arial Narrow"/>
+          <w:sz w:val="16"/>
+          <w:szCs w:val="16"/>
+        </w:rPr>
+      </w:pPr>
+      <w:r>
+        <w:rPr>
+          <w:rFonts w:ascii="Arial Narrow" w:eastAsia="Arial Narrow" w:hAnsi="Arial Narrow" w:cs="Arial Narrow"/>
+          <w:sz w:val="16"/>
+          <w:szCs w:val="16"/>
+        </w:rPr>
+        <w:tab/>
+        <w:t>115.1 Las medidas correctivas reparadoras tienen el objeto de resarcir las consecuencias patrimoniales directas e inmediatas ocasionadas al consumidor por la infracción administrativa a su estado anterior. En caso el órgano resolutivo dicte una o varias medidas correctivas, debe considerar lo acordado por las partes durante la relación de consumo. Las medidas correctivas reparadoras pueden consistir en ordenar al proveedor infractor lo siguiente:</w:t>
+      </w:r>
+    </w:p>
+    <w:p>
+      <w:pPr>
+        <w:numPr>
+          <w:ilvl w:val="0"/>
+          <w:numId w:val="1"/>
+        </w:numPr>
+        <w:spacing w:after="0" w:line="240" w:lineRule="auto"/>
+        <w:ind w:left="567" w:firstLine="0"/>
+        <w:jc w:val="both"/>
+        <w:rPr>
+          <w:rFonts w:ascii="Arial Narrow" w:eastAsia="Arial Narrow" w:hAnsi="Arial Narrow" w:cs="Arial Narrow"/>
+          <w:sz w:val="16"/>
+          <w:szCs w:val="16"/>
+        </w:rPr>
+      </w:pPr>
+      <w:r>
+        <w:rPr>
+          <w:rFonts w:ascii="Arial Narrow" w:eastAsia="Arial Narrow" w:hAnsi="Arial Narrow" w:cs="Arial Narrow"/>
+          <w:sz w:val="16"/>
+          <w:szCs w:val="16"/>
+        </w:rPr>
+        <w:t>Reparar productos.</w:t>
+      </w:r>
+    </w:p>
+    <w:p>
+      <w:pPr>
+        <w:numPr>
+          <w:ilvl w:val="0"/>
+          <w:numId w:val="1"/>
+        </w:numPr>
+        <w:spacing w:after="0" w:line="240" w:lineRule="auto"/>
+        <w:ind w:left="567" w:firstLine="0"/>
+        <w:jc w:val="both"/>
+        <w:rPr>
+          <w:rFonts w:ascii="Arial Narrow" w:eastAsia="Arial Narrow" w:hAnsi="Arial Narrow" w:cs="Arial Narrow"/>
+          <w:sz w:val="16"/>
+          <w:szCs w:val="16"/>
+        </w:rPr>
+      </w:pPr>
+      <w:r>
+        <w:rPr>
+          <w:rFonts w:ascii="Arial Narrow" w:eastAsia="Arial Narrow" w:hAnsi="Arial Narrow" w:cs="Arial Narrow"/>
+          <w:sz w:val="16"/>
+          <w:szCs w:val="16"/>
+        </w:rPr>
+        <w:t>Cambiar productos por otros de idénticas o similares características, cuando la reparación no sea posible o no resulte razonable según las circunstancias.</w:t>
+      </w:r>
+    </w:p>
+    <w:p>
+      <w:pPr>
+        <w:numPr>
+          <w:ilvl w:val="0"/>
+          <w:numId w:val="1"/>
+        </w:numPr>
+        <w:spacing w:after="0" w:line="240" w:lineRule="auto"/>
+        <w:ind w:left="567" w:firstLine="0"/>
+        <w:jc w:val="both"/>
+        <w:rPr>
+          <w:rFonts w:ascii="Arial Narrow" w:eastAsia="Arial Narrow" w:hAnsi="Arial Narrow" w:cs="Arial Narrow"/>
+          <w:sz w:val="16"/>
+          <w:szCs w:val="16"/>
+        </w:rPr>
+      </w:pPr>
+      <w:r>
+        <w:rPr>
+          <w:rFonts w:ascii="Arial Narrow" w:eastAsia="Arial Narrow" w:hAnsi="Arial Narrow" w:cs="Arial Narrow"/>
+          <w:sz w:val="16"/>
+          <w:szCs w:val="16"/>
+        </w:rPr>
+        <w:t>Entregar un producto de idénticas características o, cuando esto no resulte posible, de similares características, en los supuestos de pérdida o deterioro atribuible al proveedor y siempre que exista interés del consumidor.</w:t>
+      </w:r>
+    </w:p>
+    <w:p>
+      <w:pPr>
+        <w:numPr>
+          <w:ilvl w:val="0"/>
+          <w:numId w:val="1"/>
+        </w:numPr>
+        <w:spacing w:after="0" w:line="240" w:lineRule="auto"/>
+        <w:ind w:left="567" w:firstLine="0"/>
+        <w:jc w:val="both"/>
+        <w:rPr>
+          <w:rFonts w:ascii="Arial Narrow" w:eastAsia="Arial Narrow" w:hAnsi="Arial Narrow" w:cs="Arial Narrow"/>
+          <w:sz w:val="16"/>
+          <w:szCs w:val="16"/>
+        </w:rPr>
+      </w:pPr>
+      <w:r>
+        <w:rPr>
+          <w:rFonts w:ascii="Arial Narrow" w:eastAsia="Arial Narrow" w:hAnsi="Arial Narrow" w:cs="Arial Narrow"/>
+          <w:sz w:val="16"/>
+          <w:szCs w:val="16"/>
+        </w:rPr>
+        <w:t>Cumplir con ejecutar la prestación u obligación asumida; y si esto no resulte posible o no sea razonable, otra de efectos equivalentes, incluyendo prestaciones dinerarias.</w:t>
+      </w:r>
+    </w:p>
+    <w:p>
+      <w:pPr>
+        <w:numPr>
+          <w:ilvl w:val="0"/>
+          <w:numId w:val="1"/>
+        </w:numPr>
+        <w:spacing w:after="0" w:line="240" w:lineRule="auto"/>
+        <w:ind w:left="567" w:firstLine="0"/>
+        <w:jc w:val="both"/>
+        <w:rPr>
+          <w:rFonts w:ascii="Arial Narrow" w:eastAsia="Arial Narrow" w:hAnsi="Arial Narrow" w:cs="Arial Narrow"/>
+          <w:sz w:val="16"/>
+          <w:szCs w:val="16"/>
+        </w:rPr>
+      </w:pPr>
+      <w:r>
+        <w:rPr>
+          <w:rFonts w:ascii="Arial Narrow" w:eastAsia="Arial Narrow" w:hAnsi="Arial Narrow" w:cs="Arial Narrow"/>
+          <w:sz w:val="16"/>
+          <w:szCs w:val="16"/>
+        </w:rPr>
+        <w:t>Cumplir con ejecutar otras prestaciones u obligaciones legales o convencionales a su cargo.</w:t>
+      </w:r>
+    </w:p>
+    <w:p>
+      <w:pPr>
+        <w:numPr>
+          <w:ilvl w:val="0"/>
+          <w:numId w:val="1"/>
+        </w:numPr>
+        <w:spacing w:after="0" w:line="240" w:lineRule="auto"/>
+        <w:ind w:left="567" w:firstLine="0"/>
+        <w:jc w:val="both"/>
+        <w:rPr>
+          <w:rFonts w:ascii="Arial Narrow" w:eastAsia="Arial Narrow" w:hAnsi="Arial Narrow" w:cs="Arial Narrow"/>
+          <w:sz w:val="16"/>
+          <w:szCs w:val="16"/>
+        </w:rPr>
+      </w:pPr>
+      <w:r>
+        <w:rPr>
+          <w:rFonts w:ascii="Arial Narrow" w:eastAsia="Arial Narrow" w:hAnsi="Arial Narrow" w:cs="Arial Narrow"/>
+          <w:sz w:val="16"/>
+          <w:szCs w:val="16"/>
+        </w:rPr>
+        <w:t>Devolver la contraprestación pagada por el consumidor, más los intereses legales correspondientes, cuando la reparación, reposición, o cumplimiento de la prestación u obligación, según sea el caso, no resulte posible o no sea razonable según las circunstancias.</w:t>
+      </w:r>
+    </w:p>
+    <w:p>
+      <w:pPr>
+        <w:numPr>
+          <w:ilvl w:val="0"/>
+          <w:numId w:val="1"/>
+        </w:numPr>
+        <w:spacing w:after="0" w:line="240" w:lineRule="auto"/>
+        <w:ind w:left="567" w:firstLine="0"/>
+        <w:jc w:val="both"/>
+        <w:rPr>
+          <w:rFonts w:ascii="Arial Narrow" w:eastAsia="Arial Narrow" w:hAnsi="Arial Narrow" w:cs="Arial Narrow"/>
+          <w:sz w:val="16"/>
+          <w:szCs w:val="16"/>
+        </w:rPr>
+      </w:pPr>
+      <w:r>
+        <w:rPr>
+          <w:rFonts w:ascii="Arial Narrow" w:eastAsia="Arial Narrow" w:hAnsi="Arial Narrow" w:cs="Arial Narrow"/>
+          <w:sz w:val="16"/>
+          <w:szCs w:val="16"/>
+        </w:rPr>
+        <w:t>En los supuestos de pagos indebidos o en exceso, devolver estos montos, más los intereses correspondientes.</w:t>
+      </w:r>
+    </w:p>
+    <w:p>
+      <w:pPr>
+        <w:numPr>
+          <w:ilvl w:val="0"/>
+          <w:numId w:val="1"/>
+        </w:numPr>
+        <w:spacing w:after="0" w:line="240" w:lineRule="auto"/>
+        <w:ind w:left="567" w:firstLine="0"/>
+        <w:jc w:val="both"/>
+        <w:rPr>
+          <w:rFonts w:ascii="Arial Narrow" w:eastAsia="Arial Narrow" w:hAnsi="Arial Narrow" w:cs="Arial Narrow"/>
+          <w:sz w:val="16"/>
+          <w:szCs w:val="16"/>
+        </w:rPr>
+      </w:pPr>
+      <w:r>
+        <w:rPr>
+          <w:rFonts w:ascii="Arial Narrow" w:eastAsia="Arial Narrow" w:hAnsi="Arial Narrow" w:cs="Arial Narrow"/>
+          <w:sz w:val="16"/>
+          <w:szCs w:val="16"/>
+        </w:rPr>
+        <w:t>Pagar los gastos incurridos por el consumidor para mitigar las consecuencias de la infracción administrativa.</w:t>
+      </w:r>
+    </w:p>
+    <w:p>
+      <w:pPr>
+        <w:numPr>
+          <w:ilvl w:val="0"/>
+          <w:numId w:val="1"/>
+        </w:numPr>
+        <w:spacing w:after="0" w:line="240" w:lineRule="auto"/>
+        <w:ind w:left="567" w:firstLine="0"/>
+        <w:jc w:val="both"/>
+        <w:rPr>
+          <w:rFonts w:ascii="Arial Narrow" w:eastAsia="Arial Narrow" w:hAnsi="Arial Narrow" w:cs="Arial Narrow"/>
+          <w:sz w:val="16"/>
+          <w:szCs w:val="16"/>
+        </w:rPr>
+      </w:pPr>
+      <w:r>
+        <w:rPr>
+          <w:rFonts w:ascii="Arial Narrow" w:eastAsia="Arial Narrow" w:hAnsi="Arial Narrow" w:cs="Arial Narrow"/>
+          <w:sz w:val="16"/>
+          <w:szCs w:val="16"/>
+        </w:rPr>
+        <w:t>Otras medidas reparadoras análogas de efectos equivalentes a las anteriores.</w:t>
+      </w:r>
+    </w:p>
+    <w:p>
+      <w:pPr>
+        <w:pStyle w:val="Sinespaciado"/>
+        <w:ind w:left="567"/>
+        <w:jc w:val="both"/>
+        <w:rPr>
+          <w:rFonts w:ascii="Arial Narrow" w:eastAsia="Arial Narrow" w:hAnsi="Arial Narrow" w:cs="Arial Narrow"/>
+          <w:sz w:val="16"/>
+          <w:szCs w:val="16"/>
+        </w:rPr>
+      </w:pPr>
+      <w:r>
+        <w:rPr>
+          <w:rFonts w:ascii="Arial Narrow" w:eastAsia="Arial Narrow" w:hAnsi="Arial Narrow" w:cs="Arial Narrow"/>
+          <w:sz w:val="16"/>
+          <w:szCs w:val="16"/>
+        </w:rPr>
+        <w:t xml:space="preserve">115.2 Las medidas correctivas reparadoras no pueden ser solicitadas de manera acumulativa conjunta, pudiendo plantearse de manera alternativa o subsidiaria, con excepción de la medida correctiva señalada en el literal h) que puede solicitarse </w:t>
+      </w:r>
+      <w:proofErr w:type="gramStart"/>
+      <w:r>
+        <w:rPr>
+          <w:rFonts w:ascii="Arial Narrow" w:eastAsia="Arial Narrow" w:hAnsi="Arial Narrow" w:cs="Arial Narrow"/>
+          <w:sz w:val="16"/>
+          <w:szCs w:val="16"/>
+        </w:rPr>
+        <w:t>conjuntamente con</w:t>
+      </w:r>
+      <w:proofErr w:type="gramEnd"/>
+      <w:r>
+        <w:rPr>
+          <w:rFonts w:ascii="Arial Narrow" w:eastAsia="Arial Narrow" w:hAnsi="Arial Narrow" w:cs="Arial Narrow"/>
+          <w:sz w:val="16"/>
+          <w:szCs w:val="16"/>
+        </w:rPr>
+        <w:t xml:space="preserve"> otra medida correctiva. Cuando los órganos competentes del Indecopi se pronuncian respecto de una medida correctiva reparadora, aplican el principio de congruencia procesal.</w:t>
+      </w:r>
+    </w:p>
+    <w:p>
+      <w:pPr>
+        <w:spacing w:after="0" w:line="240" w:lineRule="auto"/>
+        <w:ind w:left="567"/>
+        <w:jc w:val="both"/>
+        <w:rPr>
+          <w:rFonts w:ascii="Arial Narrow" w:eastAsia="Arial Narrow" w:hAnsi="Arial Narrow" w:cs="Arial Narrow"/>
+          <w:sz w:val="16"/>
+          <w:szCs w:val="16"/>
+        </w:rPr>
+      </w:pPr>
+      <w:r>
+        <w:rPr>
+          <w:rFonts w:ascii="Arial Narrow" w:eastAsia="Arial Narrow" w:hAnsi="Arial Narrow" w:cs="Arial Narrow"/>
+          <w:sz w:val="16"/>
+          <w:szCs w:val="16"/>
+        </w:rPr>
+        <w:t>115.3 Las medidas correctivas reparadoras pueden solicitarse en cualquier momento hasta antes de la notificación de cargo al proveedor, sin perjuicio de la facultad de secretaría técnica de la comisión de requerir al consumidor que precise la medida correctiva materia de solicitud. El consumidor puede variar su solicitud de medida correctiva hasta antes de la decisión de primera instancia, en cuyo caso se confiere traslado al proveedor para que formule su descargo.</w:t>
+      </w:r>
+    </w:p>
+    <w:p>
+      <w:pPr>
+        <w:spacing w:after="0" w:line="240" w:lineRule="auto"/>
+        <w:ind w:left="567"/>
+        <w:jc w:val="both"/>
+        <w:rPr>
+          <w:rFonts w:ascii="Arial Narrow" w:eastAsia="Arial Narrow" w:hAnsi="Arial Narrow" w:cs="Arial Narrow"/>
+          <w:sz w:val="16"/>
+          <w:szCs w:val="16"/>
+        </w:rPr>
+      </w:pPr>
+      <w:r>
+        <w:rPr>
+          <w:rFonts w:ascii="Arial Narrow" w:eastAsia="Arial Narrow" w:hAnsi="Arial Narrow" w:cs="Arial Narrow"/>
+          <w:sz w:val="16"/>
+          <w:szCs w:val="16"/>
+        </w:rPr>
+        <w:t>115.4 Corresponde al consumidor que solicita el dictado de la medida correctiva reparadora probar las consecuencias patrimoniales directas e inmediatas causadas por la comisión de la infracción administrativa.</w:t>
+      </w:r>
+    </w:p>
+    <w:p>
+      <w:pPr>
+        <w:spacing w:after="0" w:line="240" w:lineRule="auto"/>
+        <w:ind w:left="567"/>
+        <w:jc w:val="both"/>
+        <w:rPr>
+          <w:rFonts w:ascii="Arial Narrow" w:eastAsia="Arial Narrow" w:hAnsi="Arial Narrow" w:cs="Arial Narrow"/>
+          <w:sz w:val="16"/>
+          <w:szCs w:val="16"/>
+        </w:rPr>
+      </w:pPr>
+      <w:r>
+        <w:rPr>
+          <w:rFonts w:ascii="Arial Narrow" w:eastAsia="Arial Narrow" w:hAnsi="Arial Narrow" w:cs="Arial Narrow"/>
+          <w:sz w:val="16"/>
+          <w:szCs w:val="16"/>
+        </w:rPr>
+        <w:t>115.5 Los bienes o montos objeto de medidas correctivas reparadoras son entregados por el proveedor directamente al consumidor que los reclama, salvo mandato distinto contenido en la resolución. Aquellos bienes o montos materia de una medida correctiva reparadora, que por algún motivo se encuentran en posesión del Indecopi y deban ser entregados a los consumidores beneficiados, son puestos a disposición de estos.</w:t>
+      </w:r>
+    </w:p>
+    <w:p>
+      <w:pPr>
+        <w:spacing w:after="0" w:line="240" w:lineRule="auto"/>
+        <w:ind w:left="567"/>
+        <w:jc w:val="both"/>
+        <w:rPr>
+          <w:rFonts w:ascii="Arial Narrow" w:eastAsia="Arial Narrow" w:hAnsi="Arial Narrow" w:cs="Arial Narrow"/>
+          <w:sz w:val="16"/>
+          <w:szCs w:val="16"/>
+        </w:rPr>
+      </w:pPr>
+      <w:r>
+        <w:rPr>
+          <w:rFonts w:ascii="Arial Narrow" w:eastAsia="Arial Narrow" w:hAnsi="Arial Narrow" w:cs="Arial Narrow"/>
+          <w:sz w:val="16"/>
+          <w:szCs w:val="16"/>
+        </w:rPr>
+        <w:t>115.6 El extremo de la resolución final que ordena el cumplimiento de una medida correctiva reparadora a favor del consumidor constituye título ejecutivo conforme con lo dispuesto en el artículo 688 del Código Procesal Civil, una vez que quedan consentidas o causan estado en la vía administrativa. La legitimidad para obrar en los procesos civiles de ejecución corresponde a los consumidores beneficiados con la medida correctiva reparadora.</w:t>
+      </w:r>
+    </w:p>
+    <w:p>
+      <w:pPr>
+        <w:spacing w:after="0" w:line="240" w:lineRule="auto"/>
+        <w:ind w:left="567"/>
+        <w:jc w:val="both"/>
+        <w:rPr>
+          <w:rFonts w:ascii="Arial Narrow" w:eastAsia="Arial Narrow" w:hAnsi="Arial Narrow" w:cs="Arial Narrow"/>
+          <w:sz w:val="16"/>
+          <w:szCs w:val="16"/>
+        </w:rPr>
+      </w:pPr>
+      <w:r>
+        <w:rPr>
+          <w:rFonts w:ascii="Arial Narrow" w:eastAsia="Arial Narrow" w:hAnsi="Arial Narrow" w:cs="Arial Narrow"/>
+          <w:sz w:val="16"/>
+          <w:szCs w:val="16"/>
+        </w:rPr>
+        <w:t>115.7 Las medidas correctivas reparadoras como mandatos dirigidos a resarcir las consecuencias patrimoniales directas e inmediatas originadas por la infracción buscan corregir la conducta infractora y no tienen naturaleza indemnizatoria; son dictadas sin perjuicio de la indemnización por los daños y perjuicios que el consumidor puede solicitar en la vía judicial o arbitral correspondiente. No obstante, se descuenta de la indemnización patrimonial aquella satisfacción patrimonial deducible que el consumidor haya recibido a consecuencia del dictado de una medida correctiva reparadora en sede administrativa.</w:t>
+      </w:r>
+    </w:p>
+    <w:p>
+      <w:pPr>
+        <w:spacing w:after="0" w:line="240" w:lineRule="auto"/>
+        <w:ind w:left="567"/>
+        <w:jc w:val="both"/>
+        <w:rPr>
+          <w:rFonts w:ascii="Arial Narrow" w:eastAsia="Arial Narrow" w:hAnsi="Arial Narrow" w:cs="Arial Narrow"/>
+          <w:b/>
+          <w:bCs/>
+          <w:sz w:val="16"/>
+          <w:szCs w:val="16"/>
+        </w:rPr>
+      </w:pPr>
+      <w:r>
+        <w:rPr>
+          <w:rFonts w:ascii="Arial Narrow" w:eastAsia="Arial Narrow" w:hAnsi="Arial Narrow" w:cs="Arial Narrow"/>
+          <w:b/>
+          <w:bCs/>
+          <w:sz w:val="16"/>
+          <w:szCs w:val="16"/>
+        </w:rPr>
+        <w:t>Artículo 116.- Medidas correctivas complementarias</w:t>
+      </w:r>
+    </w:p>
+    <w:p>
+      <w:pPr>
+        <w:spacing w:after="0" w:line="240" w:lineRule="auto"/>
+        <w:ind w:left="567"/>
+        <w:jc w:val="both"/>
+        <w:rPr>
+          <w:rFonts w:ascii="Arial Narrow" w:eastAsia="Arial Narrow" w:hAnsi="Arial Narrow" w:cs="Arial Narrow"/>
+          <w:sz w:val="16"/>
+          <w:szCs w:val="16"/>
+        </w:rPr>
+      </w:pPr>
+      <w:r>
+        <w:rPr>
+          <w:rFonts w:ascii="Arial Narrow" w:eastAsia="Arial Narrow" w:hAnsi="Arial Narrow" w:cs="Arial Narrow"/>
+          <w:sz w:val="16"/>
+          <w:szCs w:val="16"/>
+        </w:rPr>
+        <w:t xml:space="preserve">Las medidas correctivas complementarias tienen el objeto de revertir los efectos de la conducta infractora o evitar que esta se produzca nuevamente en el futuro y pueden ser, entre otras, las siguientes: </w:t>
+      </w:r>
+    </w:p>
+    <w:p>
+      <w:pPr>
+        <w:spacing w:after="0" w:line="240" w:lineRule="auto"/>
+        <w:ind w:left="567"/>
+        <w:jc w:val="both"/>
+        <w:rPr>
+          <w:rFonts w:ascii="Arial Narrow" w:eastAsia="Arial Narrow" w:hAnsi="Arial Narrow" w:cs="Arial Narrow"/>
+          <w:sz w:val="16"/>
+          <w:szCs w:val="16"/>
+        </w:rPr>
+      </w:pPr>
+      <w:r>
+        <w:rPr>
+          <w:rFonts w:ascii="Arial Narrow" w:eastAsia="Arial Narrow" w:hAnsi="Arial Narrow" w:cs="Arial Narrow"/>
+          <w:sz w:val="16"/>
+          <w:szCs w:val="16"/>
+        </w:rPr>
+        <w:t xml:space="preserve">a. Que el proveedor cumpla con atender la solicitud de información requerida por el consumidor, siempre que dicho requerimiento guarde relación con el producto adquirido o servicio contratado. </w:t>
+      </w:r>
+    </w:p>
+    <w:p>
+      <w:pPr>
+        <w:spacing w:after="0" w:line="240" w:lineRule="auto"/>
+        <w:ind w:left="567"/>
+        <w:jc w:val="both"/>
+        <w:rPr>
+          <w:rFonts w:ascii="Arial Narrow" w:eastAsia="Arial Narrow" w:hAnsi="Arial Narrow" w:cs="Arial Narrow"/>
+          <w:sz w:val="16"/>
+          <w:szCs w:val="16"/>
+        </w:rPr>
+      </w:pPr>
+      <w:r>
+        <w:rPr>
+          <w:rFonts w:ascii="Arial Narrow" w:eastAsia="Arial Narrow" w:hAnsi="Arial Narrow" w:cs="Arial Narrow"/>
+          <w:sz w:val="16"/>
+          <w:szCs w:val="16"/>
+        </w:rPr>
+        <w:t xml:space="preserve">b. Declarar inexigibles las cláusulas que han sido identificadas como abusivas en el procedimiento. </w:t>
+      </w:r>
+    </w:p>
+    <w:p>
+      <w:pPr>
+        <w:spacing w:after="0" w:line="240" w:lineRule="auto"/>
+        <w:ind w:left="567"/>
+        <w:jc w:val="both"/>
+        <w:rPr>
+          <w:rFonts w:ascii="Arial Narrow" w:eastAsia="Arial Narrow" w:hAnsi="Arial Narrow" w:cs="Arial Narrow"/>
+          <w:sz w:val="16"/>
+          <w:szCs w:val="16"/>
+        </w:rPr>
+      </w:pPr>
+      <w:r>
+        <w:rPr>
+          <w:rFonts w:ascii="Arial Narrow" w:eastAsia="Arial Narrow" w:hAnsi="Arial Narrow" w:cs="Arial Narrow"/>
+          <w:sz w:val="16"/>
+          <w:szCs w:val="16"/>
+        </w:rPr>
+        <w:t xml:space="preserve">c. El decomiso y destrucción de la mercadería, envases, envolturas o etiquetas. </w:t>
+      </w:r>
+    </w:p>
+    <w:p>
+      <w:pPr>
+        <w:spacing w:after="0" w:line="240" w:lineRule="auto"/>
+        <w:ind w:left="567"/>
+        <w:jc w:val="both"/>
+        <w:rPr>
+          <w:rFonts w:ascii="Arial Narrow" w:eastAsia="Arial Narrow" w:hAnsi="Arial Narrow" w:cs="Arial Narrow"/>
+          <w:sz w:val="16"/>
+          <w:szCs w:val="16"/>
+        </w:rPr>
+      </w:pPr>
+      <w:r>
+        <w:rPr>
+          <w:rFonts w:ascii="Arial Narrow" w:eastAsia="Arial Narrow" w:hAnsi="Arial Narrow" w:cs="Arial Narrow"/>
+          <w:sz w:val="16"/>
+          <w:szCs w:val="16"/>
+        </w:rPr>
+        <w:t xml:space="preserve">d. En caso de infracciones muy graves y de reincidencia o </w:t>
+      </w:r>
+      <w:proofErr w:type="spellStart"/>
+      <w:r>
+        <w:rPr>
+          <w:rFonts w:ascii="Arial Narrow" w:eastAsia="Arial Narrow" w:hAnsi="Arial Narrow" w:cs="Arial Narrow"/>
+          <w:sz w:val="16"/>
+          <w:szCs w:val="16"/>
+        </w:rPr>
+        <w:t>reiterancia</w:t>
+      </w:r>
+      <w:proofErr w:type="spellEnd"/>
+      <w:r>
+        <w:rPr>
+          <w:rFonts w:ascii="Arial Narrow" w:eastAsia="Arial Narrow" w:hAnsi="Arial Narrow" w:cs="Arial Narrow"/>
+          <w:sz w:val="16"/>
+          <w:szCs w:val="16"/>
+        </w:rPr>
+        <w:t xml:space="preserve">: </w:t>
+      </w:r>
+    </w:p>
+    <w:p>
+      <w:pPr>
+        <w:spacing w:after="0" w:line="240" w:lineRule="auto"/>
+        <w:ind w:left="567"/>
+        <w:jc w:val="both"/>
+        <w:rPr>
+          <w:rFonts w:ascii="Arial Narrow" w:eastAsia="Arial Narrow" w:hAnsi="Arial Narrow" w:cs="Arial Narrow"/>
+          <w:sz w:val="16"/>
+          <w:szCs w:val="16"/>
+        </w:rPr>
+      </w:pPr>
+      <w:r>
+        <w:rPr>
+          <w:rFonts w:ascii="Arial Narrow" w:eastAsia="Arial Narrow" w:hAnsi="Arial Narrow" w:cs="Arial Narrow"/>
+          <w:sz w:val="16"/>
+          <w:szCs w:val="16"/>
+        </w:rPr>
+        <w:t xml:space="preserve">(i) Solicitar a la autoridad correspondiente la clausura temporal del establecimiento industrial, comercial o de servicios por un plazo máximo de seis (6) meses. </w:t>
+      </w:r>
+    </w:p>
+    <w:p>
+      <w:pPr>
+        <w:spacing w:after="0" w:line="240" w:lineRule="auto"/>
+        <w:ind w:left="567"/>
+        <w:jc w:val="both"/>
+        <w:rPr>
+          <w:rFonts w:ascii="Arial Narrow" w:eastAsia="Arial Narrow" w:hAnsi="Arial Narrow" w:cs="Arial Narrow"/>
+          <w:sz w:val="16"/>
+          <w:szCs w:val="16"/>
+        </w:rPr>
+      </w:pPr>
+      <w:r>
+        <w:rPr>
+          <w:rFonts w:ascii="Arial Narrow" w:eastAsia="Arial Narrow" w:hAnsi="Arial Narrow" w:cs="Arial Narrow"/>
+          <w:sz w:val="16"/>
+          <w:szCs w:val="16"/>
+        </w:rPr>
+        <w:t>(</w:t>
+      </w:r>
+      <w:proofErr w:type="spellStart"/>
+      <w:r>
+        <w:rPr>
+          <w:rFonts w:ascii="Arial Narrow" w:eastAsia="Arial Narrow" w:hAnsi="Arial Narrow" w:cs="Arial Narrow"/>
+          <w:sz w:val="16"/>
+          <w:szCs w:val="16"/>
+        </w:rPr>
+        <w:t>ii</w:t>
+      </w:r>
+      <w:proofErr w:type="spellEnd"/>
+      <w:r>
+        <w:rPr>
+          <w:rFonts w:ascii="Arial Narrow" w:eastAsia="Arial Narrow" w:hAnsi="Arial Narrow" w:cs="Arial Narrow"/>
+          <w:sz w:val="16"/>
+          <w:szCs w:val="16"/>
+        </w:rPr>
+        <w:t xml:space="preserve">) Solicitar a la autoridad competente la inhabilitación, temporal o permanente, del proveedor en función de los alcances de la infracción sancionada. </w:t>
+      </w:r>
+    </w:p>
+    <w:p>
+      <w:pPr>
+        <w:spacing w:after="0" w:line="240" w:lineRule="auto"/>
+        <w:ind w:left="567"/>
+        <w:jc w:val="both"/>
+        <w:rPr>
+          <w:rFonts w:ascii="Arial Narrow" w:eastAsia="Arial Narrow" w:hAnsi="Arial Narrow" w:cs="Arial Narrow"/>
+          <w:sz w:val="16"/>
+          <w:szCs w:val="16"/>
+        </w:rPr>
+      </w:pPr>
+      <w:r>
+        <w:rPr>
+          <w:rFonts w:ascii="Arial Narrow" w:eastAsia="Arial Narrow" w:hAnsi="Arial Narrow" w:cs="Arial Narrow"/>
+          <w:sz w:val="16"/>
+          <w:szCs w:val="16"/>
+        </w:rPr>
+        <w:t xml:space="preserve">e. Publicación de avisos </w:t>
+      </w:r>
+      <w:proofErr w:type="spellStart"/>
+      <w:r>
+        <w:rPr>
+          <w:rFonts w:ascii="Arial Narrow" w:eastAsia="Arial Narrow" w:hAnsi="Arial Narrow" w:cs="Arial Narrow"/>
+          <w:sz w:val="16"/>
+          <w:szCs w:val="16"/>
+        </w:rPr>
+        <w:t>rectificatorios</w:t>
+      </w:r>
+      <w:proofErr w:type="spellEnd"/>
+      <w:r>
+        <w:rPr>
+          <w:rFonts w:ascii="Arial Narrow" w:eastAsia="Arial Narrow" w:hAnsi="Arial Narrow" w:cs="Arial Narrow"/>
+          <w:sz w:val="16"/>
+          <w:szCs w:val="16"/>
+        </w:rPr>
+        <w:t xml:space="preserve"> o informativos en la forma que determine el Indecopi, tomando en consideración los medios que resulten idóneos para revertir los efectos que el acto objeto de sanción ha ocasionado. </w:t>
+      </w:r>
+    </w:p>
+    <w:p>
+      <w:pPr>
+        <w:spacing w:after="0" w:line="240" w:lineRule="auto"/>
+        <w:ind w:left="567"/>
+        <w:jc w:val="both"/>
+        <w:rPr>
+          <w:rFonts w:ascii="Arial Narrow" w:eastAsia="Arial Narrow" w:hAnsi="Arial Narrow" w:cs="Arial Narrow"/>
+          <w:sz w:val="16"/>
+          <w:szCs w:val="16"/>
+        </w:rPr>
+      </w:pPr>
+      <w:r>
+        <w:rPr>
+          <w:rFonts w:ascii="Arial Narrow" w:eastAsia="Arial Narrow" w:hAnsi="Arial Narrow" w:cs="Arial Narrow"/>
+          <w:sz w:val="16"/>
+          <w:szCs w:val="16"/>
+        </w:rPr>
+        <w:t xml:space="preserve">f. Cualquier otra medida correctiva que tenga el objeto de revertir los efectos de la conducta infractora o evitar que esta se produzca nuevamente en el futuro. </w:t>
+      </w:r>
+    </w:p>
+    <w:p>
+      <w:pPr>
+        <w:spacing w:after="0" w:line="240" w:lineRule="auto"/>
+        <w:ind w:left="567"/>
+        <w:jc w:val="both"/>
+        <w:rPr>
+          <w:rFonts w:ascii="Arial Narrow" w:eastAsia="Arial Narrow" w:hAnsi="Arial Narrow" w:cs="Arial Narrow"/>
+          <w:sz w:val="16"/>
+          <w:szCs w:val="16"/>
+        </w:rPr>
+      </w:pPr>
+      <w:r>
+        <w:rPr>
+          <w:rFonts w:ascii="Arial Narrow" w:eastAsia="Arial Narrow" w:hAnsi="Arial Narrow" w:cs="Arial Narrow"/>
+          <w:sz w:val="16"/>
+          <w:szCs w:val="16"/>
+        </w:rPr>
+        <w:t>El Indecopi está facultado para solicitar a la autoridad municipal y policial el apoyo respectivo para la ejecución de las medidas correctivas complementarias correspondientes.</w:t>
+      </w:r>
+    </w:p>
+    <w:p>
+      <w:pPr>
+        <w:spacing w:after="0" w:line="240" w:lineRule="auto"/>
+        <w:ind w:left="567" w:hanging="567"/>
+        <w:jc w:val="both"/>
+        <w:rPr>
+          <w:rFonts w:ascii="Arial Narrow" w:eastAsia="Arial Narrow" w:hAnsi="Arial Narrow" w:cs="Arial Narrow"/>
+          <w:sz w:val="16"/>
+          <w:szCs w:val="16"/>
+        </w:rPr>
+      </w:pPr>
+    </w:p>
+  </w:footnote>
+  <w:footnote w:id="16">
+    <w:p>
+      <w:pPr>
+        <w:pStyle w:val="Textonotapie"/>
+        <w:tabs>
+          <w:tab w:val="left" w:pos="567"/>
+        </w:tabs>
+        <w:ind w:left="567" w:hanging="567"/>
+        <w:jc w:val="both"/>
+        <w:rPr>
+          <w:rFonts w:ascii="Arial Narrow" w:eastAsia="Arial Narrow" w:hAnsi="Arial Narrow" w:cs="Arial Narrow"/>
+          <w:b/>
+          <w:sz w:val="16"/>
+          <w:szCs w:val="16"/>
+        </w:rPr>
+      </w:pPr>
+      <w:r>
+        <w:rPr>
+          <w:rStyle w:val="Refdenotaalpie"/>
+          <w:rFonts w:ascii="Arial Narrow" w:eastAsia="Arial Narrow" w:hAnsi="Arial Narrow" w:cs="Arial Narrow"/>
+          <w:sz w:val="16"/>
+          <w:szCs w:val="16"/>
+          <w:vertAlign w:val="superscript"/>
+        </w:rPr>
+        <w:footnoteRef/>
+      </w:r>
+      <w:r>
+        <w:rPr>
+          <w:rFonts w:ascii="Arial Narrow" w:eastAsia="Arial Narrow" w:hAnsi="Arial Narrow" w:cs="Arial Narrow"/>
+          <w:sz w:val="16"/>
+          <w:szCs w:val="16"/>
+        </w:rPr>
+        <w:tab/>
+        <w:t xml:space="preserve"/>
       </w:r>
       <w:r>
         <w:rPr>
@@ -9951,12 +9993,15 @@
       </w:pPr>
     </w:p>
   </w:footnote>
-  <w:footnote w:id="15">
+  <w:footnote w:id="17">
     <w:p>
       <w:pPr>
         <w:autoSpaceDE w:val="0"/>
         <w:autoSpaceDN w:val="0"/>
         <w:adjustRightInd w:val="0"/>
+        <w:tabs>
+          <w:tab w:val="left" w:pos="567"/>
+        </w:tabs>
         <w:spacing w:after="0" w:line="240" w:lineRule="auto"/>
         <w:ind w:left="567" w:hanging="567"/>
         <w:jc w:val="both"/>
@@ -9988,7 +10033,8 @@
           <w:sz w:val="16"/>
           <w:szCs w:val="16"/>
         </w:rPr>
-        <w:t xml:space="preserve"> </w:t>
+        <w:tab/>
+        <w:t xml:space="preserve"/>
       </w:r>
       <w:r>
         <w:rPr>
@@ -10021,7 +10067,7 @@
           <w:sz w:val="16"/>
           <w:szCs w:val="16"/>
         </w:rPr>
-        <w:t xml:space="preserve"> 807, LEY SOBRE FACULTADES, NORMAS Y ORGANIZACIÓN DEL INDECOPI FACULTADES DE LAS COMISIONES Y OFICINAS DEL INDECOPI</w:t>
+        <w:t xml:space="preserve">807, LEY SOBRE FACULTADES, NORMAS Y ORGANIZACIÓN DEL INDECOPI FACULTADES DE LAS COMISIONES Y OFICINAS DEL INDECOPI</w:t>
       </w:r>
     </w:p>
     <w:p>
@@ -10074,10 +10120,13 @@
       </w:pPr>
     </w:p>
   </w:footnote>
-  <w:footnote w:id="16">
+  <w:footnote w:id="18">
     <w:p>
       <w:pPr>
         <w:pStyle w:val="Textonotapie"/>
+        <w:tabs>
+          <w:tab w:val="left" w:pos="567"/>
+        </w:tabs>
         <w:ind w:left="567" w:hanging="567"/>
         <w:jc w:val="both"/>
         <w:rPr>
@@ -10102,7 +10151,8 @@
           <w:sz w:val="16"/>
           <w:szCs w:val="16"/>
         </w:rPr>
-        <w:t xml:space="preserve"> </w:t>
+        <w:tab/>
+        <w:t xml:space="preserve"/>
       </w:r>
       <w:r>
         <w:rPr>

--- a/plantillas_maestras/01_seguro_vehicular/clausula_abusiva/2_o_mas_ddos_varios/varon/TPL_0798_2026_SEGURO_VEHICULAR_CLAUSULA_ABUSIVA_ASEGURADORA_VARON_R2.docx
+++ b/plantillas_maestras/01_seguro_vehicular/clausula_abusiva/2_o_mas_ddos_varios/varon/TPL_0798_2026_SEGURO_VEHICULAR_CLAUSULA_ABUSIVA_ASEGURADORA_VARON_R2.docx
@@ -489,7 +489,7 @@
     </w:p>
     <w:p>
       <w:pPr>
-        <w:spacing w:after="0" w:line="240" w:lineRule="auto"/>
+        <w:spacing w:before="0" w:after="0" w:line="240" w:lineRule="auto"/>
         <w:jc w:val="both"/>
         <w:rPr>
           <w:rFonts w:ascii="Arial Narrow" w:eastAsia="Arial Narrow" w:hAnsi="Arial Narrow" w:cs="Arial Narrow"/>
@@ -743,7 +743,7 @@
     </w:p>
     <w:p>
       <w:pPr>
-        <w:spacing w:after="0" w:line="240" w:lineRule="auto"/>
+        <w:spacing w:before="0" w:after="0" w:line="240" w:lineRule="auto"/>
         <w:jc w:val="both"/>
         <w:rPr>
           <w:rFonts w:ascii="Arial Narrow" w:eastAsia="Arial Narrow" w:hAnsi="Arial Narrow" w:cs="Arial Narrow"/>
@@ -915,7 +915,7 @@
     <w:p>
       <w:pPr>
         <w:pStyle w:val="Prrafodelista"/>
-        <w:spacing w:after="0" w:line="240" w:lineRule="auto"/>
+        <w:spacing w:before="0" w:after="0" w:line="240" w:lineRule="auto"/>
         <w:ind w:left="1134"/>
         <w:jc w:val="both"/>
         <w:rPr>
@@ -1064,7 +1064,7 @@
     <w:p>
       <w:pPr>
         <w:pStyle w:val="Prrafodelista"/>
-        <w:spacing w:after="0" w:line="240" w:lineRule="auto"/>
+        <w:spacing w:before="0" w:after="0" w:line="240" w:lineRule="auto"/>
         <w:ind w:left="1134"/>
         <w:jc w:val="both"/>
         <w:rPr>
@@ -1164,7 +1164,7 @@
     </w:p>
     <w:p>
       <w:pPr>
-        <w:spacing w:after="0" w:line="240" w:lineRule="auto"/>
+        <w:spacing w:before="0" w:after="0" w:line="240" w:lineRule="auto"/>
         <w:jc w:val="both"/>
         <w:rPr>
           <w:rFonts w:ascii="Arial Narrow" w:eastAsia="Arial Narrow" w:hAnsi="Arial Narrow" w:cs="Arial Narrow"/>
@@ -1263,7 +1263,7 @@
     </w:p>
     <w:p>
       <w:pPr>
-        <w:spacing w:after="0" w:line="240" w:lineRule="auto"/>
+        <w:spacing w:before="0" w:after="0" w:line="240" w:lineRule="auto"/>
         <w:jc w:val="both"/>
         <w:rPr>
           <w:rFonts w:ascii="Arial Narrow" w:eastAsia="Arial Narrow" w:hAnsi="Arial Narrow" w:cs="Arial Narrow"/>
@@ -1375,7 +1375,7 @@
     <w:p>
       <w:pPr>
         <w:pStyle w:val="Prrafodelista"/>
-        <w:spacing w:after="0" w:line="240" w:lineRule="auto"/>
+        <w:spacing w:before="0" w:after="0" w:line="240" w:lineRule="auto"/>
         <w:ind w:left="1134"/>
         <w:jc w:val="both"/>
         <w:rPr>
@@ -1500,7 +1500,7 @@
     <w:p>
       <w:pPr>
         <w:pStyle w:val="Prrafodelista"/>
-        <w:spacing w:after="0" w:line="240" w:lineRule="auto"/>
+        <w:spacing w:before="0" w:after="0" w:line="240" w:lineRule="auto"/>
         <w:ind w:left="1134"/>
         <w:jc w:val="both"/>
         <w:rPr>
@@ -1651,7 +1651,7 @@
     <w:p>
       <w:pPr>
         <w:pStyle w:val="Prrafodelista"/>
-        <w:spacing w:after="0" w:line="240" w:lineRule="auto"/>
+        <w:spacing w:before="0" w:after="0" w:line="240" w:lineRule="auto"/>
         <w:ind w:left="1134"/>
         <w:jc w:val="both"/>
         <w:rPr>
@@ -1884,7 +1884,7 @@
     <w:p>
       <w:pPr>
         <w:pStyle w:val="Prrafodelista"/>
-        <w:spacing w:after="0" w:line="240" w:lineRule="auto"/>
+        <w:spacing w:before="0" w:after="0" w:line="240" w:lineRule="auto"/>
         <w:ind w:left="1134"/>
         <w:jc w:val="both"/>
         <w:rPr>
@@ -2153,10 +2153,10 @@
     </w:p>
     <w:p>
       <w:pPr>
+        <w:spacing w:before="0" w:after="0" w:line="240" w:lineRule="auto"/>
         <w:tabs>
           <w:tab w:val="left" w:pos="1134"/>
         </w:tabs>
-        <w:spacing w:after="0" w:line="240" w:lineRule="auto"/>
         <w:jc w:val="both"/>
         <w:rPr>
           <w:rFonts w:ascii="Arial Narrow" w:eastAsia="Arial Narrow" w:hAnsi="Arial Narrow" w:cs="Arial Narrow"/>
@@ -2361,10 +2361,10 @@
     </w:p>
     <w:p>
       <w:pPr>
+        <w:spacing w:before="0" w:after="0" w:line="240" w:lineRule="auto"/>
         <w:tabs>
           <w:tab w:val="num" w:pos="567"/>
         </w:tabs>
-        <w:spacing w:after="0" w:line="240" w:lineRule="auto"/>
         <w:ind w:left="567"/>
         <w:contextualSpacing/>
         <w:jc w:val="both"/>
@@ -2417,7 +2417,7 @@
     </w:p>
     <w:p>
       <w:pPr>
-        <w:spacing w:after="0" w:line="240" w:lineRule="auto"/>
+        <w:spacing w:before="0" w:after="0" w:line="240" w:lineRule="auto"/>
         <w:jc w:val="both"/>
         <w:rPr>
           <w:rFonts w:ascii="Arial Narrow" w:eastAsia="Arial Narrow" w:hAnsi="Arial Narrow" w:cs="Arial Narrow"/>
@@ -2480,7 +2480,7 @@
     </w:p>
     <w:p>
       <w:pPr>
-        <w:spacing w:after="0" w:line="240" w:lineRule="auto"/>
+        <w:spacing w:before="0" w:after="0" w:line="240" w:lineRule="auto"/>
         <w:contextualSpacing/>
         <w:jc w:val="both"/>
         <w:rPr>
@@ -2772,7 +2772,7 @@
     <w:bookmarkEnd w:id="1"/>
     <w:p>
       <w:pPr>
-        <w:spacing w:after="0" w:line="240" w:lineRule="auto"/>
+        <w:spacing w:before="0" w:after="0" w:line="240" w:lineRule="auto"/>
         <w:jc w:val="both"/>
         <w:rPr>
           <w:rFonts w:ascii="Arial Narrow" w:eastAsia="Arial Narrow" w:hAnsi="Arial Narrow" w:cs="Arial Narrow"/>
@@ -2884,7 +2884,7 @@
     <w:p>
       <w:pPr>
         <w:pStyle w:val="Prrafodelista"/>
-        <w:spacing w:after="0" w:line="240" w:lineRule="auto"/>
+        <w:spacing w:before="0" w:after="0" w:line="240" w:lineRule="auto"/>
         <w:ind w:left="567"/>
         <w:jc w:val="both"/>
         <w:rPr>
@@ -3098,7 +3098,7 @@
     <w:bookmarkEnd w:id="13"/>
     <w:p>
       <w:pPr>
-        <w:spacing w:after="0" w:line="240" w:lineRule="auto"/>
+        <w:spacing w:before="0" w:after="0" w:line="240" w:lineRule="auto"/>
         <w:jc w:val="both"/>
         <w:rPr>
           <w:rFonts w:ascii="Arial Narrow" w:eastAsia="Arial Narrow" w:hAnsi="Arial Narrow" w:cs="Arial Narrow"/>
@@ -3210,7 +3210,7 @@
     </w:p>
     <w:p>
       <w:pPr>
-        <w:spacing w:after="0" w:line="240" w:lineRule="auto"/>
+        <w:spacing w:before="0" w:after="0" w:line="240" w:lineRule="auto"/>
         <w:jc w:val="both"/>
         <w:rPr>
           <w:rFonts w:ascii="Arial Narrow" w:eastAsia="Arial Narrow" w:hAnsi="Arial Narrow" w:cs="Arial Narrow"/>
@@ -3520,7 +3520,7 @@
     <w:p>
       <w:pPr>
         <w:pStyle w:val="Prrafodelista"/>
-        <w:spacing w:after="0" w:line="240" w:lineRule="auto"/>
+        <w:spacing w:before="0" w:after="0" w:line="240" w:lineRule="auto"/>
         <w:ind w:left="567"/>
         <w:jc w:val="both"/>
         <w:rPr>
@@ -3575,26 +3575,26 @@
     </w:p>
     <w:p>
       <w:pPr>
+        <w:spacing w:before="0" w:after="0" w:line="240" w:lineRule="auto"/>
+        <w:jc w:val="both"/>
+        <w:rPr>
+          <w:rFonts w:ascii="Arial Narrow" w:eastAsia="Arial Narrow" w:hAnsi="Arial Narrow" w:cs="Arial Narrow"/>
+          <w:b/>
+          <w:color w:val="000000"/>
+          <w:kern w:val="0"/>
+          <w:sz w:val="22"/>
+          <w:szCs w:val="22"/>
+          <w:lang w:eastAsia="es-PE"/>
+          <w14:ligatures w14:val="none"/>
+        </w:rPr>
+      </w:pPr>
+    </w:p>
+    <w:p>
+      <w:pPr>
         <w:spacing w:after="0" w:line="240" w:lineRule="auto"/>
         <w:jc w:val="both"/>
         <w:rPr>
           <w:rFonts w:ascii="Arial Narrow" w:eastAsia="Arial Narrow" w:hAnsi="Arial Narrow" w:cs="Arial Narrow"/>
-          <w:b/>
-          <w:color w:val="000000"/>
-          <w:kern w:val="0"/>
-          <w:sz w:val="22"/>
-          <w:szCs w:val="22"/>
-          <w:lang w:eastAsia="es-PE"/>
-          <w14:ligatures w14:val="none"/>
-        </w:rPr>
-      </w:pPr>
-    </w:p>
-    <w:p>
-      <w:pPr>
-        <w:spacing w:after="0" w:line="240" w:lineRule="auto"/>
-        <w:jc w:val="both"/>
-        <w:rPr>
-          <w:rFonts w:ascii="Arial Narrow" w:eastAsia="Arial Narrow" w:hAnsi="Arial Narrow" w:cs="Arial Narrow"/>
           <w:color w:val="000000"/>
           <w:kern w:val="0"/>
           <w:sz w:val="22"/>
@@ -3736,7 +3736,7 @@
     </w:p>
     <w:p>
       <w:pPr>
-        <w:spacing w:after="0" w:line="240" w:lineRule="auto"/>
+        <w:spacing w:before="0" w:after="0" w:line="240" w:lineRule="auto"/>
         <w:jc w:val="both"/>
         <w:rPr>
           <w:rFonts w:ascii="Arial Narrow" w:eastAsia="Arial Narrow" w:hAnsi="Arial Narrow" w:cs="Arial Narrow"/>
@@ -3953,10 +3953,10 @@
     <w:p>
       <w:pPr>
         <w:pStyle w:val="Prrafodelista"/>
+        <w:spacing w:before="0" w:after="0" w:line="240" w:lineRule="auto"/>
         <w:tabs>
           <w:tab w:val="num" w:pos="567"/>
         </w:tabs>
-        <w:spacing w:after="0" w:line="240" w:lineRule="auto"/>
         <w:ind w:left="567"/>
         <w:jc w:val="both"/>
         <w:rPr>
@@ -4081,7 +4081,7 @@
     <w:p>
       <w:pPr>
         <w:pStyle w:val="Prrafodelista"/>
-        <w:spacing w:line="240" w:lineRule="auto"/>
+        <w:spacing w:before="0" w:after="0" w:line="240" w:lineRule="auto"/>
         <w:ind w:left="567"/>
         <w:rPr>
           <w:rFonts w:ascii="Arial Narrow" w:eastAsia="Arial Narrow" w:hAnsi="Arial Narrow" w:cs="Arial Narrow"/>
@@ -4193,7 +4193,7 @@
     </w:p>
     <w:p>
       <w:pPr>
-        <w:spacing w:after="0" w:line="240" w:lineRule="auto"/>
+        <w:spacing w:before="0" w:after="0" w:line="240" w:lineRule="auto"/>
         <w:jc w:val="both"/>
         <w:rPr>
           <w:rFonts w:ascii="Arial Narrow" w:eastAsia="Arial Narrow" w:hAnsi="Arial Narrow" w:cs="Arial Narrow"/>
@@ -4279,7 +4279,7 @@
     </w:p>
     <w:p>
       <w:pPr>
-        <w:spacing w:line="240" w:lineRule="auto"/>
+        <w:spacing w:before="0" w:after="0" w:line="240" w:lineRule="auto"/>
         <w:contextualSpacing/>
         <w:jc w:val="both"/>
         <w:rPr>
@@ -4371,7 +4371,7 @@
     </w:p>
     <w:p>
       <w:pPr>
-        <w:spacing w:after="0" w:line="240" w:lineRule="auto"/>
+        <w:spacing w:before="0" w:after="0" w:line="240" w:lineRule="auto"/>
         <w:jc w:val="both"/>
         <w:rPr>
           <w:rFonts w:ascii="Arial Narrow" w:eastAsia="Arial Narrow" w:hAnsi="Arial Narrow" w:cs="Arial Narrow"/>
@@ -4697,7 +4697,7 @@
     </w:p>
     <w:p>
       <w:pPr>
-        <w:spacing w:after="0" w:line="240" w:lineRule="auto"/>
+        <w:spacing w:before="0" w:after="0" w:line="240" w:lineRule="auto"/>
         <w:ind w:left="567"/>
         <w:jc w:val="both"/>
         <w:rPr>
@@ -4798,6 +4798,21 @@
     </w:p>
     <w:p>
       <w:pPr>
+        <w:spacing w:before="0" w:after="0" w:line="240" w:lineRule="auto"/>
+        <w:jc w:val="both"/>
+        <w:rPr>
+          <w:rFonts w:ascii="Arial Narrow" w:eastAsia="Arial Narrow" w:hAnsi="Arial Narrow" w:cs="Arial Narrow"/>
+          <w:color w:val="000000"/>
+          <w:kern w:val="0"/>
+          <w:sz w:val="22"/>
+          <w:szCs w:val="22"/>
+          <w:lang w:eastAsia="es-PE"/>
+          <w14:ligatures w14:val="none"/>
+        </w:rPr>
+      </w:pPr>
+    </w:p>
+    <w:p>
+      <w:pPr>
         <w:spacing w:after="0" w:line="240" w:lineRule="auto"/>
         <w:jc w:val="both"/>
         <w:rPr>
@@ -4806,7 +4821,212 @@
           <w:kern w:val="0"/>
           <w:sz w:val="22"/>
           <w:szCs w:val="22"/>
-          <w:lang w:eastAsia="es-PE"/>
+          <w:lang w:val="es-ES" w:eastAsia="es-ES"/>
+          <w14:ligatures w14:val="none"/>
+        </w:rPr>
+      </w:pPr>
+      <w:r>
+        <w:rPr>
+          <w:rFonts w:ascii="Arial Narrow" w:eastAsia="Arial Narrow" w:hAnsi="Arial Narrow" w:cs="Arial Narrow"/>
+          <w:b/>
+          <w:color w:val="000000"/>
+          <w:kern w:val="0"/>
+          <w:sz w:val="22"/>
+          <w:szCs w:val="22"/>
+          <w:lang w:eastAsia="es-PE"/>
+          <w14:ligatures w14:val="none"/>
+        </w:rPr>
+        <w:t xml:space="preserve">QUINTO:</w:t>
+      </w:r>
+      <w:r>
+        <w:rPr>
+          <w:rFonts w:ascii="Arial Narrow" w:eastAsia="Arial Narrow" w:hAnsi="Arial Narrow" w:cs="Arial Narrow"/>
+          <w:color w:val="000000"/>
+          <w:kern w:val="0"/>
+          <w:sz w:val="22"/>
+          <w:szCs w:val="22"/>
+          <w:lang w:eastAsia="es-PE"/>
+          <w14:ligatures w14:val="none"/>
+        </w:rPr>
+        <w:t xml:space="preserve"> </w:t>
+      </w:r>
+      <w:bookmarkStart w:id="20" w:name="_Hlk188286813"/>
+      <w:r>
+        <w:rPr>
+          <w:rFonts w:ascii="Arial Narrow" w:eastAsia="Arial Narrow" w:hAnsi="Arial Narrow" w:cs="Arial Narrow"/>
+          <w:color w:val="000000"/>
+          <w:kern w:val="0"/>
+          <w:sz w:val="22"/>
+          <w:szCs w:val="22"/>
+          <w:lang w:eastAsia="es-ES"/>
+          <w14:ligatures w14:val="none"/>
+        </w:rPr>
+        <w:t xml:space="preserve">requerir </w:t>
+      </w:r>
+      <w:r>
+        <w:rPr>
+          <w:rFonts w:ascii="Arial Narrow" w:eastAsia="Arial Narrow" w:hAnsi="Arial Narrow" w:cs="Arial Narrow"/>
+          <w:color w:val="000000"/>
+          <w:kern w:val="0"/>
+          <w:sz w:val="22"/>
+          <w:szCs w:val="22"/>
+          <w:lang w:val="es-ES" w:eastAsia="es-ES"/>
+          <w14:ligatures w14:val="none"/>
+        </w:rPr>
+        <w:t xml:space="preserve">que, en un </w:t>
+      </w:r>
+      <w:r>
+        <w:rPr>
+          <w:rFonts w:ascii="Arial Narrow" w:eastAsia="Arial Narrow" w:hAnsi="Arial Narrow" w:cs="Arial Narrow"/>
+          <w:color w:val="000000"/>
+          <w:kern w:val="0"/>
+          <w:sz w:val="22"/>
+          <w:szCs w:val="22"/>
+          <w:lang w:eastAsia="es-ES"/>
+          <w14:ligatures w14:val="none"/>
+        </w:rPr>
+        <w:t>plazo no mayor de cinco (5) días hábiles contado a partir del día siguiente de la notificación de la presente resolución</w:t>
+      </w:r>
+      <w:bookmarkEnd w:id="20"/>
+      <w:r>
+        <w:rPr>
+          <w:rFonts w:ascii="Arial Narrow" w:eastAsia="Arial Narrow" w:hAnsi="Arial Narrow" w:cs="Arial Narrow"/>
+          <w:color w:val="000000"/>
+          <w:kern w:val="0"/>
+          <w:sz w:val="22"/>
+          <w:szCs w:val="22"/>
+          <w:lang w:eastAsia="es-ES"/>
+          <w14:ligatures w14:val="none"/>
+        </w:rPr>
+        <w:t xml:space="preserve">, </w:t>
+      </w:r>
+      <w:bookmarkStart w:id="21" w:name="_Hlk188286828"/>
+      <w:r>
+        <w:rPr>
+          <w:rFonts w:ascii="Arial Narrow" w:eastAsia="Arial Narrow" w:hAnsi="Arial Narrow" w:cs="Arial Narrow"/>
+          <w:color w:val="000000"/>
+          <w:kern w:val="0"/>
+          <w:sz w:val="22"/>
+          <w:szCs w:val="22"/>
+          <w:shd w:val="clear" w:color="auto" w:fill="FFFFFF"/>
+          <w:lang w:eastAsia="es-PE"/>
+          <w14:ligatures w14:val="none"/>
+        </w:rPr>
+        <w:t>el proveedor denunciado</w:t>
+      </w:r>
+      <w:r>
+        <w:rPr>
+          <w:rFonts w:ascii="Arial Narrow" w:eastAsia="Arial Narrow" w:hAnsi="Arial Narrow" w:cs="Arial Narrow"/>
+          <w:color w:val="000000"/>
+          <w:kern w:val="0"/>
+          <w:sz w:val="22"/>
+          <w:szCs w:val="22"/>
+          <w:lang w:eastAsia="es-ES"/>
+          <w14:ligatures w14:val="none"/>
+        </w:rPr>
+        <w:t xml:space="preserve"> </w:t>
+      </w:r>
+      <w:bookmarkEnd w:id="21"/>
+      <w:r>
+        <w:rPr>
+          <w:rFonts w:ascii="Arial Narrow" w:eastAsia="Arial Narrow" w:hAnsi="Arial Narrow" w:cs="Arial Narrow"/>
+          <w:color w:val="000000"/>
+          <w:kern w:val="0"/>
+          <w:sz w:val="22"/>
+          <w:szCs w:val="22"/>
+          <w:lang w:val="es-ES" w:eastAsia="es-ES"/>
+          <w14:ligatures w14:val="none"/>
+        </w:rPr>
+        <w:t xml:space="preserve">cumpla con: </w:t>
+      </w:r>
+      <w:r>
+        <w:rPr>
+          <w:rFonts w:ascii="Arial Narrow" w:eastAsia="Arial Narrow" w:hAnsi="Arial Narrow" w:cs="Arial Narrow"/>
+          <w:color w:val="000000"/>
+          <w:kern w:val="0"/>
+          <w:sz w:val="22"/>
+          <w:szCs w:val="22"/>
+          <w:lang w:val="es-ES" w:eastAsia="es-ES"/>
+          <w14:ligatures w14:val="none"/>
+        </w:rPr>
+        <w:t>(i) presentar una copia completa, legible y debidamente suscrita de la Póliza 2101-952890 del Seguro vehicular, así como el cargo de remisión de la póliza; (</w:t>
+      </w:r>
+      <w:proofErr w:type="spellStart"/>
+      <w:r>
+        <w:rPr>
+          <w:rFonts w:ascii="Arial Narrow" w:eastAsia="Arial Narrow" w:hAnsi="Arial Narrow" w:cs="Arial Narrow"/>
+          <w:color w:val="000000"/>
+          <w:kern w:val="0"/>
+          <w:sz w:val="22"/>
+          <w:szCs w:val="22"/>
+          <w:lang w:val="es-ES" w:eastAsia="es-ES"/>
+          <w14:ligatures w14:val="none"/>
+        </w:rPr>
+        <w:t>ii</w:t>
+      </w:r>
+      <w:proofErr w:type="spellEnd"/>
+      <w:r>
+        <w:rPr>
+          <w:rFonts w:ascii="Arial Narrow" w:eastAsia="Arial Narrow" w:hAnsi="Arial Narrow" w:cs="Arial Narrow"/>
+          <w:color w:val="000000"/>
+          <w:kern w:val="0"/>
+          <w:sz w:val="22"/>
+          <w:szCs w:val="22"/>
+          <w:lang w:val="es-ES" w:eastAsia="es-ES"/>
+          <w14:ligatures w14:val="none"/>
+        </w:rPr>
+        <w:t>) presentar los medios probatorios que acrediten que la negativa de otorgamiento de cobertura fue justificada; y, (</w:t>
+      </w:r>
+      <w:proofErr w:type="spellStart"/>
+      <w:r>
+        <w:rPr>
+          <w:rFonts w:ascii="Arial Narrow" w:eastAsia="Arial Narrow" w:hAnsi="Arial Narrow" w:cs="Arial Narrow"/>
+          <w:color w:val="000000"/>
+          <w:kern w:val="0"/>
+          <w:sz w:val="22"/>
+          <w:szCs w:val="22"/>
+          <w:lang w:val="es-ES" w:eastAsia="es-ES"/>
+          <w14:ligatures w14:val="none"/>
+        </w:rPr>
+        <w:t>iii</w:t>
+      </w:r>
+      <w:proofErr w:type="spellEnd"/>
+      <w:r>
+        <w:rPr>
+          <w:rFonts w:ascii="Arial Narrow" w:eastAsia="Arial Narrow" w:hAnsi="Arial Narrow" w:cs="Arial Narrow"/>
+          <w:color w:val="000000"/>
+          <w:kern w:val="0"/>
+          <w:sz w:val="22"/>
+          <w:szCs w:val="22"/>
+          <w:lang w:val="es-ES" w:eastAsia="es-ES"/>
+          <w14:ligatures w14:val="none"/>
+        </w:rPr>
+        <w:t>) presentar todas las comunicaciones cursadas con la parte denunciante, incluyendo la grabación de las llamadas telefónicas del 9 de febrero de 2026, en virtud de los hechos materia de denuncia</w:t>
+      </w:r>
+      <w:r>
+        <w:rPr>
+          <w:rFonts w:ascii="Arial Narrow" w:eastAsia="Arial Narrow" w:hAnsi="Arial Narrow" w:cs="Arial Narrow"/>
+          <w:color w:val="000000"/>
+          <w:kern w:val="0"/>
+          <w:sz w:val="22"/>
+          <w:szCs w:val="22"/>
+          <w:lang w:val="es-ES" w:eastAsia="es-ES"/>
+          <w14:ligatures w14:val="none"/>
+        </w:rPr>
+        <w:t>.</w:t>
+      </w:r>
+    </w:p>
+    <w:p>
+      <w:pPr>
+        <w:spacing w:before="0" w:after="0" w:line="240" w:lineRule="auto"/>
+        <w:jc w:val="both"/>
+        <w:rPr>
+          <w:rFonts w:ascii="Arial Narrow" w:eastAsia="Arial Narrow" w:hAnsi="Arial Narrow" w:cs="Arial Narrow"/>
+          <w:color w:val="000000"/>
+          <w:kern w:val="0"/>
+          <w:sz w:val="22"/>
+          <w:szCs w:val="22"/>
+          <w:lang w:val="es-ES" w:eastAsia="es-ES"/>
           <w14:ligatures w14:val="none"/>
         </w:rPr>
       </w:pPr>
@@ -4821,135 +5041,119 @@
           <w:kern w:val="0"/>
           <w:sz w:val="22"/>
           <w:szCs w:val="22"/>
-          <w:lang w:val="es-ES" w:eastAsia="es-ES"/>
-          <w14:ligatures w14:val="none"/>
-        </w:rPr>
-      </w:pPr>
-      <w:r>
-        <w:rPr>
-          <w:rFonts w:ascii="Arial Narrow" w:eastAsia="Arial Narrow" w:hAnsi="Arial Narrow" w:cs="Arial Narrow"/>
-          <w:b/>
-          <w:color w:val="000000"/>
-          <w:kern w:val="0"/>
-          <w:sz w:val="22"/>
-          <w:szCs w:val="22"/>
-          <w:lang w:eastAsia="es-PE"/>
-          <w14:ligatures w14:val="none"/>
-        </w:rPr>
-        <w:t xml:space="preserve">QUINTO:</w:t>
-      </w:r>
-      <w:r>
-        <w:rPr>
-          <w:rFonts w:ascii="Arial Narrow" w:eastAsia="Arial Narrow" w:hAnsi="Arial Narrow" w:cs="Arial Narrow"/>
-          <w:color w:val="000000"/>
-          <w:kern w:val="0"/>
-          <w:sz w:val="22"/>
-          <w:szCs w:val="22"/>
-          <w:lang w:eastAsia="es-PE"/>
+          <w:lang w:eastAsia="es-ES"/>
+          <w14:ligatures w14:val="none"/>
+        </w:rPr>
+      </w:pPr>
+      <w:r>
+        <w:rPr>
+          <w:rFonts w:ascii="Arial Narrow" w:eastAsia="Arial Narrow" w:hAnsi="Arial Narrow" w:cs="Arial Narrow"/>
+          <w:b/>
+          <w:bCs/>
+          <w:color w:val="000000"/>
+          <w:kern w:val="0"/>
+          <w:sz w:val="22"/>
+          <w:szCs w:val="22"/>
+          <w:lang w:eastAsia="es-ES"/>
+          <w14:ligatures w14:val="none"/>
+        </w:rPr>
+        <w:t xml:space="preserve">SEXTO:</w:t>
+      </w:r>
+      <w:r>
+        <w:rPr>
+          <w:rFonts w:ascii="Arial Narrow" w:eastAsia="Arial Narrow" w:hAnsi="Arial Narrow" w:cs="Arial Narrow"/>
+          <w:color w:val="000000"/>
+          <w:kern w:val="0"/>
+          <w:sz w:val="22"/>
+          <w:szCs w:val="22"/>
+          <w:lang w:eastAsia="es-ES"/>
           <w14:ligatures w14:val="none"/>
         </w:rPr>
         <w:t xml:space="preserve"> </w:t>
       </w:r>
-      <w:bookmarkStart w:id="20" w:name="_Hlk188286813"/>
-      <w:r>
-        <w:rPr>
-          <w:rFonts w:ascii="Arial Narrow" w:eastAsia="Arial Narrow" w:hAnsi="Arial Narrow" w:cs="Arial Narrow"/>
-          <w:color w:val="000000"/>
-          <w:kern w:val="0"/>
-          <w:sz w:val="22"/>
-          <w:szCs w:val="22"/>
-          <w:lang w:eastAsia="es-ES"/>
-          <w14:ligatures w14:val="none"/>
-        </w:rPr>
-        <w:t xml:space="preserve">requerir </w:t>
-      </w:r>
-      <w:r>
-        <w:rPr>
-          <w:rFonts w:ascii="Arial Narrow" w:eastAsia="Arial Narrow" w:hAnsi="Arial Narrow" w:cs="Arial Narrow"/>
-          <w:color w:val="000000"/>
-          <w:kern w:val="0"/>
-          <w:sz w:val="22"/>
-          <w:szCs w:val="22"/>
-          <w:lang w:val="es-ES" w:eastAsia="es-ES"/>
-          <w14:ligatures w14:val="none"/>
-        </w:rPr>
-        <w:t xml:space="preserve">que, en un </w:t>
-      </w:r>
-      <w:r>
-        <w:rPr>
-          <w:rFonts w:ascii="Arial Narrow" w:eastAsia="Arial Narrow" w:hAnsi="Arial Narrow" w:cs="Arial Narrow"/>
-          <w:color w:val="000000"/>
-          <w:kern w:val="0"/>
-          <w:sz w:val="22"/>
-          <w:szCs w:val="22"/>
-          <w:lang w:eastAsia="es-ES"/>
-          <w14:ligatures w14:val="none"/>
-        </w:rPr>
-        <w:t>plazo no mayor de cinco (5) días hábiles contado a partir del día siguiente de la notificación de la presente resolución</w:t>
-      </w:r>
-      <w:bookmarkEnd w:id="20"/>
-      <w:r>
-        <w:rPr>
-          <w:rFonts w:ascii="Arial Narrow" w:eastAsia="Arial Narrow" w:hAnsi="Arial Narrow" w:cs="Arial Narrow"/>
-          <w:color w:val="000000"/>
-          <w:kern w:val="0"/>
-          <w:sz w:val="22"/>
-          <w:szCs w:val="22"/>
-          <w:lang w:eastAsia="es-ES"/>
-          <w14:ligatures w14:val="none"/>
-        </w:rPr>
-        <w:t xml:space="preserve">, </w:t>
-      </w:r>
-      <w:bookmarkStart w:id="21" w:name="_Hlk188286828"/>
-      <w:r>
-        <w:rPr>
-          <w:rFonts w:ascii="Arial Narrow" w:eastAsia="Arial Narrow" w:hAnsi="Arial Narrow" w:cs="Arial Narrow"/>
-          <w:color w:val="000000"/>
-          <w:kern w:val="0"/>
-          <w:sz w:val="22"/>
-          <w:szCs w:val="22"/>
-          <w:shd w:val="clear" w:color="auto" w:fill="FFFFFF"/>
-          <w:lang w:eastAsia="es-PE"/>
-          <w14:ligatures w14:val="none"/>
-        </w:rPr>
-        <w:t>el proveedor denunciado</w:t>
-      </w:r>
-      <w:r>
-        <w:rPr>
-          <w:rFonts w:ascii="Arial Narrow" w:eastAsia="Arial Narrow" w:hAnsi="Arial Narrow" w:cs="Arial Narrow"/>
-          <w:color w:val="000000"/>
-          <w:kern w:val="0"/>
-          <w:sz w:val="22"/>
-          <w:szCs w:val="22"/>
-          <w:lang w:eastAsia="es-ES"/>
-          <w14:ligatures w14:val="none"/>
-        </w:rPr>
-        <w:t xml:space="preserve"> </w:t>
-      </w:r>
-      <w:bookmarkEnd w:id="21"/>
-      <w:r>
-        <w:rPr>
-          <w:rFonts w:ascii="Arial Narrow" w:eastAsia="Arial Narrow" w:hAnsi="Arial Narrow" w:cs="Arial Narrow"/>
-          <w:color w:val="000000"/>
-          <w:kern w:val="0"/>
-          <w:sz w:val="22"/>
-          <w:szCs w:val="22"/>
-          <w:lang w:val="es-ES" w:eastAsia="es-ES"/>
-          <w14:ligatures w14:val="none"/>
-        </w:rPr>
-        <w:t xml:space="preserve">cumpla con: </w:t>
-      </w:r>
-      <w:r>
-        <w:rPr>
-          <w:rFonts w:ascii="Arial Narrow" w:eastAsia="Arial Narrow" w:hAnsi="Arial Narrow" w:cs="Arial Narrow"/>
-          <w:color w:val="000000"/>
-          <w:kern w:val="0"/>
-          <w:sz w:val="22"/>
-          <w:szCs w:val="22"/>
-          <w:lang w:val="es-ES" w:eastAsia="es-ES"/>
-          <w14:ligatures w14:val="none"/>
-        </w:rPr>
-        <w:t>(i) presentar una copia completa, legible y debidamente suscrita de la Póliza 2101-952890 del Seguro vehicular, así como el cargo de remisión de la póliza; (</w:t>
+      <w:r>
+        <w:rPr>
+          <w:rFonts w:ascii="Arial Narrow" w:eastAsia="Arial Narrow" w:hAnsi="Arial Narrow" w:cs="Arial Narrow"/>
+          <w:color w:val="000000"/>
+          <w:kern w:val="0"/>
+          <w:sz w:val="22"/>
+          <w:szCs w:val="22"/>
+          <w:lang w:eastAsia="es-ES"/>
+          <w14:ligatures w14:val="none"/>
+        </w:rPr>
+        <w:t xml:space="preserve">informar a las partes que se ha procedido a programar una audiencia de conciliación, bajo la modalidad virtual, a fin de que tengan la oportunidad de llegar a un acuerdo que solucione la controversia que originó la presente denuncia. La audiencia de conciliación virtual se llevará a cabo el </w:t>
+      </w:r>
+      <w:r>
+        <w:rPr>
+          <w:rFonts w:ascii="Arial Narrow" w:eastAsia="Arial Narrow" w:hAnsi="Arial Narrow" w:cs="Arial Narrow"/>
+          <w:color w:val="000000"/>
+          <w:kern w:val="0"/>
+          <w:sz w:val="22"/>
+          <w:szCs w:val="22"/>
+          <w:lang w:eastAsia="es-ES"/>
+          <w14:ligatures w14:val="none"/>
+        </w:rPr>
+        <w:t xml:space="preserve">20 de abril de 2026</w:t>
+      </w:r>
+      <w:r>
+        <w:rPr>
+          <w:rFonts w:ascii="Arial Narrow" w:eastAsia="Arial Narrow" w:hAnsi="Arial Narrow" w:cs="Arial Narrow"/>
+          <w:color w:val="000000"/>
+          <w:kern w:val="0"/>
+          <w:sz w:val="22"/>
+          <w:szCs w:val="22"/>
+          <w:lang w:eastAsia="es-ES"/>
+          <w14:ligatures w14:val="none"/>
+        </w:rPr>
+        <w:t xml:space="preserve"> a las </w:t>
+      </w:r>
+      <w:r>
+        <w:rPr>
+          <w:rFonts w:ascii="Arial Narrow" w:eastAsia="Arial Narrow" w:hAnsi="Arial Narrow" w:cs="Arial Narrow"/>
+          <w:color w:val="000000"/>
+          <w:kern w:val="0"/>
+          <w:sz w:val="22"/>
+          <w:szCs w:val="22"/>
+          <w:lang w:eastAsia="es-ES"/>
+          <w14:ligatures w14:val="none"/>
+        </w:rPr>
+        <w:t>11</w:t>
+      </w:r>
+      <w:r>
+        <w:rPr>
+          <w:rFonts w:ascii="Arial Narrow" w:eastAsia="Arial Narrow" w:hAnsi="Arial Narrow" w:cs="Arial Narrow"/>
+          <w:color w:val="000000"/>
+          <w:kern w:val="0"/>
+          <w:sz w:val="22"/>
+          <w:szCs w:val="22"/>
+          <w:lang w:eastAsia="es-ES"/>
+          <w14:ligatures w14:val="none"/>
+        </w:rPr>
+        <w:t>:</w:t>
+      </w:r>
+      <w:r>
+        <w:rPr>
+          <w:rFonts w:ascii="Arial Narrow" w:eastAsia="Arial Narrow" w:hAnsi="Arial Narrow" w:cs="Arial Narrow"/>
+          <w:color w:val="000000"/>
+          <w:kern w:val="0"/>
+          <w:sz w:val="22"/>
+          <w:szCs w:val="22"/>
+          <w:lang w:eastAsia="es-ES"/>
+          <w14:ligatures w14:val="none"/>
+        </w:rPr>
+        <w:t>00</w:t>
+      </w:r>
+      <w:r>
+        <w:rPr>
+          <w:rFonts w:ascii="Arial Narrow" w:eastAsia="Arial Narrow" w:hAnsi="Arial Narrow" w:cs="Arial Narrow"/>
+          <w:color w:val="000000"/>
+          <w:kern w:val="0"/>
+          <w:sz w:val="22"/>
+          <w:szCs w:val="22"/>
+          <w:lang w:eastAsia="es-ES"/>
+          <w14:ligatures w14:val="none"/>
+        </w:rPr>
+        <w:t xml:space="preserve"> horas (hora exacta) mediante la aplicación Microsoft </w:t>
       </w:r>
       <w:proofErr w:type="spellStart"/>
       <w:r>
@@ -4959,10 +5163,10 @@
           <w:kern w:val="0"/>
           <w:sz w:val="22"/>
           <w:szCs w:val="22"/>
-          <w:lang w:val="es-ES" w:eastAsia="es-ES"/>
-          <w14:ligatures w14:val="none"/>
-        </w:rPr>
-        <w:t>ii</w:t>
+          <w:lang w:eastAsia="es-ES"/>
+          <w14:ligatures w14:val="none"/>
+        </w:rPr>
+        <w:t>Teams</w:t>
       </w:r>
       <w:proofErr w:type="spellEnd"/>
       <w:r>
@@ -4972,210 +5176,6 @@
           <w:kern w:val="0"/>
           <w:sz w:val="22"/>
           <w:szCs w:val="22"/>
-          <w:lang w:val="es-ES" w:eastAsia="es-ES"/>
-          <w14:ligatures w14:val="none"/>
-        </w:rPr>
-        <w:t>) presentar los medios probatorios que acrediten que la negativa de otorgamiento de cobertura fue justificada; y, (</w:t>
-      </w:r>
-      <w:proofErr w:type="spellStart"/>
-      <w:r>
-        <w:rPr>
-          <w:rFonts w:ascii="Arial Narrow" w:eastAsia="Arial Narrow" w:hAnsi="Arial Narrow" w:cs="Arial Narrow"/>
-          <w:color w:val="000000"/>
-          <w:kern w:val="0"/>
-          <w:sz w:val="22"/>
-          <w:szCs w:val="22"/>
-          <w:lang w:val="es-ES" w:eastAsia="es-ES"/>
-          <w14:ligatures w14:val="none"/>
-        </w:rPr>
-        <w:t>iii</w:t>
-      </w:r>
-      <w:proofErr w:type="spellEnd"/>
-      <w:r>
-        <w:rPr>
-          <w:rFonts w:ascii="Arial Narrow" w:eastAsia="Arial Narrow" w:hAnsi="Arial Narrow" w:cs="Arial Narrow"/>
-          <w:color w:val="000000"/>
-          <w:kern w:val="0"/>
-          <w:sz w:val="22"/>
-          <w:szCs w:val="22"/>
-          <w:lang w:val="es-ES" w:eastAsia="es-ES"/>
-          <w14:ligatures w14:val="none"/>
-        </w:rPr>
-        <w:t>) presentar todas las comunicaciones cursadas con la parte denunciante, incluyendo la grabación de las llamadas telefónicas del 9 de febrero de 2026, en virtud de los hechos materia de denuncia</w:t>
-      </w:r>
-      <w:r>
-        <w:rPr>
-          <w:rFonts w:ascii="Arial Narrow" w:eastAsia="Arial Narrow" w:hAnsi="Arial Narrow" w:cs="Arial Narrow"/>
-          <w:color w:val="000000"/>
-          <w:kern w:val="0"/>
-          <w:sz w:val="22"/>
-          <w:szCs w:val="22"/>
-          <w:lang w:val="es-ES" w:eastAsia="es-ES"/>
-          <w14:ligatures w14:val="none"/>
-        </w:rPr>
-        <w:t>.</w:t>
-      </w:r>
-    </w:p>
-    <w:p>
-      <w:pPr>
-        <w:spacing w:after="0" w:line="240" w:lineRule="auto"/>
-        <w:jc w:val="both"/>
-        <w:rPr>
-          <w:rFonts w:ascii="Arial Narrow" w:eastAsia="Arial Narrow" w:hAnsi="Arial Narrow" w:cs="Arial Narrow"/>
-          <w:color w:val="000000"/>
-          <w:kern w:val="0"/>
-          <w:sz w:val="22"/>
-          <w:szCs w:val="22"/>
-          <w:lang w:val="es-ES" w:eastAsia="es-ES"/>
-          <w14:ligatures w14:val="none"/>
-        </w:rPr>
-      </w:pPr>
-    </w:p>
-    <w:p>
-      <w:pPr>
-        <w:spacing w:after="0" w:line="240" w:lineRule="auto"/>
-        <w:jc w:val="both"/>
-        <w:rPr>
-          <w:rFonts w:ascii="Arial Narrow" w:eastAsia="Arial Narrow" w:hAnsi="Arial Narrow" w:cs="Arial Narrow"/>
-          <w:color w:val="000000"/>
-          <w:kern w:val="0"/>
-          <w:sz w:val="22"/>
-          <w:szCs w:val="22"/>
-          <w:lang w:eastAsia="es-ES"/>
-          <w14:ligatures w14:val="none"/>
-        </w:rPr>
-      </w:pPr>
-      <w:r>
-        <w:rPr>
-          <w:rFonts w:ascii="Arial Narrow" w:eastAsia="Arial Narrow" w:hAnsi="Arial Narrow" w:cs="Arial Narrow"/>
-          <w:b/>
-          <w:bCs/>
-          <w:color w:val="000000"/>
-          <w:kern w:val="0"/>
-          <w:sz w:val="22"/>
-          <w:szCs w:val="22"/>
-          <w:lang w:eastAsia="es-ES"/>
-          <w14:ligatures w14:val="none"/>
-        </w:rPr>
-        <w:t xml:space="preserve">SEXTO:</w:t>
-      </w:r>
-      <w:r>
-        <w:rPr>
-          <w:rFonts w:ascii="Arial Narrow" w:eastAsia="Arial Narrow" w:hAnsi="Arial Narrow" w:cs="Arial Narrow"/>
-          <w:color w:val="000000"/>
-          <w:kern w:val="0"/>
-          <w:sz w:val="22"/>
-          <w:szCs w:val="22"/>
-          <w:lang w:eastAsia="es-ES"/>
-          <w14:ligatures w14:val="none"/>
-        </w:rPr>
-        <w:t xml:space="preserve"> </w:t>
-      </w:r>
-      <w:r>
-        <w:rPr>
-          <w:rFonts w:ascii="Arial Narrow" w:eastAsia="Arial Narrow" w:hAnsi="Arial Narrow" w:cs="Arial Narrow"/>
-          <w:color w:val="000000"/>
-          <w:kern w:val="0"/>
-          <w:sz w:val="22"/>
-          <w:szCs w:val="22"/>
-          <w:lang w:eastAsia="es-ES"/>
-          <w14:ligatures w14:val="none"/>
-        </w:rPr>
-        <w:t xml:space="preserve">informar a las partes que se ha procedido a programar una audiencia de conciliación, bajo la modalidad virtual, a fin de que tengan la oportunidad de llegar a un acuerdo que solucione la controversia que originó la presente denuncia. La audiencia de conciliación virtual se llevará a cabo el </w:t>
-      </w:r>
-      <w:r>
-        <w:rPr>
-          <w:rFonts w:ascii="Arial Narrow" w:eastAsia="Arial Narrow" w:hAnsi="Arial Narrow" w:cs="Arial Narrow"/>
-          <w:color w:val="000000"/>
-          <w:kern w:val="0"/>
-          <w:sz w:val="22"/>
-          <w:szCs w:val="22"/>
-          <w:lang w:eastAsia="es-ES"/>
-          <w14:ligatures w14:val="none"/>
-        </w:rPr>
-        <w:t xml:space="preserve">20 de abril de 2026</w:t>
-      </w:r>
-      <w:r>
-        <w:rPr>
-          <w:rFonts w:ascii="Arial Narrow" w:eastAsia="Arial Narrow" w:hAnsi="Arial Narrow" w:cs="Arial Narrow"/>
-          <w:color w:val="000000"/>
-          <w:kern w:val="0"/>
-          <w:sz w:val="22"/>
-          <w:szCs w:val="22"/>
-          <w:lang w:eastAsia="es-ES"/>
-          <w14:ligatures w14:val="none"/>
-        </w:rPr>
-        <w:t xml:space="preserve"> a las </w:t>
-      </w:r>
-      <w:r>
-        <w:rPr>
-          <w:rFonts w:ascii="Arial Narrow" w:eastAsia="Arial Narrow" w:hAnsi="Arial Narrow" w:cs="Arial Narrow"/>
-          <w:color w:val="000000"/>
-          <w:kern w:val="0"/>
-          <w:sz w:val="22"/>
-          <w:szCs w:val="22"/>
-          <w:lang w:eastAsia="es-ES"/>
-          <w14:ligatures w14:val="none"/>
-        </w:rPr>
-        <w:t>11</w:t>
-      </w:r>
-      <w:r>
-        <w:rPr>
-          <w:rFonts w:ascii="Arial Narrow" w:eastAsia="Arial Narrow" w:hAnsi="Arial Narrow" w:cs="Arial Narrow"/>
-          <w:color w:val="000000"/>
-          <w:kern w:val="0"/>
-          <w:sz w:val="22"/>
-          <w:szCs w:val="22"/>
-          <w:lang w:eastAsia="es-ES"/>
-          <w14:ligatures w14:val="none"/>
-        </w:rPr>
-        <w:t>:</w:t>
-      </w:r>
-      <w:r>
-        <w:rPr>
-          <w:rFonts w:ascii="Arial Narrow" w:eastAsia="Arial Narrow" w:hAnsi="Arial Narrow" w:cs="Arial Narrow"/>
-          <w:color w:val="000000"/>
-          <w:kern w:val="0"/>
-          <w:sz w:val="22"/>
-          <w:szCs w:val="22"/>
-          <w:lang w:eastAsia="es-ES"/>
-          <w14:ligatures w14:val="none"/>
-        </w:rPr>
-        <w:t>00</w:t>
-      </w:r>
-      <w:r>
-        <w:rPr>
-          <w:rFonts w:ascii="Arial Narrow" w:eastAsia="Arial Narrow" w:hAnsi="Arial Narrow" w:cs="Arial Narrow"/>
-          <w:color w:val="000000"/>
-          <w:kern w:val="0"/>
-          <w:sz w:val="22"/>
-          <w:szCs w:val="22"/>
-          <w:lang w:eastAsia="es-ES"/>
-          <w14:ligatures w14:val="none"/>
-        </w:rPr>
-        <w:t xml:space="preserve"> horas (hora exacta) mediante la aplicación Microsoft </w:t>
-      </w:r>
-      <w:proofErr w:type="spellStart"/>
-      <w:r>
-        <w:rPr>
-          <w:rFonts w:ascii="Arial Narrow" w:eastAsia="Arial Narrow" w:hAnsi="Arial Narrow" w:cs="Arial Narrow"/>
-          <w:color w:val="000000"/>
-          <w:kern w:val="0"/>
-          <w:sz w:val="22"/>
-          <w:szCs w:val="22"/>
-          <w:lang w:eastAsia="es-ES"/>
-          <w14:ligatures w14:val="none"/>
-        </w:rPr>
-        <w:t>Teams</w:t>
-      </w:r>
-      <w:proofErr w:type="spellEnd"/>
-      <w:r>
-        <w:rPr>
-          <w:rFonts w:ascii="Arial Narrow" w:eastAsia="Arial Narrow" w:hAnsi="Arial Narrow" w:cs="Arial Narrow"/>
-          <w:color w:val="000000"/>
-          <w:kern w:val="0"/>
-          <w:sz w:val="22"/>
-          <w:szCs w:val="22"/>
           <w:lang w:eastAsia="es-ES"/>
           <w14:ligatures w14:val="none"/>
         </w:rPr>
@@ -5184,7 +5184,7 @@
     </w:p>
     <w:p>
       <w:pPr>
-        <w:spacing w:after="0" w:line="240" w:lineRule="auto"/>
+        <w:spacing w:before="0" w:after="0" w:line="240" w:lineRule="auto"/>
         <w:jc w:val="both"/>
         <w:rPr>
           <w:rFonts w:ascii="Arial Narrow" w:eastAsia="Arial Narrow" w:hAnsi="Arial Narrow" w:cs="Arial Narrow"/>
@@ -5309,7 +5309,7 @@
     </w:p>
     <w:p>
       <w:pPr>
-        <w:spacing w:after="0" w:line="240" w:lineRule="auto"/>
+        <w:spacing w:before="0" w:after="0" w:line="240" w:lineRule="auto"/>
         <w:jc w:val="both"/>
         <w:rPr>
           <w:rFonts w:ascii="Arial Narrow" w:eastAsia="Arial Narrow" w:hAnsi="Arial Narrow" w:cs="Arial Narrow"/>
@@ -5445,7 +5445,7 @@
     </w:p>
     <w:p>
       <w:pPr>
-        <w:spacing w:after="0" w:line="240" w:lineRule="auto"/>
+        <w:spacing w:before="0" w:after="0" w:line="240" w:lineRule="auto"/>
         <w:jc w:val="both"/>
         <w:rPr>
           <w:rFonts w:ascii="Arial Narrow" w:eastAsia="Arial Narrow" w:hAnsi="Arial Narrow" w:cs="Arial Narrow"/>
@@ -5518,7 +5518,7 @@
     </w:p>
     <w:p>
       <w:pPr>
-        <w:spacing w:after="0" w:line="240" w:lineRule="auto"/>
+        <w:spacing w:before="0" w:after="0" w:line="240" w:lineRule="auto"/>
         <w:jc w:val="both"/>
         <w:rPr>
           <w:rFonts w:ascii="Arial Narrow" w:eastAsia="Arial Narrow" w:hAnsi="Arial Narrow" w:cs="Arial Narrow"/>
@@ -5591,7 +5591,7 @@
     </w:p>
     <w:p>
       <w:pPr>
-        <w:spacing w:after="0" w:line="240" w:lineRule="auto"/>
+        <w:spacing w:before="0" w:after="0" w:line="240" w:lineRule="auto"/>
         <w:jc w:val="both"/>
         <w:rPr>
           <w:rFonts w:ascii="Arial Narrow" w:eastAsia="Arial Narrow" w:hAnsi="Arial Narrow" w:cs="Arial Narrow"/>
@@ -5921,28 +5921,28 @@
     </w:p>
     <w:p>
       <w:pPr>
+        <w:spacing w:before="0" w:after="0" w:line="240" w:lineRule="auto"/>
+        <w:shd w:val="clear" w:color="auto" w:fill="FFFFFF"/>
+        <w:jc w:val="both"/>
+        <w:rPr>
+          <w:rFonts w:ascii="Arial Narrow" w:eastAsia="Arial Narrow" w:hAnsi="Arial Narrow" w:cs="Arial Narrow"/>
+          <w:b/>
+          <w:color w:val="000000"/>
+          <w:kern w:val="0"/>
+          <w:sz w:val="22"/>
+          <w:szCs w:val="22"/>
+          <w:lang w:eastAsia="es-PE"/>
+          <w14:ligatures w14:val="none"/>
+        </w:rPr>
+      </w:pPr>
+    </w:p>
+    <w:p>
+      <w:pPr>
         <w:shd w:val="clear" w:color="auto" w:fill="FFFFFF"/>
         <w:spacing w:after="0" w:line="240" w:lineRule="auto"/>
         <w:jc w:val="both"/>
         <w:rPr>
           <w:rFonts w:ascii="Arial Narrow" w:eastAsia="Arial Narrow" w:hAnsi="Arial Narrow" w:cs="Arial Narrow"/>
-          <w:b/>
-          <w:color w:val="000000"/>
-          <w:kern w:val="0"/>
-          <w:sz w:val="22"/>
-          <w:szCs w:val="22"/>
-          <w:lang w:eastAsia="es-PE"/>
-          <w14:ligatures w14:val="none"/>
-        </w:rPr>
-      </w:pPr>
-    </w:p>
-    <w:p>
-      <w:pPr>
-        <w:shd w:val="clear" w:color="auto" w:fill="FFFFFF"/>
-        <w:spacing w:after="0" w:line="240" w:lineRule="auto"/>
-        <w:jc w:val="both"/>
-        <w:rPr>
-          <w:rFonts w:ascii="Arial Narrow" w:eastAsia="Arial Narrow" w:hAnsi="Arial Narrow" w:cs="Arial Narrow"/>
           <w:color w:val="000000"/>
           <w:kern w:val="0"/>
           <w:sz w:val="22"/>
@@ -6016,8 +6016,8 @@
     </w:p>
     <w:p>
       <w:pPr>
+        <w:spacing w:before="0" w:after="0" w:line="240" w:lineRule="auto"/>
         <w:shd w:val="clear" w:color="auto" w:fill="FFFFFF"/>
-        <w:spacing w:after="0" w:line="240" w:lineRule="auto"/>
         <w:jc w:val="both"/>
         <w:rPr>
           <w:rFonts w:ascii="Arial Narrow" w:eastAsia="Arial Narrow" w:hAnsi="Arial Narrow" w:cs="Arial Narrow"/>
@@ -6187,26 +6187,26 @@
     </w:p>
     <w:p>
       <w:pPr>
+        <w:spacing w:before="0" w:after="0" w:line="240" w:lineRule="auto"/>
+        <w:suppressAutoHyphens/>
+        <w:jc w:val="both"/>
+        <w:rPr>
+          <w:rFonts w:ascii="Arial Narrow" w:eastAsia="Arial Narrow" w:hAnsi="Arial Narrow" w:cs="Arial Narrow"/>
+          <w:kern w:val="0"/>
+          <w:sz w:val="22"/>
+          <w:szCs w:val="22"/>
+          <w:u w:val="single"/>
+          <w14:ligatures w14:val="none"/>
+        </w:rPr>
+      </w:pPr>
+    </w:p>
+    <w:p>
+      <w:pPr>
         <w:suppressAutoHyphens/>
         <w:spacing w:after="0" w:line="240" w:lineRule="auto"/>
         <w:jc w:val="both"/>
         <w:rPr>
           <w:rFonts w:ascii="Arial Narrow" w:eastAsia="Arial Narrow" w:hAnsi="Arial Narrow" w:cs="Arial Narrow"/>
-          <w:kern w:val="0"/>
-          <w:sz w:val="22"/>
-          <w:szCs w:val="22"/>
-          <w:u w:val="single"/>
-          <w14:ligatures w14:val="none"/>
-        </w:rPr>
-      </w:pPr>
-    </w:p>
-    <w:p>
-      <w:pPr>
-        <w:suppressAutoHyphens/>
-        <w:spacing w:after="0" w:line="240" w:lineRule="auto"/>
-        <w:jc w:val="both"/>
-        <w:rPr>
-          <w:rFonts w:ascii="Arial Narrow" w:eastAsia="Arial Narrow" w:hAnsi="Arial Narrow" w:cs="Arial Narrow"/>
           <w:color w:val="000000"/>
           <w:kern w:val="0"/>
           <w:sz w:val="22"/>
@@ -6267,8 +6267,8 @@
     </w:p>
     <w:p>
       <w:pPr>
+        <w:spacing w:before="0" w:after="0" w:line="240" w:lineRule="auto"/>
         <w:suppressAutoHyphens/>
-        <w:spacing w:after="0" w:line="240" w:lineRule="auto"/>
         <w:jc w:val="both"/>
         <w:rPr>
           <w:rFonts w:ascii="Arial Narrow" w:eastAsia="Arial Narrow" w:hAnsi="Arial Narrow" w:cs="Arial Narrow"/>
@@ -6814,7 +6814,6 @@
           <w:sz w:val="16"/>
           <w:szCs w:val="16"/>
         </w:rPr>
-        <w:tab/>
         <w:t xml:space="preserve"/>
       </w:r>
       <w:r>
@@ -6890,25 +6889,24 @@
           <w:sz w:val="16"/>
           <w:szCs w:val="16"/>
         </w:rPr>
+        <w:t xml:space="preserve"/>
+      </w:r>
+      <w:r>
+        <w:rPr>
+          <w:rFonts w:ascii="Arial Narrow" w:eastAsia="Arial Narrow" w:hAnsi="Arial Narrow" w:cs="Arial Narrow"/>
+          <w:sz w:val="16"/>
+          <w:szCs w:val="16"/>
+        </w:rPr>
+      </w:r>
+      <w:r>
+        <w:rPr>
+          <w:rFonts w:ascii="Arial Narrow" w:eastAsia="Arial Narrow" w:hAnsi="Arial Narrow" w:cs="Arial Narrow"/>
+          <w:b/>
+          <w:bCs/>
+          <w:sz w:val="16"/>
+          <w:szCs w:val="16"/>
+        </w:rPr>
         <w:tab/>
-        <w:t xml:space="preserve"/>
-      </w:r>
-      <w:r>
-        <w:rPr>
-          <w:rFonts w:ascii="Arial Narrow" w:eastAsia="Arial Narrow" w:hAnsi="Arial Narrow" w:cs="Arial Narrow"/>
-          <w:sz w:val="16"/>
-          <w:szCs w:val="16"/>
-        </w:rPr>
-        <w:tab/>
-      </w:r>
-      <w:r>
-        <w:rPr>
-          <w:rFonts w:ascii="Arial Narrow" w:eastAsia="Arial Narrow" w:hAnsi="Arial Narrow" w:cs="Arial Narrow"/>
-          <w:b/>
-          <w:bCs/>
-          <w:sz w:val="16"/>
-          <w:szCs w:val="16"/>
-        </w:rPr>
         <w:t xml:space="preserve">LEY 29571, CÓDIGO DE PROTECCIÓN Y DEFENSA DEL CONSUMIDOR, publicado el 2 de setiembre de 2010 y modificado por Decreto Legislativo 1308 </w:t>
       </w:r>
     </w:p>
@@ -7132,25 +7130,24 @@
           <w:sz w:val="16"/>
           <w:szCs w:val="16"/>
         </w:rPr>
+        <w:t xml:space="preserve"/>
+      </w:r>
+      <w:r>
+        <w:rPr>
+          <w:rFonts w:ascii="Arial Narrow" w:eastAsia="Arial Narrow" w:hAnsi="Arial Narrow" w:cs="Arial Narrow"/>
+          <w:sz w:val="16"/>
+          <w:szCs w:val="16"/>
+        </w:rPr>
+      </w:r>
+      <w:r>
+        <w:rPr>
+          <w:rFonts w:ascii="Arial Narrow" w:eastAsia="Arial Narrow" w:hAnsi="Arial Narrow" w:cs="Arial Narrow"/>
+          <w:b/>
+          <w:bCs/>
+          <w:sz w:val="16"/>
+          <w:szCs w:val="16"/>
+        </w:rPr>
         <w:tab/>
-        <w:t xml:space="preserve"/>
-      </w:r>
-      <w:r>
-        <w:rPr>
-          <w:rFonts w:ascii="Arial Narrow" w:eastAsia="Arial Narrow" w:hAnsi="Arial Narrow" w:cs="Arial Narrow"/>
-          <w:sz w:val="16"/>
-          <w:szCs w:val="16"/>
-        </w:rPr>
-        <w:tab/>
-      </w:r>
-      <w:r>
-        <w:rPr>
-          <w:rFonts w:ascii="Arial Narrow" w:eastAsia="Arial Narrow" w:hAnsi="Arial Narrow" w:cs="Arial Narrow"/>
-          <w:b/>
-          <w:bCs/>
-          <w:sz w:val="16"/>
-          <w:szCs w:val="16"/>
-        </w:rPr>
         <w:t xml:space="preserve">LEY 29571, CÓDIGO DE PROTECCIÓN Y DEFENSA DEL CONSUMIDOR, publicado el 2 de setiembre de 2010 y modificado por Decreto Legislativo 1308 </w:t>
       </w:r>
     </w:p>
@@ -7311,25 +7308,24 @@
           <w:sz w:val="16"/>
           <w:szCs w:val="16"/>
         </w:rPr>
+        <w:t xml:space="preserve"/>
+      </w:r>
+      <w:r>
+        <w:rPr>
+          <w:rFonts w:ascii="Arial Narrow" w:eastAsia="Arial Narrow" w:hAnsi="Arial Narrow" w:cs="Arial Narrow"/>
+          <w:sz w:val="16"/>
+          <w:szCs w:val="16"/>
+        </w:rPr>
+      </w:r>
+      <w:r>
+        <w:rPr>
+          <w:rFonts w:ascii="Arial Narrow" w:eastAsia="Arial Narrow" w:hAnsi="Arial Narrow" w:cs="Arial Narrow"/>
+          <w:b/>
+          <w:bCs/>
+          <w:sz w:val="16"/>
+          <w:szCs w:val="16"/>
+        </w:rPr>
         <w:tab/>
-        <w:t xml:space="preserve"/>
-      </w:r>
-      <w:r>
-        <w:rPr>
-          <w:rFonts w:ascii="Arial Narrow" w:eastAsia="Arial Narrow" w:hAnsi="Arial Narrow" w:cs="Arial Narrow"/>
-          <w:sz w:val="16"/>
-          <w:szCs w:val="16"/>
-        </w:rPr>
-        <w:tab/>
-      </w:r>
-      <w:r>
-        <w:rPr>
-          <w:rFonts w:ascii="Arial Narrow" w:eastAsia="Arial Narrow" w:hAnsi="Arial Narrow" w:cs="Arial Narrow"/>
-          <w:b/>
-          <w:bCs/>
-          <w:sz w:val="16"/>
-          <w:szCs w:val="16"/>
-        </w:rPr>
         <w:t xml:space="preserve">LEY 29571, CÓDIGO DE PROTECCIÓN Y DEFENSA DEL CONSUMIDOR, publicado el 2 de setiembre de 2010 y modificado por Decreto Legislativo 1308 </w:t>
       </w:r>
     </w:p>
@@ -7436,25 +7432,24 @@
           <w:sz w:val="16"/>
           <w:szCs w:val="16"/>
         </w:rPr>
+        <w:t xml:space="preserve"/>
+      </w:r>
+      <w:r>
+        <w:rPr>
+          <w:rFonts w:ascii="Arial Narrow" w:eastAsia="Arial Narrow" w:hAnsi="Arial Narrow" w:cs="Arial Narrow"/>
+          <w:sz w:val="16"/>
+          <w:szCs w:val="16"/>
+        </w:rPr>
+      </w:r>
+      <w:r>
+        <w:rPr>
+          <w:rFonts w:ascii="Arial Narrow" w:eastAsia="Arial Narrow" w:hAnsi="Arial Narrow" w:cs="Arial Narrow"/>
+          <w:b/>
+          <w:bCs/>
+          <w:sz w:val="16"/>
+          <w:szCs w:val="16"/>
+        </w:rPr>
         <w:tab/>
-        <w:t xml:space="preserve"/>
-      </w:r>
-      <w:r>
-        <w:rPr>
-          <w:rFonts w:ascii="Arial Narrow" w:eastAsia="Arial Narrow" w:hAnsi="Arial Narrow" w:cs="Arial Narrow"/>
-          <w:sz w:val="16"/>
-          <w:szCs w:val="16"/>
-        </w:rPr>
-        <w:tab/>
-      </w:r>
-      <w:r>
-        <w:rPr>
-          <w:rFonts w:ascii="Arial Narrow" w:eastAsia="Arial Narrow" w:hAnsi="Arial Narrow" w:cs="Arial Narrow"/>
-          <w:b/>
-          <w:bCs/>
-          <w:sz w:val="16"/>
-          <w:szCs w:val="16"/>
-        </w:rPr>
         <w:t xml:space="preserve">LEY 29571, CÓDIGO DE PROTECCIÓN Y DEFENSA DEL CONSUMIDOR, publicado el 2 de setiembre de 2010 y modificado por Decreto Legislativo 1308 </w:t>
       </w:r>
     </w:p>
@@ -7591,25 +7586,24 @@
           <w:sz w:val="16"/>
           <w:szCs w:val="16"/>
         </w:rPr>
+        <w:t xml:space="preserve"/>
+      </w:r>
+      <w:r>
+        <w:rPr>
+          <w:rFonts w:ascii="Arial Narrow" w:eastAsia="Arial Narrow" w:hAnsi="Arial Narrow" w:cs="Arial Narrow"/>
+          <w:sz w:val="16"/>
+          <w:szCs w:val="16"/>
+        </w:rPr>
+      </w:r>
+      <w:r>
+        <w:rPr>
+          <w:rFonts w:ascii="Arial Narrow" w:eastAsia="Arial Narrow" w:hAnsi="Arial Narrow" w:cs="Arial Narrow"/>
+          <w:b/>
+          <w:bCs/>
+          <w:sz w:val="16"/>
+          <w:szCs w:val="16"/>
+        </w:rPr>
         <w:tab/>
-        <w:t xml:space="preserve"/>
-      </w:r>
-      <w:r>
-        <w:rPr>
-          <w:rFonts w:ascii="Arial Narrow" w:eastAsia="Arial Narrow" w:hAnsi="Arial Narrow" w:cs="Arial Narrow"/>
-          <w:sz w:val="16"/>
-          <w:szCs w:val="16"/>
-        </w:rPr>
-        <w:tab/>
-      </w:r>
-      <w:r>
-        <w:rPr>
-          <w:rFonts w:ascii="Arial Narrow" w:eastAsia="Arial Narrow" w:hAnsi="Arial Narrow" w:cs="Arial Narrow"/>
-          <w:b/>
-          <w:bCs/>
-          <w:sz w:val="16"/>
-          <w:szCs w:val="16"/>
-        </w:rPr>
         <w:t>LEY SOBRE FACULTADES, NORMAS Y ORGANIZACIÓN DEL INDECOPI, APROBADA POR DECRETO LEGISLATIVO 807 Artículo 24.-</w:t>
       </w:r>
       <w:r>
@@ -7740,7 +7734,6 @@
           <w:sz w:val="16"/>
           <w:szCs w:val="16"/>
         </w:rPr>
-        <w:tab/>
         <w:t xml:space="preserve"/>
       </w:r>
       <w:r>
@@ -7833,24 +7826,23 @@
           <w:sz w:val="16"/>
           <w:szCs w:val="16"/>
         </w:rPr>
+        <w:t xml:space="preserve"/>
+      </w:r>
+      <w:r>
+        <w:rPr>
+          <w:rFonts w:ascii="Arial Narrow" w:eastAsia="Arial Narrow" w:hAnsi="Arial Narrow" w:cs="Arial Narrow"/>
+          <w:sz w:val="16"/>
+          <w:szCs w:val="16"/>
+        </w:rPr>
+      </w:r>
+      <w:r>
+        <w:rPr>
+          <w:rFonts w:ascii="Arial Narrow" w:eastAsia="Arial Narrow" w:hAnsi="Arial Narrow" w:cs="Arial Narrow"/>
+          <w:b/>
+          <w:sz w:val="16"/>
+          <w:szCs w:val="16"/>
+        </w:rPr>
         <w:tab/>
-        <w:t xml:space="preserve"/>
-      </w:r>
-      <w:r>
-        <w:rPr>
-          <w:rFonts w:ascii="Arial Narrow" w:eastAsia="Arial Narrow" w:hAnsi="Arial Narrow" w:cs="Arial Narrow"/>
-          <w:sz w:val="16"/>
-          <w:szCs w:val="16"/>
-        </w:rPr>
-        <w:tab/>
-      </w:r>
-      <w:r>
-        <w:rPr>
-          <w:rFonts w:ascii="Arial Narrow" w:eastAsia="Arial Narrow" w:hAnsi="Arial Narrow" w:cs="Arial Narrow"/>
-          <w:b/>
-          <w:sz w:val="16"/>
-          <w:szCs w:val="16"/>
-        </w:rPr>
         <w:t>LEY 29571, CÓDIGO DE PROTECCIÓN Y DEFENSA DEL CONSUMIDOR</w:t>
       </w:r>
       <w:r>
@@ -8235,24 +8227,23 @@
           <w:sz w:val="16"/>
           <w:szCs w:val="16"/>
         </w:rPr>
+        <w:t xml:space="preserve"/>
+      </w:r>
+      <w:r>
+        <w:rPr>
+          <w:rFonts w:ascii="Arial Narrow" w:eastAsia="Arial Narrow" w:hAnsi="Arial Narrow" w:cs="Arial Narrow"/>
+          <w:sz w:val="16"/>
+          <w:szCs w:val="16"/>
+        </w:rPr>
+      </w:r>
+      <w:r>
+        <w:rPr>
+          <w:rFonts w:ascii="Arial Narrow" w:eastAsia="Arial Narrow" w:hAnsi="Arial Narrow" w:cs="Arial Narrow"/>
+          <w:sz w:val="16"/>
+          <w:szCs w:val="16"/>
+          <w:lang w:val="es-ES"/>
+        </w:rPr>
         <w:tab/>
-        <w:t xml:space="preserve"/>
-      </w:r>
-      <w:r>
-        <w:rPr>
-          <w:rFonts w:ascii="Arial Narrow" w:eastAsia="Arial Narrow" w:hAnsi="Arial Narrow" w:cs="Arial Narrow"/>
-          <w:sz w:val="16"/>
-          <w:szCs w:val="16"/>
-        </w:rPr>
-        <w:tab/>
-      </w:r>
-      <w:r>
-        <w:rPr>
-          <w:rFonts w:ascii="Arial Narrow" w:eastAsia="Arial Narrow" w:hAnsi="Arial Narrow" w:cs="Arial Narrow"/>
-          <w:sz w:val="16"/>
-          <w:szCs w:val="16"/>
-          <w:lang w:val="es-ES"/>
-        </w:rPr>
         <w:t xml:space="preserve">El </w:t>
       </w:r>
       <w:proofErr w:type="gramStart"/>
@@ -8328,25 +8319,24 @@
           <w:sz w:val="16"/>
           <w:szCs w:val="16"/>
         </w:rPr>
+        <w:t xml:space="preserve"/>
+      </w:r>
+      <w:r>
+        <w:rPr>
+          <w:rFonts w:ascii="Arial Narrow" w:eastAsia="Arial Narrow" w:hAnsi="Arial Narrow" w:cs="Arial Narrow"/>
+          <w:sz w:val="16"/>
+          <w:szCs w:val="16"/>
+        </w:rPr>
+      </w:r>
+      <w:r>
+        <w:rPr>
+          <w:rFonts w:ascii="Arial Narrow" w:eastAsia="Arial Narrow" w:hAnsi="Arial Narrow" w:cs="Arial Narrow"/>
+          <w:b/>
+          <w:bCs/>
+          <w:sz w:val="16"/>
+          <w:szCs w:val="16"/>
+        </w:rPr>
         <w:tab/>
-        <w:t xml:space="preserve"/>
-      </w:r>
-      <w:r>
-        <w:rPr>
-          <w:rFonts w:ascii="Arial Narrow" w:eastAsia="Arial Narrow" w:hAnsi="Arial Narrow" w:cs="Arial Narrow"/>
-          <w:sz w:val="16"/>
-          <w:szCs w:val="16"/>
-        </w:rPr>
-        <w:tab/>
-      </w:r>
-      <w:r>
-        <w:rPr>
-          <w:rFonts w:ascii="Arial Narrow" w:eastAsia="Arial Narrow" w:hAnsi="Arial Narrow" w:cs="Arial Narrow"/>
-          <w:b/>
-          <w:bCs/>
-          <w:sz w:val="16"/>
-          <w:szCs w:val="16"/>
-        </w:rPr>
         <w:t>TEXTO ÚNICO ORDENADO DE LA LEY 27444, LEY DEL PROCEDIMIENTO ADMINISTRATIVO GENERAL, APROBADO POR Decreto Supremo 006-2026-JUS</w:t>
       </w:r>
     </w:p>
@@ -8381,7 +8371,7 @@
     <w:p>
       <w:pPr>
         <w:pStyle w:val="Textonotapie"/>
-        <w:ind w:left="993" w:hanging="426"/>
+        <w:ind w:left="993" w:hanging="993"/>
         <w:jc w:val="both"/>
         <w:rPr>
           <w:rFonts w:ascii="Arial Narrow" w:eastAsia="Arial Narrow" w:hAnsi="Arial Narrow" w:cs="Arial Narrow"/>
@@ -8413,7 +8403,7 @@
         <w:autoSpaceDN w:val="0"/>
         <w:adjustRightInd w:val="0"/>
         <w:spacing w:after="0" w:line="240" w:lineRule="auto"/>
-        <w:ind w:left="993" w:hanging="426"/>
+        <w:ind w:left="993" w:hanging="993"/>
         <w:jc w:val="both"/>
         <w:rPr>
           <w:rFonts w:ascii="Arial Narrow" w:eastAsia="Arial Narrow" w:hAnsi="Arial Narrow" w:cs="Arial Narrow"/>
@@ -8445,7 +8435,7 @@
         <w:autoSpaceDN w:val="0"/>
         <w:adjustRightInd w:val="0"/>
         <w:spacing w:after="0" w:line="240" w:lineRule="auto"/>
-        <w:ind w:left="993" w:hanging="426"/>
+        <w:ind w:left="993" w:hanging="993"/>
         <w:jc w:val="both"/>
         <w:rPr>
           <w:rFonts w:ascii="Arial Narrow" w:eastAsia="Arial Narrow" w:hAnsi="Arial Narrow" w:cs="Arial Narrow"/>
@@ -8522,25 +8512,24 @@
           <w:sz w:val="16"/>
           <w:szCs w:val="16"/>
         </w:rPr>
+        <w:t xml:space="preserve"/>
+      </w:r>
+      <w:r>
+        <w:rPr>
+          <w:rFonts w:ascii="Arial Narrow" w:eastAsia="Arial Narrow" w:hAnsi="Arial Narrow" w:cs="Arial Narrow"/>
+          <w:sz w:val="16"/>
+          <w:szCs w:val="16"/>
+        </w:rPr>
+      </w:r>
+      <w:r>
+        <w:rPr>
+          <w:rFonts w:ascii="Arial Narrow" w:eastAsia="Arial Narrow" w:hAnsi="Arial Narrow" w:cs="Arial Narrow"/>
+          <w:b/>
+          <w:bCs/>
+          <w:sz w:val="16"/>
+          <w:szCs w:val="16"/>
+        </w:rPr>
         <w:tab/>
-        <w:t xml:space="preserve"/>
-      </w:r>
-      <w:r>
-        <w:rPr>
-          <w:rFonts w:ascii="Arial Narrow" w:eastAsia="Arial Narrow" w:hAnsi="Arial Narrow" w:cs="Arial Narrow"/>
-          <w:sz w:val="16"/>
-          <w:szCs w:val="16"/>
-        </w:rPr>
-        <w:tab/>
-      </w:r>
-      <w:r>
-        <w:rPr>
-          <w:rFonts w:ascii="Arial Narrow" w:eastAsia="Arial Narrow" w:hAnsi="Arial Narrow" w:cs="Arial Narrow"/>
-          <w:b/>
-          <w:bCs/>
-          <w:sz w:val="16"/>
-          <w:szCs w:val="16"/>
-        </w:rPr>
         <w:t>TEXTO ÚNICO ORDENADO DEL CÓDIGO PROCESAL CIVIL, APROBADO POR RESOLUCIÓN MINISTERIAL 010-93-JUS</w:t>
       </w:r>
     </w:p>
@@ -8735,32 +8724,31 @@
           <w:szCs w:val="16"/>
           <w:vertAlign w:val="superscript"/>
         </w:rPr>
+        <w:t xml:space="preserve"/>
+      </w:r>
+      <w:r>
+        <w:rPr>
+          <w:rFonts w:ascii="Arial Narrow" w:eastAsia="Arial Narrow" w:hAnsi="Arial Narrow" w:cs="Arial Narrow"/>
+          <w:sz w:val="16"/>
+          <w:szCs w:val="16"/>
+        </w:rPr>
+        <w:t xml:space="preserve"/>
+      </w:r>
+      <w:r>
+        <w:rPr>
+          <w:rFonts w:ascii="Arial Narrow" w:eastAsia="Arial Narrow" w:hAnsi="Arial Narrow" w:cs="Arial Narrow"/>
+          <w:sz w:val="16"/>
+          <w:szCs w:val="16"/>
+        </w:rPr>
+      </w:r>
+      <w:r>
+        <w:rPr>
+          <w:rFonts w:ascii="Arial Narrow" w:eastAsia="Arial Narrow" w:hAnsi="Arial Narrow" w:cs="Arial Narrow"/>
+          <w:b/>
+          <w:sz w:val="16"/>
+          <w:szCs w:val="16"/>
+        </w:rPr>
         <w:tab/>
-        <w:t xml:space="preserve"/>
-      </w:r>
-      <w:r>
-        <w:rPr>
-          <w:rFonts w:ascii="Arial Narrow" w:eastAsia="Arial Narrow" w:hAnsi="Arial Narrow" w:cs="Arial Narrow"/>
-          <w:sz w:val="16"/>
-          <w:szCs w:val="16"/>
-        </w:rPr>
-        <w:t xml:space="preserve"> </w:t>
-      </w:r>
-      <w:r>
-        <w:rPr>
-          <w:rFonts w:ascii="Arial Narrow" w:eastAsia="Arial Narrow" w:hAnsi="Arial Narrow" w:cs="Arial Narrow"/>
-          <w:sz w:val="16"/>
-          <w:szCs w:val="16"/>
-        </w:rPr>
-        <w:tab/>
-      </w:r>
-      <w:r>
-        <w:rPr>
-          <w:rFonts w:ascii="Arial Narrow" w:eastAsia="Arial Narrow" w:hAnsi="Arial Narrow" w:cs="Arial Narrow"/>
-          <w:b/>
-          <w:sz w:val="16"/>
-          <w:szCs w:val="16"/>
-        </w:rPr>
         <w:t>LEY 29571, CÓDIGO DE PROTECCIÓN Y DEFENSA DEL CONSUMIDOR</w:t>
       </w:r>
       <w:r>
@@ -8964,25 +8952,24 @@
           <w:sz w:val="16"/>
           <w:szCs w:val="16"/>
         </w:rPr>
+        <w:t xml:space="preserve"/>
+      </w:r>
+      <w:r>
+        <w:rPr>
+          <w:rFonts w:ascii="Arial Narrow" w:eastAsia="Arial Narrow" w:hAnsi="Arial Narrow" w:cs="Arial Narrow"/>
+          <w:sz w:val="16"/>
+          <w:szCs w:val="16"/>
+        </w:rPr>
+      </w:r>
+      <w:r>
+        <w:rPr>
+          <w:rFonts w:ascii="Arial Narrow" w:eastAsia="Arial Narrow" w:hAnsi="Arial Narrow" w:cs="Arial Narrow"/>
+          <w:b/>
+          <w:bCs/>
+          <w:sz w:val="16"/>
+          <w:szCs w:val="16"/>
+        </w:rPr>
         <w:tab/>
-        <w:t xml:space="preserve"/>
-      </w:r>
-      <w:r>
-        <w:rPr>
-          <w:rFonts w:ascii="Arial Narrow" w:eastAsia="Arial Narrow" w:hAnsi="Arial Narrow" w:cs="Arial Narrow"/>
-          <w:sz w:val="16"/>
-          <w:szCs w:val="16"/>
-        </w:rPr>
-        <w:tab/>
-      </w:r>
-      <w:r>
-        <w:rPr>
-          <w:rFonts w:ascii="Arial Narrow" w:eastAsia="Arial Narrow" w:hAnsi="Arial Narrow" w:cs="Arial Narrow"/>
-          <w:b/>
-          <w:bCs/>
-          <w:sz w:val="16"/>
-          <w:szCs w:val="16"/>
-        </w:rPr>
         <w:t xml:space="preserve">LEY 29571, CÓDIGO DE PROTECCIÓN Y DEFENSA DEL CONSUMIDOR, publicado el 2 de setiembre de 2010 y modificado por Decreto Legislativo 1308 </w:t>
       </w:r>
     </w:p>
@@ -9801,24 +9788,23 @@
           <w:sz w:val="16"/>
           <w:szCs w:val="16"/>
         </w:rPr>
+        <w:t xml:space="preserve"/>
+      </w:r>
+      <w:r>
+        <w:rPr>
+          <w:rFonts w:ascii="Arial Narrow" w:eastAsia="Arial Narrow" w:hAnsi="Arial Narrow" w:cs="Arial Narrow"/>
+          <w:sz w:val="16"/>
+          <w:szCs w:val="16"/>
+        </w:rPr>
+      </w:r>
+      <w:r>
+        <w:rPr>
+          <w:rFonts w:ascii="Arial Narrow" w:eastAsia="Arial Narrow" w:hAnsi="Arial Narrow" w:cs="Arial Narrow"/>
+          <w:b/>
+          <w:sz w:val="16"/>
+          <w:szCs w:val="16"/>
+        </w:rPr>
         <w:tab/>
-        <w:t xml:space="preserve"/>
-      </w:r>
-      <w:r>
-        <w:rPr>
-          <w:rFonts w:ascii="Arial Narrow" w:eastAsia="Arial Narrow" w:hAnsi="Arial Narrow" w:cs="Arial Narrow"/>
-          <w:sz w:val="16"/>
-          <w:szCs w:val="16"/>
-        </w:rPr>
-        <w:tab/>
-      </w:r>
-      <w:r>
-        <w:rPr>
-          <w:rFonts w:ascii="Arial Narrow" w:eastAsia="Arial Narrow" w:hAnsi="Arial Narrow" w:cs="Arial Narrow"/>
-          <w:b/>
-          <w:sz w:val="16"/>
-          <w:szCs w:val="16"/>
-        </w:rPr>
         <w:t>LEY 29571, CÓDIGO DE PROTECCIÓN Y DEFENSA DEL CONSUMIDOR</w:t>
       </w:r>
       <w:r>
@@ -10033,7 +10019,6 @@
           <w:sz w:val="16"/>
           <w:szCs w:val="16"/>
         </w:rPr>
-        <w:tab/>
         <w:t xml:space="preserve"/>
       </w:r>
       <w:r>
@@ -10151,31 +10136,30 @@
           <w:sz w:val="16"/>
           <w:szCs w:val="16"/>
         </w:rPr>
+        <w:t xml:space="preserve"/>
+      </w:r>
+      <w:r>
+        <w:rPr>
+          <w:rFonts w:ascii="Arial Narrow" w:eastAsia="Arial Narrow" w:hAnsi="Arial Narrow" w:cs="Arial Narrow"/>
+          <w:sz w:val="16"/>
+          <w:szCs w:val="16"/>
+        </w:rPr>
+      </w:r>
+      <w:r>
+        <w:rPr>
+          <w:rFonts w:ascii="Arial Narrow" w:eastAsia="Arial Narrow" w:hAnsi="Arial Narrow" w:cs="Arial Narrow"/>
+          <w:b/>
+          <w:sz w:val="16"/>
+          <w:szCs w:val="16"/>
+        </w:rPr>
         <w:tab/>
-        <w:t xml:space="preserve"/>
-      </w:r>
-      <w:r>
-        <w:rPr>
-          <w:rFonts w:ascii="Arial Narrow" w:eastAsia="Arial Narrow" w:hAnsi="Arial Narrow" w:cs="Arial Narrow"/>
-          <w:sz w:val="16"/>
-          <w:szCs w:val="16"/>
-        </w:rPr>
-        <w:tab/>
-      </w:r>
-      <w:r>
-        <w:rPr>
-          <w:rFonts w:ascii="Arial Narrow" w:eastAsia="Arial Narrow" w:hAnsi="Arial Narrow" w:cs="Arial Narrow"/>
-          <w:b/>
-          <w:sz w:val="16"/>
-          <w:szCs w:val="16"/>
-        </w:rPr>
         <w:t>TEXTO ÚNICO ORDENADO DE LA LEY DEL PROCEDIMIENTO ADMINISTRATIVO GENERAL, aprobado mediante Decreto Supremo 006-2026-JUS y publicado el 30 de abril de 2026</w:t>
       </w:r>
     </w:p>
     <w:p>
       <w:pPr>
         <w:pStyle w:val="Textonotapie"/>
-        <w:ind w:left="1134" w:hanging="567"/>
+        <w:ind w:left="1134"/>
         <w:jc w:val="both"/>
         <w:rPr>
           <w:rFonts w:ascii="Arial Narrow" w:eastAsia="Arial Narrow" w:hAnsi="Arial Narrow" w:cs="Arial Narrow"/>

--- a/plantillas_maestras/01_seguro_vehicular/clausula_abusiva/2_o_mas_ddos_varios/varon/TPL_0798_2026_SEGURO_VEHICULAR_CLAUSULA_ABUSIVA_ASEGURADORA_VARON_R2.docx
+++ b/plantillas_maestras/01_seguro_vehicular/clausula_abusiva/2_o_mas_ddos_varios/varon/TPL_0798_2026_SEGURO_VEHICULAR_CLAUSULA_ABUSIVA_ASEGURADORA_VARON_R2.docx
@@ -2838,17 +2838,17 @@
           <w:lang w:eastAsia="es-PE"/>
           <w14:ligatures w14:val="none"/>
         </w:rPr>
-        <w:t>habría brindado una respuesta inadecuada al reclamo 26-SBS021815 presentado por el denunciante</w:t>
-      </w:r>
-      <w:r>
-        <w:rPr>
-          <w:rFonts w:ascii="Arial Narrow" w:eastAsia="Arial Narrow" w:hAnsi="Arial Narrow" w:cs="Arial Narrow"/>
-          <w:kern w:val="0"/>
-          <w14:ligatures w14:val="none"/>
-          <w:sz w:val="22"/>
-          <w:szCs w:val="22"/>
-        </w:rPr>
-        <w:t>. Por consiguiente, corresponde calificar el hecho materia de denuncia como una presunta infracción al numeral 88.1 del artículo 88 del Código</w:t>
+        <w:t xml:space="preserve">habría brindado una respuesta inadecuada al reclamo 26-SBS021815 presentado por el denunciante</w:t>
+      </w:r>
+      <w:r>
+        <w:rPr>
+          <w:rFonts w:ascii="Arial Narrow" w:eastAsia="Arial Narrow" w:hAnsi="Arial Narrow" w:cs="Arial Narrow"/>
+          <w:kern w:val="0"/>
+          <w14:ligatures w14:val="none"/>
+          <w:sz w:val="22"/>
+          <w:szCs w:val="22"/>
+        </w:rPr>
+        <w:t xml:space="preserve">; involucraría una presunta afectación a su derecho de recibir respuestas adecuadas a los reclamos formulados. Por consiguiente, corresponde calificar el hecho materia de denuncia como una presunta infracción al numeral 88.1 del artículo 88 del Código</w:t>
       </w:r>
       <w:bookmarkEnd w:id="11"/>
       <w:r>
@@ -2877,7 +2877,7 @@
           <w:lang w:eastAsia="es-PE"/>
           <w14:ligatures w14:val="none"/>
         </w:rPr>
-        <w:t>.</w:t>
+        <w:t xml:space="preserve">.</w:t>
       </w:r>
     </w:p>
     <w:bookmarkEnd w:id="12"/>
@@ -4749,7 +4749,7 @@
           <w:sz w:val="22"/>
           <w:szCs w:val="22"/>
         </w:rPr>
-        <w:t xml:space="preserve">correr traslado de la presente resolución a Rímac Seguros y Reaseguros S.A. para que, de conformidad con lo dispuesto por el artículo 26 de la Ley sobre Facultades, Normas y Organización del Indecopi, aprobada por Decreto Legislativo 807</w:t>
+        <w:t xml:space="preserve">correr traslado de la denuncia del 9 de marzo de 2026, complementado mediante escrito del 24 de marzo de 2026 a Rímac Seguros y Reaseguros S.A. para que, de conformidad con lo dispuesto por el artículo 26 de la Ley sobre Facultades, Normas y Organización del Indecopi, aprobada por Decreto Legislativo 807</w:t>
       </w:r>
       <w:r>
         <w:rPr>
